--- a/Manual_TrueLift.docx
+++ b/Manual_TrueLift.docx
@@ -107,7 +107,7 @@
           <w:sz w:val="22"/>
           <w:szCs w:val="22"/>
         </w:rPr>
-        <w:t xml:space="preserve">Edición de septiembre de 2026</w:t>
+        <w:t xml:space="preserve">Edición de octubre de 2026</w:t>
       </w:r>
     </w:p>
     <w:p>
@@ -938,7 +938,7 @@
                 <w:sz w:val="20"/>
                 <w:szCs w:val="20"/>
               </w:rPr>
-              <w:t xml:space="preserve">Cronómetro de descanso con alarma, cronómetro flotante (Android) y actividad en directo (iPhone)</w:t>
+              <w:t xml:space="preserve">Cronómetro de descanso con alarma y pitidos de los minutos, cronómetro flotante (Android) y actividad en directo (iPhone)</w:t>
             </w:r>
           </w:p>
         </w:tc>
@@ -1463,7 +1463,7 @@
                 <w:sz w:val="20"/>
                 <w:szCs w:val="20"/>
               </w:rPr>
-              <w:t xml:space="preserve">Compartir una sesión como imagen</w:t>
+              <w:t xml:space="preserve">Compartir una sesión como imagen, también con tu foto de fondo</w:t>
             </w:r>
           </w:p>
         </w:tc>
@@ -2054,6 +2054,7 @@
         <w:tc>
           <w:tcPr>
             <w:tcW w:type="dxa" w:w="6260"/>
+            <w:shd w:fill="F5F5F5" w:val="clear"/>
             <w:tcMar>
               <w:top w:type="dxa" w:w="80"/>
               <w:left w:type="dxa" w:w="120"/>
@@ -2081,6 +2082,7 @@
         <w:tc>
           <w:tcPr>
             <w:tcW w:type="dxa" w:w="1550"/>
+            <w:shd w:fill="F5F5F5" w:val="clear"/>
             <w:tcMar>
               <w:top w:type="dxa" w:w="80"/>
               <w:left w:type="dxa" w:w="120"/>
@@ -2108,6 +2110,7 @@
         <w:tc>
           <w:tcPr>
             <w:tcW w:type="dxa" w:w="1550"/>
+            <w:shd w:fill="F5F5F5" w:val="clear"/>
             <w:tcMar>
               <w:top w:type="dxa" w:w="80"/>
               <w:left w:type="dxa" w:w="120"/>
@@ -2226,6 +2229,7 @@
         <w:tc>
           <w:tcPr>
             <w:tcW w:type="dxa" w:w="6260"/>
+            <w:shd w:fill="F5F5F5" w:val="clear"/>
             <w:tcMar>
               <w:top w:type="dxa" w:w="80"/>
               <w:left w:type="dxa" w:w="120"/>
@@ -2253,6 +2257,7 @@
         <w:tc>
           <w:tcPr>
             <w:tcW w:type="dxa" w:w="1550"/>
+            <w:shd w:fill="F5F5F5" w:val="clear"/>
             <w:tcMar>
               <w:top w:type="dxa" w:w="80"/>
               <w:left w:type="dxa" w:w="120"/>
@@ -2280,6 +2285,7 @@
         <w:tc>
           <w:tcPr>
             <w:tcW w:type="dxa" w:w="1550"/>
+            <w:shd w:fill="F5F5F5" w:val="clear"/>
             <w:tcMar>
               <w:top w:type="dxa" w:w="80"/>
               <w:left w:type="dxa" w:w="120"/>
@@ -2301,6 +2307,92 @@
                 <w:szCs w:val="20"/>
               </w:rPr>
               <w:t>✓</w:t>
+            </w:r>
+          </w:p>
+        </w:tc>
+      </w:tr>
+      <w:tr>
+        <w:trPr>
+          <w:tblHeader w:val="false"/>
+        </w:trPr>
+        <w:tc>
+          <w:tcPr>
+            <w:tcW w:type="dxa" w:w="6260"/>
+            <w:tcMar>
+              <w:top w:type="dxa" w:w="80"/>
+              <w:left w:type="dxa" w:w="120"/>
+              <w:bottom w:type="dxa" w:w="80"/>
+              <w:right w:type="dxa" w:w="120"/>
+            </w:tcMar>
+          </w:tcPr>
+          <w:p>
+            <w:pPr>
+              <w:jc w:val="left"/>
+            </w:pPr>
+            <w:r>
+              <w:rPr>
+                <w:rFonts w:ascii="Calibri" w:cs="Calibri" w:eastAsia="Calibri" w:hAnsi="Calibri"/>
+                <w:b w:val="false"/>
+                <w:bCs w:val="false"/>
+                <w:color w:val="1A1A1A"/>
+                <w:sz w:val="20"/>
+                <w:szCs w:val="20"/>
+              </w:rPr>
+              <w:t xml:space="preserve">Reiniciar la base de rendimiento de un ejercicio y registro fijo por ejercicio</w:t>
+            </w:r>
+          </w:p>
+        </w:tc>
+        <w:tc>
+          <w:tcPr>
+            <w:tcW w:type="dxa" w:w="1550"/>
+            <w:tcMar>
+              <w:top w:type="dxa" w:w="80"/>
+              <w:left w:type="dxa" w:w="120"/>
+              <w:bottom w:type="dxa" w:w="80"/>
+              <w:right w:type="dxa" w:w="120"/>
+            </w:tcMar>
+          </w:tcPr>
+          <w:p>
+            <w:pPr>
+              <w:jc w:val="center"/>
+            </w:pPr>
+            <w:r>
+              <w:rPr>
+                <w:rFonts w:ascii="Calibri" w:cs="Calibri" w:eastAsia="Calibri" w:hAnsi="Calibri"/>
+                <w:b w:val="false"/>
+                <w:bCs w:val="false"/>
+                <w:color w:val="1A1A1A"/>
+                <w:sz w:val="20"/>
+                <w:szCs w:val="20"/>
+              </w:rPr>
+              <w:t xml:space="preserve">✓</w:t>
+            </w:r>
+          </w:p>
+        </w:tc>
+        <w:tc>
+          <w:tcPr>
+            <w:tcW w:type="dxa" w:w="1550"/>
+            <w:tcMar>
+              <w:top w:type="dxa" w:w="80"/>
+              <w:left w:type="dxa" w:w="120"/>
+              <w:bottom w:type="dxa" w:w="80"/>
+              <w:right w:type="dxa" w:w="120"/>
+            </w:tcMar>
+          </w:tcPr>
+          <w:p>
+            <w:pPr>
+              <w:jc w:val="center"/>
+            </w:pPr>
+            <w:r>
+              <w:rPr>
+                <w:rFonts w:ascii="Calibri" w:cs="Calibri" w:eastAsia="Calibri" w:hAnsi="Calibri"/>
+                <w:b w:val="false"/>
+                <w:bCs w:val="false"/>
+                <w:color w:val="1A1A1A"/>
+                <w:sz w:val="20"/>
+                <w:szCs w:val="20"/>
+              </w:rPr>
+              <w:t xml:space="preserve">✓</w:t>
             </w:r>
           </w:p>
         </w:tc>
@@ -2508,96 +2600,7 @@
                 <w:sz w:val="20"/>
                 <w:szCs w:val="20"/>
               </w:rPr>
-              <w:t xml:space="preserve">Crear ejercicios propios en la biblioteca</w:t>
-            </w:r>
-          </w:p>
-        </w:tc>
-        <w:tc>
-          <w:tcPr>
-            <w:tcW w:type="dxa" w:w="1550"/>
-            <w:shd w:fill="F5F5F5" w:val="clear"/>
-            <w:tcMar>
-              <w:top w:type="dxa" w:w="80"/>
-              <w:left w:type="dxa" w:w="120"/>
-              <w:bottom w:type="dxa" w:w="80"/>
-              <w:right w:type="dxa" w:w="120"/>
-            </w:tcMar>
-          </w:tcPr>
-          <w:p>
-            <w:pPr>
-              <w:jc w:val="center"/>
-            </w:pPr>
-            <w:r>
-              <w:rPr>
-                <w:rFonts w:ascii="Calibri" w:cs="Calibri" w:eastAsia="Calibri" w:hAnsi="Calibri"/>
-                <w:b w:val="false"/>
-                <w:bCs w:val="false"/>
-                <w:color w:val="1A1A1A"/>
-                <w:sz w:val="20"/>
-                <w:szCs w:val="20"/>
-              </w:rPr>
-              <w:t xml:space="preserve">—</w:t>
-            </w:r>
-          </w:p>
-        </w:tc>
-        <w:tc>
-          <w:tcPr>
-            <w:tcW w:type="dxa" w:w="1550"/>
-            <w:shd w:fill="F5F5F5" w:val="clear"/>
-            <w:tcMar>
-              <w:top w:type="dxa" w:w="80"/>
-              <w:left w:type="dxa" w:w="120"/>
-              <w:bottom w:type="dxa" w:w="80"/>
-              <w:right w:type="dxa" w:w="120"/>
-            </w:tcMar>
-          </w:tcPr>
-          <w:p>
-            <w:pPr>
-              <w:jc w:val="center"/>
-            </w:pPr>
-            <w:r>
-              <w:rPr>
-                <w:rFonts w:ascii="Calibri" w:cs="Calibri" w:eastAsia="Calibri" w:hAnsi="Calibri"/>
-                <w:b w:val="false"/>
-                <w:bCs w:val="false"/>
-                <w:color w:val="1A1A1A"/>
-                <w:sz w:val="20"/>
-                <w:szCs w:val="20"/>
-              </w:rPr>
-              <w:t xml:space="preserve">✓</w:t>
-            </w:r>
-          </w:p>
-        </w:tc>
-      </w:tr>
-      <w:tr>
-        <w:trPr>
-          <w:tblHeader w:val="false"/>
-        </w:trPr>
-        <w:tc>
-          <w:tcPr>
-            <w:tcW w:type="dxa" w:w="6260"/>
-            <w:shd w:fill="F5F5F5" w:val="clear"/>
-            <w:tcMar>
-              <w:top w:type="dxa" w:w="80"/>
-              <w:left w:type="dxa" w:w="120"/>
-              <w:bottom w:type="dxa" w:w="80"/>
-              <w:right w:type="dxa" w:w="120"/>
-            </w:tcMar>
-          </w:tcPr>
-          <w:p>
-            <w:pPr>
-              <w:jc w:val="left"/>
-            </w:pPr>
-            <w:r>
-              <w:rPr>
-                <w:rFonts w:ascii="Calibri" w:cs="Calibri" w:eastAsia="Calibri" w:hAnsi="Calibri"/>
-                <w:b w:val="false"/>
-                <w:bCs w:val="false"/>
-                <w:color w:val="1A1A1A"/>
-                <w:sz w:val="20"/>
-                <w:szCs w:val="20"/>
-              </w:rPr>
-              <w:t xml:space="preserve">Rutinas PRO listas para entrenar</w:t>
+              <w:t xml:space="preserve">Crear ejercicios propios en la biblioteca, por repeticiones o por tiempo</w:t>
             </w:r>
           </w:p>
         </w:tc>
@@ -2685,7 +2688,7 @@
                 <w:sz w:val="20"/>
                 <w:szCs w:val="20"/>
               </w:rPr>
-              <w:t xml:space="preserve">Crear tu rutina con IA (cuestionario + prompt)</w:t>
+              <w:t xml:space="preserve">Rutinas PRO listas para entrenar</w:t>
             </w:r>
           </w:p>
         </w:tc>
@@ -2772,7 +2775,7 @@
                 <w:sz w:val="20"/>
                 <w:szCs w:val="20"/>
               </w:rPr>
-              <w:t xml:space="preserve">Drop sets</w:t>
+              <w:t xml:space="preserve">Crear tu rutina con IA (cuestionario + prompt)</w:t>
             </w:r>
           </w:p>
         </w:tc>
@@ -2860,7 +2863,182 @@
                 <w:sz w:val="20"/>
                 <w:szCs w:val="20"/>
               </w:rPr>
+              <w:t xml:space="preserve">Drop sets</w:t>
+            </w:r>
+          </w:p>
+        </w:tc>
+        <w:tc>
+          <w:tcPr>
+            <w:tcW w:type="dxa" w:w="1550"/>
+            <w:tcMar>
+              <w:top w:type="dxa" w:w="80"/>
+              <w:left w:type="dxa" w:w="120"/>
+              <w:bottom w:type="dxa" w:w="80"/>
+              <w:right w:type="dxa" w:w="120"/>
+            </w:tcMar>
+          </w:tcPr>
+          <w:p>
+            <w:pPr>
+              <w:jc w:val="center"/>
+            </w:pPr>
+            <w:r>
+              <w:rPr>
+                <w:rFonts w:ascii="Calibri" w:cs="Calibri" w:eastAsia="Calibri" w:hAnsi="Calibri"/>
+                <w:b w:val="false"/>
+                <w:bCs w:val="false"/>
+                <w:color w:val="1A1A1A"/>
+                <w:sz w:val="20"/>
+                <w:szCs w:val="20"/>
+              </w:rPr>
+              <w:t xml:space="preserve">—</w:t>
+            </w:r>
+          </w:p>
+        </w:tc>
+        <w:tc>
+          <w:tcPr>
+            <w:tcW w:type="dxa" w:w="1550"/>
+            <w:tcMar>
+              <w:top w:type="dxa" w:w="80"/>
+              <w:left w:type="dxa" w:w="120"/>
+              <w:bottom w:type="dxa" w:w="80"/>
+              <w:right w:type="dxa" w:w="120"/>
+            </w:tcMar>
+          </w:tcPr>
+          <w:p>
+            <w:pPr>
+              <w:jc w:val="center"/>
+            </w:pPr>
+            <w:r>
+              <w:rPr>
+                <w:rFonts w:ascii="Calibri" w:cs="Calibri" w:eastAsia="Calibri" w:hAnsi="Calibri"/>
+                <w:b w:val="false"/>
+                <w:bCs w:val="false"/>
+                <w:color w:val="1A1A1A"/>
+                <w:sz w:val="20"/>
+                <w:szCs w:val="20"/>
+              </w:rPr>
+              <w:t xml:space="preserve">✓</w:t>
+            </w:r>
+          </w:p>
+        </w:tc>
+      </w:tr>
+      <w:tr>
+        <w:trPr>
+          <w:tblHeader w:val="false"/>
+        </w:trPr>
+        <w:tc>
+          <w:tcPr>
+            <w:tcW w:type="dxa" w:w="6260"/>
+            <w:shd w:fill="F5F5F5" w:val="clear"/>
+            <w:tcMar>
+              <w:top w:type="dxa" w:w="80"/>
+              <w:left w:type="dxa" w:w="120"/>
+              <w:bottom w:type="dxa" w:w="80"/>
+              <w:right w:type="dxa" w:w="120"/>
+            </w:tcMar>
+          </w:tcPr>
+          <w:p>
+            <w:pPr>
+              <w:jc w:val="left"/>
+            </w:pPr>
+            <w:r>
+              <w:rPr>
+                <w:rFonts w:ascii="Calibri" w:cs="Calibri" w:eastAsia="Calibri" w:hAnsi="Calibri"/>
+                <w:b w:val="false"/>
+                <w:bCs w:val="false"/>
+                <w:color w:val="1A1A1A"/>
+                <w:sz w:val="20"/>
+                <w:szCs w:val="20"/>
+              </w:rPr>
               <w:t xml:space="preserve">Superseries</w:t>
+            </w:r>
+          </w:p>
+        </w:tc>
+        <w:tc>
+          <w:tcPr>
+            <w:tcW w:type="dxa" w:w="1550"/>
+            <w:shd w:fill="F5F5F5" w:val="clear"/>
+            <w:tcMar>
+              <w:top w:type="dxa" w:w="80"/>
+              <w:left w:type="dxa" w:w="120"/>
+              <w:bottom w:type="dxa" w:w="80"/>
+              <w:right w:type="dxa" w:w="120"/>
+            </w:tcMar>
+          </w:tcPr>
+          <w:p>
+            <w:pPr>
+              <w:jc w:val="center"/>
+            </w:pPr>
+            <w:r>
+              <w:rPr>
+                <w:rFonts w:ascii="Calibri" w:cs="Calibri" w:eastAsia="Calibri" w:hAnsi="Calibri"/>
+                <w:b w:val="false"/>
+                <w:bCs w:val="false"/>
+                <w:color w:val="1A1A1A"/>
+                <w:sz w:val="20"/>
+                <w:szCs w:val="20"/>
+              </w:rPr>
+              <w:t xml:space="preserve">—</w:t>
+            </w:r>
+          </w:p>
+        </w:tc>
+        <w:tc>
+          <w:tcPr>
+            <w:tcW w:type="dxa" w:w="1550"/>
+            <w:shd w:fill="F5F5F5" w:val="clear"/>
+            <w:tcMar>
+              <w:top w:type="dxa" w:w="80"/>
+              <w:left w:type="dxa" w:w="120"/>
+              <w:bottom w:type="dxa" w:w="80"/>
+              <w:right w:type="dxa" w:w="120"/>
+            </w:tcMar>
+          </w:tcPr>
+          <w:p>
+            <w:pPr>
+              <w:jc w:val="center"/>
+            </w:pPr>
+            <w:r>
+              <w:rPr>
+                <w:rFonts w:ascii="Calibri" w:cs="Calibri" w:eastAsia="Calibri" w:hAnsi="Calibri"/>
+                <w:b w:val="false"/>
+                <w:bCs w:val="false"/>
+                <w:color w:val="1A1A1A"/>
+                <w:sz w:val="20"/>
+                <w:szCs w:val="20"/>
+              </w:rPr>
+              <w:t xml:space="preserve">✓</w:t>
+            </w:r>
+          </w:p>
+        </w:tc>
+      </w:tr>
+      <w:tr>
+        <w:trPr>
+          <w:tblHeader w:val="false"/>
+        </w:trPr>
+        <w:tc>
+          <w:tcPr>
+            <w:tcW w:type="dxa" w:w="6260"/>
+            <w:tcMar>
+              <w:top w:type="dxa" w:w="80"/>
+              <w:left w:type="dxa" w:w="120"/>
+              <w:bottom w:type="dxa" w:w="80"/>
+              <w:right w:type="dxa" w:w="120"/>
+            </w:tcMar>
+          </w:tcPr>
+          <w:p>
+            <w:pPr>
+              <w:jc w:val="left"/>
+            </w:pPr>
+            <w:r>
+              <w:rPr>
+                <w:rFonts w:ascii="Calibri" w:cs="Calibri" w:eastAsia="Calibri" w:hAnsi="Calibri"/>
+                <w:b w:val="false"/>
+                <w:bCs w:val="false"/>
+                <w:color w:val="1A1A1A"/>
+                <w:sz w:val="20"/>
+                <w:szCs w:val="20"/>
+              </w:rPr>
+              <w:t xml:space="preserve">Rest-pause</w:t>
             </w:r>
           </w:p>
         </w:tc>
@@ -3101,6 +3279,7 @@
         <w:tc>
           <w:tcPr>
             <w:tcW w:type="dxa" w:w="6260"/>
+            <w:shd w:fill="F5F5F5" w:val="clear"/>
             <w:tcMar>
               <w:top w:type="dxa" w:w="80"/>
               <w:left w:type="dxa" w:w="120"/>
@@ -3128,6 +3307,7 @@
         <w:tc>
           <w:tcPr>
             <w:tcW w:type="dxa" w:w="1550"/>
+            <w:shd w:fill="F5F5F5" w:val="clear"/>
             <w:tcMar>
               <w:top w:type="dxa" w:w="80"/>
               <w:left w:type="dxa" w:w="120"/>
@@ -3155,6 +3335,7 @@
         <w:tc>
           <w:tcPr>
             <w:tcW w:type="dxa" w:w="1550"/>
+            <w:shd w:fill="F5F5F5" w:val="clear"/>
             <w:tcMar>
               <w:top w:type="dxa" w:w="80"/>
               <w:left w:type="dxa" w:w="120"/>
@@ -3187,6 +3368,92 @@
         <w:tc>
           <w:tcPr>
             <w:tcW w:type="dxa" w:w="6260"/>
+            <w:tcMar>
+              <w:top w:type="dxa" w:w="80"/>
+              <w:left w:type="dxa" w:w="120"/>
+              <w:bottom w:type="dxa" w:w="80"/>
+              <w:right w:type="dxa" w:w="120"/>
+            </w:tcMar>
+          </w:tcPr>
+          <w:p>
+            <w:pPr>
+              <w:jc w:val="left"/>
+            </w:pPr>
+            <w:r>
+              <w:rPr>
+                <w:rFonts w:ascii="Calibri" w:cs="Calibri" w:eastAsia="Calibri" w:hAnsi="Calibri"/>
+                <w:b w:val="false"/>
+                <w:bCs w:val="false"/>
+                <w:color w:val="1A1A1A"/>
+                <w:sz w:val="20"/>
+                <w:szCs w:val="20"/>
+              </w:rPr>
+              <w:t xml:space="preserve">Fase de la dieta (déficit / normocalórica / superávit)</w:t>
+            </w:r>
+          </w:p>
+        </w:tc>
+        <w:tc>
+          <w:tcPr>
+            <w:tcW w:type="dxa" w:w="1550"/>
+            <w:tcMar>
+              <w:top w:type="dxa" w:w="80"/>
+              <w:left w:type="dxa" w:w="120"/>
+              <w:bottom w:type="dxa" w:w="80"/>
+              <w:right w:type="dxa" w:w="120"/>
+            </w:tcMar>
+          </w:tcPr>
+          <w:p>
+            <w:pPr>
+              <w:jc w:val="center"/>
+            </w:pPr>
+            <w:r>
+              <w:rPr>
+                <w:rFonts w:ascii="Calibri" w:cs="Calibri" w:eastAsia="Calibri" w:hAnsi="Calibri"/>
+                <w:b w:val="false"/>
+                <w:bCs w:val="false"/>
+                <w:color w:val="1A1A1A"/>
+                <w:sz w:val="20"/>
+                <w:szCs w:val="20"/>
+              </w:rPr>
+              <w:t xml:space="preserve">—</w:t>
+            </w:r>
+          </w:p>
+        </w:tc>
+        <w:tc>
+          <w:tcPr>
+            <w:tcW w:type="dxa" w:w="1550"/>
+            <w:tcMar>
+              <w:top w:type="dxa" w:w="80"/>
+              <w:left w:type="dxa" w:w="120"/>
+              <w:bottom w:type="dxa" w:w="80"/>
+              <w:right w:type="dxa" w:w="120"/>
+            </w:tcMar>
+          </w:tcPr>
+          <w:p>
+            <w:pPr>
+              <w:jc w:val="center"/>
+            </w:pPr>
+            <w:r>
+              <w:rPr>
+                <w:rFonts w:ascii="Calibri" w:cs="Calibri" w:eastAsia="Calibri" w:hAnsi="Calibri"/>
+                <w:b w:val="false"/>
+                <w:bCs w:val="false"/>
+                <w:color w:val="1A1A1A"/>
+                <w:sz w:val="20"/>
+                <w:szCs w:val="20"/>
+              </w:rPr>
+              <w:t xml:space="preserve">✓</w:t>
+            </w:r>
+          </w:p>
+        </w:tc>
+      </w:tr>
+      <w:tr>
+        <w:trPr>
+          <w:tblHeader w:val="false"/>
+        </w:trPr>
+        <w:tc>
+          <w:tcPr>
+            <w:tcW w:type="dxa" w:w="6260"/>
             <w:shd w:fill="F5F5F5" w:val="clear"/>
             <w:tcMar>
               <w:top w:type="dxa" w:w="80"/>
@@ -3208,7 +3475,7 @@
                 <w:sz w:val="20"/>
                 <w:szCs w:val="20"/>
               </w:rPr>
-              <w:t xml:space="preserve">Fase de la dieta (déficit / normocalórica / superávit)</w:t>
+              <w:t xml:space="preserve">Prueba de reordenación por estancamiento</w:t>
             </w:r>
           </w:p>
         </w:tc>
@@ -3296,7 +3563,7 @@
                 <w:sz w:val="20"/>
                 <w:szCs w:val="20"/>
               </w:rPr>
-              <w:t xml:space="preserve">Prueba de reordenación por estancamiento</w:t>
+              <w:t xml:space="preserve">Modo descarga manual y descarga sugerida</w:t>
             </w:r>
           </w:p>
         </w:tc>
@@ -3383,7 +3650,7 @@
                 <w:sz w:val="20"/>
                 <w:szCs w:val="20"/>
               </w:rPr>
-              <w:t xml:space="preserve">Modo descarga manual y descarga sugerida</w:t>
+              <w:t xml:space="preserve">Informe mensual, con su apartado de cardio</w:t>
             </w:r>
           </w:p>
         </w:tc>
@@ -3471,7 +3738,7 @@
                 <w:sz w:val="20"/>
                 <w:szCs w:val="20"/>
               </w:rPr>
-              <w:t xml:space="preserve">Informe mensual</w:t>
+              <w:t xml:space="preserve">Evolución corporal: gráficas de tus medidas y comparador de fotos</w:t>
             </w:r>
           </w:p>
         </w:tc>
@@ -3558,7 +3825,7 @@
                 <w:sz w:val="20"/>
                 <w:szCs w:val="20"/>
               </w:rPr>
-              <w:t xml:space="preserve">Evolución corporal: gráficas de tus medidas y comparador de fotos</w:t>
+              <w:t xml:space="preserve">Pestaña Nutrición: peso-tendencia, tarjeta semanal, planificador de temporada, % de grasa, alimentos, vigilante de rendimiento, energía diaria, reparto en comidas y menú semanal con IA</w:t>
             </w:r>
           </w:p>
         </w:tc>
@@ -3619,92 +3886,6 @@
           </w:p>
         </w:tc>
       </w:tr>
-      <w:tr>
-        <w:trPr>
-          <w:tblHeader w:val="false"/>
-        </w:trPr>
-        <w:tc>
-          <w:tcPr>
-            <w:tcW w:type="dxa" w:w="6260"/>
-            <w:tcMar>
-              <w:top w:type="dxa" w:w="80"/>
-              <w:left w:type="dxa" w:w="120"/>
-              <w:bottom w:type="dxa" w:w="80"/>
-              <w:right w:type="dxa" w:w="120"/>
-            </w:tcMar>
-          </w:tcPr>
-          <w:p>
-            <w:pPr>
-              <w:jc w:val="left"/>
-            </w:pPr>
-            <w:r>
-              <w:rPr>
-                <w:rFonts w:ascii="Calibri" w:cs="Calibri" w:eastAsia="Calibri" w:hAnsi="Calibri"/>
-                <w:b w:val="false"/>
-                <w:bCs w:val="false"/>
-                <w:color w:val="1A1A1A"/>
-                <w:sz w:val="20"/>
-                <w:szCs w:val="20"/>
-              </w:rPr>
-              <w:t xml:space="preserve">Pestaña Nutrición: peso-tendencia, tarjeta semanal, planificador de temporada, % de grasa, alimentos, vigilante de rendimiento</w:t>
-            </w:r>
-          </w:p>
-        </w:tc>
-        <w:tc>
-          <w:tcPr>
-            <w:tcW w:type="dxa" w:w="1550"/>
-            <w:tcMar>
-              <w:top w:type="dxa" w:w="80"/>
-              <w:left w:type="dxa" w:w="120"/>
-              <w:bottom w:type="dxa" w:w="80"/>
-              <w:right w:type="dxa" w:w="120"/>
-            </w:tcMar>
-          </w:tcPr>
-          <w:p>
-            <w:pPr>
-              <w:jc w:val="center"/>
-            </w:pPr>
-            <w:r>
-              <w:rPr>
-                <w:rFonts w:ascii="Calibri" w:cs="Calibri" w:eastAsia="Calibri" w:hAnsi="Calibri"/>
-                <w:b w:val="false"/>
-                <w:bCs w:val="false"/>
-                <w:color w:val="1A1A1A"/>
-                <w:sz w:val="20"/>
-                <w:szCs w:val="20"/>
-              </w:rPr>
-              <w:t xml:space="preserve">—</w:t>
-            </w:r>
-          </w:p>
-        </w:tc>
-        <w:tc>
-          <w:tcPr>
-            <w:tcW w:type="dxa" w:w="1550"/>
-            <w:tcMar>
-              <w:top w:type="dxa" w:w="80"/>
-              <w:left w:type="dxa" w:w="120"/>
-              <w:bottom w:type="dxa" w:w="80"/>
-              <w:right w:type="dxa" w:w="120"/>
-            </w:tcMar>
-          </w:tcPr>
-          <w:p>
-            <w:pPr>
-              <w:jc w:val="center"/>
-            </w:pPr>
-            <w:r>
-              <w:rPr>
-                <w:rFonts w:ascii="Calibri" w:cs="Calibri" w:eastAsia="Calibri" w:hAnsi="Calibri"/>
-                <w:b w:val="false"/>
-                <w:bCs w:val="false"/>
-                <w:color w:val="1A1A1A"/>
-                <w:sz w:val="20"/>
-                <w:szCs w:val="20"/>
-              </w:rPr>
-              <w:t xml:space="preserve">✓</w:t>
-            </w:r>
-          </w:p>
-        </w:tc>
-      </w:tr>
     </w:tbl>
     <w:p>
       <w:pPr>
@@ -3897,7 +4078,7 @@
           <w:sz w:val="22"/>
           <w:szCs w:val="22"/>
         </w:rPr>
-        <w:t xml:space="preserve">En la pantalla de la versión PRO hay tres modalidades: suscripción mensual, compra de un año y compra de por vida. El precio se muestra en la propia pantalla. Los pagos los gestiona Google Play con los métodos de tu cuenta. La compra queda asociada a tu cuenta de Google: si cambias de móvil o reinstalas, pulsa </w:t>
+        <w:t xml:space="preserve">En la pantalla de la versión PRO hay tres modalidades: suscripción mensual, compra de un año y compra de por vida. El precio se muestra en la propia pantalla. Los pagos los gestiona la tienda de tu móvil —Google Play en Android, App Store en el iPhone— con los métodos de tu cuenta. La compra queda asociada a esa cuenta: si cambias de móvil o reinstalas, pulsa </w:t>
       </w:r>
       <w:r>
         <w:rPr>
@@ -4406,13 +4587,35 @@
       <w:r>
         <w:rPr>
           <w:rFonts w:ascii="Calibri" w:cs="Calibri" w:eastAsia="Calibri" w:hAnsi="Calibri"/>
-          <w:b w:val="0"/>
-          <w:bCs w:val="false"/>
-          <w:color w:val="1A1A1A"/>
-          <w:sz w:val="22"/>
-          <w:szCs w:val="22"/>
-        </w:rPr>
-        <w:t>Se abre con el icono de ajustes (arriba a la derecha). Es un índice de seis categorías repartidas en tres bloques —Tu entrenamiento, Seguimiento y La app—; cada línea muestra su valor actual. Arriba está la tarjeta PRO, que abre la pantalla TrueLift PRO: estado de la prueba o compra, web, descarga del manual, app de escritorio Coach, contacto, política de privacidad y autor. Al pie figura la versión de la app. Dos decisiones que antes vivían aquí se toman ahora desde la pestaña Rutina, que es donde se miran: el material disponible y la semana de descarga.</w:t>
+          <w:b w:val="false"/>
+          <w:bCs w:val="false"/>
+          <w:color w:val="1A1A1A"/>
+          <w:sz w:val="22"/>
+          <w:szCs w:val="22"/>
+        </w:rPr>
+        <w:t xml:space="preserve">Se abre con el icono de ajustes (arriba a la derecha). Es un índice de categorías repartidas en tres bloques —Tu entrenamiento, Seguimiento y La app—; cada línea muestra su valor actual. Al pie figura la versión de la app. La pantalla TrueLift PRO —estado de la prueba o compra, web, descarga del manual, app de escritorio Coach, contacto, política de privacidad y autor— no se abre desde aquí, sino con el botón </w:t>
+      </w:r>
+      <w:r>
+        <w:rPr>
+          <w:rFonts w:ascii="Calibri" w:cs="Calibri" w:eastAsia="Calibri" w:hAnsi="Calibri"/>
+          <w:b/>
+          <w:bCs/>
+          <w:color w:val="1A1A1A"/>
+          <w:sz w:val="22"/>
+          <w:szCs w:val="22"/>
+        </w:rPr>
+        <w:t xml:space="preserve">PRO</w:t>
+      </w:r>
+      <w:r>
+        <w:rPr>
+          <w:rFonts w:ascii="Calibri" w:cs="Calibri" w:eastAsia="Calibri" w:hAnsi="Calibri"/>
+          <w:b w:val="false"/>
+          <w:bCs w:val="false"/>
+          <w:color w:val="1A1A1A"/>
+          <w:sz w:val="22"/>
+          <w:szCs w:val="22"/>
+        </w:rPr>
+        <w:t xml:space="preserve"> de la barra superior (sección 5). Dos decisiones que antes vivían aquí se toman ahora desde la pestaña Rutina, que es donde se miran: el material disponible y la semana de descarga.</w:t>
       </w:r>
     </w:p>
     <w:p>
@@ -4741,6 +4944,38 @@
           <w:sz w:val="22"/>
           <w:szCs w:val="22"/>
         </w:rPr>
+        <w:t xml:space="preserve">Pitidos de los minutos</w:t>
+      </w:r>
+      <w:r>
+        <w:rPr>
+          <w:rFonts w:ascii="Calibri" w:cs="Calibri" w:eastAsia="Calibri" w:hAnsi="Calibri"/>
+          <w:b w:val="false"/>
+          <w:bCs w:val="false"/>
+          <w:color w:val="1A1A1A"/>
+          <w:sz w:val="22"/>
+          <w:szCs w:val="22"/>
+        </w:rPr>
+        <w:t xml:space="preserve"> (gratis, activado de serie): depende de la cuenta atrás. Durante el descanso, cada vez que pasa un minuto entero suenan pitidos cortos, tantos como minutos quedan: dos pitidos cuando quedan dos minutos y uno cuando queda uno. Así sabes cuánto te falta sin mirar el móvil. El final del descanso lo sigue marcando la alarma de siempre, y los pitidos suenan también mientras escuchas música.</w:t>
+      </w:r>
+    </w:p>
+    <w:p>
+      <w:pPr>
+        <w:pStyle w:val="ListParagraph"/>
+        <w:numPr>
+          <w:ilvl w:val="0"/>
+          <w:numId w:val="2"/>
+        </w:numPr>
+        <w:spacing w:after="100" w:line="276"/>
+      </w:pPr>
+      <w:r>
+        <w:rPr>
+          <w:rFonts w:ascii="Calibri" w:cs="Calibri" w:eastAsia="Calibri" w:hAnsi="Calibri"/>
+          <w:b/>
+          <w:bCs/>
+          <w:color w:val="1A1A1A"/>
+          <w:sz w:val="22"/>
+          <w:szCs w:val="22"/>
+        </w:rPr>
         <w:t xml:space="preserve">Cronómetro flotante (Android):</w:t>
       </w:r>
       <w:r>
@@ -4774,23 +5009,45 @@
           <w:sz w:val="22"/>
           <w:szCs w:val="22"/>
         </w:rPr>
-        <w:t xml:space="preserve">; sin él, el interruptor no se activa.</w:t>
-      </w:r>
-    </w:p>
-    <w:p>
-      <w:pPr>
-        <w:spacing w:after="160" w:line="276"/>
-      </w:pPr>
-      <w:r>
-        <w:rPr>
-          <w:rFonts w:ascii="Calibri" w:cs="Calibri" w:eastAsia="Calibri" w:hAnsi="Calibri"/>
-          <w:b w:val="false"/>
-          <w:bCs w:val="false"/>
-          <w:color w:val="1A1A1A"/>
-          <w:sz w:val="22"/>
-          <w:szCs w:val="22"/>
-        </w:rPr>
-        <w:t xml:space="preserve">Con la cuenta atrás verás una notificación con el tiempo restante y un botón para detenerla; es la que evita que el sistema congele el cronómetro en segundo plano. Al terminar llega un aviso de descanso completado, silencioso en el móvil para no duplicar la alarma. La app usa dos canales de notificación, «Cronómetro de descanso» y «Fin del descanso»: si tu smartwatch muestra las notificaciones de TrueLift, puedes permitir solo el segundo y recibir en la muñeca únicamente el aviso final. Eso se configura en la app complementaria del reloj, no en TrueLift. En iPhone no hay cápsula flotante, pero sí actividad en directo: el descanso se ve en la pantalla bloqueada y en la Dynamic Island, y desde ahí lo sigues sin abrir la app.</w:t>
+        <w:t xml:space="preserve">; sin él, el interruptor no se activa. El «?» del ajuste, siempre visible, dice qué permisos hacen falta —en el iPhone, los de la actividad en directo—, dónde se conceden y qué revisar si no ves el descanso con el móvil bloqueado.</w:t>
+      </w:r>
+    </w:p>
+    <w:p>
+      <w:pPr>
+        <w:spacing w:after="160" w:line="276"/>
+      </w:pPr>
+      <w:r>
+        <w:rPr>
+          <w:rFonts w:ascii="Calibri" w:cs="Calibri" w:eastAsia="Calibri" w:hAnsi="Calibri"/>
+          <w:b w:val="false"/>
+          <w:bCs w:val="false"/>
+          <w:color w:val="1A1A1A"/>
+          <w:sz w:val="22"/>
+          <w:szCs w:val="22"/>
+        </w:rPr>
+        <w:t xml:space="preserve">Con la cuenta atrás verás una notificación con el tiempo restante y un botón para detenerla; es la que evita que el sistema congele el cronómetro en segundo plano. Además dice lo que toca al acabar el descanso: el dibujo del ejercicio, su nombre y la serie siguiente con su peso, sus repeticiones y su RIR objetivo, para leerlo con el móvil bloqueado. Al terminar llega el aviso </w:t>
+      </w:r>
+      <w:r>
+        <w:rPr>
+          <w:rFonts w:ascii="Calibri" w:cs="Calibri" w:eastAsia="Calibri" w:hAnsi="Calibri"/>
+          <w:b/>
+          <w:bCs/>
+          <w:color w:val="1A1A1A"/>
+          <w:sz w:val="22"/>
+          <w:szCs w:val="22"/>
+        </w:rPr>
+        <w:t xml:space="preserve">¡Siguiente serie!</w:t>
+      </w:r>
+      <w:r>
+        <w:rPr>
+          <w:rFonts w:ascii="Calibri" w:cs="Calibri" w:eastAsia="Calibri" w:hAnsi="Calibri"/>
+          <w:b w:val="false"/>
+          <w:bCs w:val="false"/>
+          <w:color w:val="1A1A1A"/>
+          <w:sz w:val="22"/>
+          <w:szCs w:val="22"/>
+        </w:rPr>
+        <w:t xml:space="preserve"> con esa misma información, silencioso en el móvil para no duplicar la alarma. La app usa dos canales de notificación, «Cronómetro de descanso» y «Fin del descanso»: si tu smartwatch muestra las notificaciones de TrueLift, puedes permitir solo el segundo y recibir en la muñeca únicamente el aviso final. Eso se configura en la app complementaria del reloj, no en TrueLift. En iPhone no hay cápsula flotante, pero sí actividad en directo: el descanso, con el dibujo del ejercicio y la serie que toca, se ve en la pantalla bloqueada y en la Dynamic Island, y desde ahí lo sigues sin abrir la app.</w:t>
       </w:r>
     </w:p>
     <w:p>
@@ -4886,13 +5143,46 @@
       <w:r>
         <w:rPr>
           <w:rFonts w:ascii="Calibri" w:cs="Calibri" w:eastAsia="Calibri" w:hAnsi="Calibri"/>
-          <w:b w:val="0"/>
-          <w:bCs w:val="false"/>
-          <w:color w:val="1A1A1A"/>
-          <w:sz w:val="22"/>
-          <w:szCs w:val="22"/>
-        </w:rPr>
-        <w:t>Reloj conectado (PRO): enlaza TrueLift con la plataforma de salud de tu móvil —Health Connect en Android, Apple Salud en el iPhone— y aprovecha lo que tu reloj, tu pulsera o tu báscula ya miden: frecuencia cardíaca en reposo, VFC nocturna, sueño, pasos, calorías, peso y tus entrenamientos de cardio. Solo lee, nunca escribe, y nada sale del móvil. Es una función en estado BETA. Se explica en la sección 11.</w:t>
+          <w:b/>
+          <w:bCs/>
+          <w:color w:val="1A1A1A"/>
+          <w:sz w:val="22"/>
+          <w:szCs w:val="22"/>
+        </w:rPr>
+        <w:t xml:space="preserve">Leer datos de Health Connect</w:t>
+      </w:r>
+      <w:r>
+        <w:rPr>
+          <w:rFonts w:ascii="Calibri" w:cs="Calibri" w:eastAsia="Calibri" w:hAnsi="Calibri"/>
+          <w:b w:val="false"/>
+          <w:bCs w:val="false"/>
+          <w:color w:val="1A1A1A"/>
+          <w:sz w:val="22"/>
+          <w:szCs w:val="22"/>
+        </w:rPr>
+        <w:t xml:space="preserve"> (en el iPhone, </w:t>
+      </w:r>
+      <w:r>
+        <w:rPr>
+          <w:rFonts w:ascii="Calibri" w:cs="Calibri" w:eastAsia="Calibri" w:hAnsi="Calibri"/>
+          <w:b/>
+          <w:bCs/>
+          <w:color w:val="1A1A1A"/>
+          <w:sz w:val="22"/>
+          <w:szCs w:val="22"/>
+        </w:rPr>
+        <w:t xml:space="preserve">de Apple Salud</w:t>
+      </w:r>
+      <w:r>
+        <w:rPr>
+          <w:rFonts w:ascii="Calibri" w:cs="Calibri" w:eastAsia="Calibri" w:hAnsi="Calibri"/>
+          <w:b w:val="false"/>
+          <w:bCs w:val="false"/>
+          <w:color w:val="1A1A1A"/>
+          <w:sz w:val="22"/>
+          <w:szCs w:val="22"/>
+        </w:rPr>
+        <w:t xml:space="preserve">) (PRO): es lo que en este manual llamamos el reloj conectado. Enlaza TrueLift con la plataforma de salud de tu móvil y aprovecha lo que tu reloj, tu pulsera o tu báscula ya miden: frecuencia cardíaca en reposo, VFC nocturna, sueño, pasos, calorías, peso y tus entrenamientos de cardio. Solo lee, nunca escribe, y nada sale del móvil. Es una función en estado BETA. Se explica en la sección 11.</w:t>
       </w:r>
     </w:p>
     <w:p>
@@ -4924,7 +5214,39 @@
           <w:sz w:val="22"/>
           <w:szCs w:val="22"/>
         </w:rPr>
-        <w:t xml:space="preserve"> (gratis): una notificación diaria a la hora que elijas con lo que tengas activo: estado subjetivo, VFC/FC en reposo y peso. Si no hay nada activo, no se programa. El día que toca volver a estimar el % de grasa (nutrición), la petición llega con este mismo recordatorio.</w:t>
+        <w:t xml:space="preserve"> (gratis): una notificación diaria a la hora que elijas con lo que tengas activo: estado subjetivo, VFC/FC en reposo y peso. Si no hay nada activo, no se programa, y el día que ya has anotado todo lo que pide no suena. El día que toca volver a estimar el % de grasa (nutrición), la petición llega con este mismo recordatorio.</w:t>
+      </w:r>
+    </w:p>
+    <w:p>
+      <w:pPr>
+        <w:pStyle w:val="ListParagraph"/>
+        <w:numPr>
+          <w:ilvl w:val="0"/>
+          <w:numId w:val="2"/>
+        </w:numPr>
+        <w:spacing w:after="100" w:line="276"/>
+      </w:pPr>
+      <w:r>
+        <w:rPr>
+          <w:rFonts w:ascii="Calibri" w:cs="Calibri" w:eastAsia="Calibri" w:hAnsi="Calibri"/>
+          <w:b/>
+          <w:bCs/>
+          <w:color w:val="1A1A1A"/>
+          <w:sz w:val="22"/>
+          <w:szCs w:val="22"/>
+        </w:rPr>
+        <w:t xml:space="preserve">Health Connect / Apple Salud</w:t>
+      </w:r>
+      <w:r>
+        <w:rPr>
+          <w:rFonts w:ascii="Calibri" w:cs="Calibri" w:eastAsia="Calibri" w:hAnsi="Calibri"/>
+          <w:b w:val="false"/>
+          <w:bCs w:val="false"/>
+          <w:color w:val="1A1A1A"/>
+          <w:sz w:val="22"/>
+          <w:szCs w:val="22"/>
+        </w:rPr>
+        <w:t xml:space="preserve"> (gratis): fila propia en el bloque Seguimiento. Explica qué datos puede leer TrueLift, para qué se usa cada uno y cómo controlar los permisos, y desde ella también se activa la lectura. Se puede consultar sin PRO, sin conceder permisos y sin datos previos.</w:t>
       </w:r>
     </w:p>
     <w:p>
@@ -5366,23 +5688,45 @@
           <w:sz w:val="22"/>
           <w:szCs w:val="22"/>
         </w:rPr>
-        <w:t xml:space="preserve"> peso diario, tarjeta semanal y plan de temporada.</w:t>
-      </w:r>
-    </w:p>
-    <w:p>
-      <w:pPr>
-        <w:spacing w:after="160" w:line="276"/>
-      </w:pPr>
-      <w:r>
-        <w:rPr>
-          <w:rFonts w:ascii="Calibri" w:cs="Calibri" w:eastAsia="Calibri" w:hAnsi="Calibri"/>
-          <w:b w:val="0"/>
-          <w:bCs w:val="false"/>
-          <w:color w:val="1A1A1A"/>
-          <w:sz w:val="22"/>
-          <w:szCs w:val="22"/>
-        </w:rPr>
-        <w:t>La barra superior dice en qué pestaña estás. Arriba a la derecha, en cualquier pestaña: calculadora de discos (icono de mancuerna) y Ajustes. Mientras dura una sesión de fuerza, la barra superior desaparece para dejar la pantalla entera al entrenamiento, y vuelve al guardar o descartar.</w:t>
+        <w:t xml:space="preserve"> peso diario, tarjeta semanal, energía diaria con el reparto en comidas y el menú semanal con IA, y plan de temporada.</w:t>
+      </w:r>
+    </w:p>
+    <w:p>
+      <w:pPr>
+        <w:spacing w:after="160" w:line="276"/>
+      </w:pPr>
+      <w:r>
+        <w:rPr>
+          <w:rFonts w:ascii="Calibri" w:cs="Calibri" w:eastAsia="Calibri" w:hAnsi="Calibri"/>
+          <w:b w:val="false"/>
+          <w:bCs w:val="false"/>
+          <w:color w:val="1A1A1A"/>
+          <w:sz w:val="22"/>
+          <w:szCs w:val="22"/>
+        </w:rPr>
+        <w:t xml:space="preserve">La barra superior dice en qué pestaña estás. Arriba a la derecha, en cualquier pestaña, están el botón </w:t>
+      </w:r>
+      <w:r>
+        <w:rPr>
+          <w:rFonts w:ascii="Calibri" w:cs="Calibri" w:eastAsia="Calibri" w:hAnsi="Calibri"/>
+          <w:b/>
+          <w:bCs/>
+          <w:color w:val="1A1A1A"/>
+          <w:sz w:val="22"/>
+          <w:szCs w:val="22"/>
+        </w:rPr>
+        <w:t xml:space="preserve">PRO</w:t>
+      </w:r>
+      <w:r>
+        <w:rPr>
+          <w:rFonts w:ascii="Calibri" w:cs="Calibri" w:eastAsia="Calibri" w:hAnsi="Calibri"/>
+          <w:b w:val="false"/>
+          <w:bCs w:val="false"/>
+          <w:color w:val="1A1A1A"/>
+          <w:sz w:val="22"/>
+          <w:szCs w:val="22"/>
+        </w:rPr>
+        <w:t xml:space="preserve"> y Ajustes. El botón PRO abre la pantalla TrueLift PRO y su color dice tu estado de un vistazo: verde con PRO comprado o suscrito, ámbar durante la prueba y tachado sin PRO. La calculadora de discos ya no está en la barra: se abre desde Rutina → Detalles → Material disponible, y cada serie trae su propio botón de discos (sección 7). Mientras dura una sesión de fuerza, la barra superior desaparece para dejar la pantalla entera al entrenamiento, y vuelve al guardar o descartar.</w:t>
       </w:r>
     </w:p>
     <w:p>
@@ -5702,6 +6046,33 @@
     </w:p>
     <w:p>
       <w:pPr>
+        <w:spacing w:after="160" w:line="276"/>
+      </w:pPr>
+      <w:r>
+        <w:rPr>
+          <w:rFonts w:ascii="Calibri" w:cs="Calibri" w:eastAsia="Calibri" w:hAnsi="Calibri"/>
+          <w:b/>
+          <w:bCs/>
+          <w:color w:val="1A1A1A"/>
+          <w:sz w:val="22"/>
+          <w:szCs w:val="22"/>
+        </w:rPr>
+        <w:t xml:space="preserve">Reiniciar base de rendimiento</w:t>
+      </w:r>
+      <w:r>
+        <w:rPr>
+          <w:rFonts w:ascii="Calibri" w:cs="Calibri" w:eastAsia="Calibri" w:hAnsi="Calibri"/>
+          <w:b w:val="false"/>
+          <w:bCs w:val="false"/>
+          <w:color w:val="1A1A1A"/>
+          <w:sz w:val="22"/>
+          <w:szCs w:val="22"/>
+        </w:rPr>
+        <w:t xml:space="preserve"> (gratis): en la tarjeta desplegada, bajo Cambiar ejercicio. Úsalo cuando algo cambie lo bastante como para que tus sesiones anteriores de ese ejercicio ya no sirvan de comparación: otra máquina con el mismo nombre, otra técnica o la vuelta de una lesión. A partir de ahí el ejercicio deja de compararse con lo anterior y la app construye una base nueva, como con un ejercicio recién añadido. Tu historial, tus marcas, tus gráficas y el peso propuesto se conservan. Pide doble confirmación y no aparece en los ejercicios que no puntúan rendimiento, como los medidos por tiempo.</w:t>
+      </w:r>
+    </w:p>
+    <w:p>
+      <w:pPr>
         <w:pStyle w:val="Heading2"/>
         <w:spacing w:after="140" w:before="240"/>
       </w:pPr>
@@ -6112,7 +6483,7 @@
           <w:sz w:val="22"/>
           <w:szCs w:val="22"/>
         </w:rPr>
-        <w:t xml:space="preserve">Se activa con el interruptor Drop set del panel de edición, con el ajuste % drop (de 5 a 30 %, 15 % por defecto). Hacen falta al menos dos series y no está disponible en ejercicios medidos por tiempo.</w:t>
+        <w:t xml:space="preserve">Se activa con el interruptor Drop set del panel de edición, con el ajuste % drop (de 5 a 30 %, 15 % por defecto). Ese porcentaje es una guía, no una cifra exacta: en el registro la app elige, cerca de esa bajada, pesos que se montan en segundos (sección 7). Hacen falta al menos dos series y no está disponible en ejercicios medidos por tiempo.</w:t>
       </w:r>
     </w:p>
     <w:p>
@@ -6247,7 +6618,7 @@
           <w:sz w:val="22"/>
           <w:szCs w:val="22"/>
         </w:rPr>
-        <w:t xml:space="preserve"> Cada ejercicio lleva una sola modalidad. El drop set y el top set + back-offs son excluyentes: activar uno apaga el otro. Y un ejercicio en superserie se entrena a series rectas, así que dentro de una superserie el interruptor de drop set queda apagado, con el motivo escrito debajo; si quieres el drop set, quita antes la superserie.</w:t>
+        <w:t xml:space="preserve"> Cada ejercicio lleva una sola modalidad. El drop set, el top set + back-offs y el rest-pause son excluyentes: activar uno apaga los otros. Y un ejercicio en superserie se entrena a series rectas, así que dentro de una superserie el interruptor de drop set queda apagado, con el motivo escrito debajo; si quieres el drop set, quita antes la superserie.</w:t>
       </w:r>
     </w:p>
     <w:p>
@@ -6431,7 +6802,7 @@
           <w:sz w:val="22"/>
           <w:szCs w:val="22"/>
         </w:rPr>
-        <w:t xml:space="preserve"> Una superserie solo enlaza ejercicios a series rectas, a los dos lados del enlace: si el ejercicio o el anterior llevan top set + back-offs o drop set, el interruptor Superserie con el anterior queda apagado y la nota de debajo dice qué hay que quitar y de qué ejercicio. Al revés también: dentro de una superserie, los interruptores de top + back-offs y de drop set quedan apagados. Son formas distintas de repartir la carga entre las series y no se pueden ejecutar a la vez.</w:t>
+        <w:t xml:space="preserve"> Una superserie solo enlaza ejercicios a series rectas, a los dos lados del enlace: si el ejercicio o el anterior llevan top set + back-offs, drop set o rest-pause, el interruptor Superserie con el anterior queda apagado y la nota de debajo dice qué hay que quitar y de qué ejercicio. Al revés también: dentro de una superserie, los interruptores de top + back-offs, de drop set y de rest-pause quedan apagados. Son formas distintas de repartir la carga entre las series y no se pueden ejecutar a la vez.</w:t>
       </w:r>
     </w:p>
     <w:p>
@@ -6464,6 +6835,251 @@
           <w:sz w:val="25"/>
           <w:szCs w:val="25"/>
         </w:rPr>
+        <w:t xml:space="preserve">Rest-pause (PRO)</w:t>
+      </w:r>
+    </w:p>
+    <w:p>
+      <w:pPr>
+        <w:spacing w:after="160" w:line="276"/>
+      </w:pPr>
+      <w:r>
+        <w:rPr>
+          <w:rFonts w:ascii="Calibri" w:cs="Calibri" w:eastAsia="Calibri" w:hAnsi="Calibri"/>
+          <w:b w:val="false"/>
+          <w:bCs w:val="false"/>
+          <w:color w:val="1A1A1A"/>
+          <w:sz w:val="22"/>
+          <w:szCs w:val="22"/>
+        </w:rPr>
+        <w:t xml:space="preserve">El rest-pause reparte un mismo esfuerzo en varias series cortas con el </w:t>
+      </w:r>
+      <w:r>
+        <w:rPr>
+          <w:rFonts w:ascii="Calibri" w:cs="Calibri" w:eastAsia="Calibri" w:hAnsi="Calibri"/>
+          <w:b/>
+          <w:bCs/>
+          <w:color w:val="1A1A1A"/>
+          <w:sz w:val="22"/>
+          <w:szCs w:val="22"/>
+        </w:rPr>
+        <w:t xml:space="preserve">mismo peso</w:t>
+      </w:r>
+      <w:r>
+        <w:rPr>
+          <w:rFonts w:ascii="Calibri" w:cs="Calibri" w:eastAsia="Calibri" w:hAnsi="Calibri"/>
+          <w:b w:val="false"/>
+          <w:bCs w:val="false"/>
+          <w:color w:val="1A1A1A"/>
+          <w:sz w:val="22"/>
+          <w:szCs w:val="22"/>
+        </w:rPr>
+        <w:t xml:space="preserve">, separadas por pausas muy breves. Cada serie se hace hasta el fallo: la última repetición que puedes completar con buena técnica. Por eso, con el rest-pause activo, la rutina no te pide RIR.</w:t>
+      </w:r>
+    </w:p>
+    <w:p>
+      <w:pPr>
+        <w:spacing w:after="160" w:line="276"/>
+      </w:pPr>
+      <w:r>
+        <w:rPr>
+          <w:rFonts w:ascii="Calibri" w:cs="Calibri" w:eastAsia="Calibri" w:hAnsi="Calibri"/>
+          <w:b w:val="false"/>
+          <w:bCs w:val="false"/>
+          <w:color w:val="1A1A1A"/>
+          <w:sz w:val="22"/>
+          <w:szCs w:val="22"/>
+        </w:rPr>
+        <w:t xml:space="preserve">Se activa con el interruptor </w:t>
+      </w:r>
+      <w:r>
+        <w:rPr>
+          <w:rFonts w:ascii="Calibri" w:cs="Calibri" w:eastAsia="Calibri" w:hAnsi="Calibri"/>
+          <w:b/>
+          <w:bCs/>
+          <w:color w:val="1A1A1A"/>
+          <w:sz w:val="22"/>
+          <w:szCs w:val="22"/>
+        </w:rPr>
+        <w:t xml:space="preserve">Rest-pause</w:t>
+      </w:r>
+      <w:r>
+        <w:rPr>
+          <w:rFonts w:ascii="Calibri" w:cs="Calibri" w:eastAsia="Calibri" w:hAnsi="Calibri"/>
+          <w:b w:val="false"/>
+          <w:bCs w:val="false"/>
+          <w:color w:val="1A1A1A"/>
+          <w:sz w:val="22"/>
+          <w:szCs w:val="22"/>
+        </w:rPr>
+        <w:t xml:space="preserve"> del panel de edición, bajo el de drop set. Al activarlo aparece el ajuste </w:t>
+      </w:r>
+      <w:r>
+        <w:rPr>
+          <w:rFonts w:ascii="Calibri" w:cs="Calibri" w:eastAsia="Calibri" w:hAnsi="Calibri"/>
+          <w:b/>
+          <w:bCs/>
+          <w:color w:val="1A1A1A"/>
+          <w:sz w:val="22"/>
+          <w:szCs w:val="22"/>
+        </w:rPr>
+        <w:t xml:space="preserve">Pausa entre series</w:t>
+      </w:r>
+      <w:r>
+        <w:rPr>
+          <w:rFonts w:ascii="Calibri" w:cs="Calibri" w:eastAsia="Calibri" w:hAnsi="Calibri"/>
+          <w:b w:val="false"/>
+          <w:bCs w:val="false"/>
+          <w:color w:val="1A1A1A"/>
+          <w:sz w:val="22"/>
+          <w:szCs w:val="22"/>
+        </w:rPr>
+        <w:t xml:space="preserve"> (de 10 a 50 segundos) y el rango pasa a ser </w:t>
+      </w:r>
+      <w:r>
+        <w:rPr>
+          <w:rFonts w:ascii="Calibri" w:cs="Calibri" w:eastAsia="Calibri" w:hAnsi="Calibri"/>
+          <w:b/>
+          <w:bCs/>
+          <w:color w:val="1A1A1A"/>
+          <w:sz w:val="22"/>
+          <w:szCs w:val="22"/>
+        </w:rPr>
+        <w:t xml:space="preserve">Rango de reps totales</w:t>
+      </w:r>
+      <w:r>
+        <w:rPr>
+          <w:rFonts w:ascii="Calibri" w:cs="Calibri" w:eastAsia="Calibri" w:hAnsi="Calibri"/>
+          <w:b w:val="false"/>
+          <w:bCs w:val="false"/>
+          <w:color w:val="1A1A1A"/>
+          <w:sz w:val="22"/>
+          <w:szCs w:val="22"/>
+        </w:rPr>
+        <w:t xml:space="preserve">: lo que cuenta es la suma de repeticiones de todas las series. Hacen falta al menos dos series y no está disponible en ejercicios medidos por tiempo. La tarjeta plegada lo marca con el chip RP.</w:t>
+      </w:r>
+    </w:p>
+    <w:p>
+      <w:pPr>
+        <w:spacing w:after="160" w:line="276"/>
+      </w:pPr>
+      <w:r>
+        <w:rPr>
+          <w:rFonts w:ascii="Calibri" w:cs="Calibri" w:eastAsia="Calibri" w:hAnsi="Calibri"/>
+          <w:b/>
+          <w:bCs/>
+          <w:color w:val="1A1A1A"/>
+          <w:sz w:val="22"/>
+          <w:szCs w:val="22"/>
+        </w:rPr>
+        <w:t xml:space="preserve">Para qué sirve.</w:t>
+      </w:r>
+      <w:r>
+        <w:rPr>
+          <w:rFonts w:ascii="Calibri" w:cs="Calibri" w:eastAsia="Calibri" w:hAnsi="Calibri"/>
+          <w:b w:val="false"/>
+          <w:bCs w:val="false"/>
+          <w:color w:val="1A1A1A"/>
+          <w:sz w:val="22"/>
+          <w:szCs w:val="22"/>
+        </w:rPr>
+        <w:t xml:space="preserve"> Acumular mucho trabajo en poco tiempo: las pausas cortas solo sirven para arañar unas repeticiones más con el mismo peso, sin cambiar de ejercicio.</w:t>
+      </w:r>
+    </w:p>
+    <w:p>
+      <w:pPr>
+        <w:spacing w:after="160" w:line="276"/>
+      </w:pPr>
+      <w:r>
+        <w:rPr>
+          <w:rFonts w:ascii="Calibri" w:cs="Calibri" w:eastAsia="Calibri" w:hAnsi="Calibri"/>
+          <w:b/>
+          <w:bCs/>
+          <w:color w:val="1A1A1A"/>
+          <w:sz w:val="22"/>
+          <w:szCs w:val="22"/>
+        </w:rPr>
+        <w:t xml:space="preserve">Contras.</w:t>
+      </w:r>
+      <w:r>
+        <w:rPr>
+          <w:rFonts w:ascii="Calibri" w:cs="Calibri" w:eastAsia="Calibri" w:hAnsi="Calibri"/>
+          <w:b w:val="false"/>
+          <w:bCs w:val="false"/>
+          <w:color w:val="1A1A1A"/>
+          <w:sz w:val="22"/>
+          <w:szCs w:val="22"/>
+        </w:rPr>
+        <w:t xml:space="preserve"> Como el drop set, es exigente y fatigante. Úsalo en aislamiento o en máquinas, donde fallar es seguro, y evítalo en los ejercicios libres pesados en los que fallar sea arriesgado.</w:t>
+      </w:r>
+    </w:p>
+    <w:p>
+      <w:pPr>
+        <w:spacing w:after="160" w:line="276"/>
+      </w:pPr>
+      <w:r>
+        <w:rPr>
+          <w:rFonts w:ascii="Calibri" w:cs="Calibri" w:eastAsia="Calibri" w:hAnsi="Calibri"/>
+          <w:b/>
+          <w:bCs/>
+          <w:color w:val="1A1A1A"/>
+          <w:sz w:val="22"/>
+          <w:szCs w:val="22"/>
+        </w:rPr>
+        <w:t xml:space="preserve">Cómo lo trata la app.</w:t>
+      </w:r>
+      <w:r>
+        <w:rPr>
+          <w:rFonts w:ascii="Calibri" w:cs="Calibri" w:eastAsia="Calibri" w:hAnsi="Calibri"/>
+          <w:b w:val="false"/>
+          <w:bCs w:val="false"/>
+          <w:color w:val="1A1A1A"/>
+          <w:sz w:val="22"/>
+          <w:szCs w:val="22"/>
+        </w:rPr>
+        <w:t xml:space="preserve"> Cuando la suma de repeticiones alcanza el objetivo, la próxima vez te propone subir el peso; si te quedas corto, mantienes el peso y cuenta como un intento, igual que en cualquier otro ejercicio. Para tu rendimiento y tus marcas solo cuenta la primera serie; las demás suman a tu volumen y a tu tonelaje. En una semana de descarga o en un día con fatiga la app te pide dejar alguna repetición en reserva. Tras la última serie descansas lo normal antes del siguiente ejercicio.</w:t>
+      </w:r>
+    </w:p>
+    <w:p>
+      <w:pPr>
+        <w:spacing w:after="160" w:line="276"/>
+      </w:pPr>
+      <w:r>
+        <w:rPr>
+          <w:rFonts w:ascii="Calibri" w:cs="Calibri" w:eastAsia="Calibri" w:hAnsi="Calibri"/>
+          <w:b/>
+          <w:bCs/>
+          <w:color w:val="1A1A1A"/>
+          <w:sz w:val="22"/>
+          <w:szCs w:val="22"/>
+        </w:rPr>
+        <w:t xml:space="preserve">Incompatibilidades.</w:t>
+      </w:r>
+      <w:r>
+        <w:rPr>
+          <w:rFonts w:ascii="Calibri" w:cs="Calibri" w:eastAsia="Calibri" w:hAnsi="Calibri"/>
+          <w:b w:val="false"/>
+          <w:bCs w:val="false"/>
+          <w:color w:val="1A1A1A"/>
+          <w:sz w:val="22"/>
+          <w:szCs w:val="22"/>
+        </w:rPr>
+        <w:t xml:space="preserve"> El rest-pause no se combina con top set + back-offs, drop set ni superserie: al activarlo se apagan los otros y se suelta la superserie. En el Excel tiene sus propias columnas.</w:t>
+      </w:r>
+    </w:p>
+    <w:p>
+      <w:pPr>
+        <w:pStyle w:val="Heading2"/>
+        <w:spacing w:after="140" w:before="240"/>
+      </w:pPr>
+      <w:r>
+        <w:rPr>
+          <w:rFonts w:ascii="Calibri" w:cs="Calibri" w:eastAsia="Calibri" w:hAnsi="Calibri"/>
+          <w:b/>
+          <w:bCs/>
+          <w:color w:val="1A1A1A"/>
+          <w:sz w:val="25"/>
+          <w:szCs w:val="25"/>
+        </w:rPr>
         <w:t xml:space="preserve">Herramientas de rutina</w:t>
       </w:r>
     </w:p>
@@ -6639,7 +7255,29 @@
           <w:sz w:val="22"/>
           <w:szCs w:val="22"/>
         </w:rPr>
-        <w:t xml:space="preserve"> (PRO): crea un ejercicio propio con nombre, patrón y grupos.</w:t>
+        <w:t xml:space="preserve"> (PRO): crea un ejercicio propio con nombre, patrón y grupos, y elige si </w:t>
+      </w:r>
+      <w:r>
+        <w:rPr>
+          <w:rFonts w:ascii="Calibri" w:cs="Calibri" w:eastAsia="Calibri" w:hAnsi="Calibri"/>
+          <w:b/>
+          <w:bCs/>
+          <w:color w:val="1A1A1A"/>
+          <w:sz w:val="22"/>
+          <w:szCs w:val="22"/>
+        </w:rPr>
+        <w:t xml:space="preserve">progresa por</w:t>
+      </w:r>
+      <w:r>
+        <w:rPr>
+          <w:rFonts w:ascii="Calibri" w:cs="Calibri" w:eastAsia="Calibri" w:hAnsi="Calibri"/>
+          <w:b w:val="false"/>
+          <w:bCs w:val="false"/>
+          <w:color w:val="1A1A1A"/>
+          <w:sz w:val="22"/>
+          <w:szCs w:val="22"/>
+        </w:rPr>
+        <w:t xml:space="preserve"> repeticiones o por tiempo. Los de tiempo funcionan como la plancha o el paseo del granjero de la biblioteca: anotas segundos en lugar de repeticiones y progresan alargando el tiempo. Cuando el ejercicio ya tiene series registradas, el tipo no se puede cambiar, para no mezclar repeticiones con segundos.</w:t>
       </w:r>
     </w:p>
     <w:p>
@@ -6708,7 +7346,7 @@
           <w:sz w:val="22"/>
           <w:szCs w:val="22"/>
         </w:rPr>
-        <w:t xml:space="preserve">La plantilla de Excel tiene, por día, tres columnas para top set + back-offs (sí/no, % de back-off y RIR back) y otras tres para las modalidades nuevas: Superserie (nº) —filas consecutivas con el mismo número quedan enlazadas—, Drop set (sí/no) y % drop. Sus desplegables ofrecen la biblioteca completa de ejercicios de la app y solo dejan marcar una modalidad por fila, con un mensaje de error si te sales de lo permitido. Si las columnas están vacías o indican «no», se interpretan como series rectas, así que las plantillas antiguas se importan sin cambios.</w:t>
+        <w:t xml:space="preserve">La plantilla de Excel tiene, por día, tres columnas para top set + back-offs (sí/no, % de back-off y RIR back) y otras para las demás modalidades: Superserie (nº) —filas consecutivas con el mismo número quedan enlazadas—, Drop set (sí/no), % drop, Rest-pause (sí/no) y Pausa RP (s). Sus desplegables ofrecen la biblioteca completa de ejercicios de la app y solo dejan marcar una modalidad por fila, con un mensaje de error si te sales de lo permitido. Si las columnas están vacías o indican «no», se interpretan como series rectas, así que las plantillas antiguas se importan sin cambios. Los ejercicios propios viajan con su tipo, por repeticiones o por tiempo.</w:t>
       </w:r>
     </w:p>
     <w:p>
@@ -7069,13 +7707,13 @@
       <w:r>
         <w:rPr>
           <w:rFonts w:ascii="Calibri" w:cs="Calibri" w:eastAsia="Calibri" w:hAnsi="Calibri"/>
-          <w:b w:val="0"/>
-          <w:bCs w:val="false"/>
-          <w:color w:val="1A1A1A"/>
-          <w:sz w:val="22"/>
-          <w:szCs w:val="22"/>
-        </w:rPr>
-        <w:t>Mientras corre el descanso, la cuenta atrás ocupa el sitio del contador de series, con Saltar al lado y OK al llegar a cero, y el tiempo que queda de sesión sigue a la vista. La cifra avisa por color antes de sonar: verde mientras queda descanso de sobra, ámbar cuando se acerca el final, rojo en el tramo corto y con un parpadeo suave en los últimos segundos, para que se vea de reojo desde la máquina sin tener que leer los números. Al llegar a cero suena la alarma de siempre y la cifra vuelve al verde: el descanso está cumplido.</w:t>
+          <w:b w:val="false"/>
+          <w:bCs w:val="false"/>
+          <w:color w:val="1A1A1A"/>
+          <w:sz w:val="22"/>
+          <w:szCs w:val="22"/>
+        </w:rPr>
+        <w:t xml:space="preserve">Mientras corre el descanso, la cuenta atrás ocupa el sitio del contador de series, con Saltar al lado y OK al llegar a cero, y el tiempo que queda de sesión sigue a la vista. La cifra avisa por color antes de sonar: verde mientras queda descanso de sobra, ámbar cuando se acerca el final, rojo en el tramo corto y con un parpadeo suave en los últimos segundos, para que se vea de reojo desde la máquina sin tener que leer los números. Con los pitidos de los minutos activos, además, cada minuto entero que pasa lo oyes (sección 4). Al llegar a cero suena la alarma de siempre y la cifra vuelve al verde: el descanso está cumplido.</w:t>
       </w:r>
     </w:p>
     <w:p>
@@ -7327,7 +7965,7 @@
           <w:sz w:val="22"/>
           <w:szCs w:val="22"/>
         </w:rPr>
-        <w:t xml:space="preserve">Al anotar la última serie aparece el veredicto del ejercicio: tu rendimiento frente a tu base en ese ejercicio. Se cierra con un toque.</w:t>
+        <w:t xml:space="preserve">Al anotar la última serie aparece el veredicto del ejercicio: tu rendimiento frente a tu base en ese ejercicio. Si has hecho las repeticiones objetivo pero con el RIR por debajo del previsto, el veredicto explica por qué la carga se consolida en lugar de subir: terminaste más cerca del fallo de lo planeado, así que ese peso todavía te exige más de lo que marca el plan. La próxima vez repite la carga y llega a las mismas repeticiones dejando el margen previsto, y entonces subirá. Se cierra con un toque.</w:t>
       </w:r>
     </w:p>
     <w:p>
@@ -7387,7 +8025,7 @@
           <w:sz w:val="22"/>
           <w:szCs w:val="22"/>
         </w:rPr>
-        <w:t xml:space="preserve">El botón de discos del panel abre la misma calculadora que hay arriba en la barra, pero ya rellena con el ejercicio y la carga que tienes delante: no hay que teclear nada.</w:t>
+        <w:t xml:space="preserve">El botón de discos del panel abre la calculadora de discos, pero ya rellena con el ejercicio y la carga que tienes delante: no hay que teclear nada.</w:t>
       </w:r>
     </w:p>
     <w:p>
@@ -7467,7 +8105,7 @@
           <w:sz w:val="22"/>
           <w:szCs w:val="22"/>
         </w:rPr>
-        <w:t xml:space="preserve">La calculadora de la barra superior sigue estando, y allí las series de calentamiento parten de tu 1RM. Aquí parten del peso que vas a levantar ahora, que es el dato que ya se conoce. El botón está también en el modo foco.</w:t>
+        <w:t xml:space="preserve">La calculadora completa sigue disponible desde Rutina → Detalles → Material disponible, y allí las series de calentamiento parten de tu 1RM. Aquí parten del peso que vas a levantar ahora, que es el dato que ya se conoce. El botón está también en el modo foco.</w:t>
       </w:r>
     </w:p>
     <w:p>
@@ -7516,7 +8154,7 @@
           <w:sz w:val="22"/>
           <w:szCs w:val="22"/>
         </w:rPr>
-        <w:t xml:space="preserve"> las series se etiquetan TOP, Drop 1, Drop 2… El peso de cada drop se rellena solo bajando el porcentaje configurado respecto a la serie anterior; si corriges uno, los siguientes le siguen. Las repeticiones propuestas son las que hiciste en ese mismo drop la vez anterior, y el RIR objetivo es 0 (3 en descarga). El cronómetro no arranca entre drops: el descanso llega tras el último.</w:t>
+        <w:t xml:space="preserve"> las series se etiquetan TOP, Drop 1, Drop 2… El peso de cada drop se rellena solo con una bajada que se monta en segundos: en barra y en máquinas de discos, quitando discos de los que ya tienes puestos y sin recurrir a microcargas; en torres de placas, poleas y mancuernas, el escalón cercano, mejor si es un número redondo. El porcentaje configurado hace de guía. Si repites la misma escalera que la última vez, la app te propone los mismos pesos, incluidos los que corregiste a mano. En la primera serie el panel anuncia los drops previstos para que dejes los discos preparados, y en cada drop dice qué quitar y qué poner por lado. Si corriges un drop, los siguientes le siguen. Las repeticiones propuestas son las que hiciste en ese mismo drop la vez anterior, y el RIR objetivo es 0 (3 en descarga). El cronómetro no arranca entre drops: el descanso llega tras el último.</w:t>
       </w:r>
     </w:p>
     <w:p>
@@ -7563,13 +8201,45 @@
       <w:r>
         <w:rPr>
           <w:rFonts w:ascii="Calibri" w:cs="Calibri" w:eastAsia="Calibri" w:hAnsi="Calibri"/>
-          <w:b w:val="false"/>
-          <w:bCs w:val="false"/>
-          <w:color w:val="1A1A1A"/>
-          <w:sz w:val="22"/>
-          <w:szCs w:val="22"/>
-        </w:rPr>
-        <w:t xml:space="preserve">La primera vez que te toca una serie de un drop set o de una superserie, la app te lo explica en corto; el «?» del interruptor lo cuenta entero.</w:t>
+          <w:b/>
+          <w:bCs/>
+          <w:color w:val="1A1A1A"/>
+          <w:sz w:val="22"/>
+          <w:szCs w:val="22"/>
+        </w:rPr>
+        <w:t xml:space="preserve">Rest-pause:</w:t>
+      </w:r>
+      <w:r>
+        <w:rPr>
+          <w:rFonts w:ascii="Calibri" w:cs="Calibri" w:eastAsia="Calibri" w:hAnsi="Calibri"/>
+          <w:b w:val="false"/>
+          <w:bCs w:val="false"/>
+          <w:color w:val="1A1A1A"/>
+          <w:sz w:val="22"/>
+          <w:szCs w:val="22"/>
+        </w:rPr>
+        <w:t xml:space="preserve"> la cabecera indica las series, el total de repeticiones a conseguir y RIR 0. Las repeticiones de cada serie son una estimación y el panel te va diciendo cuántas llevas acumuladas. Al anotar una serie que no es la última arranca la pausa corta; tras la última, el descanso normal. En la última serie se ve cuántas repeticiones te faltan para llegar al total y, al cerrar el ejercicio, el veredicto da el total conseguido.</w:t>
+      </w:r>
+    </w:p>
+    <w:p>
+      <w:pPr>
+        <w:pStyle w:val="ListParagraph"/>
+        <w:numPr>
+          <w:ilvl w:val="0"/>
+          <w:numId w:val="2"/>
+        </w:numPr>
+        <w:spacing w:after="100" w:line="276"/>
+      </w:pPr>
+      <w:r>
+        <w:rPr>
+          <w:rFonts w:ascii="Calibri" w:cs="Calibri" w:eastAsia="Calibri" w:hAnsi="Calibri"/>
+          <w:b w:val="false"/>
+          <w:bCs w:val="false"/>
+          <w:color w:val="1A1A1A"/>
+          <w:sz w:val="22"/>
+          <w:szCs w:val="22"/>
+        </w:rPr>
+        <w:t xml:space="preserve">La primera vez que te toca una serie de un drop set, de una superserie o de un rest-pause, la app te lo explica en corto; el «?» del interruptor lo cuenta entero.</w:t>
       </w:r>
     </w:p>
     <w:p>
@@ -7693,6 +8363,38 @@
           <w:sz w:val="22"/>
           <w:szCs w:val="22"/>
         </w:rPr>
+        <w:t xml:space="preserve">Registro fijo del ejercicio:</w:t>
+      </w:r>
+      <w:r>
+        <w:rPr>
+          <w:rFonts w:ascii="Calibri" w:cs="Calibri" w:eastAsia="Calibri" w:hAnsi="Calibri"/>
+          <w:b w:val="false"/>
+          <w:bCs w:val="false"/>
+          <w:color w:val="1A1A1A"/>
+          <w:sz w:val="22"/>
+          <w:szCs w:val="22"/>
+        </w:rPr>
+        <w:t xml:space="preserve"> una nota que no es de la sesión sino del ejercicio, y que tendrás delante en todas las sesiones: la altura del asiento, el agarre, el pin de la máquina… Se edita cuando quieras y se conserva tal cual hasta que la cambies.</w:t>
+      </w:r>
+    </w:p>
+    <w:p>
+      <w:pPr>
+        <w:pStyle w:val="ListParagraph"/>
+        <w:numPr>
+          <w:ilvl w:val="0"/>
+          <w:numId w:val="2"/>
+        </w:numPr>
+        <w:spacing w:after="100" w:line="276"/>
+      </w:pPr>
+      <w:r>
+        <w:rPr>
+          <w:rFonts w:ascii="Calibri" w:cs="Calibri" w:eastAsia="Calibri" w:hAnsi="Calibri"/>
+          <w:b/>
+          <w:bCs/>
+          <w:color w:val="1A1A1A"/>
+          <w:sz w:val="22"/>
+          <w:szCs w:val="22"/>
+        </w:rPr>
         <w:t xml:space="preserve">Ejercicio no realizado:</w:t>
       </w:r>
       <w:r>
@@ -7806,29 +8508,29 @@
       <w:r>
         <w:rPr>
           <w:rFonts w:ascii="Calibri" w:cs="Calibri" w:eastAsia="Calibri" w:hAnsi="Calibri"/>
-          <w:b w:val="0"/>
-          <w:bCs w:val="false"/>
-          <w:color w:val="1A1A1A"/>
-          <w:sz w:val="22"/>
-          <w:szCs w:val="22"/>
-        </w:rPr>
-        <w:t>El botón Ver sesión de la cabecera abre un menú anclado justo debajo, con el nombre de la sesión arriba y todos los ejercicios del día debajo. Cada fila lleva la lámina del ejercicio, las series anotadas sobre las previstas y el objetivo del día y, en una segunda línea, lo previsto de verdad: el peso y las repeticiones de cada serie, enumeradas cuando no todas llevan lo mismo, como en un top set + back-offs o en un drop set. Toca una fila para poner ese ejercicio delante.</w:t>
-      </w:r>
-    </w:p>
-    <w:p>
-      <w:pPr>
-        <w:spacing w:after="160" w:line="276"/>
-      </w:pPr>
-      <w:r>
-        <w:rPr>
-          <w:rFonts w:ascii="Calibri" w:cs="Calibri" w:eastAsia="Calibri" w:hAnsi="Calibri"/>
-          <w:b w:val="0"/>
-          <w:bCs w:val="false"/>
-          <w:color w:val="1A1A1A"/>
-          <w:sz w:val="22"/>
-          <w:szCs w:val="22"/>
-        </w:rPr>
-        <w:t>A la derecha de cada fila, la marca de cómo quedó: visto verde en el ejercicio terminado, aspa roja en el marcado como no realizado y nada en el que sigue pendiente. El ejercicio que tienes delante va realzado. Al pie del desplegable están Guardar y Descartar, que son las dos únicas salidas de una sesión en curso.</w:t>
+          <w:b w:val="false"/>
+          <w:bCs w:val="false"/>
+          <w:color w:val="1A1A1A"/>
+          <w:sz w:val="22"/>
+          <w:szCs w:val="22"/>
+        </w:rPr>
+        <w:t xml:space="preserve">El botón Ver sesión de la cabecera abre un menú anclado justo debajo, con el nombre de la sesión arriba y todos los ejercicios del día debajo. Cada fila lleva la lámina del ejercicio, las series anotadas sobre las previstas y el objetivo del día y, debajo, una ficha por serie con su rótulo (S1, TOP, BACK 1, DROP 1…), el peso en grande y las repeticiones. El color de las fichas dice en qué punto va cada serie: la hecha va rellena en verde lima, con un visto y las repeticiones que hiciste; la que toca ahora lleva el borde lima, y las que quedan van en neutro. En las máquinas de asistencia y en los ejercicios con lastre, encima de las fichas se indica de qué carga se habla. Toca una fila para poner ese ejercicio delante.</w:t>
+      </w:r>
+    </w:p>
+    <w:p>
+      <w:pPr>
+        <w:spacing w:after="160" w:line="276"/>
+      </w:pPr>
+      <w:r>
+        <w:rPr>
+          <w:rFonts w:ascii="Calibri" w:cs="Calibri" w:eastAsia="Calibri" w:hAnsi="Calibri"/>
+          <w:b w:val="false"/>
+          <w:bCs w:val="false"/>
+          <w:color w:val="1A1A1A"/>
+          <w:sz w:val="22"/>
+          <w:szCs w:val="22"/>
+        </w:rPr>
+        <w:t xml:space="preserve">A la derecha de cada fila, la marca de cómo quedó: visto verde en el ejercicio terminado —con una flecha hacia arriba delante si hoy has conseguido progresar en él—, aspa roja y fichas apagadas en el marcado como no realizado, y nada en el que sigue pendiente. El ejercicio que tienes delante va realzado. Al pie del desplegable están Guardar y Descartar, que son las dos únicas salidas de una sesión en curso.</w:t>
       </w:r>
     </w:p>
     <w:p>
@@ -8143,7 +8845,7 @@
           <w:sz w:val="22"/>
           <w:szCs w:val="22"/>
         </w:rPr>
-        <w:t xml:space="preserve"> tipo (o nombre propio), día, duración en minutos e intensidad de 1 a 10. Con la duración y la intensidad, la app calcula tu carga semanal de cardio y la compara con lo habitual en ti; una semana muy por encima cuenta como señal de fatiga.</w:t>
+        <w:t xml:space="preserve"> tipo (o nombre propio), día, duración en minutos e intensidad de 1 a 10. Con la duración y la intensidad, la app calcula tu carga semanal de cardio y la compara con lo habitual en ti; una semana muy por encima cuenta como señal de fatiga. Cada cardio del historial lleva un lápiz para corregir el tipo, el día, la duración o la intensidad sin tener que borrarlo; en los que vienen del reloj se conservan el pulso y las calorías.</w:t>
       </w:r>
     </w:p>
     <w:p>
@@ -8281,7 +8983,39 @@
           <w:sz w:val="22"/>
           <w:szCs w:val="22"/>
         </w:rPr>
-        <w:t xml:space="preserve">Las sesiones recientes, cada una con Compartir (imagen para redes), Editar (peso, repeticiones, RIR, observaciones, fecha, ejercicios no realizados y ejercicios hechos con molestias) y Eliminar. En los ejercicios con carga por serie, la edición muestra una fila por serie titulada Top / Drop 1 / Drop 2… Con PRO, cada sesión lleva su luz (verde, ámbar o rojo). Si registraste en tiempo real, aparece la duración.</w:t>
+        <w:t xml:space="preserve">Las sesiones recientes, cada una con Compartir (imagen para redes, sección 18), Editar (peso, repeticiones, RIR, observaciones, fecha, ejercicios no realizados y ejercicios hechos con molestias) y Eliminar. En los ejercicios con carga por serie, la edición muestra una fila por serie titulada Top / Drop 1 / Drop 2… Con PRO, cada sesión lleva su luz: verde, ámbar («Sesión con intensidad modulada») o roja («Sesión con intensidad y volumen modulados»); si ese día la disponibilidad se repartió por trenes, la franja lo dice («Tren inferior limitado · Tren superior sin limitaciones»). Si registraste en tiempo real, aparece la duración.</w:t>
+      </w:r>
+    </w:p>
+    <w:p>
+      <w:pPr>
+        <w:pStyle w:val="ListParagraph"/>
+        <w:numPr>
+          <w:ilvl w:val="0"/>
+          <w:numId w:val="2"/>
+        </w:numPr>
+        <w:spacing w:after="100" w:line="276"/>
+      </w:pPr>
+      <w:r>
+        <w:rPr>
+          <w:rFonts w:ascii="Calibri" w:cs="Calibri" w:eastAsia="Calibri" w:hAnsi="Calibri"/>
+          <w:b/>
+          <w:bCs/>
+          <w:color w:val="1A1A1A"/>
+          <w:sz w:val="22"/>
+          <w:szCs w:val="22"/>
+        </w:rPr>
+        <w:t xml:space="preserve">Sesiones de rutinas anteriores:</w:t>
+      </w:r>
+      <w:r>
+        <w:rPr>
+          <w:rFonts w:ascii="Calibri" w:cs="Calibri" w:eastAsia="Calibri" w:hAnsi="Calibri"/>
+          <w:b w:val="false"/>
+          <w:bCs w:val="false"/>
+          <w:color w:val="1A1A1A"/>
+          <w:sz w:val="22"/>
+          <w:szCs w:val="22"/>
+        </w:rPr>
+        <w:t xml:space="preserve"> cambiar de rutina —o importar una— no vacía el historial. Todo lo que has entrenado sigue en la lista, en el calendario y en Todas las sesiones, y las sesiones de una rutina anterior llevan una franja que lo indica («De una rutina anterior · se guarda tal y como se registró»). Se consultan, se comparten y se borran, pero no se editan, porque se midieron con otra rutina.</w:t>
       </w:r>
     </w:p>
     <w:p>
@@ -9069,13 +9803,13 @@
       <w:r>
         <w:rPr>
           <w:rFonts w:ascii="Calibri" w:cs="Calibri" w:eastAsia="Calibri" w:hAnsi="Calibri"/>
-          <w:b w:val="0"/>
-          <w:bCs w:val="false"/>
-          <w:color w:val="1A1A1A"/>
-          <w:sz w:val="22"/>
-          <w:szCs w:val="22"/>
-        </w:rPr>
-        <w:t>Con la VFC activada: VFC nocturna (ms) y FC en reposo (lpm), los valores de tu reloj o pulsera. Con el reloj conectado (ver más abajo) llegan ya puestos y no hay que teclearlos. La casilla Dato poco fiable descarta los dos de ese día. Si los números vienen del último registro y no los tocas, la app te pide confirmar que son los de hoy.</w:t>
+          <w:b w:val="false"/>
+          <w:bCs w:val="false"/>
+          <w:color w:val="1A1A1A"/>
+          <w:sz w:val="22"/>
+          <w:szCs w:val="22"/>
+        </w:rPr>
+        <w:t xml:space="preserve">Con la VFC activada: VFC nocturna (ms) y FC en reposo (lpm), los valores de tu reloj o pulsera. Con el reloj conectado (ver más abajo) llegan ya puestos y no hay que teclearlos. La casilla Dato poco fiable descarta los dos de ese día; el «?» de al lado explica cuándo conviene marcarla —alcohol, una noche fuera de casa, una cena muy tardía, un viaje o el reloj mal puesto— y cuándo no: haber dormido mal sin un motivo claro sí es información útil. Si los números vienen del último registro y no los tocas, la app te pide confirmar que son los de hoy.</w:t>
       </w:r>
     </w:p>
     <w:p>
@@ -9268,7 +10002,7 @@
           <w:sz w:val="22"/>
           <w:szCs w:val="22"/>
         </w:rPr>
-        <w:t xml:space="preserve"> se mantienen las cargas y el RIR objetivo sube 1. Si la fatiga afecta solo a un tren, el otro se entrena con normalidad.</w:t>
+        <w:t xml:space="preserve"> se mantienen las cargas y el RIR objetivo sube 1. Cuando el ámbar viene solo de una molestia leve, la app no congela las cargas: sigue subiendo, con prudencia. Si lo que te limita es de un solo tren, el otro se entrena con normalidad (ver más abajo).</w:t>
       </w:r>
     </w:p>
     <w:p>
@@ -9343,6 +10077,33 @@
           <w:szCs w:val="22"/>
         </w:rPr>
         <w:t xml:space="preserve">Sin check-in, la app no asume que estás bien: te lo recuerda antes de proponer subidas.</w:t>
+      </w:r>
+    </w:p>
+    <w:p>
+      <w:pPr>
+        <w:spacing w:after="160" w:line="276"/>
+      </w:pPr>
+      <w:r>
+        <w:rPr>
+          <w:rFonts w:ascii="Calibri" w:cs="Calibri" w:eastAsia="Calibri" w:hAnsi="Calibri"/>
+          <w:b/>
+          <w:bCs/>
+          <w:color w:val="1A1A1A"/>
+          <w:sz w:val="22"/>
+          <w:szCs w:val="22"/>
+        </w:rPr>
+        <w:t xml:space="preserve">Disponibilidad por trenes.</w:t>
+      </w:r>
+      <w:r>
+        <w:rPr>
+          <w:rFonts w:ascii="Calibri" w:cs="Calibri" w:eastAsia="Calibri" w:hAnsi="Calibri"/>
+          <w:b w:val="false"/>
+          <w:bCs w:val="false"/>
+          <w:color w:val="1A1A1A"/>
+          <w:sz w:val="22"/>
+          <w:szCs w:val="22"/>
+        </w:rPr>
+        <w:t xml:space="preserve"> Algunas señales son de todo el cuerpo —sueño, ánimo, estrés, enfermedad, VFC, fatiga acumulada o rendimiento— y otras son locales: el dolor articular y las agujetas llevan su zona. Cuando lo que te limita es solo de un tren, el día se reparte: cada tren tiene su color y su puntuación, y el que está libre sigue su curso con normalidad, con sus subidas, sus récords y sus intentos de progresión. El chip de la cabecera lo enseña según lo que cargue la sesión del día: en una sesión de un solo tren, su estado y su número, con el otro como un punto pequeño con su abreviatura (Sup. o Inf.); en una que carga los dos, un punto y un número por tren. Al tocarlo, el desglose dice qué tren te limita y cuál no. En los ejercicios que no se ven afectados, en lugar del aviso aparece una línea discreta que lo dice. Algunos ejercicios de tren superior que también cargan el inferior —los remos con el tronco inclinado, el press militar de pie o el paseo del granjero— se protegen como los de piernas. Ya en el check-in, si lo que marcas limita solo un tren, ves en vivo cómo queda cada uno. Si alguna señal es de todo el cuerpo, no hay reparto y el día se ve como siempre.</w:t>
       </w:r>
     </w:p>
     <w:p>
@@ -9440,13 +10201,99 @@
       <w:r>
         <w:rPr>
           <w:rFonts w:ascii="Calibri" w:cs="Calibri" w:eastAsia="Calibri" w:hAnsi="Calibri"/>
+          <w:b w:val="false"/>
+          <w:bCs w:val="false"/>
+          <w:color w:val="1A1A1A"/>
+          <w:sz w:val="22"/>
+          <w:szCs w:val="22"/>
+        </w:rPr>
+        <w:t xml:space="preserve">Si llevas reloj o pulsera, TrueLift puede aprovechar lo que ya mide en lugar de que lo teclees. Se activa en Ajustes → Autorregulación y VFC → </w:t>
+      </w:r>
+      <w:r>
+        <w:rPr>
+          <w:rFonts w:ascii="Calibri" w:cs="Calibri" w:eastAsia="Calibri" w:hAnsi="Calibri"/>
+          <w:b/>
+          <w:bCs/>
+          <w:color w:val="1A1A1A"/>
+          <w:sz w:val="22"/>
+          <w:szCs w:val="22"/>
+        </w:rPr>
+        <w:t xml:space="preserve">Leer datos de Health Connect</w:t>
+      </w:r>
+      <w:r>
+        <w:rPr>
+          <w:rFonts w:ascii="Calibri" w:cs="Calibri" w:eastAsia="Calibri" w:hAnsi="Calibri"/>
+          <w:b w:val="false"/>
+          <w:bCs w:val="false"/>
+          <w:color w:val="1A1A1A"/>
+          <w:sz w:val="22"/>
+          <w:szCs w:val="22"/>
+        </w:rPr>
+        <w:t xml:space="preserve"> (en el iPhone, </w:t>
+      </w:r>
+      <w:r>
+        <w:rPr>
+          <w:rFonts w:ascii="Calibri" w:cs="Calibri" w:eastAsia="Calibri" w:hAnsi="Calibri"/>
+          <w:b/>
+          <w:bCs/>
+          <w:color w:val="1A1A1A"/>
+          <w:sz w:val="22"/>
+          <w:szCs w:val="22"/>
+        </w:rPr>
+        <w:t xml:space="preserve">Leer datos de Apple Salud</w:t>
+      </w:r>
+      <w:r>
+        <w:rPr>
+          <w:rFonts w:ascii="Calibri" w:cs="Calibri" w:eastAsia="Calibri" w:hAnsi="Calibri"/>
+          <w:b w:val="false"/>
+          <w:bCs w:val="false"/>
+          <w:color w:val="1A1A1A"/>
+          <w:sz w:val="22"/>
+          <w:szCs w:val="22"/>
+        </w:rPr>
+        <w:t xml:space="preserve">) y funciona a través de la plataforma de salud del móvil. TrueLift no habla con el reloj: lee lo que la app de tu reloj o tu báscula hayan dejado allí. En Ajustes → Seguimiento hay además una fila con el nombre de esa plataforma que explica, sin necesidad de PRO ni de permisos, qué datos se leen y para qué se usa cada uno.</w:t>
+      </w:r>
+    </w:p>
+    <w:p>
+      <w:pPr>
+        <w:pStyle w:val="ListParagraph"/>
+        <w:numPr>
+          <w:ilvl w:val="0"/>
+          <w:numId w:val="2"/>
+        </w:numPr>
+        <w:spacing w:after="100" w:line="276"/>
+      </w:pPr>
+      <w:r>
+        <w:rPr>
+          <w:rFonts w:ascii="Calibri" w:cs="Calibri" w:eastAsia="Calibri" w:hAnsi="Calibri"/>
+          <w:b w:val="false"/>
+          <w:bCs w:val="false"/>
+          <w:color w:val="1A1A1A"/>
+          <w:sz w:val="22"/>
+          <w:szCs w:val="22"/>
+        </w:rPr>
+        <w:t xml:space="preserve">Frecuencia cardíaca en reposo, VFC nocturna y sueño: alimentan tu estado diario. La pregunta de sueño del check-in llega ya puntuada a partir de lo que dormiste —y de lo rota que fuera la noche—; tú la corriges si no lo ves así, y la app aprende de tus correcciones. Si la noche no fue del todo buena, el check-in se abre desplegado con esa puntuación ya marcada, para que no la pises sin querer con «Hoy todo bien». De la VFC solo cuenta la media de la noche, no las lecturas sueltas del día.</w:t>
+      </w:r>
+    </w:p>
+    <w:p>
+      <w:pPr>
+        <w:pStyle w:val="ListParagraph"/>
+        <w:numPr>
+          <w:ilvl w:val="0"/>
+          <w:numId w:val="2"/>
+        </w:numPr>
+        <w:spacing w:after="100" w:line="276"/>
+      </w:pPr>
+      <w:r>
+        <w:rPr>
+          <w:rFonts w:ascii="Calibri" w:cs="Calibri" w:eastAsia="Calibri" w:hAnsi="Calibri"/>
           <w:b w:val="0"/>
           <w:bCs w:val="false"/>
           <w:color w:val="1A1A1A"/>
           <w:sz w:val="22"/>
           <w:szCs w:val="22"/>
         </w:rPr>
-        <w:t>Si llevas reloj o pulsera, TrueLift puede aprovechar lo que ya mide en lugar de que lo teclees. Se activa en Ajustes → Autorregulación y VFC → Reloj conectado y funciona a través de la plataforma de salud del móvil: Health Connect en Android y Apple Salud en el iPhone. TrueLift no habla con el reloj: lee lo que la app de tu reloj o tu báscula hayan dejado allí.</w:t>
+        <w:t>Pasos y calorías: afinan la capa de nutrición y alimentan la tarjeta de pasos de la pestaña Progreso (sección 14).</w:t>
       </w:r>
     </w:p>
     <w:p>
@@ -9467,7 +10314,7 @@
           <w:sz w:val="22"/>
           <w:szCs w:val="22"/>
         </w:rPr>
-        <w:t>Frecuencia cardíaca en reposo, VFC nocturna y sueño: alimentan tu estado diario. La pregunta de sueño del check-in llega ya puntuada a partir de lo que dormiste —y de lo rota que fuera la noche—; tú la corriges si no lo ves así, y la app aprende de tus correcciones. De la VFC solo cuenta la media de la noche, no las lecturas sueltas del día.</w:t>
+        <w:t>Peso: si tu báscula vuelca en la plataforma, el pesaje del día entra solo en la capa de nutrición. Nunca pisa un pesaje que ya hayas anotado, y un salto grande respecto a tu tendencia se te pide confirmar antes de darlo por bueno.</w:t>
       </w:r>
     </w:p>
     <w:p>
@@ -9488,17 +10335,12 @@
           <w:sz w:val="22"/>
           <w:szCs w:val="22"/>
         </w:rPr>
-        <w:t>Pasos y calorías: afinan la capa de nutrición y alimentan la tarjeta de pasos de la pestaña Progreso (sección 14).</w:t>
-      </w:r>
-    </w:p>
-    <w:p>
-      <w:pPr>
-        <w:pStyle w:val="ListParagraph"/>
-        <w:numPr>
-          <w:ilvl w:val="0"/>
-          <w:numId w:val="2"/>
-        </w:numPr>
-        <w:spacing w:after="100" w:line="276"/>
+        <w:t>Entrenamientos: las sesiones aeróbicas que registra el reloj —carrera, bici, remo, natación, elíptica, deportes…— entran solas en tu historial como cardio, con su duración real y una intensidad estimada a partir de tu pulso durante la sesión y de tu frecuencia en reposo. Caminar no entra, porque ya lo recogen los pasos, y las sesiones de fuerza tampoco, porque las registras tú. Si ese día ya habías anotado a mano un cardio parecido, no se duplica; y un cardio del reloj que borres del historial no vuelve a entrar.</w:t>
+      </w:r>
+    </w:p>
+    <w:p>
+      <w:pPr>
+        <w:spacing w:after="160" w:line="276"/>
       </w:pPr>
       <w:r>
         <w:rPr>
@@ -9509,17 +10351,12 @@
           <w:sz w:val="22"/>
           <w:szCs w:val="22"/>
         </w:rPr>
-        <w:t>Peso: si tu báscula vuelca en la plataforma, el pesaje del día entra solo en la capa de nutrición. Nunca pisa un pesaje que ya hayas anotado, y un salto grande respecto a tu tendencia se te pide confirmar antes de darlo por bueno.</w:t>
-      </w:r>
-    </w:p>
-    <w:p>
-      <w:pPr>
-        <w:pStyle w:val="ListParagraph"/>
-        <w:numPr>
-          <w:ilvl w:val="0"/>
-          <w:numId w:val="2"/>
-        </w:numPr>
-        <w:spacing w:after="100" w:line="276"/>
+        <w:t>Solo lectura y solo en este móvil: TrueLift no escribe nada en la plataforma de salud y ningún dato sale del dispositivo. Se lee al abrir la app y al volver a ella, nunca en segundo plano, y cada vez se repasan los últimos días, así que un dato que llegue con retraso acaba entrando solo. Lo que no concedas simplemente no se lee —si no tienes báscula, puedes dejar el peso fuera y recibir el resto— y un valor que hayas tecleado a mano nunca se pisa.</w:t>
+      </w:r>
+    </w:p>
+    <w:p>
+      <w:pPr>
+        <w:spacing w:after="160" w:line="276"/>
       </w:pPr>
       <w:r>
         <w:rPr>
@@ -9530,7 +10367,7 @@
           <w:sz w:val="22"/>
           <w:szCs w:val="22"/>
         </w:rPr>
-        <w:t>Entrenamientos: las sesiones aeróbicas que registra el reloj —carrera, bici, remo, natación, elíptica, deportes…— entran solas en tu historial como cardio, con su duración real y una intensidad estimada a partir de tu pulso durante la sesión y de tu frecuencia en reposo. Caminar no entra, porque ya lo recogen los pasos, y las sesiones de fuerza tampoco, porque las registras tú. Si ese día ya habías anotado a mano un cardio parecido, no se duplica; y un cardio del reloj que borres del historial no vuelve a entrar.</w:t>
+        <w:t>Si cambias de reloj o de app, la VFC empieza banda nueva. Cada marca mide la variabilidad a su manera, y mezclar dos escalas haría que noches normales parecieran malas: a partir del relevo la app vuelve a aprender tu banda con las noches del reloj nuevo, y la gráfica de VFC no cruza esa frontera. Tu historial no se toca.</w:t>
       </w:r>
     </w:p>
     <w:p>
@@ -9546,39 +10383,23 @@
           <w:sz w:val="22"/>
           <w:szCs w:val="22"/>
         </w:rPr>
-        <w:t>Solo lectura y solo en este móvil: TrueLift no escribe nada en la plataforma de salud y ningún dato sale del dispositivo. Se lee al abrir la app y al volver a ella, nunca en segundo plano, y cada vez se repasan los últimos días, así que un dato que llegue con retraso acaba entrando solo. Lo que no concedas simplemente no se lee —si no tienes báscula, puedes dejar el peso fuera y recibir el resto— y un valor que hayas tecleado a mano nunca se pisa.</w:t>
-      </w:r>
-    </w:p>
-    <w:p>
-      <w:pPr>
-        <w:spacing w:after="160" w:line="276"/>
-      </w:pPr>
-      <w:r>
-        <w:rPr>
-          <w:rFonts w:ascii="Calibri" w:cs="Calibri" w:eastAsia="Calibri" w:hAnsi="Calibri"/>
-          <w:b w:val="0"/>
-          <w:bCs w:val="false"/>
-          <w:color w:val="1A1A1A"/>
-          <w:sz w:val="22"/>
-          <w:szCs w:val="22"/>
-        </w:rPr>
-        <w:t>Si cambias de reloj o de app, la VFC empieza banda nueva. Cada marca mide la variabilidad a su manera, y mezclar dos escalas haría que noches normales parecieran malas: a partir del relevo la app vuelve a aprender tu banda con las noches del reloj nuevo, y la gráfica de VFC no cruza esa frontera. Tu historial no se toca.</w:t>
-      </w:r>
-    </w:p>
-    <w:p>
-      <w:pPr>
-        <w:spacing w:after="160" w:line="276"/>
-      </w:pPr>
-      <w:r>
-        <w:rPr>
-          <w:rFonts w:ascii="Calibri" w:cs="Calibri" w:eastAsia="Calibri" w:hAnsi="Calibri"/>
-          <w:b w:val="0"/>
-          <w:bCs w:val="false"/>
-          <w:color w:val="1A1A1A"/>
-          <w:sz w:val="22"/>
-          <w:szCs w:val="22"/>
-        </w:rPr>
         <w:t>El reloj conectado está en estado BETA, y así se indica en Ajustes. Sin reloj, todo lo que lee se sigue anotando a mano como siempre.</w:t>
+      </w:r>
+    </w:p>
+    <w:p>
+      <w:pPr>
+        <w:spacing w:after="160" w:line="276"/>
+      </w:pPr>
+      <w:r>
+        <w:rPr>
+          <w:rFonts w:ascii="Calibri" w:cs="Calibri" w:eastAsia="Calibri" w:hAnsi="Calibri"/>
+          <w:b w:val="false"/>
+          <w:bCs w:val="false"/>
+          <w:color w:val="1A1A1A"/>
+          <w:sz w:val="22"/>
+          <w:szCs w:val="22"/>
+        </w:rPr>
+        <w:t xml:space="preserve">En algunos móviles Android —ciertos Xiaomi, por ejemplo— el sistema puede impedir que TrueLift se conecte con Health Connect. Si pasa, la app sigue funcionando: la tarjeta de Ajustes avisa en ámbar de que Health Connect no responde y te indica que permitas el inicio automático de Health Connect y de TrueLift en los ajustes del teléfono. Mientras tanto, los datos se siguen anotando a mano.</w:t>
       </w:r>
     </w:p>
     <w:p>
@@ -10694,13 +11515,56 @@
       <w:r>
         <w:rPr>
           <w:rFonts w:ascii="Calibri" w:cs="Calibri" w:eastAsia="Calibri" w:hAnsi="Calibri"/>
-          <w:b w:val="0"/>
-          <w:bCs w:val="false"/>
-          <w:color w:val="1A1A1A"/>
-          <w:sz w:val="22"/>
-          <w:szCs w:val="22"/>
-        </w:rPr>
-        <w:t>Pasos por día (con el reloj conectado): una barra por día frente a tu objetivo, en verde, ámbar o rojo según cómo quedó la jornada, con el día de hoy atenuado porque aún está a medias. Un día sin dato queda hueco: un reloj sin llevar no es un día sin pasos. Debajo se dice de dónde sale el objetivo.</w:t>
+          <w:b/>
+          <w:bCs/>
+          <w:color w:val="1A1A1A"/>
+          <w:sz w:val="22"/>
+          <w:szCs w:val="22"/>
+        </w:rPr>
+        <w:t xml:space="preserve">Pasos por día</w:t>
+      </w:r>
+      <w:r>
+        <w:rPr>
+          <w:rFonts w:ascii="Calibri" w:cs="Calibri" w:eastAsia="Calibri" w:hAnsi="Calibri"/>
+          <w:b w:val="false"/>
+          <w:bCs w:val="false"/>
+          <w:color w:val="1A1A1A"/>
+          <w:sz w:val="22"/>
+          <w:szCs w:val="22"/>
+        </w:rPr>
+        <w:t xml:space="preserve"> (con el reloj conectado): una barra por día frente a tu objetivo, en verde, ámbar o rojo según cómo quedó la jornada, con el día de hoy atenuado porque aún está a medias. Un día sin dato queda hueco: un reloj sin llevar no es un día sin pasos. Debajo, dos líneas con lo que sirve para decidir: el objetivo de esta semana y tu media de pasos de esta semana —sin contar hoy— frente a la de la semana pasada. De dónde sale el objetivo lo explica el «?».</w:t>
+      </w:r>
+    </w:p>
+    <w:p>
+      <w:pPr>
+        <w:pStyle w:val="ListParagraph"/>
+        <w:numPr>
+          <w:ilvl w:val="0"/>
+          <w:numId w:val="2"/>
+        </w:numPr>
+        <w:spacing w:after="100" w:line="276"/>
+      </w:pPr>
+      <w:r>
+        <w:rPr>
+          <w:rFonts w:ascii="Calibri" w:cs="Calibri" w:eastAsia="Calibri" w:hAnsi="Calibri"/>
+          <w:b/>
+          <w:bCs/>
+          <w:color w:val="1A1A1A"/>
+          <w:sz w:val="22"/>
+          <w:szCs w:val="22"/>
+        </w:rPr>
+        <w:t xml:space="preserve">Cardio por semana</w:t>
+      </w:r>
+      <w:r>
+        <w:rPr>
+          <w:rFonts w:ascii="Calibri" w:cs="Calibri" w:eastAsia="Calibri" w:hAnsi="Calibri"/>
+          <w:b w:val="false"/>
+          <w:bCs w:val="false"/>
+          <w:color w:val="1A1A1A"/>
+          <w:sz w:val="22"/>
+          <w:szCs w:val="22"/>
+        </w:rPr>
+        <w:t xml:space="preserve"> (si has registrado cardio): una barra por semana con los minutos de cardio, la intensidad media encima y un color que dice cuánto pesó en tu disponibilidad para entrenar: verde si fue leve, ámbar si fue moderado y rojo si fue alto. La semana en curso va atenuada. Sin autorregulación, las barras van en un color neutro y la tarjeta no habla de impacto.</w:t>
       </w:r>
     </w:p>
     <w:p>
@@ -11306,6 +12170,38 @@
           <w:sz w:val="22"/>
           <w:szCs w:val="22"/>
         </w:rPr>
+        <w:t xml:space="preserve">Cardio y recuperación</w:t>
+      </w:r>
+      <w:r>
+        <w:rPr>
+          <w:rFonts w:ascii="Calibri" w:cs="Calibri" w:eastAsia="Calibri" w:hAnsi="Calibri"/>
+          <w:b w:val="false"/>
+          <w:bCs w:val="false"/>
+          <w:color w:val="1A1A1A"/>
+          <w:sz w:val="22"/>
+          <w:szCs w:val="22"/>
+        </w:rPr>
+        <w:t xml:space="preserve"> (si hubo cardio en el mes): sesiones, minutos e intensidad media del mes, una fila por semana con lo que pesó en tu recuperación (leve, moderado o alto) y una frase con lo que supone. Si alguna semana pesó mucho, aparece también en las conclusiones.</w:t>
+      </w:r>
+    </w:p>
+    <w:p>
+      <w:pPr>
+        <w:pStyle w:val="ListParagraph"/>
+        <w:numPr>
+          <w:ilvl w:val="0"/>
+          <w:numId w:val="2"/>
+        </w:numPr>
+        <w:spacing w:after="100" w:line="276"/>
+      </w:pPr>
+      <w:r>
+        <w:rPr>
+          <w:rFonts w:ascii="Calibri" w:cs="Calibri" w:eastAsia="Calibri" w:hAnsi="Calibri"/>
+          <w:b/>
+          <w:bCs/>
+          <w:color w:val="1A1A1A"/>
+          <w:sz w:val="22"/>
+          <w:szCs w:val="22"/>
+        </w:rPr>
         <w:t xml:space="preserve">Comparativa</w:t>
       </w:r>
       <w:r>
@@ -11333,7 +12229,7 @@
           <w:sz w:val="22"/>
           <w:szCs w:val="22"/>
         </w:rPr>
-        <w:t xml:space="preserve">Se puede compartir como HTML con el icono de compartir. No incluye el cardio.</w:t>
+        <w:t xml:space="preserve">Se puede compartir como HTML con el icono de compartir. El cardio tiene su propio apartado; las cifras de fuerza (sesiones, carga, récords) no lo cuentan.</w:t>
       </w:r>
     </w:p>
     <w:p>
@@ -11515,6 +12411,44 @@
           <w:sz w:val="22"/>
           <w:szCs w:val="22"/>
         </w:rPr>
+        <w:t xml:space="preserve">El botón </w:t>
+      </w:r>
+      <w:r>
+        <w:rPr>
+          <w:rFonts w:ascii="Calibri" w:cs="Calibri" w:eastAsia="Calibri" w:hAnsi="Calibri"/>
+          <w:b/>
+          <w:bCs/>
+          <w:color w:val="1A1A1A"/>
+          <w:sz w:val="22"/>
+          <w:szCs w:val="22"/>
+        </w:rPr>
+        <w:t xml:space="preserve">Cómo medirte</w:t>
+      </w:r>
+      <w:r>
+        <w:rPr>
+          <w:rFonts w:ascii="Calibri" w:cs="Calibri" w:eastAsia="Calibri" w:hAnsi="Calibri"/>
+          <w:b w:val="false"/>
+          <w:bCs w:val="false"/>
+          <w:color w:val="1A1A1A"/>
+          <w:sz w:val="22"/>
+          <w:szCs w:val="22"/>
+        </w:rPr>
+        <w:t xml:space="preserve"> abre una guía ilustrada con el punto exacto de cada medida y cómo colocar la cinta; también se llega desde el formulario de medidas y desde cada punto. La guía de la cintura se adapta al sexo de tu perfil, porque es la referencia que usa el estimador de % de grasa.</w:t>
+      </w:r>
+    </w:p>
+    <w:p>
+      <w:pPr>
+        <w:spacing w:after="160" w:line="276"/>
+      </w:pPr>
+      <w:r>
+        <w:rPr>
+          <w:rFonts w:ascii="Calibri" w:cs="Calibri" w:eastAsia="Calibri" w:hAnsi="Calibri"/>
+          <w:b w:val="false"/>
+          <w:bCs w:val="false"/>
+          <w:color w:val="1A1A1A"/>
+          <w:sz w:val="22"/>
+          <w:szCs w:val="22"/>
+        </w:rPr>
         <w:t xml:space="preserve">Cuello, cintura y cadera son las mismas que usa el estimador de % de grasa por contornos de la capa de nutrición: llegan rellenas con lo que ya tengas medido, y lo que midas allí se guarda aquí. No puede haber dos cinturas distintas.</w:t>
       </w:r>
     </w:p>
@@ -11610,29 +12544,62 @@
       <w:r>
         <w:rPr>
           <w:rFonts w:ascii="Calibri" w:cs="Calibri" w:eastAsia="Calibri" w:hAnsi="Calibri"/>
-          <w:b w:val="false"/>
-          <w:bCs w:val="false"/>
-          <w:color w:val="1A1A1A"/>
-          <w:sz w:val="22"/>
-          <w:szCs w:val="22"/>
-        </w:rPr>
-        <w:t xml:space="preserve">Comparar (PRO): dos fotos de la misma pose lado a lado —por defecto, la primera y la última—, con los días transcurridos y la diferencia de peso entre ambas. Se puede compartir como imagen.</w:t>
-      </w:r>
-    </w:p>
-    <w:p>
-      <w:pPr>
-        <w:spacing w:after="160" w:line="276"/>
-      </w:pPr>
-      <w:r>
-        <w:rPr>
-          <w:rFonts w:ascii="Calibri" w:cs="Calibri" w:eastAsia="Calibri" w:hAnsi="Calibri"/>
-          <w:b w:val="false"/>
-          <w:bCs w:val="false"/>
-          <w:color w:val="1A1A1A"/>
-          <w:sz w:val="22"/>
-          <w:szCs w:val="22"/>
-        </w:rPr>
-        <w:t xml:space="preserve">Misma pose, misma luz, misma hora del día. Una foto cada cuatro semanas dice mucho más que una cada semana.</w:t>
+          <w:b/>
+          <w:bCs/>
+          <w:color w:val="1A1A1A"/>
+          <w:sz w:val="22"/>
+          <w:szCs w:val="22"/>
+        </w:rPr>
+        <w:t xml:space="preserve">Comparar</w:t>
+      </w:r>
+      <w:r>
+        <w:rPr>
+          <w:rFonts w:ascii="Calibri" w:cs="Calibri" w:eastAsia="Calibri" w:hAnsi="Calibri"/>
+          <w:b w:val="false"/>
+          <w:bCs w:val="false"/>
+          <w:color w:val="1A1A1A"/>
+          <w:sz w:val="22"/>
+          <w:szCs w:val="22"/>
+        </w:rPr>
+        <w:t xml:space="preserve"> (PRO): dos fotos de la misma pose —por defecto, la primera y la última— lado a lado, con cortina (la nueva tapa a la vieja hasta donde arrastres) o superpuestas, con los días transcurridos y la diferencia de peso entre ambas. Se puede compartir como imagen (sección 18).</w:t>
+      </w:r>
+    </w:p>
+    <w:p>
+      <w:pPr>
+        <w:spacing w:after="160" w:line="276"/>
+      </w:pPr>
+      <w:r>
+        <w:rPr>
+          <w:rFonts w:ascii="Calibri" w:cs="Calibri" w:eastAsia="Calibri" w:hAnsi="Calibri"/>
+          <w:b w:val="false"/>
+          <w:bCs w:val="false"/>
+          <w:color w:val="1A1A1A"/>
+          <w:sz w:val="22"/>
+          <w:szCs w:val="22"/>
+        </w:rPr>
+        <w:t xml:space="preserve">Misma pose, misma luz, misma hora del día. Una foto cada cuatro semanas dice mucho más que una cada semana. El botón </w:t>
+      </w:r>
+      <w:r>
+        <w:rPr>
+          <w:rFonts w:ascii="Calibri" w:cs="Calibri" w:eastAsia="Calibri" w:hAnsi="Calibri"/>
+          <w:b/>
+          <w:bCs/>
+          <w:color w:val="1A1A1A"/>
+          <w:sz w:val="22"/>
+          <w:szCs w:val="22"/>
+        </w:rPr>
+        <w:t xml:space="preserve">Cómo hacer las fotos</w:t>
+      </w:r>
+      <w:r>
+        <w:rPr>
+          <w:rFonts w:ascii="Calibri" w:cs="Calibri" w:eastAsia="Calibri" w:hAnsi="Calibri"/>
+          <w:b w:val="false"/>
+          <w:bCs w:val="false"/>
+          <w:color w:val="1A1A1A"/>
+          <w:sz w:val="22"/>
+          <w:szCs w:val="22"/>
+        </w:rPr>
+        <w:t xml:space="preserve"> abre una guía ilustrada con el momento, el lugar, la cámara, la luz, la ropa y la postura para que tus fotos sean comparables entre sí.</w:t>
       </w:r>
     </w:p>
     <w:p>
@@ -11740,7 +12707,7 @@
           <w:sz w:val="22"/>
           <w:szCs w:val="22"/>
         </w:rPr>
-        <w:t xml:space="preserve">La capa de nutrición trabaja junto a tu entrenamiento. Tú te pesas cada día; una vez por semana la app te dice si conviene ajustar tu alimentación o tu actividad para que tu peso avance al ritmo planificado. No registras comidas, no cuentas calorías y no hay base de datos de alimentos.</w:t>
+        <w:t xml:space="preserve">La capa de nutrición trabaja junto a tu entrenamiento. Tú te pesas cada día; una vez por semana la app te dice si conviene ajustar tu alimentación o tu actividad para que tu peso avance al ritmo planificado. No registras comidas ni hay base de datos de alimentos. Si además quieres una referencia para pesar y medir lo que comes, la tarjeta Energía diaria te da una cifra de calorías para tu fase, su reparto en macros y comidas, y una forma de convertirlo en un menú semanal con tu IA de confianza.</w:t>
       </w:r>
     </w:p>
     <w:p>
@@ -11841,7 +12808,7 @@
           <w:sz w:val="22"/>
           <w:szCs w:val="22"/>
         </w:rPr>
-        <w:t xml:space="preserve">No registra lo que comes, no puntúa alimentos, no reparte macros ni comprueba si tu dieta es completa. No es una dieta ni un plan nutricional.</w:t>
+        <w:t xml:space="preserve">No registra lo que comes, no puntúa alimentos ni comprueba si tu dieta es completa. El reparto en comidas y el menú con IA son guías orientativas: no son una dieta ni un plan nutricional, ni sustituyen a un profesional.</w:t>
       </w:r>
     </w:p>
     <w:p>
@@ -12057,7 +13024,7 @@
           <w:sz w:val="22"/>
           <w:szCs w:val="22"/>
         </w:rPr>
-        <w:t xml:space="preserve"> altura y años de experiencia entrenando fuerza. El sexo se toma del declarado en Ajustes.</w:t>
+        <w:t xml:space="preserve"> altura, años de experiencia entrenando fuerza y, si quieres, cómo es tu trabajo (sentado, de pie o físico), que afina lo que gastas en tu día a día; sin indicarlo, se supone un trabajo sentado. El sexo se toma del declarado en Ajustes.</w:t>
       </w:r>
     </w:p>
     <w:p>
@@ -12514,7 +13481,61 @@
           <w:sz w:val="22"/>
           <w:szCs w:val="22"/>
         </w:rPr>
-        <w:t xml:space="preserve">, y peso, % graso y masa magra estimados de inicio a fin del bloque. Con el lazo calibrado, una segunda fila con el ritmo real, el balance energético estimado y el margen que el lazo aún puede ajustar, con su incertidumbre (±). Ninguno es tu ingesta.</w:t>
+        <w:t xml:space="preserve">, y una tabla con peso, % graso y masa magra: una fila por dato y las columnas Inicio, Objetivo y Cambio del bloque. Con el lazo calibrado, una segunda fila con el ritmo real, el balance energético estimado y el margen que el lazo aún puede ajustar, con su incertidumbre (±). Ninguno es tu ingesta.</w:t>
+      </w:r>
+    </w:p>
+    <w:p>
+      <w:pPr>
+        <w:pStyle w:val="ListParagraph"/>
+        <w:numPr>
+          <w:ilvl w:val="0"/>
+          <w:numId w:val="2"/>
+        </w:numPr>
+        <w:spacing w:after="100" w:line="276"/>
+      </w:pPr>
+      <w:r>
+        <w:rPr>
+          <w:rFonts w:ascii="Calibri" w:cs="Calibri" w:eastAsia="Calibri" w:hAnsi="Calibri"/>
+          <w:b/>
+          <w:bCs/>
+          <w:color w:val="1A1A1A"/>
+          <w:sz w:val="22"/>
+          <w:szCs w:val="22"/>
+        </w:rPr>
+        <w:t xml:space="preserve">Energía diaria:</w:t>
+      </w:r>
+      <w:r>
+        <w:rPr>
+          <w:rFonts w:ascii="Calibri" w:cs="Calibri" w:eastAsia="Calibri" w:hAnsi="Calibri"/>
+          <w:b w:val="false"/>
+          <w:bCs w:val="false"/>
+          <w:color w:val="1A1A1A"/>
+          <w:sz w:val="22"/>
+          <w:szCs w:val="22"/>
+        </w:rPr>
+        <w:t xml:space="preserve"> cuánto gastas al día y cuánto comer en tu fase, con el botón </w:t>
+      </w:r>
+      <w:r>
+        <w:rPr>
+          <w:rFonts w:ascii="Calibri" w:cs="Calibri" w:eastAsia="Calibri" w:hAnsi="Calibri"/>
+          <w:b/>
+          <w:bCs/>
+          <w:color w:val="1A1A1A"/>
+          <w:sz w:val="22"/>
+          <w:szCs w:val="22"/>
+        </w:rPr>
+        <w:t xml:space="preserve">Crea tu menú</w:t>
+      </w:r>
+      <w:r>
+        <w:rPr>
+          <w:rFonts w:ascii="Calibri" w:cs="Calibri" w:eastAsia="Calibri" w:hAnsi="Calibri"/>
+          <w:b w:val="false"/>
+          <w:bCs w:val="false"/>
+          <w:color w:val="1A1A1A"/>
+          <w:sz w:val="22"/>
+          <w:szCs w:val="22"/>
+        </w:rPr>
+        <w:t xml:space="preserve"> (ver más abajo).</w:t>
       </w:r>
     </w:p>
     <w:p>
@@ -12655,7 +13676,7 @@
           <w:sz w:val="22"/>
           <w:szCs w:val="22"/>
         </w:rPr>
-        <w:t xml:space="preserve">.</w:t>
+        <w:t xml:space="preserve">. Cuando hay una tarjeta semanal con recomendación a la vista, Tus alimentos se abre desde la propia tarjeta.</w:t>
       </w:r>
     </w:p>
     <w:p>
@@ -12915,13 +13936,57 @@
       <w:r>
         <w:rPr>
           <w:rFonts w:ascii="Calibri" w:cs="Calibri" w:eastAsia="Calibri" w:hAnsi="Calibri"/>
-          <w:b w:val="0"/>
-          <w:bCs w:val="false"/>
-          <w:color w:val="1A1A1A"/>
-          <w:sz w:val="22"/>
-          <w:szCs w:val="22"/>
-        </w:rPr>
-        <w:t>La vía de solo actividad tiene techo: se ofrece mientras la jornada que saldría —lo que ya caminas más lo que se pediría— siga siendo razonable. Si no cabe, la tarjeta ofrece la dieta o la mezcla de las dos. Sin reloj conectado la app supone una jornada normal, para no pedirte pasos de más.</w:t>
+          <w:b w:val="false"/>
+          <w:bCs w:val="false"/>
+          <w:color w:val="1A1A1A"/>
+          <w:sz w:val="22"/>
+          <w:szCs w:val="22"/>
+        </w:rPr>
+        <w:t xml:space="preserve">La vía de solo actividad tiene techo: se ofrece mientras la jornada que saldría —lo que ya caminas más lo que se pediría— no pase de tu </w:t>
+      </w:r>
+      <w:r>
+        <w:rPr>
+          <w:rFonts w:ascii="Calibri" w:cs="Calibri" w:eastAsia="Calibri" w:hAnsi="Calibri"/>
+          <w:b/>
+          <w:bCs/>
+          <w:color w:val="1A1A1A"/>
+          <w:sz w:val="22"/>
+          <w:szCs w:val="22"/>
+        </w:rPr>
+        <w:t xml:space="preserve">límite de pasos al día</w:t>
+      </w:r>
+      <w:r>
+        <w:rPr>
+          <w:rFonts w:ascii="Calibri" w:cs="Calibri" w:eastAsia="Calibri" w:hAnsi="Calibri"/>
+          <w:b w:val="false"/>
+          <w:bCs w:val="false"/>
+          <w:color w:val="1A1A1A"/>
+          <w:sz w:val="22"/>
+          <w:szCs w:val="22"/>
+        </w:rPr>
+        <w:t xml:space="preserve">, que eliges tú en Tus datos y cuenta desde la siguiente tarjeta. Si no cabe, la tarjeta ofrece la dieta o la mezcla de las dos, y el enlace </w:t>
+      </w:r>
+      <w:r>
+        <w:rPr>
+          <w:rFonts w:ascii="Calibri" w:cs="Calibri" w:eastAsia="Calibri" w:hAnsi="Calibri"/>
+          <w:b/>
+          <w:bCs/>
+          <w:color w:val="1A1A1A"/>
+          <w:sz w:val="22"/>
+          <w:szCs w:val="22"/>
+        </w:rPr>
+        <w:t xml:space="preserve">Cambiar límite de pasos</w:t>
+      </w:r>
+      <w:r>
+        <w:rPr>
+          <w:rFonts w:ascii="Calibri" w:cs="Calibri" w:eastAsia="Calibri" w:hAnsi="Calibri"/>
+          <w:b w:val="false"/>
+          <w:bCs w:val="false"/>
+          <w:color w:val="1A1A1A"/>
+          <w:sz w:val="22"/>
+          <w:szCs w:val="22"/>
+        </w:rPr>
+        <w:t xml:space="preserve"> te lleva a ajustarlo. Sin reloj conectado la app supone una jornada normal, para no pedirte pasos de más.</w:t>
       </w:r>
     </w:p>
     <w:p>
@@ -13131,7 +14196,29 @@
           <w:sz w:val="22"/>
           <w:szCs w:val="22"/>
         </w:rPr>
-        <w:t xml:space="preserve">. Aplicar no se puntúa ni cambia el ajuste: solo indica que la decisión está tomada. Elige una sola opción, mantenla cada día hasta la próxima tarjeta y recuerda que la cifra es un ajuste respecto a tu ingesta media de la semana anterior con el mismo entrenamiento y actividad, no una ingesta objetivo. Si no hay señal limpia (pocos pesajes o ventana de agua), la evaluación se pospone y la tarjeta lo dice.</w:t>
+        <w:t xml:space="preserve">. Aplicar no se puntúa ni cambia el ajuste: solo indica que la decisión está tomada. Elige una sola opción, mantenla cada día hasta la próxima tarjeta y recuerda que la cifra es un ajuste respecto a tu ingesta media de la semana anterior con el mismo entrenamiento y actividad, no una ingesta objetivo. Si no hay señal limpia (pocos pesajes o ventana de agua), la evaluación se pospone y la tarjeta lo dice. Al pie de la tarjeta, el botón </w:t>
+      </w:r>
+      <w:r>
+        <w:rPr>
+          <w:rFonts w:ascii="Calibri" w:cs="Calibri" w:eastAsia="Calibri" w:hAnsi="Calibri"/>
+          <w:b/>
+          <w:bCs/>
+          <w:color w:val="1A1A1A"/>
+          <w:sz w:val="22"/>
+          <w:szCs w:val="22"/>
+        </w:rPr>
+        <w:t xml:space="preserve">Tus alimentos</w:t>
+      </w:r>
+      <w:r>
+        <w:rPr>
+          <w:rFonts w:ascii="Calibri" w:cs="Calibri" w:eastAsia="Calibri" w:hAnsi="Calibri"/>
+          <w:b w:val="false"/>
+          <w:bCs w:val="false"/>
+          <w:color w:val="1A1A1A"/>
+          <w:sz w:val="22"/>
+          <w:szCs w:val="22"/>
+        </w:rPr>
+        <w:t xml:space="preserve"> abre tu biblioteca, que es con la que se expresan los gramos del ajuste.</w:t>
       </w:r>
     </w:p>
     <w:p>
@@ -13148,6 +14235,585 @@
           <w:sz w:val="25"/>
           <w:szCs w:val="25"/>
         </w:rPr>
+        <w:t xml:space="preserve">Energía diaria</w:t>
+      </w:r>
+    </w:p>
+    <w:p>
+      <w:pPr>
+        <w:spacing w:after="160" w:line="276"/>
+      </w:pPr>
+      <w:r>
+        <w:rPr>
+          <w:rFonts w:ascii="Calibri" w:cs="Calibri" w:eastAsia="Calibri" w:hAnsi="Calibri"/>
+          <w:b w:val="false"/>
+          <w:bCs w:val="false"/>
+          <w:color w:val="1A1A1A"/>
+          <w:sz w:val="22"/>
+          <w:szCs w:val="22"/>
+        </w:rPr>
+        <w:t xml:space="preserve">Tarjeta bajo el estado de la fase con dos cifras: el </w:t>
+      </w:r>
+      <w:r>
+        <w:rPr>
+          <w:rFonts w:ascii="Calibri" w:cs="Calibri" w:eastAsia="Calibri" w:hAnsi="Calibri"/>
+          <w:b/>
+          <w:bCs/>
+          <w:color w:val="1A1A1A"/>
+          <w:sz w:val="22"/>
+          <w:szCs w:val="22"/>
+        </w:rPr>
+        <w:t xml:space="preserve">gasto teórico</w:t>
+      </w:r>
+      <w:r>
+        <w:rPr>
+          <w:rFonts w:ascii="Calibri" w:cs="Calibri" w:eastAsia="Calibri" w:hAnsi="Calibri"/>
+          <w:b w:val="false"/>
+          <w:bCs w:val="false"/>
+          <w:color w:val="1A1A1A"/>
+          <w:sz w:val="22"/>
+          <w:szCs w:val="22"/>
+        </w:rPr>
+        <w:t xml:space="preserve">, lo que gastas al día, y la ingesta </w:t>
+      </w:r>
+      <w:r>
+        <w:rPr>
+          <w:rFonts w:ascii="Calibri" w:cs="Calibri" w:eastAsia="Calibri" w:hAnsi="Calibri"/>
+          <w:b/>
+          <w:bCs/>
+          <w:color w:val="1A1A1A"/>
+          <w:sz w:val="22"/>
+          <w:szCs w:val="22"/>
+        </w:rPr>
+        <w:t xml:space="preserve">ajustada a tu fase</w:t>
+      </w:r>
+      <w:r>
+        <w:rPr>
+          <w:rFonts w:ascii="Calibri" w:cs="Calibri" w:eastAsia="Calibri" w:hAnsi="Calibri"/>
+          <w:b w:val="false"/>
+          <w:bCs w:val="false"/>
+          <w:color w:val="1A1A1A"/>
+          <w:sz w:val="22"/>
+          <w:szCs w:val="22"/>
+        </w:rPr>
+        <w:t xml:space="preserve">: lo que comer para perder o ganar al ritmo previsto, o para mantener tu peso en normocalórica. Con la fase calibrada aparece además el gasto </w:t>
+      </w:r>
+      <w:r>
+        <w:rPr>
+          <w:rFonts w:ascii="Calibri" w:cs="Calibri" w:eastAsia="Calibri" w:hAnsi="Calibri"/>
+          <w:b/>
+          <w:bCs/>
+          <w:color w:val="1A1A1A"/>
+          <w:sz w:val="22"/>
+          <w:szCs w:val="22"/>
+        </w:rPr>
+        <w:t xml:space="preserve">según cómo evoluciona tu peso</w:t>
+      </w:r>
+      <w:r>
+        <w:rPr>
+          <w:rFonts w:ascii="Calibri" w:cs="Calibri" w:eastAsia="Calibri" w:hAnsi="Calibri"/>
+          <w:b w:val="false"/>
+          <w:bCs w:val="false"/>
+          <w:color w:val="1A1A1A"/>
+          <w:sz w:val="22"/>
+          <w:szCs w:val="22"/>
+        </w:rPr>
+        <w:t xml:space="preserve">: si comes lo que marca tu fase, es lo que tu báscula dice que gastas.</w:t>
+      </w:r>
+    </w:p>
+    <w:p>
+      <w:pPr>
+        <w:spacing w:after="160" w:line="276"/>
+      </w:pPr>
+      <w:r>
+        <w:rPr>
+          <w:rFonts w:ascii="Calibri" w:cs="Calibri" w:eastAsia="Calibri" w:hAnsi="Calibri"/>
+          <w:b w:val="false"/>
+          <w:bCs w:val="false"/>
+          <w:color w:val="1A1A1A"/>
+          <w:sz w:val="22"/>
+          <w:szCs w:val="22"/>
+        </w:rPr>
+        <w:t xml:space="preserve">El desplegable </w:t>
+      </w:r>
+      <w:r>
+        <w:rPr>
+          <w:rFonts w:ascii="Calibri" w:cs="Calibri" w:eastAsia="Calibri" w:hAnsi="Calibri"/>
+          <w:b/>
+          <w:bCs/>
+          <w:color w:val="1A1A1A"/>
+          <w:sz w:val="22"/>
+          <w:szCs w:val="22"/>
+        </w:rPr>
+        <w:t xml:space="preserve">De dónde sale</w:t>
+      </w:r>
+      <w:r>
+        <w:rPr>
+          <w:rFonts w:ascii="Calibri" w:cs="Calibri" w:eastAsia="Calibri" w:hAnsi="Calibri"/>
+          <w:b w:val="false"/>
+          <w:bCs w:val="false"/>
+          <w:color w:val="1A1A1A"/>
+          <w:sz w:val="22"/>
+          <w:szCs w:val="22"/>
+        </w:rPr>
+        <w:t xml:space="preserve"> suma lo que gasta tu cuerpo en reposo, tu día a día según tu trabajo, tus pasos, tus entrenos de fuerza y de cardio, y la digestión. Los entrenos se reparten por igual entre todos los días, así que comes lo mismo entrenes o no. Ahí mismo puedes contestar </w:t>
+      </w:r>
+      <w:r>
+        <w:rPr>
+          <w:rFonts w:ascii="Calibri" w:cs="Calibri" w:eastAsia="Calibri" w:hAnsi="Calibri"/>
+          <w:b/>
+          <w:bCs/>
+          <w:color w:val="1A1A1A"/>
+          <w:sz w:val="22"/>
+          <w:szCs w:val="22"/>
+        </w:rPr>
+        <w:t xml:space="preserve">¿Cómo es tu trabajo?</w:t>
+      </w:r>
+      <w:r>
+        <w:rPr>
+          <w:rFonts w:ascii="Calibri" w:cs="Calibri" w:eastAsia="Calibri" w:hAnsi="Calibri"/>
+          <w:b w:val="false"/>
+          <w:bCs w:val="false"/>
+          <w:color w:val="1A1A1A"/>
+          <w:sz w:val="22"/>
+          <w:szCs w:val="22"/>
+        </w:rPr>
+        <w:t xml:space="preserve"> (sentado, de pie o físico), que también está en el asistente y en Tus datos. Con el reloj conectado los pasos son los tuyos; sin él, la app supone una jornada normal.</w:t>
+      </w:r>
+    </w:p>
+    <w:p>
+      <w:pPr>
+        <w:spacing w:after="160" w:line="276"/>
+      </w:pPr>
+      <w:r>
+        <w:rPr>
+          <w:rFonts w:ascii="Calibri" w:cs="Calibri" w:eastAsia="Calibri" w:hAnsi="Calibri"/>
+          <w:b w:val="false"/>
+          <w:bCs w:val="false"/>
+          <w:color w:val="1A1A1A"/>
+          <w:sz w:val="22"/>
+          <w:szCs w:val="22"/>
+        </w:rPr>
+        <w:t xml:space="preserve">Es una referencia para quien quiere pesar y medir lo que come. La báscula manda: si tu peso no va como está previsto, la tarjeta semanal lo corrige, y la cifra incluye los ajustes semanales que te has llevado al plato. Nunca te propone comer menos de lo que tu cuerpo gasta en reposo.</w:t>
+      </w:r>
+    </w:p>
+    <w:p>
+      <w:pPr>
+        <w:pStyle w:val="Heading2"/>
+        <w:spacing w:after="140" w:before="240"/>
+      </w:pPr>
+      <w:r>
+        <w:rPr>
+          <w:rFonts w:ascii="Calibri" w:cs="Calibri" w:eastAsia="Calibri" w:hAnsi="Calibri"/>
+          <w:b/>
+          <w:bCs/>
+          <w:color w:val="1A1A1A"/>
+          <w:sz w:val="25"/>
+          <w:szCs w:val="25"/>
+        </w:rPr>
+        <w:t xml:space="preserve">Crea tu menú: el reparto en comidas</w:t>
+      </w:r>
+    </w:p>
+    <w:p>
+      <w:pPr>
+        <w:spacing w:after="160" w:line="276"/>
+      </w:pPr>
+      <w:r>
+        <w:rPr>
+          <w:rFonts w:ascii="Calibri" w:cs="Calibri" w:eastAsia="Calibri" w:hAnsi="Calibri"/>
+          <w:b w:val="false"/>
+          <w:bCs w:val="false"/>
+          <w:color w:val="1A1A1A"/>
+          <w:sz w:val="22"/>
+          <w:szCs w:val="22"/>
+        </w:rPr>
+        <w:t xml:space="preserve">El botón </w:t>
+      </w:r>
+      <w:r>
+        <w:rPr>
+          <w:rFonts w:ascii="Calibri" w:cs="Calibri" w:eastAsia="Calibri" w:hAnsi="Calibri"/>
+          <w:b/>
+          <w:bCs/>
+          <w:color w:val="1A1A1A"/>
+          <w:sz w:val="22"/>
+          <w:szCs w:val="22"/>
+        </w:rPr>
+        <w:t xml:space="preserve">Crea tu menú</w:t>
+      </w:r>
+      <w:r>
+        <w:rPr>
+          <w:rFonts w:ascii="Calibri" w:cs="Calibri" w:eastAsia="Calibri" w:hAnsi="Calibri"/>
+          <w:b w:val="false"/>
+          <w:bCs w:val="false"/>
+          <w:color w:val="1A1A1A"/>
+          <w:sz w:val="22"/>
+          <w:szCs w:val="22"/>
+        </w:rPr>
+        <w:t xml:space="preserve"> de la tarjeta Energía diaria abre </w:t>
+      </w:r>
+      <w:r>
+        <w:rPr>
+          <w:rFonts w:ascii="Calibri" w:cs="Calibri" w:eastAsia="Calibri" w:hAnsi="Calibri"/>
+          <w:b/>
+          <w:bCs/>
+          <w:color w:val="1A1A1A"/>
+          <w:sz w:val="22"/>
+          <w:szCs w:val="22"/>
+        </w:rPr>
+        <w:t xml:space="preserve">Reparto en comidas</w:t>
+      </w:r>
+      <w:r>
+        <w:rPr>
+          <w:rFonts w:ascii="Calibri" w:cs="Calibri" w:eastAsia="Calibri" w:hAnsi="Calibri"/>
+          <w:b w:val="false"/>
+          <w:bCs w:val="false"/>
+          <w:color w:val="1A1A1A"/>
+          <w:sz w:val="22"/>
+          <w:szCs w:val="22"/>
+        </w:rPr>
+        <w:t xml:space="preserve">: las calorías de tu fase repartidas en proteína, hidratos y grasa, y en las comidas que elijas.</w:t>
+      </w:r>
+    </w:p>
+    <w:p>
+      <w:pPr>
+        <w:pStyle w:val="ListParagraph"/>
+        <w:numPr>
+          <w:ilvl w:val="0"/>
+          <w:numId w:val="2"/>
+        </w:numPr>
+        <w:spacing w:after="100" w:line="276"/>
+      </w:pPr>
+      <w:r>
+        <w:rPr>
+          <w:rFonts w:ascii="Calibri" w:cs="Calibri" w:eastAsia="Calibri" w:hAnsi="Calibri"/>
+          <w:b/>
+          <w:bCs/>
+          <w:color w:val="1A1A1A"/>
+          <w:sz w:val="22"/>
+          <w:szCs w:val="22"/>
+        </w:rPr>
+        <w:t xml:space="preserve">Macros del día:</w:t>
+      </w:r>
+      <w:r>
+        <w:rPr>
+          <w:rFonts w:ascii="Calibri" w:cs="Calibri" w:eastAsia="Calibri" w:hAnsi="Calibri"/>
+          <w:b w:val="false"/>
+          <w:bCs w:val="false"/>
+          <w:color w:val="1A1A1A"/>
+          <w:sz w:val="22"/>
+          <w:szCs w:val="22"/>
+        </w:rPr>
+        <w:t xml:space="preserve"> la proteína y la grasa se eligen con dos deslizadores que solo recorren lo recomendado, y los hidratos se ajustan solos para cuadrar con las calorías. Cada macro se ve en gramos y en g/kg de tu peso objetivo. La proteína es la misma del recordatorio de proteína de la tarjeta semanal.</w:t>
+      </w:r>
+    </w:p>
+    <w:p>
+      <w:pPr>
+        <w:pStyle w:val="ListParagraph"/>
+        <w:numPr>
+          <w:ilvl w:val="0"/>
+          <w:numId w:val="2"/>
+        </w:numPr>
+        <w:spacing w:after="100" w:line="276"/>
+      </w:pPr>
+      <w:r>
+        <w:rPr>
+          <w:rFonts w:ascii="Calibri" w:cs="Calibri" w:eastAsia="Calibri" w:hAnsi="Calibri"/>
+          <w:b/>
+          <w:bCs/>
+          <w:color w:val="1A1A1A"/>
+          <w:sz w:val="22"/>
+          <w:szCs w:val="22"/>
+        </w:rPr>
+        <w:t xml:space="preserve">Comidas:</w:t>
+      </w:r>
+      <w:r>
+        <w:rPr>
+          <w:rFonts w:ascii="Calibri" w:cs="Calibri" w:eastAsia="Calibri" w:hAnsi="Calibri"/>
+          <w:b w:val="false"/>
+          <w:bCs w:val="false"/>
+          <w:color w:val="1A1A1A"/>
+          <w:sz w:val="22"/>
+          <w:szCs w:val="22"/>
+        </w:rPr>
+        <w:t xml:space="preserve"> eliges cuántas haces al día, de 3 a 5, y cada una enseña su nombre (desayuno, comida, merienda…), sus kcal y sus gramos de proteína, hidratos y grasa. Con − y + haces una comida más pequeña o más grande y las demás se ajustan solas; </w:t>
+      </w:r>
+      <w:r>
+        <w:rPr>
+          <w:rFonts w:ascii="Calibri" w:cs="Calibri" w:eastAsia="Calibri" w:hAnsi="Calibri"/>
+          <w:b/>
+          <w:bCs/>
+          <w:color w:val="1A1A1A"/>
+          <w:sz w:val="22"/>
+          <w:szCs w:val="22"/>
+        </w:rPr>
+        <w:t xml:space="preserve">Volver al reparto inicial</w:t>
+      </w:r>
+      <w:r>
+        <w:rPr>
+          <w:rFonts w:ascii="Calibri" w:cs="Calibri" w:eastAsia="Calibri" w:hAnsi="Calibri"/>
+          <w:b w:val="false"/>
+          <w:bCs w:val="false"/>
+          <w:color w:val="1A1A1A"/>
+          <w:sz w:val="22"/>
+          <w:szCs w:val="22"/>
+        </w:rPr>
+        <w:t xml:space="preserve"> deshace esos cambios.</w:t>
+      </w:r>
+    </w:p>
+    <w:p>
+      <w:pPr>
+        <w:pStyle w:val="ListParagraph"/>
+        <w:numPr>
+          <w:ilvl w:val="0"/>
+          <w:numId w:val="2"/>
+        </w:numPr>
+        <w:spacing w:after="100" w:line="276"/>
+      </w:pPr>
+      <w:r>
+        <w:rPr>
+          <w:rFonts w:ascii="Calibri" w:cs="Calibri" w:eastAsia="Calibri" w:hAnsi="Calibri"/>
+          <w:b/>
+          <w:bCs/>
+          <w:color w:val="1A1A1A"/>
+          <w:sz w:val="22"/>
+          <w:szCs w:val="22"/>
+        </w:rPr>
+        <w:t xml:space="preserve">Antes y después de entrenar:</w:t>
+      </w:r>
+      <w:r>
+        <w:rPr>
+          <w:rFonts w:ascii="Calibri" w:cs="Calibri" w:eastAsia="Calibri" w:hAnsi="Calibri"/>
+          <w:b w:val="false"/>
+          <w:bCs w:val="false"/>
+          <w:color w:val="1A1A1A"/>
+          <w:sz w:val="22"/>
+          <w:szCs w:val="22"/>
+        </w:rPr>
+        <w:t xml:space="preserve"> marca la comida de antes y la de después del entreno. Llevan más hidratos y algo menos de grasa que las demás, para rendir y recuperar mejor. Si una comida marcada es demasiado ligera para ello, la pantalla te sugiere agrandarla con +.</w:t>
+      </w:r>
+    </w:p>
+    <w:p>
+      <w:pPr>
+        <w:pStyle w:val="ListParagraph"/>
+        <w:numPr>
+          <w:ilvl w:val="0"/>
+          <w:numId w:val="2"/>
+        </w:numPr>
+        <w:spacing w:after="100" w:line="276"/>
+      </w:pPr>
+      <w:r>
+        <w:rPr>
+          <w:rFonts w:ascii="Calibri" w:cs="Calibri" w:eastAsia="Calibri" w:hAnsi="Calibri"/>
+          <w:b/>
+          <w:bCs/>
+          <w:color w:val="1A1A1A"/>
+          <w:sz w:val="22"/>
+          <w:szCs w:val="22"/>
+        </w:rPr>
+        <w:t xml:space="preserve">Corregir las kcal del día:</w:t>
+      </w:r>
+      <w:r>
+        <w:rPr>
+          <w:rFonts w:ascii="Calibri" w:cs="Calibri" w:eastAsia="Calibri" w:hAnsi="Calibri"/>
+          <w:b w:val="false"/>
+          <w:bCs w:val="false"/>
+          <w:color w:val="1A1A1A"/>
+          <w:sz w:val="22"/>
+          <w:szCs w:val="22"/>
+        </w:rPr>
+        <w:t xml:space="preserve"> el lápiz junto a las kcal te deja escribir otra cifra si prefieres comer algo distinto de lo recomendado. Los macros y las comidas se recalculan, la pantalla indica que las kcal están corregidas junto a lo recomendado para tu fase, y tu corrección se mantiene cuando la tarjeta semanal ajusta lo que comes. </w:t>
+      </w:r>
+      <w:r>
+        <w:rPr>
+          <w:rFonts w:ascii="Calibri" w:cs="Calibri" w:eastAsia="Calibri" w:hAnsi="Calibri"/>
+          <w:b/>
+          <w:bCs/>
+          <w:color w:val="1A1A1A"/>
+          <w:sz w:val="22"/>
+          <w:szCs w:val="22"/>
+        </w:rPr>
+        <w:t xml:space="preserve">Volver a lo recomendado</w:t>
+      </w:r>
+      <w:r>
+        <w:rPr>
+          <w:rFonts w:ascii="Calibri" w:cs="Calibri" w:eastAsia="Calibri" w:hAnsi="Calibri"/>
+          <w:b w:val="false"/>
+          <w:bCs w:val="false"/>
+          <w:color w:val="1A1A1A"/>
+          <w:sz w:val="22"/>
+          <w:szCs w:val="22"/>
+        </w:rPr>
+        <w:t xml:space="preserve"> la quita. La corrección no cambia tu fase ni lo que evalúa la tarjeta semanal.</w:t>
+      </w:r>
+    </w:p>
+    <w:p>
+      <w:pPr>
+        <w:spacing w:after="160" w:line="276"/>
+      </w:pPr>
+      <w:r>
+        <w:rPr>
+          <w:rFonts w:ascii="Calibri" w:cs="Calibri" w:eastAsia="Calibri" w:hAnsi="Calibri"/>
+          <w:b w:val="false"/>
+          <w:bCs w:val="false"/>
+          <w:color w:val="1A1A1A"/>
+          <w:sz w:val="22"/>
+          <w:szCs w:val="22"/>
+        </w:rPr>
+        <w:t xml:space="preserve">Son las mismas cantidades todos los días, entrenes o no, y el reparto se actualiza solo cuando la tarjeta semanal ajusta lo que comes. Es una guía para quien pesa lo que come: no se registran comidas y la báscula sigue mandando.</w:t>
+      </w:r>
+    </w:p>
+    <w:p>
+      <w:pPr>
+        <w:pStyle w:val="Heading2"/>
+        <w:spacing w:after="140" w:before="240"/>
+      </w:pPr>
+      <w:r>
+        <w:rPr>
+          <w:rFonts w:ascii="Calibri" w:cs="Calibri" w:eastAsia="Calibri" w:hAnsi="Calibri"/>
+          <w:b/>
+          <w:bCs/>
+          <w:color w:val="1A1A1A"/>
+          <w:sz w:val="25"/>
+          <w:szCs w:val="25"/>
+        </w:rPr>
+        <w:t xml:space="preserve">Crea tu menú semanal con IA</w:t>
+      </w:r>
+    </w:p>
+    <w:p>
+      <w:pPr>
+        <w:spacing w:after="160" w:line="276"/>
+      </w:pPr>
+      <w:r>
+        <w:rPr>
+          <w:rFonts w:ascii="Calibri" w:cs="Calibri" w:eastAsia="Calibri" w:hAnsi="Calibri"/>
+          <w:b w:val="false"/>
+          <w:bCs w:val="false"/>
+          <w:color w:val="1A1A1A"/>
+          <w:sz w:val="22"/>
+          <w:szCs w:val="22"/>
+        </w:rPr>
+        <w:t xml:space="preserve">Desde el reparto en comidas, el botón </w:t>
+      </w:r>
+      <w:r>
+        <w:rPr>
+          <w:rFonts w:ascii="Calibri" w:cs="Calibri" w:eastAsia="Calibri" w:hAnsi="Calibri"/>
+          <w:b/>
+          <w:bCs/>
+          <w:color w:val="1A1A1A"/>
+          <w:sz w:val="22"/>
+          <w:szCs w:val="22"/>
+        </w:rPr>
+        <w:t xml:space="preserve">Crea tu menú semanal con IA</w:t>
+      </w:r>
+      <w:r>
+        <w:rPr>
+          <w:rFonts w:ascii="Calibri" w:cs="Calibri" w:eastAsia="Calibri" w:hAnsi="Calibri"/>
+          <w:b w:val="false"/>
+          <w:bCs w:val="false"/>
+          <w:color w:val="1A1A1A"/>
+          <w:sz w:val="22"/>
+          <w:szCs w:val="22"/>
+        </w:rPr>
+        <w:t xml:space="preserve"> convierte tu reparto en un prompt para la IA que prefieras (ChatGPT, Claude, Gemini…), igual que Crear con IA hace con la rutina. TrueLift no llama a ninguna IA: prepara el texto en tu móvil y tú decides si lo copias o lo compartes.</w:t>
+      </w:r>
+    </w:p>
+    <w:p>
+      <w:pPr>
+        <w:pStyle w:val="ListParagraph"/>
+        <w:numPr>
+          <w:ilvl w:val="0"/>
+          <w:numId w:val="2"/>
+        </w:numPr>
+        <w:spacing w:after="100" w:line="276"/>
+      </w:pPr>
+      <w:r>
+        <w:rPr>
+          <w:rFonts w:ascii="Calibri" w:cs="Calibri" w:eastAsia="Calibri" w:hAnsi="Calibri"/>
+          <w:b w:val="false"/>
+          <w:bCs w:val="false"/>
+          <w:color w:val="1A1A1A"/>
+          <w:sz w:val="22"/>
+          <w:szCs w:val="22"/>
+        </w:rPr>
+        <w:t xml:space="preserve">Un asistente de cuatro pasos: tu alimentación y las condiciones de uso (alergias, intolerancias y alimentos que no puedes tomar, tipo de alimentación —vegetariana, vegana…— y país); tus preferencias y tu cocina (alimentos que quieres evitar y priorizar, presupuesto, supermercado, tiempo y nivel de cocina, utensilios de casa y del trabajo); la organización de la semana (fecha de inicio, horarios, comidas fuera de casa, días de entrenamiento, comensales, cocinar por adelantado…); y una revisión final.</w:t>
+      </w:r>
+    </w:p>
+    <w:p>
+      <w:pPr>
+        <w:pStyle w:val="ListParagraph"/>
+        <w:numPr>
+          <w:ilvl w:val="0"/>
+          <w:numId w:val="2"/>
+        </w:numPr>
+        <w:spacing w:after="100" w:line="276"/>
+      </w:pPr>
+      <w:r>
+        <w:rPr>
+          <w:rFonts w:ascii="Calibri" w:cs="Calibri" w:eastAsia="Calibri" w:hAnsi="Calibri"/>
+          <w:b w:val="false"/>
+          <w:bCs w:val="false"/>
+          <w:color w:val="1A1A1A"/>
+          <w:sz w:val="22"/>
+          <w:szCs w:val="22"/>
+        </w:rPr>
+        <w:t xml:space="preserve">Antes de copiarlo ves el prompt íntegro. Lleva tu fase, tu objetivo y tu ritmo, el reparto vigente (kcal, macros y comidas, con las de antes y después de entrenar) y un resumen de tus entrenamientos recientes. Tu peso, tu altura, tu edad y tu sexo se muestran para que confirmes si quieres incluirlos. Nunca salen tu fecha de nacimiento, tu nombre, tus fotos, tus medidas ni tu VFC.</w:t>
+      </w:r>
+    </w:p>
+    <w:p>
+      <w:pPr>
+        <w:pStyle w:val="ListParagraph"/>
+        <w:numPr>
+          <w:ilvl w:val="0"/>
+          <w:numId w:val="2"/>
+        </w:numPr>
+        <w:spacing w:after="100" w:line="276"/>
+      </w:pPr>
+      <w:r>
+        <w:rPr>
+          <w:rFonts w:ascii="Calibri" w:cs="Calibri" w:eastAsia="Calibri" w:hAnsi="Calibri"/>
+          <w:b w:val="false"/>
+          <w:bCs w:val="false"/>
+          <w:color w:val="1A1A1A"/>
+          <w:sz w:val="22"/>
+          <w:szCs w:val="22"/>
+        </w:rPr>
+        <w:t xml:space="preserve">La IA te devolverá un menú de siete días con cantidades, recetas, lista de la compra y sustituciones. Es orientativo: TrueLift no verifica sus recetas ni sus cálculos, así que revísalo, sobre todo si tienes alergias o intolerancias.</w:t>
+      </w:r>
+    </w:p>
+    <w:p>
+      <w:pPr>
+        <w:pStyle w:val="ListParagraph"/>
+        <w:numPr>
+          <w:ilvl w:val="0"/>
+          <w:numId w:val="2"/>
+        </w:numPr>
+        <w:spacing w:after="100" w:line="276"/>
+      </w:pPr>
+      <w:r>
+        <w:rPr>
+          <w:rFonts w:ascii="Calibri" w:cs="Calibri" w:eastAsia="Calibri" w:hAnsi="Calibri"/>
+          <w:b w:val="false"/>
+          <w:bCs w:val="false"/>
+          <w:color w:val="1A1A1A"/>
+          <w:sz w:val="22"/>
+          <w:szCs w:val="22"/>
+        </w:rPr>
+        <w:t xml:space="preserve">Tus respuestas se guardan en TrueLift y en tu copia de seguridad para la próxima vez, y no se envían a la analítica. Es para personas adultas y sanas y no genera dietas terapéuticas; si la fase está en pausa o hay un refeed en esas fechas, la app te lo dice antes.</w:t>
+      </w:r>
+    </w:p>
+    <w:p>
+      <w:pPr>
+        <w:pStyle w:val="Heading2"/>
+        <w:spacing w:after="140" w:before="240"/>
+      </w:pPr>
+      <w:r>
+        <w:rPr>
+          <w:rFonts w:ascii="Calibri" w:cs="Calibri" w:eastAsia="Calibri" w:hAnsi="Calibri"/>
+          <w:b/>
+          <w:bCs/>
+          <w:color w:val="1A1A1A"/>
+          <w:sz w:val="25"/>
+          <w:szCs w:val="25"/>
+        </w:rPr>
         <w:t xml:space="preserve">Tus datos</w:t>
       </w:r>
     </w:p>
@@ -13311,6 +14977,70 @@
           <w:szCs w:val="22"/>
         </w:rPr>
         <w:t xml:space="preserve"> la declarada en el asistente.</w:t>
+      </w:r>
+    </w:p>
+    <w:p>
+      <w:pPr>
+        <w:pStyle w:val="ListParagraph"/>
+        <w:numPr>
+          <w:ilvl w:val="0"/>
+          <w:numId w:val="2"/>
+        </w:numPr>
+        <w:spacing w:after="100" w:line="276"/>
+      </w:pPr>
+      <w:r>
+        <w:rPr>
+          <w:rFonts w:ascii="Calibri" w:cs="Calibri" w:eastAsia="Calibri" w:hAnsi="Calibri"/>
+          <w:b/>
+          <w:bCs/>
+          <w:color w:val="1A1A1A"/>
+          <w:sz w:val="22"/>
+          <w:szCs w:val="22"/>
+        </w:rPr>
+        <w:t xml:space="preserve">Tu trabajo:</w:t>
+      </w:r>
+      <w:r>
+        <w:rPr>
+          <w:rFonts w:ascii="Calibri" w:cs="Calibri" w:eastAsia="Calibri" w:hAnsi="Calibri"/>
+          <w:b w:val="false"/>
+          <w:bCs w:val="false"/>
+          <w:color w:val="1A1A1A"/>
+          <w:sz w:val="22"/>
+          <w:szCs w:val="22"/>
+        </w:rPr>
+        <w:t xml:space="preserve"> sentado, de pie o físico. Afina lo que gastas en tu día a día, fuera de los pasos y los entrenos (tarjeta Energía diaria).</w:t>
+      </w:r>
+    </w:p>
+    <w:p>
+      <w:pPr>
+        <w:pStyle w:val="ListParagraph"/>
+        <w:numPr>
+          <w:ilvl w:val="0"/>
+          <w:numId w:val="2"/>
+        </w:numPr>
+        <w:spacing w:after="100" w:line="276"/>
+      </w:pPr>
+      <w:r>
+        <w:rPr>
+          <w:rFonts w:ascii="Calibri" w:cs="Calibri" w:eastAsia="Calibri" w:hAnsi="Calibri"/>
+          <w:b/>
+          <w:bCs/>
+          <w:color w:val="1A1A1A"/>
+          <w:sz w:val="22"/>
+          <w:szCs w:val="22"/>
+        </w:rPr>
+        <w:t xml:space="preserve">Límite de pasos al día:</w:t>
+      </w:r>
+      <w:r>
+        <w:rPr>
+          <w:rFonts w:ascii="Calibri" w:cs="Calibri" w:eastAsia="Calibri" w:hAnsi="Calibri"/>
+          <w:b w:val="false"/>
+          <w:bCs w:val="false"/>
+          <w:color w:val="1A1A1A"/>
+          <w:sz w:val="22"/>
+          <w:szCs w:val="22"/>
+        </w:rPr>
+        <w:t xml:space="preserve"> el total diario que la tarjeta semanal nunca te pedirá superar caminando. Cuenta desde la próxima tarjeta.</w:t>
       </w:r>
     </w:p>
     <w:p>
@@ -14089,7 +15819,7 @@
           <w:sz w:val="22"/>
           <w:szCs w:val="22"/>
         </w:rPr>
-        <w:t xml:space="preserve">Icono de mancuerna, arriba a la derecha de cualquier pestaña. Tres bloques:</w:t>
+        <w:t xml:space="preserve">Se abre desde Rutina → Detalles → Material disponible, con su acceso directo; ya no está en la barra superior. Tres bloques:</w:t>
       </w:r>
     </w:p>
     <w:p>
@@ -14234,7 +15964,7 @@
           <w:sz w:val="22"/>
           <w:szCs w:val="22"/>
         </w:rPr>
-        <w:t xml:space="preserve">Descrito en la sección 4 (Durante la sesión): cuenta atrás con alarma, notificación, cronómetro flotante en Android, actividad en directo en iPhone y aviso en el smartwatch.</w:t>
+        <w:t xml:space="preserve">Descrito en la sección 4 (Durante la sesión): cuenta atrás con alarma y pitidos de los minutos, notificación con la serie que toca, cronómetro flotante en Android, actividad en directo en iPhone y aviso en el smartwatch.</w:t>
       </w:r>
     </w:p>
     <w:p>
@@ -14283,7 +16013,61 @@
           <w:sz w:val="22"/>
           <w:szCs w:val="22"/>
         </w:rPr>
-        <w:t xml:space="preserve"> desde el historial, una imagen con la fecha, el tonelaje, las repeticiones totales y el detalle de los ejercicios, con la marca TrueLift.</w:t>
+        <w:t xml:space="preserve"> desde el historial, una imagen con la fecha, el tonelaje, las repeticiones totales y el detalle de los ejercicios, con la marca TrueLift. Con </w:t>
+      </w:r>
+      <w:r>
+        <w:rPr>
+          <w:rFonts w:ascii="Calibri" w:cs="Calibri" w:eastAsia="Calibri" w:hAnsi="Calibri"/>
+          <w:b/>
+          <w:bCs/>
+          <w:color w:val="1A1A1A"/>
+          <w:sz w:val="22"/>
+          <w:szCs w:val="22"/>
+        </w:rPr>
+        <w:t xml:space="preserve">Foto de fondo</w:t>
+      </w:r>
+      <w:r>
+        <w:rPr>
+          <w:rFonts w:ascii="Calibri" w:cs="Calibri" w:eastAsia="Calibri" w:hAnsi="Calibri"/>
+          <w:b w:val="false"/>
+          <w:bCs w:val="false"/>
+          <w:color w:val="1A1A1A"/>
+          <w:sz w:val="22"/>
+          <w:szCs w:val="22"/>
+        </w:rPr>
+        <w:t xml:space="preserve"> pones detrás una foto tuya de la galería —del gimnasio, de la sesión o la que quieras— en lugar del fondo de la app; lleva un velo oscuro para que los datos se lean bien encima. Antes de compartir puedes cambiarla o quitarla, y solo se usa para esa imagen: no se guarda en tu historial.</w:t>
+      </w:r>
+    </w:p>
+    <w:p>
+      <w:pPr>
+        <w:pStyle w:val="ListParagraph"/>
+        <w:numPr>
+          <w:ilvl w:val="0"/>
+          <w:numId w:val="2"/>
+        </w:numPr>
+        <w:spacing w:after="100" w:line="276"/>
+      </w:pPr>
+      <w:r>
+        <w:rPr>
+          <w:rFonts w:ascii="Calibri" w:cs="Calibri" w:eastAsia="Calibri" w:hAnsi="Calibri"/>
+          <w:b/>
+          <w:bCs/>
+          <w:color w:val="1A1A1A"/>
+          <w:sz w:val="22"/>
+          <w:szCs w:val="22"/>
+        </w:rPr>
+        <w:t xml:space="preserve">Evolución corporal</w:t>
+      </w:r>
+      <w:r>
+        <w:rPr>
+          <w:rFonts w:ascii="Calibri" w:cs="Calibri" w:eastAsia="Calibri" w:hAnsi="Calibri"/>
+          <w:b w:val="false"/>
+          <w:bCs w:val="false"/>
+          <w:color w:val="1A1A1A"/>
+          <w:sz w:val="22"/>
+          <w:szCs w:val="22"/>
+        </w:rPr>
+        <w:t xml:space="preserve"> (PRO): desde el comparador de fotos, una imagen con tus dos fotos —lado a lado, con cortina o superpuestas, tal como las estés viendo— y los números que las explican: días transcurridos, peso y contornos.</w:t>
       </w:r>
     </w:p>
     <w:p>
@@ -14803,6 +16587,27 @@
           <w:sz w:val="22"/>
           <w:szCs w:val="22"/>
         </w:rPr>
+        <w:t xml:space="preserve">El rest-pause, como el drop set, en aislamiento o máquinas y con moderación: sirve para sacar mucho trabajo en poco tiempo, no para hacerlo en cada ejercicio.</w:t>
+      </w:r>
+    </w:p>
+    <w:p>
+      <w:pPr>
+        <w:pStyle w:val="ListParagraph"/>
+        <w:numPr>
+          <w:ilvl w:val="0"/>
+          <w:numId w:val="2"/>
+        </w:numPr>
+        <w:spacing w:after="100" w:line="276"/>
+      </w:pPr>
+      <w:r>
+        <w:rPr>
+          <w:rFonts w:ascii="Calibri" w:cs="Calibri" w:eastAsia="Calibri" w:hAnsi="Calibri"/>
+          <w:b w:val="false"/>
+          <w:bCs w:val="false"/>
+          <w:color w:val="1A1A1A"/>
+          <w:sz w:val="22"/>
+          <w:szCs w:val="22"/>
+        </w:rPr>
         <w:t xml:space="preserve">Marca el ejercicio como realizado con molestias en cuanto algo te duela. Entrenar suave sin romper la progresión es mejor que saltarse el ejercicio o forzarlo.</w:t>
       </w:r>
     </w:p>
@@ -14867,6 +16672,27 @@
           <w:szCs w:val="22"/>
         </w:rPr>
         <w:t>Cuando dudes de la ejecución de un ejercicio, abre su vídeo de técnica antes de la primera serie, no después.</w:t>
+      </w:r>
+    </w:p>
+    <w:p>
+      <w:pPr>
+        <w:pStyle w:val="ListParagraph"/>
+        <w:numPr>
+          <w:ilvl w:val="0"/>
+          <w:numId w:val="2"/>
+        </w:numPr>
+        <w:spacing w:after="100" w:line="276"/>
+      </w:pPr>
+      <w:r>
+        <w:rPr>
+          <w:rFonts w:ascii="Calibri" w:cs="Calibri" w:eastAsia="Calibri" w:hAnsi="Calibri"/>
+          <w:b w:val="false"/>
+          <w:bCs w:val="false"/>
+          <w:color w:val="1A1A1A"/>
+          <w:sz w:val="22"/>
+          <w:szCs w:val="22"/>
+        </w:rPr>
+        <w:t xml:space="preserve">Si quieres pesar lo que comes, empieza por el reparto en comidas y deja que la báscula y la tarjeta semanal corrijan. El menú con IA es un punto de partida, no una prescripción.</w:t>
       </w:r>
     </w:p>
     <w:p>
@@ -14937,7 +16763,7 @@
           <w:sz w:val="22"/>
           <w:szCs w:val="22"/>
         </w:rPr>
-        <w:t xml:space="preserve"> Tú eliges: suscripción mensual, un año o pago único de por vida. Todo por Google Play, restaurable en cualquier móvil con tu cuenta.</w:t>
+        <w:t xml:space="preserve"> Tú eliges: suscripción mensual, un año o pago único de por vida. Todo a través de Google Play o de la App Store, restaurable en cualquier móvil con tu cuenta.</w:t>
       </w:r>
     </w:p>
     <w:p>
@@ -15526,7 +17352,7 @@
           <w:sz w:val="22"/>
           <w:szCs w:val="22"/>
         </w:rPr>
-        <w:t xml:space="preserve"> Comprueba que estás en Android, que la cuenta atrás está activa y que concediste el permiso Mostrar sobre otras aplicaciones. Dentro de TrueLift la cápsula se oculta a propósito.</w:t>
+        <w:t xml:space="preserve"> Comprueba que estás en Android, que la cuenta atrás está activa y que concediste el permiso Mostrar sobre otras aplicaciones. Dentro de TrueLift la cápsula se oculta a propósito. El «?» del ajuste explica qué permisos hacen falta y qué revisar si no se ve con el móvil bloqueado.</w:t>
       </w:r>
     </w:p>
     <w:p>
@@ -15596,18 +17422,18 @@
           <w:sz w:val="22"/>
           <w:szCs w:val="22"/>
         </w:rPr>
-        <w:t xml:space="preserve">¿Por qué no puedo meter en una superserie un ejercicio con drop set o con top + back-offs?</w:t>
-      </w:r>
-      <w:r>
-        <w:rPr>
-          <w:rFonts w:ascii="Calibri" w:cs="Calibri" w:eastAsia="Calibri" w:hAnsi="Calibri"/>
-          <w:b w:val="false"/>
-          <w:bCs w:val="false"/>
-          <w:color w:val="1A1A1A"/>
-          <w:sz w:val="22"/>
-          <w:szCs w:val="22"/>
-        </w:rPr>
-        <w:t xml:space="preserve"> Porque una superserie se entrena a series rectas: alternas series con otro ejercicio, y eso no se puede hacer encadenando bajadas de peso sin descanso. Quita esa modalidad y el interruptor se activa; la nota de debajo dice qué ejercicio la lleva.</w:t>
+        <w:t xml:space="preserve">¿Por qué no puedo meter en una superserie un ejercicio con drop set, rest-pause o top + back-offs?</w:t>
+      </w:r>
+      <w:r>
+        <w:rPr>
+          <w:rFonts w:ascii="Calibri" w:cs="Calibri" w:eastAsia="Calibri" w:hAnsi="Calibri"/>
+          <w:b w:val="false"/>
+          <w:bCs w:val="false"/>
+          <w:color w:val="1A1A1A"/>
+          <w:sz w:val="22"/>
+          <w:szCs w:val="22"/>
+        </w:rPr>
+        <w:t xml:space="preserve"> Porque una superserie se entrena a series rectas: alternas series con otro ejercicio, y eso no se puede hacer encadenando bajadas de peso o pausas cortas sin descanso. Quita esa modalidad y el interruptor se activa; la nota de debajo dice qué ejercicio la lleva.</w:t>
       </w:r>
     </w:p>
     <w:p>
@@ -15688,7 +17514,7 @@
           <w:sz w:val="22"/>
           <w:szCs w:val="22"/>
         </w:rPr>
-        <w:t xml:space="preserve"> En la propia serie: el botón de discos del panel abre el desglose de esa carga y sus series de aproximación. La calculadora completa sigue arriba, en el icono de mancuerna.</w:t>
+        <w:t xml:space="preserve"> En la propia serie: el botón de discos del panel abre el desglose de esa carga y sus series de aproximación. La calculadora completa está en Rutina → Detalles → Material disponible.</w:t>
       </w:r>
     </w:p>
     <w:p>
@@ -15752,13 +17578,40 @@
       <w:r>
         <w:rPr>
           <w:rFonts w:ascii="Calibri" w:cs="Calibri" w:eastAsia="Calibri" w:hAnsi="Calibri"/>
+          <w:b/>
+          <w:bCs/>
+          <w:color w:val="1A1A1A"/>
+          <w:sz w:val="22"/>
+          <w:szCs w:val="22"/>
+        </w:rPr>
+        <w:t xml:space="preserve">¿TrueLift puede leer mi reloj?</w:t>
+      </w:r>
+      <w:r>
+        <w:rPr>
+          <w:rFonts w:ascii="Calibri" w:cs="Calibri" w:eastAsia="Calibri" w:hAnsi="Calibri"/>
+          <w:b w:val="false"/>
+          <w:bCs w:val="false"/>
+          <w:color w:val="1A1A1A"/>
+          <w:sz w:val="22"/>
+          <w:szCs w:val="22"/>
+        </w:rPr>
+        <w:t xml:space="preserve"> Sí, con PRO: en Ajustes → Autorregulación y VFC → Leer datos de Health Connect (en el iPhone, de Apple Salud). Lee tu FC en reposo, tu VFC nocturna, tu sueño, tus pasos, tus calorías, tu peso y tus entrenamientos de cardio. Solo lee, nada sale del móvil y está en estado BETA. La fila Health Connect / Apple Salud de Ajustes explica qué se lee y para qué.</w:t>
+      </w:r>
+    </w:p>
+    <w:p>
+      <w:pPr>
+        <w:spacing w:after="160" w:line="276"/>
+      </w:pPr>
+      <w:r>
+        <w:rPr>
+          <w:rFonts w:ascii="Calibri" w:cs="Calibri" w:eastAsia="Calibri" w:hAnsi="Calibri"/>
           <w:b w:val="0"/>
           <w:bCs w:val="false"/>
           <w:color w:val="1A1A1A"/>
           <w:sz w:val="22"/>
           <w:szCs w:val="22"/>
         </w:rPr>
-        <w:t>¿TrueLift puede leer mi reloj? Sí, con PRO: en Ajustes → Autorregulación y VFC → Reloj conectado. Lee de Health Connect (Android) o de Apple Salud (iPhone) tu FC en reposo, tu VFC nocturna, tu sueño, tus pasos, tus calorías, tu peso y tus entrenamientos de cardio. Solo lee, nada sale del móvil y está en estado BETA.</w:t>
+        <w:t>He abierto la app y lo de hoy no ha entrado. TrueLift lee la plataforma de salud, no el reloj: si la app de tu reloj todavía no ha volcado el día allí, no hay nada que leer. Cada vez que abres la app se repasan los últimos días, así que un dato que llegue con retraso acaba entrando solo.</w:t>
       </w:r>
     </w:p>
     <w:p>
@@ -15774,7 +17627,7 @@
           <w:sz w:val="22"/>
           <w:szCs w:val="22"/>
         </w:rPr>
-        <w:t>He abierto la app y lo de hoy no ha entrado. TrueLift lee la plataforma de salud, no el reloj: si la app de tu reloj todavía no ha volcado el día allí, no hay nada que leer. Cada vez que abres la app se repasan los últimos días, así que un dato que llegue con retraso acaba entrando solo.</w:t>
+        <w:t>Mi reloj no mide VFC, o no quiero darle ese permiso. No pasa nada: la VFC se sigue anotando a mano en el check-in y el resto de datos entra igual. Lo que no concedas simplemente no se lee.</w:t>
       </w:r>
     </w:p>
     <w:p>
@@ -15790,7 +17643,7 @@
           <w:sz w:val="22"/>
           <w:szCs w:val="22"/>
         </w:rPr>
-        <w:t>Mi reloj no mide VFC, o no quiero darle ese permiso. No pasa nada: la VFC se sigue anotando a mano en el check-in y el resto de datos entra igual. Lo que no concedas simplemente no se lee.</w:t>
+        <w:t>He cambiado de reloj y mi VFC parece otra. Lo es: cada marca la mide a su manera. La app lo detecta y empieza banda nueva con las noches del reloj nuevo; tu historial se conserva y la gráfica no cruza esa frontera.</w:t>
       </w:r>
     </w:p>
     <w:p>
@@ -15806,7 +17659,7 @@
           <w:sz w:val="22"/>
           <w:szCs w:val="22"/>
         </w:rPr>
-        <w:t>He cambiado de reloj y mi VFC parece otra. Lo es: cada marca la mide a su manera. La app lo detecta y empieza banda nueva con las noches del reloj nuevo; tu historial se conserva y la gráfica no cruza esa frontera.</w:t>
+        <w:t>Mis carreras aparecen solas en el historial. Es el reloj conectado: los entrenamientos aeróbicos entran como cardio con su duración real y una intensidad estimada por tu pulso. Si no los quieres, borra esa sesión —no vuelve a entrar— o apaga el reloj conectado.</w:t>
       </w:r>
     </w:p>
     <w:p>
@@ -15822,7 +17675,7 @@
           <w:sz w:val="22"/>
           <w:szCs w:val="22"/>
         </w:rPr>
-        <w:t>Mis carreras aparecen solas en el historial. Es el reloj conectado: los entrenamientos aeróbicos entran como cardio con su duración real y una intensidad estimada por tu pulso. Si no los quieres, borra esa sesión —no vuelve a entrar— o apaga el reloj conectado.</w:t>
+        <w:t>¿Dónde está la pestaña Volumen? Ya no es una pestaña: el volumen y la frecuencia se abren con los dos botones de la pestaña Rutina, bajo el desplegable Detalles. Los números son los mismos.</w:t>
       </w:r>
     </w:p>
     <w:p>
@@ -15838,7 +17691,7 @@
           <w:sz w:val="22"/>
           <w:szCs w:val="22"/>
         </w:rPr>
-        <w:t>¿Dónde está la pestaña Volumen? Ya no es una pestaña: el volumen y la frecuencia se abren con los dos botones de la pestaña Rutina, bajo el desplegable Detalles. Los números son los mismos.</w:t>
+        <w:t>¿Dónde configuro mis discos y mis microcargas? En la pestaña Rutina, en el desplegable Detalles → Material disponible. La semana de descarga está al lado, en las Herramientas de rutina. Antes las dos vivían en Ajustes.</w:t>
       </w:r>
     </w:p>
     <w:p>
@@ -15854,7 +17707,7 @@
           <w:sz w:val="22"/>
           <w:szCs w:val="22"/>
         </w:rPr>
-        <w:t>¿Dónde configuro mis discos y mis microcargas? En la pestaña Rutina, en el desplegable Detalles → Material disponible. La semana de descarga está al lado, en las Herramientas de rutina. Antes las dos vivían en Ajustes.</w:t>
+        <w:t>He importado una rutina y mis pesos siguen igual, ¿es normal? Sí. Si la rutina importada mantiene el reparto, el sistema de progresión y el número de sesiones, se conservan los pesos que la app ya te proponía. Solo empiezan de nuevo cuando cambia alguna de esas tres cosas, y el diálogo te lo dice antes de importar.</w:t>
       </w:r>
     </w:p>
     <w:p>
@@ -15870,7 +17723,7 @@
           <w:sz w:val="22"/>
           <w:szCs w:val="22"/>
         </w:rPr>
-        <w:t>He importado una rutina y mis pesos siguen igual, ¿es normal? Sí. Si la rutina importada mantiene el reparto, el sistema de progresión y el número de sesiones, se conservan los pesos que la app ya te proponía. Solo empiezan de nuevo cuando cambia alguna de esas tres cosas, y el diálogo te lo dice antes de importar.</w:t>
+        <w:t>Vengo de Hevy o de Strong, ¿puedo traerme mi historial? Sí, y es gratis: Rutina → Herramientas de rutina → Importar de Hevy o Importar de Strong, con el archivo que exporta cada app. Ver sección 19.</w:t>
       </w:r>
     </w:p>
     <w:p>
@@ -15886,7 +17739,7 @@
           <w:sz w:val="22"/>
           <w:szCs w:val="22"/>
         </w:rPr>
-        <w:t>Vengo de Hevy o de Strong, ¿puedo traerme mi historial? Sí, y es gratis: Rutina → Herramientas de rutina → Importar de Hevy o Importar de Strong, con el archivo que exporta cada app. Ver sección 19.</w:t>
+        <w:t>¿Cómo sé si estoy haciendo bien un ejercicio? Los ejercicios de la biblioteca que tienen vídeo llevan un botón TÉCNICA, en la rutina y durante la sesión. Se abre dentro de la app y vuelves a la serie donde estabas.</w:t>
       </w:r>
     </w:p>
     <w:p>
@@ -15902,7 +17755,7 @@
           <w:sz w:val="22"/>
           <w:szCs w:val="22"/>
         </w:rPr>
-        <w:t>¿Cómo sé si estoy haciendo bien un ejercicio? Los ejercicios de la biblioteca que tienen vídeo llevan un botón TÉCNICA, en la rutina y durante la sesión. Se abre dentro de la app y vuelves a la serie donde estabas.</w:t>
+        <w:t>En los fondos asistidos la app me proponía subir peso. Registra ese ejercicio como Fondos asistidos en máquina, no como Fondos en máquina: el primero es la máquina de contrapeso —tecleas la ayuda y progresar es quitarla— y el segundo la de placas, en la que te sientas y empujas.</w:t>
       </w:r>
     </w:p>
     <w:p>
@@ -15918,23 +17771,539 @@
           <w:sz w:val="22"/>
           <w:szCs w:val="22"/>
         </w:rPr>
-        <w:t>En los fondos asistidos la app me proponía subir peso. Registra ese ejercicio como Fondos asistidos en máquina, no como Fondos en máquina: el primero es la máquina de contrapeso —tecleas la ayuda y progresar es quitarla— y el segundo la de placas, en la que te sientas y empujas.</w:t>
-      </w:r>
-    </w:p>
-    <w:p>
-      <w:pPr>
-        <w:spacing w:after="160" w:line="276"/>
-      </w:pPr>
-      <w:r>
-        <w:rPr>
-          <w:rFonts w:ascii="Calibri" w:cs="Calibri" w:eastAsia="Calibri" w:hAnsi="Calibri"/>
-          <w:b w:val="0"/>
-          <w:bCs w:val="false"/>
-          <w:color w:val="1A1A1A"/>
-          <w:sz w:val="22"/>
-          <w:szCs w:val="22"/>
-        </w:rPr>
         <w:t>¿Por qué no puedo volver a Cardio con una sesión empezada? A propósito: mientras entrenas, el selector Fuerza/Cardio se esconde y el deslizamiento lateral se bloquea para que no acabes en Cardio sin querer y sin saber cómo volver. Guarda o descarta la sesión y el selector vuelve.</w:t>
+      </w:r>
+    </w:p>
+    <w:p>
+      <w:pPr>
+        <w:spacing w:after="160" w:line="276"/>
+      </w:pPr>
+      <w:r>
+        <w:rPr>
+          <w:rFonts w:ascii="Calibri" w:cs="Calibri" w:eastAsia="Calibri" w:hAnsi="Calibri"/>
+          <w:b/>
+          <w:bCs/>
+          <w:color w:val="1A1A1A"/>
+          <w:sz w:val="22"/>
+          <w:szCs w:val="22"/>
+        </w:rPr>
+        <w:t xml:space="preserve">¿Puedo saber cuánto me queda de descanso sin mirar el móvil?</w:t>
+      </w:r>
+      <w:r>
+        <w:rPr>
+          <w:rFonts w:ascii="Calibri" w:cs="Calibri" w:eastAsia="Calibri" w:hAnsi="Calibri"/>
+          <w:b w:val="false"/>
+          <w:bCs w:val="false"/>
+          <w:color w:val="1A1A1A"/>
+          <w:sz w:val="22"/>
+          <w:szCs w:val="22"/>
+        </w:rPr>
+        <w:t xml:space="preserve"> Sí: activa los </w:t>
+      </w:r>
+      <w:r>
+        <w:rPr>
+          <w:rFonts w:ascii="Calibri" w:cs="Calibri" w:eastAsia="Calibri" w:hAnsi="Calibri"/>
+          <w:b/>
+          <w:bCs/>
+          <w:color w:val="1A1A1A"/>
+          <w:sz w:val="22"/>
+          <w:szCs w:val="22"/>
+        </w:rPr>
+        <w:t xml:space="preserve">pitidos de los minutos</w:t>
+      </w:r>
+      <w:r>
+        <w:rPr>
+          <w:rFonts w:ascii="Calibri" w:cs="Calibri" w:eastAsia="Calibri" w:hAnsi="Calibri"/>
+          <w:b w:val="false"/>
+          <w:bCs w:val="false"/>
+          <w:color w:val="1A1A1A"/>
+          <w:sz w:val="22"/>
+          <w:szCs w:val="22"/>
+        </w:rPr>
+        <w:t xml:space="preserve"> en Ajustes → Durante la sesión. Cada minuto entero suena un pitido por cada minuto que queda, y el final lo marca la alarma. Con el móvil bloqueado, la notificación —o la actividad en directo en el iPhone— te dice además el ejercicio y la serie que tocan.</w:t>
+      </w:r>
+    </w:p>
+    <w:p>
+      <w:pPr>
+        <w:spacing w:after="160" w:line="276"/>
+      </w:pPr>
+      <w:r>
+        <w:rPr>
+          <w:rFonts w:ascii="Calibri" w:cs="Calibri" w:eastAsia="Calibri" w:hAnsi="Calibri"/>
+          <w:b/>
+          <w:bCs/>
+          <w:color w:val="1A1A1A"/>
+          <w:sz w:val="22"/>
+          <w:szCs w:val="22"/>
+        </w:rPr>
+        <w:t xml:space="preserve">¿Puedo compartir mi entreno con una foto mía?</w:t>
+      </w:r>
+      <w:r>
+        <w:rPr>
+          <w:rFonts w:ascii="Calibri" w:cs="Calibri" w:eastAsia="Calibri" w:hAnsi="Calibri"/>
+          <w:b w:val="false"/>
+          <w:bCs w:val="false"/>
+          <w:color w:val="1A1A1A"/>
+          <w:sz w:val="22"/>
+          <w:szCs w:val="22"/>
+        </w:rPr>
+        <w:t xml:space="preserve"> Sí. En el historial, toca Compartir en la sesión y elige </w:t>
+      </w:r>
+      <w:r>
+        <w:rPr>
+          <w:rFonts w:ascii="Calibri" w:cs="Calibri" w:eastAsia="Calibri" w:hAnsi="Calibri"/>
+          <w:b/>
+          <w:bCs/>
+          <w:color w:val="1A1A1A"/>
+          <w:sz w:val="22"/>
+          <w:szCs w:val="22"/>
+        </w:rPr>
+        <w:t xml:space="preserve">Foto de fondo</w:t>
+      </w:r>
+      <w:r>
+        <w:rPr>
+          <w:rFonts w:ascii="Calibri" w:cs="Calibri" w:eastAsia="Calibri" w:hAnsi="Calibri"/>
+          <w:b w:val="false"/>
+          <w:bCs w:val="false"/>
+          <w:color w:val="1A1A1A"/>
+          <w:sz w:val="22"/>
+          <w:szCs w:val="22"/>
+        </w:rPr>
+        <w:t xml:space="preserve">: la imagen sale con tu foto detrás y los datos de la sesión encima.</w:t>
+      </w:r>
+    </w:p>
+    <w:p>
+      <w:pPr>
+        <w:spacing w:after="160" w:line="276"/>
+      </w:pPr>
+      <w:r>
+        <w:rPr>
+          <w:rFonts w:ascii="Calibri" w:cs="Calibri" w:eastAsia="Calibri" w:hAnsi="Calibri"/>
+          <w:b/>
+          <w:bCs/>
+          <w:color w:val="1A1A1A"/>
+          <w:sz w:val="22"/>
+          <w:szCs w:val="22"/>
+        </w:rPr>
+        <w:t xml:space="preserve">¿TrueLift me hace la dieta?</w:t>
+      </w:r>
+      <w:r>
+        <w:rPr>
+          <w:rFonts w:ascii="Calibri" w:cs="Calibri" w:eastAsia="Calibri" w:hAnsi="Calibri"/>
+          <w:b w:val="false"/>
+          <w:bCs w:val="false"/>
+          <w:color w:val="1A1A1A"/>
+          <w:sz w:val="22"/>
+          <w:szCs w:val="22"/>
+        </w:rPr>
+        <w:t xml:space="preserve"> No. Te da una referencia de calorías para tu fase y su reparto en macros y comidas (Nutrición → Energía diaria → Crea tu menú). Si quieres un menú concreto, </w:t>
+      </w:r>
+      <w:r>
+        <w:rPr>
+          <w:rFonts w:ascii="Calibri" w:cs="Calibri" w:eastAsia="Calibri" w:hAnsi="Calibri"/>
+          <w:b/>
+          <w:bCs/>
+          <w:color w:val="1A1A1A"/>
+          <w:sz w:val="22"/>
+          <w:szCs w:val="22"/>
+        </w:rPr>
+        <w:t xml:space="preserve">Crea tu menú semanal con IA</w:t>
+      </w:r>
+      <w:r>
+        <w:rPr>
+          <w:rFonts w:ascii="Calibri" w:cs="Calibri" w:eastAsia="Calibri" w:hAnsi="Calibri"/>
+          <w:b w:val="false"/>
+          <w:bCs w:val="false"/>
+          <w:color w:val="1A1A1A"/>
+          <w:sz w:val="22"/>
+          <w:szCs w:val="22"/>
+        </w:rPr>
+        <w:t xml:space="preserve"> prepara un prompt con tus cifras y tus preferencias para que lo pegues en tu IA; el menú que te devuelva es orientativo y TrueLift no lo verifica.</w:t>
+      </w:r>
+    </w:p>
+    <w:p>
+      <w:pPr>
+        <w:spacing w:after="160" w:line="276"/>
+      </w:pPr>
+      <w:r>
+        <w:rPr>
+          <w:rFonts w:ascii="Calibri" w:cs="Calibri" w:eastAsia="Calibri" w:hAnsi="Calibri"/>
+          <w:b/>
+          <w:bCs/>
+          <w:color w:val="1A1A1A"/>
+          <w:sz w:val="22"/>
+          <w:szCs w:val="22"/>
+        </w:rPr>
+        <w:t xml:space="preserve">No quiero comer lo que me recomienda la app.</w:t>
+      </w:r>
+      <w:r>
+        <w:rPr>
+          <w:rFonts w:ascii="Calibri" w:cs="Calibri" w:eastAsia="Calibri" w:hAnsi="Calibri"/>
+          <w:b w:val="false"/>
+          <w:bCs w:val="false"/>
+          <w:color w:val="1A1A1A"/>
+          <w:sz w:val="22"/>
+          <w:szCs w:val="22"/>
+        </w:rPr>
+        <w:t xml:space="preserve"> En el reparto en comidas, toca el lápiz junto a las kcal y escribe tu cifra: los macros y las comidas se recalculan, y </w:t>
+      </w:r>
+      <w:r>
+        <w:rPr>
+          <w:rFonts w:ascii="Calibri" w:cs="Calibri" w:eastAsia="Calibri" w:hAnsi="Calibri"/>
+          <w:b/>
+          <w:bCs/>
+          <w:color w:val="1A1A1A"/>
+          <w:sz w:val="22"/>
+          <w:szCs w:val="22"/>
+        </w:rPr>
+        <w:t xml:space="preserve">Volver a lo recomendado</w:t>
+      </w:r>
+      <w:r>
+        <w:rPr>
+          <w:rFonts w:ascii="Calibri" w:cs="Calibri" w:eastAsia="Calibri" w:hAnsi="Calibri"/>
+          <w:b w:val="false"/>
+          <w:bCs w:val="false"/>
+          <w:color w:val="1A1A1A"/>
+          <w:sz w:val="22"/>
+          <w:szCs w:val="22"/>
+        </w:rPr>
+        <w:t xml:space="preserve"> lo deshace. La tarjeta semanal sigue mirando tu báscula.</w:t>
+      </w:r>
+    </w:p>
+    <w:p>
+      <w:pPr>
+        <w:spacing w:after="160" w:line="276"/>
+      </w:pPr>
+      <w:r>
+        <w:rPr>
+          <w:rFonts w:ascii="Calibri" w:cs="Calibri" w:eastAsia="Calibri" w:hAnsi="Calibri"/>
+          <w:b/>
+          <w:bCs/>
+          <w:color w:val="1A1A1A"/>
+          <w:sz w:val="22"/>
+          <w:szCs w:val="22"/>
+        </w:rPr>
+        <w:t xml:space="preserve">La tarjeta semanal me pide caminar demasiado.</w:t>
+      </w:r>
+      <w:r>
+        <w:rPr>
+          <w:rFonts w:ascii="Calibri" w:cs="Calibri" w:eastAsia="Calibri" w:hAnsi="Calibri"/>
+          <w:b w:val="false"/>
+          <w:bCs w:val="false"/>
+          <w:color w:val="1A1A1A"/>
+          <w:sz w:val="22"/>
+          <w:szCs w:val="22"/>
+        </w:rPr>
+        <w:t xml:space="preserve"> Fija tu </w:t>
+      </w:r>
+      <w:r>
+        <w:rPr>
+          <w:rFonts w:ascii="Calibri" w:cs="Calibri" w:eastAsia="Calibri" w:hAnsi="Calibri"/>
+          <w:b/>
+          <w:bCs/>
+          <w:color w:val="1A1A1A"/>
+          <w:sz w:val="22"/>
+          <w:szCs w:val="22"/>
+        </w:rPr>
+        <w:t xml:space="preserve">límite de pasos al día</w:t>
+      </w:r>
+      <w:r>
+        <w:rPr>
+          <w:rFonts w:ascii="Calibri" w:cs="Calibri" w:eastAsia="Calibri" w:hAnsi="Calibri"/>
+          <w:b w:val="false"/>
+          <w:bCs w:val="false"/>
+          <w:color w:val="1A1A1A"/>
+          <w:sz w:val="22"/>
+          <w:szCs w:val="22"/>
+        </w:rPr>
+        <w:t xml:space="preserve"> en Nutrición → Tus datos, o con el enlace Cambiar límite de pasos de la propia tarjeta. Desde la próxima tarjeta, la vía de caminar no te pedirá pasar de ese total.</w:t>
+      </w:r>
+    </w:p>
+    <w:p>
+      <w:pPr>
+        <w:spacing w:after="160" w:line="276"/>
+      </w:pPr>
+      <w:r>
+        <w:rPr>
+          <w:rFonts w:ascii="Calibri" w:cs="Calibri" w:eastAsia="Calibri" w:hAnsi="Calibri"/>
+          <w:b/>
+          <w:bCs/>
+          <w:color w:val="1A1A1A"/>
+          <w:sz w:val="22"/>
+          <w:szCs w:val="22"/>
+        </w:rPr>
+        <w:t xml:space="preserve">¿Qué diferencia hay entre drop set y rest-pause?</w:t>
+      </w:r>
+      <w:r>
+        <w:rPr>
+          <w:rFonts w:ascii="Calibri" w:cs="Calibri" w:eastAsia="Calibri" w:hAnsi="Calibri"/>
+          <w:b w:val="false"/>
+          <w:bCs w:val="false"/>
+          <w:color w:val="1A1A1A"/>
+          <w:sz w:val="22"/>
+          <w:szCs w:val="22"/>
+        </w:rPr>
+        <w:t xml:space="preserve"> En el drop set bajas el peso sin descansar; en el rest-pause mantienes el mismo peso y descansas unos segundos entre series cortas. Los dos son PRO, van al fallo y en los dos solo la primera serie cuenta para tu rendimiento y tus marcas.</w:t>
+      </w:r>
+    </w:p>
+    <w:p>
+      <w:pPr>
+        <w:spacing w:after="160" w:line="276"/>
+      </w:pPr>
+      <w:r>
+        <w:rPr>
+          <w:rFonts w:ascii="Calibri" w:cs="Calibri" w:eastAsia="Calibri" w:hAnsi="Calibri"/>
+          <w:b/>
+          <w:bCs/>
+          <w:color w:val="1A1A1A"/>
+          <w:sz w:val="22"/>
+          <w:szCs w:val="22"/>
+        </w:rPr>
+        <w:t xml:space="preserve">He cambiado de máquina y el rendimiento de ese ejercicio ya no tiene sentido.</w:t>
+      </w:r>
+      <w:r>
+        <w:rPr>
+          <w:rFonts w:ascii="Calibri" w:cs="Calibri" w:eastAsia="Calibri" w:hAnsi="Calibri"/>
+          <w:b w:val="false"/>
+          <w:bCs w:val="false"/>
+          <w:color w:val="1A1A1A"/>
+          <w:sz w:val="22"/>
+          <w:szCs w:val="22"/>
+        </w:rPr>
+        <w:t xml:space="preserve"> Despliega el ejercicio en la pestaña Rutina y pulsa </w:t>
+      </w:r>
+      <w:r>
+        <w:rPr>
+          <w:rFonts w:ascii="Calibri" w:cs="Calibri" w:eastAsia="Calibri" w:hAnsi="Calibri"/>
+          <w:b/>
+          <w:bCs/>
+          <w:color w:val="1A1A1A"/>
+          <w:sz w:val="22"/>
+          <w:szCs w:val="22"/>
+        </w:rPr>
+        <w:t xml:space="preserve">Reiniciar base de rendimiento</w:t>
+      </w:r>
+      <w:r>
+        <w:rPr>
+          <w:rFonts w:ascii="Calibri" w:cs="Calibri" w:eastAsia="Calibri" w:hAnsi="Calibri"/>
+          <w:b w:val="false"/>
+          <w:bCs w:val="false"/>
+          <w:color w:val="1A1A1A"/>
+          <w:sz w:val="22"/>
+          <w:szCs w:val="22"/>
+        </w:rPr>
+        <w:t xml:space="preserve">: deja de compararse con las sesiones anteriores y la app construye una base nueva. Tu historial y tus marcas no se tocan.</w:t>
+      </w:r>
+    </w:p>
+    <w:p>
+      <w:pPr>
+        <w:spacing w:after="160" w:line="276"/>
+      </w:pPr>
+      <w:r>
+        <w:rPr>
+          <w:rFonts w:ascii="Calibri" w:cs="Calibri" w:eastAsia="Calibri" w:hAnsi="Calibri"/>
+          <w:b/>
+          <w:bCs/>
+          <w:color w:val="1A1A1A"/>
+          <w:sz w:val="22"/>
+          <w:szCs w:val="22"/>
+        </w:rPr>
+        <w:t xml:space="preserve">He cambiado de rutina, ¿he perdido mis sesiones?</w:t>
+      </w:r>
+      <w:r>
+        <w:rPr>
+          <w:rFonts w:ascii="Calibri" w:cs="Calibri" w:eastAsia="Calibri" w:hAnsi="Calibri"/>
+          <w:b w:val="false"/>
+          <w:bCs w:val="false"/>
+          <w:color w:val="1A1A1A"/>
+          <w:sz w:val="22"/>
+          <w:szCs w:val="22"/>
+        </w:rPr>
+        <w:t xml:space="preserve"> No. El historial y el calendario muestran todo lo que has entrenado, y las sesiones de rutinas anteriores llevan una franja que lo indica. Se pueden compartir y borrar, pero no editar.</w:t>
+      </w:r>
+    </w:p>
+    <w:p>
+      <w:pPr>
+        <w:spacing w:after="160" w:line="276"/>
+      </w:pPr>
+      <w:r>
+        <w:rPr>
+          <w:rFonts w:ascii="Calibri" w:cs="Calibri" w:eastAsia="Calibri" w:hAnsi="Calibri"/>
+          <w:b/>
+          <w:bCs/>
+          <w:color w:val="1A1A1A"/>
+          <w:sz w:val="22"/>
+          <w:szCs w:val="22"/>
+        </w:rPr>
+        <w:t xml:space="preserve">Me equivoqué al anotar un cardio.</w:t>
+      </w:r>
+      <w:r>
+        <w:rPr>
+          <w:rFonts w:ascii="Calibri" w:cs="Calibri" w:eastAsia="Calibri" w:hAnsi="Calibri"/>
+          <w:b w:val="false"/>
+          <w:bCs w:val="false"/>
+          <w:color w:val="1A1A1A"/>
+          <w:sz w:val="22"/>
+          <w:szCs w:val="22"/>
+        </w:rPr>
+        <w:t xml:space="preserve"> Toca el lápiz de la tarjeta de ese cardio en el historial y corrígelo; no hace falta borrarlo.</w:t>
+      </w:r>
+    </w:p>
+    <w:p>
+      <w:pPr>
+        <w:spacing w:after="160" w:line="276"/>
+      </w:pPr>
+      <w:r>
+        <w:rPr>
+          <w:rFonts w:ascii="Calibri" w:cs="Calibri" w:eastAsia="Calibri" w:hAnsi="Calibri"/>
+          <w:b/>
+          <w:bCs/>
+          <w:color w:val="1A1A1A"/>
+          <w:sz w:val="22"/>
+          <w:szCs w:val="22"/>
+        </w:rPr>
+        <w:t xml:space="preserve">Me molesta la rodilla y hoy toca torso, ¿me frena?</w:t>
+      </w:r>
+      <w:r>
+        <w:rPr>
+          <w:rFonts w:ascii="Calibri" w:cs="Calibri" w:eastAsia="Calibri" w:hAnsi="Calibri"/>
+          <w:b w:val="false"/>
+          <w:bCs w:val="false"/>
+          <w:color w:val="1A1A1A"/>
+          <w:sz w:val="22"/>
+          <w:szCs w:val="22"/>
+        </w:rPr>
+        <w:t xml:space="preserve"> No. Con la autorregulación, una molestia localizada solo limita el tren de esa zona: el chip de la cabecera muestra cada tren por separado y los ejercicios de torso siguen su curso, con sus subidas y sus récords.</w:t>
+      </w:r>
+    </w:p>
+    <w:p>
+      <w:pPr>
+        <w:spacing w:after="160" w:line="276"/>
+      </w:pPr>
+      <w:r>
+        <w:rPr>
+          <w:rFonts w:ascii="Calibri" w:cs="Calibri" w:eastAsia="Calibri" w:hAnsi="Calibri"/>
+          <w:b/>
+          <w:bCs/>
+          <w:color w:val="1A1A1A"/>
+          <w:sz w:val="22"/>
+          <w:szCs w:val="22"/>
+        </w:rPr>
+        <w:t xml:space="preserve">En mi Xiaomi, la app dice que Health Connect no responde.</w:t>
+      </w:r>
+      <w:r>
+        <w:rPr>
+          <w:rFonts w:ascii="Calibri" w:cs="Calibri" w:eastAsia="Calibri" w:hAnsi="Calibri"/>
+          <w:b w:val="false"/>
+          <w:bCs w:val="false"/>
+          <w:color w:val="1A1A1A"/>
+          <w:sz w:val="22"/>
+          <w:szCs w:val="22"/>
+        </w:rPr>
+        <w:t xml:space="preserve"> El sistema está impidiendo la conexión. Permite el inicio automático de Health Connect y de TrueLift en los ajustes del teléfono y vuelve a abrir la app. Mientras tanto, puedes seguir anotando a mano.</w:t>
+      </w:r>
+    </w:p>
+    <w:p>
+      <w:pPr>
+        <w:spacing w:after="160" w:line="276"/>
+      </w:pPr>
+      <w:r>
+        <w:rPr>
+          <w:rFonts w:ascii="Calibri" w:cs="Calibri" w:eastAsia="Calibri" w:hAnsi="Calibri"/>
+          <w:b/>
+          <w:bCs/>
+          <w:color w:val="1A1A1A"/>
+          <w:sz w:val="22"/>
+          <w:szCs w:val="22"/>
+        </w:rPr>
+        <w:t xml:space="preserve">¿Dónde apunto la altura del asiento o el agarre de una máquina?</w:t>
+      </w:r>
+      <w:r>
+        <w:rPr>
+          <w:rFonts w:ascii="Calibri" w:cs="Calibri" w:eastAsia="Calibri" w:hAnsi="Calibri"/>
+          <w:b w:val="false"/>
+          <w:bCs w:val="false"/>
+          <w:color w:val="1A1A1A"/>
+          <w:sz w:val="22"/>
+          <w:szCs w:val="22"/>
+        </w:rPr>
+        <w:t xml:space="preserve"> En Notas y ajustes del ejercicio, en el </w:t>
+      </w:r>
+      <w:r>
+        <w:rPr>
+          <w:rFonts w:ascii="Calibri" w:cs="Calibri" w:eastAsia="Calibri" w:hAnsi="Calibri"/>
+          <w:b/>
+          <w:bCs/>
+          <w:color w:val="1A1A1A"/>
+          <w:sz w:val="22"/>
+          <w:szCs w:val="22"/>
+        </w:rPr>
+        <w:t xml:space="preserve">Registro fijo del ejercicio</w:t>
+      </w:r>
+      <w:r>
+        <w:rPr>
+          <w:rFonts w:ascii="Calibri" w:cs="Calibri" w:eastAsia="Calibri" w:hAnsi="Calibri"/>
+          <w:b w:val="false"/>
+          <w:bCs w:val="false"/>
+          <w:color w:val="1A1A1A"/>
+          <w:sz w:val="22"/>
+          <w:szCs w:val="22"/>
+        </w:rPr>
+        <w:t xml:space="preserve">: se conserva en todas las sesiones.</w:t>
+      </w:r>
+    </w:p>
+    <w:p>
+      <w:pPr>
+        <w:spacing w:after="160" w:line="276"/>
+      </w:pPr>
+      <w:r>
+        <w:rPr>
+          <w:rFonts w:ascii="Calibri" w:cs="Calibri" w:eastAsia="Calibri" w:hAnsi="Calibri"/>
+          <w:b/>
+          <w:bCs/>
+          <w:color w:val="1A1A1A"/>
+          <w:sz w:val="22"/>
+          <w:szCs w:val="22"/>
+        </w:rPr>
+        <w:t xml:space="preserve">¿Dónde está la calculadora de discos?</w:t>
+      </w:r>
+      <w:r>
+        <w:rPr>
+          <w:rFonts w:ascii="Calibri" w:cs="Calibri" w:eastAsia="Calibri" w:hAnsi="Calibri"/>
+          <w:b w:val="false"/>
+          <w:bCs w:val="false"/>
+          <w:color w:val="1A1A1A"/>
+          <w:sz w:val="22"/>
+          <w:szCs w:val="22"/>
+        </w:rPr>
+        <w:t xml:space="preserve"> Ya no está en la barra superior: se abre desde Rutina → Detalles → Material disponible, y cada serie tiene su botón de discos con la carga ya puesta.</w:t>
+      </w:r>
+    </w:p>
+    <w:p>
+      <w:pPr>
+        <w:spacing w:after="160" w:line="276"/>
+      </w:pPr>
+      <w:r>
+        <w:rPr>
+          <w:rFonts w:ascii="Calibri" w:cs="Calibri" w:eastAsia="Calibri" w:hAnsi="Calibri"/>
+          <w:b/>
+          <w:bCs/>
+          <w:color w:val="1A1A1A"/>
+          <w:sz w:val="22"/>
+          <w:szCs w:val="22"/>
+        </w:rPr>
+        <w:t xml:space="preserve">¿Puedo crear un ejercicio que se mida por tiempo?</w:t>
+      </w:r>
+      <w:r>
+        <w:rPr>
+          <w:rFonts w:ascii="Calibri" w:cs="Calibri" w:eastAsia="Calibri" w:hAnsi="Calibri"/>
+          <w:b w:val="false"/>
+          <w:bCs w:val="false"/>
+          <w:color w:val="1A1A1A"/>
+          <w:sz w:val="22"/>
+          <w:szCs w:val="22"/>
+        </w:rPr>
+        <w:t xml:space="preserve"> Sí, con PRO: al crearlo, en Progresa por elige Tiempo. Anotas segundos y progresa como la plancha.</w:t>
       </w:r>
     </w:p>
     <w:p>

--- a/Manual_TrueLift.docx
+++ b/Manual_TrueLift.docx
@@ -101,13 +101,11 @@
       <w:r>
         <w:rPr>
           <w:rFonts w:ascii="Calibri" w:cs="Calibri" w:eastAsia="Calibri" w:hAnsi="Calibri"/>
-          <w:b w:val="false"/>
-          <w:bCs w:val="false"/>
-          <w:color w:val="1A1A1A"/>
-          <w:sz w:val="22"/>
-          <w:szCs w:val="22"/>
-        </w:rPr>
-        <w:t xml:space="preserve">Edición de octubre de 2026</w:t>
+          <w:color w:val="1A1A1A"/>
+          <w:sz w:val="22"/>
+          <w:szCs w:val="22"/>
+        </w:rPr>
+        <w:t xml:space="preserve">Edición de octubre de 2026 · actualizada el 14/10/2026</w:t>
       </w:r>
     </w:p>
     <w:p>
@@ -844,13 +842,11 @@
             <w:r>
               <w:rPr>
                 <w:rFonts w:ascii="Calibri" w:cs="Calibri" w:eastAsia="Calibri" w:hAnsi="Calibri"/>
-                <w:b w:val="false"/>
-                <w:bCs w:val="false"/>
                 <w:color w:val="1A1A1A"/>
                 <w:sz w:val="20"/>
                 <w:szCs w:val="20"/>
               </w:rPr>
-              <w:t xml:space="preserve">Cardio, calculadora de discos y series de aproximación (también dentro de la serie)</w:t>
+              <w:t xml:space="preserve">Cardio, calculadora de discos y series de aproximación (también dentro de la serie), con el peso fijo de cada máquina</w:t>
             </w:r>
           </w:p>
         </w:tc>
@@ -1194,6 +1190,88 @@
             <w:r>
               <w:rPr>
                 <w:rFonts w:ascii="Calibri" w:cs="Calibri" w:eastAsia="Calibri" w:hAnsi="Calibri"/>
+                <w:color w:val="1A1A1A"/>
+                <w:sz w:val="20"/>
+                <w:szCs w:val="20"/>
+              </w:rPr>
+              <w:t xml:space="preserve">Avisos en vivo de récord y de nivel de fuerza nuevo, con su interruptor</w:t>
+            </w:r>
+          </w:p>
+        </w:tc>
+        <w:tc>
+          <w:tcPr>
+            <w:tcW w:type="dxa" w:w="1550"/>
+            <w:shd w:fill="F5F5F5" w:val="clear"/>
+            <w:tcMar>
+              <w:top w:type="dxa" w:w="80"/>
+              <w:left w:type="dxa" w:w="120"/>
+              <w:bottom w:type="dxa" w:w="80"/>
+              <w:right w:type="dxa" w:w="120"/>
+            </w:tcMar>
+          </w:tcPr>
+          <w:p>
+            <w:pPr>
+              <w:jc w:val="center"/>
+            </w:pPr>
+            <w:r>
+              <w:rPr>
+                <w:rFonts w:ascii="Calibri" w:cs="Calibri" w:eastAsia="Calibri" w:hAnsi="Calibri"/>
+                <w:color w:val="1A1A1A"/>
+                <w:sz w:val="20"/>
+                <w:szCs w:val="20"/>
+              </w:rPr>
+              <w:t xml:space="preserve">✓</w:t>
+            </w:r>
+          </w:p>
+        </w:tc>
+        <w:tc>
+          <w:tcPr>
+            <w:tcW w:type="dxa" w:w="1550"/>
+            <w:shd w:fill="F5F5F5" w:val="clear"/>
+            <w:tcMar>
+              <w:top w:type="dxa" w:w="80"/>
+              <w:left w:type="dxa" w:w="120"/>
+              <w:bottom w:type="dxa" w:w="80"/>
+              <w:right w:type="dxa" w:w="120"/>
+            </w:tcMar>
+          </w:tcPr>
+          <w:p>
+            <w:pPr>
+              <w:jc w:val="center"/>
+            </w:pPr>
+            <w:r>
+              <w:rPr>
+                <w:rFonts w:ascii="Calibri" w:cs="Calibri" w:eastAsia="Calibri" w:hAnsi="Calibri"/>
+                <w:color w:val="1A1A1A"/>
+                <w:sz w:val="20"/>
+                <w:szCs w:val="20"/>
+              </w:rPr>
+              <w:t xml:space="preserve">✓</w:t>
+            </w:r>
+          </w:p>
+        </w:tc>
+      </w:tr>
+      <w:tr>
+        <w:trPr>
+          <w:tblHeader w:val="false"/>
+        </w:trPr>
+        <w:tc>
+          <w:tcPr>
+            <w:tcW w:type="dxa" w:w="6260"/>
+            <w:tcMar>
+              <w:top w:type="dxa" w:w="80"/>
+              <w:left w:type="dxa" w:w="120"/>
+              <w:bottom w:type="dxa" w:w="80"/>
+              <w:right w:type="dxa" w:w="120"/>
+            </w:tcMar>
+          </w:tcPr>
+          <w:p>
+            <w:pPr>
+              <w:jc w:val="left"/>
+            </w:pPr>
+            <w:r>
+              <w:rPr>
+                <w:rFonts w:ascii="Calibri" w:cs="Calibri" w:eastAsia="Calibri" w:hAnsi="Calibri"/>
                 <w:b w:val="false"/>
                 <w:bCs w:val="false"/>
                 <w:color w:val="1A1A1A"/>
@@ -1201,6 +1279,93 @@
                 <w:szCs w:val="20"/>
               </w:rPr>
               <w:t xml:space="preserve">Top set + back-offs</w:t>
+            </w:r>
+          </w:p>
+        </w:tc>
+        <w:tc>
+          <w:tcPr>
+            <w:tcW w:type="dxa" w:w="1550"/>
+            <w:tcMar>
+              <w:top w:type="dxa" w:w="80"/>
+              <w:left w:type="dxa" w:w="120"/>
+              <w:bottom w:type="dxa" w:w="80"/>
+              <w:right w:type="dxa" w:w="120"/>
+            </w:tcMar>
+          </w:tcPr>
+          <w:p>
+            <w:pPr>
+              <w:jc w:val="center"/>
+            </w:pPr>
+            <w:r>
+              <w:rPr>
+                <w:rFonts w:ascii="Calibri" w:cs="Calibri" w:eastAsia="Calibri" w:hAnsi="Calibri"/>
+                <w:b w:val="false"/>
+                <w:bCs w:val="false"/>
+                <w:color w:val="1A1A1A"/>
+                <w:sz w:val="20"/>
+                <w:szCs w:val="20"/>
+              </w:rPr>
+              <w:t xml:space="preserve">✓</w:t>
+            </w:r>
+          </w:p>
+        </w:tc>
+        <w:tc>
+          <w:tcPr>
+            <w:tcW w:type="dxa" w:w="1550"/>
+            <w:tcMar>
+              <w:top w:type="dxa" w:w="80"/>
+              <w:left w:type="dxa" w:w="120"/>
+              <w:bottom w:type="dxa" w:w="80"/>
+              <w:right w:type="dxa" w:w="120"/>
+            </w:tcMar>
+          </w:tcPr>
+          <w:p>
+            <w:pPr>
+              <w:jc w:val="center"/>
+            </w:pPr>
+            <w:r>
+              <w:rPr>
+                <w:rFonts w:ascii="Calibri" w:cs="Calibri" w:eastAsia="Calibri" w:hAnsi="Calibri"/>
+                <w:b w:val="false"/>
+                <w:bCs w:val="false"/>
+                <w:color w:val="1A1A1A"/>
+                <w:sz w:val="20"/>
+                <w:szCs w:val="20"/>
+              </w:rPr>
+              <w:t xml:space="preserve">✓</w:t>
+            </w:r>
+          </w:p>
+        </w:tc>
+      </w:tr>
+      <w:tr>
+        <w:trPr>
+          <w:tblHeader w:val="false"/>
+        </w:trPr>
+        <w:tc>
+          <w:tcPr>
+            <w:tcW w:type="dxa" w:w="6260"/>
+            <w:shd w:fill="F5F5F5" w:val="clear"/>
+            <w:tcMar>
+              <w:top w:type="dxa" w:w="80"/>
+              <w:left w:type="dxa" w:w="120"/>
+              <w:bottom w:type="dxa" w:w="80"/>
+              <w:right w:type="dxa" w:w="120"/>
+            </w:tcMar>
+          </w:tcPr>
+          <w:p>
+            <w:pPr>
+              <w:jc w:val="left"/>
+            </w:pPr>
+            <w:r>
+              <w:rPr>
+                <w:rFonts w:ascii="Calibri" w:cs="Calibri" w:eastAsia="Calibri" w:hAnsi="Calibri"/>
+                <w:b w:val="false"/>
+                <w:bCs w:val="false"/>
+                <w:color w:val="1A1A1A"/>
+                <w:sz w:val="20"/>
+                <w:szCs w:val="20"/>
+              </w:rPr>
+              <w:t xml:space="preserve">Marcar un ejercicio como realizado con molestias o limitaciones</w:t>
             </w:r>
           </w:p>
         </w:tc>
@@ -1288,7 +1453,7 @@
                 <w:sz w:val="20"/>
                 <w:szCs w:val="20"/>
               </w:rPr>
-              <w:t xml:space="preserve">Marcar un ejercicio como realizado con molestias o limitaciones</w:t>
+              <w:t xml:space="preserve">Medidas corporales y fotos de progreso: registro, historial y galería</w:t>
             </w:r>
           </w:p>
         </w:tc>
@@ -1375,7 +1540,7 @@
                 <w:sz w:val="20"/>
                 <w:szCs w:val="20"/>
               </w:rPr>
-              <w:t xml:space="preserve">Medidas corporales y fotos de progreso: registro, historial y galería</w:t>
+              <w:t xml:space="preserve">Compartir una sesión como imagen, también con tu foto de fondo</w:t>
             </w:r>
           </w:p>
         </w:tc>
@@ -1463,7 +1628,7 @@
                 <w:sz w:val="20"/>
                 <w:szCs w:val="20"/>
               </w:rPr>
-              <w:t xml:space="preserve">Compartir una sesión como imagen, también con tu foto de fondo</w:t>
+              <w:t xml:space="preserve">Copias de seguridad y app de escritorio Coach</w:t>
             </w:r>
           </w:p>
         </w:tc>
@@ -1550,7 +1715,7 @@
                 <w:sz w:val="20"/>
                 <w:szCs w:val="20"/>
               </w:rPr>
-              <w:t xml:space="preserve">Copias de seguridad y app de escritorio Coach</w:t>
+              <w:t xml:space="preserve">Cambiar un ejercicio por otro del mismo patrón y grupo</w:t>
             </w:r>
           </w:p>
         </w:tc>
@@ -1638,7 +1803,7 @@
                 <w:sz w:val="20"/>
                 <w:szCs w:val="20"/>
               </w:rPr>
-              <w:t xml:space="preserve">Cambiar un ejercicio por otro del mismo patrón y grupo</w:t>
+              <w:t xml:space="preserve">Renombrar tu rutina</w:t>
             </w:r>
           </w:p>
         </w:tc>
@@ -1725,7 +1890,7 @@
                 <w:sz w:val="20"/>
                 <w:szCs w:val="20"/>
               </w:rPr>
-              <w:t xml:space="preserve">Renombrar tu rutina</w:t>
+              <w:t xml:space="preserve">Exportar tu rutina a Excel</w:t>
             </w:r>
           </w:p>
         </w:tc>
@@ -1813,7 +1978,7 @@
                 <w:sz w:val="20"/>
                 <w:szCs w:val="20"/>
               </w:rPr>
-              <w:t xml:space="preserve">Exportar tu rutina a Excel</w:t>
+              <w:t xml:space="preserve">Idioma (ES / EN / PT-BR), unidades kg / lb y tamaño del texto</w:t>
             </w:r>
           </w:p>
         </w:tc>
@@ -1900,7 +2065,357 @@
                 <w:sz w:val="20"/>
                 <w:szCs w:val="20"/>
               </w:rPr>
-              <w:t xml:space="preserve">Idioma (ES / EN / PT-BR), unidades kg / lb y tamaño del texto</w:t>
+              <w:t xml:space="preserve">Recordatorio diario de registros</w:t>
+            </w:r>
+          </w:p>
+        </w:tc>
+        <w:tc>
+          <w:tcPr>
+            <w:tcW w:type="dxa" w:w="1550"/>
+            <w:shd w:fill="F5F5F5" w:val="clear"/>
+            <w:tcMar>
+              <w:top w:type="dxa" w:w="80"/>
+              <w:left w:type="dxa" w:w="120"/>
+              <w:bottom w:type="dxa" w:w="80"/>
+              <w:right w:type="dxa" w:w="120"/>
+            </w:tcMar>
+          </w:tcPr>
+          <w:p>
+            <w:pPr>
+              <w:jc w:val="center"/>
+            </w:pPr>
+            <w:r>
+              <w:rPr>
+                <w:rFonts w:ascii="Calibri" w:cs="Calibri" w:eastAsia="Calibri" w:hAnsi="Calibri"/>
+                <w:b w:val="false"/>
+                <w:bCs w:val="false"/>
+                <w:color w:val="1A1A1A"/>
+                <w:sz w:val="20"/>
+                <w:szCs w:val="20"/>
+              </w:rPr>
+              <w:t xml:space="preserve">✓</w:t>
+            </w:r>
+          </w:p>
+        </w:tc>
+        <w:tc>
+          <w:tcPr>
+            <w:tcW w:type="dxa" w:w="1550"/>
+            <w:shd w:fill="F5F5F5" w:val="clear"/>
+            <w:tcMar>
+              <w:top w:type="dxa" w:w="80"/>
+              <w:left w:type="dxa" w:w="120"/>
+              <w:bottom w:type="dxa" w:w="80"/>
+              <w:right w:type="dxa" w:w="120"/>
+            </w:tcMar>
+          </w:tcPr>
+          <w:p>
+            <w:pPr>
+              <w:jc w:val="center"/>
+            </w:pPr>
+            <w:r>
+              <w:rPr>
+                <w:rFonts w:ascii="Calibri" w:cs="Calibri" w:eastAsia="Calibri" w:hAnsi="Calibri"/>
+                <w:b w:val="false"/>
+                <w:bCs w:val="false"/>
+                <w:color w:val="1A1A1A"/>
+                <w:sz w:val="20"/>
+                <w:szCs w:val="20"/>
+              </w:rPr>
+              <w:t xml:space="preserve">✓</w:t>
+            </w:r>
+          </w:p>
+        </w:tc>
+      </w:tr>
+      <w:tr>
+        <w:trPr>
+          <w:tblHeader w:val="false"/>
+        </w:trPr>
+        <w:tc>
+          <w:tcPr>
+            <w:tcW w:type="dxa" w:w="6260"/>
+            <w:tcMar>
+              <w:top w:type="dxa" w:w="80"/>
+              <w:left w:type="dxa" w:w="120"/>
+              <w:bottom w:type="dxa" w:w="80"/>
+              <w:right w:type="dxa" w:w="120"/>
+            </w:tcMar>
+          </w:tcPr>
+          <w:p>
+            <w:pPr>
+              <w:jc w:val="left"/>
+            </w:pPr>
+            <w:r>
+              <w:rPr>
+                <w:rFonts w:ascii="Calibri" w:cs="Calibri" w:eastAsia="Calibri" w:hAnsi="Calibri"/>
+                <w:b w:val="0"/>
+                <w:bCs w:val="false"/>
+                <w:color w:val="1A1A1A"/>
+                <w:sz w:val="20"/>
+                <w:szCs w:val="20"/>
+              </w:rPr>
+              <w:t>Importar una rutina desde Excel</w:t>
+            </w:r>
+          </w:p>
+        </w:tc>
+        <w:tc>
+          <w:tcPr>
+            <w:tcW w:type="dxa" w:w="1550"/>
+            <w:tcMar>
+              <w:top w:type="dxa" w:w="80"/>
+              <w:left w:type="dxa" w:w="120"/>
+              <w:bottom w:type="dxa" w:w="80"/>
+              <w:right w:type="dxa" w:w="120"/>
+            </w:tcMar>
+          </w:tcPr>
+          <w:p>
+            <w:pPr>
+              <w:jc w:val="center"/>
+            </w:pPr>
+            <w:r>
+              <w:rPr>
+                <w:rFonts w:ascii="Calibri" w:cs="Calibri" w:eastAsia="Calibri" w:hAnsi="Calibri"/>
+                <w:b w:val="0"/>
+                <w:bCs w:val="false"/>
+                <w:color w:val="1A1A1A"/>
+                <w:sz w:val="20"/>
+                <w:szCs w:val="20"/>
+              </w:rPr>
+              <w:t>✓</w:t>
+            </w:r>
+          </w:p>
+        </w:tc>
+        <w:tc>
+          <w:tcPr>
+            <w:tcW w:type="dxa" w:w="1550"/>
+            <w:tcMar>
+              <w:top w:type="dxa" w:w="80"/>
+              <w:left w:type="dxa" w:w="120"/>
+              <w:bottom w:type="dxa" w:w="80"/>
+              <w:right w:type="dxa" w:w="120"/>
+            </w:tcMar>
+          </w:tcPr>
+          <w:p>
+            <w:pPr>
+              <w:jc w:val="center"/>
+            </w:pPr>
+            <w:r>
+              <w:rPr>
+                <w:rFonts w:ascii="Calibri" w:cs="Calibri" w:eastAsia="Calibri" w:hAnsi="Calibri"/>
+                <w:b w:val="0"/>
+                <w:bCs w:val="false"/>
+                <w:color w:val="1A1A1A"/>
+                <w:sz w:val="20"/>
+                <w:szCs w:val="20"/>
+              </w:rPr>
+              <w:t>✓</w:t>
+            </w:r>
+          </w:p>
+        </w:tc>
+      </w:tr>
+      <w:tr>
+        <w:trPr>
+          <w:tblHeader w:val="false"/>
+        </w:trPr>
+        <w:tc>
+          <w:tcPr>
+            <w:tcW w:type="dxa" w:w="6260"/>
+            <w:shd w:fill="F5F5F5" w:val="clear"/>
+            <w:tcMar>
+              <w:top w:type="dxa" w:w="80"/>
+              <w:left w:type="dxa" w:w="120"/>
+              <w:bottom w:type="dxa" w:w="80"/>
+              <w:right w:type="dxa" w:w="120"/>
+            </w:tcMar>
+          </w:tcPr>
+          <w:p>
+            <w:pPr>
+              <w:jc w:val="left"/>
+            </w:pPr>
+            <w:r>
+              <w:rPr>
+                <w:rFonts w:ascii="Calibri" w:cs="Calibri" w:eastAsia="Calibri" w:hAnsi="Calibri"/>
+                <w:b w:val="0"/>
+                <w:bCs w:val="false"/>
+                <w:color w:val="1A1A1A"/>
+                <w:sz w:val="20"/>
+                <w:szCs w:val="20"/>
+              </w:rPr>
+              <w:t>Importar tu historial de Hevy o de Strong</w:t>
+            </w:r>
+          </w:p>
+        </w:tc>
+        <w:tc>
+          <w:tcPr>
+            <w:tcW w:type="dxa" w:w="1550"/>
+            <w:shd w:fill="F5F5F5" w:val="clear"/>
+            <w:tcMar>
+              <w:top w:type="dxa" w:w="80"/>
+              <w:left w:type="dxa" w:w="120"/>
+              <w:bottom w:type="dxa" w:w="80"/>
+              <w:right w:type="dxa" w:w="120"/>
+            </w:tcMar>
+          </w:tcPr>
+          <w:p>
+            <w:pPr>
+              <w:jc w:val="center"/>
+            </w:pPr>
+            <w:r>
+              <w:rPr>
+                <w:rFonts w:ascii="Calibri" w:cs="Calibri" w:eastAsia="Calibri" w:hAnsi="Calibri"/>
+                <w:b w:val="0"/>
+                <w:bCs w:val="false"/>
+                <w:color w:val="1A1A1A"/>
+                <w:sz w:val="20"/>
+                <w:szCs w:val="20"/>
+              </w:rPr>
+              <w:t>✓</w:t>
+            </w:r>
+          </w:p>
+        </w:tc>
+        <w:tc>
+          <w:tcPr>
+            <w:tcW w:type="dxa" w:w="1550"/>
+            <w:shd w:fill="F5F5F5" w:val="clear"/>
+            <w:tcMar>
+              <w:top w:type="dxa" w:w="80"/>
+              <w:left w:type="dxa" w:w="120"/>
+              <w:bottom w:type="dxa" w:w="80"/>
+              <w:right w:type="dxa" w:w="120"/>
+            </w:tcMar>
+          </w:tcPr>
+          <w:p>
+            <w:pPr>
+              <w:jc w:val="center"/>
+            </w:pPr>
+            <w:r>
+              <w:rPr>
+                <w:rFonts w:ascii="Calibri" w:cs="Calibri" w:eastAsia="Calibri" w:hAnsi="Calibri"/>
+                <w:b w:val="0"/>
+                <w:bCs w:val="false"/>
+                <w:color w:val="1A1A1A"/>
+                <w:sz w:val="20"/>
+                <w:szCs w:val="20"/>
+              </w:rPr>
+              <w:t>✓</w:t>
+            </w:r>
+          </w:p>
+        </w:tc>
+      </w:tr>
+      <w:tr>
+        <w:trPr>
+          <w:tblHeader w:val="false"/>
+        </w:trPr>
+        <w:tc>
+          <w:tcPr>
+            <w:tcW w:type="dxa" w:w="6260"/>
+            <w:tcMar>
+              <w:top w:type="dxa" w:w="80"/>
+              <w:left w:type="dxa" w:w="120"/>
+              <w:bottom w:type="dxa" w:w="80"/>
+              <w:right w:type="dxa" w:w="120"/>
+            </w:tcMar>
+          </w:tcPr>
+          <w:p>
+            <w:pPr>
+              <w:jc w:val="left"/>
+            </w:pPr>
+            <w:r>
+              <w:rPr>
+                <w:rFonts w:ascii="Calibri" w:cs="Calibri" w:eastAsia="Calibri" w:hAnsi="Calibri"/>
+                <w:b w:val="0"/>
+                <w:bCs w:val="false"/>
+                <w:color w:val="1A1A1A"/>
+                <w:sz w:val="20"/>
+                <w:szCs w:val="20"/>
+              </w:rPr>
+              <w:t>Vídeo de técnica de los ejercicios de la biblioteca</w:t>
+            </w:r>
+          </w:p>
+        </w:tc>
+        <w:tc>
+          <w:tcPr>
+            <w:tcW w:type="dxa" w:w="1550"/>
+            <w:tcMar>
+              <w:top w:type="dxa" w:w="80"/>
+              <w:left w:type="dxa" w:w="120"/>
+              <w:bottom w:type="dxa" w:w="80"/>
+              <w:right w:type="dxa" w:w="120"/>
+            </w:tcMar>
+          </w:tcPr>
+          <w:p>
+            <w:pPr>
+              <w:jc w:val="center"/>
+            </w:pPr>
+            <w:r>
+              <w:rPr>
+                <w:rFonts w:ascii="Calibri" w:cs="Calibri" w:eastAsia="Calibri" w:hAnsi="Calibri"/>
+                <w:b w:val="0"/>
+                <w:bCs w:val="false"/>
+                <w:color w:val="1A1A1A"/>
+                <w:sz w:val="20"/>
+                <w:szCs w:val="20"/>
+              </w:rPr>
+              <w:t>✓</w:t>
+            </w:r>
+          </w:p>
+        </w:tc>
+        <w:tc>
+          <w:tcPr>
+            <w:tcW w:type="dxa" w:w="1550"/>
+            <w:tcMar>
+              <w:top w:type="dxa" w:w="80"/>
+              <w:left w:type="dxa" w:w="120"/>
+              <w:bottom w:type="dxa" w:w="80"/>
+              <w:right w:type="dxa" w:w="120"/>
+            </w:tcMar>
+          </w:tcPr>
+          <w:p>
+            <w:pPr>
+              <w:jc w:val="center"/>
+            </w:pPr>
+            <w:r>
+              <w:rPr>
+                <w:rFonts w:ascii="Calibri" w:cs="Calibri" w:eastAsia="Calibri" w:hAnsi="Calibri"/>
+                <w:b w:val="0"/>
+                <w:bCs w:val="false"/>
+                <w:color w:val="1A1A1A"/>
+                <w:sz w:val="20"/>
+                <w:szCs w:val="20"/>
+              </w:rPr>
+              <w:t>✓</w:t>
+            </w:r>
+          </w:p>
+        </w:tc>
+      </w:tr>
+      <w:tr>
+        <w:trPr>
+          <w:tblHeader w:val="false"/>
+        </w:trPr>
+        <w:tc>
+          <w:tcPr>
+            <w:tcW w:type="dxa" w:w="6260"/>
+            <w:shd w:fill="F5F5F5" w:val="clear"/>
+            <w:tcMar>
+              <w:top w:type="dxa" w:w="80"/>
+              <w:left w:type="dxa" w:w="120"/>
+              <w:bottom w:type="dxa" w:w="80"/>
+              <w:right w:type="dxa" w:w="120"/>
+            </w:tcMar>
+          </w:tcPr>
+          <w:p>
+            <w:pPr>
+              <w:jc w:val="left"/>
+            </w:pPr>
+            <w:r>
+              <w:rPr>
+                <w:rFonts w:ascii="Calibri" w:cs="Calibri" w:eastAsia="Calibri" w:hAnsi="Calibri"/>
+                <w:b w:val="false"/>
+                <w:bCs w:val="false"/>
+                <w:color w:val="1A1A1A"/>
+                <w:sz w:val="20"/>
+                <w:szCs w:val="20"/>
+              </w:rPr>
+              <w:t xml:space="preserve">Reiniciar la base de rendimiento de un ejercicio y registro fijo por ejercicio</w:t>
             </w:r>
           </w:p>
         </w:tc>
@@ -1988,7 +2503,7 @@
                 <w:sz w:val="20"/>
                 <w:szCs w:val="20"/>
               </w:rPr>
-              <w:t xml:space="preserve">Recordatorio diario de registros</w:t>
+              <w:t xml:space="preserve">Editar la rutina: series, repeticiones, RIR, descanso, añadir y quitar ejercicios, cambiar patrón</w:t>
             </w:r>
           </w:p>
         </w:tc>
@@ -2015,357 +2530,7 @@
                 <w:sz w:val="20"/>
                 <w:szCs w:val="20"/>
               </w:rPr>
-              <w:t xml:space="preserve">✓</w:t>
-            </w:r>
-          </w:p>
-        </w:tc>
-        <w:tc>
-          <w:tcPr>
-            <w:tcW w:type="dxa" w:w="1550"/>
-            <w:tcMar>
-              <w:top w:type="dxa" w:w="80"/>
-              <w:left w:type="dxa" w:w="120"/>
-              <w:bottom w:type="dxa" w:w="80"/>
-              <w:right w:type="dxa" w:w="120"/>
-            </w:tcMar>
-          </w:tcPr>
-          <w:p>
-            <w:pPr>
-              <w:jc w:val="center"/>
-            </w:pPr>
-            <w:r>
-              <w:rPr>
-                <w:rFonts w:ascii="Calibri" w:cs="Calibri" w:eastAsia="Calibri" w:hAnsi="Calibri"/>
-                <w:b w:val="false"/>
-                <w:bCs w:val="false"/>
-                <w:color w:val="1A1A1A"/>
-                <w:sz w:val="20"/>
-                <w:szCs w:val="20"/>
-              </w:rPr>
-              <w:t xml:space="preserve">✓</w:t>
-            </w:r>
-          </w:p>
-        </w:tc>
-      </w:tr>
-      <w:tr>
-        <w:trPr>
-          <w:tblHeader w:val="false"/>
-        </w:trPr>
-        <w:tc>
-          <w:tcPr>
-            <w:tcW w:type="dxa" w:w="6260"/>
-            <w:shd w:fill="F5F5F5" w:val="clear"/>
-            <w:tcMar>
-              <w:top w:type="dxa" w:w="80"/>
-              <w:left w:type="dxa" w:w="120"/>
-              <w:bottom w:type="dxa" w:w="80"/>
-              <w:right w:type="dxa" w:w="120"/>
-            </w:tcMar>
-          </w:tcPr>
-          <w:p>
-            <w:pPr>
-              <w:jc w:val="left"/>
-            </w:pPr>
-            <w:r>
-              <w:rPr>
-                <w:rFonts w:ascii="Calibri" w:cs="Calibri" w:eastAsia="Calibri" w:hAnsi="Calibri"/>
-                <w:b w:val="0"/>
-                <w:bCs w:val="false"/>
-                <w:color w:val="1A1A1A"/>
-                <w:sz w:val="20"/>
-                <w:szCs w:val="20"/>
-              </w:rPr>
-              <w:t>Importar una rutina desde Excel</w:t>
-            </w:r>
-          </w:p>
-        </w:tc>
-        <w:tc>
-          <w:tcPr>
-            <w:tcW w:type="dxa" w:w="1550"/>
-            <w:shd w:fill="F5F5F5" w:val="clear"/>
-            <w:tcMar>
-              <w:top w:type="dxa" w:w="80"/>
-              <w:left w:type="dxa" w:w="120"/>
-              <w:bottom w:type="dxa" w:w="80"/>
-              <w:right w:type="dxa" w:w="120"/>
-            </w:tcMar>
-          </w:tcPr>
-          <w:p>
-            <w:pPr>
-              <w:jc w:val="center"/>
-            </w:pPr>
-            <w:r>
-              <w:rPr>
-                <w:rFonts w:ascii="Calibri" w:cs="Calibri" w:eastAsia="Calibri" w:hAnsi="Calibri"/>
-                <w:b w:val="0"/>
-                <w:bCs w:val="false"/>
-                <w:color w:val="1A1A1A"/>
-                <w:sz w:val="20"/>
-                <w:szCs w:val="20"/>
-              </w:rPr>
-              <w:t>✓</w:t>
-            </w:r>
-          </w:p>
-        </w:tc>
-        <w:tc>
-          <w:tcPr>
-            <w:tcW w:type="dxa" w:w="1550"/>
-            <w:shd w:fill="F5F5F5" w:val="clear"/>
-            <w:tcMar>
-              <w:top w:type="dxa" w:w="80"/>
-              <w:left w:type="dxa" w:w="120"/>
-              <w:bottom w:type="dxa" w:w="80"/>
-              <w:right w:type="dxa" w:w="120"/>
-            </w:tcMar>
-          </w:tcPr>
-          <w:p>
-            <w:pPr>
-              <w:jc w:val="center"/>
-            </w:pPr>
-            <w:r>
-              <w:rPr>
-                <w:rFonts w:ascii="Calibri" w:cs="Calibri" w:eastAsia="Calibri" w:hAnsi="Calibri"/>
-                <w:b w:val="0"/>
-                <w:bCs w:val="false"/>
-                <w:color w:val="1A1A1A"/>
-                <w:sz w:val="20"/>
-                <w:szCs w:val="20"/>
-              </w:rPr>
-              <w:t>✓</w:t>
-            </w:r>
-          </w:p>
-        </w:tc>
-      </w:tr>
-      <w:tr>
-        <w:trPr>
-          <w:tblHeader w:val="false"/>
-        </w:trPr>
-        <w:tc>
-          <w:tcPr>
-            <w:tcW w:type="dxa" w:w="6260"/>
-            <w:tcMar>
-              <w:top w:type="dxa" w:w="80"/>
-              <w:left w:type="dxa" w:w="120"/>
-              <w:bottom w:type="dxa" w:w="80"/>
-              <w:right w:type="dxa" w:w="120"/>
-            </w:tcMar>
-          </w:tcPr>
-          <w:p>
-            <w:pPr>
-              <w:jc w:val="left"/>
-            </w:pPr>
-            <w:r>
-              <w:rPr>
-                <w:rFonts w:ascii="Calibri" w:cs="Calibri" w:eastAsia="Calibri" w:hAnsi="Calibri"/>
-                <w:b w:val="0"/>
-                <w:bCs w:val="false"/>
-                <w:color w:val="1A1A1A"/>
-                <w:sz w:val="20"/>
-                <w:szCs w:val="20"/>
-              </w:rPr>
-              <w:t>Importar tu historial de Hevy o de Strong</w:t>
-            </w:r>
-          </w:p>
-        </w:tc>
-        <w:tc>
-          <w:tcPr>
-            <w:tcW w:type="dxa" w:w="1550"/>
-            <w:tcMar>
-              <w:top w:type="dxa" w:w="80"/>
-              <w:left w:type="dxa" w:w="120"/>
-              <w:bottom w:type="dxa" w:w="80"/>
-              <w:right w:type="dxa" w:w="120"/>
-            </w:tcMar>
-          </w:tcPr>
-          <w:p>
-            <w:pPr>
-              <w:jc w:val="center"/>
-            </w:pPr>
-            <w:r>
-              <w:rPr>
-                <w:rFonts w:ascii="Calibri" w:cs="Calibri" w:eastAsia="Calibri" w:hAnsi="Calibri"/>
-                <w:b w:val="0"/>
-                <w:bCs w:val="false"/>
-                <w:color w:val="1A1A1A"/>
-                <w:sz w:val="20"/>
-                <w:szCs w:val="20"/>
-              </w:rPr>
-              <w:t>✓</w:t>
-            </w:r>
-          </w:p>
-        </w:tc>
-        <w:tc>
-          <w:tcPr>
-            <w:tcW w:type="dxa" w:w="1550"/>
-            <w:tcMar>
-              <w:top w:type="dxa" w:w="80"/>
-              <w:left w:type="dxa" w:w="120"/>
-              <w:bottom w:type="dxa" w:w="80"/>
-              <w:right w:type="dxa" w:w="120"/>
-            </w:tcMar>
-          </w:tcPr>
-          <w:p>
-            <w:pPr>
-              <w:jc w:val="center"/>
-            </w:pPr>
-            <w:r>
-              <w:rPr>
-                <w:rFonts w:ascii="Calibri" w:cs="Calibri" w:eastAsia="Calibri" w:hAnsi="Calibri"/>
-                <w:b w:val="0"/>
-                <w:bCs w:val="false"/>
-                <w:color w:val="1A1A1A"/>
-                <w:sz w:val="20"/>
-                <w:szCs w:val="20"/>
-              </w:rPr>
-              <w:t>✓</w:t>
-            </w:r>
-          </w:p>
-        </w:tc>
-      </w:tr>
-      <w:tr>
-        <w:trPr>
-          <w:tblHeader w:val="false"/>
-        </w:trPr>
-        <w:tc>
-          <w:tcPr>
-            <w:tcW w:type="dxa" w:w="6260"/>
-            <w:shd w:fill="F5F5F5" w:val="clear"/>
-            <w:tcMar>
-              <w:top w:type="dxa" w:w="80"/>
-              <w:left w:type="dxa" w:w="120"/>
-              <w:bottom w:type="dxa" w:w="80"/>
-              <w:right w:type="dxa" w:w="120"/>
-            </w:tcMar>
-          </w:tcPr>
-          <w:p>
-            <w:pPr>
-              <w:jc w:val="left"/>
-            </w:pPr>
-            <w:r>
-              <w:rPr>
-                <w:rFonts w:ascii="Calibri" w:cs="Calibri" w:eastAsia="Calibri" w:hAnsi="Calibri"/>
-                <w:b w:val="0"/>
-                <w:bCs w:val="false"/>
-                <w:color w:val="1A1A1A"/>
-                <w:sz w:val="20"/>
-                <w:szCs w:val="20"/>
-              </w:rPr>
-              <w:t>Vídeo de técnica de los ejercicios de la biblioteca</w:t>
-            </w:r>
-          </w:p>
-        </w:tc>
-        <w:tc>
-          <w:tcPr>
-            <w:tcW w:type="dxa" w:w="1550"/>
-            <w:shd w:fill="F5F5F5" w:val="clear"/>
-            <w:tcMar>
-              <w:top w:type="dxa" w:w="80"/>
-              <w:left w:type="dxa" w:w="120"/>
-              <w:bottom w:type="dxa" w:w="80"/>
-              <w:right w:type="dxa" w:w="120"/>
-            </w:tcMar>
-          </w:tcPr>
-          <w:p>
-            <w:pPr>
-              <w:jc w:val="center"/>
-            </w:pPr>
-            <w:r>
-              <w:rPr>
-                <w:rFonts w:ascii="Calibri" w:cs="Calibri" w:eastAsia="Calibri" w:hAnsi="Calibri"/>
-                <w:b w:val="0"/>
-                <w:bCs w:val="false"/>
-                <w:color w:val="1A1A1A"/>
-                <w:sz w:val="20"/>
-                <w:szCs w:val="20"/>
-              </w:rPr>
-              <w:t>✓</w:t>
-            </w:r>
-          </w:p>
-        </w:tc>
-        <w:tc>
-          <w:tcPr>
-            <w:tcW w:type="dxa" w:w="1550"/>
-            <w:shd w:fill="F5F5F5" w:val="clear"/>
-            <w:tcMar>
-              <w:top w:type="dxa" w:w="80"/>
-              <w:left w:type="dxa" w:w="120"/>
-              <w:bottom w:type="dxa" w:w="80"/>
-              <w:right w:type="dxa" w:w="120"/>
-            </w:tcMar>
-          </w:tcPr>
-          <w:p>
-            <w:pPr>
-              <w:jc w:val="center"/>
-            </w:pPr>
-            <w:r>
-              <w:rPr>
-                <w:rFonts w:ascii="Calibri" w:cs="Calibri" w:eastAsia="Calibri" w:hAnsi="Calibri"/>
-                <w:b w:val="0"/>
-                <w:bCs w:val="false"/>
-                <w:color w:val="1A1A1A"/>
-                <w:sz w:val="20"/>
-                <w:szCs w:val="20"/>
-              </w:rPr>
-              <w:t>✓</w:t>
-            </w:r>
-          </w:p>
-        </w:tc>
-      </w:tr>
-      <w:tr>
-        <w:trPr>
-          <w:tblHeader w:val="false"/>
-        </w:trPr>
-        <w:tc>
-          <w:tcPr>
-            <w:tcW w:type="dxa" w:w="6260"/>
-            <w:tcMar>
-              <w:top w:type="dxa" w:w="80"/>
-              <w:left w:type="dxa" w:w="120"/>
-              <w:bottom w:type="dxa" w:w="80"/>
-              <w:right w:type="dxa" w:w="120"/>
-            </w:tcMar>
-          </w:tcPr>
-          <w:p>
-            <w:pPr>
-              <w:jc w:val="left"/>
-            </w:pPr>
-            <w:r>
-              <w:rPr>
-                <w:rFonts w:ascii="Calibri" w:cs="Calibri" w:eastAsia="Calibri" w:hAnsi="Calibri"/>
-                <w:b w:val="false"/>
-                <w:bCs w:val="false"/>
-                <w:color w:val="1A1A1A"/>
-                <w:sz w:val="20"/>
-                <w:szCs w:val="20"/>
-              </w:rPr>
-              <w:t xml:space="preserve">Reiniciar la base de rendimiento de un ejercicio y registro fijo por ejercicio</w:t>
-            </w:r>
-          </w:p>
-        </w:tc>
-        <w:tc>
-          <w:tcPr>
-            <w:tcW w:type="dxa" w:w="1550"/>
-            <w:tcMar>
-              <w:top w:type="dxa" w:w="80"/>
-              <w:left w:type="dxa" w:w="120"/>
-              <w:bottom w:type="dxa" w:w="80"/>
-              <w:right w:type="dxa" w:w="120"/>
-            </w:tcMar>
-          </w:tcPr>
-          <w:p>
-            <w:pPr>
-              <w:jc w:val="center"/>
-            </w:pPr>
-            <w:r>
-              <w:rPr>
-                <w:rFonts w:ascii="Calibri" w:cs="Calibri" w:eastAsia="Calibri" w:hAnsi="Calibri"/>
-                <w:b w:val="false"/>
-                <w:bCs w:val="false"/>
-                <w:color w:val="1A1A1A"/>
-                <w:sz w:val="20"/>
-                <w:szCs w:val="20"/>
-              </w:rPr>
-              <w:t xml:space="preserve">✓</w:t>
+              <w:t xml:space="preserve">—</w:t>
             </w:r>
           </w:p>
         </w:tc>
@@ -2425,7 +2590,7 @@
                 <w:sz w:val="20"/>
                 <w:szCs w:val="20"/>
               </w:rPr>
-              <w:t xml:space="preserve">Editar la rutina: series, repeticiones, RIR, descanso, añadir y quitar ejercicios, cambiar patrón</w:t>
+              <w:t xml:space="preserve">Renombrar y reordenar sesiones y ejercicios</w:t>
             </w:r>
           </w:p>
         </w:tc>
@@ -2513,7 +2678,7 @@
                 <w:sz w:val="20"/>
                 <w:szCs w:val="20"/>
               </w:rPr>
-              <w:t xml:space="preserve">Renombrar y reordenar sesiones y ejercicios</w:t>
+              <w:t xml:space="preserve">Crear ejercicios propios en la biblioteca, por repeticiones o por tiempo</w:t>
             </w:r>
           </w:p>
         </w:tc>
@@ -2600,7 +2765,7 @@
                 <w:sz w:val="20"/>
                 <w:szCs w:val="20"/>
               </w:rPr>
-              <w:t xml:space="preserve">Crear ejercicios propios en la biblioteca, por repeticiones o por tiempo</w:t>
+              <w:t xml:space="preserve">Rutinas PRO listas para entrenar</w:t>
             </w:r>
           </w:p>
         </w:tc>
@@ -2688,7 +2853,7 @@
                 <w:sz w:val="20"/>
                 <w:szCs w:val="20"/>
               </w:rPr>
-              <w:t xml:space="preserve">Rutinas PRO listas para entrenar</w:t>
+              <w:t xml:space="preserve">Crear tu rutina con IA (cuestionario + prompt)</w:t>
             </w:r>
           </w:p>
         </w:tc>
@@ -2775,7 +2940,7 @@
                 <w:sz w:val="20"/>
                 <w:szCs w:val="20"/>
               </w:rPr>
-              <w:t xml:space="preserve">Crear tu rutina con IA (cuestionario + prompt)</w:t>
+              <w:t xml:space="preserve">Drop sets</w:t>
             </w:r>
           </w:p>
         </w:tc>
@@ -2863,7 +3028,7 @@
                 <w:sz w:val="20"/>
                 <w:szCs w:val="20"/>
               </w:rPr>
-              <w:t xml:space="preserve">Drop sets</w:t>
+              <w:t xml:space="preserve">Superseries</w:t>
             </w:r>
           </w:p>
         </w:tc>
@@ -2950,7 +3115,7 @@
                 <w:sz w:val="20"/>
                 <w:szCs w:val="20"/>
               </w:rPr>
-              <w:t xml:space="preserve">Superseries</w:t>
+              <w:t xml:space="preserve">Rest-pause</w:t>
             </w:r>
           </w:p>
         </w:tc>
@@ -3038,7 +3203,7 @@
                 <w:sz w:val="20"/>
                 <w:szCs w:val="20"/>
               </w:rPr>
-              <w:t xml:space="preserve">Rest-pause</w:t>
+              <w:t xml:space="preserve">Autorregulación: check-in diario, disponibilidad para entrenar y fatiga por zonas</w:t>
             </w:r>
           </w:p>
         </w:tc>
@@ -3125,7 +3290,182 @@
                 <w:sz w:val="20"/>
                 <w:szCs w:val="20"/>
               </w:rPr>
-              <w:t xml:space="preserve">Autorregulación: check-in diario, disponibilidad para entrenar y fatiga por zonas</w:t>
+              <w:t xml:space="preserve">VFC y frecuencia cardíaca en reposo</w:t>
+            </w:r>
+          </w:p>
+        </w:tc>
+        <w:tc>
+          <w:tcPr>
+            <w:tcW w:type="dxa" w:w="1550"/>
+            <w:shd w:fill="F5F5F5" w:val="clear"/>
+            <w:tcMar>
+              <w:top w:type="dxa" w:w="80"/>
+              <w:left w:type="dxa" w:w="120"/>
+              <w:bottom w:type="dxa" w:w="80"/>
+              <w:right w:type="dxa" w:w="120"/>
+            </w:tcMar>
+          </w:tcPr>
+          <w:p>
+            <w:pPr>
+              <w:jc w:val="center"/>
+            </w:pPr>
+            <w:r>
+              <w:rPr>
+                <w:rFonts w:ascii="Calibri" w:cs="Calibri" w:eastAsia="Calibri" w:hAnsi="Calibri"/>
+                <w:b w:val="false"/>
+                <w:bCs w:val="false"/>
+                <w:color w:val="1A1A1A"/>
+                <w:sz w:val="20"/>
+                <w:szCs w:val="20"/>
+              </w:rPr>
+              <w:t xml:space="preserve">—</w:t>
+            </w:r>
+          </w:p>
+        </w:tc>
+        <w:tc>
+          <w:tcPr>
+            <w:tcW w:type="dxa" w:w="1550"/>
+            <w:shd w:fill="F5F5F5" w:val="clear"/>
+            <w:tcMar>
+              <w:top w:type="dxa" w:w="80"/>
+              <w:left w:type="dxa" w:w="120"/>
+              <w:bottom w:type="dxa" w:w="80"/>
+              <w:right w:type="dxa" w:w="120"/>
+            </w:tcMar>
+          </w:tcPr>
+          <w:p>
+            <w:pPr>
+              <w:jc w:val="center"/>
+            </w:pPr>
+            <w:r>
+              <w:rPr>
+                <w:rFonts w:ascii="Calibri" w:cs="Calibri" w:eastAsia="Calibri" w:hAnsi="Calibri"/>
+                <w:b w:val="false"/>
+                <w:bCs w:val="false"/>
+                <w:color w:val="1A1A1A"/>
+                <w:sz w:val="20"/>
+                <w:szCs w:val="20"/>
+              </w:rPr>
+              <w:t xml:space="preserve">✓</w:t>
+            </w:r>
+          </w:p>
+        </w:tc>
+      </w:tr>
+      <w:tr>
+        <w:trPr>
+          <w:tblHeader w:val="false"/>
+        </w:trPr>
+        <w:tc>
+          <w:tcPr>
+            <w:tcW w:type="dxa" w:w="6260"/>
+            <w:tcMar>
+              <w:top w:type="dxa" w:w="80"/>
+              <w:left w:type="dxa" w:w="120"/>
+              <w:bottom w:type="dxa" w:w="80"/>
+              <w:right w:type="dxa" w:w="120"/>
+            </w:tcMar>
+          </w:tcPr>
+          <w:p>
+            <w:pPr>
+              <w:jc w:val="left"/>
+            </w:pPr>
+            <w:r>
+              <w:rPr>
+                <w:rFonts w:ascii="Calibri" w:cs="Calibri" w:eastAsia="Calibri" w:hAnsi="Calibri"/>
+                <w:b w:val="0"/>
+                <w:bCs w:val="false"/>
+                <w:color w:val="1A1A1A"/>
+                <w:sz w:val="20"/>
+                <w:szCs w:val="20"/>
+              </w:rPr>
+              <w:t>Reloj conectado: FC en reposo, VFC, sueño, pasos, calorías, peso y cardio del reloj (BETA)</w:t>
+            </w:r>
+          </w:p>
+        </w:tc>
+        <w:tc>
+          <w:tcPr>
+            <w:tcW w:type="dxa" w:w="1550"/>
+            <w:tcMar>
+              <w:top w:type="dxa" w:w="80"/>
+              <w:left w:type="dxa" w:w="120"/>
+              <w:bottom w:type="dxa" w:w="80"/>
+              <w:right w:type="dxa" w:w="120"/>
+            </w:tcMar>
+          </w:tcPr>
+          <w:p>
+            <w:pPr>
+              <w:jc w:val="center"/>
+            </w:pPr>
+            <w:r>
+              <w:rPr>
+                <w:rFonts w:ascii="Calibri" w:cs="Calibri" w:eastAsia="Calibri" w:hAnsi="Calibri"/>
+                <w:b w:val="0"/>
+                <w:bCs w:val="false"/>
+                <w:color w:val="1A1A1A"/>
+                <w:sz w:val="20"/>
+                <w:szCs w:val="20"/>
+              </w:rPr>
+              <w:t>—</w:t>
+            </w:r>
+          </w:p>
+        </w:tc>
+        <w:tc>
+          <w:tcPr>
+            <w:tcW w:type="dxa" w:w="1550"/>
+            <w:tcMar>
+              <w:top w:type="dxa" w:w="80"/>
+              <w:left w:type="dxa" w:w="120"/>
+              <w:bottom w:type="dxa" w:w="80"/>
+              <w:right w:type="dxa" w:w="120"/>
+            </w:tcMar>
+          </w:tcPr>
+          <w:p>
+            <w:pPr>
+              <w:jc w:val="center"/>
+            </w:pPr>
+            <w:r>
+              <w:rPr>
+                <w:rFonts w:ascii="Calibri" w:cs="Calibri" w:eastAsia="Calibri" w:hAnsi="Calibri"/>
+                <w:b w:val="0"/>
+                <w:bCs w:val="false"/>
+                <w:color w:val="1A1A1A"/>
+                <w:sz w:val="20"/>
+                <w:szCs w:val="20"/>
+              </w:rPr>
+              <w:t>✓</w:t>
+            </w:r>
+          </w:p>
+        </w:tc>
+      </w:tr>
+      <w:tr>
+        <w:trPr>
+          <w:tblHeader w:val="false"/>
+        </w:trPr>
+        <w:tc>
+          <w:tcPr>
+            <w:tcW w:type="dxa" w:w="6260"/>
+            <w:shd w:fill="F5F5F5" w:val="clear"/>
+            <w:tcMar>
+              <w:top w:type="dxa" w:w="80"/>
+              <w:left w:type="dxa" w:w="120"/>
+              <w:bottom w:type="dxa" w:w="80"/>
+              <w:right w:type="dxa" w:w="120"/>
+            </w:tcMar>
+          </w:tcPr>
+          <w:p>
+            <w:pPr>
+              <w:jc w:val="left"/>
+            </w:pPr>
+            <w:r>
+              <w:rPr>
+                <w:rFonts w:ascii="Calibri" w:cs="Calibri" w:eastAsia="Calibri" w:hAnsi="Calibri"/>
+                <w:b w:val="false"/>
+                <w:bCs w:val="false"/>
+                <w:color w:val="1A1A1A"/>
+                <w:sz w:val="20"/>
+                <w:szCs w:val="20"/>
+              </w:rPr>
+              <w:t xml:space="preserve">Fase de la dieta (déficit / normocalórica / superávit)</w:t>
             </w:r>
           </w:p>
         </w:tc>
@@ -3213,182 +3553,7 @@
                 <w:sz w:val="20"/>
                 <w:szCs w:val="20"/>
               </w:rPr>
-              <w:t xml:space="preserve">VFC y frecuencia cardíaca en reposo</w:t>
-            </w:r>
-          </w:p>
-        </w:tc>
-        <w:tc>
-          <w:tcPr>
-            <w:tcW w:type="dxa" w:w="1550"/>
-            <w:tcMar>
-              <w:top w:type="dxa" w:w="80"/>
-              <w:left w:type="dxa" w:w="120"/>
-              <w:bottom w:type="dxa" w:w="80"/>
-              <w:right w:type="dxa" w:w="120"/>
-            </w:tcMar>
-          </w:tcPr>
-          <w:p>
-            <w:pPr>
-              <w:jc w:val="center"/>
-            </w:pPr>
-            <w:r>
-              <w:rPr>
-                <w:rFonts w:ascii="Calibri" w:cs="Calibri" w:eastAsia="Calibri" w:hAnsi="Calibri"/>
-                <w:b w:val="false"/>
-                <w:bCs w:val="false"/>
-                <w:color w:val="1A1A1A"/>
-                <w:sz w:val="20"/>
-                <w:szCs w:val="20"/>
-              </w:rPr>
-              <w:t xml:space="preserve">—</w:t>
-            </w:r>
-          </w:p>
-        </w:tc>
-        <w:tc>
-          <w:tcPr>
-            <w:tcW w:type="dxa" w:w="1550"/>
-            <w:tcMar>
-              <w:top w:type="dxa" w:w="80"/>
-              <w:left w:type="dxa" w:w="120"/>
-              <w:bottom w:type="dxa" w:w="80"/>
-              <w:right w:type="dxa" w:w="120"/>
-            </w:tcMar>
-          </w:tcPr>
-          <w:p>
-            <w:pPr>
-              <w:jc w:val="center"/>
-            </w:pPr>
-            <w:r>
-              <w:rPr>
-                <w:rFonts w:ascii="Calibri" w:cs="Calibri" w:eastAsia="Calibri" w:hAnsi="Calibri"/>
-                <w:b w:val="false"/>
-                <w:bCs w:val="false"/>
-                <w:color w:val="1A1A1A"/>
-                <w:sz w:val="20"/>
-                <w:szCs w:val="20"/>
-              </w:rPr>
-              <w:t xml:space="preserve">✓</w:t>
-            </w:r>
-          </w:p>
-        </w:tc>
-      </w:tr>
-      <w:tr>
-        <w:trPr>
-          <w:tblHeader w:val="false"/>
-        </w:trPr>
-        <w:tc>
-          <w:tcPr>
-            <w:tcW w:type="dxa" w:w="6260"/>
-            <w:shd w:fill="F5F5F5" w:val="clear"/>
-            <w:tcMar>
-              <w:top w:type="dxa" w:w="80"/>
-              <w:left w:type="dxa" w:w="120"/>
-              <w:bottom w:type="dxa" w:w="80"/>
-              <w:right w:type="dxa" w:w="120"/>
-            </w:tcMar>
-          </w:tcPr>
-          <w:p>
-            <w:pPr>
-              <w:jc w:val="left"/>
-            </w:pPr>
-            <w:r>
-              <w:rPr>
-                <w:rFonts w:ascii="Calibri" w:cs="Calibri" w:eastAsia="Calibri" w:hAnsi="Calibri"/>
-                <w:b w:val="0"/>
-                <w:bCs w:val="false"/>
-                <w:color w:val="1A1A1A"/>
-                <w:sz w:val="20"/>
-                <w:szCs w:val="20"/>
-              </w:rPr>
-              <w:t>Reloj conectado: FC en reposo, VFC, sueño, pasos, calorías, peso y cardio del reloj (BETA)</w:t>
-            </w:r>
-          </w:p>
-        </w:tc>
-        <w:tc>
-          <w:tcPr>
-            <w:tcW w:type="dxa" w:w="1550"/>
-            <w:shd w:fill="F5F5F5" w:val="clear"/>
-            <w:tcMar>
-              <w:top w:type="dxa" w:w="80"/>
-              <w:left w:type="dxa" w:w="120"/>
-              <w:bottom w:type="dxa" w:w="80"/>
-              <w:right w:type="dxa" w:w="120"/>
-            </w:tcMar>
-          </w:tcPr>
-          <w:p>
-            <w:pPr>
-              <w:jc w:val="center"/>
-            </w:pPr>
-            <w:r>
-              <w:rPr>
-                <w:rFonts w:ascii="Calibri" w:cs="Calibri" w:eastAsia="Calibri" w:hAnsi="Calibri"/>
-                <w:b w:val="0"/>
-                <w:bCs w:val="false"/>
-                <w:color w:val="1A1A1A"/>
-                <w:sz w:val="20"/>
-                <w:szCs w:val="20"/>
-              </w:rPr>
-              <w:t>—</w:t>
-            </w:r>
-          </w:p>
-        </w:tc>
-        <w:tc>
-          <w:tcPr>
-            <w:tcW w:type="dxa" w:w="1550"/>
-            <w:shd w:fill="F5F5F5" w:val="clear"/>
-            <w:tcMar>
-              <w:top w:type="dxa" w:w="80"/>
-              <w:left w:type="dxa" w:w="120"/>
-              <w:bottom w:type="dxa" w:w="80"/>
-              <w:right w:type="dxa" w:w="120"/>
-            </w:tcMar>
-          </w:tcPr>
-          <w:p>
-            <w:pPr>
-              <w:jc w:val="center"/>
-            </w:pPr>
-            <w:r>
-              <w:rPr>
-                <w:rFonts w:ascii="Calibri" w:cs="Calibri" w:eastAsia="Calibri" w:hAnsi="Calibri"/>
-                <w:b w:val="0"/>
-                <w:bCs w:val="false"/>
-                <w:color w:val="1A1A1A"/>
-                <w:sz w:val="20"/>
-                <w:szCs w:val="20"/>
-              </w:rPr>
-              <w:t>✓</w:t>
-            </w:r>
-          </w:p>
-        </w:tc>
-      </w:tr>
-      <w:tr>
-        <w:trPr>
-          <w:tblHeader w:val="false"/>
-        </w:trPr>
-        <w:tc>
-          <w:tcPr>
-            <w:tcW w:type="dxa" w:w="6260"/>
-            <w:tcMar>
-              <w:top w:type="dxa" w:w="80"/>
-              <w:left w:type="dxa" w:w="120"/>
-              <w:bottom w:type="dxa" w:w="80"/>
-              <w:right w:type="dxa" w:w="120"/>
-            </w:tcMar>
-          </w:tcPr>
-          <w:p>
-            <w:pPr>
-              <w:jc w:val="left"/>
-            </w:pPr>
-            <w:r>
-              <w:rPr>
-                <w:rFonts w:ascii="Calibri" w:cs="Calibri" w:eastAsia="Calibri" w:hAnsi="Calibri"/>
-                <w:b w:val="false"/>
-                <w:bCs w:val="false"/>
-                <w:color w:val="1A1A1A"/>
-                <w:sz w:val="20"/>
-                <w:szCs w:val="20"/>
-              </w:rPr>
-              <w:t xml:space="preserve">Fase de la dieta (déficit / normocalórica / superávit)</w:t>
+              <w:t xml:space="preserve">Prueba de reordenación por estancamiento</w:t>
             </w:r>
           </w:p>
         </w:tc>
@@ -3475,7 +3640,7 @@
                 <w:sz w:val="20"/>
                 <w:szCs w:val="20"/>
               </w:rPr>
-              <w:t xml:space="preserve">Prueba de reordenación por estancamiento</w:t>
+              <w:t xml:space="preserve">Modo descarga manual y descarga sugerida</w:t>
             </w:r>
           </w:p>
         </w:tc>
@@ -3563,7 +3728,7 @@
                 <w:sz w:val="20"/>
                 <w:szCs w:val="20"/>
               </w:rPr>
-              <w:t xml:space="preserve">Modo descarga manual y descarga sugerida</w:t>
+              <w:t xml:space="preserve">Informe mensual, con su apartado de cardio</w:t>
             </w:r>
           </w:p>
         </w:tc>
@@ -3650,7 +3815,7 @@
                 <w:sz w:val="20"/>
                 <w:szCs w:val="20"/>
               </w:rPr>
-              <w:t xml:space="preserve">Informe mensual, con su apartado de cardio</w:t>
+              <w:t xml:space="preserve">Evolución corporal: gráficas de tus medidas y comparador de fotos</w:t>
             </w:r>
           </w:p>
         </w:tc>
@@ -3732,13 +3897,11 @@
             <w:r>
               <w:rPr>
                 <w:rFonts w:ascii="Calibri" w:cs="Calibri" w:eastAsia="Calibri" w:hAnsi="Calibri"/>
-                <w:b w:val="false"/>
-                <w:bCs w:val="false"/>
                 <w:color w:val="1A1A1A"/>
                 <w:sz w:val="20"/>
                 <w:szCs w:val="20"/>
               </w:rPr>
-              <w:t xml:space="preserve">Evolución corporal: gráficas de tus medidas y comparador de fotos</w:t>
+              <w:t xml:space="preserve">Pestaña Nutrición: dos formas de seguir la pauta (alimentación habitual u objetivo de calorías), peso-tendencia, revisión semanal, planificador de temporada, % de grasa, alimentos, vigilante de rendimiento, gasto estimado, reparto en comidas y menú semanal con IA</w:t>
             </w:r>
           </w:p>
         </w:tc>
@@ -3797,95 +3960,6 @@
           </w:p>
         </w:tc>
       </w:tr>
-      <w:tr>
-        <w:trPr>
-          <w:tblHeader w:val="false"/>
-        </w:trPr>
-        <w:tc>
-          <w:tcPr>
-            <w:tcW w:type="dxa" w:w="6260"/>
-            <w:shd w:fill="F5F5F5" w:val="clear"/>
-            <w:tcMar>
-              <w:top w:type="dxa" w:w="80"/>
-              <w:left w:type="dxa" w:w="120"/>
-              <w:bottom w:type="dxa" w:w="80"/>
-              <w:right w:type="dxa" w:w="120"/>
-            </w:tcMar>
-          </w:tcPr>
-          <w:p>
-            <w:pPr>
-              <w:jc w:val="left"/>
-            </w:pPr>
-            <w:r>
-              <w:rPr>
-                <w:rFonts w:ascii="Calibri" w:cs="Calibri" w:eastAsia="Calibri" w:hAnsi="Calibri"/>
-                <w:b w:val="false"/>
-                <w:bCs w:val="false"/>
-                <w:color w:val="1A1A1A"/>
-                <w:sz w:val="20"/>
-                <w:szCs w:val="20"/>
-              </w:rPr>
-              <w:t xml:space="preserve">Pestaña Nutrición: peso-tendencia, tarjeta semanal, planificador de temporada, % de grasa, alimentos, vigilante de rendimiento, energía diaria, reparto en comidas y menú semanal con IA</w:t>
-            </w:r>
-          </w:p>
-        </w:tc>
-        <w:tc>
-          <w:tcPr>
-            <w:tcW w:type="dxa" w:w="1550"/>
-            <w:shd w:fill="F5F5F5" w:val="clear"/>
-            <w:tcMar>
-              <w:top w:type="dxa" w:w="80"/>
-              <w:left w:type="dxa" w:w="120"/>
-              <w:bottom w:type="dxa" w:w="80"/>
-              <w:right w:type="dxa" w:w="120"/>
-            </w:tcMar>
-          </w:tcPr>
-          <w:p>
-            <w:pPr>
-              <w:jc w:val="center"/>
-            </w:pPr>
-            <w:r>
-              <w:rPr>
-                <w:rFonts w:ascii="Calibri" w:cs="Calibri" w:eastAsia="Calibri" w:hAnsi="Calibri"/>
-                <w:b w:val="false"/>
-                <w:bCs w:val="false"/>
-                <w:color w:val="1A1A1A"/>
-                <w:sz w:val="20"/>
-                <w:szCs w:val="20"/>
-              </w:rPr>
-              <w:t xml:space="preserve">—</w:t>
-            </w:r>
-          </w:p>
-        </w:tc>
-        <w:tc>
-          <w:tcPr>
-            <w:tcW w:type="dxa" w:w="1550"/>
-            <w:shd w:fill="F5F5F5" w:val="clear"/>
-            <w:tcMar>
-              <w:top w:type="dxa" w:w="80"/>
-              <w:left w:type="dxa" w:w="120"/>
-              <w:bottom w:type="dxa" w:w="80"/>
-              <w:right w:type="dxa" w:w="120"/>
-            </w:tcMar>
-          </w:tcPr>
-          <w:p>
-            <w:pPr>
-              <w:jc w:val="center"/>
-            </w:pPr>
-            <w:r>
-              <w:rPr>
-                <w:rFonts w:ascii="Calibri" w:cs="Calibri" w:eastAsia="Calibri" w:hAnsi="Calibri"/>
-                <w:b w:val="false"/>
-                <w:bCs w:val="false"/>
-                <w:color w:val="1A1A1A"/>
-                <w:sz w:val="20"/>
-                <w:szCs w:val="20"/>
-              </w:rPr>
-              <w:t xml:space="preserve">✓</w:t>
-            </w:r>
-          </w:p>
-        </w:tc>
-      </w:tr>
     </w:tbl>
     <w:p>
       <w:pPr>
@@ -4925,6 +4999,15 @@
         </w:rPr>
         <w:t xml:space="preserve"> al anotar una serie empieza el cronómetro de descanso del ejercicio, con alarma al terminar. La alarma suena aunque la pantalla esté apagada o estés escuchando música (se mezcla con el audio, no lo corta) y también con No Molestar activado. Mientras corre, la pantalla se mantiene encendida.</w:t>
       </w:r>
+      <w:r>
+        <w:rPr>
+          <w:rFonts w:ascii="Calibri" w:cs="Calibri" w:eastAsia="Calibri" w:hAnsi="Calibri"/>
+          <w:color w:val="1A1A1A"/>
+          <w:sz w:val="22"/>
+          <w:szCs w:val="22"/>
+        </w:rPr>
+        <w:t xml:space="preserve"> En el iPhone, con el móvil bloqueado o fuera de la app, TrueLift sigue despierto durante el descanso: los pitidos y la alarma suenan por el canal de audio, también con el modo silencio puesto o con las notificaciones de TrueLift desactivadas, y la música que escuches sigue a su volumen.</w:t>
+      </w:r>
     </w:p>
     <w:p>
       <w:pPr>
@@ -5014,6 +5097,36 @@
     </w:p>
     <w:p>
       <w:pPr>
+        <w:pStyle w:val="ListParagraph"/>
+        <w:numPr>
+          <w:ilvl w:val="0"/>
+          <w:numId w:val="2"/>
+        </w:numPr>
+        <w:spacing w:after="100" w:line="276"/>
+      </w:pPr>
+      <w:r>
+        <w:rPr>
+          <w:rFonts w:ascii="Calibri" w:cs="Calibri" w:eastAsia="Calibri" w:hAnsi="Calibri"/>
+          <w:b/>
+          <w:bCs/>
+          <w:color w:val="1A1A1A"/>
+          <w:sz w:val="22"/>
+          <w:szCs w:val="22"/>
+        </w:rPr>
+        <w:t xml:space="preserve">Avisos de récords y niveles</w:t>
+      </w:r>
+      <w:r>
+        <w:rPr>
+          <w:rFonts w:ascii="Calibri" w:cs="Calibri" w:eastAsia="Calibri" w:hAnsi="Calibri"/>
+          <w:color w:val="1A1A1A"/>
+          <w:sz w:val="22"/>
+          <w:szCs w:val="22"/>
+        </w:rPr>
+        <w:t xml:space="preserve"> (gratis, activado de serie): mientras entrenas, celebra con un cartel y sonido cada récord y cada nivel de fuerza nuevo (sección 7). Apágalo si prefieres entrenar sin interrupciones; el resumen al guardar la sesión los sigue citando.</w:t>
+      </w:r>
+    </w:p>
+    <w:p>
+      <w:pPr>
         <w:spacing w:after="160" w:line="276"/>
       </w:pPr>
       <w:r>
@@ -5048,6 +5161,15 @@
           <w:szCs w:val="22"/>
         </w:rPr>
         <w:t xml:space="preserve"> con esa misma información, silencioso en el móvil para no duplicar la alarma. La app usa dos canales de notificación, «Cronómetro de descanso» y «Fin del descanso»: si tu smartwatch muestra las notificaciones de TrueLift, puedes permitir solo el segundo y recibir en la muñeca únicamente el aviso final. Eso se configura en la app complementaria del reloj, no en TrueLift. En iPhone no hay cápsula flotante, pero sí actividad en directo: el descanso, con el dibujo del ejercicio y la serie que toca, se ve en la pantalla bloqueada y en la Dynamic Island, y desde ahí lo sigues sin abrir la app.</w:t>
+      </w:r>
+      <w:r>
+        <w:rPr>
+          <w:rFonts w:ascii="Calibri" w:cs="Calibri" w:eastAsia="Calibri" w:hAnsi="Calibri"/>
+          <w:color w:val="1A1A1A"/>
+          <w:sz w:val="22"/>
+          <w:szCs w:val="22"/>
+        </w:rPr>
+        <w:t xml:space="preserve"> Sin notificaciones permitidas no ves ese aviso de la siguiente serie, pero el descanso suena igual.</w:t>
       </w:r>
     </w:p>
     <w:p>
@@ -5215,6 +5337,35 @@
           <w:szCs w:val="22"/>
         </w:rPr>
         <w:t xml:space="preserve"> (gratis): una notificación diaria a la hora que elijas con lo que tengas activo: estado subjetivo, VFC/FC en reposo y peso. Si no hay nada activo, no se programa, y el día que ya has anotado todo lo que pide no suena. El día que toca volver a estimar el % de grasa (nutrición), la petición llega con este mismo recordatorio.</w:t>
+      </w:r>
+      <w:r>
+        <w:rPr>
+          <w:rFonts w:ascii="Calibri" w:cs="Calibri" w:eastAsia="Calibri" w:hAnsi="Calibri"/>
+          <w:color w:val="1A1A1A"/>
+          <w:sz w:val="22"/>
+          <w:szCs w:val="22"/>
+        </w:rPr>
+        <w:t xml:space="preserve"> Si el teléfono tiene apagadas las notificaciones de TrueLift, bajo el interruptor aparece una línea en ámbar que lo dice —en el iPhone, con el botón </w:t>
+      </w:r>
+      <w:r>
+        <w:rPr>
+          <w:rFonts w:ascii="Calibri" w:cs="Calibri" w:eastAsia="Calibri" w:hAnsi="Calibri"/>
+          <w:b/>
+          <w:bCs/>
+          <w:color w:val="1A1A1A"/>
+          <w:sz w:val="22"/>
+          <w:szCs w:val="22"/>
+        </w:rPr>
+        <w:t xml:space="preserve">Abrir ajustes</w:t>
+      </w:r>
+      <w:r>
+        <w:rPr>
+          <w:rFonts w:ascii="Calibri" w:cs="Calibri" w:eastAsia="Calibri" w:hAnsi="Calibri"/>
+          <w:color w:val="1A1A1A"/>
+          <w:sz w:val="22"/>
+          <w:szCs w:val="22"/>
+        </w:rPr>
+        <w:t xml:space="preserve">—; el interruptor conserva su valor y los avisos vuelven solos en cuanto las permites. Lo mismo ocurre con el recordatorio mensual de medidas y con el aviso de la revisión semanal.</w:t>
       </w:r>
     </w:p>
     <w:p>
@@ -5682,13 +5833,11 @@
       <w:r>
         <w:rPr>
           <w:rFonts w:ascii="Calibri" w:cs="Calibri" w:eastAsia="Calibri" w:hAnsi="Calibri"/>
-          <w:b w:val="false"/>
-          <w:bCs w:val="false"/>
-          <w:color w:val="1A1A1A"/>
-          <w:sz w:val="22"/>
-          <w:szCs w:val="22"/>
-        </w:rPr>
-        <w:t xml:space="preserve"> peso diario, tarjeta semanal, energía diaria con el reparto en comidas y el menú semanal con IA, y plan de temporada.</w:t>
+          <w:color w:val="1A1A1A"/>
+          <w:sz w:val="22"/>
+          <w:szCs w:val="22"/>
+        </w:rPr>
+        <w:t xml:space="preserve"> tu pauta (alimentación habitual u objetivo de calorías, con el reparto en comidas y el menú semanal con IA), peso diario, cómo vas, revisión semanal y plan de temporada.</w:t>
       </w:r>
     </w:p>
     <w:p>
@@ -6485,6 +6634,15 @@
         </w:rPr>
         <w:t xml:space="preserve">Se activa con el interruptor Drop set del panel de edición, con el ajuste % drop (de 5 a 30 %, 15 % por defecto). Ese porcentaje es una guía, no una cifra exacta: en el registro la app elige, cerca de esa bajada, pesos que se montan en segundos (sección 7). Hacen falta al menos dos series y no está disponible en ejercicios medidos por tiempo.</w:t>
       </w:r>
+      <w:r>
+        <w:rPr>
+          <w:rFonts w:ascii="Calibri" w:cs="Calibri" w:eastAsia="Calibri" w:hAnsi="Calibri"/>
+          <w:color w:val="1A1A1A"/>
+          <w:sz w:val="22"/>
+          <w:szCs w:val="22"/>
+        </w:rPr>
+        <w:t xml:space="preserve"> Con el drop set activo, el objetivo de repeticiones es un número concreto y no un rango, también en doble progresión: es el de la primera serie, que es la que decide la progresión, y el editor muestra un único selector de Reps. Si quitas el drop set, en doble progresión vuelve a ser un rango que termina en esa cifra.</w:t>
+      </w:r>
     </w:p>
     <w:p>
       <w:pPr>
@@ -7036,7 +7194,7 @@
           <w:sz w:val="22"/>
           <w:szCs w:val="22"/>
         </w:rPr>
-        <w:t xml:space="preserve"> Cuando la suma de repeticiones alcanza el objetivo, la próxima vez te propone subir el peso; si te quedas corto, mantienes el peso y cuenta como un intento, igual que en cualquier otro ejercicio. Para tu rendimiento y tus marcas solo cuenta la primera serie; las demás suman a tu volumen y a tu tonelaje. En una semana de descarga o en un día con fatiga la app te pide dejar alguna repetición en reserva. Tras la última serie descansas lo normal antes del siguiente ejercicio.</w:t>
+        <w:t xml:space="preserve"> Cuando la suma de repeticiones llega al extremo alto del rango total —con cualquier sistema de progresión—, la próxima vez te propone subir el peso; si te quedas corto, mantienes el peso y cuenta como un intento, igual que en cualquier otro ejercicio. Para tu rendimiento y tus marcas solo cuenta la primera serie; las demás suman a tu volumen y a tu tonelaje. En una semana de descarga o en un día con fatiga la app te pide dejar alguna repetición en reserva. Tras la última serie descansas lo normal antes del siguiente ejercicio.</w:t>
       </w:r>
     </w:p>
     <w:p>
@@ -7347,6 +7505,15 @@
           <w:szCs w:val="22"/>
         </w:rPr>
         <w:t xml:space="preserve">La plantilla de Excel tiene, por día, tres columnas para top set + back-offs (sí/no, % de back-off y RIR back) y otras para las demás modalidades: Superserie (nº) —filas consecutivas con el mismo número quedan enlazadas—, Drop set (sí/no), % drop, Rest-pause (sí/no) y Pausa RP (s). Sus desplegables ofrecen la biblioteca completa de ejercicios de la app y solo dejan marcar una modalidad por fila, con un mensaje de error si te sales de lo permitido. Si las columnas están vacías o indican «no», se interpretan como series rectas, así que las plantillas antiguas se importan sin cambios. Los ejercicios propios viajan con su tipo, por repeticiones o por tiempo.</w:t>
+      </w:r>
+      <w:r>
+        <w:rPr>
+          <w:rFonts w:ascii="Calibri" w:cs="Calibri" w:eastAsia="Calibri" w:hAnsi="Calibri"/>
+          <w:color w:val="1A1A1A"/>
+          <w:sz w:val="22"/>
+          <w:szCs w:val="22"/>
+        </w:rPr>
+        <w:t xml:space="preserve"> En un drop set, las repeticiones van en una sola cifra.</w:t>
       </w:r>
     </w:p>
     <w:p>
@@ -7981,6 +8148,31 @@
           <w:sz w:val="22"/>
           <w:szCs w:val="22"/>
         </w:rPr>
+        <w:t xml:space="preserve">Récords y niveles, en el momento.</w:t>
+      </w:r>
+      <w:r>
+        <w:rPr>
+          <w:rFonts w:ascii="Calibri" w:cs="Calibri" w:eastAsia="Calibri" w:hAnsi="Calibri"/>
+          <w:color w:val="1A1A1A"/>
+          <w:sz w:val="22"/>
+          <w:szCs w:val="22"/>
+        </w:rPr>
+        <w:t xml:space="preserve"> Si al completar un ejercicio principal superas tu mejor 1RM estimado, aparece un cartel dorado con aplausos. Y la primera vez que alcanzas un nivel de fuerza —en un ejercicio o en un grupo muscular— sale un cartel propio, con el color de ese nivel y su sonido; si la misma serie sube también algún grupo, se citan debajo. Si coinciden, el del nivel espera a que acabe el del récord. Solo se celebra lo conseguido en un día en verde, y no cuentan los ejercicios hechos con molestias ni los cambiados solo por hoy; un nivel que ya tuviste y recuperas no se vuelve a celebrar. Se apagan en Ajustes → Durante la sesión → Avisos de récords y niveles.</w:t>
+      </w:r>
+    </w:p>
+    <w:p>
+      <w:pPr>
+        <w:spacing w:after="160" w:line="276"/>
+      </w:pPr>
+      <w:r>
+        <w:rPr>
+          <w:rFonts w:ascii="Calibri" w:cs="Calibri" w:eastAsia="Calibri" w:hAnsi="Calibri"/>
+          <w:b/>
+          <w:bCs/>
+          <w:color w:val="1A1A1A"/>
+          <w:sz w:val="22"/>
+          <w:szCs w:val="22"/>
+        </w:rPr>
         <w:t xml:space="preserve">Cómo anotar bien.</w:t>
       </w:r>
       <w:r>
@@ -8078,6 +8270,56 @@
           <w:sz w:val="22"/>
           <w:szCs w:val="22"/>
         </w:rPr>
+        <w:t xml:space="preserve">Peso fijo inicial</w:t>
+      </w:r>
+      <w:r>
+        <w:rPr>
+          <w:rFonts w:ascii="Calibri" w:cs="Calibri" w:eastAsia="Calibri" w:hAnsi="Calibri"/>
+          <w:color w:val="1A1A1A"/>
+          <w:sz w:val="22"/>
+          <w:szCs w:val="22"/>
+        </w:rPr>
+        <w:t xml:space="preserve"> (máquinas): en torres, poleas, multipower y máquinas de discos, el desglose tiene un bloque para lo que pesa la máquina antes de poner un solo disco —el cajón o el carro de una prensa, el carro de una hack squat, la barra guiada—. Elige </w:t>
+      </w:r>
+      <w:r>
+        <w:rPr>
+          <w:rFonts w:ascii="Calibri" w:cs="Calibri" w:eastAsia="Calibri" w:hAnsi="Calibri"/>
+          <w:b/>
+          <w:bCs/>
+          <w:color w:val="1A1A1A"/>
+          <w:sz w:val="22"/>
+          <w:szCs w:val="22"/>
+        </w:rPr>
+        <w:t xml:space="preserve">Con peso fijo</w:t>
+      </w:r>
+      <w:r>
+        <w:rPr>
+          <w:rFonts w:ascii="Calibri" w:cs="Calibri" w:eastAsia="Calibri" w:hAnsi="Calibri"/>
+          <w:color w:val="1A1A1A"/>
+          <w:sz w:val="22"/>
+          <w:szCs w:val="22"/>
+        </w:rPr>
+        <w:t xml:space="preserve"> y escribe ese peso; se guarda para esa máquina y no hay que volver a ponerlo. Tú sigues anotando solo los discos o la placa, y bajo la cifra se lee el total que mueves. La app tiene en cuenta ese peso para que las subidas y bajadas de carga, tu 1RM estimado, tus marcas, tu nivel y el tonelaje reflejen el peso real, y las propuestas te siguen llegando en discos; si una bajada no llega al peso de la máquina, la propuesta es la máquina vacía. Si lo cambias más adelante, tus sesiones anteriores en esa máquina se leen con el valor nuevo. No se ofrece en barras, mancuernas, ejercicios de peso corporal ni máquinas de asistencia.</w:t>
+      </w:r>
+    </w:p>
+    <w:p>
+      <w:pPr>
+        <w:pStyle w:val="ListParagraph"/>
+        <w:numPr>
+          <w:ilvl w:val="0"/>
+          <w:numId w:val="2"/>
+        </w:numPr>
+        <w:spacing w:after="100" w:line="276"/>
+      </w:pPr>
+      <w:r>
+        <w:rPr>
+          <w:rFonts w:ascii="Calibri" w:cs="Calibri" w:eastAsia="Calibri" w:hAnsi="Calibri"/>
+          <w:b/>
+          <w:bCs/>
+          <w:color w:val="1A1A1A"/>
+          <w:sz w:val="22"/>
+          <w:szCs w:val="22"/>
+        </w:rPr>
         <w:t xml:space="preserve">Aproximación:</w:t>
       </w:r>
       <w:r>
@@ -8090,6 +8332,15 @@
           <w:szCs w:val="22"/>
         </w:rPr>
         <w:t xml:space="preserve"> la rampa de calentamiento hasta esa carga de trabajo, en cuatro escalones (40 %, 55 %, 70 % y 85 %; dos imprescindibles y dos opcionales) con las repeticiones bajando según sube el peso. Cada escalón se redondea a lo que puedes montar, los que coinciden al redondear se funden en uno y los que ya alcanzan el peso de trabajo se descartan: calentar es subir hasta la serie, no hacerla dos veces. No aparece en los ejercicios medidos por tiempo.</w:t>
+      </w:r>
+      <w:r>
+        <w:rPr>
+          <w:rFonts w:ascii="Calibri" w:cs="Calibri" w:eastAsia="Calibri" w:hAnsi="Calibri"/>
+          <w:color w:val="1A1A1A"/>
+          <w:sz w:val="22"/>
+          <w:szCs w:val="22"/>
+        </w:rPr>
+        <w:t xml:space="preserve"> Con peso fijo, los escalones que no llegan al peso de la máquina se quedan en SOLO LA MÁQUINA.</w:t>
       </w:r>
     </w:p>
     <w:p>
@@ -8743,6 +8994,15 @@
           <w:szCs w:val="22"/>
         </w:rPr>
         <w:t xml:space="preserve">Al guardar, la app responde con un mensaje de rendimiento, el aviso de nuevo récord (si mejoras tu mejor 1RM estimado en un ejercicio principal), el aviso de nuevo nivel de fuerza, la felicitación por racha y, si procede, el contexto del día (ámbar, rojo, descarga, fatiga de un tren).</w:t>
+      </w:r>
+      <w:r>
+        <w:rPr>
+          <w:rFonts w:ascii="Calibri" w:cs="Calibri" w:eastAsia="Calibri" w:hAnsi="Calibri"/>
+          <w:color w:val="1A1A1A"/>
+          <w:sz w:val="22"/>
+          <w:szCs w:val="22"/>
+        </w:rPr>
+        <w:t xml:space="preserve"> Este resumen aparece siempre, también con los avisos en vivo apagados.</w:t>
       </w:r>
     </w:p>
     <w:p>
@@ -11739,6 +11999,15 @@
         </w:rPr>
         <w:t xml:space="preserve">. El e1RM se estima a partir de tus series con una fórmula estándar que tiene en cuenta el RIR; en ejercicios con peso corporal incluye tu peso.</w:t>
       </w:r>
+      <w:r>
+        <w:rPr>
+          <w:rFonts w:ascii="Calibri" w:cs="Calibri" w:eastAsia="Calibri" w:hAnsi="Calibri"/>
+          <w:color w:val="1A1A1A"/>
+          <w:sz w:val="22"/>
+          <w:szCs w:val="22"/>
+        </w:rPr>
+        <w:t xml:space="preserve"> En máquinas con peso fijo inicial incluye ese peso, aunque la gráfica de carga sigue mostrando los discos que anotas. El desplegable recuerda el último ejercicio que consultaste, también al cerrar y volver a abrir la app.</w:t>
+      </w:r>
     </w:p>
     <w:p>
       <w:pPr>
@@ -12701,13 +12970,11 @@
       <w:r>
         <w:rPr>
           <w:rFonts w:ascii="Calibri" w:cs="Calibri" w:eastAsia="Calibri" w:hAnsi="Calibri"/>
-          <w:b w:val="false"/>
-          <w:bCs w:val="false"/>
-          <w:color w:val="1A1A1A"/>
-          <w:sz w:val="22"/>
-          <w:szCs w:val="22"/>
-        </w:rPr>
-        <w:t xml:space="preserve">La capa de nutrición trabaja junto a tu entrenamiento. Tú te pesas cada día; una vez por semana la app te dice si conviene ajustar tu alimentación o tu actividad para que tu peso avance al ritmo planificado. No registras comidas ni hay base de datos de alimentos. Si además quieres una referencia para pesar y medir lo que comes, la tarjeta Energía diaria te da una cifra de calorías para tu fase, su reparto en macros y comidas, y una forma de convertirlo en un menú semanal con tu IA de confianza.</w:t>
+          <w:color w:val="1A1A1A"/>
+          <w:sz w:val="22"/>
+          <w:szCs w:val="22"/>
+        </w:rPr>
+        <w:t xml:space="preserve">La capa de nutrición trabaja junto a tu entrenamiento. Tú te pesas cada día; una vez por semana la app revisa si conviene ajustar tu alimentación o tu actividad para que tu peso avance al ritmo planificado. No registras comidas ni hay base de datos de alimentos. Puedes seguir sus indicaciones de dos formas: ajustando tu alimentación habitual, sin contar calorías, o siguiendo un objetivo diario de calorías, repartido en macros y comidas, que puedes convertir en un menú semanal con tu IA de confianza.</w:t>
       </w:r>
     </w:p>
     <w:p>
@@ -13208,21 +13475,28 @@
         </w:rPr>
         <w:t xml:space="preserve"> el primer bloque, su proyección y el recordatorio de que los primeros días la app solo observa.</w:t>
       </w:r>
-    </w:p>
-    <w:p>
-      <w:pPr>
-        <w:spacing w:after="160" w:line="276"/>
-      </w:pPr>
-      <w:r>
-        <w:rPr>
-          <w:rFonts w:ascii="Calibri" w:cs="Calibri" w:eastAsia="Calibri" w:hAnsi="Calibri"/>
-          <w:b w:val="false"/>
-          <w:bCs w:val="false"/>
-          <w:color w:val="1A1A1A"/>
-          <w:sz w:val="22"/>
-          <w:szCs w:val="22"/>
-        </w:rPr>
-        <w:t xml:space="preserve">Al activar se crea la fase y el primer bloque del plan de temporada.</w:t>
+      <w:r>
+        <w:rPr>
+          <w:rFonts w:ascii="Calibri" w:cs="Calibri" w:eastAsia="Calibri" w:hAnsi="Calibri"/>
+          <w:color w:val="1A1A1A"/>
+          <w:sz w:val="22"/>
+          <w:szCs w:val="22"/>
+        </w:rPr>
+        <w:t xml:space="preserve"> Si ya sigues un objetivo de calorías y cambias el ritmo de la fase en curso, el resumen muestra cómo quedará tu objetivo diario.</w:t>
+      </w:r>
+    </w:p>
+    <w:p>
+      <w:pPr>
+        <w:spacing w:after="160" w:line="276"/>
+      </w:pPr>
+      <w:r>
+        <w:rPr>
+          <w:rFonts w:ascii="Calibri" w:cs="Calibri" w:eastAsia="Calibri" w:hAnsi="Calibri"/>
+          <w:color w:val="1A1A1A"/>
+          <w:sz w:val="22"/>
+          <w:szCs w:val="22"/>
+        </w:rPr>
+        <w:t xml:space="preserve">Al activar se crea la fase y el primer bloque del plan de temporada, y a continuación eliges cómo seguir tu pauta.</w:t>
       </w:r>
     </w:p>
     <w:p>
@@ -13239,460 +13513,189 @@
           <w:sz w:val="25"/>
           <w:szCs w:val="25"/>
         </w:rPr>
-        <w:t xml:space="preserve">La pestaña</w:t>
-      </w:r>
-    </w:p>
-    <w:p>
-      <w:pPr>
-        <w:spacing w:after="160" w:line="276"/>
-      </w:pPr>
-      <w:r>
-        <w:rPr>
-          <w:rFonts w:ascii="Calibri" w:cs="Calibri" w:eastAsia="Calibri" w:hAnsi="Calibri"/>
-          <w:b w:val="false"/>
-          <w:bCs w:val="false"/>
-          <w:color w:val="1A1A1A"/>
-          <w:sz w:val="22"/>
-          <w:szCs w:val="22"/>
-        </w:rPr>
-        <w:t xml:space="preserve">Ordenada por frecuencia de uso. La cabecera indica la fase y la semana en curso y da acceso a los ajustes de la fase.</w:t>
-      </w:r>
-    </w:p>
-    <w:p>
-      <w:pPr>
-        <w:pStyle w:val="ListParagraph"/>
-        <w:numPr>
-          <w:ilvl w:val="0"/>
-          <w:numId w:val="2"/>
-        </w:numPr>
-        <w:spacing w:after="100" w:line="276"/>
-      </w:pPr>
-      <w:r>
-        <w:rPr>
-          <w:rFonts w:ascii="Calibri" w:cs="Calibri" w:eastAsia="Calibri" w:hAnsi="Calibri"/>
-          <w:b/>
-          <w:bCs/>
-          <w:color w:val="1A1A1A"/>
-          <w:sz w:val="22"/>
-          <w:szCs w:val="22"/>
-        </w:rPr>
-        <w:t xml:space="preserve">Peso de hoy:</w:t>
-      </w:r>
-      <w:r>
-        <w:rPr>
-          <w:rFonts w:ascii="Calibri" w:cs="Calibri" w:eastAsia="Calibri" w:hAnsi="Calibri"/>
-          <w:b w:val="false"/>
-          <w:bCs w:val="false"/>
-          <w:color w:val="1A1A1A"/>
-          <w:sz w:val="22"/>
-          <w:szCs w:val="22"/>
-        </w:rPr>
-        <w:t xml:space="preserve"> cifra grande que abre el teclado, tira de los últimos siete días y recuento de pesajes de la semana. </w:t>
-      </w:r>
-      <w:r>
-        <w:rPr>
-          <w:rFonts w:ascii="Calibri" w:cs="Calibri" w:eastAsia="Calibri" w:hAnsi="Calibri"/>
-          <w:b/>
-          <w:bCs/>
-          <w:color w:val="1A1A1A"/>
-          <w:sz w:val="22"/>
-          <w:szCs w:val="22"/>
-        </w:rPr>
-        <w:t xml:space="preserve">Otro día</w:t>
-      </w:r>
-      <w:r>
-        <w:rPr>
-          <w:rFonts w:ascii="Calibri" w:cs="Calibri" w:eastAsia="Calibri" w:hAnsi="Calibri"/>
-          <w:b w:val="false"/>
-          <w:bCs w:val="false"/>
-          <w:color w:val="1A1A1A"/>
-          <w:sz w:val="22"/>
-          <w:szCs w:val="22"/>
-        </w:rPr>
-        <w:t xml:space="preserve"> registra un pesaje atrasado con su fecha.</w:t>
-      </w:r>
-    </w:p>
-    <w:p>
-      <w:pPr>
-        <w:pStyle w:val="ListParagraph"/>
-        <w:numPr>
-          <w:ilvl w:val="0"/>
-          <w:numId w:val="2"/>
-        </w:numPr>
-        <w:spacing w:after="100" w:line="276"/>
-      </w:pPr>
-      <w:r>
-        <w:rPr>
-          <w:rFonts w:ascii="Calibri" w:cs="Calibri" w:eastAsia="Calibri" w:hAnsi="Calibri"/>
-          <w:b/>
-          <w:bCs/>
-          <w:color w:val="1A1A1A"/>
-          <w:sz w:val="22"/>
-          <w:szCs w:val="22"/>
-        </w:rPr>
-        <w:t xml:space="preserve">Ajuste de esta semana:</w:t>
-      </w:r>
-      <w:r>
-        <w:rPr>
-          <w:rFonts w:ascii="Calibri" w:cs="Calibri" w:eastAsia="Calibri" w:hAnsi="Calibri"/>
-          <w:b w:val="false"/>
-          <w:bCs w:val="false"/>
-          <w:color w:val="1A1A1A"/>
-          <w:sz w:val="22"/>
-          <w:szCs w:val="22"/>
-        </w:rPr>
-        <w:t xml:space="preserve"> la tarjeta semanal (ver más abajo).</w:t>
-      </w:r>
-    </w:p>
-    <w:p>
-      <w:pPr>
-        <w:pStyle w:val="ListParagraph"/>
-        <w:numPr>
-          <w:ilvl w:val="0"/>
-          <w:numId w:val="2"/>
-        </w:numPr>
-        <w:spacing w:after="100" w:line="276"/>
-      </w:pPr>
-      <w:r>
-        <w:rPr>
-          <w:rFonts w:ascii="Calibri" w:cs="Calibri" w:eastAsia="Calibri" w:hAnsi="Calibri"/>
-          <w:b/>
-          <w:bCs/>
-          <w:color w:val="1A1A1A"/>
-          <w:sz w:val="22"/>
-          <w:szCs w:val="22"/>
-        </w:rPr>
-        <w:t xml:space="preserve">Tendencia:</w:t>
-      </w:r>
-      <w:r>
-        <w:rPr>
-          <w:rFonts w:ascii="Calibri" w:cs="Calibri" w:eastAsia="Calibri" w:hAnsi="Calibri"/>
-          <w:b w:val="false"/>
-          <w:bCs w:val="false"/>
-          <w:color w:val="1A1A1A"/>
-          <w:sz w:val="22"/>
-          <w:szCs w:val="22"/>
-        </w:rPr>
-        <w:t xml:space="preserve"> gráfica con tus pesajes (puntos), tu peso-tendencia (línea) y el objetivo (discontinua). Los pesajes en ventana de refeed o de vuelta de pausa se pintan huecos: no mueven la tendencia.</w:t>
-      </w:r>
-    </w:p>
-    <w:p>
-      <w:pPr>
-        <w:pStyle w:val="ListParagraph"/>
-        <w:numPr>
-          <w:ilvl w:val="0"/>
-          <w:numId w:val="2"/>
-        </w:numPr>
-        <w:spacing w:after="100" w:line="276"/>
-      </w:pPr>
-      <w:r>
-        <w:rPr>
-          <w:rFonts w:ascii="Calibri" w:cs="Calibri" w:eastAsia="Calibri" w:hAnsi="Calibri"/>
-          <w:b/>
-          <w:bCs/>
-          <w:color w:val="1A1A1A"/>
-          <w:sz w:val="22"/>
-          <w:szCs w:val="22"/>
-        </w:rPr>
-        <w:t xml:space="preserve">Tendencia de % graso:</w:t>
-      </w:r>
-      <w:r>
-        <w:rPr>
-          <w:rFonts w:ascii="Calibri" w:cs="Calibri" w:eastAsia="Calibri" w:hAnsi="Calibri"/>
-          <w:b w:val="false"/>
-          <w:bCs w:val="false"/>
-          <w:color w:val="1A1A1A"/>
-          <w:sz w:val="22"/>
-          <w:szCs w:val="22"/>
-        </w:rPr>
-        <w:t xml:space="preserve"> estimada desde tu tendencia de peso, con tus mediciones reales y la proyección. Solo aparece con alguna estimación.</w:t>
-      </w:r>
-    </w:p>
-    <w:p>
-      <w:pPr>
-        <w:pStyle w:val="ListParagraph"/>
-        <w:numPr>
-          <w:ilvl w:val="0"/>
-          <w:numId w:val="2"/>
-        </w:numPr>
-        <w:spacing w:after="100" w:line="276"/>
-      </w:pPr>
-      <w:r>
-        <w:rPr>
-          <w:rFonts w:ascii="Calibri" w:cs="Calibri" w:eastAsia="Calibri" w:hAnsi="Calibri"/>
-          <w:b/>
-          <w:bCs/>
-          <w:color w:val="1A1A1A"/>
-          <w:sz w:val="22"/>
-          <w:szCs w:val="22"/>
-        </w:rPr>
-        <w:t xml:space="preserve">Estado de la fase:</w:t>
-      </w:r>
-      <w:r>
-        <w:rPr>
-          <w:rFonts w:ascii="Calibri" w:cs="Calibri" w:eastAsia="Calibri" w:hAnsi="Calibri"/>
-          <w:b w:val="false"/>
-          <w:bCs w:val="false"/>
-          <w:color w:val="1A1A1A"/>
-          <w:sz w:val="22"/>
-          <w:szCs w:val="22"/>
-        </w:rPr>
-        <w:t xml:space="preserve"> insignia </w:t>
-      </w:r>
-      <w:r>
-        <w:rPr>
-          <w:rFonts w:ascii="Calibri" w:cs="Calibri" w:eastAsia="Calibri" w:hAnsi="Calibri"/>
-          <w:b/>
-          <w:bCs/>
-          <w:color w:val="1A1A1A"/>
-          <w:sz w:val="22"/>
-          <w:szCs w:val="22"/>
-        </w:rPr>
-        <w:t xml:space="preserve">Calibrado</w:t>
-      </w:r>
-      <w:r>
-        <w:rPr>
-          <w:rFonts w:ascii="Calibri" w:cs="Calibri" w:eastAsia="Calibri" w:hAnsi="Calibri"/>
-          <w:b w:val="false"/>
-          <w:bCs w:val="false"/>
-          <w:color w:val="1A1A1A"/>
-          <w:sz w:val="22"/>
-          <w:szCs w:val="22"/>
-        </w:rPr>
-        <w:t xml:space="preserve"> o </w:t>
-      </w:r>
-      <w:r>
-        <w:rPr>
-          <w:rFonts w:ascii="Calibri" w:cs="Calibri" w:eastAsia="Calibri" w:hAnsi="Calibri"/>
-          <w:b/>
-          <w:bCs/>
-          <w:color w:val="1A1A1A"/>
-          <w:sz w:val="22"/>
-          <w:szCs w:val="22"/>
-        </w:rPr>
-        <w:t xml:space="preserve">Calibrando · n de m días</w:t>
-      </w:r>
-      <w:r>
-        <w:rPr>
-          <w:rFonts w:ascii="Calibri" w:cs="Calibri" w:eastAsia="Calibri" w:hAnsi="Calibri"/>
-          <w:b w:val="false"/>
-          <w:bCs w:val="false"/>
-          <w:color w:val="1A1A1A"/>
-          <w:sz w:val="22"/>
-          <w:szCs w:val="22"/>
-        </w:rPr>
-        <w:t xml:space="preserve">, y una tabla con peso, % graso y masa magra: una fila por dato y las columnas Inicio, Objetivo y Cambio del bloque. Con el lazo calibrado, una segunda fila con el ritmo real, el balance energético estimado y el margen que el lazo aún puede ajustar, con su incertidumbre (±). Ninguno es tu ingesta.</w:t>
-      </w:r>
-    </w:p>
-    <w:p>
-      <w:pPr>
-        <w:pStyle w:val="ListParagraph"/>
-        <w:numPr>
-          <w:ilvl w:val="0"/>
-          <w:numId w:val="2"/>
-        </w:numPr>
-        <w:spacing w:after="100" w:line="276"/>
-      </w:pPr>
-      <w:r>
-        <w:rPr>
-          <w:rFonts w:ascii="Calibri" w:cs="Calibri" w:eastAsia="Calibri" w:hAnsi="Calibri"/>
-          <w:b/>
-          <w:bCs/>
-          <w:color w:val="1A1A1A"/>
-          <w:sz w:val="22"/>
-          <w:szCs w:val="22"/>
-        </w:rPr>
-        <w:t xml:space="preserve">Energía diaria:</w:t>
-      </w:r>
-      <w:r>
-        <w:rPr>
-          <w:rFonts w:ascii="Calibri" w:cs="Calibri" w:eastAsia="Calibri" w:hAnsi="Calibri"/>
-          <w:b w:val="false"/>
-          <w:bCs w:val="false"/>
-          <w:color w:val="1A1A1A"/>
-          <w:sz w:val="22"/>
-          <w:szCs w:val="22"/>
-        </w:rPr>
-        <w:t xml:space="preserve"> cuánto gastas al día y cuánto comer en tu fase, con el botón </w:t>
-      </w:r>
-      <w:r>
-        <w:rPr>
-          <w:rFonts w:ascii="Calibri" w:cs="Calibri" w:eastAsia="Calibri" w:hAnsi="Calibri"/>
-          <w:b/>
-          <w:bCs/>
-          <w:color w:val="1A1A1A"/>
-          <w:sz w:val="22"/>
-          <w:szCs w:val="22"/>
-        </w:rPr>
-        <w:t xml:space="preserve">Crea tu menú</w:t>
-      </w:r>
-      <w:r>
-        <w:rPr>
-          <w:rFonts w:ascii="Calibri" w:cs="Calibri" w:eastAsia="Calibri" w:hAnsi="Calibri"/>
-          <w:b w:val="false"/>
-          <w:bCs w:val="false"/>
-          <w:color w:val="1A1A1A"/>
-          <w:sz w:val="22"/>
-          <w:szCs w:val="22"/>
-        </w:rPr>
-        <w:t xml:space="preserve"> (ver más abajo).</w:t>
-      </w:r>
-    </w:p>
-    <w:p>
-      <w:pPr>
-        <w:pStyle w:val="ListParagraph"/>
-        <w:numPr>
-          <w:ilvl w:val="0"/>
-          <w:numId w:val="2"/>
-        </w:numPr>
-        <w:spacing w:after="100" w:line="276"/>
-      </w:pPr>
-      <w:r>
-        <w:rPr>
-          <w:rFonts w:ascii="Calibri" w:cs="Calibri" w:eastAsia="Calibri" w:hAnsi="Calibri"/>
-          <w:b/>
-          <w:bCs/>
-          <w:color w:val="1A1A1A"/>
-          <w:sz w:val="22"/>
-          <w:szCs w:val="22"/>
-        </w:rPr>
-        <w:t xml:space="preserve">Temporada:</w:t>
-      </w:r>
-      <w:r>
-        <w:rPr>
-          <w:rFonts w:ascii="Calibri" w:cs="Calibri" w:eastAsia="Calibri" w:hAnsi="Calibri"/>
-          <w:b w:val="false"/>
-          <w:bCs w:val="false"/>
-          <w:color w:val="1A1A1A"/>
-          <w:sz w:val="22"/>
-          <w:szCs w:val="22"/>
-        </w:rPr>
-        <w:t xml:space="preserve"> barra de bloques proporcional al calendario, con el bloque en curso resaltado; abre el planificador.</w:t>
-      </w:r>
-    </w:p>
-    <w:p>
-      <w:pPr>
-        <w:pStyle w:val="ListParagraph"/>
-        <w:numPr>
-          <w:ilvl w:val="0"/>
-          <w:numId w:val="2"/>
-        </w:numPr>
-        <w:spacing w:after="100" w:line="276"/>
-      </w:pPr>
-      <w:r>
-        <w:rPr>
-          <w:rFonts w:ascii="Calibri" w:cs="Calibri" w:eastAsia="Calibri" w:hAnsi="Calibri"/>
-          <w:b w:val="false"/>
-          <w:bCs w:val="false"/>
-          <w:color w:val="1A1A1A"/>
-          <w:sz w:val="22"/>
-          <w:szCs w:val="22"/>
-        </w:rPr>
-        <w:t xml:space="preserve">Índice de gestión: </w:t>
-      </w:r>
-      <w:r>
-        <w:rPr>
-          <w:rFonts w:ascii="Calibri" w:cs="Calibri" w:eastAsia="Calibri" w:hAnsi="Calibri"/>
-          <w:b/>
-          <w:bCs/>
-          <w:color w:val="1A1A1A"/>
-          <w:sz w:val="22"/>
-          <w:szCs w:val="22"/>
-        </w:rPr>
-        <w:t xml:space="preserve">Tus datos</w:t>
-      </w:r>
-      <w:r>
-        <w:rPr>
-          <w:rFonts w:ascii="Calibri" w:cs="Calibri" w:eastAsia="Calibri" w:hAnsi="Calibri"/>
-          <w:b w:val="false"/>
-          <w:bCs w:val="false"/>
-          <w:color w:val="1A1A1A"/>
-          <w:sz w:val="22"/>
-          <w:szCs w:val="22"/>
-        </w:rPr>
-        <w:t xml:space="preserve">, </w:t>
-      </w:r>
-      <w:r>
-        <w:rPr>
-          <w:rFonts w:ascii="Calibri" w:cs="Calibri" w:eastAsia="Calibri" w:hAnsi="Calibri"/>
-          <w:b/>
-          <w:bCs/>
-          <w:color w:val="1A1A1A"/>
-          <w:sz w:val="22"/>
-          <w:szCs w:val="22"/>
-        </w:rPr>
-        <w:t xml:space="preserve">Ajustes de la fase</w:t>
-      </w:r>
-      <w:r>
-        <w:rPr>
-          <w:rFonts w:ascii="Calibri" w:cs="Calibri" w:eastAsia="Calibri" w:hAnsi="Calibri"/>
-          <w:b w:val="false"/>
-          <w:bCs w:val="false"/>
-          <w:color w:val="1A1A1A"/>
-          <w:sz w:val="22"/>
-          <w:szCs w:val="22"/>
-        </w:rPr>
-        <w:t xml:space="preserve">, </w:t>
-      </w:r>
-      <w:r>
-        <w:rPr>
-          <w:rFonts w:ascii="Calibri" w:cs="Calibri" w:eastAsia="Calibri" w:hAnsi="Calibri"/>
-          <w:b/>
-          <w:bCs/>
-          <w:color w:val="1A1A1A"/>
-          <w:sz w:val="22"/>
-          <w:szCs w:val="22"/>
-        </w:rPr>
-        <w:t xml:space="preserve">Vigilante de rendimiento</w:t>
-      </w:r>
-      <w:r>
-        <w:rPr>
-          <w:rFonts w:ascii="Calibri" w:cs="Calibri" w:eastAsia="Calibri" w:hAnsi="Calibri"/>
-          <w:b w:val="false"/>
-          <w:bCs w:val="false"/>
-          <w:color w:val="1A1A1A"/>
-          <w:sz w:val="22"/>
-          <w:szCs w:val="22"/>
-        </w:rPr>
-        <w:t xml:space="preserve"> y </w:t>
-      </w:r>
-      <w:r>
-        <w:rPr>
-          <w:rFonts w:ascii="Calibri" w:cs="Calibri" w:eastAsia="Calibri" w:hAnsi="Calibri"/>
-          <w:b/>
-          <w:bCs/>
-          <w:color w:val="1A1A1A"/>
-          <w:sz w:val="22"/>
-          <w:szCs w:val="22"/>
-        </w:rPr>
-        <w:t xml:space="preserve">Tus alimentos</w:t>
-      </w:r>
-      <w:r>
-        <w:rPr>
-          <w:rFonts w:ascii="Calibri" w:cs="Calibri" w:eastAsia="Calibri" w:hAnsi="Calibri"/>
-          <w:b w:val="false"/>
-          <w:bCs w:val="false"/>
-          <w:color w:val="1A1A1A"/>
-          <w:sz w:val="22"/>
-          <w:szCs w:val="22"/>
-        </w:rPr>
-        <w:t xml:space="preserve">. Cuando hay una tarjeta semanal con recomendación a la vista, Tus alimentos se abre desde la propia tarjeta.</w:t>
-      </w:r>
-    </w:p>
-    <w:p>
-      <w:pPr>
-        <w:spacing w:after="160" w:line="276"/>
-      </w:pPr>
-      <w:r>
-        <w:rPr>
-          <w:rFonts w:ascii="Calibri" w:cs="Calibri" w:eastAsia="Calibri" w:hAnsi="Calibri"/>
-          <w:b w:val="0"/>
-          <w:bCs w:val="false"/>
-          <w:color w:val="1A1A1A"/>
-          <w:sz w:val="22"/>
-          <w:szCs w:val="22"/>
-        </w:rPr>
-        <w:t>Las gráficas son interactivas: pellizca para ampliar, arrastra para desplazarte, toca un punto para ver fecha y valor, doble toque para volver a la vista completa. El eje guarda además lo vivido antes de la etapa en curso: al arrastrar hacia atrás aparecen las semanas del bloque anterior, a la misma escala, para que empezar un bloque nuevo no borre de la vista todo lo anterior.</w:t>
+        <w:t xml:space="preserve">Cómo sigues tu pauta</w:t>
+      </w:r>
+    </w:p>
+    <w:p>
+      <w:pPr>
+        <w:spacing w:after="160" w:line="276"/>
+      </w:pPr>
+      <w:r>
+        <w:rPr>
+          <w:rFonts w:ascii="Calibri" w:cs="Calibri" w:eastAsia="Calibri" w:hAnsi="Calibri"/>
+          <w:color w:val="1A1A1A"/>
+          <w:sz w:val="22"/>
+          <w:szCs w:val="22"/>
+        </w:rPr>
+        <w:t xml:space="preserve">TrueLift te deja elegir cómo seguir sus indicaciones. Lo eliges al terminar el asistente y puedes cambiarlo cuando quieras con </w:t>
+      </w:r>
+      <w:r>
+        <w:rPr>
+          <w:rFonts w:ascii="Calibri" w:cs="Calibri" w:eastAsia="Calibri" w:hAnsi="Calibri"/>
+          <w:b/>
+          <w:bCs/>
+          <w:color w:val="1A1A1A"/>
+          <w:sz w:val="22"/>
+          <w:szCs w:val="22"/>
+        </w:rPr>
+        <w:t xml:space="preserve">Cambiar</w:t>
+      </w:r>
+      <w:r>
+        <w:rPr>
+          <w:rFonts w:ascii="Calibri" w:cs="Calibri" w:eastAsia="Calibri" w:hAnsi="Calibri"/>
+          <w:color w:val="1A1A1A"/>
+          <w:sz w:val="22"/>
+          <w:szCs w:val="22"/>
+        </w:rPr>
+        <w:t xml:space="preserve"> en la tarjeta Tu pauta actual o desde la fila </w:t>
+      </w:r>
+      <w:r>
+        <w:rPr>
+          <w:rFonts w:ascii="Calibri" w:cs="Calibri" w:eastAsia="Calibri" w:hAnsi="Calibri"/>
+          <w:b/>
+          <w:bCs/>
+          <w:color w:val="1A1A1A"/>
+          <w:sz w:val="22"/>
+          <w:szCs w:val="22"/>
+        </w:rPr>
+        <w:t xml:space="preserve">Cómo sigues tu pauta</w:t>
+      </w:r>
+      <w:r>
+        <w:rPr>
+          <w:rFonts w:ascii="Calibri" w:cs="Calibri" w:eastAsia="Calibri" w:hAnsi="Calibri"/>
+          <w:color w:val="1A1A1A"/>
+          <w:sz w:val="22"/>
+          <w:szCs w:val="22"/>
+        </w:rPr>
+        <w:t xml:space="preserve"> del índice de gestión; nada cambia hasta que pulsas </w:t>
+      </w:r>
+      <w:r>
+        <w:rPr>
+          <w:rFonts w:ascii="Calibri" w:cs="Calibri" w:eastAsia="Calibri" w:hAnsi="Calibri"/>
+          <w:b/>
+          <w:bCs/>
+          <w:color w:val="1A1A1A"/>
+          <w:sz w:val="22"/>
+          <w:szCs w:val="22"/>
+        </w:rPr>
+        <w:t xml:space="preserve">Confirmar</w:t>
+      </w:r>
+      <w:r>
+        <w:rPr>
+          <w:rFonts w:ascii="Calibri" w:cs="Calibri" w:eastAsia="Calibri" w:hAnsi="Calibri"/>
+          <w:color w:val="1A1A1A"/>
+          <w:sz w:val="22"/>
+          <w:szCs w:val="22"/>
+        </w:rPr>
+        <w:t xml:space="preserve">. Tu historial, tu etapa y tus pasos acordados se conservan.</w:t>
+      </w:r>
+    </w:p>
+    <w:p>
+      <w:pPr>
+        <w:pStyle w:val="ListParagraph"/>
+        <w:numPr>
+          <w:ilvl w:val="0"/>
+          <w:numId w:val="2"/>
+        </w:numPr>
+        <w:spacing w:after="100" w:line="276"/>
+      </w:pPr>
+      <w:r>
+        <w:rPr>
+          <w:rFonts w:ascii="Calibri" w:cs="Calibri" w:eastAsia="Calibri" w:hAnsi="Calibri"/>
+          <w:b/>
+          <w:bCs/>
+          <w:color w:val="1A1A1A"/>
+          <w:sz w:val="22"/>
+          <w:szCs w:val="22"/>
+        </w:rPr>
+        <w:t xml:space="preserve">Ajustar mi alimentación habitual:</w:t>
+      </w:r>
+      <w:r>
+        <w:rPr>
+          <w:rFonts w:ascii="Calibri" w:cs="Calibri" w:eastAsia="Calibri" w:hAnsi="Calibri"/>
+          <w:color w:val="1A1A1A"/>
+          <w:sz w:val="22"/>
+          <w:szCs w:val="22"/>
+        </w:rPr>
+        <w:t xml:space="preserve"> para quien suele comer de forma parecida casi todos los días y no quiere contar calorías. Mantienes tu alimentación y la revisión semanal te propone cambios concretos —algo más o menos de un alimento, o más pasos— que aplicas por tu cuenta. La app no te da una cifra diaria: los cambios son siempre respecto a lo que ya vienes comiendo.</w:t>
+      </w:r>
+    </w:p>
+    <w:p>
+      <w:pPr>
+        <w:pStyle w:val="ListParagraph"/>
+        <w:numPr>
+          <w:ilvl w:val="0"/>
+          <w:numId w:val="2"/>
+        </w:numPr>
+        <w:spacing w:after="100" w:line="276"/>
+      </w:pPr>
+      <w:r>
+        <w:rPr>
+          <w:rFonts w:ascii="Calibri" w:cs="Calibri" w:eastAsia="Calibri" w:hAnsi="Calibri"/>
+          <w:b/>
+          <w:bCs/>
+          <w:color w:val="1A1A1A"/>
+          <w:sz w:val="22"/>
+          <w:szCs w:val="22"/>
+        </w:rPr>
+        <w:t xml:space="preserve">Seguir un objetivo de calorías:</w:t>
+      </w:r>
+      <w:r>
+        <w:rPr>
+          <w:rFonts w:ascii="Calibri" w:cs="Calibri" w:eastAsia="Calibri" w:hAnsi="Calibri"/>
+          <w:color w:val="1A1A1A"/>
+          <w:sz w:val="22"/>
+          <w:szCs w:val="22"/>
+        </w:rPr>
+        <w:t xml:space="preserve"> para quien come de forma variada de un día a otro o quiere un control más preciso. Tienes una cifra diaria, la misma todos los días, repartida en macros y comidas, que las revisiones actualizan cuando aceptas sus propuestas. Al elegirla, la app te ofrece una cifra estimada con tus datos —o la que ya seguías— y puedes ajustarla si sabes cuántas calorías quieres seguir.</w:t>
+      </w:r>
+    </w:p>
+    <w:p>
+      <w:pPr>
+        <w:spacing w:after="160" w:line="276"/>
+      </w:pPr>
+      <w:r>
+        <w:rPr>
+          <w:rFonts w:ascii="Calibri" w:cs="Calibri" w:eastAsia="Calibri" w:hAnsi="Calibri"/>
+          <w:color w:val="1A1A1A"/>
+          <w:sz w:val="22"/>
+          <w:szCs w:val="22"/>
+        </w:rPr>
+        <w:t xml:space="preserve">Al pasar de la alimentación habitual a un objetivo de calorías empiezas con una cifra nueva: los cambios que aceptaste sobre tu alimentación habitual no se vuelven a sumar. Al pasar a la habitual, lo que comes ahora es tu punto de partida, tus pasos acordados se mantienen y el reparto y el menú dejan de mostrar una cifra diaria hasta que vuelvas a fijar un objetivo.</w:t>
+      </w:r>
+    </w:p>
+    <w:p>
+      <w:pPr>
+        <w:spacing w:after="160" w:line="276"/>
+      </w:pPr>
+      <w:r>
+        <w:rPr>
+          <w:rFonts w:ascii="Calibri" w:cs="Calibri" w:eastAsia="Calibri" w:hAnsi="Calibri"/>
+          <w:color w:val="1A1A1A"/>
+          <w:sz w:val="22"/>
+          <w:szCs w:val="22"/>
+        </w:rPr>
+        <w:t xml:space="preserve">Si ya usabas la capa de nutrición con una versión anterior de la app, la tarjeta </w:t>
+      </w:r>
+      <w:r>
+        <w:rPr>
+          <w:rFonts w:ascii="Calibri" w:cs="Calibri" w:eastAsia="Calibri" w:hAnsi="Calibri"/>
+          <w:b/>
+          <w:bCs/>
+          <w:color w:val="1A1A1A"/>
+          <w:sz w:val="22"/>
+          <w:szCs w:val="22"/>
+        </w:rPr>
+        <w:t xml:space="preserve">Elige cómo seguir tu pauta</w:t>
+      </w:r>
+      <w:r>
+        <w:rPr>
+          <w:rFonts w:ascii="Calibri" w:cs="Calibri" w:eastAsia="Calibri" w:hAnsi="Calibri"/>
+          <w:color w:val="1A1A1A"/>
+          <w:sz w:val="22"/>
+          <w:szCs w:val="22"/>
+        </w:rPr>
+        <w:t xml:space="preserve"> te pregunta cómo la estabas usando. Hasta que elijas, tu pauta no cambia, puedes seguir pesándote con normalidad y la revisión semanal queda en espera.</w:t>
       </w:r>
     </w:p>
     <w:p>
@@ -13709,23 +13712,457 @@
           <w:sz w:val="25"/>
           <w:szCs w:val="25"/>
         </w:rPr>
-        <w:t xml:space="preserve">Pesarte cada día</w:t>
-      </w:r>
-    </w:p>
-    <w:p>
-      <w:pPr>
-        <w:spacing w:after="160" w:line="276"/>
-      </w:pPr>
-      <w:r>
-        <w:rPr>
-          <w:rFonts w:ascii="Calibri" w:cs="Calibri" w:eastAsia="Calibri" w:hAnsi="Calibri"/>
-          <w:b w:val="false"/>
-          <w:bCs w:val="false"/>
-          <w:color w:val="1A1A1A"/>
-          <w:sz w:val="22"/>
-          <w:szCs w:val="22"/>
-        </w:rPr>
-        <w:t xml:space="preserve">Es tu única tarea diaria. Pésate en ayunas, después de ir al baño, antes de beber y sin ropa. Importa más repetir las condiciones que la hora exacta. Un día concreto sube y baja por agua, sal, glucógeno o el ciclo menstrual; por eso la app mira el peso-tendencia, no el número suelto. Cada día admite un pesaje; si te equivocas, edítalo o bórralo desde la lista. Si un dato se aleja mucho del anterior, la app pide confirmación.</w:t>
+        <w:t xml:space="preserve">La pestaña</w:t>
+      </w:r>
+    </w:p>
+    <w:p>
+      <w:pPr>
+        <w:spacing w:after="160" w:line="276"/>
+      </w:pPr>
+      <w:r>
+        <w:rPr>
+          <w:rFonts w:ascii="Calibri" w:cs="Calibri" w:eastAsia="Calibri" w:hAnsi="Calibri"/>
+          <w:color w:val="1A1A1A"/>
+          <w:sz w:val="22"/>
+          <w:szCs w:val="22"/>
+        </w:rPr>
+        <w:t xml:space="preserve">Se organiza en cinco bloques. La cabecera indica la fase y la semana en curso y da acceso a los ajustes de la fase. Mientras no hayas elegido cómo seguir tu pauta, arriba del todo aparece la tarjeta </w:t>
+      </w:r>
+      <w:r>
+        <w:rPr>
+          <w:rFonts w:ascii="Calibri" w:cs="Calibri" w:eastAsia="Calibri" w:hAnsi="Calibri"/>
+          <w:b/>
+          <w:bCs/>
+          <w:color w:val="1A1A1A"/>
+          <w:sz w:val="22"/>
+          <w:szCs w:val="22"/>
+        </w:rPr>
+        <w:t xml:space="preserve">Elige cómo seguir tu pauta</w:t>
+      </w:r>
+      <w:r>
+        <w:rPr>
+          <w:rFonts w:ascii="Calibri" w:cs="Calibri" w:eastAsia="Calibri" w:hAnsi="Calibri"/>
+          <w:color w:val="1A1A1A"/>
+          <w:sz w:val="22"/>
+          <w:szCs w:val="22"/>
+        </w:rPr>
+        <w:t xml:space="preserve">.</w:t>
+      </w:r>
+    </w:p>
+    <w:p>
+      <w:pPr>
+        <w:pStyle w:val="ListParagraph"/>
+        <w:numPr>
+          <w:ilvl w:val="0"/>
+          <w:numId w:val="2"/>
+        </w:numPr>
+        <w:spacing w:after="100" w:line="276"/>
+      </w:pPr>
+      <w:r>
+        <w:rPr>
+          <w:rFonts w:ascii="Calibri" w:cs="Calibri" w:eastAsia="Calibri" w:hAnsi="Calibri"/>
+          <w:b/>
+          <w:bCs/>
+          <w:color w:val="1A1A1A"/>
+          <w:sz w:val="22"/>
+          <w:szCs w:val="22"/>
+        </w:rPr>
+        <w:t xml:space="preserve">Tu pauta actual:</w:t>
+      </w:r>
+      <w:r>
+        <w:rPr>
+          <w:rFonts w:ascii="Calibri" w:cs="Calibri" w:eastAsia="Calibri" w:hAnsi="Calibri"/>
+          <w:color w:val="1A1A1A"/>
+          <w:sz w:val="22"/>
+          <w:szCs w:val="22"/>
+        </w:rPr>
+        <w:t xml:space="preserve"> cómo la sigues, con </w:t>
+      </w:r>
+      <w:r>
+        <w:rPr>
+          <w:rFonts w:ascii="Calibri" w:cs="Calibri" w:eastAsia="Calibri" w:hAnsi="Calibri"/>
+          <w:b/>
+          <w:bCs/>
+          <w:color w:val="1A1A1A"/>
+          <w:sz w:val="22"/>
+          <w:szCs w:val="22"/>
+        </w:rPr>
+        <w:t xml:space="preserve">Cambiar</w:t>
+      </w:r>
+      <w:r>
+        <w:rPr>
+          <w:rFonts w:ascii="Calibri" w:cs="Calibri" w:eastAsia="Calibri" w:hAnsi="Calibri"/>
+          <w:color w:val="1A1A1A"/>
+          <w:sz w:val="22"/>
+          <w:szCs w:val="22"/>
+        </w:rPr>
+        <w:t xml:space="preserve">, y lo que toca comer. Con un objetivo de calorías, una sola cifra grande, </w:t>
+      </w:r>
+      <w:r>
+        <w:rPr>
+          <w:rFonts w:ascii="Calibri" w:cs="Calibri" w:eastAsia="Calibri" w:hAnsi="Calibri"/>
+          <w:b/>
+          <w:bCs/>
+          <w:color w:val="1A1A1A"/>
+          <w:sz w:val="22"/>
+          <w:szCs w:val="22"/>
+        </w:rPr>
+        <w:t xml:space="preserve">Tu objetivo diario</w:t>
+      </w:r>
+      <w:r>
+        <w:rPr>
+          <w:rFonts w:ascii="Calibri" w:cs="Calibri" w:eastAsia="Calibri" w:hAnsi="Calibri"/>
+          <w:color w:val="1A1A1A"/>
+          <w:sz w:val="22"/>
+          <w:szCs w:val="22"/>
+        </w:rPr>
+        <w:t xml:space="preserve">, con la fecha desde la que rige, y los botones </w:t>
+      </w:r>
+      <w:r>
+        <w:rPr>
+          <w:rFonts w:ascii="Calibri" w:cs="Calibri" w:eastAsia="Calibri" w:hAnsi="Calibri"/>
+          <w:b/>
+          <w:bCs/>
+          <w:color w:val="1A1A1A"/>
+          <w:sz w:val="22"/>
+          <w:szCs w:val="22"/>
+        </w:rPr>
+        <w:t xml:space="preserve">Reparto y menú</w:t>
+      </w:r>
+      <w:r>
+        <w:rPr>
+          <w:rFonts w:ascii="Calibri" w:cs="Calibri" w:eastAsia="Calibri" w:hAnsi="Calibri"/>
+          <w:color w:val="1A1A1A"/>
+          <w:sz w:val="22"/>
+          <w:szCs w:val="22"/>
+        </w:rPr>
+        <w:t xml:space="preserve">, </w:t>
+      </w:r>
+      <w:r>
+        <w:rPr>
+          <w:rFonts w:ascii="Calibri" w:cs="Calibri" w:eastAsia="Calibri" w:hAnsi="Calibri"/>
+          <w:b/>
+          <w:bCs/>
+          <w:color w:val="1A1A1A"/>
+          <w:sz w:val="22"/>
+          <w:szCs w:val="22"/>
+        </w:rPr>
+        <w:t xml:space="preserve">Personalizar</w:t>
+      </w:r>
+      <w:r>
+        <w:rPr>
+          <w:rFonts w:ascii="Calibri" w:cs="Calibri" w:eastAsia="Calibri" w:hAnsi="Calibri"/>
+          <w:color w:val="1A1A1A"/>
+          <w:sz w:val="22"/>
+          <w:szCs w:val="22"/>
+        </w:rPr>
+        <w:t xml:space="preserve"> y, si lo has personalizado, </w:t>
+      </w:r>
+      <w:r>
+        <w:rPr>
+          <w:rFonts w:ascii="Calibri" w:cs="Calibri" w:eastAsia="Calibri" w:hAnsi="Calibri"/>
+          <w:b/>
+          <w:bCs/>
+          <w:color w:val="1A1A1A"/>
+          <w:sz w:val="22"/>
+          <w:szCs w:val="22"/>
+        </w:rPr>
+        <w:t xml:space="preserve">Volver a lo recomendado</w:t>
+      </w:r>
+      <w:r>
+        <w:rPr>
+          <w:rFonts w:ascii="Calibri" w:cs="Calibri" w:eastAsia="Calibri" w:hAnsi="Calibri"/>
+          <w:color w:val="1A1A1A"/>
+          <w:sz w:val="22"/>
+          <w:szCs w:val="22"/>
+        </w:rPr>
+        <w:t xml:space="preserve">; si hay una propuesta sin aceptar, te recuerda que hasta entonces sigues con este objetivo. En la alimentación habitual, el último cambio acordado —o que de momento no hay ninguno— y los pasos acordados. Justo debajo, </w:t>
+      </w:r>
+      <w:r>
+        <w:rPr>
+          <w:rFonts w:ascii="Calibri" w:cs="Calibri" w:eastAsia="Calibri" w:hAnsi="Calibri"/>
+          <w:b/>
+          <w:bCs/>
+          <w:color w:val="1A1A1A"/>
+          <w:sz w:val="22"/>
+          <w:szCs w:val="22"/>
+        </w:rPr>
+        <w:t xml:space="preserve">Peso de hoy</w:t>
+      </w:r>
+      <w:r>
+        <w:rPr>
+          <w:rFonts w:ascii="Calibri" w:cs="Calibri" w:eastAsia="Calibri" w:hAnsi="Calibri"/>
+          <w:color w:val="1A1A1A"/>
+          <w:sz w:val="22"/>
+          <w:szCs w:val="22"/>
+        </w:rPr>
+        <w:t xml:space="preserve">: cifra grande que abre el teclado, tira de los últimos siete días y recuento de pesajes de la semana; </w:t>
+      </w:r>
+      <w:r>
+        <w:rPr>
+          <w:rFonts w:ascii="Calibri" w:cs="Calibri" w:eastAsia="Calibri" w:hAnsi="Calibri"/>
+          <w:b/>
+          <w:bCs/>
+          <w:color w:val="1A1A1A"/>
+          <w:sz w:val="22"/>
+          <w:szCs w:val="22"/>
+        </w:rPr>
+        <w:t xml:space="preserve">Otro día</w:t>
+      </w:r>
+      <w:r>
+        <w:rPr>
+          <w:rFonts w:ascii="Calibri" w:cs="Calibri" w:eastAsia="Calibri" w:hAnsi="Calibri"/>
+          <w:color w:val="1A1A1A"/>
+          <w:sz w:val="22"/>
+          <w:szCs w:val="22"/>
+        </w:rPr>
+        <w:t xml:space="preserve"> registra un pesaje atrasado con su fecha.</w:t>
+      </w:r>
+    </w:p>
+    <w:p>
+      <w:pPr>
+        <w:pStyle w:val="ListParagraph"/>
+        <w:numPr>
+          <w:ilvl w:val="0"/>
+          <w:numId w:val="2"/>
+        </w:numPr>
+        <w:spacing w:after="100" w:line="276"/>
+      </w:pPr>
+      <w:r>
+        <w:rPr>
+          <w:rFonts w:ascii="Calibri" w:cs="Calibri" w:eastAsia="Calibri" w:hAnsi="Calibri"/>
+          <w:b/>
+          <w:bCs/>
+          <w:color w:val="1A1A1A"/>
+          <w:sz w:val="22"/>
+          <w:szCs w:val="22"/>
+        </w:rPr>
+        <w:t xml:space="preserve">Cómo vas:</w:t>
+      </w:r>
+      <w:r>
+        <w:rPr>
+          <w:rFonts w:ascii="Calibri" w:cs="Calibri" w:eastAsia="Calibri" w:hAnsi="Calibri"/>
+          <w:color w:val="1A1A1A"/>
+          <w:sz w:val="22"/>
+          <w:szCs w:val="22"/>
+        </w:rPr>
+        <w:t xml:space="preserve"> tu ritmo previsto y tu tendencia, en dos cifras, con una frase que lo resume: según lo previsto, más rápido, más despacio o en sentido contrario. Es una lectura orientativa —lo que haya que cambiar te lo propone la revisión semanal— y mientras la fase calibra no compara nada. Debajo, la gráfica </w:t>
+      </w:r>
+      <w:r>
+        <w:rPr>
+          <w:rFonts w:ascii="Calibri" w:cs="Calibri" w:eastAsia="Calibri" w:hAnsi="Calibri"/>
+          <w:b/>
+          <w:bCs/>
+          <w:color w:val="1A1A1A"/>
+          <w:sz w:val="22"/>
+          <w:szCs w:val="22"/>
+        </w:rPr>
+        <w:t xml:space="preserve">Tendencia</w:t>
+      </w:r>
+      <w:r>
+        <w:rPr>
+          <w:rFonts w:ascii="Calibri" w:cs="Calibri" w:eastAsia="Calibri" w:hAnsi="Calibri"/>
+          <w:color w:val="1A1A1A"/>
+          <w:sz w:val="22"/>
+          <w:szCs w:val="22"/>
+        </w:rPr>
+        <w:t xml:space="preserve">: tus pesajes (puntos), tu peso-tendencia (línea) y el objetivo (discontinua); los pesajes en ventana de refeed o de vuelta de pausa se pintan huecos: no mueven la tendencia.</w:t>
+      </w:r>
+    </w:p>
+    <w:p>
+      <w:pPr>
+        <w:pStyle w:val="ListParagraph"/>
+        <w:numPr>
+          <w:ilvl w:val="0"/>
+          <w:numId w:val="2"/>
+        </w:numPr>
+        <w:spacing w:after="100" w:line="276"/>
+      </w:pPr>
+      <w:r>
+        <w:rPr>
+          <w:rFonts w:ascii="Calibri" w:cs="Calibri" w:eastAsia="Calibri" w:hAnsi="Calibri"/>
+          <w:b/>
+          <w:bCs/>
+          <w:color w:val="1A1A1A"/>
+          <w:sz w:val="22"/>
+          <w:szCs w:val="22"/>
+        </w:rPr>
+        <w:t xml:space="preserve">Revisión semanal:</w:t>
+      </w:r>
+      <w:r>
+        <w:rPr>
+          <w:rFonts w:ascii="Calibri" w:cs="Calibri" w:eastAsia="Calibri" w:hAnsi="Calibri"/>
+          <w:color w:val="1A1A1A"/>
+          <w:sz w:val="22"/>
+          <w:szCs w:val="22"/>
+        </w:rPr>
+        <w:t xml:space="preserve"> la tarjeta donde la app propone ajustes (ver más abajo).</w:t>
+      </w:r>
+    </w:p>
+    <w:p>
+      <w:pPr>
+        <w:pStyle w:val="ListParagraph"/>
+        <w:numPr>
+          <w:ilvl w:val="0"/>
+          <w:numId w:val="2"/>
+        </w:numPr>
+        <w:spacing w:after="100" w:line="276"/>
+      </w:pPr>
+      <w:r>
+        <w:rPr>
+          <w:rFonts w:ascii="Calibri" w:cs="Calibri" w:eastAsia="Calibri" w:hAnsi="Calibri"/>
+          <w:b/>
+          <w:bCs/>
+          <w:color w:val="1A1A1A"/>
+          <w:sz w:val="22"/>
+          <w:szCs w:val="22"/>
+        </w:rPr>
+        <w:t xml:space="preserve">Tu etapa y planificación:</w:t>
+      </w:r>
+      <w:r>
+        <w:rPr>
+          <w:rFonts w:ascii="Calibri" w:cs="Calibri" w:eastAsia="Calibri" w:hAnsi="Calibri"/>
+          <w:color w:val="1A1A1A"/>
+          <w:sz w:val="22"/>
+          <w:szCs w:val="22"/>
+        </w:rPr>
+        <w:t xml:space="preserve"> la tarjeta de la etapa, con la insignia </w:t>
+      </w:r>
+      <w:r>
+        <w:rPr>
+          <w:rFonts w:ascii="Calibri" w:cs="Calibri" w:eastAsia="Calibri" w:hAnsi="Calibri"/>
+          <w:b/>
+          <w:bCs/>
+          <w:color w:val="1A1A1A"/>
+          <w:sz w:val="22"/>
+          <w:szCs w:val="22"/>
+        </w:rPr>
+        <w:t xml:space="preserve">Calibrado</w:t>
+      </w:r>
+      <w:r>
+        <w:rPr>
+          <w:rFonts w:ascii="Calibri" w:cs="Calibri" w:eastAsia="Calibri" w:hAnsi="Calibri"/>
+          <w:color w:val="1A1A1A"/>
+          <w:sz w:val="22"/>
+          <w:szCs w:val="22"/>
+        </w:rPr>
+        <w:t xml:space="preserve"> o </w:t>
+      </w:r>
+      <w:r>
+        <w:rPr>
+          <w:rFonts w:ascii="Calibri" w:cs="Calibri" w:eastAsia="Calibri" w:hAnsi="Calibri"/>
+          <w:b/>
+          <w:bCs/>
+          <w:color w:val="1A1A1A"/>
+          <w:sz w:val="22"/>
+          <w:szCs w:val="22"/>
+        </w:rPr>
+        <w:t xml:space="preserve">Calibrando</w:t>
+      </w:r>
+      <w:r>
+        <w:rPr>
+          <w:rFonts w:ascii="Calibri" w:cs="Calibri" w:eastAsia="Calibri" w:hAnsi="Calibri"/>
+          <w:color w:val="1A1A1A"/>
+          <w:sz w:val="22"/>
+          <w:szCs w:val="22"/>
+        </w:rPr>
+        <w:t xml:space="preserve">, la semana del bloque y hasta cuándo dura, y una tabla con peso, % graso y masa magra con las columnas Inicio, Objetivo y Cambio del bloque; la tarjeta </w:t>
+      </w:r>
+      <w:r>
+        <w:rPr>
+          <w:rFonts w:ascii="Calibri" w:cs="Calibri" w:eastAsia="Calibri" w:hAnsi="Calibri"/>
+          <w:b/>
+          <w:bCs/>
+          <w:color w:val="1A1A1A"/>
+          <w:sz w:val="22"/>
+          <w:szCs w:val="22"/>
+        </w:rPr>
+        <w:t xml:space="preserve">Temporada</w:t>
+      </w:r>
+      <w:r>
+        <w:rPr>
+          <w:rFonts w:ascii="Calibri" w:cs="Calibri" w:eastAsia="Calibri" w:hAnsi="Calibri"/>
+          <w:color w:val="1A1A1A"/>
+          <w:sz w:val="22"/>
+          <w:szCs w:val="22"/>
+        </w:rPr>
+        <w:t xml:space="preserve">, una barra de bloques proporcional al calendario que abre el planificador; y las gráficas de masa libre de grasa y de % graso, estimadas desde tu tendencia de peso, con tus mediciones reales y la proyección.</w:t>
+      </w:r>
+    </w:p>
+    <w:p>
+      <w:pPr>
+        <w:pStyle w:val="ListParagraph"/>
+        <w:numPr>
+          <w:ilvl w:val="0"/>
+          <w:numId w:val="2"/>
+        </w:numPr>
+        <w:spacing w:after="100" w:line="276"/>
+      </w:pPr>
+      <w:r>
+        <w:rPr>
+          <w:rFonts w:ascii="Calibri" w:cs="Calibri" w:eastAsia="Calibri" w:hAnsi="Calibri"/>
+          <w:b/>
+          <w:bCs/>
+          <w:color w:val="1A1A1A"/>
+          <w:sz w:val="22"/>
+          <w:szCs w:val="22"/>
+        </w:rPr>
+        <w:t xml:space="preserve">Detalles e historial:</w:t>
+      </w:r>
+      <w:r>
+        <w:rPr>
+          <w:rFonts w:ascii="Calibri" w:cs="Calibri" w:eastAsia="Calibri" w:hAnsi="Calibri"/>
+          <w:color w:val="1A1A1A"/>
+          <w:sz w:val="22"/>
+          <w:szCs w:val="22"/>
+        </w:rPr>
+        <w:t xml:space="preserve"> De dónde sale tu objetivo, Tu gasto estimado y Decisiones anteriores (ver más abajo).</w:t>
+      </w:r>
+    </w:p>
+    <w:p>
+      <w:pPr>
+        <w:pStyle w:val="ListParagraph"/>
+        <w:numPr>
+          <w:ilvl w:val="0"/>
+          <w:numId w:val="2"/>
+        </w:numPr>
+        <w:spacing w:after="100" w:line="276"/>
+      </w:pPr>
+      <w:r>
+        <w:rPr>
+          <w:rFonts w:ascii="Calibri" w:cs="Calibri" w:eastAsia="Calibri" w:hAnsi="Calibri"/>
+          <w:b/>
+          <w:bCs/>
+          <w:color w:val="1A1A1A"/>
+          <w:sz w:val="22"/>
+          <w:szCs w:val="22"/>
+        </w:rPr>
+        <w:t xml:space="preserve">Índice de gestión:</w:t>
+      </w:r>
+      <w:r>
+        <w:rPr>
+          <w:rFonts w:ascii="Calibri" w:cs="Calibri" w:eastAsia="Calibri" w:hAnsi="Calibri"/>
+          <w:color w:val="1A1A1A"/>
+          <w:sz w:val="22"/>
+          <w:szCs w:val="22"/>
+        </w:rPr>
+        <w:t xml:space="preserve"> Tus datos, Cómo sigues tu pauta, Ajustes de la fase, Vigilante de rendimiento y Tus alimentos. Cuando la revisión semanal tiene una propuesta a la vista, Tus alimentos se abre también desde la propia tarjeta.</w:t>
+      </w:r>
+    </w:p>
+    <w:p>
+      <w:pPr>
+        <w:spacing w:after="160" w:line="276"/>
+      </w:pPr>
+      <w:r>
+        <w:rPr>
+          <w:rFonts w:ascii="Calibri" w:cs="Calibri" w:eastAsia="Calibri" w:hAnsi="Calibri"/>
+          <w:b w:val="0"/>
+          <w:bCs w:val="false"/>
+          <w:color w:val="1A1A1A"/>
+          <w:sz w:val="22"/>
+          <w:szCs w:val="22"/>
+        </w:rPr>
+        <w:t>Las gráficas son interactivas: pellizca para ampliar, arrastra para desplazarte, toca un punto para ver fecha y valor, doble toque para volver a la vista completa. El eje guarda además lo vivido antes de la etapa en curso: al arrastrar hacia atrás aparecen las semanas del bloque anterior, a la misma escala, para que empezar un bloque nuevo no borre de la vista todo lo anterior.</w:t>
       </w:r>
     </w:p>
     <w:p>
@@ -13742,23 +14179,23 @@
           <w:sz w:val="25"/>
           <w:szCs w:val="25"/>
         </w:rPr>
-        <w:t xml:space="preserve">Calibración</w:t>
-      </w:r>
-    </w:p>
-    <w:p>
-      <w:pPr>
-        <w:spacing w:after="160" w:line="276"/>
-      </w:pPr>
-      <w:r>
-        <w:rPr>
-          <w:rFonts w:ascii="Calibri" w:cs="Calibri" w:eastAsia="Calibri" w:hAnsi="Calibri"/>
-          <w:b w:val="false"/>
-          <w:bCs w:val="false"/>
-          <w:color w:val="1A1A1A"/>
-          <w:sz w:val="22"/>
-          <w:szCs w:val="22"/>
-        </w:rPr>
-        <w:t xml:space="preserve">Al empezar una fase la app recoge datos y no propone cambios. Suele durar unas tres semanas, o menos si indicaste que ya llevabas tiempo en la misma fase. Cada cambio de bloque vuelve a calibrar: al pasar de volumen a definición el peso da un salto por agua y glucógeno que no es grasa.</w:t>
+        <w:t xml:space="preserve">Pesarte cada día</w:t>
+      </w:r>
+    </w:p>
+    <w:p>
+      <w:pPr>
+        <w:spacing w:after="160" w:line="276"/>
+      </w:pPr>
+      <w:r>
+        <w:rPr>
+          <w:rFonts w:ascii="Calibri" w:cs="Calibri" w:eastAsia="Calibri" w:hAnsi="Calibri"/>
+          <w:b w:val="false"/>
+          <w:bCs w:val="false"/>
+          <w:color w:val="1A1A1A"/>
+          <w:sz w:val="22"/>
+          <w:szCs w:val="22"/>
+        </w:rPr>
+        <w:t xml:space="preserve">Es tu única tarea diaria. Pésate en ayunas, después de ir al baño, antes de beber y sin ropa. Importa más repetir las condiciones que la hora exacta. Un día concreto sube y baja por agua, sal, glucógeno o el ciclo menstrual; por eso la app mira el peso-tendencia, no el número suelto. Cada día admite un pesaje; si te equivocas, edítalo o bórralo desde la lista. Si un dato se aleja mucho del anterior, la app pide confirmación.</w:t>
       </w:r>
     </w:p>
     <w:p>
@@ -13775,450 +14212,41 @@
           <w:sz w:val="25"/>
           <w:szCs w:val="25"/>
         </w:rPr>
-        <w:t xml:space="preserve">La tarjeta semanal</w:t>
-      </w:r>
-    </w:p>
-    <w:p>
-      <w:pPr>
-        <w:spacing w:after="160" w:line="276"/>
-      </w:pPr>
-      <w:r>
-        <w:rPr>
-          <w:rFonts w:ascii="Calibri" w:cs="Calibri" w:eastAsia="Calibri" w:hAnsi="Calibri"/>
-          <w:b w:val="false"/>
-          <w:bCs w:val="false"/>
-          <w:color w:val="1A1A1A"/>
-          <w:sz w:val="22"/>
-          <w:szCs w:val="22"/>
-        </w:rPr>
-        <w:t xml:space="preserve">Es el único sitio donde la app propone ajustes. Aparece una vez por semana y puede decir:</w:t>
-      </w:r>
-    </w:p>
-    <w:p>
-      <w:pPr>
-        <w:pStyle w:val="ListParagraph"/>
-        <w:numPr>
-          <w:ilvl w:val="0"/>
-          <w:numId w:val="2"/>
-        </w:numPr>
-        <w:spacing w:after="100" w:line="276"/>
-      </w:pPr>
-      <w:r>
-        <w:rPr>
-          <w:rFonts w:ascii="Calibri" w:cs="Calibri" w:eastAsia="Calibri" w:hAnsi="Calibri"/>
-          <w:b/>
-          <w:bCs/>
-          <w:color w:val="1A1A1A"/>
-          <w:sz w:val="22"/>
-          <w:szCs w:val="22"/>
-        </w:rPr>
-        <w:t xml:space="preserve">Todo en orden:</w:t>
-      </w:r>
-      <w:r>
-        <w:rPr>
-          <w:rFonts w:ascii="Calibri" w:cs="Calibri" w:eastAsia="Calibri" w:hAnsi="Calibri"/>
-          <w:b w:val="false"/>
-          <w:bCs w:val="false"/>
-          <w:color w:val="1A1A1A"/>
-          <w:sz w:val="22"/>
-          <w:szCs w:val="22"/>
-        </w:rPr>
-        <w:t xml:space="preserve"> tu ritmo está dentro del corredor objetivo. No cambies nada.</w:t>
-      </w:r>
-    </w:p>
-    <w:p>
-      <w:pPr>
-        <w:pStyle w:val="ListParagraph"/>
-        <w:numPr>
-          <w:ilvl w:val="0"/>
-          <w:numId w:val="2"/>
-        </w:numPr>
-        <w:spacing w:after="100" w:line="276"/>
-      </w:pPr>
-      <w:r>
-        <w:rPr>
-          <w:rFonts w:ascii="Calibri" w:cs="Calibri" w:eastAsia="Calibri" w:hAnsi="Calibri"/>
-          <w:b/>
-          <w:bCs/>
-          <w:color w:val="1A1A1A"/>
-          <w:sz w:val="22"/>
-          <w:szCs w:val="22"/>
-        </w:rPr>
-        <w:t xml:space="preserve">Ajuste a la baja:</w:t>
-      </w:r>
-      <w:r>
-        <w:rPr>
-          <w:rFonts w:ascii="Calibri" w:cs="Calibri" w:eastAsia="Calibri" w:hAnsi="Calibri"/>
-          <w:b w:val="false"/>
-          <w:bCs w:val="false"/>
-          <w:color w:val="1A1A1A"/>
-          <w:sz w:val="22"/>
-          <w:szCs w:val="22"/>
-        </w:rPr>
-        <w:t xml:space="preserve"> las kcal diarias a recortar y varias vías para llegar a ese número: </w:t>
-      </w:r>
-      <w:r>
-        <w:rPr>
-          <w:rFonts w:ascii="Calibri" w:cs="Calibri" w:eastAsia="Calibri" w:hAnsi="Calibri"/>
-          <w:b/>
-          <w:bCs/>
-          <w:color w:val="1A1A1A"/>
-          <w:sz w:val="22"/>
-          <w:szCs w:val="22"/>
-        </w:rPr>
-        <w:t xml:space="preserve">Muévete más</w:t>
-      </w:r>
-      <w:r>
-        <w:rPr>
-          <w:rFonts w:ascii="Calibri" w:cs="Calibri" w:eastAsia="Calibri" w:hAnsi="Calibri"/>
-          <w:b w:val="false"/>
-          <w:bCs w:val="false"/>
-          <w:color w:val="1A1A1A"/>
-          <w:sz w:val="22"/>
-          <w:szCs w:val="22"/>
-        </w:rPr>
-        <w:t xml:space="preserve"> (pasos diarios calculados con tus datos; la mejor vía siempre que puedas asumirla), dieta (reducir carbohidratos, o carbohidratos y grasas, con ejemplos de tus alimentos o de los básicos de la app; la proteína no se reduce), </w:t>
-      </w:r>
-      <w:r>
-        <w:rPr>
-          <w:rFonts w:ascii="Calibri" w:cs="Calibri" w:eastAsia="Calibri" w:hAnsi="Calibri"/>
-          <w:b/>
-          <w:bCs/>
-          <w:color w:val="1A1A1A"/>
-          <w:sz w:val="22"/>
-          <w:szCs w:val="22"/>
-        </w:rPr>
-        <w:t xml:space="preserve">Actividad y dieta</w:t>
-      </w:r>
-      <w:r>
-        <w:rPr>
-          <w:rFonts w:ascii="Calibri" w:cs="Calibri" w:eastAsia="Calibri" w:hAnsi="Calibri"/>
-          <w:b w:val="false"/>
-          <w:bCs w:val="false"/>
-          <w:color w:val="1A1A1A"/>
-          <w:sz w:val="22"/>
-          <w:szCs w:val="22"/>
-        </w:rPr>
-        <w:t xml:space="preserve"> (mitad y mitad) y </w:t>
-      </w:r>
-      <w:r>
-        <w:rPr>
-          <w:rFonts w:ascii="Calibri" w:cs="Calibri" w:eastAsia="Calibri" w:hAnsi="Calibri"/>
-          <w:b/>
-          <w:bCs/>
-          <w:color w:val="1A1A1A"/>
-          <w:sz w:val="22"/>
-          <w:szCs w:val="22"/>
-        </w:rPr>
-        <w:t xml:space="preserve">A tu medida</w:t>
-      </w:r>
-      <w:r>
-        <w:rPr>
-          <w:rFonts w:ascii="Calibri" w:cs="Calibri" w:eastAsia="Calibri" w:hAnsi="Calibri"/>
-          <w:b w:val="false"/>
-          <w:bCs w:val="false"/>
-          <w:color w:val="1A1A1A"/>
-          <w:sz w:val="22"/>
-          <w:szCs w:val="22"/>
-        </w:rPr>
-        <w:t xml:space="preserve"> (elige uno o dos alimentos y reparte las kcal entre ellos; si quieres, cubre una parte caminando). Cuando la fase ya acumula muchos pasos recomendados, solo queda la dieta.</w:t>
-      </w:r>
-    </w:p>
-    <w:p>
-      <w:pPr>
-        <w:pStyle w:val="ListParagraph"/>
-        <w:numPr>
-          <w:ilvl w:val="0"/>
-          <w:numId w:val="2"/>
-        </w:numPr>
-        <w:spacing w:after="100" w:line="276"/>
-      </w:pPr>
-      <w:r>
-        <w:rPr>
-          <w:rFonts w:ascii="Calibri" w:cs="Calibri" w:eastAsia="Calibri" w:hAnsi="Calibri"/>
-          <w:b w:val="false"/>
-          <w:bCs w:val="false"/>
-          <w:color w:val="1A1A1A"/>
-          <w:sz w:val="22"/>
-          <w:szCs w:val="22"/>
-        </w:rPr>
-        <w:t xml:space="preserve">La vía de solo actividad tiene techo: se ofrece mientras la jornada que saldría —lo que ya caminas más lo que se pediría— no pase de tu </w:t>
-      </w:r>
-      <w:r>
-        <w:rPr>
-          <w:rFonts w:ascii="Calibri" w:cs="Calibri" w:eastAsia="Calibri" w:hAnsi="Calibri"/>
-          <w:b/>
-          <w:bCs/>
-          <w:color w:val="1A1A1A"/>
-          <w:sz w:val="22"/>
-          <w:szCs w:val="22"/>
-        </w:rPr>
-        <w:t xml:space="preserve">límite de pasos al día</w:t>
-      </w:r>
-      <w:r>
-        <w:rPr>
-          <w:rFonts w:ascii="Calibri" w:cs="Calibri" w:eastAsia="Calibri" w:hAnsi="Calibri"/>
-          <w:b w:val="false"/>
-          <w:bCs w:val="false"/>
-          <w:color w:val="1A1A1A"/>
-          <w:sz w:val="22"/>
-          <w:szCs w:val="22"/>
-        </w:rPr>
-        <w:t xml:space="preserve">, que eliges tú en Tus datos y cuenta desde la siguiente tarjeta. Si no cabe, la tarjeta ofrece la dieta o la mezcla de las dos, y el enlace </w:t>
-      </w:r>
-      <w:r>
-        <w:rPr>
-          <w:rFonts w:ascii="Calibri" w:cs="Calibri" w:eastAsia="Calibri" w:hAnsi="Calibri"/>
-          <w:b/>
-          <w:bCs/>
-          <w:color w:val="1A1A1A"/>
-          <w:sz w:val="22"/>
-          <w:szCs w:val="22"/>
-        </w:rPr>
-        <w:t xml:space="preserve">Cambiar límite de pasos</w:t>
-      </w:r>
-      <w:r>
-        <w:rPr>
-          <w:rFonts w:ascii="Calibri" w:cs="Calibri" w:eastAsia="Calibri" w:hAnsi="Calibri"/>
-          <w:b w:val="false"/>
-          <w:bCs w:val="false"/>
-          <w:color w:val="1A1A1A"/>
-          <w:sz w:val="22"/>
-          <w:szCs w:val="22"/>
-        </w:rPr>
-        <w:t xml:space="preserve"> te lleva a ajustarlo. Sin reloj conectado la app supone una jornada normal, para no pedirte pasos de más.</w:t>
-      </w:r>
-    </w:p>
-    <w:p>
-      <w:pPr>
-        <w:pStyle w:val="ListParagraph"/>
-        <w:numPr>
-          <w:ilvl w:val="0"/>
-          <w:numId w:val="2"/>
-        </w:numPr>
-        <w:spacing w:after="100" w:line="276"/>
-      </w:pPr>
-      <w:r>
-        <w:rPr>
-          <w:rFonts w:ascii="Calibri" w:cs="Calibri" w:eastAsia="Calibri" w:hAnsi="Calibri"/>
-          <w:b/>
-          <w:bCs/>
-          <w:color w:val="1A1A1A"/>
-          <w:sz w:val="22"/>
-          <w:szCs w:val="22"/>
-        </w:rPr>
-        <w:t xml:space="preserve">Ajuste al alza:</w:t>
-      </w:r>
-      <w:r>
-        <w:rPr>
-          <w:rFonts w:ascii="Calibri" w:cs="Calibri" w:eastAsia="Calibri" w:hAnsi="Calibri"/>
-          <w:b w:val="false"/>
-          <w:bCs w:val="false"/>
-          <w:color w:val="1A1A1A"/>
-          <w:sz w:val="22"/>
-          <w:szCs w:val="22"/>
-        </w:rPr>
-        <w:t xml:space="preserve"> subir calorías, priorizando carbohidratos. Nunca se propone reducir actividad.</w:t>
-      </w:r>
-    </w:p>
-    <w:p>
-      <w:pPr>
-        <w:pStyle w:val="ListParagraph"/>
-        <w:numPr>
-          <w:ilvl w:val="0"/>
-          <w:numId w:val="2"/>
-        </w:numPr>
-        <w:spacing w:after="100" w:line="276"/>
-      </w:pPr>
-      <w:r>
-        <w:rPr>
-          <w:rFonts w:ascii="Calibri" w:cs="Calibri" w:eastAsia="Calibri" w:hAnsi="Calibri"/>
-          <w:b/>
-          <w:bCs/>
-          <w:color w:val="1A1A1A"/>
-          <w:sz w:val="22"/>
-          <w:szCs w:val="22"/>
-        </w:rPr>
-        <w:t xml:space="preserve">Refeed y descarga:</w:t>
-      </w:r>
-      <w:r>
-        <w:rPr>
-          <w:rFonts w:ascii="Calibri" w:cs="Calibri" w:eastAsia="Calibri" w:hAnsi="Calibri"/>
-          <w:b w:val="false"/>
-          <w:bCs w:val="false"/>
-          <w:color w:val="1A1A1A"/>
-          <w:sz w:val="22"/>
-          <w:szCs w:val="22"/>
-        </w:rPr>
-        <w:t xml:space="preserve"> tras un déficit largo, dos días con más carbohidratos coordinados con una descarga de entrenamiento. La tarjeta indica las fechas del refeed, hasta qué día los pesajes no mueven la tendencia y si está en curso o completado.</w:t>
-      </w:r>
-    </w:p>
-    <w:p>
-      <w:pPr>
-        <w:pStyle w:val="ListParagraph"/>
-        <w:numPr>
-          <w:ilvl w:val="0"/>
-          <w:numId w:val="2"/>
-        </w:numPr>
-        <w:spacing w:after="100" w:line="276"/>
-      </w:pPr>
-      <w:r>
-        <w:rPr>
-          <w:rFonts w:ascii="Calibri" w:cs="Calibri" w:eastAsia="Calibri" w:hAnsi="Calibri"/>
-          <w:b/>
-          <w:bCs/>
-          <w:color w:val="1A1A1A"/>
-          <w:sz w:val="22"/>
-          <w:szCs w:val="22"/>
-        </w:rPr>
-        <w:t xml:space="preserve">Protegemos el estímulo:</w:t>
-      </w:r>
-      <w:r>
-        <w:rPr>
-          <w:rFonts w:ascii="Calibri" w:cs="Calibri" w:eastAsia="Calibri" w:hAnsi="Calibri"/>
-          <w:b w:val="false"/>
-          <w:bCs w:val="false"/>
-          <w:color w:val="1A1A1A"/>
-          <w:sz w:val="22"/>
-          <w:szCs w:val="22"/>
-        </w:rPr>
-        <w:t xml:space="preserve"> recorte de volumen de entrenamiento (ver coordinación).</w:t>
-      </w:r>
-    </w:p>
-    <w:p>
-      <w:pPr>
-        <w:pStyle w:val="ListParagraph"/>
-        <w:numPr>
-          <w:ilvl w:val="0"/>
-          <w:numId w:val="2"/>
-        </w:numPr>
-        <w:spacing w:after="100" w:line="276"/>
-      </w:pPr>
-      <w:r>
-        <w:rPr>
-          <w:rFonts w:ascii="Calibri" w:cs="Calibri" w:eastAsia="Calibri" w:hAnsi="Calibri"/>
-          <w:b/>
-          <w:bCs/>
-          <w:color w:val="1A1A1A"/>
-          <w:sz w:val="22"/>
-          <w:szCs w:val="22"/>
-        </w:rPr>
-        <w:t xml:space="preserve">Objetivo ajustado con seguridad</w:t>
-      </w:r>
-      <w:r>
-        <w:rPr>
-          <w:rFonts w:ascii="Calibri" w:cs="Calibri" w:eastAsia="Calibri" w:hAnsi="Calibri"/>
-          <w:b w:val="false"/>
-          <w:bCs w:val="false"/>
-          <w:color w:val="1A1A1A"/>
-          <w:sz w:val="22"/>
-          <w:szCs w:val="22"/>
-        </w:rPr>
-        <w:t xml:space="preserve"> o </w:t>
-      </w:r>
-      <w:r>
-        <w:rPr>
-          <w:rFonts w:ascii="Calibri" w:cs="Calibri" w:eastAsia="Calibri" w:hAnsi="Calibri"/>
-          <w:b/>
-          <w:bCs/>
-          <w:color w:val="1A1A1A"/>
-          <w:sz w:val="22"/>
-          <w:szCs w:val="22"/>
-        </w:rPr>
-        <w:t xml:space="preserve">Esta fase se ha acabado:</w:t>
-      </w:r>
-      <w:r>
-        <w:rPr>
-          <w:rFonts w:ascii="Calibri" w:cs="Calibri" w:eastAsia="Calibri" w:hAnsi="Calibri"/>
-          <w:b w:val="false"/>
-          <w:bCs w:val="false"/>
-          <w:color w:val="1A1A1A"/>
-          <w:sz w:val="22"/>
-          <w:szCs w:val="22"/>
-        </w:rPr>
-        <w:t xml:space="preserve"> el lazo ha llegado a su tope de seguridad. La app propone configurar la siguiente fase.</w:t>
-      </w:r>
-    </w:p>
-    <w:p>
-      <w:pPr>
-        <w:spacing w:after="160" w:line="276"/>
-      </w:pPr>
-      <w:r>
-        <w:rPr>
-          <w:rFonts w:ascii="Calibri" w:cs="Calibri" w:eastAsia="Calibri" w:hAnsi="Calibri"/>
-          <w:b w:val="false"/>
-          <w:bCs w:val="false"/>
-          <w:color w:val="1A1A1A"/>
-          <w:sz w:val="22"/>
-          <w:szCs w:val="22"/>
-        </w:rPr>
-        <w:t xml:space="preserve">La tarjeta se cierra con </w:t>
-      </w:r>
-      <w:r>
-        <w:rPr>
-          <w:rFonts w:ascii="Calibri" w:cs="Calibri" w:eastAsia="Calibri" w:hAnsi="Calibri"/>
-          <w:b/>
-          <w:bCs/>
-          <w:color w:val="1A1A1A"/>
-          <w:sz w:val="22"/>
-          <w:szCs w:val="22"/>
-        </w:rPr>
-        <w:t xml:space="preserve">Aplicar</w:t>
-      </w:r>
-      <w:r>
-        <w:rPr>
-          <w:rFonts w:ascii="Calibri" w:cs="Calibri" w:eastAsia="Calibri" w:hAnsi="Calibri"/>
-          <w:b w:val="false"/>
-          <w:bCs w:val="false"/>
-          <w:color w:val="1A1A1A"/>
-          <w:sz w:val="22"/>
-          <w:szCs w:val="22"/>
-        </w:rPr>
-        <w:t xml:space="preserve"> o </w:t>
-      </w:r>
-      <w:r>
-        <w:rPr>
-          <w:rFonts w:ascii="Calibri" w:cs="Calibri" w:eastAsia="Calibri" w:hAnsi="Calibri"/>
-          <w:b/>
-          <w:bCs/>
-          <w:color w:val="1A1A1A"/>
-          <w:sz w:val="22"/>
-          <w:szCs w:val="22"/>
-        </w:rPr>
-        <w:t xml:space="preserve">Posponer</w:t>
-      </w:r>
-      <w:r>
-        <w:rPr>
-          <w:rFonts w:ascii="Calibri" w:cs="Calibri" w:eastAsia="Calibri" w:hAnsi="Calibri"/>
-          <w:b w:val="false"/>
-          <w:bCs w:val="false"/>
-          <w:color w:val="1A1A1A"/>
-          <w:sz w:val="22"/>
-          <w:szCs w:val="22"/>
-        </w:rPr>
-        <w:t xml:space="preserve">. Aplicar no se puntúa ni cambia el ajuste: solo indica que la decisión está tomada. Elige una sola opción, mantenla cada día hasta la próxima tarjeta y recuerda que la cifra es un ajuste respecto a tu ingesta media de la semana anterior con el mismo entrenamiento y actividad, no una ingesta objetivo. Si no hay señal limpia (pocos pesajes o ventana de agua), la evaluación se pospone y la tarjeta lo dice. Al pie de la tarjeta, el botón </w:t>
-      </w:r>
-      <w:r>
-        <w:rPr>
-          <w:rFonts w:ascii="Calibri" w:cs="Calibri" w:eastAsia="Calibri" w:hAnsi="Calibri"/>
-          <w:b/>
-          <w:bCs/>
-          <w:color w:val="1A1A1A"/>
-          <w:sz w:val="22"/>
-          <w:szCs w:val="22"/>
-        </w:rPr>
-        <w:t xml:space="preserve">Tus alimentos</w:t>
-      </w:r>
-      <w:r>
-        <w:rPr>
-          <w:rFonts w:ascii="Calibri" w:cs="Calibri" w:eastAsia="Calibri" w:hAnsi="Calibri"/>
-          <w:b w:val="false"/>
-          <w:bCs w:val="false"/>
-          <w:color w:val="1A1A1A"/>
-          <w:sz w:val="22"/>
-          <w:szCs w:val="22"/>
-        </w:rPr>
-        <w:t xml:space="preserve"> abre tu biblioteca, que es con la que se expresan los gramos del ajuste.</w:t>
+        <w:t xml:space="preserve">Calibración</w:t>
+      </w:r>
+    </w:p>
+    <w:p>
+      <w:pPr>
+        <w:spacing w:after="160" w:line="276"/>
+      </w:pPr>
+      <w:r>
+        <w:rPr>
+          <w:rFonts w:ascii="Calibri" w:cs="Calibri" w:eastAsia="Calibri" w:hAnsi="Calibri"/>
+          <w:color w:val="1A1A1A"/>
+          <w:sz w:val="22"/>
+          <w:szCs w:val="22"/>
+        </w:rPr>
+        <w:t xml:space="preserve">Al empezar una fase la app recoge datos y no propone cambios hasta que tu tendencia de peso es fiable; es más corto si indicaste que ya llevabas tiempo en la misma fase. Mientras tanto, la revisión semanal muestra </w:t>
+      </w:r>
+      <w:r>
+        <w:rPr>
+          <w:rFonts w:ascii="Calibri" w:cs="Calibri" w:eastAsia="Calibri" w:hAnsi="Calibri"/>
+          <w:b/>
+          <w:bCs/>
+          <w:color w:val="1A1A1A"/>
+          <w:sz w:val="22"/>
+          <w:szCs w:val="22"/>
+        </w:rPr>
+        <w:t xml:space="preserve">Esperando datos</w:t>
+      </w:r>
+      <w:r>
+        <w:rPr>
+          <w:rFonts w:ascii="Calibri" w:cs="Calibri" w:eastAsia="Calibri" w:hAnsi="Calibri"/>
+          <w:color w:val="1A1A1A"/>
+          <w:sz w:val="22"/>
+          <w:szCs w:val="22"/>
+        </w:rPr>
+        <w:t xml:space="preserve">, con la fecha estimada de la primera revisión cuando ya se conoce. Cada cambio de bloque vuelve a calibrar: al pasar de volumen a definición el peso da un salto por agua y glucógeno que no es grasa.</w:t>
       </w:r>
     </w:p>
     <w:p>
@@ -14235,165 +14263,611 @@
           <w:sz w:val="25"/>
           <w:szCs w:val="25"/>
         </w:rPr>
-        <w:t xml:space="preserve">Energía diaria</w:t>
-      </w:r>
-    </w:p>
-    <w:p>
-      <w:pPr>
-        <w:spacing w:after="160" w:line="276"/>
-      </w:pPr>
-      <w:r>
-        <w:rPr>
-          <w:rFonts w:ascii="Calibri" w:cs="Calibri" w:eastAsia="Calibri" w:hAnsi="Calibri"/>
-          <w:b w:val="false"/>
-          <w:bCs w:val="false"/>
-          <w:color w:val="1A1A1A"/>
-          <w:sz w:val="22"/>
-          <w:szCs w:val="22"/>
-        </w:rPr>
-        <w:t xml:space="preserve">Tarjeta bajo el estado de la fase con dos cifras: el </w:t>
-      </w:r>
-      <w:r>
-        <w:rPr>
-          <w:rFonts w:ascii="Calibri" w:cs="Calibri" w:eastAsia="Calibri" w:hAnsi="Calibri"/>
-          <w:b/>
-          <w:bCs/>
-          <w:color w:val="1A1A1A"/>
-          <w:sz w:val="22"/>
-          <w:szCs w:val="22"/>
-        </w:rPr>
-        <w:t xml:space="preserve">gasto teórico</w:t>
-      </w:r>
-      <w:r>
-        <w:rPr>
-          <w:rFonts w:ascii="Calibri" w:cs="Calibri" w:eastAsia="Calibri" w:hAnsi="Calibri"/>
-          <w:b w:val="false"/>
-          <w:bCs w:val="false"/>
-          <w:color w:val="1A1A1A"/>
-          <w:sz w:val="22"/>
-          <w:szCs w:val="22"/>
-        </w:rPr>
-        <w:t xml:space="preserve">, lo que gastas al día, y la ingesta </w:t>
-      </w:r>
-      <w:r>
-        <w:rPr>
-          <w:rFonts w:ascii="Calibri" w:cs="Calibri" w:eastAsia="Calibri" w:hAnsi="Calibri"/>
-          <w:b/>
-          <w:bCs/>
-          <w:color w:val="1A1A1A"/>
-          <w:sz w:val="22"/>
-          <w:szCs w:val="22"/>
-        </w:rPr>
-        <w:t xml:space="preserve">ajustada a tu fase</w:t>
-      </w:r>
-      <w:r>
-        <w:rPr>
-          <w:rFonts w:ascii="Calibri" w:cs="Calibri" w:eastAsia="Calibri" w:hAnsi="Calibri"/>
-          <w:b w:val="false"/>
-          <w:bCs w:val="false"/>
-          <w:color w:val="1A1A1A"/>
-          <w:sz w:val="22"/>
-          <w:szCs w:val="22"/>
-        </w:rPr>
-        <w:t xml:space="preserve">: lo que comer para perder o ganar al ritmo previsto, o para mantener tu peso en normocalórica. Con la fase calibrada aparece además el gasto </w:t>
-      </w:r>
-      <w:r>
-        <w:rPr>
-          <w:rFonts w:ascii="Calibri" w:cs="Calibri" w:eastAsia="Calibri" w:hAnsi="Calibri"/>
-          <w:b/>
-          <w:bCs/>
-          <w:color w:val="1A1A1A"/>
-          <w:sz w:val="22"/>
-          <w:szCs w:val="22"/>
-        </w:rPr>
-        <w:t xml:space="preserve">según cómo evoluciona tu peso</w:t>
-      </w:r>
-      <w:r>
-        <w:rPr>
-          <w:rFonts w:ascii="Calibri" w:cs="Calibri" w:eastAsia="Calibri" w:hAnsi="Calibri"/>
-          <w:b w:val="false"/>
-          <w:bCs w:val="false"/>
-          <w:color w:val="1A1A1A"/>
-          <w:sz w:val="22"/>
-          <w:szCs w:val="22"/>
-        </w:rPr>
-        <w:t xml:space="preserve">: si comes lo que marca tu fase, es lo que tu báscula dice que gastas.</w:t>
-      </w:r>
-    </w:p>
-    <w:p>
-      <w:pPr>
-        <w:spacing w:after="160" w:line="276"/>
-      </w:pPr>
-      <w:r>
-        <w:rPr>
-          <w:rFonts w:ascii="Calibri" w:cs="Calibri" w:eastAsia="Calibri" w:hAnsi="Calibri"/>
-          <w:b w:val="false"/>
-          <w:bCs w:val="false"/>
-          <w:color w:val="1A1A1A"/>
-          <w:sz w:val="22"/>
-          <w:szCs w:val="22"/>
-        </w:rPr>
-        <w:t xml:space="preserve">El desplegable </w:t>
-      </w:r>
-      <w:r>
-        <w:rPr>
-          <w:rFonts w:ascii="Calibri" w:cs="Calibri" w:eastAsia="Calibri" w:hAnsi="Calibri"/>
-          <w:b/>
-          <w:bCs/>
-          <w:color w:val="1A1A1A"/>
-          <w:sz w:val="22"/>
-          <w:szCs w:val="22"/>
-        </w:rPr>
-        <w:t xml:space="preserve">De dónde sale</w:t>
-      </w:r>
-      <w:r>
-        <w:rPr>
-          <w:rFonts w:ascii="Calibri" w:cs="Calibri" w:eastAsia="Calibri" w:hAnsi="Calibri"/>
-          <w:b w:val="false"/>
-          <w:bCs w:val="false"/>
-          <w:color w:val="1A1A1A"/>
-          <w:sz w:val="22"/>
-          <w:szCs w:val="22"/>
-        </w:rPr>
-        <w:t xml:space="preserve"> suma lo que gasta tu cuerpo en reposo, tu día a día según tu trabajo, tus pasos, tus entrenos de fuerza y de cardio, y la digestión. Los entrenos se reparten por igual entre todos los días, así que comes lo mismo entrenes o no. Ahí mismo puedes contestar </w:t>
-      </w:r>
-      <w:r>
-        <w:rPr>
-          <w:rFonts w:ascii="Calibri" w:cs="Calibri" w:eastAsia="Calibri" w:hAnsi="Calibri"/>
-          <w:b/>
-          <w:bCs/>
-          <w:color w:val="1A1A1A"/>
-          <w:sz w:val="22"/>
-          <w:szCs w:val="22"/>
-        </w:rPr>
-        <w:t xml:space="preserve">¿Cómo es tu trabajo?</w:t>
-      </w:r>
-      <w:r>
-        <w:rPr>
-          <w:rFonts w:ascii="Calibri" w:cs="Calibri" w:eastAsia="Calibri" w:hAnsi="Calibri"/>
-          <w:b w:val="false"/>
-          <w:bCs w:val="false"/>
-          <w:color w:val="1A1A1A"/>
-          <w:sz w:val="22"/>
-          <w:szCs w:val="22"/>
-        </w:rPr>
-        <w:t xml:space="preserve"> (sentado, de pie o físico), que también está en el asistente y en Tus datos. Con el reloj conectado los pasos son los tuyos; sin él, la app supone una jornada normal.</w:t>
-      </w:r>
-    </w:p>
-    <w:p>
-      <w:pPr>
-        <w:spacing w:after="160" w:line="276"/>
-      </w:pPr>
-      <w:r>
-        <w:rPr>
-          <w:rFonts w:ascii="Calibri" w:cs="Calibri" w:eastAsia="Calibri" w:hAnsi="Calibri"/>
-          <w:b w:val="false"/>
-          <w:bCs w:val="false"/>
-          <w:color w:val="1A1A1A"/>
-          <w:sz w:val="22"/>
-          <w:szCs w:val="22"/>
-        </w:rPr>
-        <w:t xml:space="preserve">Es una referencia para quien quiere pesar y medir lo que come. La báscula manda: si tu peso no va como está previsto, la tarjeta semanal lo corrige, y la cifra incluye los ajustes semanales que te has llevado al plato. Nunca te propone comer menos de lo que tu cuerpo gasta en reposo.</w:t>
+        <w:t xml:space="preserve">La revisión semanal</w:t>
+      </w:r>
+    </w:p>
+    <w:p>
+      <w:pPr>
+        <w:spacing w:after="160" w:line="276"/>
+      </w:pPr>
+      <w:r>
+        <w:rPr>
+          <w:rFonts w:ascii="Calibri" w:cs="Calibri" w:eastAsia="Calibri" w:hAnsi="Calibri"/>
+          <w:color w:val="1A1A1A"/>
+          <w:sz w:val="22"/>
+          <w:szCs w:val="22"/>
+        </w:rPr>
+        <w:t xml:space="preserve">Es el único sitio donde la app propone ajustes. Llega una vez por semana y lo que trae es una propuesta: tu pauta no cambia hasta que la aceptas. Puede decir:</w:t>
+      </w:r>
+    </w:p>
+    <w:p>
+      <w:pPr>
+        <w:pStyle w:val="ListParagraph"/>
+        <w:numPr>
+          <w:ilvl w:val="0"/>
+          <w:numId w:val="2"/>
+        </w:numPr>
+        <w:spacing w:after="100" w:line="276"/>
+      </w:pPr>
+      <w:r>
+        <w:rPr>
+          <w:rFonts w:ascii="Calibri" w:cs="Calibri" w:eastAsia="Calibri" w:hAnsi="Calibri"/>
+          <w:b/>
+          <w:bCs/>
+          <w:color w:val="1A1A1A"/>
+          <w:sz w:val="22"/>
+          <w:szCs w:val="22"/>
+        </w:rPr>
+        <w:t xml:space="preserve">Mantener:</w:t>
+      </w:r>
+      <w:r>
+        <w:rPr>
+          <w:rFonts w:ascii="Calibri" w:cs="Calibri" w:eastAsia="Calibri" w:hAnsi="Calibri"/>
+          <w:color w:val="1A1A1A"/>
+          <w:sz w:val="22"/>
+          <w:szCs w:val="22"/>
+        </w:rPr>
+        <w:t xml:space="preserve"> tu ritmo va según lo previsto. No cambies nada; tu objetivo sigue igual.</w:t>
+      </w:r>
+    </w:p>
+    <w:p>
+      <w:pPr>
+        <w:pStyle w:val="ListParagraph"/>
+        <w:numPr>
+          <w:ilvl w:val="0"/>
+          <w:numId w:val="2"/>
+        </w:numPr>
+        <w:spacing w:after="100" w:line="276"/>
+      </w:pPr>
+      <w:r>
+        <w:rPr>
+          <w:rFonts w:ascii="Calibri" w:cs="Calibri" w:eastAsia="Calibri" w:hAnsi="Calibri"/>
+          <w:b/>
+          <w:bCs/>
+          <w:color w:val="1A1A1A"/>
+          <w:sz w:val="22"/>
+          <w:szCs w:val="22"/>
+        </w:rPr>
+        <w:t xml:space="preserve">Ajuste a la baja:</w:t>
+      </w:r>
+      <w:r>
+        <w:rPr>
+          <w:rFonts w:ascii="Calibri" w:cs="Calibri" w:eastAsia="Calibri" w:hAnsi="Calibri"/>
+          <w:b w:val="false"/>
+          <w:bCs w:val="false"/>
+          <w:color w:val="1A1A1A"/>
+          <w:sz w:val="22"/>
+          <w:szCs w:val="22"/>
+        </w:rPr>
+        <w:t xml:space="preserve"> las kcal diarias a recortar y varias vías para llegar a ese número: </w:t>
+      </w:r>
+      <w:r>
+        <w:rPr>
+          <w:rFonts w:ascii="Calibri" w:cs="Calibri" w:eastAsia="Calibri" w:hAnsi="Calibri"/>
+          <w:b/>
+          <w:bCs/>
+          <w:color w:val="1A1A1A"/>
+          <w:sz w:val="22"/>
+          <w:szCs w:val="22"/>
+        </w:rPr>
+        <w:t xml:space="preserve">Muévete más</w:t>
+      </w:r>
+      <w:r>
+        <w:rPr>
+          <w:rFonts w:ascii="Calibri" w:cs="Calibri" w:eastAsia="Calibri" w:hAnsi="Calibri"/>
+          <w:b w:val="false"/>
+          <w:bCs w:val="false"/>
+          <w:color w:val="1A1A1A"/>
+          <w:sz w:val="22"/>
+          <w:szCs w:val="22"/>
+        </w:rPr>
+        <w:t xml:space="preserve"> (pasos diarios calculados con tus datos; la mejor vía siempre que puedas asumirla), dieta (reducir carbohidratos, o carbohidratos y grasas, con ejemplos de tus alimentos o de los básicos de la app; la proteína no se reduce), </w:t>
+      </w:r>
+      <w:r>
+        <w:rPr>
+          <w:rFonts w:ascii="Calibri" w:cs="Calibri" w:eastAsia="Calibri" w:hAnsi="Calibri"/>
+          <w:b/>
+          <w:bCs/>
+          <w:color w:val="1A1A1A"/>
+          <w:sz w:val="22"/>
+          <w:szCs w:val="22"/>
+        </w:rPr>
+        <w:t xml:space="preserve">Actividad y dieta</w:t>
+      </w:r>
+      <w:r>
+        <w:rPr>
+          <w:rFonts w:ascii="Calibri" w:cs="Calibri" w:eastAsia="Calibri" w:hAnsi="Calibri"/>
+          <w:b w:val="false"/>
+          <w:bCs w:val="false"/>
+          <w:color w:val="1A1A1A"/>
+          <w:sz w:val="22"/>
+          <w:szCs w:val="22"/>
+        </w:rPr>
+        <w:t xml:space="preserve"> (mitad y mitad) y </w:t>
+      </w:r>
+      <w:r>
+        <w:rPr>
+          <w:rFonts w:ascii="Calibri" w:cs="Calibri" w:eastAsia="Calibri" w:hAnsi="Calibri"/>
+          <w:b/>
+          <w:bCs/>
+          <w:color w:val="1A1A1A"/>
+          <w:sz w:val="22"/>
+          <w:szCs w:val="22"/>
+        </w:rPr>
+        <w:t xml:space="preserve">A tu medida</w:t>
+      </w:r>
+      <w:r>
+        <w:rPr>
+          <w:rFonts w:ascii="Calibri" w:cs="Calibri" w:eastAsia="Calibri" w:hAnsi="Calibri"/>
+          <w:b w:val="false"/>
+          <w:bCs w:val="false"/>
+          <w:color w:val="1A1A1A"/>
+          <w:sz w:val="22"/>
+          <w:szCs w:val="22"/>
+        </w:rPr>
+        <w:t xml:space="preserve"> (elige uno o dos alimentos y reparte las kcal entre ellos; si quieres, cubre una parte caminando). Cuando la fase ya acumula muchos pasos recomendados, solo queda la dieta.</w:t>
+      </w:r>
+    </w:p>
+    <w:p>
+      <w:pPr>
+        <w:pStyle w:val="ListParagraph"/>
+        <w:numPr>
+          <w:ilvl w:val="0"/>
+          <w:numId w:val="2"/>
+        </w:numPr>
+        <w:spacing w:after="100" w:line="276"/>
+      </w:pPr>
+      <w:r>
+        <w:rPr>
+          <w:rFonts w:ascii="Calibri" w:cs="Calibri" w:eastAsia="Calibri" w:hAnsi="Calibri"/>
+          <w:b w:val="false"/>
+          <w:bCs w:val="false"/>
+          <w:color w:val="1A1A1A"/>
+          <w:sz w:val="22"/>
+          <w:szCs w:val="22"/>
+        </w:rPr>
+        <w:t xml:space="preserve">La vía de solo actividad tiene techo: se ofrece mientras la jornada que saldría —lo que ya caminas más lo que se pediría— no pase de tu </w:t>
+      </w:r>
+      <w:r>
+        <w:rPr>
+          <w:rFonts w:ascii="Calibri" w:cs="Calibri" w:eastAsia="Calibri" w:hAnsi="Calibri"/>
+          <w:b/>
+          <w:bCs/>
+          <w:color w:val="1A1A1A"/>
+          <w:sz w:val="22"/>
+          <w:szCs w:val="22"/>
+        </w:rPr>
+        <w:t xml:space="preserve">límite de pasos al día</w:t>
+      </w:r>
+      <w:r>
+        <w:rPr>
+          <w:rFonts w:ascii="Calibri" w:cs="Calibri" w:eastAsia="Calibri" w:hAnsi="Calibri"/>
+          <w:b w:val="false"/>
+          <w:bCs w:val="false"/>
+          <w:color w:val="1A1A1A"/>
+          <w:sz w:val="22"/>
+          <w:szCs w:val="22"/>
+        </w:rPr>
+        <w:t xml:space="preserve">, que eliges tú en Tus datos y cuenta desde la siguiente tarjeta. Si no cabe, la tarjeta ofrece la dieta o la mezcla de las dos, y el enlace </w:t>
+      </w:r>
+      <w:r>
+        <w:rPr>
+          <w:rFonts w:ascii="Calibri" w:cs="Calibri" w:eastAsia="Calibri" w:hAnsi="Calibri"/>
+          <w:b/>
+          <w:bCs/>
+          <w:color w:val="1A1A1A"/>
+          <w:sz w:val="22"/>
+          <w:szCs w:val="22"/>
+        </w:rPr>
+        <w:t xml:space="preserve">Cambiar límite de pasos</w:t>
+      </w:r>
+      <w:r>
+        <w:rPr>
+          <w:rFonts w:ascii="Calibri" w:cs="Calibri" w:eastAsia="Calibri" w:hAnsi="Calibri"/>
+          <w:b w:val="false"/>
+          <w:bCs w:val="false"/>
+          <w:color w:val="1A1A1A"/>
+          <w:sz w:val="22"/>
+          <w:szCs w:val="22"/>
+        </w:rPr>
+        <w:t xml:space="preserve"> te lleva a ajustarlo. Sin reloj conectado la app supone una jornada normal, para no pedirte pasos de más.</w:t>
+      </w:r>
+    </w:p>
+    <w:p>
+      <w:pPr>
+        <w:pStyle w:val="ListParagraph"/>
+        <w:numPr>
+          <w:ilvl w:val="0"/>
+          <w:numId w:val="2"/>
+        </w:numPr>
+        <w:spacing w:after="100" w:line="276"/>
+      </w:pPr>
+      <w:r>
+        <w:rPr>
+          <w:rFonts w:ascii="Calibri" w:cs="Calibri" w:eastAsia="Calibri" w:hAnsi="Calibri"/>
+          <w:b/>
+          <w:bCs/>
+          <w:color w:val="1A1A1A"/>
+          <w:sz w:val="22"/>
+          <w:szCs w:val="22"/>
+        </w:rPr>
+        <w:t xml:space="preserve">Ajuste al alza:</w:t>
+      </w:r>
+      <w:r>
+        <w:rPr>
+          <w:rFonts w:ascii="Calibri" w:cs="Calibri" w:eastAsia="Calibri" w:hAnsi="Calibri"/>
+          <w:b w:val="false"/>
+          <w:bCs w:val="false"/>
+          <w:color w:val="1A1A1A"/>
+          <w:sz w:val="22"/>
+          <w:szCs w:val="22"/>
+        </w:rPr>
+        <w:t xml:space="preserve"> subir calorías, priorizando carbohidratos. Nunca se propone reducir actividad.</w:t>
+      </w:r>
+    </w:p>
+    <w:p>
+      <w:pPr>
+        <w:pStyle w:val="ListParagraph"/>
+        <w:numPr>
+          <w:ilvl w:val="0"/>
+          <w:numId w:val="2"/>
+        </w:numPr>
+        <w:spacing w:after="100" w:line="276"/>
+      </w:pPr>
+      <w:r>
+        <w:rPr>
+          <w:rFonts w:ascii="Calibri" w:cs="Calibri" w:eastAsia="Calibri" w:hAnsi="Calibri"/>
+          <w:b/>
+          <w:bCs/>
+          <w:color w:val="1A1A1A"/>
+          <w:sz w:val="22"/>
+          <w:szCs w:val="22"/>
+        </w:rPr>
+        <w:t xml:space="preserve">Refeed y descarga:</w:t>
+      </w:r>
+      <w:r>
+        <w:rPr>
+          <w:rFonts w:ascii="Calibri" w:cs="Calibri" w:eastAsia="Calibri" w:hAnsi="Calibri"/>
+          <w:b w:val="false"/>
+          <w:bCs w:val="false"/>
+          <w:color w:val="1A1A1A"/>
+          <w:sz w:val="22"/>
+          <w:szCs w:val="22"/>
+        </w:rPr>
+        <w:t xml:space="preserve"> tras un déficit largo, dos días con más carbohidratos coordinados con una descarga de entrenamiento. La tarjeta indica las fechas del refeed, hasta qué día los pesajes no mueven la tendencia y si está en curso o completado.</w:t>
+      </w:r>
+    </w:p>
+    <w:p>
+      <w:pPr>
+        <w:pStyle w:val="ListParagraph"/>
+        <w:numPr>
+          <w:ilvl w:val="0"/>
+          <w:numId w:val="2"/>
+        </w:numPr>
+        <w:spacing w:after="100" w:line="276"/>
+      </w:pPr>
+      <w:r>
+        <w:rPr>
+          <w:rFonts w:ascii="Calibri" w:cs="Calibri" w:eastAsia="Calibri" w:hAnsi="Calibri"/>
+          <w:b/>
+          <w:bCs/>
+          <w:color w:val="1A1A1A"/>
+          <w:sz w:val="22"/>
+          <w:szCs w:val="22"/>
+        </w:rPr>
+        <w:t xml:space="preserve">Protegemos el estímulo:</w:t>
+      </w:r>
+      <w:r>
+        <w:rPr>
+          <w:rFonts w:ascii="Calibri" w:cs="Calibri" w:eastAsia="Calibri" w:hAnsi="Calibri"/>
+          <w:b w:val="false"/>
+          <w:bCs w:val="false"/>
+          <w:color w:val="1A1A1A"/>
+          <w:sz w:val="22"/>
+          <w:szCs w:val="22"/>
+        </w:rPr>
+        <w:t xml:space="preserve"> recorte de volumen de entrenamiento (ver coordinación).</w:t>
+      </w:r>
+    </w:p>
+    <w:p>
+      <w:pPr>
+        <w:pStyle w:val="ListParagraph"/>
+        <w:numPr>
+          <w:ilvl w:val="0"/>
+          <w:numId w:val="2"/>
+        </w:numPr>
+        <w:spacing w:after="100" w:line="276"/>
+      </w:pPr>
+      <w:r>
+        <w:rPr>
+          <w:rFonts w:ascii="Calibri" w:cs="Calibri" w:eastAsia="Calibri" w:hAnsi="Calibri"/>
+          <w:b/>
+          <w:bCs/>
+          <w:color w:val="1A1A1A"/>
+          <w:sz w:val="22"/>
+          <w:szCs w:val="22"/>
+        </w:rPr>
+        <w:t xml:space="preserve">Objetivo ajustado con seguridad</w:t>
+      </w:r>
+      <w:r>
+        <w:rPr>
+          <w:rFonts w:ascii="Calibri" w:cs="Calibri" w:eastAsia="Calibri" w:hAnsi="Calibri"/>
+          <w:b w:val="false"/>
+          <w:bCs w:val="false"/>
+          <w:color w:val="1A1A1A"/>
+          <w:sz w:val="22"/>
+          <w:szCs w:val="22"/>
+        </w:rPr>
+        <w:t xml:space="preserve"> o </w:t>
+      </w:r>
+      <w:r>
+        <w:rPr>
+          <w:rFonts w:ascii="Calibri" w:cs="Calibri" w:eastAsia="Calibri" w:hAnsi="Calibri"/>
+          <w:b/>
+          <w:bCs/>
+          <w:color w:val="1A1A1A"/>
+          <w:sz w:val="22"/>
+          <w:szCs w:val="22"/>
+        </w:rPr>
+        <w:t xml:space="preserve">Esta fase se ha acabado:</w:t>
+      </w:r>
+      <w:r>
+        <w:rPr>
+          <w:rFonts w:ascii="Calibri" w:cs="Calibri" w:eastAsia="Calibri" w:hAnsi="Calibri"/>
+          <w:b w:val="false"/>
+          <w:bCs w:val="false"/>
+          <w:color w:val="1A1A1A"/>
+          <w:sz w:val="22"/>
+          <w:szCs w:val="22"/>
+        </w:rPr>
+        <w:t xml:space="preserve"> el lazo ha llegado a su tope de seguridad. La app propone configurar la siguiente fase.</w:t>
+      </w:r>
+    </w:p>
+    <w:p>
+      <w:pPr>
+        <w:spacing w:after="160" w:line="276"/>
+      </w:pPr>
+      <w:r>
+        <w:rPr>
+          <w:rFonts w:ascii="Calibri" w:cs="Calibri" w:eastAsia="Calibri" w:hAnsi="Calibri"/>
+          <w:color w:val="1A1A1A"/>
+          <w:sz w:val="22"/>
+          <w:szCs w:val="22"/>
+        </w:rPr>
+        <w:t xml:space="preserve">Con un objetivo de calorías, la tarjeta enseña tu </w:t>
+      </w:r>
+      <w:r>
+        <w:rPr>
+          <w:rFonts w:ascii="Calibri" w:cs="Calibri" w:eastAsia="Calibri" w:hAnsi="Calibri"/>
+          <w:b/>
+          <w:bCs/>
+          <w:color w:val="1A1A1A"/>
+          <w:sz w:val="22"/>
+          <w:szCs w:val="22"/>
+        </w:rPr>
+        <w:t xml:space="preserve">Objetivo vigente</w:t>
+      </w:r>
+      <w:r>
+        <w:rPr>
+          <w:rFonts w:ascii="Calibri" w:cs="Calibri" w:eastAsia="Calibri" w:hAnsi="Calibri"/>
+          <w:color w:val="1A1A1A"/>
+          <w:sz w:val="22"/>
+          <w:szCs w:val="22"/>
+        </w:rPr>
+        <w:t xml:space="preserve"> y, debajo, cómo quedaría </w:t>
+      </w:r>
+      <w:r>
+        <w:rPr>
+          <w:rFonts w:ascii="Calibri" w:cs="Calibri" w:eastAsia="Calibri" w:hAnsi="Calibri"/>
+          <w:b/>
+          <w:bCs/>
+          <w:color w:val="1A1A1A"/>
+          <w:sz w:val="22"/>
+          <w:szCs w:val="22"/>
+        </w:rPr>
+        <w:t xml:space="preserve">Con la propuesta</w:t>
+      </w:r>
+      <w:r>
+        <w:rPr>
+          <w:rFonts w:ascii="Calibri" w:cs="Calibri" w:eastAsia="Calibri" w:hAnsi="Calibri"/>
+          <w:color w:val="1A1A1A"/>
+          <w:sz w:val="22"/>
+          <w:szCs w:val="22"/>
+        </w:rPr>
+        <w:t xml:space="preserve">, como vista previa de la opción elegida; si la llevas con actividad, tu objetivo de alimentación no cambia y caminas más. Las kcal son las mismas todos los días. En la alimentación habitual, el cambio es respecto a lo que vienes comiendo y caminando ahora, y puedes llevarlo cada día o concentrar el total de la semana en uno o dos días que te vengan bien, dejando el resto igual; se repite cada semana hasta la siguiente revisión.</w:t>
+      </w:r>
+    </w:p>
+    <w:p>
+      <w:pPr>
+        <w:spacing w:after="160" w:line="276"/>
+      </w:pPr>
+      <w:r>
+        <w:rPr>
+          <w:rFonts w:ascii="Calibri" w:cs="Calibri" w:eastAsia="Calibri" w:hAnsi="Calibri"/>
+          <w:color w:val="1A1A1A"/>
+          <w:sz w:val="22"/>
+          <w:szCs w:val="22"/>
+        </w:rPr>
+        <w:t xml:space="preserve">La tarjeta se cierra con </w:t>
+      </w:r>
+      <w:r>
+        <w:rPr>
+          <w:rFonts w:ascii="Calibri" w:cs="Calibri" w:eastAsia="Calibri" w:hAnsi="Calibri"/>
+          <w:b/>
+          <w:bCs/>
+          <w:color w:val="1A1A1A"/>
+          <w:sz w:val="22"/>
+          <w:szCs w:val="22"/>
+        </w:rPr>
+        <w:t xml:space="preserve">Aplicar</w:t>
+      </w:r>
+      <w:r>
+        <w:rPr>
+          <w:rFonts w:ascii="Calibri" w:cs="Calibri" w:eastAsia="Calibri" w:hAnsi="Calibri"/>
+          <w:color w:val="1A1A1A"/>
+          <w:sz w:val="22"/>
+          <w:szCs w:val="22"/>
+        </w:rPr>
+        <w:t xml:space="preserve"> o </w:t>
+      </w:r>
+      <w:r>
+        <w:rPr>
+          <w:rFonts w:ascii="Calibri" w:cs="Calibri" w:eastAsia="Calibri" w:hAnsi="Calibri"/>
+          <w:b/>
+          <w:bCs/>
+          <w:color w:val="1A1A1A"/>
+          <w:sz w:val="22"/>
+          <w:szCs w:val="22"/>
+        </w:rPr>
+        <w:t xml:space="preserve">Posponer</w:t>
+      </w:r>
+      <w:r>
+        <w:rPr>
+          <w:rFonts w:ascii="Calibri" w:cs="Calibri" w:eastAsia="Calibri" w:hAnsi="Calibri"/>
+          <w:color w:val="1A1A1A"/>
+          <w:sz w:val="22"/>
+          <w:szCs w:val="22"/>
+        </w:rPr>
+        <w:t xml:space="preserve">. Aplicar incorpora el cambio a tu pauta desde ese día, una sola vez, y no se puntúa; la tarjeta te confirma en qué queda tu objetivo, o los pasos de más si lo llevas con actividad. Posponer la deja a la vista sin cambiar nada, y puedes aceptarla hasta la próxima revisión. Si antes de aceptarla cambia tu pauta —tu etapa, tu ritmo, tu objetivo o cómo la sigues—, la propuesta caduca sin aplicarse, y una revisión más reciente sustituye a la anterior. Los alimentos de los ejemplos son formas de hacer el cambio, no un recorte aparte: con un objetivo de calorías, tu objetivo y su reparto ya lo incluyen. Al pie de la tarjeta, el botón </w:t>
+      </w:r>
+      <w:r>
+        <w:rPr>
+          <w:rFonts w:ascii="Calibri" w:cs="Calibri" w:eastAsia="Calibri" w:hAnsi="Calibri"/>
+          <w:b/>
+          <w:bCs/>
+          <w:color w:val="1A1A1A"/>
+          <w:sz w:val="22"/>
+          <w:szCs w:val="22"/>
+        </w:rPr>
+        <w:t xml:space="preserve">Tus alimentos</w:t>
+      </w:r>
+      <w:r>
+        <w:rPr>
+          <w:rFonts w:ascii="Calibri" w:cs="Calibri" w:eastAsia="Calibri" w:hAnsi="Calibri"/>
+          <w:color w:val="1A1A1A"/>
+          <w:sz w:val="22"/>
+          <w:szCs w:val="22"/>
+        </w:rPr>
+        <w:t xml:space="preserve"> abre tu biblioteca, que es con la que se expresan los gramos del ajuste.</w:t>
+      </w:r>
+    </w:p>
+    <w:p>
+      <w:pPr>
+        <w:spacing w:after="160" w:line="276"/>
+      </w:pPr>
+      <w:r>
+        <w:rPr>
+          <w:rFonts w:ascii="Calibri" w:cs="Calibri" w:eastAsia="Calibri" w:hAnsi="Calibri"/>
+          <w:b/>
+          <w:bCs/>
+          <w:color w:val="1A1A1A"/>
+          <w:sz w:val="22"/>
+          <w:szCs w:val="22"/>
+        </w:rPr>
+        <w:t xml:space="preserve">¿Has podido mantener el cambio anterior?</w:t>
+      </w:r>
+      <w:r>
+        <w:rPr>
+          <w:rFonts w:ascii="Calibri" w:cs="Calibri" w:eastAsia="Calibri" w:hAnsi="Calibri"/>
+          <w:color w:val="1A1A1A"/>
+          <w:sz w:val="22"/>
+          <w:szCs w:val="22"/>
+        </w:rPr>
+        <w:t xml:space="preserve"> En la alimentación habitual, antes de proponerte un cambio nuevo encima de uno que aceptaste, la tarjeta te lo pregunta: Sí, casi siempre · A medias · Apenas · No lo sé. Con Sí o con No lo sé ves la propuesta de siempre; con A medias o Apenas, esa semana no se suma nada encima: la tarjeta dice </w:t>
+      </w:r>
+      <w:r>
+        <w:rPr>
+          <w:rFonts w:ascii="Calibri" w:cs="Calibri" w:eastAsia="Calibri" w:hAnsi="Calibri"/>
+          <w:b/>
+          <w:bCs/>
+          <w:color w:val="1A1A1A"/>
+          <w:sz w:val="22"/>
+          <w:szCs w:val="22"/>
+        </w:rPr>
+        <w:t xml:space="preserve">Esta semana, sin cambios nuevos</w:t>
+      </w:r>
+      <w:r>
+        <w:rPr>
+          <w:rFonts w:ascii="Calibri" w:cs="Calibri" w:eastAsia="Calibri" w:hAnsi="Calibri"/>
+          <w:color w:val="1A1A1A"/>
+          <w:sz w:val="22"/>
+          <w:szCs w:val="22"/>
+        </w:rPr>
+        <w:t xml:space="preserve">, sigues con el cambio que ya tenías y tu pauta no cambia. No es una nota ni se compara con nada, y puedes </w:t>
+      </w:r>
+      <w:r>
+        <w:rPr>
+          <w:rFonts w:ascii="Calibri" w:cs="Calibri" w:eastAsia="Calibri" w:hAnsi="Calibri"/>
+          <w:b/>
+          <w:bCs/>
+          <w:color w:val="1A1A1A"/>
+          <w:sz w:val="22"/>
+          <w:szCs w:val="22"/>
+        </w:rPr>
+        <w:t xml:space="preserve">Cambiar mi respuesta</w:t>
+      </w:r>
+      <w:r>
+        <w:rPr>
+          <w:rFonts w:ascii="Calibri" w:cs="Calibri" w:eastAsia="Calibri" w:hAnsi="Calibri"/>
+          <w:color w:val="1A1A1A"/>
+          <w:sz w:val="22"/>
+          <w:szCs w:val="22"/>
+        </w:rPr>
+        <w:t xml:space="preserve"> mientras la tarjeta sea la de esa semana.</w:t>
+      </w:r>
+    </w:p>
+    <w:p>
+      <w:pPr>
+        <w:spacing w:after="160" w:line="276"/>
+      </w:pPr>
+      <w:r>
+        <w:rPr>
+          <w:rFonts w:ascii="Calibri" w:cs="Calibri" w:eastAsia="Calibri" w:hAnsi="Calibri"/>
+          <w:color w:val="1A1A1A"/>
+          <w:sz w:val="22"/>
+          <w:szCs w:val="22"/>
+        </w:rPr>
+        <w:t xml:space="preserve">Después de aceptar un cambio, la app le da tiempo a notarse antes de volver a evaluar: la tarjeta muestra </w:t>
+      </w:r>
+      <w:r>
+        <w:rPr>
+          <w:rFonts w:ascii="Calibri" w:cs="Calibri" w:eastAsia="Calibri" w:hAnsi="Calibri"/>
+          <w:b/>
+          <w:bCs/>
+          <w:color w:val="1A1A1A"/>
+          <w:sz w:val="22"/>
+          <w:szCs w:val="22"/>
+        </w:rPr>
+        <w:t xml:space="preserve">Dando tiempo a tu último cambio</w:t>
+      </w:r>
+      <w:r>
+        <w:rPr>
+          <w:rFonts w:ascii="Calibri" w:cs="Calibri" w:eastAsia="Calibri" w:hAnsi="Calibri"/>
+          <w:color w:val="1A1A1A"/>
+          <w:sz w:val="22"/>
+          <w:szCs w:val="22"/>
+        </w:rPr>
+        <w:t xml:space="preserve"> con la fecha de la próxima revisión. Si no hay señal limpia (pocos pesajes o ventana de agua), la evaluación se pospone y la tarjeta lo dice. Y mientras no hayas elegido cómo seguir tu pauta, queda en </w:t>
+      </w:r>
+      <w:r>
+        <w:rPr>
+          <w:rFonts w:ascii="Calibri" w:cs="Calibri" w:eastAsia="Calibri" w:hAnsi="Calibri"/>
+          <w:b/>
+          <w:bCs/>
+          <w:color w:val="1A1A1A"/>
+          <w:sz w:val="22"/>
+          <w:szCs w:val="22"/>
+        </w:rPr>
+        <w:t xml:space="preserve">Revisión en espera</w:t>
+      </w:r>
+      <w:r>
+        <w:rPr>
+          <w:rFonts w:ascii="Calibri" w:cs="Calibri" w:eastAsia="Calibri" w:hAnsi="Calibri"/>
+          <w:color w:val="1A1A1A"/>
+          <w:sz w:val="22"/>
+          <w:szCs w:val="22"/>
+        </w:rPr>
+        <w:t xml:space="preserve">.</w:t>
       </w:r>
     </w:p>
     <w:p>
@@ -14410,217 +14884,61 @@
           <w:sz w:val="25"/>
           <w:szCs w:val="25"/>
         </w:rPr>
-        <w:t xml:space="preserve">Crea tu menú: el reparto en comidas</w:t>
-      </w:r>
-    </w:p>
-    <w:p>
-      <w:pPr>
-        <w:spacing w:after="160" w:line="276"/>
-      </w:pPr>
-      <w:r>
-        <w:rPr>
-          <w:rFonts w:ascii="Calibri" w:cs="Calibri" w:eastAsia="Calibri" w:hAnsi="Calibri"/>
-          <w:b w:val="false"/>
-          <w:bCs w:val="false"/>
-          <w:color w:val="1A1A1A"/>
-          <w:sz w:val="22"/>
-          <w:szCs w:val="22"/>
-        </w:rPr>
-        <w:t xml:space="preserve">El botón </w:t>
-      </w:r>
-      <w:r>
-        <w:rPr>
-          <w:rFonts w:ascii="Calibri" w:cs="Calibri" w:eastAsia="Calibri" w:hAnsi="Calibri"/>
-          <w:b/>
-          <w:bCs/>
-          <w:color w:val="1A1A1A"/>
-          <w:sz w:val="22"/>
-          <w:szCs w:val="22"/>
-        </w:rPr>
-        <w:t xml:space="preserve">Crea tu menú</w:t>
-      </w:r>
-      <w:r>
-        <w:rPr>
-          <w:rFonts w:ascii="Calibri" w:cs="Calibri" w:eastAsia="Calibri" w:hAnsi="Calibri"/>
-          <w:b w:val="false"/>
-          <w:bCs w:val="false"/>
-          <w:color w:val="1A1A1A"/>
-          <w:sz w:val="22"/>
-          <w:szCs w:val="22"/>
-        </w:rPr>
-        <w:t xml:space="preserve"> de la tarjeta Energía diaria abre </w:t>
-      </w:r>
-      <w:r>
-        <w:rPr>
-          <w:rFonts w:ascii="Calibri" w:cs="Calibri" w:eastAsia="Calibri" w:hAnsi="Calibri"/>
-          <w:b/>
-          <w:bCs/>
-          <w:color w:val="1A1A1A"/>
-          <w:sz w:val="22"/>
-          <w:szCs w:val="22"/>
-        </w:rPr>
-        <w:t xml:space="preserve">Reparto en comidas</w:t>
-      </w:r>
-      <w:r>
-        <w:rPr>
-          <w:rFonts w:ascii="Calibri" w:cs="Calibri" w:eastAsia="Calibri" w:hAnsi="Calibri"/>
-          <w:b w:val="false"/>
-          <w:bCs w:val="false"/>
-          <w:color w:val="1A1A1A"/>
-          <w:sz w:val="22"/>
-          <w:szCs w:val="22"/>
-        </w:rPr>
-        <w:t xml:space="preserve">: las calorías de tu fase repartidas en proteína, hidratos y grasa, y en las comidas que elijas.</w:t>
-      </w:r>
-    </w:p>
-    <w:p>
-      <w:pPr>
-        <w:pStyle w:val="ListParagraph"/>
-        <w:numPr>
-          <w:ilvl w:val="0"/>
-          <w:numId w:val="2"/>
-        </w:numPr>
-        <w:spacing w:after="100" w:line="276"/>
-      </w:pPr>
-      <w:r>
-        <w:rPr>
-          <w:rFonts w:ascii="Calibri" w:cs="Calibri" w:eastAsia="Calibri" w:hAnsi="Calibri"/>
-          <w:b/>
-          <w:bCs/>
-          <w:color w:val="1A1A1A"/>
-          <w:sz w:val="22"/>
-          <w:szCs w:val="22"/>
-        </w:rPr>
-        <w:t xml:space="preserve">Macros del día:</w:t>
-      </w:r>
-      <w:r>
-        <w:rPr>
-          <w:rFonts w:ascii="Calibri" w:cs="Calibri" w:eastAsia="Calibri" w:hAnsi="Calibri"/>
-          <w:b w:val="false"/>
-          <w:bCs w:val="false"/>
-          <w:color w:val="1A1A1A"/>
-          <w:sz w:val="22"/>
-          <w:szCs w:val="22"/>
-        </w:rPr>
-        <w:t xml:space="preserve"> la proteína y la grasa se eligen con dos deslizadores que solo recorren lo recomendado, y los hidratos se ajustan solos para cuadrar con las calorías. Cada macro se ve en gramos y en g/kg de tu peso objetivo. La proteína es la misma del recordatorio de proteína de la tarjeta semanal.</w:t>
-      </w:r>
-    </w:p>
-    <w:p>
-      <w:pPr>
-        <w:pStyle w:val="ListParagraph"/>
-        <w:numPr>
-          <w:ilvl w:val="0"/>
-          <w:numId w:val="2"/>
-        </w:numPr>
-        <w:spacing w:after="100" w:line="276"/>
-      </w:pPr>
-      <w:r>
-        <w:rPr>
-          <w:rFonts w:ascii="Calibri" w:cs="Calibri" w:eastAsia="Calibri" w:hAnsi="Calibri"/>
-          <w:b/>
-          <w:bCs/>
-          <w:color w:val="1A1A1A"/>
-          <w:sz w:val="22"/>
-          <w:szCs w:val="22"/>
-        </w:rPr>
-        <w:t xml:space="preserve">Comidas:</w:t>
-      </w:r>
-      <w:r>
-        <w:rPr>
-          <w:rFonts w:ascii="Calibri" w:cs="Calibri" w:eastAsia="Calibri" w:hAnsi="Calibri"/>
-          <w:b w:val="false"/>
-          <w:bCs w:val="false"/>
-          <w:color w:val="1A1A1A"/>
-          <w:sz w:val="22"/>
-          <w:szCs w:val="22"/>
-        </w:rPr>
-        <w:t xml:space="preserve"> eliges cuántas haces al día, de 3 a 5, y cada una enseña su nombre (desayuno, comida, merienda…), sus kcal y sus gramos de proteína, hidratos y grasa. Con − y + haces una comida más pequeña o más grande y las demás se ajustan solas; </w:t>
-      </w:r>
-      <w:r>
-        <w:rPr>
-          <w:rFonts w:ascii="Calibri" w:cs="Calibri" w:eastAsia="Calibri" w:hAnsi="Calibri"/>
-          <w:b/>
-          <w:bCs/>
-          <w:color w:val="1A1A1A"/>
-          <w:sz w:val="22"/>
-          <w:szCs w:val="22"/>
-        </w:rPr>
-        <w:t xml:space="preserve">Volver al reparto inicial</w:t>
-      </w:r>
-      <w:r>
-        <w:rPr>
-          <w:rFonts w:ascii="Calibri" w:cs="Calibri" w:eastAsia="Calibri" w:hAnsi="Calibri"/>
-          <w:b w:val="false"/>
-          <w:bCs w:val="false"/>
-          <w:color w:val="1A1A1A"/>
-          <w:sz w:val="22"/>
-          <w:szCs w:val="22"/>
-        </w:rPr>
-        <w:t xml:space="preserve"> deshace esos cambios.</w:t>
-      </w:r>
-    </w:p>
-    <w:p>
-      <w:pPr>
-        <w:pStyle w:val="ListParagraph"/>
-        <w:numPr>
-          <w:ilvl w:val="0"/>
-          <w:numId w:val="2"/>
-        </w:numPr>
-        <w:spacing w:after="100" w:line="276"/>
-      </w:pPr>
-      <w:r>
-        <w:rPr>
-          <w:rFonts w:ascii="Calibri" w:cs="Calibri" w:eastAsia="Calibri" w:hAnsi="Calibri"/>
-          <w:b/>
-          <w:bCs/>
-          <w:color w:val="1A1A1A"/>
-          <w:sz w:val="22"/>
-          <w:szCs w:val="22"/>
-        </w:rPr>
-        <w:t xml:space="preserve">Antes y después de entrenar:</w:t>
-      </w:r>
-      <w:r>
-        <w:rPr>
-          <w:rFonts w:ascii="Calibri" w:cs="Calibri" w:eastAsia="Calibri" w:hAnsi="Calibri"/>
-          <w:b w:val="false"/>
-          <w:bCs w:val="false"/>
-          <w:color w:val="1A1A1A"/>
-          <w:sz w:val="22"/>
-          <w:szCs w:val="22"/>
-        </w:rPr>
-        <w:t xml:space="preserve"> marca la comida de antes y la de después del entreno. Llevan más hidratos y algo menos de grasa que las demás, para rendir y recuperar mejor. Si una comida marcada es demasiado ligera para ello, la pantalla te sugiere agrandarla con +.</w:t>
-      </w:r>
-    </w:p>
-    <w:p>
-      <w:pPr>
-        <w:pStyle w:val="ListParagraph"/>
-        <w:numPr>
-          <w:ilvl w:val="0"/>
-          <w:numId w:val="2"/>
-        </w:numPr>
-        <w:spacing w:after="100" w:line="276"/>
-      </w:pPr>
-      <w:r>
-        <w:rPr>
-          <w:rFonts w:ascii="Calibri" w:cs="Calibri" w:eastAsia="Calibri" w:hAnsi="Calibri"/>
-          <w:b/>
-          <w:bCs/>
-          <w:color w:val="1A1A1A"/>
-          <w:sz w:val="22"/>
-          <w:szCs w:val="22"/>
-        </w:rPr>
-        <w:t xml:space="preserve">Corregir las kcal del día:</w:t>
-      </w:r>
-      <w:r>
-        <w:rPr>
-          <w:rFonts w:ascii="Calibri" w:cs="Calibri" w:eastAsia="Calibri" w:hAnsi="Calibri"/>
-          <w:b w:val="false"/>
-          <w:bCs w:val="false"/>
-          <w:color w:val="1A1A1A"/>
-          <w:sz w:val="22"/>
-          <w:szCs w:val="22"/>
-        </w:rPr>
-        <w:t xml:space="preserve"> el lápiz junto a las kcal te deja escribir otra cifra si prefieres comer algo distinto de lo recomendado. Los macros y las comidas se recalculan, la pantalla indica que las kcal están corregidas junto a lo recomendado para tu fase, y tu corrección se mantiene cuando la tarjeta semanal ajusta lo que comes. </w:t>
+        <w:t xml:space="preserve">Tu objetivo diario y tu gasto estimado</w:t>
+      </w:r>
+    </w:p>
+    <w:p>
+      <w:pPr>
+        <w:spacing w:after="160" w:line="276"/>
+      </w:pPr>
+      <w:r>
+        <w:rPr>
+          <w:rFonts w:ascii="Calibri" w:cs="Calibri" w:eastAsia="Calibri" w:hAnsi="Calibri"/>
+          <w:color w:val="1A1A1A"/>
+          <w:sz w:val="22"/>
+          <w:szCs w:val="22"/>
+        </w:rPr>
+        <w:t xml:space="preserve">Con un objetivo de calorías, </w:t>
+      </w:r>
+      <w:r>
+        <w:rPr>
+          <w:rFonts w:ascii="Calibri" w:cs="Calibri" w:eastAsia="Calibri" w:hAnsi="Calibri"/>
+          <w:b/>
+          <w:bCs/>
+          <w:color w:val="1A1A1A"/>
+          <w:sz w:val="22"/>
+          <w:szCs w:val="22"/>
+        </w:rPr>
+        <w:t xml:space="preserve">Tu objetivo diario</w:t>
+      </w:r>
+      <w:r>
+        <w:rPr>
+          <w:rFonts w:ascii="Calibri" w:cs="Calibri" w:eastAsia="Calibri" w:hAnsi="Calibri"/>
+          <w:color w:val="1A1A1A"/>
+          <w:sz w:val="22"/>
+          <w:szCs w:val="22"/>
+        </w:rPr>
+        <w:t xml:space="preserve"> es una sola cifra, la misma que usan el reparto en macros y comidas y el menú con IA. Solo cambia con una decisión: cuando aceptas una revisión, lo personalizas o cambias de etapa, de ritmo o de forma de seguir la pauta. Un pesaje o tu actividad del día no la mueven. </w:t>
+      </w:r>
+      <w:r>
+        <w:rPr>
+          <w:rFonts w:ascii="Calibri" w:cs="Calibri" w:eastAsia="Calibri" w:hAnsi="Calibri"/>
+          <w:b/>
+          <w:bCs/>
+          <w:color w:val="1A1A1A"/>
+          <w:sz w:val="22"/>
+          <w:szCs w:val="22"/>
+        </w:rPr>
+        <w:t xml:space="preserve">Personalizar</w:t>
+      </w:r>
+      <w:r>
+        <w:rPr>
+          <w:rFonts w:ascii="Calibri" w:cs="Calibri" w:eastAsia="Calibri" w:hAnsi="Calibri"/>
+          <w:color w:val="1A1A1A"/>
+          <w:sz w:val="22"/>
+          <w:szCs w:val="22"/>
+        </w:rPr>
+        <w:t xml:space="preserve"> te deja escribir otra cifra: se guarda como tu diferencia con lo recomendado, las revisiones posteriores la conservan y </w:t>
       </w:r>
       <w:r>
         <w:rPr>
@@ -14636,29 +14954,150 @@
       <w:r>
         <w:rPr>
           <w:rFonts w:ascii="Calibri" w:cs="Calibri" w:eastAsia="Calibri" w:hAnsi="Calibri"/>
-          <w:b w:val="false"/>
-          <w:bCs w:val="false"/>
-          <w:color w:val="1A1A1A"/>
-          <w:sz w:val="22"/>
-          <w:szCs w:val="22"/>
-        </w:rPr>
-        <w:t xml:space="preserve"> la quita. La corrección no cambia tu fase ni lo que evalúa la tarjeta semanal.</w:t>
-      </w:r>
-    </w:p>
-    <w:p>
-      <w:pPr>
-        <w:spacing w:after="160" w:line="276"/>
-      </w:pPr>
-      <w:r>
-        <w:rPr>
-          <w:rFonts w:ascii="Calibri" w:cs="Calibri" w:eastAsia="Calibri" w:hAnsi="Calibri"/>
-          <w:b w:val="false"/>
-          <w:bCs w:val="false"/>
-          <w:color w:val="1A1A1A"/>
-          <w:sz w:val="22"/>
-          <w:szCs w:val="22"/>
-        </w:rPr>
-        <w:t xml:space="preserve">Son las mismas cantidades todos los días, entrenes o no, y el reparto se actualiza solo cuando la tarjeta semanal ajusta lo que comes. Es una guía para quien pesa lo que come: no se registran comidas y la báscula sigue mandando.</w:t>
+          <w:color w:val="1A1A1A"/>
+          <w:sz w:val="22"/>
+          <w:szCs w:val="22"/>
+        </w:rPr>
+        <w:t xml:space="preserve"> la quita. Si tienes una propuesta sin aceptar, personalizar la descarta y la próxima revisión parte de tu nueva cifra. Nunca te propone comer menos de lo que tu cuerpo gasta en reposo.</w:t>
+      </w:r>
+    </w:p>
+    <w:p>
+      <w:pPr>
+        <w:spacing w:after="160" w:line="276"/>
+      </w:pPr>
+      <w:r>
+        <w:rPr>
+          <w:rFonts w:ascii="Calibri" w:cs="Calibri" w:eastAsia="Calibri" w:hAnsi="Calibri"/>
+          <w:color w:val="1A1A1A"/>
+          <w:sz w:val="22"/>
+          <w:szCs w:val="22"/>
+        </w:rPr>
+        <w:t xml:space="preserve">En </w:t>
+      </w:r>
+      <w:r>
+        <w:rPr>
+          <w:rFonts w:ascii="Calibri" w:cs="Calibri" w:eastAsia="Calibri" w:hAnsi="Calibri"/>
+          <w:b/>
+          <w:bCs/>
+          <w:color w:val="1A1A1A"/>
+          <w:sz w:val="22"/>
+          <w:szCs w:val="22"/>
+        </w:rPr>
+        <w:t xml:space="preserve">Detalles e historial</w:t>
+      </w:r>
+      <w:r>
+        <w:rPr>
+          <w:rFonts w:ascii="Calibri" w:cs="Calibri" w:eastAsia="Calibri" w:hAnsi="Calibri"/>
+          <w:color w:val="1A1A1A"/>
+          <w:sz w:val="22"/>
+          <w:szCs w:val="22"/>
+        </w:rPr>
+        <w:t xml:space="preserve">, </w:t>
+      </w:r>
+      <w:r>
+        <w:rPr>
+          <w:rFonts w:ascii="Calibri" w:cs="Calibri" w:eastAsia="Calibri" w:hAnsi="Calibri"/>
+          <w:b/>
+          <w:bCs/>
+          <w:color w:val="1A1A1A"/>
+          <w:sz w:val="22"/>
+          <w:szCs w:val="22"/>
+        </w:rPr>
+        <w:t xml:space="preserve">De dónde sale tu objetivo</w:t>
+      </w:r>
+      <w:r>
+        <w:rPr>
+          <w:rFonts w:ascii="Calibri" w:cs="Calibri" w:eastAsia="Calibri" w:hAnsi="Calibri"/>
+          <w:color w:val="1A1A1A"/>
+          <w:sz w:val="22"/>
+          <w:szCs w:val="22"/>
+        </w:rPr>
+        <w:t xml:space="preserve"> lo desglosa paso a paso —punto de partida, cambio por tu etapa, revisiones aceptadas, redondeo, recomendado, tu personalización y límite aplicado— y las filas suman exactamente la cifra que ves. </w:t>
+      </w:r>
+      <w:r>
+        <w:rPr>
+          <w:rFonts w:ascii="Calibri" w:cs="Calibri" w:eastAsia="Calibri" w:hAnsi="Calibri"/>
+          <w:b/>
+          <w:bCs/>
+          <w:color w:val="1A1A1A"/>
+          <w:sz w:val="22"/>
+          <w:szCs w:val="22"/>
+        </w:rPr>
+        <w:t xml:space="preserve">Decisiones anteriores</w:t>
+      </w:r>
+      <w:r>
+        <w:rPr>
+          <w:rFonts w:ascii="Calibri" w:cs="Calibri" w:eastAsia="Calibri" w:hAnsi="Calibri"/>
+          <w:color w:val="1A1A1A"/>
+          <w:sz w:val="22"/>
+          <w:szCs w:val="22"/>
+        </w:rPr>
+        <w:t xml:space="preserve"> lista tus últimas decisiones con su fecha y en qué quedó cada una.</w:t>
+      </w:r>
+    </w:p>
+    <w:p>
+      <w:pPr>
+        <w:spacing w:after="160" w:line="276"/>
+      </w:pPr>
+      <w:r>
+        <w:rPr>
+          <w:rFonts w:ascii="Calibri" w:cs="Calibri" w:eastAsia="Calibri" w:hAnsi="Calibri"/>
+          <w:b/>
+          <w:bCs/>
+          <w:color w:val="1A1A1A"/>
+          <w:sz w:val="22"/>
+          <w:szCs w:val="22"/>
+        </w:rPr>
+        <w:t xml:space="preserve">Tu gasto estimado</w:t>
+      </w:r>
+      <w:r>
+        <w:rPr>
+          <w:rFonts w:ascii="Calibri" w:cs="Calibri" w:eastAsia="Calibri" w:hAnsi="Calibri"/>
+          <w:color w:val="1A1A1A"/>
+          <w:sz w:val="22"/>
+          <w:szCs w:val="22"/>
+        </w:rPr>
+        <w:t xml:space="preserve"> es una cifra informativa calculada con fórmulas, no una medición: suma lo que gasta tu cuerpo en reposo, tu día a día según tu trabajo, tus pasos, tus entrenos de fuerza y de cardio, y la digestión, y dice qué supone cuando le falta un dato (tus pasos sin reloj, tu trabajo sin indicar, tu composición sin medir). Ahí mismo puedes contestar </w:t>
+      </w:r>
+      <w:r>
+        <w:rPr>
+          <w:rFonts w:ascii="Calibri" w:cs="Calibri" w:eastAsia="Calibri" w:hAnsi="Calibri"/>
+          <w:b/>
+          <w:bCs/>
+          <w:color w:val="1A1A1A"/>
+          <w:sz w:val="22"/>
+          <w:szCs w:val="22"/>
+        </w:rPr>
+        <w:t xml:space="preserve">¿Cómo es tu trabajo?</w:t>
+      </w:r>
+      <w:r>
+        <w:rPr>
+          <w:rFonts w:ascii="Calibri" w:cs="Calibri" w:eastAsia="Calibri" w:hAnsi="Calibri"/>
+          <w:color w:val="1A1A1A"/>
+          <w:sz w:val="22"/>
+          <w:szCs w:val="22"/>
+        </w:rPr>
+        <w:t xml:space="preserve"> (sentado, de pie o físico). No mueve tu objetivo. Con un objetivo de calorías mantenido el tiempo suficiente, la tarjeta Cómo vas te pregunta si lo has seguido (Sí, más o menos · No lo seguí · No lo sé); si dices que sí, aparece la </w:t>
+      </w:r>
+      <w:r>
+        <w:rPr>
+          <w:rFonts w:ascii="Calibri" w:cs="Calibri" w:eastAsia="Calibri" w:hAnsi="Calibri"/>
+          <w:b/>
+          <w:bCs/>
+          <w:color w:val="1A1A1A"/>
+          <w:sz w:val="22"/>
+          <w:szCs w:val="22"/>
+        </w:rPr>
+        <w:t xml:space="preserve">Estimación según tu pauta y tu peso</w:t>
+      </w:r>
+      <w:r>
+        <w:rPr>
+          <w:rFonts w:ascii="Calibri" w:cs="Calibri" w:eastAsia="Calibri" w:hAnsi="Calibri"/>
+          <w:color w:val="1A1A1A"/>
+          <w:sz w:val="22"/>
+          <w:szCs w:val="22"/>
+        </w:rPr>
+        <w:t xml:space="preserve">: lo que tu báscula dice que gastas, si seguiste tu objetivo como nos dijiste. La respuesta solo sirve para esa estimación y no hace falta haberlo cumplido al detalle. Siguiendo la alimentación habitual no se estima, porque la app no sabe cuánto comes.</w:t>
       </w:r>
     </w:p>
     <w:p>
@@ -14675,129 +15114,283 @@
           <w:sz w:val="25"/>
           <w:szCs w:val="25"/>
         </w:rPr>
-        <w:t xml:space="preserve">Crea tu menú semanal con IA</w:t>
-      </w:r>
-    </w:p>
-    <w:p>
-      <w:pPr>
-        <w:spacing w:after="160" w:line="276"/>
-      </w:pPr>
-      <w:r>
-        <w:rPr>
-          <w:rFonts w:ascii="Calibri" w:cs="Calibri" w:eastAsia="Calibri" w:hAnsi="Calibri"/>
-          <w:b w:val="false"/>
-          <w:bCs w:val="false"/>
-          <w:color w:val="1A1A1A"/>
-          <w:sz w:val="22"/>
-          <w:szCs w:val="22"/>
-        </w:rPr>
-        <w:t xml:space="preserve">Desde el reparto en comidas, el botón </w:t>
-      </w:r>
-      <w:r>
-        <w:rPr>
-          <w:rFonts w:ascii="Calibri" w:cs="Calibri" w:eastAsia="Calibri" w:hAnsi="Calibri"/>
-          <w:b/>
-          <w:bCs/>
-          <w:color w:val="1A1A1A"/>
-          <w:sz w:val="22"/>
-          <w:szCs w:val="22"/>
-        </w:rPr>
-        <w:t xml:space="preserve">Crea tu menú semanal con IA</w:t>
-      </w:r>
-      <w:r>
-        <w:rPr>
-          <w:rFonts w:ascii="Calibri" w:cs="Calibri" w:eastAsia="Calibri" w:hAnsi="Calibri"/>
-          <w:b w:val="false"/>
-          <w:bCs w:val="false"/>
-          <w:color w:val="1A1A1A"/>
-          <w:sz w:val="22"/>
-          <w:szCs w:val="22"/>
-        </w:rPr>
-        <w:t xml:space="preserve"> convierte tu reparto en un prompt para la IA que prefieras (ChatGPT, Claude, Gemini…), igual que Crear con IA hace con la rutina. TrueLift no llama a ninguna IA: prepara el texto en tu móvil y tú decides si lo copias o lo compartes.</w:t>
-      </w:r>
-    </w:p>
-    <w:p>
-      <w:pPr>
-        <w:pStyle w:val="ListParagraph"/>
-        <w:numPr>
-          <w:ilvl w:val="0"/>
-          <w:numId w:val="2"/>
-        </w:numPr>
-        <w:spacing w:after="100" w:line="276"/>
-      </w:pPr>
-      <w:r>
-        <w:rPr>
-          <w:rFonts w:ascii="Calibri" w:cs="Calibri" w:eastAsia="Calibri" w:hAnsi="Calibri"/>
-          <w:b w:val="false"/>
-          <w:bCs w:val="false"/>
-          <w:color w:val="1A1A1A"/>
-          <w:sz w:val="22"/>
-          <w:szCs w:val="22"/>
-        </w:rPr>
-        <w:t xml:space="preserve">Un asistente de cuatro pasos: tu alimentación y las condiciones de uso (alergias, intolerancias y alimentos que no puedes tomar, tipo de alimentación —vegetariana, vegana…— y país); tus preferencias y tu cocina (alimentos que quieres evitar y priorizar, presupuesto, supermercado, tiempo y nivel de cocina, utensilios de casa y del trabajo); la organización de la semana (fecha de inicio, horarios, comidas fuera de casa, días de entrenamiento, comensales, cocinar por adelantado…); y una revisión final.</w:t>
-      </w:r>
-    </w:p>
-    <w:p>
-      <w:pPr>
-        <w:pStyle w:val="ListParagraph"/>
-        <w:numPr>
-          <w:ilvl w:val="0"/>
-          <w:numId w:val="2"/>
-        </w:numPr>
-        <w:spacing w:after="100" w:line="276"/>
-      </w:pPr>
-      <w:r>
-        <w:rPr>
-          <w:rFonts w:ascii="Calibri" w:cs="Calibri" w:eastAsia="Calibri" w:hAnsi="Calibri"/>
-          <w:b w:val="false"/>
-          <w:bCs w:val="false"/>
-          <w:color w:val="1A1A1A"/>
-          <w:sz w:val="22"/>
-          <w:szCs w:val="22"/>
-        </w:rPr>
-        <w:t xml:space="preserve">Antes de copiarlo ves el prompt íntegro. Lleva tu fase, tu objetivo y tu ritmo, el reparto vigente (kcal, macros y comidas, con las de antes y después de entrenar) y un resumen de tus entrenamientos recientes. Tu peso, tu altura, tu edad y tu sexo se muestran para que confirmes si quieres incluirlos. Nunca salen tu fecha de nacimiento, tu nombre, tus fotos, tus medidas ni tu VFC.</w:t>
-      </w:r>
-    </w:p>
-    <w:p>
-      <w:pPr>
-        <w:pStyle w:val="ListParagraph"/>
-        <w:numPr>
-          <w:ilvl w:val="0"/>
-          <w:numId w:val="2"/>
-        </w:numPr>
-        <w:spacing w:after="100" w:line="276"/>
-      </w:pPr>
-      <w:r>
-        <w:rPr>
-          <w:rFonts w:ascii="Calibri" w:cs="Calibri" w:eastAsia="Calibri" w:hAnsi="Calibri"/>
-          <w:b w:val="false"/>
-          <w:bCs w:val="false"/>
-          <w:color w:val="1A1A1A"/>
-          <w:sz w:val="22"/>
-          <w:szCs w:val="22"/>
-        </w:rPr>
-        <w:t xml:space="preserve">La IA te devolverá un menú de siete días con cantidades, recetas, lista de la compra y sustituciones. Es orientativo: TrueLift no verifica sus recetas ni sus cálculos, así que revísalo, sobre todo si tienes alergias o intolerancias.</w:t>
-      </w:r>
-    </w:p>
-    <w:p>
-      <w:pPr>
-        <w:pStyle w:val="ListParagraph"/>
-        <w:numPr>
-          <w:ilvl w:val="0"/>
-          <w:numId w:val="2"/>
-        </w:numPr>
-        <w:spacing w:after="100" w:line="276"/>
-      </w:pPr>
-      <w:r>
-        <w:rPr>
-          <w:rFonts w:ascii="Calibri" w:cs="Calibri" w:eastAsia="Calibri" w:hAnsi="Calibri"/>
-          <w:b w:val="false"/>
-          <w:bCs w:val="false"/>
-          <w:color w:val="1A1A1A"/>
-          <w:sz w:val="22"/>
-          <w:szCs w:val="22"/>
-        </w:rPr>
-        <w:t xml:space="preserve">Tus respuestas se guardan en TrueLift y en tu copia de seguridad para la próxima vez, y no se envían a la analítica. Es para personas adultas y sanas y no genera dietas terapéuticas; si la fase está en pausa o hay un refeed en esas fechas, la app te lo dice antes.</w:t>
+        <w:t xml:space="preserve">El reparto en comidas</w:t>
+      </w:r>
+    </w:p>
+    <w:p>
+      <w:pPr>
+        <w:spacing w:after="160" w:line="276"/>
+      </w:pPr>
+      <w:r>
+        <w:rPr>
+          <w:rFonts w:ascii="Calibri" w:cs="Calibri" w:eastAsia="Calibri" w:hAnsi="Calibri"/>
+          <w:color w:val="1A1A1A"/>
+          <w:sz w:val="22"/>
+          <w:szCs w:val="22"/>
+        </w:rPr>
+        <w:t xml:space="preserve">El botón </w:t>
+      </w:r>
+      <w:r>
+        <w:rPr>
+          <w:rFonts w:ascii="Calibri" w:cs="Calibri" w:eastAsia="Calibri" w:hAnsi="Calibri"/>
+          <w:b/>
+          <w:bCs/>
+          <w:color w:val="1A1A1A"/>
+          <w:sz w:val="22"/>
+          <w:szCs w:val="22"/>
+        </w:rPr>
+        <w:t xml:space="preserve">Reparto y menú</w:t>
+      </w:r>
+      <w:r>
+        <w:rPr>
+          <w:rFonts w:ascii="Calibri" w:cs="Calibri" w:eastAsia="Calibri" w:hAnsi="Calibri"/>
+          <w:color w:val="1A1A1A"/>
+          <w:sz w:val="22"/>
+          <w:szCs w:val="22"/>
+        </w:rPr>
+        <w:t xml:space="preserve"> de la tarjeta Tu pauta actual abre </w:t>
+      </w:r>
+      <w:r>
+        <w:rPr>
+          <w:rFonts w:ascii="Calibri" w:cs="Calibri" w:eastAsia="Calibri" w:hAnsi="Calibri"/>
+          <w:b/>
+          <w:bCs/>
+          <w:color w:val="1A1A1A"/>
+          <w:sz w:val="22"/>
+          <w:szCs w:val="22"/>
+        </w:rPr>
+        <w:t xml:space="preserve">Reparto en comidas</w:t>
+      </w:r>
+      <w:r>
+        <w:rPr>
+          <w:rFonts w:ascii="Calibri" w:cs="Calibri" w:eastAsia="Calibri" w:hAnsi="Calibri"/>
+          <w:color w:val="1A1A1A"/>
+          <w:sz w:val="22"/>
+          <w:szCs w:val="22"/>
+        </w:rPr>
+        <w:t xml:space="preserve">: tu objetivo diario repartido en proteína, hidratos y grasa, y en las comidas que elijas. Es el mismo objetivo que ves en la pantalla principal. Si ajustas tu alimentación habitual no hay una cifra diaria que repartir: la pantalla te lo dice y te ofrece </w:t>
+      </w:r>
+      <w:r>
+        <w:rPr>
+          <w:rFonts w:ascii="Calibri" w:cs="Calibri" w:eastAsia="Calibri" w:hAnsi="Calibri"/>
+          <w:b/>
+          <w:bCs/>
+          <w:color w:val="1A1A1A"/>
+          <w:sz w:val="22"/>
+          <w:szCs w:val="22"/>
+        </w:rPr>
+        <w:t xml:space="preserve">Establecer un objetivo diario</w:t>
+      </w:r>
+      <w:r>
+        <w:rPr>
+          <w:rFonts w:ascii="Calibri" w:cs="Calibri" w:eastAsia="Calibri" w:hAnsi="Calibri"/>
+          <w:color w:val="1A1A1A"/>
+          <w:sz w:val="22"/>
+          <w:szCs w:val="22"/>
+        </w:rPr>
+        <w:t xml:space="preserve">.</w:t>
+      </w:r>
+    </w:p>
+    <w:p>
+      <w:pPr>
+        <w:pStyle w:val="ListParagraph"/>
+        <w:numPr>
+          <w:ilvl w:val="0"/>
+          <w:numId w:val="2"/>
+        </w:numPr>
+        <w:spacing w:after="100" w:line="276"/>
+      </w:pPr>
+      <w:r>
+        <w:rPr>
+          <w:rFonts w:ascii="Calibri" w:cs="Calibri" w:eastAsia="Calibri" w:hAnsi="Calibri"/>
+          <w:b/>
+          <w:bCs/>
+          <w:color w:val="1A1A1A"/>
+          <w:sz w:val="22"/>
+          <w:szCs w:val="22"/>
+        </w:rPr>
+        <w:t xml:space="preserve">Macros del día:</w:t>
+      </w:r>
+      <w:r>
+        <w:rPr>
+          <w:rFonts w:ascii="Calibri" w:cs="Calibri" w:eastAsia="Calibri" w:hAnsi="Calibri"/>
+          <w:b w:val="false"/>
+          <w:bCs w:val="false"/>
+          <w:color w:val="1A1A1A"/>
+          <w:sz w:val="22"/>
+          <w:szCs w:val="22"/>
+        </w:rPr>
+        <w:t xml:space="preserve"> la proteína y la grasa se eligen con dos deslizadores que solo recorren lo recomendado, y los hidratos se ajustan solos para cuadrar con las calorías. Cada macro se ve en gramos y en g/kg de tu peso objetivo. La proteína es la misma del recordatorio de proteína de la tarjeta semanal.</w:t>
+      </w:r>
+    </w:p>
+    <w:p>
+      <w:pPr>
+        <w:pStyle w:val="ListParagraph"/>
+        <w:numPr>
+          <w:ilvl w:val="0"/>
+          <w:numId w:val="2"/>
+        </w:numPr>
+        <w:spacing w:after="100" w:line="276"/>
+      </w:pPr>
+      <w:r>
+        <w:rPr>
+          <w:rFonts w:ascii="Calibri" w:cs="Calibri" w:eastAsia="Calibri" w:hAnsi="Calibri"/>
+          <w:b/>
+          <w:bCs/>
+          <w:color w:val="1A1A1A"/>
+          <w:sz w:val="22"/>
+          <w:szCs w:val="22"/>
+        </w:rPr>
+        <w:t xml:space="preserve">Comidas:</w:t>
+      </w:r>
+      <w:r>
+        <w:rPr>
+          <w:rFonts w:ascii="Calibri" w:cs="Calibri" w:eastAsia="Calibri" w:hAnsi="Calibri"/>
+          <w:b w:val="false"/>
+          <w:bCs w:val="false"/>
+          <w:color w:val="1A1A1A"/>
+          <w:sz w:val="22"/>
+          <w:szCs w:val="22"/>
+        </w:rPr>
+        <w:t xml:space="preserve"> eliges cuántas haces al día, de 3 a 5, y cada una enseña su nombre (desayuno, comida, merienda…), sus kcal y sus gramos de proteína, hidratos y grasa. Con − y + haces una comida más pequeña o más grande y las demás se ajustan solas; </w:t>
+      </w:r>
+      <w:r>
+        <w:rPr>
+          <w:rFonts w:ascii="Calibri" w:cs="Calibri" w:eastAsia="Calibri" w:hAnsi="Calibri"/>
+          <w:b/>
+          <w:bCs/>
+          <w:color w:val="1A1A1A"/>
+          <w:sz w:val="22"/>
+          <w:szCs w:val="22"/>
+        </w:rPr>
+        <w:t xml:space="preserve">Volver al reparto inicial</w:t>
+      </w:r>
+      <w:r>
+        <w:rPr>
+          <w:rFonts w:ascii="Calibri" w:cs="Calibri" w:eastAsia="Calibri" w:hAnsi="Calibri"/>
+          <w:b w:val="false"/>
+          <w:bCs w:val="false"/>
+          <w:color w:val="1A1A1A"/>
+          <w:sz w:val="22"/>
+          <w:szCs w:val="22"/>
+        </w:rPr>
+        <w:t xml:space="preserve"> deshace esos cambios.</w:t>
+      </w:r>
+    </w:p>
+    <w:p>
+      <w:pPr>
+        <w:pStyle w:val="ListParagraph"/>
+        <w:numPr>
+          <w:ilvl w:val="0"/>
+          <w:numId w:val="2"/>
+        </w:numPr>
+        <w:spacing w:after="100" w:line="276"/>
+      </w:pPr>
+      <w:r>
+        <w:rPr>
+          <w:rFonts w:ascii="Calibri" w:cs="Calibri" w:eastAsia="Calibri" w:hAnsi="Calibri"/>
+          <w:b/>
+          <w:bCs/>
+          <w:color w:val="1A1A1A"/>
+          <w:sz w:val="22"/>
+          <w:szCs w:val="22"/>
+        </w:rPr>
+        <w:t xml:space="preserve">Antes y después de entrenar:</w:t>
+      </w:r>
+      <w:r>
+        <w:rPr>
+          <w:rFonts w:ascii="Calibri" w:cs="Calibri" w:eastAsia="Calibri" w:hAnsi="Calibri"/>
+          <w:b w:val="false"/>
+          <w:bCs w:val="false"/>
+          <w:color w:val="1A1A1A"/>
+          <w:sz w:val="22"/>
+          <w:szCs w:val="22"/>
+        </w:rPr>
+        <w:t xml:space="preserve"> marca la comida de antes y la de después del entreno. Llevan más hidratos y algo menos de grasa que las demás, para rendir y recuperar mejor. Si una comida marcada es demasiado ligera para ello, la pantalla te sugiere agrandarla con +.</w:t>
+      </w:r>
+    </w:p>
+    <w:p>
+      <w:pPr>
+        <w:pStyle w:val="ListParagraph"/>
+        <w:numPr>
+          <w:ilvl w:val="0"/>
+          <w:numId w:val="2"/>
+        </w:numPr>
+        <w:spacing w:after="100" w:line="276"/>
+      </w:pPr>
+      <w:r>
+        <w:rPr>
+          <w:rFonts w:ascii="Calibri" w:cs="Calibri" w:eastAsia="Calibri" w:hAnsi="Calibri"/>
+          <w:b/>
+          <w:bCs/>
+          <w:color w:val="1A1A1A"/>
+          <w:sz w:val="22"/>
+          <w:szCs w:val="22"/>
+        </w:rPr>
+        <w:t xml:space="preserve">Corregir las kcal del día:</w:t>
+      </w:r>
+      <w:r>
+        <w:rPr>
+          <w:rFonts w:ascii="Calibri" w:cs="Calibri" w:eastAsia="Calibri" w:hAnsi="Calibri"/>
+          <w:color w:val="1A1A1A"/>
+          <w:sz w:val="22"/>
+          <w:szCs w:val="22"/>
+        </w:rPr>
+        <w:t xml:space="preserve"> el lápiz junto a las kcal es la misma edición que </w:t>
+      </w:r>
+      <w:r>
+        <w:rPr>
+          <w:rFonts w:ascii="Calibri" w:cs="Calibri" w:eastAsia="Calibri" w:hAnsi="Calibri"/>
+          <w:b/>
+          <w:bCs/>
+          <w:color w:val="1A1A1A"/>
+          <w:sz w:val="22"/>
+          <w:szCs w:val="22"/>
+        </w:rPr>
+        <w:t xml:space="preserve">Personalizar</w:t>
+      </w:r>
+      <w:r>
+        <w:rPr>
+          <w:rFonts w:ascii="Calibri" w:cs="Calibri" w:eastAsia="Calibri" w:hAnsi="Calibri"/>
+          <w:color w:val="1A1A1A"/>
+          <w:sz w:val="22"/>
+          <w:szCs w:val="22"/>
+        </w:rPr>
+        <w:t xml:space="preserve">: escribes otra cifra si prefieres comer algo distinto de lo recomendado, los macros y las comidas se recalculan y la pantalla indica que las kcal están corregidas junto a lo recomendado. Se guarda como tu diferencia con lo recomendado, así que las próximas revisiones pueden cambiar tu objetivo y tu corrección se mantiene. </w:t>
+      </w:r>
+      <w:r>
+        <w:rPr>
+          <w:rFonts w:ascii="Calibri" w:cs="Calibri" w:eastAsia="Calibri" w:hAnsi="Calibri"/>
+          <w:b/>
+          <w:bCs/>
+          <w:color w:val="1A1A1A"/>
+          <w:sz w:val="22"/>
+          <w:szCs w:val="22"/>
+        </w:rPr>
+        <w:t xml:space="preserve">Volver a lo recomendado</w:t>
+      </w:r>
+      <w:r>
+        <w:rPr>
+          <w:rFonts w:ascii="Calibri" w:cs="Calibri" w:eastAsia="Calibri" w:hAnsi="Calibri"/>
+          <w:color w:val="1A1A1A"/>
+          <w:sz w:val="22"/>
+          <w:szCs w:val="22"/>
+        </w:rPr>
+        <w:t xml:space="preserve"> la quita.</w:t>
+      </w:r>
+    </w:p>
+    <w:p>
+      <w:pPr>
+        <w:spacing w:after="160" w:line="276"/>
+      </w:pPr>
+      <w:r>
+        <w:rPr>
+          <w:rFonts w:ascii="Calibri" w:cs="Calibri" w:eastAsia="Calibri" w:hAnsi="Calibri"/>
+          <w:color w:val="1A1A1A"/>
+          <w:sz w:val="22"/>
+          <w:szCs w:val="22"/>
+        </w:rPr>
+        <w:t xml:space="preserve">Son las mismas cantidades todos los días, entrenes o no, y el reparto solo cambia cuando cambia tu objetivo. Es una guía para quien pesa lo que come: no se registran comidas y la báscula sigue mandando.</w:t>
       </w:r>
     </w:p>
     <w:p>
@@ -14814,286 +15407,138 @@
           <w:sz w:val="25"/>
           <w:szCs w:val="25"/>
         </w:rPr>
-        <w:t xml:space="preserve">Tus datos</w:t>
-      </w:r>
-    </w:p>
-    <w:p>
-      <w:pPr>
-        <w:pStyle w:val="ListParagraph"/>
-        <w:numPr>
-          <w:ilvl w:val="0"/>
-          <w:numId w:val="2"/>
-        </w:numPr>
-        <w:spacing w:after="100" w:line="276"/>
-      </w:pPr>
-      <w:r>
-        <w:rPr>
-          <w:rFonts w:ascii="Calibri" w:cs="Calibri" w:eastAsia="Calibri" w:hAnsi="Calibri"/>
-          <w:b/>
-          <w:bCs/>
-          <w:color w:val="1A1A1A"/>
-          <w:sz w:val="22"/>
-          <w:szCs w:val="22"/>
-        </w:rPr>
-        <w:t xml:space="preserve">% de grasa:</w:t>
-      </w:r>
-      <w:r>
-        <w:rPr>
-          <w:rFonts w:ascii="Calibri" w:cs="Calibri" w:eastAsia="Calibri" w:hAnsi="Calibri"/>
-          <w:b w:val="false"/>
-          <w:bCs w:val="false"/>
-          <w:color w:val="1A1A1A"/>
-          <w:sz w:val="22"/>
-          <w:szCs w:val="22"/>
-        </w:rPr>
-        <w:t xml:space="preserve"> la estimación vigente, su fecha y método, la curva de composición completa y la re-medición. El estimador ofrece tres métodos: </w:t>
-      </w:r>
-      <w:r>
-        <w:rPr>
-          <w:rFonts w:ascii="Calibri" w:cs="Calibri" w:eastAsia="Calibri" w:hAnsi="Calibri"/>
-          <w:b/>
-          <w:bCs/>
-          <w:color w:val="1A1A1A"/>
-          <w:sz w:val="22"/>
-          <w:szCs w:val="22"/>
-        </w:rPr>
-        <w:t xml:space="preserve">Contornos</w:t>
-      </w:r>
-      <w:r>
-        <w:rPr>
-          <w:rFonts w:ascii="Calibri" w:cs="Calibri" w:eastAsia="Calibri" w:hAnsi="Calibri"/>
-          <w:b w:val="false"/>
-          <w:bCs w:val="false"/>
-          <w:color w:val="1A1A1A"/>
-          <w:sz w:val="22"/>
-          <w:szCs w:val="22"/>
-        </w:rPr>
-        <w:t xml:space="preserve"> (cinta métrica en cuello y cintura, y cadera en mujeres; el más preciso), </w:t>
-      </w:r>
-      <w:r>
-        <w:rPr>
-          <w:rFonts w:ascii="Calibri" w:cs="Calibri" w:eastAsia="Calibri" w:hAnsi="Calibri"/>
-          <w:b/>
-          <w:bCs/>
-          <w:color w:val="1A1A1A"/>
-          <w:sz w:val="22"/>
-          <w:szCs w:val="22"/>
-        </w:rPr>
-        <w:t xml:space="preserve">Galería</w:t>
-      </w:r>
-      <w:r>
-        <w:rPr>
-          <w:rFonts w:ascii="Calibri" w:cs="Calibri" w:eastAsia="Calibri" w:hAnsi="Calibri"/>
-          <w:b w:val="false"/>
-          <w:bCs w:val="false"/>
-          <w:color w:val="1A1A1A"/>
-          <w:sz w:val="22"/>
-          <w:szCs w:val="22"/>
-        </w:rPr>
-        <w:t xml:space="preserve"> (siluetas de referencia) y </w:t>
-      </w:r>
-      <w:r>
-        <w:rPr>
-          <w:rFonts w:ascii="Calibri" w:cs="Calibri" w:eastAsia="Calibri" w:hAnsi="Calibri"/>
-          <w:b/>
-          <w:bCs/>
-          <w:color w:val="1A1A1A"/>
-          <w:sz w:val="22"/>
-          <w:szCs w:val="22"/>
-        </w:rPr>
-        <w:t xml:space="preserve">Directo</w:t>
-      </w:r>
-      <w:r>
-        <w:rPr>
-          <w:rFonts w:ascii="Calibri" w:cs="Calibri" w:eastAsia="Calibri" w:hAnsi="Calibri"/>
-          <w:b w:val="false"/>
-          <w:bCs w:val="false"/>
-          <w:color w:val="1A1A1A"/>
-          <w:sz w:val="22"/>
-          <w:szCs w:val="22"/>
-        </w:rPr>
-        <w:t xml:space="preserve"> (báscula de bioimpedancia, DEXA o pliegues). Es una orientación con un margen de varios puntos, no una medición clínica. Repite siempre el mismo método en las mismas condiciones; la app te pide re-medirlo cada cierto tiempo.</w:t>
-      </w:r>
-    </w:p>
-    <w:p>
-      <w:pPr>
-        <w:pStyle w:val="ListParagraph"/>
-        <w:numPr>
-          <w:ilvl w:val="0"/>
-          <w:numId w:val="2"/>
-        </w:numPr>
-        <w:spacing w:after="100" w:line="276"/>
-      </w:pPr>
-      <w:r>
-        <w:rPr>
-          <w:rFonts w:ascii="Calibri" w:cs="Calibri" w:eastAsia="Calibri" w:hAnsi="Calibri"/>
-          <w:b/>
-          <w:bCs/>
-          <w:color w:val="1A1A1A"/>
-          <w:sz w:val="22"/>
-          <w:szCs w:val="22"/>
-        </w:rPr>
-        <w:t xml:space="preserve">Experiencia:</w:t>
-      </w:r>
-      <w:r>
-        <w:rPr>
-          <w:rFonts w:ascii="Calibri" w:cs="Calibri" w:eastAsia="Calibri" w:hAnsi="Calibri"/>
-          <w:b w:val="false"/>
-          <w:bCs w:val="false"/>
-          <w:color w:val="1A1A1A"/>
-          <w:sz w:val="22"/>
-          <w:szCs w:val="22"/>
-        </w:rPr>
-        <w:t xml:space="preserve"> editable de un toque.</w:t>
-      </w:r>
-    </w:p>
-    <w:p>
-      <w:pPr>
-        <w:pStyle w:val="ListParagraph"/>
-        <w:numPr>
-          <w:ilvl w:val="0"/>
-          <w:numId w:val="2"/>
-        </w:numPr>
-        <w:spacing w:after="100" w:line="276"/>
-      </w:pPr>
-      <w:r>
-        <w:rPr>
-          <w:rFonts w:ascii="Calibri" w:cs="Calibri" w:eastAsia="Calibri" w:hAnsi="Calibri"/>
-          <w:b/>
-          <w:bCs/>
-          <w:color w:val="1A1A1A"/>
-          <w:sz w:val="22"/>
-          <w:szCs w:val="22"/>
-        </w:rPr>
-        <w:t xml:space="preserve">Altura:</w:t>
-      </w:r>
-      <w:r>
-        <w:rPr>
-          <w:rFonts w:ascii="Calibri" w:cs="Calibri" w:eastAsia="Calibri" w:hAnsi="Calibri"/>
-          <w:b w:val="false"/>
-          <w:bCs w:val="false"/>
-          <w:color w:val="1A1A1A"/>
-          <w:sz w:val="22"/>
-          <w:szCs w:val="22"/>
-        </w:rPr>
-        <w:t xml:space="preserve"> la declarada en el asistente.</w:t>
-      </w:r>
-    </w:p>
-    <w:p>
-      <w:pPr>
-        <w:pStyle w:val="ListParagraph"/>
-        <w:numPr>
-          <w:ilvl w:val="0"/>
-          <w:numId w:val="2"/>
-        </w:numPr>
-        <w:spacing w:after="100" w:line="276"/>
-      </w:pPr>
-      <w:r>
-        <w:rPr>
-          <w:rFonts w:ascii="Calibri" w:cs="Calibri" w:eastAsia="Calibri" w:hAnsi="Calibri"/>
-          <w:b/>
-          <w:bCs/>
-          <w:color w:val="1A1A1A"/>
-          <w:sz w:val="22"/>
-          <w:szCs w:val="22"/>
-        </w:rPr>
-        <w:t xml:space="preserve">Tu trabajo:</w:t>
-      </w:r>
-      <w:r>
-        <w:rPr>
-          <w:rFonts w:ascii="Calibri" w:cs="Calibri" w:eastAsia="Calibri" w:hAnsi="Calibri"/>
-          <w:b w:val="false"/>
-          <w:bCs w:val="false"/>
-          <w:color w:val="1A1A1A"/>
-          <w:sz w:val="22"/>
-          <w:szCs w:val="22"/>
-        </w:rPr>
-        <w:t xml:space="preserve"> sentado, de pie o físico. Afina lo que gastas en tu día a día, fuera de los pasos y los entrenos (tarjeta Energía diaria).</w:t>
-      </w:r>
-    </w:p>
-    <w:p>
-      <w:pPr>
-        <w:pStyle w:val="ListParagraph"/>
-        <w:numPr>
-          <w:ilvl w:val="0"/>
-          <w:numId w:val="2"/>
-        </w:numPr>
-        <w:spacing w:after="100" w:line="276"/>
-      </w:pPr>
-      <w:r>
-        <w:rPr>
-          <w:rFonts w:ascii="Calibri" w:cs="Calibri" w:eastAsia="Calibri" w:hAnsi="Calibri"/>
-          <w:b/>
-          <w:bCs/>
-          <w:color w:val="1A1A1A"/>
-          <w:sz w:val="22"/>
-          <w:szCs w:val="22"/>
-        </w:rPr>
-        <w:t xml:space="preserve">Límite de pasos al día:</w:t>
-      </w:r>
-      <w:r>
-        <w:rPr>
-          <w:rFonts w:ascii="Calibri" w:cs="Calibri" w:eastAsia="Calibri" w:hAnsi="Calibri"/>
-          <w:b w:val="false"/>
-          <w:bCs w:val="false"/>
-          <w:color w:val="1A1A1A"/>
-          <w:sz w:val="22"/>
-          <w:szCs w:val="22"/>
-        </w:rPr>
-        <w:t xml:space="preserve"> el total diario que la tarjeta semanal nunca te pedirá superar caminando. Cuenta desde la próxima tarjeta.</w:t>
-      </w:r>
-    </w:p>
-    <w:p>
-      <w:pPr>
-        <w:pStyle w:val="ListParagraph"/>
-        <w:numPr>
-          <w:ilvl w:val="0"/>
-          <w:numId w:val="2"/>
-        </w:numPr>
-        <w:spacing w:after="100" w:line="276"/>
-      </w:pPr>
-      <w:r>
-        <w:rPr>
-          <w:rFonts w:ascii="Calibri" w:cs="Calibri" w:eastAsia="Calibri" w:hAnsi="Calibri"/>
-          <w:b/>
-          <w:bCs/>
-          <w:color w:val="1A1A1A"/>
-          <w:sz w:val="22"/>
-          <w:szCs w:val="22"/>
-        </w:rPr>
-        <w:t xml:space="preserve">Reparto grasa / masa magra:</w:t>
-      </w:r>
-      <w:r>
-        <w:rPr>
-          <w:rFonts w:ascii="Calibri" w:cs="Calibri" w:eastAsia="Calibri" w:hAnsi="Calibri"/>
-          <w:b w:val="false"/>
-          <w:bCs w:val="false"/>
-          <w:color w:val="1A1A1A"/>
-          <w:sz w:val="22"/>
-          <w:szCs w:val="22"/>
-        </w:rPr>
-        <w:t xml:space="preserve"> con dos mediciones suficientemente separadas, la hoja del reparto dice cuánto del peso cambiado ha sido grasa y cuánto masa magra (que incluye agua y glucógeno), el margen de la lectura y los kilos de cambio con los que sería fiable. Con tres o más mediciones añade el reparto de toda la fase. Si el reparto sale mal y la lectura es fiable, propone bajar el ritmo con un toque. El reparto nunca modifica tu entrenamiento.</w:t>
-      </w:r>
-    </w:p>
-    <w:p>
-      <w:pPr>
-        <w:pStyle w:val="ListParagraph"/>
-        <w:numPr>
-          <w:ilvl w:val="0"/>
-          <w:numId w:val="2"/>
-        </w:numPr>
-        <w:spacing w:after="100" w:line="276"/>
-      </w:pPr>
-      <w:r>
-        <w:rPr>
-          <w:rFonts w:ascii="Calibri" w:cs="Calibri" w:eastAsia="Calibri" w:hAnsi="Calibri"/>
-          <w:b w:val="0"/>
-          <w:bCs w:val="false"/>
-          <w:color w:val="1A1A1A"/>
-          <w:sz w:val="22"/>
-          <w:szCs w:val="22"/>
-        </w:rPr>
-        <w:t>Los primeros días de una fase, y los primeros kilos que vuelven tras una definición, no se leen como grasa ni como músculo: son sobre todo agua y glucógeno, y la app los trata como tales en lugar de escribirlos en la curva. Por eso al arrancar un bloque la curva de % graso ya no da un escalón, y volver a mantenimiento después de una definición no se presenta como masa magra ganada.</w:t>
+        <w:t xml:space="preserve">Crea tu menú semanal con IA</w:t>
+      </w:r>
+    </w:p>
+    <w:p>
+      <w:pPr>
+        <w:spacing w:after="160" w:line="276"/>
+      </w:pPr>
+      <w:r>
+        <w:rPr>
+          <w:rFonts w:ascii="Calibri" w:cs="Calibri" w:eastAsia="Calibri" w:hAnsi="Calibri"/>
+          <w:b w:val="false"/>
+          <w:bCs w:val="false"/>
+          <w:color w:val="1A1A1A"/>
+          <w:sz w:val="22"/>
+          <w:szCs w:val="22"/>
+        </w:rPr>
+        <w:t xml:space="preserve">Desde el reparto en comidas, el botón </w:t>
+      </w:r>
+      <w:r>
+        <w:rPr>
+          <w:rFonts w:ascii="Calibri" w:cs="Calibri" w:eastAsia="Calibri" w:hAnsi="Calibri"/>
+          <w:b/>
+          <w:bCs/>
+          <w:color w:val="1A1A1A"/>
+          <w:sz w:val="22"/>
+          <w:szCs w:val="22"/>
+        </w:rPr>
+        <w:t xml:space="preserve">Crea tu menú semanal con IA</w:t>
+      </w:r>
+      <w:r>
+        <w:rPr>
+          <w:rFonts w:ascii="Calibri" w:cs="Calibri" w:eastAsia="Calibri" w:hAnsi="Calibri"/>
+          <w:b w:val="false"/>
+          <w:bCs w:val="false"/>
+          <w:color w:val="1A1A1A"/>
+          <w:sz w:val="22"/>
+          <w:szCs w:val="22"/>
+        </w:rPr>
+        <w:t xml:space="preserve"> convierte tu reparto en un prompt para la IA que prefieras (ChatGPT, Claude, Gemini…), igual que Crear con IA hace con la rutina. TrueLift no llama a ninguna IA: prepara el texto en tu móvil y tú decides si lo copias o lo compartes.</w:t>
+      </w:r>
+    </w:p>
+    <w:p>
+      <w:pPr>
+        <w:pStyle w:val="ListParagraph"/>
+        <w:numPr>
+          <w:ilvl w:val="0"/>
+          <w:numId w:val="2"/>
+        </w:numPr>
+        <w:spacing w:after="100" w:line="276"/>
+      </w:pPr>
+      <w:r>
+        <w:rPr>
+          <w:rFonts w:ascii="Calibri" w:cs="Calibri" w:eastAsia="Calibri" w:hAnsi="Calibri"/>
+          <w:b w:val="false"/>
+          <w:bCs w:val="false"/>
+          <w:color w:val="1A1A1A"/>
+          <w:sz w:val="22"/>
+          <w:szCs w:val="22"/>
+        </w:rPr>
+        <w:t xml:space="preserve">Un asistente de cuatro pasos: tu alimentación y las condiciones de uso (alergias, intolerancias y alimentos que no puedes tomar, tipo de alimentación —vegetariana, vegana…— y país); tus preferencias y tu cocina (alimentos que quieres evitar y priorizar, presupuesto, supermercado, tiempo y nivel de cocina, utensilios de casa y del trabajo); la organización de la semana (fecha de inicio, horarios, comidas fuera de casa, días de entrenamiento, comensales, cocinar por adelantado…); y una revisión final.</w:t>
+      </w:r>
+    </w:p>
+    <w:p>
+      <w:pPr>
+        <w:pStyle w:val="ListParagraph"/>
+        <w:numPr>
+          <w:ilvl w:val="0"/>
+          <w:numId w:val="2"/>
+        </w:numPr>
+        <w:spacing w:after="100" w:line="276"/>
+      </w:pPr>
+      <w:r>
+        <w:rPr>
+          <w:rFonts w:ascii="Calibri" w:cs="Calibri" w:eastAsia="Calibri" w:hAnsi="Calibri"/>
+          <w:b w:val="false"/>
+          <w:bCs w:val="false"/>
+          <w:color w:val="1A1A1A"/>
+          <w:sz w:val="22"/>
+          <w:szCs w:val="22"/>
+        </w:rPr>
+        <w:t xml:space="preserve">Antes de copiarlo ves el prompt íntegro. Lleva tu fase, tu objetivo y tu ritmo, el reparto vigente (kcal, macros y comidas, con las de antes y después de entrenar) y un resumen de tus entrenamientos recientes. Tu peso, tu altura, tu edad y tu sexo se muestran para que confirmes si quieres incluirlos. Nunca salen tu fecha de nacimiento, tu nombre, tus fotos, tus medidas ni tu VFC.</w:t>
+      </w:r>
+    </w:p>
+    <w:p>
+      <w:pPr>
+        <w:pStyle w:val="ListParagraph"/>
+        <w:numPr>
+          <w:ilvl w:val="0"/>
+          <w:numId w:val="2"/>
+        </w:numPr>
+        <w:spacing w:after="100" w:line="276"/>
+      </w:pPr>
+      <w:r>
+        <w:rPr>
+          <w:rFonts w:ascii="Calibri" w:cs="Calibri" w:eastAsia="Calibri" w:hAnsi="Calibri"/>
+          <w:b w:val="false"/>
+          <w:bCs w:val="false"/>
+          <w:color w:val="1A1A1A"/>
+          <w:sz w:val="22"/>
+          <w:szCs w:val="22"/>
+        </w:rPr>
+        <w:t xml:space="preserve">La IA te devolverá un menú de siete días con cantidades, recetas, lista de la compra y sustituciones. Es orientativo: TrueLift no verifica sus recetas ni sus cálculos, así que revísalo, sobre todo si tienes alergias o intolerancias.</w:t>
+      </w:r>
+    </w:p>
+    <w:p>
+      <w:pPr>
+        <w:pStyle w:val="ListParagraph"/>
+        <w:numPr>
+          <w:ilvl w:val="0"/>
+          <w:numId w:val="2"/>
+        </w:numPr>
+        <w:spacing w:after="100" w:line="276"/>
+      </w:pPr>
+      <w:r>
+        <w:rPr>
+          <w:rFonts w:ascii="Calibri" w:cs="Calibri" w:eastAsia="Calibri" w:hAnsi="Calibri"/>
+          <w:b w:val="false"/>
+          <w:bCs w:val="false"/>
+          <w:color w:val="1A1A1A"/>
+          <w:sz w:val="22"/>
+          <w:szCs w:val="22"/>
+        </w:rPr>
+        <w:t xml:space="preserve">Tus respuestas se guardan en TrueLift y en tu copia de seguridad para la próxima vez, y no se envían a la analítica. Es para personas adultas y sanas y no genera dietas terapéuticas; si la fase está en pausa o hay un refeed en esas fechas, la app te lo dice antes.</w:t>
+      </w:r>
+      <w:r>
+        <w:rPr>
+          <w:rFonts w:ascii="Calibri" w:cs="Calibri" w:eastAsia="Calibri" w:hAnsi="Calibri"/>
+          <w:color w:val="1A1A1A"/>
+          <w:sz w:val="22"/>
+          <w:szCs w:val="22"/>
+        </w:rPr>
+        <w:t xml:space="preserve"> Si la semana elegida cruza un cambio de etapa o de ritmo del plan, te pide elegir otra o esperar al nuevo objetivo. El menú se prepara con tu objetivo vigente y no se actualiza solo: si después cambia la cifra, el reparto y el asistente te avisan para que lo adaptes o generes otro. En la alimentación habitual no hay cifra que exportar; la pantalla te invita a fijar un objetivo diario.</w:t>
       </w:r>
     </w:p>
     <w:p>
@@ -15110,167 +15555,286 @@
           <w:sz w:val="25"/>
           <w:szCs w:val="25"/>
         </w:rPr>
-        <w:t xml:space="preserve">Ajustes de la fase</w:t>
-      </w:r>
-    </w:p>
-    <w:p>
-      <w:pPr>
-        <w:pStyle w:val="ListParagraph"/>
-        <w:numPr>
-          <w:ilvl w:val="0"/>
-          <w:numId w:val="2"/>
-        </w:numPr>
-        <w:spacing w:after="100" w:line="276"/>
-      </w:pPr>
-      <w:r>
-        <w:rPr>
-          <w:rFonts w:ascii="Calibri" w:cs="Calibri" w:eastAsia="Calibri" w:hAnsi="Calibri"/>
-          <w:b/>
-          <w:bCs/>
-          <w:color w:val="1A1A1A"/>
-          <w:sz w:val="22"/>
-          <w:szCs w:val="22"/>
-        </w:rPr>
-        <w:t xml:space="preserve">Modo ciclo menstrual</w:t>
-      </w:r>
-      <w:r>
-        <w:rPr>
-          <w:rFonts w:ascii="Calibri" w:cs="Calibri" w:eastAsia="Calibri" w:hAnsi="Calibri"/>
-          <w:b w:val="false"/>
-          <w:bCs w:val="false"/>
-          <w:color w:val="1A1A1A"/>
-          <w:sz w:val="22"/>
-          <w:szCs w:val="22"/>
-        </w:rPr>
-        <w:t xml:space="preserve"> (si tu perfil es femenino): reduce el efecto de las fluctuaciones del ciclo. Funciona desde el primer día con una duración estándar; al marcar dos veces el día 1 (primer día de sangrado; puedes marcar una fecha pasada) usa tu duración real. La marca es opcional.</w:t>
-      </w:r>
-    </w:p>
-    <w:p>
-      <w:pPr>
-        <w:pStyle w:val="ListParagraph"/>
-        <w:numPr>
-          <w:ilvl w:val="0"/>
-          <w:numId w:val="2"/>
-        </w:numPr>
-        <w:spacing w:after="100" w:line="276"/>
-      </w:pPr>
-      <w:r>
-        <w:rPr>
-          <w:rFonts w:ascii="Calibri" w:cs="Calibri" w:eastAsia="Calibri" w:hAnsi="Calibri"/>
-          <w:b/>
-          <w:bCs/>
-          <w:color w:val="1A1A1A"/>
-          <w:sz w:val="22"/>
-          <w:szCs w:val="22"/>
-        </w:rPr>
-        <w:t xml:space="preserve">Tarjeta semanal disponible:</w:t>
-      </w:r>
-      <w:r>
-        <w:rPr>
-          <w:rFonts w:ascii="Calibri" w:cs="Calibri" w:eastAsia="Calibri" w:hAnsi="Calibri"/>
-          <w:b w:val="false"/>
-          <w:bCs w:val="false"/>
-          <w:color w:val="1A1A1A"/>
-          <w:sz w:val="22"/>
-          <w:szCs w:val="22"/>
-        </w:rPr>
-        <w:t xml:space="preserve"> notificación de que hay una tarjeta nueva. Apagada por defecto.</w:t>
-      </w:r>
-    </w:p>
-    <w:p>
-      <w:pPr>
-        <w:pStyle w:val="ListParagraph"/>
-        <w:numPr>
-          <w:ilvl w:val="0"/>
-          <w:numId w:val="2"/>
-        </w:numPr>
-        <w:spacing w:after="100" w:line="276"/>
-      </w:pPr>
-      <w:r>
-        <w:rPr>
-          <w:rFonts w:ascii="Calibri" w:cs="Calibri" w:eastAsia="Calibri" w:hAnsi="Calibri"/>
-          <w:b/>
-          <w:bCs/>
-          <w:color w:val="1A1A1A"/>
-          <w:sz w:val="22"/>
-          <w:szCs w:val="22"/>
-        </w:rPr>
-        <w:t xml:space="preserve">Pausar fase:</w:t>
-      </w:r>
-      <w:r>
-        <w:rPr>
-          <w:rFonts w:ascii="Calibri" w:cs="Calibri" w:eastAsia="Calibri" w:hAnsi="Calibri"/>
-          <w:b w:val="false"/>
-          <w:bCs w:val="false"/>
-          <w:color w:val="1A1A1A"/>
-          <w:sz w:val="22"/>
-          <w:szCs w:val="22"/>
-        </w:rPr>
-        <w:t xml:space="preserve"> para viajes o enfermedad. El lazo se congela y esos días no cuentan; se conservan ajustes, refeeds y protección de volumen. Al reanudar, la app deja pasar unos días y pide varios pesajes antes de volver a evaluar. Es mejor pausar que abandonar.</w:t>
-      </w:r>
-    </w:p>
-    <w:p>
-      <w:pPr>
-        <w:pStyle w:val="ListParagraph"/>
-        <w:numPr>
-          <w:ilvl w:val="0"/>
-          <w:numId w:val="2"/>
-        </w:numPr>
-        <w:spacing w:after="100" w:line="276"/>
-      </w:pPr>
-      <w:r>
-        <w:rPr>
-          <w:rFonts w:ascii="Calibri" w:cs="Calibri" w:eastAsia="Calibri" w:hAnsi="Calibri"/>
-          <w:b/>
-          <w:bCs/>
-          <w:color w:val="1A1A1A"/>
-          <w:sz w:val="22"/>
-          <w:szCs w:val="22"/>
-        </w:rPr>
-        <w:t xml:space="preserve">Desactivar la capa:</w:t>
-      </w:r>
-      <w:r>
-        <w:rPr>
-          <w:rFonts w:ascii="Calibri" w:cs="Calibri" w:eastAsia="Calibri" w:hAnsi="Calibri"/>
-          <w:b w:val="false"/>
-          <w:bCs w:val="false"/>
-          <w:color w:val="1A1A1A"/>
-          <w:sz w:val="22"/>
-          <w:szCs w:val="22"/>
-        </w:rPr>
-        <w:t xml:space="preserve"> apaga el módulo sin borrar nada. La fase de la dieta vuelve a ser manual y el peso corporal vuelve a editarse en Ajustes.</w:t>
-      </w:r>
-    </w:p>
-    <w:p>
-      <w:pPr>
-        <w:pStyle w:val="ListParagraph"/>
-        <w:numPr>
-          <w:ilvl w:val="0"/>
-          <w:numId w:val="2"/>
-        </w:numPr>
-        <w:spacing w:after="100" w:line="276"/>
-      </w:pPr>
-      <w:r>
-        <w:rPr>
-          <w:rFonts w:ascii="Calibri" w:cs="Calibri" w:eastAsia="Calibri" w:hAnsi="Calibri"/>
-          <w:b/>
-          <w:bCs/>
-          <w:color w:val="1A1A1A"/>
-          <w:sz w:val="22"/>
-          <w:szCs w:val="22"/>
-        </w:rPr>
-        <w:t xml:space="preserve">Borrar datos de nutrición:</w:t>
-      </w:r>
-      <w:r>
-        <w:rPr>
-          <w:rFonts w:ascii="Calibri" w:cs="Calibri" w:eastAsia="Calibri" w:hAnsi="Calibri"/>
-          <w:b w:val="false"/>
-          <w:bCs w:val="false"/>
-          <w:color w:val="1A1A1A"/>
-          <w:sz w:val="22"/>
-          <w:szCs w:val="22"/>
-        </w:rPr>
-        <w:t xml:space="preserve"> fase, pesajes, biblioteca y perfil, con doble confirmación. Los entrenamientos no se tocan. El módulo entra en la copia de seguridad general.</w:t>
+        <w:t xml:space="preserve">Tus datos</w:t>
+      </w:r>
+    </w:p>
+    <w:p>
+      <w:pPr>
+        <w:pStyle w:val="ListParagraph"/>
+        <w:numPr>
+          <w:ilvl w:val="0"/>
+          <w:numId w:val="2"/>
+        </w:numPr>
+        <w:spacing w:after="100" w:line="276"/>
+      </w:pPr>
+      <w:r>
+        <w:rPr>
+          <w:rFonts w:ascii="Calibri" w:cs="Calibri" w:eastAsia="Calibri" w:hAnsi="Calibri"/>
+          <w:b/>
+          <w:bCs/>
+          <w:color w:val="1A1A1A"/>
+          <w:sz w:val="22"/>
+          <w:szCs w:val="22"/>
+        </w:rPr>
+        <w:t xml:space="preserve">% de grasa:</w:t>
+      </w:r>
+      <w:r>
+        <w:rPr>
+          <w:rFonts w:ascii="Calibri" w:cs="Calibri" w:eastAsia="Calibri" w:hAnsi="Calibri"/>
+          <w:b w:val="false"/>
+          <w:bCs w:val="false"/>
+          <w:color w:val="1A1A1A"/>
+          <w:sz w:val="22"/>
+          <w:szCs w:val="22"/>
+        </w:rPr>
+        <w:t xml:space="preserve"> la estimación vigente, su fecha y método, la curva de composición completa y la re-medición. El estimador ofrece tres métodos: </w:t>
+      </w:r>
+      <w:r>
+        <w:rPr>
+          <w:rFonts w:ascii="Calibri" w:cs="Calibri" w:eastAsia="Calibri" w:hAnsi="Calibri"/>
+          <w:b/>
+          <w:bCs/>
+          <w:color w:val="1A1A1A"/>
+          <w:sz w:val="22"/>
+          <w:szCs w:val="22"/>
+        </w:rPr>
+        <w:t xml:space="preserve">Contornos</w:t>
+      </w:r>
+      <w:r>
+        <w:rPr>
+          <w:rFonts w:ascii="Calibri" w:cs="Calibri" w:eastAsia="Calibri" w:hAnsi="Calibri"/>
+          <w:b w:val="false"/>
+          <w:bCs w:val="false"/>
+          <w:color w:val="1A1A1A"/>
+          <w:sz w:val="22"/>
+          <w:szCs w:val="22"/>
+        </w:rPr>
+        <w:t xml:space="preserve"> (cinta métrica en cuello y cintura, y cadera en mujeres; el más preciso), </w:t>
+      </w:r>
+      <w:r>
+        <w:rPr>
+          <w:rFonts w:ascii="Calibri" w:cs="Calibri" w:eastAsia="Calibri" w:hAnsi="Calibri"/>
+          <w:b/>
+          <w:bCs/>
+          <w:color w:val="1A1A1A"/>
+          <w:sz w:val="22"/>
+          <w:szCs w:val="22"/>
+        </w:rPr>
+        <w:t xml:space="preserve">Galería</w:t>
+      </w:r>
+      <w:r>
+        <w:rPr>
+          <w:rFonts w:ascii="Calibri" w:cs="Calibri" w:eastAsia="Calibri" w:hAnsi="Calibri"/>
+          <w:b w:val="false"/>
+          <w:bCs w:val="false"/>
+          <w:color w:val="1A1A1A"/>
+          <w:sz w:val="22"/>
+          <w:szCs w:val="22"/>
+        </w:rPr>
+        <w:t xml:space="preserve"> (siluetas de referencia) y </w:t>
+      </w:r>
+      <w:r>
+        <w:rPr>
+          <w:rFonts w:ascii="Calibri" w:cs="Calibri" w:eastAsia="Calibri" w:hAnsi="Calibri"/>
+          <w:b/>
+          <w:bCs/>
+          <w:color w:val="1A1A1A"/>
+          <w:sz w:val="22"/>
+          <w:szCs w:val="22"/>
+        </w:rPr>
+        <w:t xml:space="preserve">Directo</w:t>
+      </w:r>
+      <w:r>
+        <w:rPr>
+          <w:rFonts w:ascii="Calibri" w:cs="Calibri" w:eastAsia="Calibri" w:hAnsi="Calibri"/>
+          <w:b w:val="false"/>
+          <w:bCs w:val="false"/>
+          <w:color w:val="1A1A1A"/>
+          <w:sz w:val="22"/>
+          <w:szCs w:val="22"/>
+        </w:rPr>
+        <w:t xml:space="preserve"> (báscula de bioimpedancia, DEXA o pliegues). Es una orientación con un margen de varios puntos, no una medición clínica. Repite siempre el mismo método en las mismas condiciones; la app te pide re-medirlo cada cierto tiempo.</w:t>
+      </w:r>
+    </w:p>
+    <w:p>
+      <w:pPr>
+        <w:pStyle w:val="ListParagraph"/>
+        <w:numPr>
+          <w:ilvl w:val="0"/>
+          <w:numId w:val="2"/>
+        </w:numPr>
+        <w:spacing w:after="100" w:line="276"/>
+      </w:pPr>
+      <w:r>
+        <w:rPr>
+          <w:rFonts w:ascii="Calibri" w:cs="Calibri" w:eastAsia="Calibri" w:hAnsi="Calibri"/>
+          <w:b/>
+          <w:bCs/>
+          <w:color w:val="1A1A1A"/>
+          <w:sz w:val="22"/>
+          <w:szCs w:val="22"/>
+        </w:rPr>
+        <w:t xml:space="preserve">Experiencia:</w:t>
+      </w:r>
+      <w:r>
+        <w:rPr>
+          <w:rFonts w:ascii="Calibri" w:cs="Calibri" w:eastAsia="Calibri" w:hAnsi="Calibri"/>
+          <w:b w:val="false"/>
+          <w:bCs w:val="false"/>
+          <w:color w:val="1A1A1A"/>
+          <w:sz w:val="22"/>
+          <w:szCs w:val="22"/>
+        </w:rPr>
+        <w:t xml:space="preserve"> editable de un toque.</w:t>
+      </w:r>
+    </w:p>
+    <w:p>
+      <w:pPr>
+        <w:pStyle w:val="ListParagraph"/>
+        <w:numPr>
+          <w:ilvl w:val="0"/>
+          <w:numId w:val="2"/>
+        </w:numPr>
+        <w:spacing w:after="100" w:line="276"/>
+      </w:pPr>
+      <w:r>
+        <w:rPr>
+          <w:rFonts w:ascii="Calibri" w:cs="Calibri" w:eastAsia="Calibri" w:hAnsi="Calibri"/>
+          <w:b/>
+          <w:bCs/>
+          <w:color w:val="1A1A1A"/>
+          <w:sz w:val="22"/>
+          <w:szCs w:val="22"/>
+        </w:rPr>
+        <w:t xml:space="preserve">Altura:</w:t>
+      </w:r>
+      <w:r>
+        <w:rPr>
+          <w:rFonts w:ascii="Calibri" w:cs="Calibri" w:eastAsia="Calibri" w:hAnsi="Calibri"/>
+          <w:b w:val="false"/>
+          <w:bCs w:val="false"/>
+          <w:color w:val="1A1A1A"/>
+          <w:sz w:val="22"/>
+          <w:szCs w:val="22"/>
+        </w:rPr>
+        <w:t xml:space="preserve"> la declarada en el asistente.</w:t>
+      </w:r>
+    </w:p>
+    <w:p>
+      <w:pPr>
+        <w:pStyle w:val="ListParagraph"/>
+        <w:numPr>
+          <w:ilvl w:val="0"/>
+          <w:numId w:val="2"/>
+        </w:numPr>
+        <w:spacing w:after="100" w:line="276"/>
+      </w:pPr>
+      <w:r>
+        <w:rPr>
+          <w:rFonts w:ascii="Calibri" w:cs="Calibri" w:eastAsia="Calibri" w:hAnsi="Calibri"/>
+          <w:b/>
+          <w:bCs/>
+          <w:color w:val="1A1A1A"/>
+          <w:sz w:val="22"/>
+          <w:szCs w:val="22"/>
+        </w:rPr>
+        <w:t xml:space="preserve">Tu trabajo:</w:t>
+      </w:r>
+      <w:r>
+        <w:rPr>
+          <w:rFonts w:ascii="Calibri" w:cs="Calibri" w:eastAsia="Calibri" w:hAnsi="Calibri"/>
+          <w:b w:val="false"/>
+          <w:bCs w:val="false"/>
+          <w:color w:val="1A1A1A"/>
+          <w:sz w:val="22"/>
+          <w:szCs w:val="22"/>
+        </w:rPr>
+        <w:t xml:space="preserve"> sentado, de pie o físico. Afina lo que gastas en tu día a día, fuera de los pasos y los entrenos (Tu gasto estimado).</w:t>
+      </w:r>
+    </w:p>
+    <w:p>
+      <w:pPr>
+        <w:pStyle w:val="ListParagraph"/>
+        <w:numPr>
+          <w:ilvl w:val="0"/>
+          <w:numId w:val="2"/>
+        </w:numPr>
+        <w:spacing w:after="100" w:line="276"/>
+      </w:pPr>
+      <w:r>
+        <w:rPr>
+          <w:rFonts w:ascii="Calibri" w:cs="Calibri" w:eastAsia="Calibri" w:hAnsi="Calibri"/>
+          <w:b/>
+          <w:bCs/>
+          <w:color w:val="1A1A1A"/>
+          <w:sz w:val="22"/>
+          <w:szCs w:val="22"/>
+        </w:rPr>
+        <w:t xml:space="preserve">Límite de pasos al día:</w:t>
+      </w:r>
+      <w:r>
+        <w:rPr>
+          <w:rFonts w:ascii="Calibri" w:cs="Calibri" w:eastAsia="Calibri" w:hAnsi="Calibri"/>
+          <w:b w:val="false"/>
+          <w:bCs w:val="false"/>
+          <w:color w:val="1A1A1A"/>
+          <w:sz w:val="22"/>
+          <w:szCs w:val="22"/>
+        </w:rPr>
+        <w:t xml:space="preserve"> el total diario que la revisión semanal nunca te pedirá superar caminando. Cuenta desde la próxima revisión.</w:t>
+      </w:r>
+    </w:p>
+    <w:p>
+      <w:pPr>
+        <w:pStyle w:val="ListParagraph"/>
+        <w:numPr>
+          <w:ilvl w:val="0"/>
+          <w:numId w:val="2"/>
+        </w:numPr>
+        <w:spacing w:after="100" w:line="276"/>
+      </w:pPr>
+      <w:r>
+        <w:rPr>
+          <w:rFonts w:ascii="Calibri" w:cs="Calibri" w:eastAsia="Calibri" w:hAnsi="Calibri"/>
+          <w:b/>
+          <w:bCs/>
+          <w:color w:val="1A1A1A"/>
+          <w:sz w:val="22"/>
+          <w:szCs w:val="22"/>
+        </w:rPr>
+        <w:t xml:space="preserve">Reparto grasa / masa magra:</w:t>
+      </w:r>
+      <w:r>
+        <w:rPr>
+          <w:rFonts w:ascii="Calibri" w:cs="Calibri" w:eastAsia="Calibri" w:hAnsi="Calibri"/>
+          <w:b w:val="false"/>
+          <w:bCs w:val="false"/>
+          <w:color w:val="1A1A1A"/>
+          <w:sz w:val="22"/>
+          <w:szCs w:val="22"/>
+        </w:rPr>
+        <w:t xml:space="preserve"> con dos mediciones suficientemente separadas, la hoja del reparto dice cuánto del peso cambiado ha sido grasa y cuánto masa magra (que incluye agua y glucógeno), el margen de la lectura y los kilos de cambio con los que sería fiable. Con tres o más mediciones añade el reparto de toda la fase. Si el reparto sale mal y la lectura es fiable, propone bajar el ritmo con un toque. El reparto nunca modifica tu entrenamiento.</w:t>
+      </w:r>
+    </w:p>
+    <w:p>
+      <w:pPr>
+        <w:pStyle w:val="ListParagraph"/>
+        <w:numPr>
+          <w:ilvl w:val="0"/>
+          <w:numId w:val="2"/>
+        </w:numPr>
+        <w:spacing w:after="100" w:line="276"/>
+      </w:pPr>
+      <w:r>
+        <w:rPr>
+          <w:rFonts w:ascii="Calibri" w:cs="Calibri" w:eastAsia="Calibri" w:hAnsi="Calibri"/>
+          <w:b w:val="0"/>
+          <w:bCs w:val="false"/>
+          <w:color w:val="1A1A1A"/>
+          <w:sz w:val="22"/>
+          <w:szCs w:val="22"/>
+        </w:rPr>
+        <w:t>Los primeros días de una fase, y los primeros kilos que vuelven tras una definición, no se leen como grasa ni como músculo: son sobre todo agua y glucógeno, y la app los trata como tales en lugar de escribirlos en la curva. Por eso al arrancar un bloque la curva de % graso ya no da un escalón, y volver a mantenimiento después de una definición no se presenta como masa magra ganada.</w:t>
       </w:r>
     </w:p>
     <w:p>
@@ -15287,23 +15851,165 @@
           <w:sz w:val="25"/>
           <w:szCs w:val="25"/>
         </w:rPr>
-        <w:t xml:space="preserve">El planificador de temporada</w:t>
-      </w:r>
-    </w:p>
-    <w:p>
-      <w:pPr>
-        <w:spacing w:after="160" w:line="276"/>
-      </w:pPr>
-      <w:r>
-        <w:rPr>
-          <w:rFonts w:ascii="Calibri" w:cs="Calibri" w:eastAsia="Calibri" w:hAnsi="Calibri"/>
-          <w:b w:val="false"/>
-          <w:bCs w:val="false"/>
-          <w:color w:val="1A1A1A"/>
-          <w:sz w:val="22"/>
-          <w:szCs w:val="22"/>
-        </w:rPr>
-        <w:t xml:space="preserve">Se abre desde la tarjeta Temporada. Encadenas bloques de Volumen, Normocalórica y Definición, cada uno con fechas y ritmo semanal, y la gráfica muestra la proyección de peso, masa magra y % graso al final. No hace falta planificar el año: basta con la próxima fase. Cuando un bloque termina, la app pasa sola al siguiente y te lo anuncia. Sin plan, el módulo se queda en normocalórica: sigue tu peso pero no propone subir ni bajar calorías.</w:t>
+        <w:t xml:space="preserve">Ajustes de la fase</w:t>
+      </w:r>
+    </w:p>
+    <w:p>
+      <w:pPr>
+        <w:pStyle w:val="ListParagraph"/>
+        <w:numPr>
+          <w:ilvl w:val="0"/>
+          <w:numId w:val="2"/>
+        </w:numPr>
+        <w:spacing w:after="100" w:line="276"/>
+      </w:pPr>
+      <w:r>
+        <w:rPr>
+          <w:rFonts w:ascii="Calibri" w:cs="Calibri" w:eastAsia="Calibri" w:hAnsi="Calibri"/>
+          <w:b/>
+          <w:bCs/>
+          <w:color w:val="1A1A1A"/>
+          <w:sz w:val="22"/>
+          <w:szCs w:val="22"/>
+        </w:rPr>
+        <w:t xml:space="preserve">Modo ciclo menstrual</w:t>
+      </w:r>
+      <w:r>
+        <w:rPr>
+          <w:rFonts w:ascii="Calibri" w:cs="Calibri" w:eastAsia="Calibri" w:hAnsi="Calibri"/>
+          <w:b w:val="false"/>
+          <w:bCs w:val="false"/>
+          <w:color w:val="1A1A1A"/>
+          <w:sz w:val="22"/>
+          <w:szCs w:val="22"/>
+        </w:rPr>
+        <w:t xml:space="preserve"> (si tu perfil es femenino): reduce el efecto de las fluctuaciones del ciclo. Funciona desde el primer día con una duración estándar; al marcar dos veces el día 1 (primer día de sangrado; puedes marcar una fecha pasada) usa tu duración real. La marca es opcional.</w:t>
+      </w:r>
+    </w:p>
+    <w:p>
+      <w:pPr>
+        <w:pStyle w:val="ListParagraph"/>
+        <w:numPr>
+          <w:ilvl w:val="0"/>
+          <w:numId w:val="2"/>
+        </w:numPr>
+        <w:spacing w:after="100" w:line="276"/>
+      </w:pPr>
+      <w:r>
+        <w:rPr>
+          <w:rFonts w:ascii="Calibri" w:cs="Calibri" w:eastAsia="Calibri" w:hAnsi="Calibri"/>
+          <w:b/>
+          <w:bCs/>
+          <w:color w:val="1A1A1A"/>
+          <w:sz w:val="22"/>
+          <w:szCs w:val="22"/>
+        </w:rPr>
+        <w:t xml:space="preserve">Aviso de la revisión semanal:</w:t>
+      </w:r>
+      <w:r>
+        <w:rPr>
+          <w:rFonts w:ascii="Calibri" w:cs="Calibri" w:eastAsia="Calibri" w:hAnsi="Calibri"/>
+          <w:color w:val="1A1A1A"/>
+          <w:sz w:val="22"/>
+          <w:szCs w:val="22"/>
+        </w:rPr>
+        <w:t xml:space="preserve"> notificación de que hay una revisión nueva que mirar. Apagada por defecto.</w:t>
+      </w:r>
+    </w:p>
+    <w:p>
+      <w:pPr>
+        <w:pStyle w:val="ListParagraph"/>
+        <w:numPr>
+          <w:ilvl w:val="0"/>
+          <w:numId w:val="2"/>
+        </w:numPr>
+        <w:spacing w:after="100" w:line="276"/>
+      </w:pPr>
+      <w:r>
+        <w:rPr>
+          <w:rFonts w:ascii="Calibri" w:cs="Calibri" w:eastAsia="Calibri" w:hAnsi="Calibri"/>
+          <w:b/>
+          <w:bCs/>
+          <w:color w:val="1A1A1A"/>
+          <w:sz w:val="22"/>
+          <w:szCs w:val="22"/>
+        </w:rPr>
+        <w:t xml:space="preserve">Pausar fase:</w:t>
+      </w:r>
+      <w:r>
+        <w:rPr>
+          <w:rFonts w:ascii="Calibri" w:cs="Calibri" w:eastAsia="Calibri" w:hAnsi="Calibri"/>
+          <w:b w:val="false"/>
+          <w:bCs w:val="false"/>
+          <w:color w:val="1A1A1A"/>
+          <w:sz w:val="22"/>
+          <w:szCs w:val="22"/>
+        </w:rPr>
+        <w:t xml:space="preserve"> para viajes o enfermedad. El lazo se congela y esos días no cuentan; se conservan ajustes, refeeds y protección de volumen. Al reanudar, la app deja pasar unos días y pide varios pesajes antes de volver a evaluar. Es mejor pausar que abandonar.</w:t>
+      </w:r>
+    </w:p>
+    <w:p>
+      <w:pPr>
+        <w:pStyle w:val="ListParagraph"/>
+        <w:numPr>
+          <w:ilvl w:val="0"/>
+          <w:numId w:val="2"/>
+        </w:numPr>
+        <w:spacing w:after="100" w:line="276"/>
+      </w:pPr>
+      <w:r>
+        <w:rPr>
+          <w:rFonts w:ascii="Calibri" w:cs="Calibri" w:eastAsia="Calibri" w:hAnsi="Calibri"/>
+          <w:b/>
+          <w:bCs/>
+          <w:color w:val="1A1A1A"/>
+          <w:sz w:val="22"/>
+          <w:szCs w:val="22"/>
+        </w:rPr>
+        <w:t xml:space="preserve">Desactivar la capa:</w:t>
+      </w:r>
+      <w:r>
+        <w:rPr>
+          <w:rFonts w:ascii="Calibri" w:cs="Calibri" w:eastAsia="Calibri" w:hAnsi="Calibri"/>
+          <w:b w:val="false"/>
+          <w:bCs w:val="false"/>
+          <w:color w:val="1A1A1A"/>
+          <w:sz w:val="22"/>
+          <w:szCs w:val="22"/>
+        </w:rPr>
+        <w:t xml:space="preserve"> apaga el módulo sin borrar nada. La fase de la dieta vuelve a ser manual y el peso corporal vuelve a editarse en Ajustes.</w:t>
+      </w:r>
+    </w:p>
+    <w:p>
+      <w:pPr>
+        <w:pStyle w:val="ListParagraph"/>
+        <w:numPr>
+          <w:ilvl w:val="0"/>
+          <w:numId w:val="2"/>
+        </w:numPr>
+        <w:spacing w:after="100" w:line="276"/>
+      </w:pPr>
+      <w:r>
+        <w:rPr>
+          <w:rFonts w:ascii="Calibri" w:cs="Calibri" w:eastAsia="Calibri" w:hAnsi="Calibri"/>
+          <w:b/>
+          <w:bCs/>
+          <w:color w:val="1A1A1A"/>
+          <w:sz w:val="22"/>
+          <w:szCs w:val="22"/>
+        </w:rPr>
+        <w:t xml:space="preserve">Borrar datos de nutrición:</w:t>
+      </w:r>
+      <w:r>
+        <w:rPr>
+          <w:rFonts w:ascii="Calibri" w:cs="Calibri" w:eastAsia="Calibri" w:hAnsi="Calibri"/>
+          <w:b w:val="false"/>
+          <w:bCs w:val="false"/>
+          <w:color w:val="1A1A1A"/>
+          <w:sz w:val="22"/>
+          <w:szCs w:val="22"/>
+        </w:rPr>
+        <w:t xml:space="preserve"> fase, pesajes, biblioteca y perfil, con doble confirmación. Los entrenamientos no se tocan. El módulo entra en la copia de seguridad general.</w:t>
       </w:r>
     </w:p>
     <w:p>
@@ -15320,23 +16026,72 @@
           <w:sz w:val="25"/>
           <w:szCs w:val="25"/>
         </w:rPr>
-        <w:t xml:space="preserve">Tus alimentos</w:t>
-      </w:r>
-    </w:p>
-    <w:p>
-      <w:pPr>
-        <w:spacing w:after="160" w:line="276"/>
-      </w:pPr>
-      <w:r>
-        <w:rPr>
-          <w:rFonts w:ascii="Calibri" w:cs="Calibri" w:eastAsia="Calibri" w:hAnsi="Calibri"/>
-          <w:b w:val="false"/>
-          <w:bCs w:val="false"/>
-          <w:color w:val="1A1A1A"/>
-          <w:sz w:val="22"/>
-          <w:szCs w:val="22"/>
-        </w:rPr>
-        <w:t xml:space="preserve">La biblioteca sirve para que la recomendación sea «reduce 60 g de arroz en seco» y no «200 kcal menos». Con seis u ocho alimentos que consumas a diario es suficiente. De cada uno indicas nombre, kcal por 100 g según su etiqueta, si lo pesas en seco o cocinado, su macronutriente dominante y el ajuste mínimo en gramos. El error más frecuente es el modo de pesado: 100 g de arroz en seco son unos 300 g cocidos. Sin alimentos, la app usa una lista de básicos.</w:t>
+        <w:t xml:space="preserve">El planificador de temporada</w:t>
+      </w:r>
+    </w:p>
+    <w:p>
+      <w:pPr>
+        <w:spacing w:after="160" w:line="276"/>
+      </w:pPr>
+      <w:r>
+        <w:rPr>
+          <w:rFonts w:ascii="Calibri" w:cs="Calibri" w:eastAsia="Calibri" w:hAnsi="Calibri"/>
+          <w:b w:val="false"/>
+          <w:bCs w:val="false"/>
+          <w:color w:val="1A1A1A"/>
+          <w:sz w:val="22"/>
+          <w:szCs w:val="22"/>
+        </w:rPr>
+        <w:t xml:space="preserve">Se abre desde la tarjeta Temporada. Encadenas bloques de Volumen, Normocalórica y Definición, cada uno con fechas y ritmo semanal, y la gráfica muestra la proyección de peso, masa magra y % graso al final. No hace falta planificar el año: basta con la próxima fase. Cuando un bloque termina, la app pasa sola al siguiente y te lo anuncia. Sin plan, el módulo se queda en normocalórica: sigue tu peso pero no propone subir ni bajar calorías.</w:t>
+      </w:r>
+      <w:r>
+        <w:rPr>
+          <w:rFonts w:ascii="Calibri" w:cs="Calibri" w:eastAsia="Calibri" w:hAnsi="Calibri"/>
+          <w:color w:val="1A1A1A"/>
+          <w:sz w:val="22"/>
+          <w:szCs w:val="22"/>
+        </w:rPr>
+        <w:t xml:space="preserve"> Si sigues un objetivo de calorías y cambias el ritmo del bloque en curso, antes de guardar ves cómo quedará tu objetivo diario; cancelar no guarda nada. El día que el plan cambia de etapa, la pestaña lo anuncia con tu objetivo nuevo y de dónde parte, sin arrastrar el déficit o el superávit de la etapa anterior; si tenías el objetivo personalizado, la personalización se conserva y desde ahí puedes quitarla (</w:t>
+      </w:r>
+      <w:r>
+        <w:rPr>
+          <w:rFonts w:ascii="Calibri" w:cs="Calibri" w:eastAsia="Calibri" w:hAnsi="Calibri"/>
+          <w:b/>
+          <w:bCs/>
+          <w:color w:val="1A1A1A"/>
+          <w:sz w:val="22"/>
+          <w:szCs w:val="22"/>
+        </w:rPr>
+        <w:t xml:space="preserve">Quitar personalización</w:t>
+      </w:r>
+      <w:r>
+        <w:rPr>
+          <w:rFonts w:ascii="Calibri" w:cs="Calibri" w:eastAsia="Calibri" w:hAnsi="Calibri"/>
+          <w:color w:val="1A1A1A"/>
+          <w:sz w:val="22"/>
+          <w:szCs w:val="22"/>
+        </w:rPr>
+        <w:t xml:space="preserve">) o revisar el objetivo (</w:t>
+      </w:r>
+      <w:r>
+        <w:rPr>
+          <w:rFonts w:ascii="Calibri" w:cs="Calibri" w:eastAsia="Calibri" w:hAnsi="Calibri"/>
+          <w:b/>
+          <w:bCs/>
+          <w:color w:val="1A1A1A"/>
+          <w:sz w:val="22"/>
+          <w:szCs w:val="22"/>
+        </w:rPr>
+        <w:t xml:space="preserve">Revisar objetivo</w:t>
+      </w:r>
+      <w:r>
+        <w:rPr>
+          <w:rFonts w:ascii="Calibri" w:cs="Calibri" w:eastAsia="Calibri" w:hAnsi="Calibri"/>
+          <w:color w:val="1A1A1A"/>
+          <w:sz w:val="22"/>
+          <w:szCs w:val="22"/>
+        </w:rPr>
+        <w:t xml:space="preserve">).</w:t>
       </w:r>
     </w:p>
     <w:p>
@@ -15353,166 +16108,23 @@
           <w:sz w:val="25"/>
           <w:szCs w:val="25"/>
         </w:rPr>
-        <w:t xml:space="preserve">Coordinación con el entrenamiento</w:t>
-      </w:r>
-    </w:p>
-    <w:p>
-      <w:pPr>
-        <w:pStyle w:val="ListParagraph"/>
-        <w:numPr>
-          <w:ilvl w:val="0"/>
-          <w:numId w:val="2"/>
-        </w:numPr>
-        <w:spacing w:after="100" w:line="276"/>
-      </w:pPr>
-      <w:r>
-        <w:rPr>
-          <w:rFonts w:ascii="Calibri" w:cs="Calibri" w:eastAsia="Calibri" w:hAnsi="Calibri"/>
-          <w:b w:val="false"/>
-          <w:bCs w:val="false"/>
-          <w:color w:val="1A1A1A"/>
-          <w:sz w:val="22"/>
-          <w:szCs w:val="22"/>
-        </w:rPr>
-        <w:t xml:space="preserve">La fase de la dieta la fija el bloque en curso, y el motor de progresión la usa igual que siempre.</w:t>
-      </w:r>
-    </w:p>
-    <w:p>
-      <w:pPr>
-        <w:pStyle w:val="ListParagraph"/>
-        <w:numPr>
-          <w:ilvl w:val="0"/>
-          <w:numId w:val="2"/>
-        </w:numPr>
-        <w:spacing w:after="100" w:line="276"/>
-      </w:pPr>
-      <w:r>
-        <w:rPr>
-          <w:rFonts w:ascii="Calibri" w:cs="Calibri" w:eastAsia="Calibri" w:hAnsi="Calibri"/>
-          <w:b/>
-          <w:bCs/>
-          <w:color w:val="1A1A1A"/>
-          <w:sz w:val="22"/>
-          <w:szCs w:val="22"/>
-        </w:rPr>
-        <w:t xml:space="preserve">Vigilante de rendimiento:</w:t>
-      </w:r>
-      <w:r>
-        <w:rPr>
-          <w:rFonts w:ascii="Calibri" w:cs="Calibri" w:eastAsia="Calibri" w:hAnsi="Calibri"/>
-          <w:b w:val="false"/>
-          <w:bCs w:val="false"/>
-          <w:color w:val="1A1A1A"/>
-          <w:sz w:val="22"/>
-          <w:szCs w:val="22"/>
-        </w:rPr>
-        <w:t xml:space="preserve"> la app sigue dos o tres levantamientos principales. La selección es automática; puedes cambiarla desde su pantalla. Si cambias de rutina, se recalibra durante unas sesiones.</w:t>
-      </w:r>
-    </w:p>
-    <w:p>
-      <w:pPr>
-        <w:pStyle w:val="ListParagraph"/>
-        <w:numPr>
-          <w:ilvl w:val="0"/>
-          <w:numId w:val="2"/>
-        </w:numPr>
-        <w:spacing w:after="100" w:line="276"/>
-      </w:pPr>
-      <w:r>
-        <w:rPr>
-          <w:rFonts w:ascii="Calibri" w:cs="Calibri" w:eastAsia="Calibri" w:hAnsi="Calibri"/>
-          <w:b/>
-          <w:bCs/>
-          <w:color w:val="1A1A1A"/>
-          <w:sz w:val="22"/>
-          <w:szCs w:val="22"/>
-        </w:rPr>
-        <w:t xml:space="preserve">Distancia a la alarma:</w:t>
-      </w:r>
-      <w:r>
-        <w:rPr>
-          <w:rFonts w:ascii="Calibri" w:cs="Calibri" w:eastAsia="Calibri" w:hAnsi="Calibri"/>
-          <w:b w:val="false"/>
-          <w:bCs w:val="false"/>
-          <w:color w:val="1A1A1A"/>
-          <w:sz w:val="22"/>
-          <w:szCs w:val="22"/>
-        </w:rPr>
-        <w:t xml:space="preserve"> la pantalla del vigilante abre con un semáforo que dice cuánto falta para que el lazo intervenga (verde, ámbar o rojo), un medidor de la caída del conjunto frente al umbral y una fila por levantamiento vigilado con su cambio en la ventana. Debajo, cuántos vigilados van en descenso y cuántas evaluaciones seguidas con caída llevas. En el índice de gestión, el icono de la fila ya lleva el color de la banda. El vigilante solo arma la alarma en déficit; fuera del déficit la tarjeta lo dice en vez de medir nada. Mirar el semáforo no altera nada: es una previsualización de solo lectura.</w:t>
-      </w:r>
-    </w:p>
-    <w:p>
-      <w:pPr>
-        <w:pStyle w:val="ListParagraph"/>
-        <w:numPr>
-          <w:ilvl w:val="0"/>
-          <w:numId w:val="2"/>
-        </w:numPr>
-        <w:spacing w:after="100" w:line="276"/>
-      </w:pPr>
-      <w:r>
-        <w:rPr>
-          <w:rFonts w:ascii="Calibri" w:cs="Calibri" w:eastAsia="Calibri" w:hAnsi="Calibri"/>
-          <w:b/>
-          <w:bCs/>
-          <w:color w:val="1A1A1A"/>
-          <w:sz w:val="22"/>
-          <w:szCs w:val="22"/>
-        </w:rPr>
-        <w:t xml:space="preserve">Protección del estímulo:</w:t>
-      </w:r>
-      <w:r>
-        <w:rPr>
-          <w:rFonts w:ascii="Calibri" w:cs="Calibri" w:eastAsia="Calibri" w:hAnsi="Calibri"/>
-          <w:b w:val="false"/>
-          <w:bCs w:val="false"/>
-          <w:color w:val="1A1A1A"/>
-          <w:sz w:val="22"/>
-          <w:szCs w:val="22"/>
-        </w:rPr>
-        <w:t xml:space="preserve"> si el rendimiento en esos levantamientos cae de forma sostenida y el ajuste de dieta no lo corrige, la app reduce el volumen de tus ejercicios: primero un poco y, si la caída se confirma, un 20 %. Nunca baja de una serie por ejercicio y no recorta indefinidamente. La carga puede seguir progresando.</w:t>
-      </w:r>
-    </w:p>
-    <w:p>
-      <w:pPr>
-        <w:pStyle w:val="ListParagraph"/>
-        <w:numPr>
-          <w:ilvl w:val="0"/>
-          <w:numId w:val="2"/>
-        </w:numPr>
-        <w:spacing w:after="100" w:line="276"/>
-      </w:pPr>
-      <w:r>
-        <w:rPr>
-          <w:rFonts w:ascii="Calibri" w:cs="Calibri" w:eastAsia="Calibri" w:hAnsi="Calibri"/>
-          <w:b w:val="false"/>
-          <w:bCs w:val="false"/>
-          <w:color w:val="1A1A1A"/>
-          <w:sz w:val="22"/>
-          <w:szCs w:val="22"/>
-        </w:rPr>
-        <w:t xml:space="preserve">Refeed y descarga van juntos.</w:t>
-      </w:r>
-    </w:p>
-    <w:p>
-      <w:pPr>
-        <w:pStyle w:val="ListParagraph"/>
-        <w:numPr>
-          <w:ilvl w:val="0"/>
-          <w:numId w:val="2"/>
-        </w:numPr>
-        <w:spacing w:after="100" w:line="276"/>
-      </w:pPr>
-      <w:r>
-        <w:rPr>
-          <w:rFonts w:ascii="Calibri" w:cs="Calibri" w:eastAsia="Calibri" w:hAnsi="Calibri"/>
-          <w:b w:val="false"/>
-          <w:bCs w:val="false"/>
-          <w:color w:val="1A1A1A"/>
-          <w:sz w:val="22"/>
-          <w:szCs w:val="22"/>
-        </w:rPr>
-        <w:t xml:space="preserve">La tarjeta semanal recuerda una cantidad orientativa de proteína diaria.</w:t>
+        <w:t xml:space="preserve">Tus alimentos</w:t>
+      </w:r>
+    </w:p>
+    <w:p>
+      <w:pPr>
+        <w:spacing w:after="160" w:line="276"/>
+      </w:pPr>
+      <w:r>
+        <w:rPr>
+          <w:rFonts w:ascii="Calibri" w:cs="Calibri" w:eastAsia="Calibri" w:hAnsi="Calibri"/>
+          <w:b w:val="false"/>
+          <w:bCs w:val="false"/>
+          <w:color w:val="1A1A1A"/>
+          <w:sz w:val="22"/>
+          <w:szCs w:val="22"/>
+        </w:rPr>
+        <w:t xml:space="preserve">La biblioteca sirve para que la recomendación sea «reduce 60 g de arroz en seco» y no «200 kcal menos». Con seis u ocho alimentos que consumas a diario es suficiente. De cada uno indicas nombre, kcal por 100 g según su etiqueta, si lo pesas en seco o cocinado, su macronutriente dominante y el ajuste mínimo en gramos. El error más frecuente es el modo de pesado: 100 g de arroz en seco son unos 300 g cocidos. Sin alimentos, la app usa una lista de básicos.</w:t>
       </w:r>
     </w:p>
     <w:p>
@@ -15529,83 +16141,166 @@
           <w:sz w:val="25"/>
           <w:szCs w:val="25"/>
         </w:rPr>
-        <w:t xml:space="preserve">Notificaciones</w:t>
-      </w:r>
-    </w:p>
-    <w:p>
-      <w:pPr>
-        <w:spacing w:after="160" w:line="276"/>
-      </w:pPr>
-      <w:r>
-        <w:rPr>
-          <w:rFonts w:ascii="Calibri" w:cs="Calibri" w:eastAsia="Calibri" w:hAnsi="Calibri"/>
-          <w:b w:val="false"/>
-          <w:bCs w:val="false"/>
-          <w:color w:val="1A1A1A"/>
-          <w:sz w:val="22"/>
-          <w:szCs w:val="22"/>
-        </w:rPr>
-        <w:t xml:space="preserve">El módulo solo añade el aviso </w:t>
-      </w:r>
-      <w:r>
-        <w:rPr>
-          <w:rFonts w:ascii="Calibri" w:cs="Calibri" w:eastAsia="Calibri" w:hAnsi="Calibri"/>
-          <w:b/>
-          <w:bCs/>
-          <w:color w:val="1A1A1A"/>
-          <w:sz w:val="22"/>
-          <w:szCs w:val="22"/>
-        </w:rPr>
-        <w:t xml:space="preserve">Tarjeta semanal disponible</w:t>
-      </w:r>
-      <w:r>
-        <w:rPr>
-          <w:rFonts w:ascii="Calibri" w:cs="Calibri" w:eastAsia="Calibri" w:hAnsi="Calibri"/>
-          <w:b w:val="false"/>
-          <w:bCs w:val="false"/>
-          <w:color w:val="1A1A1A"/>
-          <w:sz w:val="22"/>
-          <w:szCs w:val="22"/>
-        </w:rPr>
-        <w:t xml:space="preserve"> (Ajustes de la fase). El recordatorio de pesaje forma parte del </w:t>
-      </w:r>
-      <w:r>
-        <w:rPr>
-          <w:rFonts w:ascii="Calibri" w:cs="Calibri" w:eastAsia="Calibri" w:hAnsi="Calibri"/>
-          <w:b/>
-          <w:bCs/>
-          <w:color w:val="1A1A1A"/>
-          <w:sz w:val="22"/>
-          <w:szCs w:val="22"/>
-        </w:rPr>
-        <w:t xml:space="preserve">Recordatorio de registros</w:t>
-      </w:r>
-      <w:r>
-        <w:rPr>
-          <w:rFonts w:ascii="Calibri" w:cs="Calibri" w:eastAsia="Calibri" w:hAnsi="Calibri"/>
-          <w:b w:val="false"/>
-          <w:bCs w:val="false"/>
-          <w:color w:val="1A1A1A"/>
-          <w:sz w:val="22"/>
-          <w:szCs w:val="22"/>
-        </w:rPr>
-        <w:t xml:space="preserve"> de Ajustes, que también incluye, el día que toca, la petición de volver a estimar el % de grasa. Dentro de la app verás además un recordatorio de re-medición que no insiste.</w:t>
-      </w:r>
-    </w:p>
-    <w:p>
-      <w:pPr>
-        <w:spacing w:after="160" w:line="276"/>
-      </w:pPr>
-      <w:r>
-        <w:rPr>
-          <w:rFonts w:ascii="Calibri" w:cs="Calibri" w:eastAsia="Calibri" w:hAnsi="Calibri"/>
-          <w:b w:val="0"/>
-          <w:bCs w:val="false"/>
-          <w:color w:val="1A1A1A"/>
-          <w:sz w:val="22"/>
-          <w:szCs w:val="22"/>
-        </w:rPr>
-        <w:t>Mientras la fase calibra no hay tarjeta que enseñar, así que el aviso no suena: su primera cita se corre hasta la primera semana en la que ya pueda haber recomendación.</w:t>
+        <w:t xml:space="preserve">Coordinación con el entrenamiento</w:t>
+      </w:r>
+    </w:p>
+    <w:p>
+      <w:pPr>
+        <w:pStyle w:val="ListParagraph"/>
+        <w:numPr>
+          <w:ilvl w:val="0"/>
+          <w:numId w:val="2"/>
+        </w:numPr>
+        <w:spacing w:after="100" w:line="276"/>
+      </w:pPr>
+      <w:r>
+        <w:rPr>
+          <w:rFonts w:ascii="Calibri" w:cs="Calibri" w:eastAsia="Calibri" w:hAnsi="Calibri"/>
+          <w:b w:val="false"/>
+          <w:bCs w:val="false"/>
+          <w:color w:val="1A1A1A"/>
+          <w:sz w:val="22"/>
+          <w:szCs w:val="22"/>
+        </w:rPr>
+        <w:t xml:space="preserve">La fase de la dieta la fija el bloque en curso, y el motor de progresión la usa igual que siempre.</w:t>
+      </w:r>
+    </w:p>
+    <w:p>
+      <w:pPr>
+        <w:pStyle w:val="ListParagraph"/>
+        <w:numPr>
+          <w:ilvl w:val="0"/>
+          <w:numId w:val="2"/>
+        </w:numPr>
+        <w:spacing w:after="100" w:line="276"/>
+      </w:pPr>
+      <w:r>
+        <w:rPr>
+          <w:rFonts w:ascii="Calibri" w:cs="Calibri" w:eastAsia="Calibri" w:hAnsi="Calibri"/>
+          <w:b/>
+          <w:bCs/>
+          <w:color w:val="1A1A1A"/>
+          <w:sz w:val="22"/>
+          <w:szCs w:val="22"/>
+        </w:rPr>
+        <w:t xml:space="preserve">Vigilante de rendimiento:</w:t>
+      </w:r>
+      <w:r>
+        <w:rPr>
+          <w:rFonts w:ascii="Calibri" w:cs="Calibri" w:eastAsia="Calibri" w:hAnsi="Calibri"/>
+          <w:b w:val="false"/>
+          <w:bCs w:val="false"/>
+          <w:color w:val="1A1A1A"/>
+          <w:sz w:val="22"/>
+          <w:szCs w:val="22"/>
+        </w:rPr>
+        <w:t xml:space="preserve"> la app sigue dos o tres levantamientos principales. La selección es automática; puedes cambiarla desde su pantalla. Si cambias de rutina, se recalibra durante unas sesiones.</w:t>
+      </w:r>
+    </w:p>
+    <w:p>
+      <w:pPr>
+        <w:pStyle w:val="ListParagraph"/>
+        <w:numPr>
+          <w:ilvl w:val="0"/>
+          <w:numId w:val="2"/>
+        </w:numPr>
+        <w:spacing w:after="100" w:line="276"/>
+      </w:pPr>
+      <w:r>
+        <w:rPr>
+          <w:rFonts w:ascii="Calibri" w:cs="Calibri" w:eastAsia="Calibri" w:hAnsi="Calibri"/>
+          <w:b/>
+          <w:bCs/>
+          <w:color w:val="1A1A1A"/>
+          <w:sz w:val="22"/>
+          <w:szCs w:val="22"/>
+        </w:rPr>
+        <w:t xml:space="preserve">Distancia a la alarma:</w:t>
+      </w:r>
+      <w:r>
+        <w:rPr>
+          <w:rFonts w:ascii="Calibri" w:cs="Calibri" w:eastAsia="Calibri" w:hAnsi="Calibri"/>
+          <w:b w:val="false"/>
+          <w:bCs w:val="false"/>
+          <w:color w:val="1A1A1A"/>
+          <w:sz w:val="22"/>
+          <w:szCs w:val="22"/>
+        </w:rPr>
+        <w:t xml:space="preserve"> la pantalla del vigilante abre con un semáforo que dice cuánto falta para que el lazo intervenga (verde, ámbar o rojo), un medidor de la caída del conjunto frente al umbral y una fila por levantamiento vigilado con su cambio en la ventana. Debajo, cuántos vigilados van en descenso y cuántas evaluaciones seguidas con caída llevas. En el índice de gestión, el icono de la fila ya lleva el color de la banda. El vigilante solo arma la alarma en déficit; fuera del déficit la tarjeta lo dice en vez de medir nada. Mirar el semáforo no altera nada: es una previsualización de solo lectura.</w:t>
+      </w:r>
+    </w:p>
+    <w:p>
+      <w:pPr>
+        <w:pStyle w:val="ListParagraph"/>
+        <w:numPr>
+          <w:ilvl w:val="0"/>
+          <w:numId w:val="2"/>
+        </w:numPr>
+        <w:spacing w:after="100" w:line="276"/>
+      </w:pPr>
+      <w:r>
+        <w:rPr>
+          <w:rFonts w:ascii="Calibri" w:cs="Calibri" w:eastAsia="Calibri" w:hAnsi="Calibri"/>
+          <w:b/>
+          <w:bCs/>
+          <w:color w:val="1A1A1A"/>
+          <w:sz w:val="22"/>
+          <w:szCs w:val="22"/>
+        </w:rPr>
+        <w:t xml:space="preserve">Protección del estímulo:</w:t>
+      </w:r>
+      <w:r>
+        <w:rPr>
+          <w:rFonts w:ascii="Calibri" w:cs="Calibri" w:eastAsia="Calibri" w:hAnsi="Calibri"/>
+          <w:b w:val="false"/>
+          <w:bCs w:val="false"/>
+          <w:color w:val="1A1A1A"/>
+          <w:sz w:val="22"/>
+          <w:szCs w:val="22"/>
+        </w:rPr>
+        <w:t xml:space="preserve"> si el rendimiento en esos levantamientos cae de forma sostenida y el ajuste de dieta no lo corrige, la app reduce el volumen de tus ejercicios: primero un poco y, si la caída se confirma, un 20 %. Nunca baja de una serie por ejercicio y no recorta indefinidamente. La carga puede seguir progresando.</w:t>
+      </w:r>
+    </w:p>
+    <w:p>
+      <w:pPr>
+        <w:pStyle w:val="ListParagraph"/>
+        <w:numPr>
+          <w:ilvl w:val="0"/>
+          <w:numId w:val="2"/>
+        </w:numPr>
+        <w:spacing w:after="100" w:line="276"/>
+      </w:pPr>
+      <w:r>
+        <w:rPr>
+          <w:rFonts w:ascii="Calibri" w:cs="Calibri" w:eastAsia="Calibri" w:hAnsi="Calibri"/>
+          <w:b w:val="false"/>
+          <w:bCs w:val="false"/>
+          <w:color w:val="1A1A1A"/>
+          <w:sz w:val="22"/>
+          <w:szCs w:val="22"/>
+        </w:rPr>
+        <w:t xml:space="preserve">Refeed y descarga van juntos.</w:t>
+      </w:r>
+    </w:p>
+    <w:p>
+      <w:pPr>
+        <w:pStyle w:val="ListParagraph"/>
+        <w:numPr>
+          <w:ilvl w:val="0"/>
+          <w:numId w:val="2"/>
+        </w:numPr>
+        <w:spacing w:after="100" w:line="276"/>
+      </w:pPr>
+      <w:r>
+        <w:rPr>
+          <w:rFonts w:ascii="Calibri" w:cs="Calibri" w:eastAsia="Calibri" w:hAnsi="Calibri"/>
+          <w:b w:val="false"/>
+          <w:bCs w:val="false"/>
+          <w:color w:val="1A1A1A"/>
+          <w:sz w:val="22"/>
+          <w:szCs w:val="22"/>
+        </w:rPr>
+        <w:t>La revisión semanal recuerda una cantidad orientativa de proteína diaria.</w:t>
       </w:r>
     </w:p>
     <w:p>
@@ -15622,6 +16317,93 @@
           <w:sz w:val="25"/>
           <w:szCs w:val="25"/>
         </w:rPr>
+        <w:t xml:space="preserve">Notificaciones</w:t>
+      </w:r>
+    </w:p>
+    <w:p>
+      <w:pPr>
+        <w:spacing w:after="160" w:line="276"/>
+      </w:pPr>
+      <w:r>
+        <w:rPr>
+          <w:rFonts w:ascii="Calibri" w:cs="Calibri" w:eastAsia="Calibri" w:hAnsi="Calibri"/>
+          <w:color w:val="1A1A1A"/>
+          <w:sz w:val="22"/>
+          <w:szCs w:val="22"/>
+        </w:rPr>
+        <w:t xml:space="preserve">El módulo solo añade el </w:t>
+      </w:r>
+      <w:r>
+        <w:rPr>
+          <w:rFonts w:ascii="Calibri" w:cs="Calibri" w:eastAsia="Calibri" w:hAnsi="Calibri"/>
+          <w:b/>
+          <w:bCs/>
+          <w:color w:val="1A1A1A"/>
+          <w:sz w:val="22"/>
+          <w:szCs w:val="22"/>
+        </w:rPr>
+        <w:t xml:space="preserve">Aviso de la revisión semanal</w:t>
+      </w:r>
+      <w:r>
+        <w:rPr>
+          <w:rFonts w:ascii="Calibri" w:cs="Calibri" w:eastAsia="Calibri" w:hAnsi="Calibri"/>
+          <w:color w:val="1A1A1A"/>
+          <w:sz w:val="22"/>
+          <w:szCs w:val="22"/>
+        </w:rPr>
+        <w:t xml:space="preserve"> (Ajustes de la fase), que te invita a pasar a ver cómo vas y tu revisión de la semana. El recordatorio de pesaje forma parte del </w:t>
+      </w:r>
+      <w:r>
+        <w:rPr>
+          <w:rFonts w:ascii="Calibri" w:cs="Calibri" w:eastAsia="Calibri" w:hAnsi="Calibri"/>
+          <w:b/>
+          <w:bCs/>
+          <w:color w:val="1A1A1A"/>
+          <w:sz w:val="22"/>
+          <w:szCs w:val="22"/>
+        </w:rPr>
+        <w:t xml:space="preserve">Recordatorio de registros</w:t>
+      </w:r>
+      <w:r>
+        <w:rPr>
+          <w:rFonts w:ascii="Calibri" w:cs="Calibri" w:eastAsia="Calibri" w:hAnsi="Calibri"/>
+          <w:color w:val="1A1A1A"/>
+          <w:sz w:val="22"/>
+          <w:szCs w:val="22"/>
+        </w:rPr>
+        <w:t xml:space="preserve"> de Ajustes, que también incluye, el día que toca, la petición de volver a estimar el % de grasa. Dentro de la app verás además un recordatorio de re-medición que no insiste.</w:t>
+      </w:r>
+    </w:p>
+    <w:p>
+      <w:pPr>
+        <w:spacing w:after="160" w:line="276"/>
+      </w:pPr>
+      <w:r>
+        <w:rPr>
+          <w:rFonts w:ascii="Calibri" w:cs="Calibri" w:eastAsia="Calibri" w:hAnsi="Calibri"/>
+          <w:b w:val="0"/>
+          <w:bCs w:val="false"/>
+          <w:color w:val="1A1A1A"/>
+          <w:sz w:val="22"/>
+          <w:szCs w:val="22"/>
+        </w:rPr>
+        <w:t>Mientras la fase calibra no hay revisión que enseñar, así que el aviso no suena: su primera cita se corre hasta la primera semana en la que ya pueda haber recomendación.</w:t>
+      </w:r>
+    </w:p>
+    <w:p>
+      <w:pPr>
+        <w:pStyle w:val="Heading2"/>
+        <w:spacing w:after="140" w:before="240"/>
+      </w:pPr>
+      <w:r>
+        <w:rPr>
+          <w:rFonts w:ascii="Calibri" w:cs="Calibri" w:eastAsia="Calibri" w:hAnsi="Calibri"/>
+          <w:b/>
+          <w:bCs/>
+          <w:color w:val="1A1A1A"/>
+          <w:sz w:val="25"/>
+          <w:szCs w:val="25"/>
+        </w:rPr>
         <w:t xml:space="preserve">Sácale partido</w:t>
       </w:r>
     </w:p>
@@ -15700,6 +16482,25 @@
       <w:r>
         <w:rPr>
           <w:rFonts w:ascii="Calibri" w:cs="Calibri" w:eastAsia="Calibri" w:hAnsi="Calibri"/>
+          <w:color w:val="1A1A1A"/>
+          <w:sz w:val="22"/>
+          <w:szCs w:val="22"/>
+        </w:rPr>
+        <w:t xml:space="preserve">Elige la forma de seguir la pauta que de verdad vas a sostener, y si un cambio no te encaja, díselo a la revisión semanal.</w:t>
+      </w:r>
+    </w:p>
+    <w:p>
+      <w:pPr>
+        <w:pStyle w:val="ListParagraph"/>
+        <w:numPr>
+          <w:ilvl w:val="0"/>
+          <w:numId w:val="2"/>
+        </w:numPr>
+        <w:spacing w:after="100" w:line="276"/>
+      </w:pPr>
+      <w:r>
+        <w:rPr>
+          <w:rFonts w:ascii="Calibri" w:cs="Calibri" w:eastAsia="Calibri" w:hAnsi="Calibri"/>
           <w:b w:val="false"/>
           <w:bCs w:val="false"/>
           <w:color w:val="1A1A1A"/>
@@ -15763,13 +16564,11 @@
       <w:r>
         <w:rPr>
           <w:rFonts w:ascii="Calibri" w:cs="Calibri" w:eastAsia="Calibri" w:hAnsi="Calibri"/>
-          <w:b w:val="false"/>
-          <w:bCs w:val="false"/>
-          <w:color w:val="1A1A1A"/>
-          <w:sz w:val="22"/>
-          <w:szCs w:val="22"/>
-        </w:rPr>
-        <w:t xml:space="preserve">La prueba PRO dura 16 sesiones de entrenamiento y la calibración consume dos o tres semanas: el valor del lazo se aprecia con más recorrido.</w:t>
+          <w:color w:val="1A1A1A"/>
+          <w:sz w:val="22"/>
+          <w:szCs w:val="22"/>
+        </w:rPr>
+        <w:t xml:space="preserve">La prueba PRO dura 16 sesiones de entrenamiento y la calibración necesita su tiempo: el valor del lazo se aprecia con más recorrido.</w:t>
       </w:r>
     </w:p>
     <w:p>
@@ -16686,13 +17485,11 @@
       <w:r>
         <w:rPr>
           <w:rFonts w:ascii="Calibri" w:cs="Calibri" w:eastAsia="Calibri" w:hAnsi="Calibri"/>
-          <w:b w:val="false"/>
-          <w:bCs w:val="false"/>
-          <w:color w:val="1A1A1A"/>
-          <w:sz w:val="22"/>
-          <w:szCs w:val="22"/>
-        </w:rPr>
-        <w:t xml:space="preserve">Si quieres pesar lo que comes, empieza por el reparto en comidas y deja que la báscula y la tarjeta semanal corrijan. El menú con IA es un punto de partida, no una prescripción.</w:t>
+          <w:color w:val="1A1A1A"/>
+          <w:sz w:val="22"/>
+          <w:szCs w:val="22"/>
+        </w:rPr>
+        <w:t xml:space="preserve">Si quieres pesar lo que comes, sigue un objetivo de calorías, empieza por el reparto en comidas y deja que la báscula y la revisión semanal corrijan. El menú con IA es un punto de partida, no una prescripción.</w:t>
       </w:r>
     </w:p>
     <w:p>
@@ -17184,13 +17981,11 @@
       <w:r>
         <w:rPr>
           <w:rFonts w:ascii="Calibri" w:cs="Calibri" w:eastAsia="Calibri" w:hAnsi="Calibri"/>
-          <w:b w:val="false"/>
-          <w:bCs w:val="false"/>
-          <w:color w:val="1A1A1A"/>
-          <w:sz w:val="22"/>
-          <w:szCs w:val="22"/>
-        </w:rPr>
-        <w:t xml:space="preserve"> No. La capa de nutrición solo necesita tu peso diario; los ajustes son relativos a lo que ya comes.</w:t>
+          <w:color w:val="1A1A1A"/>
+          <w:sz w:val="22"/>
+          <w:szCs w:val="22"/>
+        </w:rPr>
+        <w:t xml:space="preserve"> No. Si eliges ajustar tu alimentación habitual, la capa de nutrición solo necesita tu peso diario y los cambios son relativos a lo que ya comes. Si prefieres una cifra, elige seguir un objetivo de calorías.</w:t>
       </w:r>
     </w:p>
     <w:p>
@@ -17211,13 +18006,11 @@
       <w:r>
         <w:rPr>
           <w:rFonts w:ascii="Calibri" w:cs="Calibri" w:eastAsia="Calibri" w:hAnsi="Calibri"/>
-          <w:b w:val="false"/>
-          <w:bCs w:val="false"/>
-          <w:color w:val="1A1A1A"/>
-          <w:sz w:val="22"/>
-          <w:szCs w:val="22"/>
-        </w:rPr>
-        <w:t xml:space="preserve"> Es la calibración; suele durar unas tres semanas. La tarjeta de estado muestra la cuenta atrás.</w:t>
+          <w:color w:val="1A1A1A"/>
+          <w:sz w:val="22"/>
+          <w:szCs w:val="22"/>
+        </w:rPr>
+        <w:t xml:space="preserve"> Es la calibración: hasta que tu tendencia de peso es fiable no hay propuestas. La revisión semanal muestra Esperando datos y, cuando se conoce, la fecha estimada de la primera revisión.</w:t>
       </w:r>
     </w:p>
     <w:p>
@@ -17298,7 +18091,7 @@
           <w:sz w:val="22"/>
           <w:szCs w:val="22"/>
         </w:rPr>
-        <w:t xml:space="preserve"> Tu rendimiento en los levantamientos vigilados caía de forma sostenida y el ajuste de dieta no lo corrigió. Es temporal, tiene suelo y la carga puede seguir progresando. La tarjeta semanal lo explica.</w:t>
+        <w:t xml:space="preserve"> Tu rendimiento en los levantamientos vigilados caía de forma sostenida y el ajuste de dieta no lo corrigió. Es temporal, tiene suelo y la carga puede seguir progresando. La revisión semanal lo explica.</w:t>
       </w:r>
     </w:p>
     <w:p>
@@ -17890,13 +18683,11 @@
       <w:r>
         <w:rPr>
           <w:rFonts w:ascii="Calibri" w:cs="Calibri" w:eastAsia="Calibri" w:hAnsi="Calibri"/>
-          <w:b w:val="false"/>
-          <w:bCs w:val="false"/>
-          <w:color w:val="1A1A1A"/>
-          <w:sz w:val="22"/>
-          <w:szCs w:val="22"/>
-        </w:rPr>
-        <w:t xml:space="preserve"> No. Te da una referencia de calorías para tu fase y su reparto en macros y comidas (Nutrición → Energía diaria → Crea tu menú). Si quieres un menú concreto, </w:t>
+          <w:color w:val="1A1A1A"/>
+          <w:sz w:val="22"/>
+          <w:szCs w:val="22"/>
+        </w:rPr>
+        <w:t xml:space="preserve"> No. Si sigues un objetivo de calorías, te da tu objetivo diario y su reparto en macros y comidas (Nutrición → Tu pauta actual → Reparto y menú). Si quieres un menú concreto, </w:t>
       </w:r>
       <w:r>
         <w:rPr>
@@ -17912,8 +18703,6 @@
       <w:r>
         <w:rPr>
           <w:rFonts w:ascii="Calibri" w:cs="Calibri" w:eastAsia="Calibri" w:hAnsi="Calibri"/>
-          <w:b w:val="false"/>
-          <w:bCs w:val="false"/>
           <w:color w:val="1A1A1A"/>
           <w:sz w:val="22"/>
           <w:szCs w:val="22"/>
@@ -17939,13 +18728,31 @@
       <w:r>
         <w:rPr>
           <w:rFonts w:ascii="Calibri" w:cs="Calibri" w:eastAsia="Calibri" w:hAnsi="Calibri"/>
-          <w:b w:val="false"/>
-          <w:bCs w:val="false"/>
-          <w:color w:val="1A1A1A"/>
-          <w:sz w:val="22"/>
-          <w:szCs w:val="22"/>
-        </w:rPr>
-        <w:t xml:space="preserve"> En el reparto en comidas, toca el lápiz junto a las kcal y escribe tu cifra: los macros y las comidas se recalculan, y </w:t>
+          <w:color w:val="1A1A1A"/>
+          <w:sz w:val="22"/>
+          <w:szCs w:val="22"/>
+        </w:rPr>
+        <w:t xml:space="preserve"> Toca </w:t>
+      </w:r>
+      <w:r>
+        <w:rPr>
+          <w:rFonts w:ascii="Calibri" w:cs="Calibri" w:eastAsia="Calibri" w:hAnsi="Calibri"/>
+          <w:b/>
+          <w:bCs/>
+          <w:color w:val="1A1A1A"/>
+          <w:sz w:val="22"/>
+          <w:szCs w:val="22"/>
+        </w:rPr>
+        <w:t xml:space="preserve">Personalizar</w:t>
+      </w:r>
+      <w:r>
+        <w:rPr>
+          <w:rFonts w:ascii="Calibri" w:cs="Calibri" w:eastAsia="Calibri" w:hAnsi="Calibri"/>
+          <w:color w:val="1A1A1A"/>
+          <w:sz w:val="22"/>
+          <w:szCs w:val="22"/>
+        </w:rPr>
+        <w:t xml:space="preserve"> en Tu pauta actual —o el lápiz junto a las kcal del reparto— y escribe tu cifra: los macros y las comidas se recalculan, las revisiones conservan tu diferencia y </w:t>
       </w:r>
       <w:r>
         <w:rPr>
@@ -17961,62 +18768,36 @@
       <w:r>
         <w:rPr>
           <w:rFonts w:ascii="Calibri" w:cs="Calibri" w:eastAsia="Calibri" w:hAnsi="Calibri"/>
-          <w:b w:val="false"/>
-          <w:bCs w:val="false"/>
-          <w:color w:val="1A1A1A"/>
-          <w:sz w:val="22"/>
-          <w:szCs w:val="22"/>
-        </w:rPr>
-        <w:t xml:space="preserve"> lo deshace. La tarjeta semanal sigue mirando tu báscula.</w:t>
-      </w:r>
-    </w:p>
-    <w:p>
-      <w:pPr>
-        <w:spacing w:after="160" w:line="276"/>
-      </w:pPr>
-      <w:r>
-        <w:rPr>
-          <w:rFonts w:ascii="Calibri" w:cs="Calibri" w:eastAsia="Calibri" w:hAnsi="Calibri"/>
-          <w:b/>
-          <w:bCs/>
-          <w:color w:val="1A1A1A"/>
-          <w:sz w:val="22"/>
-          <w:szCs w:val="22"/>
-        </w:rPr>
-        <w:t xml:space="preserve">La tarjeta semanal me pide caminar demasiado.</w:t>
-      </w:r>
-      <w:r>
-        <w:rPr>
-          <w:rFonts w:ascii="Calibri" w:cs="Calibri" w:eastAsia="Calibri" w:hAnsi="Calibri"/>
-          <w:b w:val="false"/>
-          <w:bCs w:val="false"/>
-          <w:color w:val="1A1A1A"/>
-          <w:sz w:val="22"/>
-          <w:szCs w:val="22"/>
-        </w:rPr>
-        <w:t xml:space="preserve"> Fija tu </w:t>
-      </w:r>
-      <w:r>
-        <w:rPr>
-          <w:rFonts w:ascii="Calibri" w:cs="Calibri" w:eastAsia="Calibri" w:hAnsi="Calibri"/>
-          <w:b/>
-          <w:bCs/>
-          <w:color w:val="1A1A1A"/>
-          <w:sz w:val="22"/>
-          <w:szCs w:val="22"/>
-        </w:rPr>
-        <w:t xml:space="preserve">límite de pasos al día</w:t>
-      </w:r>
-      <w:r>
-        <w:rPr>
-          <w:rFonts w:ascii="Calibri" w:cs="Calibri" w:eastAsia="Calibri" w:hAnsi="Calibri"/>
-          <w:b w:val="false"/>
-          <w:bCs w:val="false"/>
-          <w:color w:val="1A1A1A"/>
-          <w:sz w:val="22"/>
-          <w:szCs w:val="22"/>
-        </w:rPr>
-        <w:t xml:space="preserve"> en Nutrición → Tus datos, o con el enlace Cambiar límite de pasos de la propia tarjeta. Desde la próxima tarjeta, la vía de caminar no te pedirá pasar de ese total.</w:t>
+          <w:color w:val="1A1A1A"/>
+          <w:sz w:val="22"/>
+          <w:szCs w:val="22"/>
+        </w:rPr>
+        <w:t xml:space="preserve"> lo deshace. La revisión semanal sigue mirando tu báscula.</w:t>
+      </w:r>
+    </w:p>
+    <w:p>
+      <w:pPr>
+        <w:spacing w:after="160" w:line="276"/>
+      </w:pPr>
+      <w:r>
+        <w:rPr>
+          <w:rFonts w:ascii="Calibri" w:cs="Calibri" w:eastAsia="Calibri" w:hAnsi="Calibri"/>
+          <w:b/>
+          <w:bCs/>
+          <w:color w:val="1A1A1A"/>
+          <w:sz w:val="22"/>
+          <w:szCs w:val="22"/>
+        </w:rPr>
+        <w:t xml:space="preserve">La revisión semanal me pide caminar demasiado.</w:t>
+      </w:r>
+      <w:r>
+        <w:rPr>
+          <w:rFonts w:ascii="Calibri" w:cs="Calibri" w:eastAsia="Calibri" w:hAnsi="Calibri"/>
+          <w:color w:val="1A1A1A"/>
+          <w:sz w:val="22"/>
+          <w:szCs w:val="22"/>
+        </w:rPr>
+        <w:t xml:space="preserve"> Fija tu límite de pasos al día en Nutrición → Tus datos, o con el enlace Cambiar límite de pasos de la propia tarjeta. Desde la próxima revisión, la vía de caminar no te pedirá pasar de ese total.</w:t>
       </w:r>
     </w:p>
     <w:p>
@@ -18304,6 +19085,231 @@
           <w:szCs w:val="22"/>
         </w:rPr>
         <w:t xml:space="preserve"> Sí, con PRO: al crearlo, en Progresa por elige Tiempo. Anotas segundos y progresa como la plancha.</w:t>
+      </w:r>
+    </w:p>
+    <w:p>
+      <w:pPr>
+        <w:spacing w:after="160" w:line="276"/>
+      </w:pPr>
+      <w:r>
+        <w:rPr>
+          <w:rFonts w:ascii="Calibri" w:cs="Calibri" w:eastAsia="Calibri" w:hAnsi="Calibri"/>
+          <w:b/>
+          <w:bCs/>
+          <w:color w:val="1A1A1A"/>
+          <w:sz w:val="22"/>
+          <w:szCs w:val="22"/>
+        </w:rPr>
+        <w:t xml:space="preserve">¿Cuál de las dos formas de seguir la pauta me conviene?</w:t>
+      </w:r>
+      <w:r>
+        <w:rPr>
+          <w:rFonts w:ascii="Calibri" w:cs="Calibri" w:eastAsia="Calibri" w:hAnsi="Calibri"/>
+          <w:color w:val="1A1A1A"/>
+          <w:sz w:val="22"/>
+          <w:szCs w:val="22"/>
+        </w:rPr>
+        <w:t xml:space="preserve"> Si comes parecido casi todos los días y no quieres contar calorías, ajusta tu alimentación habitual. Si tu alimentación varía de un día a otro o quieres más precisión, sigue un objetivo de calorías. Puedes cambiar cuando quieras desde Nutrición → Cómo sigues tu pauta.</w:t>
+      </w:r>
+    </w:p>
+    <w:p>
+      <w:pPr>
+        <w:spacing w:after="160" w:line="276"/>
+      </w:pPr>
+      <w:r>
+        <w:rPr>
+          <w:rFonts w:ascii="Calibri" w:cs="Calibri" w:eastAsia="Calibri" w:hAnsi="Calibri"/>
+          <w:b/>
+          <w:bCs/>
+          <w:color w:val="1A1A1A"/>
+          <w:sz w:val="22"/>
+          <w:szCs w:val="22"/>
+        </w:rPr>
+        <w:t xml:space="preserve">He marcado una opción en la revisión semanal, ¿ya ha cambiado mi objetivo?</w:t>
+      </w:r>
+      <w:r>
+        <w:rPr>
+          <w:rFonts w:ascii="Calibri" w:cs="Calibri" w:eastAsia="Calibri" w:hAnsi="Calibri"/>
+          <w:color w:val="1A1A1A"/>
+          <w:sz w:val="22"/>
+          <w:szCs w:val="22"/>
+        </w:rPr>
+        <w:t xml:space="preserve"> No. Hasta que pulsas Aplicar, lo que ves es una vista previa; Posponer tampoco cambia nada.</w:t>
+      </w:r>
+    </w:p>
+    <w:p>
+      <w:pPr>
+        <w:spacing w:after="160" w:line="276"/>
+      </w:pPr>
+      <w:r>
+        <w:rPr>
+          <w:rFonts w:ascii="Calibri" w:cs="Calibri" w:eastAsia="Calibri" w:hAnsi="Calibri"/>
+          <w:b/>
+          <w:bCs/>
+          <w:color w:val="1A1A1A"/>
+          <w:sz w:val="22"/>
+          <w:szCs w:val="22"/>
+        </w:rPr>
+        <w:t xml:space="preserve">No he podido mantener el cambio de la semana pasada.</w:t>
+      </w:r>
+      <w:r>
+        <w:rPr>
+          <w:rFonts w:ascii="Calibri" w:cs="Calibri" w:eastAsia="Calibri" w:hAnsi="Calibri"/>
+          <w:color w:val="1A1A1A"/>
+          <w:sz w:val="22"/>
+          <w:szCs w:val="22"/>
+        </w:rPr>
+        <w:t xml:space="preserve"> Díselo a la revisión semanal cuando te lo pregunte (A medias o Apenas): esa semana no se suma otro cambio encima y sigues con el que ya tenías.</w:t>
+      </w:r>
+    </w:p>
+    <w:p>
+      <w:pPr>
+        <w:spacing w:after="160" w:line="276"/>
+      </w:pPr>
+      <w:r>
+        <w:rPr>
+          <w:rFonts w:ascii="Calibri" w:cs="Calibri" w:eastAsia="Calibri" w:hAnsi="Calibri"/>
+          <w:b/>
+          <w:bCs/>
+          <w:color w:val="1A1A1A"/>
+          <w:sz w:val="22"/>
+          <w:szCs w:val="22"/>
+        </w:rPr>
+        <w:t xml:space="preserve">Generé un menú con IA y ahora mi objetivo es otro.</w:t>
+      </w:r>
+      <w:r>
+        <w:rPr>
+          <w:rFonts w:ascii="Calibri" w:cs="Calibri" w:eastAsia="Calibri" w:hAnsi="Calibri"/>
+          <w:color w:val="1A1A1A"/>
+          <w:sz w:val="22"/>
+          <w:szCs w:val="22"/>
+        </w:rPr>
+        <w:t xml:space="preserve"> El menú no se actualiza solo: el reparto y el asistente del menú te avisan para que lo adaptes o generes uno nuevo con la cifra vigente.</w:t>
+      </w:r>
+    </w:p>
+    <w:p>
+      <w:pPr>
+        <w:spacing w:after="160" w:line="276"/>
+      </w:pPr>
+      <w:r>
+        <w:rPr>
+          <w:rFonts w:ascii="Calibri" w:cs="Calibri" w:eastAsia="Calibri" w:hAnsi="Calibri"/>
+          <w:b/>
+          <w:bCs/>
+          <w:color w:val="1A1A1A"/>
+          <w:sz w:val="22"/>
+          <w:szCs w:val="22"/>
+        </w:rPr>
+        <w:t xml:space="preserve">Mi prensa ya pesa sin discos, ¿cómo lo apunto?</w:t>
+      </w:r>
+      <w:r>
+        <w:rPr>
+          <w:rFonts w:ascii="Calibri" w:cs="Calibri" w:eastAsia="Calibri" w:hAnsi="Calibri"/>
+          <w:color w:val="1A1A1A"/>
+          <w:sz w:val="22"/>
+          <w:szCs w:val="22"/>
+        </w:rPr>
+        <w:t xml:space="preserve"> En el desglose de discos de la serie, en Peso fijo inicial, elige Con peso fijo y escribe lo que pesa la máquina. Tú sigues anotando solo los discos; la app cuenta ese peso para tus subidas, tus marcas y tu tonelaje.</w:t>
+      </w:r>
+    </w:p>
+    <w:p>
+      <w:pPr>
+        <w:spacing w:after="160" w:line="276"/>
+      </w:pPr>
+      <w:r>
+        <w:rPr>
+          <w:rFonts w:ascii="Calibri" w:cs="Calibri" w:eastAsia="Calibri" w:hAnsi="Calibri"/>
+          <w:b/>
+          <w:bCs/>
+          <w:color w:val="1A1A1A"/>
+          <w:sz w:val="22"/>
+          <w:szCs w:val="22"/>
+        </w:rPr>
+        <w:t xml:space="preserve">¿Puedo quitar los carteles de récord y de nivel?</w:t>
+      </w:r>
+      <w:r>
+        <w:rPr>
+          <w:rFonts w:ascii="Calibri" w:cs="Calibri" w:eastAsia="Calibri" w:hAnsi="Calibri"/>
+          <w:color w:val="1A1A1A"/>
+          <w:sz w:val="22"/>
+          <w:szCs w:val="22"/>
+        </w:rPr>
+        <w:t xml:space="preserve"> Sí: Ajustes → Durante la sesión → Avisos de récords y niveles. Al guardar la sesión, el resumen los sigue citando.</w:t>
+      </w:r>
+    </w:p>
+    <w:p>
+      <w:pPr>
+        <w:spacing w:after="160" w:line="276"/>
+      </w:pPr>
+      <w:r>
+        <w:rPr>
+          <w:rFonts w:ascii="Calibri" w:cs="Calibri" w:eastAsia="Calibri" w:hAnsi="Calibri"/>
+          <w:b/>
+          <w:bCs/>
+          <w:color w:val="1A1A1A"/>
+          <w:sz w:val="22"/>
+          <w:szCs w:val="22"/>
+        </w:rPr>
+        <w:t xml:space="preserve">¿Por qué mi drop set pide un número de repeticiones y no un rango?</w:t>
+      </w:r>
+      <w:r>
+        <w:rPr>
+          <w:rFonts w:ascii="Calibri" w:cs="Calibri" w:eastAsia="Calibri" w:hAnsi="Calibri"/>
+          <w:color w:val="1A1A1A"/>
+          <w:sz w:val="22"/>
+          <w:szCs w:val="22"/>
+        </w:rPr>
+        <w:t xml:space="preserve"> Porque solo la primera serie decide la progresión y su objetivo es una cifra concreta, también en doble progresión.</w:t>
+      </w:r>
+    </w:p>
+    <w:p>
+      <w:pPr>
+        <w:spacing w:after="160" w:line="276"/>
+      </w:pPr>
+      <w:r>
+        <w:rPr>
+          <w:rFonts w:ascii="Calibri" w:cs="Calibri" w:eastAsia="Calibri" w:hAnsi="Calibri"/>
+          <w:b/>
+          <w:bCs/>
+          <w:color w:val="1A1A1A"/>
+          <w:sz w:val="22"/>
+          <w:szCs w:val="22"/>
+        </w:rPr>
+        <w:t xml:space="preserve">En mi iPhone, ¿suena el descanso con el modo silencio?</w:t>
+      </w:r>
+      <w:r>
+        <w:rPr>
+          <w:rFonts w:ascii="Calibri" w:cs="Calibri" w:eastAsia="Calibri" w:hAnsi="Calibri"/>
+          <w:color w:val="1A1A1A"/>
+          <w:sz w:val="22"/>
+          <w:szCs w:val="22"/>
+        </w:rPr>
+        <w:t xml:space="preserve"> Sí. Durante el descanso los pitidos y la alarma van por el canal de audio, también con el móvil bloqueado, con el modo silencio puesto o con las notificaciones de TrueLift desactivadas.</w:t>
+      </w:r>
+    </w:p>
+    <w:p>
+      <w:pPr>
+        <w:spacing w:after="160" w:line="276"/>
+      </w:pPr>
+      <w:r>
+        <w:rPr>
+          <w:rFonts w:ascii="Calibri" w:cs="Calibri" w:eastAsia="Calibri" w:hAnsi="Calibri"/>
+          <w:b/>
+          <w:bCs/>
+          <w:color w:val="1A1A1A"/>
+          <w:sz w:val="22"/>
+          <w:szCs w:val="22"/>
+        </w:rPr>
+        <w:t xml:space="preserve">He apagado las notificaciones de TrueLift en el teléfono.</w:t>
+      </w:r>
+      <w:r>
+        <w:rPr>
+          <w:rFonts w:ascii="Calibri" w:cs="Calibri" w:eastAsia="Calibri" w:hAnsi="Calibri"/>
+          <w:color w:val="1A1A1A"/>
+          <w:sz w:val="22"/>
+          <w:szCs w:val="22"/>
+        </w:rPr>
+        <w:t xml:space="preserve"> La app funciona igual. Los interruptores que prometen un aviso muestran una línea en ámbar que lo dice —en el iPhone, con un botón para abrir los ajustes— y, cuando vuelvas a permitirlas, los avisos vuelven solos.</w:t>
       </w:r>
     </w:p>
     <w:p>

--- a/Manual_TrueLift.docx
+++ b/Manual_TrueLift.docx
@@ -105,7 +105,7 @@
           <w:sz w:val="22"/>
           <w:szCs w:val="22"/>
         </w:rPr>
-        <w:t xml:space="preserve">Edición de octubre de 2026 · actualizada el 14/10/2026</w:t>
+        <w:t>Edición de octubre de 2026 · actualizada el 22/10/2026</w:t>
       </w:r>
     </w:p>
     <w:p>
@@ -424,13 +424,12 @@
       <w:r>
         <w:rPr>
           <w:rFonts w:ascii="Calibri" w:cs="Calibri" w:eastAsia="Calibri" w:hAnsi="Calibri"/>
-          <w:b w:val="false"/>
-          <w:bCs w:val="false"/>
-          <w:color w:val="1A1A1A"/>
-          <w:sz w:val="22"/>
-          <w:szCs w:val="22"/>
-        </w:rPr>
-        <w:t xml:space="preserve">19. Copia de seguridad y TrueLift Coach</w:t>
+          <w:b w:val="0"/>
+          <w:color w:val="1A1A1A"/>
+          <w:sz w:val="22"/>
+          <w:szCs w:val="22"/>
+        </w:rPr>
+        <w:t>19. Copia de seguridad y TrueLift Escritorio</w:t>
       </w:r>
     </w:p>
     <w:p>
@@ -842,11 +841,186 @@
             <w:r>
               <w:rPr>
                 <w:rFonts w:ascii="Calibri" w:cs="Calibri" w:eastAsia="Calibri" w:hAnsi="Calibri"/>
+                <w:b w:val="false"/>
+                <w:bCs w:val="false"/>
+                <w:color w:val="1A1A1A"/>
+                <w:sz w:val="20"/>
+                <w:szCs w:val="20"/>
+              </w:rPr>
+              <w:t>Rutina prefijada para el gimnasio o para entrenar en casa con material</w:t>
+            </w:r>
+          </w:p>
+        </w:tc>
+        <w:tc>
+          <w:tcPr>
+            <w:tcW w:type="dxa" w:w="1550"/>
+            <w:shd w:fill="F5F5F5" w:val="clear"/>
+            <w:tcMar>
+              <w:top w:type="dxa" w:w="80"/>
+              <w:left w:type="dxa" w:w="120"/>
+              <w:bottom w:type="dxa" w:w="80"/>
+              <w:right w:type="dxa" w:w="120"/>
+            </w:tcMar>
+          </w:tcPr>
+          <w:p>
+            <w:pPr>
+              <w:jc w:val="center"/>
+            </w:pPr>
+            <w:r>
+              <w:rPr>
+                <w:rFonts w:ascii="Calibri" w:cs="Calibri" w:eastAsia="Calibri" w:hAnsi="Calibri"/>
+                <w:b w:val="false"/>
+                <w:bCs w:val="false"/>
+                <w:color w:val="1A1A1A"/>
+                <w:sz w:val="20"/>
+                <w:szCs w:val="20"/>
+              </w:rPr>
+              <w:t>✓</w:t>
+            </w:r>
+          </w:p>
+        </w:tc>
+        <w:tc>
+          <w:tcPr>
+            <w:tcW w:type="dxa" w:w="1550"/>
+            <w:shd w:fill="F5F5F5" w:val="clear"/>
+            <w:tcMar>
+              <w:top w:type="dxa" w:w="80"/>
+              <w:left w:type="dxa" w:w="120"/>
+              <w:bottom w:type="dxa" w:w="80"/>
+              <w:right w:type="dxa" w:w="120"/>
+            </w:tcMar>
+          </w:tcPr>
+          <w:p>
+            <w:pPr>
+              <w:jc w:val="center"/>
+            </w:pPr>
+            <w:r>
+              <w:rPr>
+                <w:rFonts w:ascii="Calibri" w:cs="Calibri" w:eastAsia="Calibri" w:hAnsi="Calibri"/>
+                <w:b w:val="false"/>
+                <w:bCs w:val="false"/>
+                <w:color w:val="1A1A1A"/>
+                <w:sz w:val="20"/>
+                <w:szCs w:val="20"/>
+              </w:rPr>
+              <w:t>✓</w:t>
+            </w:r>
+          </w:p>
+        </w:tc>
+      </w:tr>
+      <w:tr>
+        <w:trPr>
+          <w:tblHeader w:val="false"/>
+        </w:trPr>
+        <w:tc>
+          <w:tcPr>
+            <w:tcW w:type="dxa" w:w="6260"/>
+            <w:tcMar>
+              <w:top w:type="dxa" w:w="80"/>
+              <w:left w:type="dxa" w:w="120"/>
+              <w:bottom w:type="dxa" w:w="80"/>
+              <w:right w:type="dxa" w:w="120"/>
+            </w:tcMar>
+          </w:tcPr>
+          <w:p>
+            <w:pPr>
+              <w:jc w:val="left"/>
+            </w:pPr>
+            <w:r>
+              <w:rPr>
+                <w:rFonts w:ascii="Calibri" w:cs="Calibri" w:eastAsia="Calibri" w:hAnsi="Calibri"/>
                 <w:color w:val="1A1A1A"/>
                 <w:sz w:val="20"/>
                 <w:szCs w:val="20"/>
               </w:rPr>
               <w:t xml:space="preserve">Cardio, calculadora de discos y series de aproximación (también dentro de la serie), con el peso fijo de cada máquina</w:t>
+            </w:r>
+          </w:p>
+        </w:tc>
+        <w:tc>
+          <w:tcPr>
+            <w:tcW w:type="dxa" w:w="1550"/>
+            <w:tcMar>
+              <w:top w:type="dxa" w:w="80"/>
+              <w:left w:type="dxa" w:w="120"/>
+              <w:bottom w:type="dxa" w:w="80"/>
+              <w:right w:type="dxa" w:w="120"/>
+            </w:tcMar>
+          </w:tcPr>
+          <w:p>
+            <w:pPr>
+              <w:jc w:val="center"/>
+            </w:pPr>
+            <w:r>
+              <w:rPr>
+                <w:rFonts w:ascii="Calibri" w:cs="Calibri" w:eastAsia="Calibri" w:hAnsi="Calibri"/>
+                <w:b w:val="false"/>
+                <w:bCs w:val="false"/>
+                <w:color w:val="1A1A1A"/>
+                <w:sz w:val="20"/>
+                <w:szCs w:val="20"/>
+              </w:rPr>
+              <w:t xml:space="preserve">✓</w:t>
+            </w:r>
+          </w:p>
+        </w:tc>
+        <w:tc>
+          <w:tcPr>
+            <w:tcW w:type="dxa" w:w="1550"/>
+            <w:tcMar>
+              <w:top w:type="dxa" w:w="80"/>
+              <w:left w:type="dxa" w:w="120"/>
+              <w:bottom w:type="dxa" w:w="80"/>
+              <w:right w:type="dxa" w:w="120"/>
+            </w:tcMar>
+          </w:tcPr>
+          <w:p>
+            <w:pPr>
+              <w:jc w:val="center"/>
+            </w:pPr>
+            <w:r>
+              <w:rPr>
+                <w:rFonts w:ascii="Calibri" w:cs="Calibri" w:eastAsia="Calibri" w:hAnsi="Calibri"/>
+                <w:b w:val="false"/>
+                <w:bCs w:val="false"/>
+                <w:color w:val="1A1A1A"/>
+                <w:sz w:val="20"/>
+                <w:szCs w:val="20"/>
+              </w:rPr>
+              <w:t xml:space="preserve">✓</w:t>
+            </w:r>
+          </w:p>
+        </w:tc>
+      </w:tr>
+      <w:tr>
+        <w:trPr>
+          <w:tblHeader w:val="false"/>
+        </w:trPr>
+        <w:tc>
+          <w:tcPr>
+            <w:tcW w:type="dxa" w:w="6260"/>
+            <w:shd w:fill="F5F5F5" w:val="clear"/>
+            <w:tcMar>
+              <w:top w:type="dxa" w:w="80"/>
+              <w:left w:type="dxa" w:w="120"/>
+              <w:bottom w:type="dxa" w:w="80"/>
+              <w:right w:type="dxa" w:w="120"/>
+            </w:tcMar>
+          </w:tcPr>
+          <w:p>
+            <w:pPr>
+              <w:jc w:val="left"/>
+            </w:pPr>
+            <w:r>
+              <w:rPr>
+                <w:rFonts w:ascii="Calibri" w:cs="Calibri" w:eastAsia="Calibri" w:hAnsi="Calibri"/>
+                <w:b w:val="false"/>
+                <w:bCs w:val="false"/>
+                <w:color w:val="1A1A1A"/>
+                <w:sz w:val="20"/>
+                <w:szCs w:val="20"/>
+              </w:rPr>
+              <w:t>Cronómetro de descanso con sonidos de los minutos y sirena final (se pueden apagar), cronómetro flotante (Android) y actividad en directo (iPhone)</w:t>
             </w:r>
           </w:p>
         </w:tc>
@@ -934,7 +1108,7 @@
                 <w:sz w:val="20"/>
                 <w:szCs w:val="20"/>
               </w:rPr>
-              <w:t xml:space="preserve">Cronómetro de descanso con alarma y pitidos de los minutos, cronómetro flotante (Android) y actividad en directo (iPhone)</w:t>
+              <w:t xml:space="preserve">Volumen y frecuencia semanal, duración del microciclo e histórico de volumen real</w:t>
             </w:r>
           </w:p>
         </w:tc>
@@ -1015,13 +1189,13 @@
             <w:r>
               <w:rPr>
                 <w:rFonts w:ascii="Calibri" w:cs="Calibri" w:eastAsia="Calibri" w:hAnsi="Calibri"/>
-                <w:b w:val="false"/>
+                <w:b w:val="0"/>
                 <w:bCs w:val="false"/>
                 <w:color w:val="1A1A1A"/>
                 <w:sz w:val="20"/>
                 <w:szCs w:val="20"/>
               </w:rPr>
-              <w:t xml:space="preserve">Volumen y frecuencia semanal, duración del microciclo e histórico de volumen real</w:t>
+              <w:t>Progreso: gráficas, marcas personales, nivel de fuerza por ejercicio y por grupo muscular, y valoración general</w:t>
             </w:r>
           </w:p>
         </w:tc>
@@ -1103,13 +1277,11 @@
             <w:r>
               <w:rPr>
                 <w:rFonts w:ascii="Calibri" w:cs="Calibri" w:eastAsia="Calibri" w:hAnsi="Calibri"/>
-                <w:b w:val="0"/>
-                <w:bCs w:val="false"/>
                 <w:color w:val="1A1A1A"/>
                 <w:sz w:val="20"/>
                 <w:szCs w:val="20"/>
               </w:rPr>
-              <w:t>Progreso: gráficas, marcas personales, nivel de fuerza por ejercicio y por grupo muscular, y valoración general</w:t>
+              <w:t xml:space="preserve">Avisos en vivo de récord y de nivel de fuerza nuevo, con su interruptor</w:t>
             </w:r>
           </w:p>
         </w:tc>
@@ -1130,8 +1302,6 @@
             <w:r>
               <w:rPr>
                 <w:rFonts w:ascii="Calibri" w:cs="Calibri" w:eastAsia="Calibri" w:hAnsi="Calibri"/>
-                <w:b w:val="false"/>
-                <w:bCs w:val="false"/>
                 <w:color w:val="1A1A1A"/>
                 <w:sz w:val="20"/>
                 <w:szCs w:val="20"/>
@@ -1157,177 +1327,6 @@
             <w:r>
               <w:rPr>
                 <w:rFonts w:ascii="Calibri" w:cs="Calibri" w:eastAsia="Calibri" w:hAnsi="Calibri"/>
-                <w:b w:val="false"/>
-                <w:bCs w:val="false"/>
-                <w:color w:val="1A1A1A"/>
-                <w:sz w:val="20"/>
-                <w:szCs w:val="20"/>
-              </w:rPr>
-              <w:t xml:space="preserve">✓</w:t>
-            </w:r>
-          </w:p>
-        </w:tc>
-      </w:tr>
-      <w:tr>
-        <w:trPr>
-          <w:tblHeader w:val="false"/>
-        </w:trPr>
-        <w:tc>
-          <w:tcPr>
-            <w:tcW w:type="dxa" w:w="6260"/>
-            <w:shd w:fill="F5F5F5" w:val="clear"/>
-            <w:tcMar>
-              <w:top w:type="dxa" w:w="80"/>
-              <w:left w:type="dxa" w:w="120"/>
-              <w:bottom w:type="dxa" w:w="80"/>
-              <w:right w:type="dxa" w:w="120"/>
-            </w:tcMar>
-          </w:tcPr>
-          <w:p>
-            <w:pPr>
-              <w:jc w:val="left"/>
-            </w:pPr>
-            <w:r>
-              <w:rPr>
-                <w:rFonts w:ascii="Calibri" w:cs="Calibri" w:eastAsia="Calibri" w:hAnsi="Calibri"/>
-                <w:color w:val="1A1A1A"/>
-                <w:sz w:val="20"/>
-                <w:szCs w:val="20"/>
-              </w:rPr>
-              <w:t xml:space="preserve">Avisos en vivo de récord y de nivel de fuerza nuevo, con su interruptor</w:t>
-            </w:r>
-          </w:p>
-        </w:tc>
-        <w:tc>
-          <w:tcPr>
-            <w:tcW w:type="dxa" w:w="1550"/>
-            <w:shd w:fill="F5F5F5" w:val="clear"/>
-            <w:tcMar>
-              <w:top w:type="dxa" w:w="80"/>
-              <w:left w:type="dxa" w:w="120"/>
-              <w:bottom w:type="dxa" w:w="80"/>
-              <w:right w:type="dxa" w:w="120"/>
-            </w:tcMar>
-          </w:tcPr>
-          <w:p>
-            <w:pPr>
-              <w:jc w:val="center"/>
-            </w:pPr>
-            <w:r>
-              <w:rPr>
-                <w:rFonts w:ascii="Calibri" w:cs="Calibri" w:eastAsia="Calibri" w:hAnsi="Calibri"/>
-                <w:color w:val="1A1A1A"/>
-                <w:sz w:val="20"/>
-                <w:szCs w:val="20"/>
-              </w:rPr>
-              <w:t xml:space="preserve">✓</w:t>
-            </w:r>
-          </w:p>
-        </w:tc>
-        <w:tc>
-          <w:tcPr>
-            <w:tcW w:type="dxa" w:w="1550"/>
-            <w:shd w:fill="F5F5F5" w:val="clear"/>
-            <w:tcMar>
-              <w:top w:type="dxa" w:w="80"/>
-              <w:left w:type="dxa" w:w="120"/>
-              <w:bottom w:type="dxa" w:w="80"/>
-              <w:right w:type="dxa" w:w="120"/>
-            </w:tcMar>
-          </w:tcPr>
-          <w:p>
-            <w:pPr>
-              <w:jc w:val="center"/>
-            </w:pPr>
-            <w:r>
-              <w:rPr>
-                <w:rFonts w:ascii="Calibri" w:cs="Calibri" w:eastAsia="Calibri" w:hAnsi="Calibri"/>
-                <w:color w:val="1A1A1A"/>
-                <w:sz w:val="20"/>
-                <w:szCs w:val="20"/>
-              </w:rPr>
-              <w:t xml:space="preserve">✓</w:t>
-            </w:r>
-          </w:p>
-        </w:tc>
-      </w:tr>
-      <w:tr>
-        <w:trPr>
-          <w:tblHeader w:val="false"/>
-        </w:trPr>
-        <w:tc>
-          <w:tcPr>
-            <w:tcW w:type="dxa" w:w="6260"/>
-            <w:tcMar>
-              <w:top w:type="dxa" w:w="80"/>
-              <w:left w:type="dxa" w:w="120"/>
-              <w:bottom w:type="dxa" w:w="80"/>
-              <w:right w:type="dxa" w:w="120"/>
-            </w:tcMar>
-          </w:tcPr>
-          <w:p>
-            <w:pPr>
-              <w:jc w:val="left"/>
-            </w:pPr>
-            <w:r>
-              <w:rPr>
-                <w:rFonts w:ascii="Calibri" w:cs="Calibri" w:eastAsia="Calibri" w:hAnsi="Calibri"/>
-                <w:b w:val="false"/>
-                <w:bCs w:val="false"/>
-                <w:color w:val="1A1A1A"/>
-                <w:sz w:val="20"/>
-                <w:szCs w:val="20"/>
-              </w:rPr>
-              <w:t xml:space="preserve">Top set + back-offs</w:t>
-            </w:r>
-          </w:p>
-        </w:tc>
-        <w:tc>
-          <w:tcPr>
-            <w:tcW w:type="dxa" w:w="1550"/>
-            <w:tcMar>
-              <w:top w:type="dxa" w:w="80"/>
-              <w:left w:type="dxa" w:w="120"/>
-              <w:bottom w:type="dxa" w:w="80"/>
-              <w:right w:type="dxa" w:w="120"/>
-            </w:tcMar>
-          </w:tcPr>
-          <w:p>
-            <w:pPr>
-              <w:jc w:val="center"/>
-            </w:pPr>
-            <w:r>
-              <w:rPr>
-                <w:rFonts w:ascii="Calibri" w:cs="Calibri" w:eastAsia="Calibri" w:hAnsi="Calibri"/>
-                <w:b w:val="false"/>
-                <w:bCs w:val="false"/>
-                <w:color w:val="1A1A1A"/>
-                <w:sz w:val="20"/>
-                <w:szCs w:val="20"/>
-              </w:rPr>
-              <w:t xml:space="preserve">✓</w:t>
-            </w:r>
-          </w:p>
-        </w:tc>
-        <w:tc>
-          <w:tcPr>
-            <w:tcW w:type="dxa" w:w="1550"/>
-            <w:tcMar>
-              <w:top w:type="dxa" w:w="80"/>
-              <w:left w:type="dxa" w:w="120"/>
-              <w:bottom w:type="dxa" w:w="80"/>
-              <w:right w:type="dxa" w:w="120"/>
-            </w:tcMar>
-          </w:tcPr>
-          <w:p>
-            <w:pPr>
-              <w:jc w:val="center"/>
-            </w:pPr>
-            <w:r>
-              <w:rPr>
-                <w:rFonts w:ascii="Calibri" w:cs="Calibri" w:eastAsia="Calibri" w:hAnsi="Calibri"/>
-                <w:b w:val="false"/>
-                <w:bCs w:val="false"/>
                 <w:color w:val="1A1A1A"/>
                 <w:sz w:val="20"/>
                 <w:szCs w:val="20"/>
@@ -1365,7 +1364,7 @@
                 <w:sz w:val="20"/>
                 <w:szCs w:val="20"/>
               </w:rPr>
-              <w:t xml:space="preserve">Marcar un ejercicio como realizado con molestias o limitaciones</w:t>
+              <w:t xml:space="preserve">Top set + back-offs</w:t>
             </w:r>
           </w:p>
         </w:tc>
@@ -1453,7 +1452,7 @@
                 <w:sz w:val="20"/>
                 <w:szCs w:val="20"/>
               </w:rPr>
-              <w:t xml:space="preserve">Medidas corporales y fotos de progreso: registro, historial y galería</w:t>
+              <w:t xml:space="preserve">Marcar un ejercicio como realizado con molestias o limitaciones</w:t>
             </w:r>
           </w:p>
         </w:tc>
@@ -1540,7 +1539,7 @@
                 <w:sz w:val="20"/>
                 <w:szCs w:val="20"/>
               </w:rPr>
-              <w:t xml:space="preserve">Compartir una sesión como imagen, también con tu foto de fondo</w:t>
+              <w:t>Medidas corporales y fotos de progreso: registro, historial, galería, encuadre desde el visor y aviso si una foto sale oscura o movida</w:t>
             </w:r>
           </w:p>
         </w:tc>
@@ -1628,7 +1627,7 @@
                 <w:sz w:val="20"/>
                 <w:szCs w:val="20"/>
               </w:rPr>
-              <w:t xml:space="preserve">Copias de seguridad y app de escritorio Coach</w:t>
+              <w:t xml:space="preserve">Compartir una sesión como imagen, también con tu foto de fondo</w:t>
             </w:r>
           </w:p>
         </w:tc>
@@ -1715,7 +1714,7 @@
                 <w:sz w:val="20"/>
                 <w:szCs w:val="20"/>
               </w:rPr>
-              <w:t xml:space="preserve">Cambiar un ejercicio por otro del mismo patrón y grupo</w:t>
+              <w:t>Copias de seguridad y TrueLift Escritorio (tus datos en el ordenador)</w:t>
             </w:r>
           </w:p>
         </w:tc>
@@ -1803,7 +1802,7 @@
                 <w:sz w:val="20"/>
                 <w:szCs w:val="20"/>
               </w:rPr>
-              <w:t xml:space="preserve">Renombrar tu rutina</w:t>
+              <w:t xml:space="preserve">Cambiar un ejercicio por otro del mismo patrón y grupo</w:t>
             </w:r>
           </w:p>
         </w:tc>
@@ -1890,7 +1889,7 @@
                 <w:sz w:val="20"/>
                 <w:szCs w:val="20"/>
               </w:rPr>
-              <w:t xml:space="preserve">Exportar tu rutina a Excel</w:t>
+              <w:t xml:space="preserve">Renombrar tu rutina</w:t>
             </w:r>
           </w:p>
         </w:tc>
@@ -1978,7 +1977,7 @@
                 <w:sz w:val="20"/>
                 <w:szCs w:val="20"/>
               </w:rPr>
-              <w:t xml:space="preserve">Idioma (ES / EN / PT-BR), unidades kg / lb y tamaño del texto</w:t>
+              <w:t xml:space="preserve">Exportar tu rutina a Excel</w:t>
             </w:r>
           </w:p>
         </w:tc>
@@ -2033,6 +2032,181 @@
                 <w:szCs w:val="20"/>
               </w:rPr>
               <w:t xml:space="preserve">✓</w:t>
+            </w:r>
+          </w:p>
+        </w:tc>
+      </w:tr>
+      <w:tr>
+        <w:trPr>
+          <w:tblHeader w:val="false"/>
+        </w:trPr>
+        <w:tc>
+          <w:tcPr>
+            <w:tcW w:type="dxa" w:w="6260"/>
+            <w:shd w:fill="F5F5F5" w:val="clear"/>
+            <w:tcMar>
+              <w:top w:type="dxa" w:w="80"/>
+              <w:left w:type="dxa" w:w="120"/>
+              <w:bottom w:type="dxa" w:w="80"/>
+              <w:right w:type="dxa" w:w="120"/>
+            </w:tcMar>
+          </w:tcPr>
+          <w:p>
+            <w:pPr>
+              <w:jc w:val="left"/>
+            </w:pPr>
+            <w:r>
+              <w:rPr>
+                <w:rFonts w:ascii="Calibri" w:cs="Calibri" w:eastAsia="Calibri" w:hAnsi="Calibri"/>
+                <w:b w:val="false"/>
+                <w:bCs w:val="false"/>
+                <w:color w:val="1A1A1A"/>
+                <w:sz w:val="20"/>
+                <w:szCs w:val="20"/>
+              </w:rPr>
+              <w:t>Idioma (ES / EN / PT-BR), unidades kg / lb, tamaño del texto y tema oscuro o claro</w:t>
+            </w:r>
+          </w:p>
+        </w:tc>
+        <w:tc>
+          <w:tcPr>
+            <w:tcW w:type="dxa" w:w="1550"/>
+            <w:shd w:fill="F5F5F5" w:val="clear"/>
+            <w:tcMar>
+              <w:top w:type="dxa" w:w="80"/>
+              <w:left w:type="dxa" w:w="120"/>
+              <w:bottom w:type="dxa" w:w="80"/>
+              <w:right w:type="dxa" w:w="120"/>
+            </w:tcMar>
+          </w:tcPr>
+          <w:p>
+            <w:pPr>
+              <w:jc w:val="center"/>
+            </w:pPr>
+            <w:r>
+              <w:rPr>
+                <w:rFonts w:ascii="Calibri" w:cs="Calibri" w:eastAsia="Calibri" w:hAnsi="Calibri"/>
+                <w:b w:val="false"/>
+                <w:bCs w:val="false"/>
+                <w:color w:val="1A1A1A"/>
+                <w:sz w:val="20"/>
+                <w:szCs w:val="20"/>
+              </w:rPr>
+              <w:t xml:space="preserve">✓</w:t>
+            </w:r>
+          </w:p>
+        </w:tc>
+        <w:tc>
+          <w:tcPr>
+            <w:tcW w:type="dxa" w:w="1550"/>
+            <w:shd w:fill="F5F5F5" w:val="clear"/>
+            <w:tcMar>
+              <w:top w:type="dxa" w:w="80"/>
+              <w:left w:type="dxa" w:w="120"/>
+              <w:bottom w:type="dxa" w:w="80"/>
+              <w:right w:type="dxa" w:w="120"/>
+            </w:tcMar>
+          </w:tcPr>
+          <w:p>
+            <w:pPr>
+              <w:jc w:val="center"/>
+            </w:pPr>
+            <w:r>
+              <w:rPr>
+                <w:rFonts w:ascii="Calibri" w:cs="Calibri" w:eastAsia="Calibri" w:hAnsi="Calibri"/>
+                <w:b w:val="false"/>
+                <w:bCs w:val="false"/>
+                <w:color w:val="1A1A1A"/>
+                <w:sz w:val="20"/>
+                <w:szCs w:val="20"/>
+              </w:rPr>
+              <w:t xml:space="preserve">✓</w:t>
+            </w:r>
+          </w:p>
+        </w:tc>
+      </w:tr>
+      <w:tr>
+        <w:trPr>
+          <w:tblHeader w:val="false"/>
+        </w:trPr>
+        <w:tc>
+          <w:tcPr>
+            <w:tcW w:type="dxa" w:w="6260"/>
+            <w:tcMar>
+              <w:top w:type="dxa" w:w="80"/>
+              <w:left w:type="dxa" w:w="120"/>
+              <w:bottom w:type="dxa" w:w="80"/>
+              <w:right w:type="dxa" w:w="120"/>
+            </w:tcMar>
+          </w:tcPr>
+          <w:p>
+            <w:pPr>
+              <w:jc w:val="left"/>
+            </w:pPr>
+            <w:r>
+              <w:rPr>
+                <w:rFonts w:ascii="Calibri" w:cs="Calibri" w:eastAsia="Calibri" w:hAnsi="Calibri"/>
+                <w:b w:val="false"/>
+                <w:bCs w:val="false"/>
+                <w:color w:val="1A1A1A"/>
+                <w:sz w:val="20"/>
+                <w:szCs w:val="20"/>
+              </w:rPr>
+              <w:t>Modo DEMO: explorar la app con un historial de ejemplo</w:t>
+            </w:r>
+          </w:p>
+        </w:tc>
+        <w:tc>
+          <w:tcPr>
+            <w:tcW w:type="dxa" w:w="1550"/>
+            <w:tcMar>
+              <w:top w:type="dxa" w:w="80"/>
+              <w:left w:type="dxa" w:w="120"/>
+              <w:bottom w:type="dxa" w:w="80"/>
+              <w:right w:type="dxa" w:w="120"/>
+            </w:tcMar>
+          </w:tcPr>
+          <w:p>
+            <w:pPr>
+              <w:jc w:val="center"/>
+            </w:pPr>
+            <w:r>
+              <w:rPr>
+                <w:rFonts w:ascii="Calibri" w:cs="Calibri" w:eastAsia="Calibri" w:hAnsi="Calibri"/>
+                <w:b w:val="false"/>
+                <w:bCs w:val="false"/>
+                <w:color w:val="1A1A1A"/>
+                <w:sz w:val="20"/>
+                <w:szCs w:val="20"/>
+              </w:rPr>
+              <w:t>✓</w:t>
+            </w:r>
+          </w:p>
+        </w:tc>
+        <w:tc>
+          <w:tcPr>
+            <w:tcW w:type="dxa" w:w="1550"/>
+            <w:tcMar>
+              <w:top w:type="dxa" w:w="80"/>
+              <w:left w:type="dxa" w:w="120"/>
+              <w:bottom w:type="dxa" w:w="80"/>
+              <w:right w:type="dxa" w:w="120"/>
+            </w:tcMar>
+          </w:tcPr>
+          <w:p>
+            <w:pPr>
+              <w:jc w:val="center"/>
+            </w:pPr>
+            <w:r>
+              <w:rPr>
+                <w:rFonts w:ascii="Calibri" w:cs="Calibri" w:eastAsia="Calibri" w:hAnsi="Calibri"/>
+                <w:b w:val="false"/>
+                <w:bCs w:val="false"/>
+                <w:color w:val="1A1A1A"/>
+                <w:sz w:val="20"/>
+                <w:szCs w:val="20"/>
+              </w:rPr>
+              <w:t>✓</w:t>
             </w:r>
           </w:p>
         </w:tc>
@@ -3378,7 +3552,7 @@
                 <w:sz w:val="20"/>
                 <w:szCs w:val="20"/>
               </w:rPr>
-              <w:t>Reloj conectado: FC en reposo, VFC, sueño, pasos, calorías, peso y cardio del reloj (BETA)</w:t>
+              <w:t>Reloj conectado: FC en reposo, VFC, sueño, pasos, calorías, peso y cardio del reloj, con un icono que dice si llegan sus datos (BETA)</w:t>
             </w:r>
           </w:p>
         </w:tc>
@@ -3815,7 +3989,7 @@
                 <w:sz w:val="20"/>
                 <w:szCs w:val="20"/>
               </w:rPr>
-              <w:t xml:space="preserve">Evolución corporal: gráficas de tus medidas y comparador de fotos</w:t>
+              <w:t>Evolución corporal: gráficas de tus medidas, comparador de fotos (encuadre, igualar luz, blanco y negro) y vídeo de progreso</w:t>
             </w:r>
           </w:p>
         </w:tc>
@@ -3901,7 +4075,7 @@
                 <w:sz w:val="20"/>
                 <w:szCs w:val="20"/>
               </w:rPr>
-              <w:t xml:space="preserve">Pestaña Nutrición: dos formas de seguir la pauta (alimentación habitual u objetivo de calorías), peso-tendencia, revisión semanal, planificador de temporada, % de grasa, alimentos, vigilante de rendimiento, gasto estimado, reparto en comidas y menú semanal con IA</w:t>
+              <w:t>Pestaña Nutrición: dos formas de seguir la pauta (alimentación habitual u objetivo de calorías), peso-tendencia, cómo vas frente a lo pactado, revisión semanal, planificador de temporada, % de grasa, alimentos, vigilante de rendimiento, gasto estimado, reparto en comidas y menú semanal con IA</w:t>
             </w:r>
           </w:p>
         </w:tc>
@@ -4223,23 +4397,61 @@
         <w:rPr>
           <w:rFonts w:ascii="Calibri" w:cs="Calibri" w:eastAsia="Calibri" w:hAnsi="Calibri"/>
           <w:b/>
-          <w:bCs/>
-          <w:color w:val="1A1A1A"/>
-          <w:sz w:val="22"/>
-          <w:szCs w:val="22"/>
-        </w:rPr>
-        <w:t xml:space="preserve">Paso 1 · ¿Cuántos días puedes entrenar?</w:t>
-      </w:r>
-      <w:r>
-        <w:rPr>
-          <w:rFonts w:ascii="Calibri" w:cs="Calibri" w:eastAsia="Calibri" w:hAnsi="Calibri"/>
-          <w:b w:val="false"/>
-          <w:bCs w:val="false"/>
-          <w:color w:val="1A1A1A"/>
-          <w:sz w:val="22"/>
-          <w:szCs w:val="22"/>
-        </w:rPr>
-        <w:t xml:space="preserve"> De 2 a 5 días. Cada opción muestra la estructura real de la rutina que se montará. Elige lo que puedas sostener cada semana.</w:t>
+          <w:color w:val="1A1A1A"/>
+          <w:sz w:val="22"/>
+          <w:szCs w:val="22"/>
+        </w:rPr>
+        <w:t>Paso 1 · ¿Dónde vas a entrenar? ¿Cuántos días puedes entrenar?</w:t>
+      </w:r>
+      <w:r>
+        <w:rPr>
+          <w:rFonts w:ascii="Calibri" w:cs="Calibri" w:eastAsia="Calibri" w:hAnsi="Calibri"/>
+          <w:b w:val="0"/>
+          <w:color w:val="1A1A1A"/>
+          <w:sz w:val="22"/>
+          <w:szCs w:val="22"/>
+        </w:rPr>
+        <w:t xml:space="preserve"> Primero eliges </w:t>
+      </w:r>
+      <w:r>
+        <w:rPr>
+          <w:rFonts w:ascii="Calibri" w:cs="Calibri" w:eastAsia="Calibri" w:hAnsi="Calibri"/>
+          <w:b/>
+          <w:color w:val="1A1A1A"/>
+          <w:sz w:val="22"/>
+          <w:szCs w:val="22"/>
+        </w:rPr>
+        <w:t>En un gimnasio</w:t>
+      </w:r>
+      <w:r>
+        <w:rPr>
+          <w:rFonts w:ascii="Calibri" w:cs="Calibri" w:eastAsia="Calibri" w:hAnsi="Calibri"/>
+          <w:b w:val="0"/>
+          <w:color w:val="1A1A1A"/>
+          <w:sz w:val="22"/>
+          <w:szCs w:val="22"/>
+        </w:rPr>
+        <w:t xml:space="preserve"> (con máquinas, poleas y peso libre) o </w:t>
+      </w:r>
+      <w:r>
+        <w:rPr>
+          <w:rFonts w:ascii="Calibri" w:cs="Calibri" w:eastAsia="Calibri" w:hAnsi="Calibri"/>
+          <w:b/>
+          <w:color w:val="1A1A1A"/>
+          <w:sz w:val="22"/>
+          <w:szCs w:val="22"/>
+        </w:rPr>
+        <w:t>En casa</w:t>
+      </w:r>
+      <w:r>
+        <w:rPr>
+          <w:rFonts w:ascii="Calibri" w:cs="Calibri" w:eastAsia="Calibri" w:hAnsi="Calibri"/>
+          <w:b w:val="0"/>
+          <w:color w:val="1A1A1A"/>
+          <w:sz w:val="22"/>
+          <w:szCs w:val="22"/>
+        </w:rPr>
+        <w:t xml:space="preserve"> (con barra, discos, rack con seguros, banco, mancuernas y barra de dominadas): cada lugar tiene su propia rutina. Después, los días: de 2 a 5 en el gimnasio y 3 o 4 en casa. Cada opción muestra la estructura real de la rutina que se montará. Elige lo que puedas sostener cada semana.</w:t>
       </w:r>
     </w:p>
     <w:p>
@@ -4522,6 +4734,71 @@
           <w:szCs w:val="22"/>
         </w:rPr>
         <w:t xml:space="preserve">Tras el asistente, la app muestra un diálogo de bienvenida y, en la primera visita a cada pestaña, una guía breve. Los iconos «?» repartidos por la app abren explicaciones cortas de cada concepto (sección 4, Idioma y presentación).</w:t>
+      </w:r>
+    </w:p>
+    <w:p>
+      <w:pPr>
+        <w:spacing w:after="160" w:line="276"/>
+      </w:pPr>
+      <w:r>
+        <w:rPr>
+          <w:rFonts w:ascii="Calibri" w:cs="Calibri" w:eastAsia="Calibri" w:hAnsi="Calibri"/>
+          <w:b/>
+          <w:color w:val="1A1A1A"/>
+          <w:sz w:val="22"/>
+          <w:szCs w:val="22"/>
+        </w:rPr>
+        <w:t>Explora antes de empezar (modo DEMO).</w:t>
+      </w:r>
+      <w:r>
+        <w:rPr>
+          <w:rFonts w:ascii="Calibri" w:cs="Calibri" w:eastAsia="Calibri" w:hAnsi="Calibri"/>
+          <w:b w:val="0"/>
+          <w:color w:val="1A1A1A"/>
+          <w:sz w:val="22"/>
+          <w:szCs w:val="22"/>
+        </w:rPr>
+        <w:t xml:space="preserve"> Al terminar el asistente, la app te ofrece una sola vez </w:t>
+      </w:r>
+      <w:r>
+        <w:rPr>
+          <w:rFonts w:ascii="Calibri" w:cs="Calibri" w:eastAsia="Calibri" w:hAnsi="Calibri"/>
+          <w:b/>
+          <w:color w:val="1A1A1A"/>
+          <w:sz w:val="22"/>
+          <w:szCs w:val="22"/>
+        </w:rPr>
+        <w:t>Explora cómo se verá tu entrenamiento en TrueLift en unas semanas</w:t>
+      </w:r>
+      <w:r>
+        <w:rPr>
+          <w:rFonts w:ascii="Calibri" w:cs="Calibri" w:eastAsia="Calibri" w:hAnsi="Calibri"/>
+          <w:b w:val="0"/>
+          <w:color w:val="1A1A1A"/>
+          <w:sz w:val="22"/>
+          <w:szCs w:val="22"/>
+        </w:rPr>
+        <w:t xml:space="preserve">. Si aceptas, se abre la app de siempre —Progreso, Rutina, Registro y Nutrición— con un historial de ejemplo, para que veas cómo lucirá con el tiempo, y una franja </w:t>
+      </w:r>
+      <w:r>
+        <w:rPr>
+          <w:rFonts w:ascii="Calibri" w:cs="Calibri" w:eastAsia="Calibri" w:hAnsi="Calibri"/>
+          <w:b/>
+          <w:color w:val="1A1A1A"/>
+          <w:sz w:val="22"/>
+          <w:szCs w:val="22"/>
+        </w:rPr>
+        <w:t>DEMO · Salir</w:t>
+      </w:r>
+      <w:r>
+        <w:rPr>
+          <w:rFonts w:ascii="Calibri" w:cs="Calibri" w:eastAsia="Calibri" w:hAnsi="Calibri"/>
+          <w:b w:val="0"/>
+          <w:color w:val="1A1A1A"/>
+          <w:sz w:val="22"/>
+          <w:szCs w:val="22"/>
+        </w:rPr>
+        <w:t xml:space="preserve"> arriba que te devuelve a tu perfil desde cualquier pantalla. Nada de lo que hagas en la demo se guarda ni toca tus datos. Si prefieres ir directamente a tu rutina, la demo sigue disponible en Ajustes → Idioma y presentación.</w:t>
       </w:r>
     </w:p>
     <w:p>
@@ -4661,35 +4938,12 @@
       <w:r>
         <w:rPr>
           <w:rFonts w:ascii="Calibri" w:cs="Calibri" w:eastAsia="Calibri" w:hAnsi="Calibri"/>
-          <w:b w:val="false"/>
-          <w:bCs w:val="false"/>
-          <w:color w:val="1A1A1A"/>
-          <w:sz w:val="22"/>
-          <w:szCs w:val="22"/>
-        </w:rPr>
-        <w:t xml:space="preserve">Se abre con el icono de ajustes (arriba a la derecha). Es un índice de categorías repartidas en tres bloques —Tu entrenamiento, Seguimiento y La app—; cada línea muestra su valor actual. Al pie figura la versión de la app. La pantalla TrueLift PRO —estado de la prueba o compra, web, descarga del manual, app de escritorio Coach, contacto, política de privacidad y autor— no se abre desde aquí, sino con el botón </w:t>
-      </w:r>
-      <w:r>
-        <w:rPr>
-          <w:rFonts w:ascii="Calibri" w:cs="Calibri" w:eastAsia="Calibri" w:hAnsi="Calibri"/>
-          <w:b/>
-          <w:bCs/>
-          <w:color w:val="1A1A1A"/>
-          <w:sz w:val="22"/>
-          <w:szCs w:val="22"/>
-        </w:rPr>
-        <w:t xml:space="preserve">PRO</w:t>
-      </w:r>
-      <w:r>
-        <w:rPr>
-          <w:rFonts w:ascii="Calibri" w:cs="Calibri" w:eastAsia="Calibri" w:hAnsi="Calibri"/>
-          <w:b w:val="false"/>
-          <w:bCs w:val="false"/>
-          <w:color w:val="1A1A1A"/>
-          <w:sz w:val="22"/>
-          <w:szCs w:val="22"/>
-        </w:rPr>
-        <w:t xml:space="preserve"> de la barra superior (sección 5). Dos decisiones que antes vivían aquí se toman ahora desde la pestaña Rutina, que es donde se miran: el material disponible y la semana de descarga.</w:t>
+          <w:b w:val="0"/>
+          <w:color w:val="1A1A1A"/>
+          <w:sz w:val="22"/>
+          <w:szCs w:val="22"/>
+        </w:rPr>
+        <w:t>Se abre con el icono de ajustes (arriba a la derecha). Es un índice de categorías repartidas en tres bloques —Tu entrenamiento, Seguimiento y La app—; cada línea muestra su valor actual. Al pie figura la versión de la app. La pantalla TrueLift PRO —estado de la prueba o compra, web, descarga del manual, app de escritorio, contacto, política de privacidad y autor— no se abre desde aquí, sino con el botón PRO de la barra superior (sección 5). Dos decisiones que antes vivían aquí se toman ahora desde la pestaña Rutina, que es donde se miran: el material disponible y la semana de descarga.</w:t>
       </w:r>
     </w:p>
     <w:p>
@@ -4716,35 +4970,32 @@
       <w:r>
         <w:rPr>
           <w:rFonts w:ascii="Calibri" w:cs="Calibri" w:eastAsia="Calibri" w:hAnsi="Calibri"/>
-          <w:b w:val="false"/>
-          <w:bCs w:val="false"/>
-          <w:color w:val="1A1A1A"/>
-          <w:sz w:val="22"/>
-          <w:szCs w:val="22"/>
-        </w:rPr>
-        <w:t xml:space="preserve">Enfoque de la rutina, sexo, fecha de nacimiento, sistema de progresión, días de entrenamiento por semana y peso corporal, con la ficha de la rutina resultante. Los cambios se aplican con </w:t>
-      </w:r>
-      <w:r>
-        <w:rPr>
-          <w:rFonts w:ascii="Calibri" w:cs="Calibri" w:eastAsia="Calibri" w:hAnsi="Calibri"/>
-          <w:b/>
-          <w:bCs/>
-          <w:color w:val="1A1A1A"/>
-          <w:sz w:val="22"/>
-          <w:szCs w:val="22"/>
-        </w:rPr>
-        <w:t xml:space="preserve">Guardar cambios</w:t>
-      </w:r>
-      <w:r>
-        <w:rPr>
-          <w:rFonts w:ascii="Calibri" w:cs="Calibri" w:eastAsia="Calibri" w:hAnsi="Calibri"/>
-          <w:b w:val="false"/>
-          <w:bCs w:val="false"/>
-          <w:color w:val="1A1A1A"/>
-          <w:sz w:val="22"/>
-          <w:szCs w:val="22"/>
-        </w:rPr>
-        <w:t xml:space="preserve">. Si tienes una rutina personalizada, la app te avisa antes de sustituirla.</w:t>
+          <w:b w:val="0"/>
+          <w:color w:val="1A1A1A"/>
+          <w:sz w:val="22"/>
+          <w:szCs w:val="22"/>
+        </w:rPr>
+        <w:t xml:space="preserve">Dónde entrenas (en un gimnasio o en casa), enfoque de la rutina, sexo, fecha de nacimiento, sistema de progresión, días de entrenamiento por semana y peso corporal, con la ficha de la rutina resultante. En casa solo se ofrecen 3 o 4 días. Los cambios se aplican con </w:t>
+      </w:r>
+      <w:r>
+        <w:rPr>
+          <w:rFonts w:ascii="Calibri" w:cs="Calibri" w:eastAsia="Calibri" w:hAnsi="Calibri"/>
+          <w:b/>
+          <w:color w:val="1A1A1A"/>
+          <w:sz w:val="22"/>
+          <w:szCs w:val="22"/>
+        </w:rPr>
+        <w:t>Guardar cambios</w:t>
+      </w:r>
+      <w:r>
+        <w:rPr>
+          <w:rFonts w:ascii="Calibri" w:cs="Calibri" w:eastAsia="Calibri" w:hAnsi="Calibri"/>
+          <w:b w:val="0"/>
+          <w:color w:val="1A1A1A"/>
+          <w:sz w:val="22"/>
+          <w:szCs w:val="22"/>
+        </w:rPr>
+        <w:t>. Si tienes una rutina personalizada, la app te avisa antes de sustituirla.</w:t>
       </w:r>
     </w:p>
     <w:p>
@@ -5022,23 +5273,21 @@
         <w:rPr>
           <w:rFonts w:ascii="Calibri" w:cs="Calibri" w:eastAsia="Calibri" w:hAnsi="Calibri"/>
           <w:b/>
-          <w:bCs/>
-          <w:color w:val="1A1A1A"/>
-          <w:sz w:val="22"/>
-          <w:szCs w:val="22"/>
-        </w:rPr>
-        <w:t xml:space="preserve">Pitidos de los minutos</w:t>
-      </w:r>
-      <w:r>
-        <w:rPr>
-          <w:rFonts w:ascii="Calibri" w:cs="Calibri" w:eastAsia="Calibri" w:hAnsi="Calibri"/>
-          <w:b w:val="false"/>
-          <w:bCs w:val="false"/>
-          <w:color w:val="1A1A1A"/>
-          <w:sz w:val="22"/>
-          <w:szCs w:val="22"/>
-        </w:rPr>
-        <w:t xml:space="preserve"> (gratis, activado de serie): depende de la cuenta atrás. Durante el descanso, cada vez que pasa un minuto entero suenan pitidos cortos, tantos como minutos quedan: dos pitidos cuando quedan dos minutos y uno cuando queda uno. Así sabes cuánto te falta sin mirar el móvil. El final del descanso lo sigue marcando la alarma de siempre, y los pitidos suenan también mientras escuchas música.</w:t>
+          <w:color w:val="1A1A1A"/>
+          <w:sz w:val="22"/>
+          <w:szCs w:val="22"/>
+        </w:rPr>
+        <w:t>Sonidos del descanso</w:t>
+      </w:r>
+      <w:r>
+        <w:rPr>
+          <w:rFonts w:ascii="Calibri" w:cs="Calibri" w:eastAsia="Calibri" w:hAnsi="Calibri"/>
+          <w:b w:val="0"/>
+          <w:color w:val="1A1A1A"/>
+          <w:sz w:val="22"/>
+          <w:szCs w:val="22"/>
+        </w:rPr>
+        <w:t xml:space="preserve"> (gratis, activado de serie): depende de la cuenta atrás. Durante el descanso, cada vez que pasa un minuto entero suenan pitidos cortos, tantos como minutos quedan: dos pitidos cuando quedan dos minutos y uno cuando queda uno. Así sabes cuánto te falta sin mirar el móvil. Al terminar suena la sirena final, y todo suena también mientras escuchas música. Si lo apagas, no suenan ni los pitidos ni la sirena: dentro de la app el final del descanso solo vibra, y en el iPhone el aviso de fin de descanso llega sin sonido.</w:t>
       </w:r>
     </w:p>
     <w:p>
@@ -5628,13 +5877,73 @@
       <w:r>
         <w:rPr>
           <w:rFonts w:ascii="Calibri" w:cs="Calibri" w:eastAsia="Calibri" w:hAnsi="Calibri"/>
+          <w:b/>
+          <w:color w:val="1A1A1A"/>
+          <w:sz w:val="22"/>
+          <w:szCs w:val="22"/>
+        </w:rPr>
+        <w:t>Tema</w:t>
+      </w:r>
+      <w:r>
+        <w:rPr>
+          <w:rFonts w:ascii="Calibri" w:cs="Calibri" w:eastAsia="Calibri" w:hAnsi="Calibri"/>
           <w:b w:val="0"/>
+          <w:color w:val="1A1A1A"/>
+          <w:sz w:val="22"/>
+          <w:szCs w:val="22"/>
+        </w:rPr>
+        <w:t>: oscuro (el de siempre y el de serie) o claro. El cambio es inmediato y viaja en la copia de seguridad. Las imágenes para compartir mantienen siempre el fondo oscuro, y las fotos y sus visores también.</w:t>
+      </w:r>
+    </w:p>
+    <w:p>
+      <w:pPr>
+        <w:pStyle w:val="ListParagraph"/>
+        <w:numPr>
+          <w:ilvl w:val="0"/>
+          <w:numId w:val="2"/>
+        </w:numPr>
+        <w:spacing w:after="100" w:line="276"/>
+      </w:pPr>
+      <w:r>
+        <w:rPr>
+          <w:rFonts w:ascii="Calibri" w:cs="Calibri" w:eastAsia="Calibri" w:hAnsi="Calibri"/>
+          <w:b w:val="0"/>
           <w:bCs w:val="false"/>
           <w:color w:val="1A1A1A"/>
           <w:sz w:val="22"/>
           <w:szCs w:val="22"/>
         </w:rPr>
         <w:t>Ayudas y mini-glosario: muestra los botones de ayuda «?» y las explicaciones de primera vez (RIR, series efectivas, intentos de progresión, top set…). Desactívalo si ya dominas los conceptos. El botón de ayuda es siempre el mismo en toda la app —una insignia redonda con un «?»— y tiene el área de toque que piden las guías de accesibilidad; el icono ⓘ queda solo para los avisos, que son decorativos y no se tocan.</w:t>
+      </w:r>
+    </w:p>
+    <w:p>
+      <w:pPr>
+        <w:pStyle w:val="ListParagraph"/>
+        <w:numPr>
+          <w:ilvl w:val="0"/>
+          <w:numId w:val="2"/>
+        </w:numPr>
+        <w:spacing w:after="100" w:line="276"/>
+      </w:pPr>
+      <w:r>
+        <w:rPr>
+          <w:rFonts w:ascii="Calibri" w:cs="Calibri" w:eastAsia="Calibri" w:hAnsi="Calibri"/>
+          <w:b/>
+          <w:color w:val="1A1A1A"/>
+          <w:sz w:val="22"/>
+          <w:szCs w:val="22"/>
+        </w:rPr>
+        <w:t>Ver la demo</w:t>
+      </w:r>
+      <w:r>
+        <w:rPr>
+          <w:rFonts w:ascii="Calibri" w:cs="Calibri" w:eastAsia="Calibri" w:hAnsi="Calibri"/>
+          <w:b w:val="0"/>
+          <w:color w:val="1A1A1A"/>
+          <w:sz w:val="22"/>
+          <w:szCs w:val="22"/>
+        </w:rPr>
+        <w:t>: abre el modo DEMO, con un historial de ejemplo, sin tocar tus datos (sección 3).</w:t>
       </w:r>
     </w:p>
     <w:p>
@@ -5801,81 +6110,67 @@
       <w:r>
         <w:rPr>
           <w:rFonts w:ascii="Calibri" w:cs="Calibri" w:eastAsia="Calibri" w:hAnsi="Calibri"/>
-          <w:b w:val="false"/>
-          <w:bCs w:val="false"/>
-          <w:color w:val="1A1A1A"/>
-          <w:sz w:val="22"/>
-          <w:szCs w:val="22"/>
-        </w:rPr>
-        <w:t xml:space="preserve">Progreso: veredicto de la última sesión, valoración general, gráficas, marcas personales, nivel de fuerza, informe mensual y tu cuerpo (medidas y fotos de progreso).</w:t>
-      </w:r>
-    </w:p>
-    <w:p>
-      <w:pPr>
-        <w:pStyle w:val="ListParagraph"/>
-        <w:numPr>
-          <w:ilvl w:val="0"/>
-          <w:numId w:val="2"/>
-        </w:numPr>
-        <w:spacing w:after="100" w:line="276"/>
-      </w:pPr>
-      <w:r>
-        <w:rPr>
-          <w:rFonts w:ascii="Calibri" w:cs="Calibri" w:eastAsia="Calibri" w:hAnsi="Calibri"/>
-          <w:b/>
-          <w:bCs/>
-          <w:color w:val="1A1A1A"/>
-          <w:sz w:val="22"/>
-          <w:szCs w:val="22"/>
-        </w:rPr>
-        <w:t xml:space="preserve">Nutrición (PRO):</w:t>
-      </w:r>
-      <w:r>
-        <w:rPr>
-          <w:rFonts w:ascii="Calibri" w:cs="Calibri" w:eastAsia="Calibri" w:hAnsi="Calibri"/>
-          <w:color w:val="1A1A1A"/>
-          <w:sz w:val="22"/>
-          <w:szCs w:val="22"/>
-        </w:rPr>
-        <w:t xml:space="preserve"> tu pauta (alimentación habitual u objetivo de calorías, con el reparto en comidas y el menú semanal con IA), peso diario, cómo vas, revisión semanal y plan de temporada.</w:t>
-      </w:r>
-    </w:p>
-    <w:p>
-      <w:pPr>
-        <w:spacing w:after="160" w:line="276"/>
-      </w:pPr>
-      <w:r>
-        <w:rPr>
-          <w:rFonts w:ascii="Calibri" w:cs="Calibri" w:eastAsia="Calibri" w:hAnsi="Calibri"/>
-          <w:b w:val="false"/>
-          <w:bCs w:val="false"/>
-          <w:color w:val="1A1A1A"/>
-          <w:sz w:val="22"/>
-          <w:szCs w:val="22"/>
-        </w:rPr>
-        <w:t xml:space="preserve">La barra superior dice en qué pestaña estás. Arriba a la derecha, en cualquier pestaña, están el botón </w:t>
-      </w:r>
-      <w:r>
-        <w:rPr>
-          <w:rFonts w:ascii="Calibri" w:cs="Calibri" w:eastAsia="Calibri" w:hAnsi="Calibri"/>
-          <w:b/>
-          <w:bCs/>
-          <w:color w:val="1A1A1A"/>
-          <w:sz w:val="22"/>
-          <w:szCs w:val="22"/>
-        </w:rPr>
-        <w:t xml:space="preserve">PRO</w:t>
-      </w:r>
-      <w:r>
-        <w:rPr>
-          <w:rFonts w:ascii="Calibri" w:cs="Calibri" w:eastAsia="Calibri" w:hAnsi="Calibri"/>
-          <w:b w:val="false"/>
-          <w:bCs w:val="false"/>
-          <w:color w:val="1A1A1A"/>
-          <w:sz w:val="22"/>
-          <w:szCs w:val="22"/>
-        </w:rPr>
-        <w:t xml:space="preserve"> y Ajustes. El botón PRO abre la pantalla TrueLift PRO y su color dice tu estado de un vistazo: verde con PRO comprado o suscrito, ámbar durante la prueba y tachado sin PRO. La calculadora de discos ya no está en la barra: se abre desde Rutina → Detalles → Material disponible, y cada serie trae su propio botón de discos (sección 7). Mientras dura una sesión de fuerza, la barra superior desaparece para dejar la pantalla entera al entrenamiento, y vuelve al guardar o descartar.</w:t>
+          <w:b/>
+          <w:color w:val="1A1A1A"/>
+          <w:sz w:val="22"/>
+          <w:szCs w:val="22"/>
+        </w:rPr>
+        <w:t>Progreso</w:t>
+      </w:r>
+      <w:r>
+        <w:rPr>
+          <w:rFonts w:ascii="Calibri" w:cs="Calibri" w:eastAsia="Calibri" w:hAnsi="Calibri"/>
+          <w:b w:val="0"/>
+          <w:color w:val="1A1A1A"/>
+          <w:sz w:val="22"/>
+          <w:szCs w:val="22"/>
+        </w:rPr>
+        <w:t>: en cuatro secciones —Resumen, Ejercicios, Recuperación y Volumen— con el veredicto de la última sesión, la valoración general, las gráficas, las marcas personales, el nivel de fuerza, el informe mensual y tu cuerpo (medidas, fotos y vídeo de progreso).</w:t>
+      </w:r>
+    </w:p>
+    <w:p>
+      <w:pPr>
+        <w:pStyle w:val="ListParagraph"/>
+        <w:numPr>
+          <w:ilvl w:val="0"/>
+          <w:numId w:val="2"/>
+        </w:numPr>
+        <w:spacing w:after="100" w:line="276"/>
+      </w:pPr>
+      <w:r>
+        <w:rPr>
+          <w:rFonts w:ascii="Calibri" w:cs="Calibri" w:eastAsia="Calibri" w:hAnsi="Calibri"/>
+          <w:b/>
+          <w:color w:val="1A1A1A"/>
+          <w:sz w:val="22"/>
+          <w:szCs w:val="22"/>
+        </w:rPr>
+        <w:t>Nutrición</w:t>
+      </w:r>
+      <w:r>
+        <w:rPr>
+          <w:rFonts w:ascii="Calibri" w:cs="Calibri" w:eastAsia="Calibri" w:hAnsi="Calibri"/>
+          <w:b w:val="0"/>
+          <w:color w:val="1A1A1A"/>
+          <w:sz w:val="22"/>
+          <w:szCs w:val="22"/>
+        </w:rPr>
+        <w:t xml:space="preserve"> (PRO): en tres secciones —Hoy, Evolución y Plan— con tu pauta (alimentación habitual u objetivo de calorías, con el reparto en comidas y el menú semanal con IA), el peso diario, cómo vas frente a lo previsto, la revisión semanal y el plan de temporada.</w:t>
+      </w:r>
+    </w:p>
+    <w:p>
+      <w:pPr>
+        <w:spacing w:after="160" w:line="276"/>
+      </w:pPr>
+      <w:r>
+        <w:rPr>
+          <w:rFonts w:ascii="Calibri" w:cs="Calibri" w:eastAsia="Calibri" w:hAnsi="Calibri"/>
+          <w:b w:val="0"/>
+          <w:color w:val="1A1A1A"/>
+          <w:sz w:val="22"/>
+          <w:szCs w:val="22"/>
+        </w:rPr>
+        <w:t>La barra superior dice en qué pestaña estás. Arriba a la derecha, en cualquier pestaña, están el botón PRO y Ajustes. El botón PRO abre la pantalla TrueLift PRO y su color dice tu estado de un vistazo: verde con PRO comprado o suscrito, ámbar durante la prueba y tachado sin PRO. Con el reloj conectado (sección 11), entre los dos aparece un icono de reloj que dice si llegan sus datos: verde si hoy ya ha llegado algo de tu reloj, ámbar si llegó hace poco pero hoy todavía no —suele bastar con abrir la app del reloj— y gris tachado si no llega nada; al tocarlo se abre la pantalla del reloj conectado, con la última lectura y por qué no llega nada. La calculadora de discos ya no está en la barra: se abre desde Rutina → Detalles → Material disponible, y cada serie trae su propio botón de discos (sección 7). Mientras dura una sesión de fuerza, la barra superior desaparece para dejar la pantalla entera al entrenamiento, y vuelve al guardar o descartar.</w:t>
       </w:r>
     </w:p>
     <w:p>
@@ -7874,13 +8169,52 @@
       <w:r>
         <w:rPr>
           <w:rFonts w:ascii="Calibri" w:cs="Calibri" w:eastAsia="Calibri" w:hAnsi="Calibri"/>
-          <w:b w:val="false"/>
-          <w:bCs w:val="false"/>
-          <w:color w:val="1A1A1A"/>
-          <w:sz w:val="22"/>
-          <w:szCs w:val="22"/>
-        </w:rPr>
-        <w:t xml:space="preserve">Mientras corre el descanso, la cuenta atrás ocupa el sitio del contador de series, con Saltar al lado y OK al llegar a cero, y el tiempo que queda de sesión sigue a la vista. La cifra avisa por color antes de sonar: verde mientras queda descanso de sobra, ámbar cuando se acerca el final, rojo en el tramo corto y con un parpadeo suave en los últimos segundos, para que se vea de reojo desde la máquina sin tener que leer los números. Con los pitidos de los minutos activos, además, cada minuto entero que pasa lo oyes (sección 4). Al llegar a cero suena la alarma de siempre y la cifra vuelve al verde: el descanso está cumplido.</w:t>
+          <w:b w:val="0"/>
+          <w:color w:val="1A1A1A"/>
+          <w:sz w:val="22"/>
+          <w:szCs w:val="22"/>
+        </w:rPr>
+        <w:t xml:space="preserve">Mientras corre el descanso, la cuenta atrás ocupa el sitio del contador de series, con </w:t>
+      </w:r>
+      <w:r>
+        <w:rPr>
+          <w:rFonts w:ascii="Calibri" w:cs="Calibri" w:eastAsia="Calibri" w:hAnsi="Calibri"/>
+          <w:b/>
+          <w:color w:val="1A1A1A"/>
+          <w:sz w:val="22"/>
+          <w:szCs w:val="22"/>
+        </w:rPr>
+        <w:t>Saltar</w:t>
+      </w:r>
+      <w:r>
+        <w:rPr>
+          <w:rFonts w:ascii="Calibri" w:cs="Calibri" w:eastAsia="Calibri" w:hAnsi="Calibri"/>
+          <w:b w:val="0"/>
+          <w:color w:val="1A1A1A"/>
+          <w:sz w:val="22"/>
+          <w:szCs w:val="22"/>
+        </w:rPr>
+        <w:t xml:space="preserve"> al lado y </w:t>
+      </w:r>
+      <w:r>
+        <w:rPr>
+          <w:rFonts w:ascii="Calibri" w:cs="Calibri" w:eastAsia="Calibri" w:hAnsi="Calibri"/>
+          <w:b/>
+          <w:color w:val="1A1A1A"/>
+          <w:sz w:val="22"/>
+          <w:szCs w:val="22"/>
+        </w:rPr>
+        <w:t>OK</w:t>
+      </w:r>
+      <w:r>
+        <w:rPr>
+          <w:rFonts w:ascii="Calibri" w:cs="Calibri" w:eastAsia="Calibri" w:hAnsi="Calibri"/>
+          <w:b w:val="0"/>
+          <w:color w:val="1A1A1A"/>
+          <w:sz w:val="22"/>
+          <w:szCs w:val="22"/>
+        </w:rPr>
+        <w:t xml:space="preserve"> al llegar a cero, y el tiempo que queda de sesión sigue a la vista. La cifra avisa por color antes de sonar: verde mientras queda descanso de sobra, ámbar cuando se acerca el final, rojo en el tramo corto y con un parpadeo suave en los últimos segundos, para que se vea de reojo desde la máquina sin tener que leer los números. Con los sonidos del descanso activos, además, cada minuto entero que pasa lo oyes (sección 4). Al llegar a cero suena la sirena final —o solo vibra, si apagaste los sonidos— y la cifra vuelve al verde: el descanso está cumplido.</w:t>
       </w:r>
     </w:p>
     <w:p>
@@ -11496,72 +11830,117 @@
       <w:r>
         <w:rPr>
           <w:rFonts w:ascii="Calibri" w:cs="Calibri" w:eastAsia="Calibri" w:hAnsi="Calibri"/>
-          <w:b w:val="false"/>
-          <w:bCs w:val="false"/>
-          <w:color w:val="1A1A1A"/>
-          <w:sz w:val="22"/>
-          <w:szCs w:val="22"/>
-        </w:rPr>
-        <w:t xml:space="preserve">De arriba abajo:</w:t>
-      </w:r>
-    </w:p>
-    <w:p>
-      <w:pPr>
-        <w:pStyle w:val="ListParagraph"/>
-        <w:numPr>
-          <w:ilvl w:val="0"/>
-          <w:numId w:val="2"/>
-        </w:numPr>
-        <w:spacing w:after="100" w:line="276"/>
-      </w:pPr>
-      <w:r>
-        <w:rPr>
-          <w:rFonts w:ascii="Calibri" w:cs="Calibri" w:eastAsia="Calibri" w:hAnsi="Calibri"/>
-          <w:b/>
-          <w:bCs/>
-          <w:color w:val="1A1A1A"/>
-          <w:sz w:val="22"/>
-          <w:szCs w:val="22"/>
-        </w:rPr>
-        <w:t xml:space="preserve">Informe mensual</w:t>
-      </w:r>
-      <w:r>
-        <w:rPr>
-          <w:rFonts w:ascii="Calibri" w:cs="Calibri" w:eastAsia="Calibri" w:hAnsi="Calibri"/>
-          <w:b w:val="false"/>
-          <w:bCs w:val="false"/>
-          <w:color w:val="1A1A1A"/>
-          <w:sz w:val="22"/>
-          <w:szCs w:val="22"/>
-        </w:rPr>
-        <w:t xml:space="preserve"> (PRO): botón que abre el informe del último mes cerrado (ver más abajo).</w:t>
-      </w:r>
-    </w:p>
-    <w:p>
-      <w:pPr>
-        <w:pStyle w:val="ListParagraph"/>
-        <w:numPr>
-          <w:ilvl w:val="0"/>
-          <w:numId w:val="2"/>
-        </w:numPr>
-        <w:spacing w:after="100" w:line="276"/>
-      </w:pPr>
-      <w:r>
-        <w:rPr>
-          <w:rFonts w:ascii="Calibri" w:cs="Calibri" w:eastAsia="Calibri" w:hAnsi="Calibri"/>
-          <w:b/>
-          <w:bCs/>
-          <w:color w:val="1A1A1A"/>
-          <w:sz w:val="22"/>
-          <w:szCs w:val="22"/>
-        </w:rPr>
-        <w:t xml:space="preserve">Veredicto de la última sesión:</w:t>
-      </w:r>
-      <w:r>
-        <w:rPr>
-          <w:rFonts w:ascii="Calibri" w:cs="Calibri" w:eastAsia="Calibri" w:hAnsi="Calibri"/>
-          <w:b w:val="false"/>
-          <w:bCs w:val="false"/>
+          <w:b w:val="0"/>
+          <w:color w:val="1A1A1A"/>
+          <w:sz w:val="22"/>
+          <w:szCs w:val="22"/>
+        </w:rPr>
+        <w:t xml:space="preserve">La pestaña se divide en cuatro secciones, con un selector arriba: </w:t>
+      </w:r>
+      <w:r>
+        <w:rPr>
+          <w:rFonts w:ascii="Calibri" w:cs="Calibri" w:eastAsia="Calibri" w:hAnsi="Calibri"/>
+          <w:b/>
+          <w:color w:val="1A1A1A"/>
+          <w:sz w:val="22"/>
+          <w:szCs w:val="22"/>
+        </w:rPr>
+        <w:t>Resumen</w:t>
+      </w:r>
+      <w:r>
+        <w:rPr>
+          <w:rFonts w:ascii="Calibri" w:cs="Calibri" w:eastAsia="Calibri" w:hAnsi="Calibri"/>
+          <w:b w:val="0"/>
+          <w:color w:val="1A1A1A"/>
+          <w:sz w:val="22"/>
+          <w:szCs w:val="22"/>
+        </w:rPr>
+        <w:t xml:space="preserve">, </w:t>
+      </w:r>
+      <w:r>
+        <w:rPr>
+          <w:rFonts w:ascii="Calibri" w:cs="Calibri" w:eastAsia="Calibri" w:hAnsi="Calibri"/>
+          <w:b/>
+          <w:color w:val="1A1A1A"/>
+          <w:sz w:val="22"/>
+          <w:szCs w:val="22"/>
+        </w:rPr>
+        <w:t>Ejercicios</w:t>
+      </w:r>
+      <w:r>
+        <w:rPr>
+          <w:rFonts w:ascii="Calibri" w:cs="Calibri" w:eastAsia="Calibri" w:hAnsi="Calibri"/>
+          <w:b w:val="0"/>
+          <w:color w:val="1A1A1A"/>
+          <w:sz w:val="22"/>
+          <w:szCs w:val="22"/>
+        </w:rPr>
+        <w:t xml:space="preserve">, </w:t>
+      </w:r>
+      <w:r>
+        <w:rPr>
+          <w:rFonts w:ascii="Calibri" w:cs="Calibri" w:eastAsia="Calibri" w:hAnsi="Calibri"/>
+          <w:b/>
+          <w:color w:val="1A1A1A"/>
+          <w:sz w:val="22"/>
+          <w:szCs w:val="22"/>
+        </w:rPr>
+        <w:t>Recuperación</w:t>
+      </w:r>
+      <w:r>
+        <w:rPr>
+          <w:rFonts w:ascii="Calibri" w:cs="Calibri" w:eastAsia="Calibri" w:hAnsi="Calibri"/>
+          <w:b w:val="0"/>
+          <w:color w:val="1A1A1A"/>
+          <w:sz w:val="22"/>
+          <w:szCs w:val="22"/>
+        </w:rPr>
+        <w:t xml:space="preserve"> y </w:t>
+      </w:r>
+      <w:r>
+        <w:rPr>
+          <w:rFonts w:ascii="Calibri" w:cs="Calibri" w:eastAsia="Calibri" w:hAnsi="Calibri"/>
+          <w:b/>
+          <w:color w:val="1A1A1A"/>
+          <w:sz w:val="22"/>
+          <w:szCs w:val="22"/>
+        </w:rPr>
+        <w:t>Volumen</w:t>
+      </w:r>
+      <w:r>
+        <w:rPr>
+          <w:rFonts w:ascii="Calibri" w:cs="Calibri" w:eastAsia="Calibri" w:hAnsi="Calibri"/>
+          <w:b w:val="0"/>
+          <w:color w:val="1A1A1A"/>
+          <w:sz w:val="22"/>
+          <w:szCs w:val="22"/>
+        </w:rPr>
+        <w:t>. Cada sección conserva dónde la dejaste —el desplazamiento, el ejercicio y los filtros— al ir y volver, y al guardar una sesión la app te lleva a Resumen. Una sección sin datos todavía dice qué le falta en lugar de quedarse en blanco.</w:t>
+      </w:r>
+    </w:p>
+    <w:p>
+      <w:pPr>
+        <w:pStyle w:val="ListParagraph"/>
+        <w:numPr>
+          <w:ilvl w:val="0"/>
+          <w:numId w:val="2"/>
+        </w:numPr>
+        <w:spacing w:after="100" w:line="276"/>
+      </w:pPr>
+      <w:r>
+        <w:rPr>
+          <w:rFonts w:ascii="Calibri" w:cs="Calibri" w:eastAsia="Calibri" w:hAnsi="Calibri"/>
+          <w:b/>
+          <w:color w:val="1A1A1A"/>
+          <w:sz w:val="22"/>
+          <w:szCs w:val="22"/>
+        </w:rPr>
+        <w:t>Resumen · Veredicto de la última sesión:</w:t>
+      </w:r>
+      <w:r>
+        <w:rPr>
+          <w:rFonts w:ascii="Calibri" w:cs="Calibri" w:eastAsia="Calibri" w:hAnsi="Calibri"/>
+          <w:b w:val="0"/>
           <w:color w:val="1A1A1A"/>
           <w:sz w:val="22"/>
           <w:szCs w:val="22"/>
@@ -11582,72 +11961,16 @@
         <w:rPr>
           <w:rFonts w:ascii="Calibri" w:cs="Calibri" w:eastAsia="Calibri" w:hAnsi="Calibri"/>
           <w:b/>
-          <w:bCs/>
-          <w:color w:val="1A1A1A"/>
-          <w:sz w:val="22"/>
-          <w:szCs w:val="22"/>
-        </w:rPr>
-        <w:t xml:space="preserve">Disponibilidad reciente</w:t>
-      </w:r>
-      <w:r>
-        <w:rPr>
-          <w:rFonts w:ascii="Calibri" w:cs="Calibri" w:eastAsia="Calibri" w:hAnsi="Calibri"/>
-          <w:b w:val="false"/>
-          <w:bCs w:val="false"/>
-          <w:color w:val="1A1A1A"/>
-          <w:sz w:val="22"/>
-          <w:szCs w:val="22"/>
-        </w:rPr>
-        <w:t xml:space="preserve"> y </w:t>
-      </w:r>
-      <w:r>
-        <w:rPr>
-          <w:rFonts w:ascii="Calibri" w:cs="Calibri" w:eastAsia="Calibri" w:hAnsi="Calibri"/>
-          <w:b/>
-          <w:bCs/>
-          <w:color w:val="1A1A1A"/>
-          <w:sz w:val="22"/>
-          <w:szCs w:val="22"/>
-        </w:rPr>
-        <w:t xml:space="preserve">Estado para entrenar</w:t>
-      </w:r>
-      <w:r>
-        <w:rPr>
-          <w:rFonts w:ascii="Calibri" w:cs="Calibri" w:eastAsia="Calibri" w:hAnsi="Calibri"/>
-          <w:b w:val="false"/>
-          <w:bCs w:val="false"/>
-          <w:color w:val="1A1A1A"/>
-          <w:sz w:val="22"/>
-          <w:szCs w:val="22"/>
-        </w:rPr>
-        <w:t xml:space="preserve"> (con autorregulación): tus últimos días en verde, ámbar y rojo; los días no verdes muestran la zona con una letra (G general, I tren inferior, S tren superior), y la gráfica de la puntuación diaria.</w:t>
-      </w:r>
-    </w:p>
-    <w:p>
-      <w:pPr>
-        <w:pStyle w:val="ListParagraph"/>
-        <w:numPr>
-          <w:ilvl w:val="0"/>
-          <w:numId w:val="2"/>
-        </w:numPr>
-        <w:spacing w:after="100" w:line="276"/>
-      </w:pPr>
-      <w:r>
-        <w:rPr>
-          <w:rFonts w:ascii="Calibri" w:cs="Calibri" w:eastAsia="Calibri" w:hAnsi="Calibri"/>
-          <w:b/>
-          <w:bCs/>
-          <w:color w:val="1A1A1A"/>
-          <w:sz w:val="22"/>
-          <w:szCs w:val="22"/>
-        </w:rPr>
-        <w:t xml:space="preserve">Valoración general:</w:t>
-      </w:r>
-      <w:r>
-        <w:rPr>
-          <w:rFonts w:ascii="Calibri" w:cs="Calibri" w:eastAsia="Calibri" w:hAnsi="Calibri"/>
-          <w:b w:val="false"/>
-          <w:bCs w:val="false"/>
+          <w:color w:val="1A1A1A"/>
+          <w:sz w:val="22"/>
+          <w:szCs w:val="22"/>
+        </w:rPr>
+        <w:t>Resumen · Valoración general:</w:t>
+      </w:r>
+      <w:r>
+        <w:rPr>
+          <w:rFonts w:ascii="Calibri" w:cs="Calibri" w:eastAsia="Calibri" w:hAnsi="Calibri"/>
+          <w:b w:val="0"/>
           <w:color w:val="1A1A1A"/>
           <w:sz w:val="22"/>
           <w:szCs w:val="22"/>
@@ -11668,40 +11991,16 @@
         <w:rPr>
           <w:rFonts w:ascii="Calibri" w:cs="Calibri" w:eastAsia="Calibri" w:hAnsi="Calibri"/>
           <w:b/>
-          <w:bCs/>
-          <w:color w:val="1A1A1A"/>
-          <w:sz w:val="22"/>
-          <w:szCs w:val="22"/>
-        </w:rPr>
-        <w:t xml:space="preserve">Rendimiento de sesión</w:t>
-      </w:r>
-      <w:r>
-        <w:rPr>
-          <w:rFonts w:ascii="Calibri" w:cs="Calibri" w:eastAsia="Calibri" w:hAnsi="Calibri"/>
-          <w:b w:val="false"/>
-          <w:bCs w:val="false"/>
-          <w:color w:val="1A1A1A"/>
-          <w:sz w:val="22"/>
-          <w:szCs w:val="22"/>
-        </w:rPr>
-        <w:t xml:space="preserve"> y </w:t>
-      </w:r>
-      <w:r>
-        <w:rPr>
-          <w:rFonts w:ascii="Calibri" w:cs="Calibri" w:eastAsia="Calibri" w:hAnsi="Calibri"/>
-          <w:b/>
-          <w:bCs/>
-          <w:color w:val="1A1A1A"/>
-          <w:sz w:val="22"/>
-          <w:szCs w:val="22"/>
-        </w:rPr>
-        <w:t xml:space="preserve">Rendimiento neto diario:</w:t>
-      </w:r>
-      <w:r>
-        <w:rPr>
-          <w:rFonts w:ascii="Calibri" w:cs="Calibri" w:eastAsia="Calibri" w:hAnsi="Calibri"/>
-          <w:b w:val="false"/>
-          <w:bCs w:val="false"/>
+          <w:color w:val="1A1A1A"/>
+          <w:sz w:val="22"/>
+          <w:szCs w:val="22"/>
+        </w:rPr>
+        <w:t>Resumen · Rendimiento de sesión y Rendimiento neto diario:</w:t>
+      </w:r>
+      <w:r>
+        <w:rPr>
+          <w:rFonts w:ascii="Calibri" w:cs="Calibri" w:eastAsia="Calibri" w:hAnsi="Calibri"/>
+          <w:b w:val="0"/>
           <w:color w:val="1A1A1A"/>
           <w:sz w:val="22"/>
           <w:szCs w:val="22"/>
@@ -11722,40 +12021,186 @@
         <w:rPr>
           <w:rFonts w:ascii="Calibri" w:cs="Calibri" w:eastAsia="Calibri" w:hAnsi="Calibri"/>
           <w:b/>
-          <w:bCs/>
-          <w:color w:val="1A1A1A"/>
-          <w:sz w:val="22"/>
-          <w:szCs w:val="22"/>
-        </w:rPr>
-        <w:t xml:space="preserve">VFC por día</w:t>
-      </w:r>
-      <w:r>
-        <w:rPr>
-          <w:rFonts w:ascii="Calibri" w:cs="Calibri" w:eastAsia="Calibri" w:hAnsi="Calibri"/>
-          <w:b w:val="false"/>
-          <w:bCs w:val="false"/>
-          <w:color w:val="1A1A1A"/>
-          <w:sz w:val="22"/>
-          <w:szCs w:val="22"/>
-        </w:rPr>
-        <w:t xml:space="preserve"> y </w:t>
-      </w:r>
-      <w:r>
-        <w:rPr>
-          <w:rFonts w:ascii="Calibri" w:cs="Calibri" w:eastAsia="Calibri" w:hAnsi="Calibri"/>
-          <w:b/>
-          <w:bCs/>
-          <w:color w:val="1A1A1A"/>
-          <w:sz w:val="22"/>
-          <w:szCs w:val="22"/>
-        </w:rPr>
-        <w:t xml:space="preserve">FC en reposo</w:t>
-      </w:r>
-      <w:r>
-        <w:rPr>
-          <w:rFonts w:ascii="Calibri" w:cs="Calibri" w:eastAsia="Calibri" w:hAnsi="Calibri"/>
-          <w:b w:val="false"/>
-          <w:bCs w:val="false"/>
+          <w:color w:val="1A1A1A"/>
+          <w:sz w:val="22"/>
+          <w:szCs w:val="22"/>
+        </w:rPr>
+        <w:t>Resumen · Historial e Informe mensual</w:t>
+      </w:r>
+      <w:r>
+        <w:rPr>
+          <w:rFonts w:ascii="Calibri" w:cs="Calibri" w:eastAsia="Calibri" w:hAnsi="Calibri"/>
+          <w:b w:val="0"/>
+          <w:color w:val="1A1A1A"/>
+          <w:sz w:val="22"/>
+          <w:szCs w:val="22"/>
+        </w:rPr>
+        <w:t xml:space="preserve"> (PRO): accesos al historial y al informe del último mes cerrado (ver más abajo).</w:t>
+      </w:r>
+    </w:p>
+    <w:p>
+      <w:pPr>
+        <w:pStyle w:val="ListParagraph"/>
+        <w:numPr>
+          <w:ilvl w:val="0"/>
+          <w:numId w:val="2"/>
+        </w:numPr>
+        <w:spacing w:after="100" w:line="276"/>
+      </w:pPr>
+      <w:r>
+        <w:rPr>
+          <w:rFonts w:ascii="Calibri" w:cs="Calibri" w:eastAsia="Calibri" w:hAnsi="Calibri"/>
+          <w:b/>
+          <w:color w:val="1A1A1A"/>
+          <w:sz w:val="22"/>
+          <w:szCs w:val="22"/>
+        </w:rPr>
+        <w:t>Resumen · Tu cuerpo:</w:t>
+      </w:r>
+      <w:r>
+        <w:rPr>
+          <w:rFonts w:ascii="Calibri" w:cs="Calibri" w:eastAsia="Calibri" w:hAnsi="Calibri"/>
+          <w:b w:val="0"/>
+          <w:color w:val="1A1A1A"/>
+          <w:sz w:val="22"/>
+          <w:szCs w:val="22"/>
+        </w:rPr>
+        <w:t xml:space="preserve"> la tarjeta abre tus medidas corporales, tus fotos de progreso y el vídeo de progreso (sección 15).</w:t>
+      </w:r>
+    </w:p>
+    <w:p>
+      <w:pPr>
+        <w:pStyle w:val="ListParagraph"/>
+        <w:numPr>
+          <w:ilvl w:val="0"/>
+          <w:numId w:val="2"/>
+        </w:numPr>
+        <w:spacing w:after="100" w:line="276"/>
+      </w:pPr>
+      <w:r>
+        <w:rPr>
+          <w:rFonts w:ascii="Calibri" w:cs="Calibri" w:eastAsia="Calibri" w:hAnsi="Calibri"/>
+          <w:b/>
+          <w:color w:val="1A1A1A"/>
+          <w:sz w:val="22"/>
+          <w:szCs w:val="22"/>
+        </w:rPr>
+        <w:t>Ejercicios · Por ejercicio:</w:t>
+      </w:r>
+      <w:r>
+        <w:rPr>
+          <w:rFonts w:ascii="Calibri" w:cs="Calibri" w:eastAsia="Calibri" w:hAnsi="Calibri"/>
+          <w:b w:val="0"/>
+          <w:color w:val="1A1A1A"/>
+          <w:sz w:val="22"/>
+          <w:szCs w:val="22"/>
+        </w:rPr>
+        <w:t xml:space="preserve"> un buscador para elegir el ejercicio y un filtro de periodo, y debajo su 1RM estimado, la carga, el e1RM estimado por sesión y las repeticiones totales por sesión. El e1RM se estima a partir de tus series con una fórmula estándar que tiene en cuenta el RIR; en ejercicios con peso corporal incluye tu peso. En máquinas con peso fijo inicial incluye ese peso, aunque la gráfica de carga sigue mostrando los discos que anotas. La app recuerda el último ejercicio que consultaste, también al cerrar y volver a abrir la app.</w:t>
+      </w:r>
+    </w:p>
+    <w:p>
+      <w:pPr>
+        <w:pStyle w:val="ListParagraph"/>
+        <w:numPr>
+          <w:ilvl w:val="0"/>
+          <w:numId w:val="2"/>
+        </w:numPr>
+        <w:spacing w:after="100" w:line="276"/>
+      </w:pPr>
+      <w:r>
+        <w:rPr>
+          <w:rFonts w:ascii="Calibri" w:cs="Calibri" w:eastAsia="Calibri" w:hAnsi="Calibri"/>
+          <w:b/>
+          <w:color w:val="1A1A1A"/>
+          <w:sz w:val="22"/>
+          <w:szCs w:val="22"/>
+        </w:rPr>
+        <w:t>Ejercicios · Marcas personales:</w:t>
+      </w:r>
+      <w:r>
+        <w:rPr>
+          <w:rFonts w:ascii="Calibri" w:cs="Calibri" w:eastAsia="Calibri" w:hAnsi="Calibri"/>
+          <w:b w:val="0"/>
+          <w:color w:val="1A1A1A"/>
+          <w:sz w:val="22"/>
+          <w:szCs w:val="22"/>
+        </w:rPr>
+        <w:t xml:space="preserve"> tu mejor 1RM estimado por ejercicio. Solo los grandes multiarticulares (sentadillas, peso muerto, presses, dominadas/jalones y remos). Va en el bloque </w:t>
+      </w:r>
+      <w:r>
+        <w:rPr>
+          <w:rFonts w:ascii="Calibri" w:cs="Calibri" w:eastAsia="Calibri" w:hAnsi="Calibri"/>
+          <w:b/>
+          <w:color w:val="1A1A1A"/>
+          <w:sz w:val="22"/>
+          <w:szCs w:val="22"/>
+        </w:rPr>
+        <w:t>Todos tus ejercicios</w:t>
+      </w:r>
+      <w:r>
+        <w:rPr>
+          <w:rFonts w:ascii="Calibri" w:cs="Calibri" w:eastAsia="Calibri" w:hAnsi="Calibri"/>
+          <w:b w:val="0"/>
+          <w:color w:val="1A1A1A"/>
+          <w:sz w:val="22"/>
+          <w:szCs w:val="22"/>
+        </w:rPr>
+        <w:t>, junto a Tu nivel: los dos son de todo tu historial y no dependen del ejercicio ni del periodo elegidos.</w:t>
+      </w:r>
+    </w:p>
+    <w:p>
+      <w:pPr>
+        <w:pStyle w:val="ListParagraph"/>
+        <w:numPr>
+          <w:ilvl w:val="0"/>
+          <w:numId w:val="2"/>
+        </w:numPr>
+        <w:spacing w:after="100" w:line="276"/>
+      </w:pPr>
+      <w:r>
+        <w:rPr>
+          <w:rFonts w:ascii="Calibri" w:cs="Calibri" w:eastAsia="Calibri" w:hAnsi="Calibri"/>
+          <w:b/>
+          <w:color w:val="1A1A1A"/>
+          <w:sz w:val="22"/>
+          <w:szCs w:val="22"/>
+        </w:rPr>
+        <w:t>Recuperación · Disponibilidad reciente y Estado para entrenar</w:t>
+      </w:r>
+      <w:r>
+        <w:rPr>
+          <w:rFonts w:ascii="Calibri" w:cs="Calibri" w:eastAsia="Calibri" w:hAnsi="Calibri"/>
+          <w:b w:val="0"/>
+          <w:color w:val="1A1A1A"/>
+          <w:sz w:val="22"/>
+          <w:szCs w:val="22"/>
+        </w:rPr>
+        <w:t xml:space="preserve"> (con autorregulación): tus últimos días en verde, ámbar y rojo; los días no verdes muestran la zona con una letra (G general, I tren inferior, S tren superior), y la gráfica de la puntuación diaria. Con el estado diario apagado, la sección te lleva a Ajustes → Autorregulación y VFC.</w:t>
+      </w:r>
+    </w:p>
+    <w:p>
+      <w:pPr>
+        <w:pStyle w:val="ListParagraph"/>
+        <w:numPr>
+          <w:ilvl w:val="0"/>
+          <w:numId w:val="2"/>
+        </w:numPr>
+        <w:spacing w:after="100" w:line="276"/>
+      </w:pPr>
+      <w:r>
+        <w:rPr>
+          <w:rFonts w:ascii="Calibri" w:cs="Calibri" w:eastAsia="Calibri" w:hAnsi="Calibri"/>
+          <w:b/>
+          <w:color w:val="1A1A1A"/>
+          <w:sz w:val="22"/>
+          <w:szCs w:val="22"/>
+        </w:rPr>
+        <w:t>Recuperación · VFC por día y FC en reposo</w:t>
+      </w:r>
+      <w:r>
+        <w:rPr>
+          <w:rFonts w:ascii="Calibri" w:cs="Calibri" w:eastAsia="Calibri" w:hAnsi="Calibri"/>
+          <w:b w:val="0"/>
           <w:color w:val="1A1A1A"/>
           <w:sz w:val="22"/>
           <w:szCs w:val="22"/>
@@ -11776,18 +12221,16 @@
         <w:rPr>
           <w:rFonts w:ascii="Calibri" w:cs="Calibri" w:eastAsia="Calibri" w:hAnsi="Calibri"/>
           <w:b/>
-          <w:bCs/>
-          <w:color w:val="1A1A1A"/>
-          <w:sz w:val="22"/>
-          <w:szCs w:val="22"/>
-        </w:rPr>
-        <w:t xml:space="preserve">Pasos por día</w:t>
-      </w:r>
-      <w:r>
-        <w:rPr>
-          <w:rFonts w:ascii="Calibri" w:cs="Calibri" w:eastAsia="Calibri" w:hAnsi="Calibri"/>
-          <w:b w:val="false"/>
-          <w:bCs w:val="false"/>
+          <w:color w:val="1A1A1A"/>
+          <w:sz w:val="22"/>
+          <w:szCs w:val="22"/>
+        </w:rPr>
+        <w:t>Recuperación · Pasos por día</w:t>
+      </w:r>
+      <w:r>
+        <w:rPr>
+          <w:rFonts w:ascii="Calibri" w:cs="Calibri" w:eastAsia="Calibri" w:hAnsi="Calibri"/>
+          <w:b w:val="0"/>
           <w:color w:val="1A1A1A"/>
           <w:sz w:val="22"/>
           <w:szCs w:val="22"/>
@@ -11808,18 +12251,16 @@
         <w:rPr>
           <w:rFonts w:ascii="Calibri" w:cs="Calibri" w:eastAsia="Calibri" w:hAnsi="Calibri"/>
           <w:b/>
-          <w:bCs/>
-          <w:color w:val="1A1A1A"/>
-          <w:sz w:val="22"/>
-          <w:szCs w:val="22"/>
-        </w:rPr>
-        <w:t xml:space="preserve">Cardio por semana</w:t>
-      </w:r>
-      <w:r>
-        <w:rPr>
-          <w:rFonts w:ascii="Calibri" w:cs="Calibri" w:eastAsia="Calibri" w:hAnsi="Calibri"/>
-          <w:b w:val="false"/>
-          <w:bCs w:val="false"/>
+          <w:color w:val="1A1A1A"/>
+          <w:sz w:val="22"/>
+          <w:szCs w:val="22"/>
+        </w:rPr>
+        <w:t>Recuperación · Cardio por semana</w:t>
+      </w:r>
+      <w:r>
+        <w:rPr>
+          <w:rFonts w:ascii="Calibri" w:cs="Calibri" w:eastAsia="Calibri" w:hAnsi="Calibri"/>
+          <w:b w:val="0"/>
           <w:color w:val="1A1A1A"/>
           <w:sz w:val="22"/>
           <w:szCs w:val="22"/>
@@ -11840,205 +12281,21 @@
         <w:rPr>
           <w:rFonts w:ascii="Calibri" w:cs="Calibri" w:eastAsia="Calibri" w:hAnsi="Calibri"/>
           <w:b/>
-          <w:bCs/>
-          <w:color w:val="1A1A1A"/>
-          <w:sz w:val="22"/>
-          <w:szCs w:val="22"/>
-        </w:rPr>
-        <w:t xml:space="preserve">Marcas personales:</w:t>
-      </w:r>
-      <w:r>
-        <w:rPr>
-          <w:rFonts w:ascii="Calibri" w:cs="Calibri" w:eastAsia="Calibri" w:hAnsi="Calibri"/>
-          <w:b w:val="false"/>
-          <w:bCs w:val="false"/>
-          <w:color w:val="1A1A1A"/>
-          <w:sz w:val="22"/>
-          <w:szCs w:val="22"/>
-        </w:rPr>
-        <w:t xml:space="preserve"> tu mejor 1RM estimado por ejercicio. Solo los grandes multiarticulares (sentadillas, peso muerto, presses, dominadas/jalones y remos).</w:t>
-      </w:r>
-    </w:p>
-    <w:p>
-      <w:pPr>
-        <w:pStyle w:val="ListParagraph"/>
-        <w:numPr>
-          <w:ilvl w:val="0"/>
-          <w:numId w:val="2"/>
-        </w:numPr>
-        <w:spacing w:after="100" w:line="276"/>
-      </w:pPr>
-      <w:r>
-        <w:rPr>
-          <w:rFonts w:ascii="Calibri" w:cs="Calibri" w:eastAsia="Calibri" w:hAnsi="Calibri"/>
-          <w:b/>
-          <w:bCs/>
-          <w:color w:val="1A1A1A"/>
-          <w:sz w:val="22"/>
-          <w:szCs w:val="22"/>
-        </w:rPr>
-        <w:t xml:space="preserve">Tonelaje por sesión</w:t>
-      </w:r>
-      <w:r>
-        <w:rPr>
-          <w:rFonts w:ascii="Calibri" w:cs="Calibri" w:eastAsia="Calibri" w:hAnsi="Calibri"/>
-          <w:b w:val="false"/>
-          <w:bCs w:val="false"/>
-          <w:color w:val="1A1A1A"/>
-          <w:sz w:val="22"/>
-          <w:szCs w:val="22"/>
-        </w:rPr>
-        <w:t xml:space="preserve">, por tipo de sesión.</w:t>
-      </w:r>
-    </w:p>
-    <w:p>
-      <w:pPr>
-        <w:pStyle w:val="ListParagraph"/>
-        <w:numPr>
-          <w:ilvl w:val="0"/>
-          <w:numId w:val="2"/>
-        </w:numPr>
-        <w:spacing w:after="100" w:line="276"/>
-      </w:pPr>
-      <w:r>
-        <w:rPr>
-          <w:rFonts w:ascii="Calibri" w:cs="Calibri" w:eastAsia="Calibri" w:hAnsi="Calibri"/>
-          <w:b w:val="false"/>
-          <w:bCs w:val="false"/>
-          <w:color w:val="1A1A1A"/>
-          <w:sz w:val="22"/>
-          <w:szCs w:val="22"/>
-        </w:rPr>
-        <w:t xml:space="preserve">Por ejercicio (desplegable): </w:t>
-      </w:r>
-      <w:r>
-        <w:rPr>
-          <w:rFonts w:ascii="Calibri" w:cs="Calibri" w:eastAsia="Calibri" w:hAnsi="Calibri"/>
-          <w:b/>
-          <w:bCs/>
-          <w:color w:val="1A1A1A"/>
-          <w:sz w:val="22"/>
-          <w:szCs w:val="22"/>
-        </w:rPr>
-        <w:t xml:space="preserve">1RM estimado</w:t>
-      </w:r>
-      <w:r>
-        <w:rPr>
-          <w:rFonts w:ascii="Calibri" w:cs="Calibri" w:eastAsia="Calibri" w:hAnsi="Calibri"/>
-          <w:b w:val="false"/>
-          <w:bCs w:val="false"/>
-          <w:color w:val="1A1A1A"/>
-          <w:sz w:val="22"/>
-          <w:szCs w:val="22"/>
-        </w:rPr>
-        <w:t xml:space="preserve">, </w:t>
-      </w:r>
-      <w:r>
-        <w:rPr>
-          <w:rFonts w:ascii="Calibri" w:cs="Calibri" w:eastAsia="Calibri" w:hAnsi="Calibri"/>
-          <w:b/>
-          <w:bCs/>
-          <w:color w:val="1A1A1A"/>
-          <w:sz w:val="22"/>
-          <w:szCs w:val="22"/>
-        </w:rPr>
-        <w:t xml:space="preserve">carga</w:t>
-      </w:r>
-      <w:r>
-        <w:rPr>
-          <w:rFonts w:ascii="Calibri" w:cs="Calibri" w:eastAsia="Calibri" w:hAnsi="Calibri"/>
-          <w:b w:val="false"/>
-          <w:bCs w:val="false"/>
-          <w:color w:val="1A1A1A"/>
-          <w:sz w:val="22"/>
-          <w:szCs w:val="22"/>
-        </w:rPr>
-        <w:t xml:space="preserve">, </w:t>
-      </w:r>
-      <w:r>
-        <w:rPr>
-          <w:rFonts w:ascii="Calibri" w:cs="Calibri" w:eastAsia="Calibri" w:hAnsi="Calibri"/>
-          <w:b/>
-          <w:bCs/>
-          <w:color w:val="1A1A1A"/>
-          <w:sz w:val="22"/>
-          <w:szCs w:val="22"/>
-        </w:rPr>
-        <w:t xml:space="preserve">e1RM estimado por sesión</w:t>
-      </w:r>
-      <w:r>
-        <w:rPr>
-          <w:rFonts w:ascii="Calibri" w:cs="Calibri" w:eastAsia="Calibri" w:hAnsi="Calibri"/>
-          <w:b w:val="false"/>
-          <w:bCs w:val="false"/>
-          <w:color w:val="1A1A1A"/>
-          <w:sz w:val="22"/>
-          <w:szCs w:val="22"/>
-        </w:rPr>
-        <w:t xml:space="preserve"> y </w:t>
-      </w:r>
-      <w:r>
-        <w:rPr>
-          <w:rFonts w:ascii="Calibri" w:cs="Calibri" w:eastAsia="Calibri" w:hAnsi="Calibri"/>
-          <w:b/>
-          <w:bCs/>
-          <w:color w:val="1A1A1A"/>
-          <w:sz w:val="22"/>
-          <w:szCs w:val="22"/>
-        </w:rPr>
-        <w:t xml:space="preserve">repeticiones totales por sesión</w:t>
-      </w:r>
-      <w:r>
-        <w:rPr>
-          <w:rFonts w:ascii="Calibri" w:cs="Calibri" w:eastAsia="Calibri" w:hAnsi="Calibri"/>
-          <w:b w:val="false"/>
-          <w:bCs w:val="false"/>
-          <w:color w:val="1A1A1A"/>
-          <w:sz w:val="22"/>
-          <w:szCs w:val="22"/>
-        </w:rPr>
-        <w:t xml:space="preserve">. El e1RM se estima a partir de tus series con una fórmula estándar que tiene en cuenta el RIR; en ejercicios con peso corporal incluye tu peso.</w:t>
-      </w:r>
-      <w:r>
-        <w:rPr>
-          <w:rFonts w:ascii="Calibri" w:cs="Calibri" w:eastAsia="Calibri" w:hAnsi="Calibri"/>
-          <w:color w:val="1A1A1A"/>
-          <w:sz w:val="22"/>
-          <w:szCs w:val="22"/>
-        </w:rPr>
-        <w:t xml:space="preserve"> En máquinas con peso fijo inicial incluye ese peso, aunque la gráfica de carga sigue mostrando los discos que anotas. El desplegable recuerda el último ejercicio que consultaste, también al cerrar y volver a abrir la app.</w:t>
-      </w:r>
-    </w:p>
-    <w:p>
-      <w:pPr>
-        <w:pStyle w:val="ListParagraph"/>
-        <w:numPr>
-          <w:ilvl w:val="0"/>
-          <w:numId w:val="2"/>
-        </w:numPr>
-        <w:spacing w:after="100" w:line="276"/>
-      </w:pPr>
-      <w:r>
-        <w:rPr>
-          <w:rFonts w:ascii="Calibri" w:cs="Calibri" w:eastAsia="Calibri" w:hAnsi="Calibri"/>
-          <w:b/>
-          <w:bCs/>
-          <w:color w:val="1A1A1A"/>
-          <w:sz w:val="22"/>
-          <w:szCs w:val="22"/>
-        </w:rPr>
-        <w:t xml:space="preserve">Tu cuerpo:</w:t>
-      </w:r>
-      <w:r>
-        <w:rPr>
-          <w:rFonts w:ascii="Calibri" w:cs="Calibri" w:eastAsia="Calibri" w:hAnsi="Calibri"/>
-          <w:b w:val="false"/>
-          <w:bCs w:val="false"/>
-          <w:color w:val="1A1A1A"/>
-          <w:sz w:val="22"/>
-          <w:szCs w:val="22"/>
-        </w:rPr>
-        <w:t xml:space="preserve"> la tarjeta del final abre tus medidas corporales y tus fotos de progreso (sección 15).</w:t>
+          <w:color w:val="1A1A1A"/>
+          <w:sz w:val="22"/>
+          <w:szCs w:val="22"/>
+        </w:rPr>
+        <w:t>Volumen · Volumen real y tonelaje por sesión:</w:t>
+      </w:r>
+      <w:r>
+        <w:rPr>
+          <w:rFonts w:ascii="Calibri" w:cs="Calibri" w:eastAsia="Calibri" w:hAnsi="Calibri"/>
+          <w:b w:val="0"/>
+          <w:color w:val="1A1A1A"/>
+          <w:sz w:val="22"/>
+          <w:szCs w:val="22"/>
+        </w:rPr>
+        <w:t xml:space="preserve"> las series efectivas que has registrado por semana (sección 13) y el tonelaje de cada sesión, con el tipo de sesión elegido dentro de la propia tarjeta.</w:t>
       </w:r>
     </w:p>
     <w:p>
@@ -12065,13 +12322,12 @@
       <w:r>
         <w:rPr>
           <w:rFonts w:ascii="Calibri" w:cs="Calibri" w:eastAsia="Calibri" w:hAnsi="Calibri"/>
-          <w:b w:val="false"/>
-          <w:bCs w:val="false"/>
-          <w:color w:val="1A1A1A"/>
-          <w:sz w:val="22"/>
-          <w:szCs w:val="22"/>
-        </w:rPr>
-        <w:t xml:space="preserve">Clasifica tu fuerza por ejercicio comparando tu mejor 1RM estimado con tu peso corporal, según estándares habituales por sexo y edad: Principiante, Novato, Intermedio, Avanzado y Élite.</w:t>
+          <w:b w:val="0"/>
+          <w:color w:val="1A1A1A"/>
+          <w:sz w:val="22"/>
+          <w:szCs w:val="22"/>
+        </w:rPr>
+        <w:t>Está en Ejercicios, dentro de Todos tus ejercicios. Clasifica tu fuerza por ejercicio comparando tu mejor 1RM estimado con tu peso corporal, según estándares habituales por sexo y edad: Principiante, Novato, Intermedio, Avanzado y Élite.</w:t>
       </w:r>
     </w:p>
     <w:p>
@@ -12466,39 +12722,36 @@
         <w:rPr>
           <w:rFonts w:ascii="Calibri" w:cs="Calibri" w:eastAsia="Calibri" w:hAnsi="Calibri"/>
           <w:b/>
-          <w:bCs/>
-          <w:color w:val="1A1A1A"/>
-          <w:sz w:val="22"/>
-          <w:szCs w:val="22"/>
-        </w:rPr>
-        <w:t xml:space="preserve">Comparativa</w:t>
-      </w:r>
-      <w:r>
-        <w:rPr>
-          <w:rFonts w:ascii="Calibri" w:cs="Calibri" w:eastAsia="Calibri" w:hAnsi="Calibri"/>
-          <w:b w:val="false"/>
-          <w:bCs w:val="false"/>
-          <w:color w:val="1A1A1A"/>
-          <w:sz w:val="22"/>
-          <w:szCs w:val="22"/>
-        </w:rPr>
-        <w:t xml:space="preserve"> con el mes anterior y conclusiones.</w:t>
-      </w:r>
-    </w:p>
-    <w:p>
-      <w:pPr>
-        <w:spacing w:after="160" w:line="276"/>
-      </w:pPr>
-      <w:r>
-        <w:rPr>
-          <w:rFonts w:ascii="Calibri" w:cs="Calibri" w:eastAsia="Calibri" w:hAnsi="Calibri"/>
-          <w:b w:val="false"/>
-          <w:bCs w:val="false"/>
-          <w:color w:val="1A1A1A"/>
-          <w:sz w:val="22"/>
-          <w:szCs w:val="22"/>
-        </w:rPr>
-        <w:t xml:space="preserve">Se puede compartir como HTML con el icono de compartir. El cardio tiene su propio apartado; las cifras de fuerza (sesiones, carga, récords) no lo cuentan.</w:t>
+          <w:color w:val="1A1A1A"/>
+          <w:sz w:val="22"/>
+          <w:szCs w:val="22"/>
+        </w:rPr>
+        <w:t>Comparativa</w:t>
+      </w:r>
+      <w:r>
+        <w:rPr>
+          <w:rFonts w:ascii="Calibri" w:cs="Calibri" w:eastAsia="Calibri" w:hAnsi="Calibri"/>
+          <w:b w:val="0"/>
+          <w:color w:val="1A1A1A"/>
+          <w:sz w:val="22"/>
+          <w:szCs w:val="22"/>
+        </w:rPr>
+        <w:t xml:space="preserve"> con el mes anterior y conclusiones. Si la carga movida bajó porque hubo sesiones en ámbar o en rojo, en las que la app moduló el volumen, la conclusión lo atribuye a eso en lugar de avisarte de una bajada sin explicación.</w:t>
+      </w:r>
+    </w:p>
+    <w:p>
+      <w:pPr>
+        <w:spacing w:after="160" w:line="276"/>
+      </w:pPr>
+      <w:r>
+        <w:rPr>
+          <w:rFonts w:ascii="Calibri" w:cs="Calibri" w:eastAsia="Calibri" w:hAnsi="Calibri"/>
+          <w:b w:val="0"/>
+          <w:color w:val="1A1A1A"/>
+          <w:sz w:val="22"/>
+          <w:szCs w:val="22"/>
+        </w:rPr>
+        <w:t>Se puede compartir como HTML con el icono de compartir. El cardio tiene su propio apartado; las cifras de fuerza (sesiones, carga, récords) no lo cuentan. Al final, un enlace a TrueLift Escritorio te lleva a muchas más métricas en el ordenador (sección 19).</w:t>
       </w:r>
     </w:p>
     <w:p>
@@ -12525,13 +12778,32 @@
       <w:r>
         <w:rPr>
           <w:rFonts w:ascii="Calibri" w:cs="Calibri" w:eastAsia="Calibri" w:hAnsi="Calibri"/>
-          <w:b w:val="false"/>
-          <w:bCs w:val="false"/>
-          <w:color w:val="1A1A1A"/>
-          <w:sz w:val="22"/>
-          <w:szCs w:val="22"/>
-        </w:rPr>
-        <w:t xml:space="preserve">La báscula y el 1RM no lo cuentan todo. Este módulo guarda tus perímetros y tus fotos de seguimiento para que puedas ver el cambio de forma, no solo el número. Se abre desde la tarjeta Tu cuerpo, al final de la pestaña Progreso.</w:t>
+          <w:b w:val="0"/>
+          <w:color w:val="1A1A1A"/>
+          <w:sz w:val="22"/>
+          <w:szCs w:val="22"/>
+        </w:rPr>
+        <w:t xml:space="preserve">La báscula y el 1RM no lo cuentan todo. Este módulo guarda tus perímetros y tus fotos de seguimiento para que puedas ver el cambio de forma, no solo el número. Se abre desde la tarjeta </w:t>
+      </w:r>
+      <w:r>
+        <w:rPr>
+          <w:rFonts w:ascii="Calibri" w:cs="Calibri" w:eastAsia="Calibri" w:hAnsi="Calibri"/>
+          <w:b/>
+          <w:color w:val="1A1A1A"/>
+          <w:sz w:val="22"/>
+          <w:szCs w:val="22"/>
+        </w:rPr>
+        <w:t>Tu cuerpo</w:t>
+      </w:r>
+      <w:r>
+        <w:rPr>
+          <w:rFonts w:ascii="Calibri" w:cs="Calibri" w:eastAsia="Calibri" w:hAnsi="Calibri"/>
+          <w:b w:val="0"/>
+          <w:color w:val="1A1A1A"/>
+          <w:sz w:val="22"/>
+          <w:szCs w:val="22"/>
+        </w:rPr>
+        <w:t>, en Progreso → Resumen.</w:t>
       </w:r>
     </w:p>
     <w:p>
@@ -12750,13 +13022,82 @@
       <w:r>
         <w:rPr>
           <w:rFonts w:ascii="Calibri" w:cs="Calibri" w:eastAsia="Calibri" w:hAnsi="Calibri"/>
-          <w:b w:val="false"/>
-          <w:bCs w:val="false"/>
-          <w:color w:val="1A1A1A"/>
-          <w:sz w:val="22"/>
-          <w:szCs w:val="22"/>
-        </w:rPr>
-        <w:t xml:space="preserve">Añadir foto: con la cámara o desde la galería, eligiendo la pose (frente, perfil o espalda). La app reescala y recomprime la imagen para que no ocupe de más, y guarda con ella la fecha y tu peso de ese día.</w:t>
+          <w:b/>
+          <w:color w:val="1A1A1A"/>
+          <w:sz w:val="22"/>
+          <w:szCs w:val="22"/>
+        </w:rPr>
+        <w:t>Añadir foto</w:t>
+      </w:r>
+      <w:r>
+        <w:rPr>
+          <w:rFonts w:ascii="Calibri" w:cs="Calibri" w:eastAsia="Calibri" w:hAnsi="Calibri"/>
+          <w:b w:val="0"/>
+          <w:color w:val="1A1A1A"/>
+          <w:sz w:val="22"/>
+          <w:szCs w:val="22"/>
+        </w:rPr>
+        <w:t xml:space="preserve">: con la cámara o desde la galería, eligiendo la pose (frente, perfil o espalda). La app reescala y recomprime la imagen para que no ocupe de más, y guarda con ella la fecha y tu peso de ese día. Si la foto ha salido oscura, con demasiada luz o movida, te avisa en el momento y te ofrece </w:t>
+      </w:r>
+      <w:r>
+        <w:rPr>
+          <w:rFonts w:ascii="Calibri" w:cs="Calibri" w:eastAsia="Calibri" w:hAnsi="Calibri"/>
+          <w:b/>
+          <w:color w:val="1A1A1A"/>
+          <w:sz w:val="22"/>
+          <w:szCs w:val="22"/>
+        </w:rPr>
+        <w:t>Repetir</w:t>
+      </w:r>
+      <w:r>
+        <w:rPr>
+          <w:rFonts w:ascii="Calibri" w:cs="Calibri" w:eastAsia="Calibri" w:hAnsi="Calibri"/>
+          <w:b w:val="0"/>
+          <w:color w:val="1A1A1A"/>
+          <w:sz w:val="22"/>
+          <w:szCs w:val="22"/>
+        </w:rPr>
+        <w:t xml:space="preserve"> (o </w:t>
+      </w:r>
+      <w:r>
+        <w:rPr>
+          <w:rFonts w:ascii="Calibri" w:cs="Calibri" w:eastAsia="Calibri" w:hAnsi="Calibri"/>
+          <w:b/>
+          <w:color w:val="1A1A1A"/>
+          <w:sz w:val="22"/>
+          <w:szCs w:val="22"/>
+        </w:rPr>
+        <w:t>Elegir otra</w:t>
+      </w:r>
+      <w:r>
+        <w:rPr>
+          <w:rFonts w:ascii="Calibri" w:cs="Calibri" w:eastAsia="Calibri" w:hAnsi="Calibri"/>
+          <w:b w:val="0"/>
+          <w:color w:val="1A1A1A"/>
+          <w:sz w:val="22"/>
+          <w:szCs w:val="22"/>
+        </w:rPr>
+        <w:t xml:space="preserve">, si viene de la galería) o </w:t>
+      </w:r>
+      <w:r>
+        <w:rPr>
+          <w:rFonts w:ascii="Calibri" w:cs="Calibri" w:eastAsia="Calibri" w:hAnsi="Calibri"/>
+          <w:b/>
+          <w:color w:val="1A1A1A"/>
+          <w:sz w:val="22"/>
+          <w:szCs w:val="22"/>
+        </w:rPr>
+        <w:t>Usar igualmente</w:t>
+      </w:r>
+      <w:r>
+        <w:rPr>
+          <w:rFonts w:ascii="Calibri" w:cs="Calibri" w:eastAsia="Calibri" w:hAnsi="Calibri"/>
+          <w:b w:val="0"/>
+          <w:color w:val="1A1A1A"/>
+          <w:sz w:val="22"/>
+          <w:szCs w:val="22"/>
+        </w:rPr>
+        <w:t>. Si la eliges de la galería y la foto guarda la fecha en que se hizo, la app te la propone.</w:t>
       </w:r>
     </w:p>
     <w:p>
@@ -12792,56 +13133,372 @@
       <w:r>
         <w:rPr>
           <w:rFonts w:ascii="Calibri" w:cs="Calibri" w:eastAsia="Calibri" w:hAnsi="Calibri"/>
-          <w:b w:val="false"/>
-          <w:bCs w:val="false"/>
-          <w:color w:val="1A1A1A"/>
-          <w:sz w:val="22"/>
-          <w:szCs w:val="22"/>
-        </w:rPr>
-        <w:t xml:space="preserve">La rejilla las muestra por fecha; al tocar una se abre a pantalla completa, con zoom y con la opción de borrarla.</w:t>
-      </w:r>
-    </w:p>
-    <w:p>
-      <w:pPr>
-        <w:pStyle w:val="ListParagraph"/>
-        <w:numPr>
-          <w:ilvl w:val="0"/>
-          <w:numId w:val="2"/>
-        </w:numPr>
-        <w:spacing w:after="100" w:line="276"/>
-      </w:pPr>
-      <w:r>
-        <w:rPr>
-          <w:rFonts w:ascii="Calibri" w:cs="Calibri" w:eastAsia="Calibri" w:hAnsi="Calibri"/>
-          <w:b/>
-          <w:bCs/>
-          <w:color w:val="1A1A1A"/>
-          <w:sz w:val="22"/>
-          <w:szCs w:val="22"/>
-        </w:rPr>
-        <w:t xml:space="preserve">Comparar</w:t>
-      </w:r>
-      <w:r>
-        <w:rPr>
-          <w:rFonts w:ascii="Calibri" w:cs="Calibri" w:eastAsia="Calibri" w:hAnsi="Calibri"/>
-          <w:b w:val="false"/>
-          <w:bCs w:val="false"/>
-          <w:color w:val="1A1A1A"/>
-          <w:sz w:val="22"/>
-          <w:szCs w:val="22"/>
-        </w:rPr>
-        <w:t xml:space="preserve"> (PRO): dos fotos de la misma pose —por defecto, la primera y la última— lado a lado, con cortina (la nueva tapa a la vieja hasta donde arrastres) o superpuestas, con los días transcurridos y la diferencia de peso entre ambas. Se puede compartir como imagen (sección 18).</w:t>
-      </w:r>
-    </w:p>
-    <w:p>
-      <w:pPr>
-        <w:spacing w:after="160" w:line="276"/>
-      </w:pPr>
-      <w:r>
-        <w:rPr>
-          <w:rFonts w:ascii="Calibri" w:cs="Calibri" w:eastAsia="Calibri" w:hAnsi="Calibri"/>
-          <w:b w:val="false"/>
-          <w:bCs w:val="false"/>
+          <w:b w:val="0"/>
+          <w:color w:val="1A1A1A"/>
+          <w:sz w:val="22"/>
+          <w:szCs w:val="22"/>
+        </w:rPr>
+        <w:t xml:space="preserve">La rejilla las muestra por fecha, cada una con su encuadre si lo tiene. Al tocar una se abre a pantalla completa, con zoom, </w:t>
+      </w:r>
+      <w:r>
+        <w:rPr>
+          <w:rFonts w:ascii="Calibri" w:cs="Calibri" w:eastAsia="Calibri" w:hAnsi="Calibri"/>
+          <w:b/>
+          <w:color w:val="1A1A1A"/>
+          <w:sz w:val="22"/>
+          <w:szCs w:val="22"/>
+        </w:rPr>
+        <w:t>Corregir</w:t>
+      </w:r>
+      <w:r>
+        <w:rPr>
+          <w:rFonts w:ascii="Calibri" w:cs="Calibri" w:eastAsia="Calibri" w:hAnsi="Calibri"/>
+          <w:b w:val="0"/>
+          <w:color w:val="1A1A1A"/>
+          <w:sz w:val="22"/>
+          <w:szCs w:val="22"/>
+        </w:rPr>
+        <w:t xml:space="preserve"> (fecha o pose), </w:t>
+      </w:r>
+      <w:r>
+        <w:rPr>
+          <w:rFonts w:ascii="Calibri" w:cs="Calibri" w:eastAsia="Calibri" w:hAnsi="Calibri"/>
+          <w:b/>
+          <w:color w:val="1A1A1A"/>
+          <w:sz w:val="22"/>
+          <w:szCs w:val="22"/>
+        </w:rPr>
+        <w:t>Encuadrar</w:t>
+      </w:r>
+      <w:r>
+        <w:rPr>
+          <w:rFonts w:ascii="Calibri" w:cs="Calibri" w:eastAsia="Calibri" w:hAnsi="Calibri"/>
+          <w:b w:val="0"/>
+          <w:color w:val="1A1A1A"/>
+          <w:sz w:val="22"/>
+          <w:szCs w:val="22"/>
+        </w:rPr>
+        <w:t xml:space="preserve"> (ver más abajo) y la opción de borrarla.</w:t>
+      </w:r>
+    </w:p>
+    <w:p>
+      <w:pPr>
+        <w:pStyle w:val="ListParagraph"/>
+        <w:numPr>
+          <w:ilvl w:val="0"/>
+          <w:numId w:val="2"/>
+        </w:numPr>
+        <w:spacing w:after="100" w:line="276"/>
+      </w:pPr>
+      <w:r>
+        <w:rPr>
+          <w:rFonts w:ascii="Calibri" w:cs="Calibri" w:eastAsia="Calibri" w:hAnsi="Calibri"/>
+          <w:b/>
+          <w:color w:val="1A1A1A"/>
+          <w:sz w:val="22"/>
+          <w:szCs w:val="22"/>
+        </w:rPr>
+        <w:t>Comparar</w:t>
+      </w:r>
+      <w:r>
+        <w:rPr>
+          <w:rFonts w:ascii="Calibri" w:cs="Calibri" w:eastAsia="Calibri" w:hAnsi="Calibri"/>
+          <w:b w:val="0"/>
+          <w:color w:val="1A1A1A"/>
+          <w:sz w:val="22"/>
+          <w:szCs w:val="22"/>
+        </w:rPr>
+        <w:t xml:space="preserve"> (PRO): dos fotos de la misma pose —por defecto, la primera y la última—. Arriba, tres desplegables: </w:t>
+      </w:r>
+      <w:r>
+        <w:rPr>
+          <w:rFonts w:ascii="Calibri" w:cs="Calibri" w:eastAsia="Calibri" w:hAnsi="Calibri"/>
+          <w:b/>
+          <w:color w:val="1A1A1A"/>
+          <w:sz w:val="22"/>
+          <w:szCs w:val="22"/>
+        </w:rPr>
+        <w:t>Pose</w:t>
+      </w:r>
+      <w:r>
+        <w:rPr>
+          <w:rFonts w:ascii="Calibri" w:cs="Calibri" w:eastAsia="Calibri" w:hAnsi="Calibri"/>
+          <w:b w:val="0"/>
+          <w:color w:val="1A1A1A"/>
+          <w:sz w:val="22"/>
+          <w:szCs w:val="22"/>
+        </w:rPr>
+        <w:t xml:space="preserve">, con cuántas fotos tiene cada una; </w:t>
+      </w:r>
+      <w:r>
+        <w:rPr>
+          <w:rFonts w:ascii="Calibri" w:cs="Calibri" w:eastAsia="Calibri" w:hAnsi="Calibri"/>
+          <w:b/>
+          <w:color w:val="1A1A1A"/>
+          <w:sz w:val="22"/>
+          <w:szCs w:val="22"/>
+        </w:rPr>
+        <w:t>Vista</w:t>
+      </w:r>
+      <w:r>
+        <w:rPr>
+          <w:rFonts w:ascii="Calibri" w:cs="Calibri" w:eastAsia="Calibri" w:hAnsi="Calibri"/>
+          <w:b w:val="0"/>
+          <w:color w:val="1A1A1A"/>
+          <w:sz w:val="22"/>
+          <w:szCs w:val="22"/>
+        </w:rPr>
+        <w:t xml:space="preserve">: </w:t>
+      </w:r>
+      <w:r>
+        <w:rPr>
+          <w:rFonts w:ascii="Calibri" w:cs="Calibri" w:eastAsia="Calibri" w:hAnsi="Calibri"/>
+          <w:b/>
+          <w:color w:val="1A1A1A"/>
+          <w:sz w:val="22"/>
+          <w:szCs w:val="22"/>
+        </w:rPr>
+        <w:t>Lado a lado</w:t>
+      </w:r>
+      <w:r>
+        <w:rPr>
+          <w:rFonts w:ascii="Calibri" w:cs="Calibri" w:eastAsia="Calibri" w:hAnsi="Calibri"/>
+          <w:b w:val="0"/>
+          <w:color w:val="1A1A1A"/>
+          <w:sz w:val="22"/>
+          <w:szCs w:val="22"/>
+        </w:rPr>
+        <w:t xml:space="preserve">, </w:t>
+      </w:r>
+      <w:r>
+        <w:rPr>
+          <w:rFonts w:ascii="Calibri" w:cs="Calibri" w:eastAsia="Calibri" w:hAnsi="Calibri"/>
+          <w:b/>
+          <w:color w:val="1A1A1A"/>
+          <w:sz w:val="22"/>
+          <w:szCs w:val="22"/>
+        </w:rPr>
+        <w:t>Cortina</w:t>
+      </w:r>
+      <w:r>
+        <w:rPr>
+          <w:rFonts w:ascii="Calibri" w:cs="Calibri" w:eastAsia="Calibri" w:hAnsi="Calibri"/>
+          <w:b w:val="0"/>
+          <w:color w:val="1A1A1A"/>
+          <w:sz w:val="22"/>
+          <w:szCs w:val="22"/>
+        </w:rPr>
+        <w:t xml:space="preserve"> (la nueva tapa a la vieja hasta donde arrastres) o </w:t>
+      </w:r>
+      <w:r>
+        <w:rPr>
+          <w:rFonts w:ascii="Calibri" w:cs="Calibri" w:eastAsia="Calibri" w:hAnsi="Calibri"/>
+          <w:b/>
+          <w:color w:val="1A1A1A"/>
+          <w:sz w:val="22"/>
+          <w:szCs w:val="22"/>
+        </w:rPr>
+        <w:t>Superponer</w:t>
+      </w:r>
+      <w:r>
+        <w:rPr>
+          <w:rFonts w:ascii="Calibri" w:cs="Calibri" w:eastAsia="Calibri" w:hAnsi="Calibri"/>
+          <w:b w:val="0"/>
+          <w:color w:val="1A1A1A"/>
+          <w:sz w:val="22"/>
+          <w:szCs w:val="22"/>
+        </w:rPr>
+        <w:t xml:space="preserve">; y </w:t>
+      </w:r>
+      <w:r>
+        <w:rPr>
+          <w:rFonts w:ascii="Calibri" w:cs="Calibri" w:eastAsia="Calibri" w:hAnsi="Calibri"/>
+          <w:b/>
+          <w:color w:val="1A1A1A"/>
+          <w:sz w:val="22"/>
+          <w:szCs w:val="22"/>
+        </w:rPr>
+        <w:t>Ajustes</w:t>
+      </w:r>
+      <w:r>
+        <w:rPr>
+          <w:rFonts w:ascii="Calibri" w:cs="Calibri" w:eastAsia="Calibri" w:hAnsi="Calibri"/>
+          <w:b w:val="0"/>
+          <w:color w:val="1A1A1A"/>
+          <w:sz w:val="22"/>
+          <w:szCs w:val="22"/>
+        </w:rPr>
+        <w:t xml:space="preserve">: </w:t>
+      </w:r>
+      <w:r>
+        <w:rPr>
+          <w:rFonts w:ascii="Calibri" w:cs="Calibri" w:eastAsia="Calibri" w:hAnsi="Calibri"/>
+          <w:b/>
+          <w:color w:val="1A1A1A"/>
+          <w:sz w:val="22"/>
+          <w:szCs w:val="22"/>
+        </w:rPr>
+        <w:t>Rejilla</w:t>
+      </w:r>
+      <w:r>
+        <w:rPr>
+          <w:rFonts w:ascii="Calibri" w:cs="Calibri" w:eastAsia="Calibri" w:hAnsi="Calibri"/>
+          <w:b w:val="0"/>
+          <w:color w:val="1A1A1A"/>
+          <w:sz w:val="22"/>
+          <w:szCs w:val="22"/>
+        </w:rPr>
+        <w:t xml:space="preserve">, </w:t>
+      </w:r>
+      <w:r>
+        <w:rPr>
+          <w:rFonts w:ascii="Calibri" w:cs="Calibri" w:eastAsia="Calibri" w:hAnsi="Calibri"/>
+          <w:b/>
+          <w:color w:val="1A1A1A"/>
+          <w:sz w:val="22"/>
+          <w:szCs w:val="22"/>
+        </w:rPr>
+        <w:t>Encuadre</w:t>
+      </w:r>
+      <w:r>
+        <w:rPr>
+          <w:rFonts w:ascii="Calibri" w:cs="Calibri" w:eastAsia="Calibri" w:hAnsi="Calibri"/>
+          <w:b w:val="0"/>
+          <w:color w:val="1A1A1A"/>
+          <w:sz w:val="22"/>
+          <w:szCs w:val="22"/>
+        </w:rPr>
+        <w:t xml:space="preserve">, </w:t>
+      </w:r>
+      <w:r>
+        <w:rPr>
+          <w:rFonts w:ascii="Calibri" w:cs="Calibri" w:eastAsia="Calibri" w:hAnsi="Calibri"/>
+          <w:b/>
+          <w:color w:val="1A1A1A"/>
+          <w:sz w:val="22"/>
+          <w:szCs w:val="22"/>
+        </w:rPr>
+        <w:t>Igualar luz</w:t>
+      </w:r>
+      <w:r>
+        <w:rPr>
+          <w:rFonts w:ascii="Calibri" w:cs="Calibri" w:eastAsia="Calibri" w:hAnsi="Calibri"/>
+          <w:b w:val="0"/>
+          <w:color w:val="1A1A1A"/>
+          <w:sz w:val="22"/>
+          <w:szCs w:val="22"/>
+        </w:rPr>
+        <w:t xml:space="preserve"> y </w:t>
+      </w:r>
+      <w:r>
+        <w:rPr>
+          <w:rFonts w:ascii="Calibri" w:cs="Calibri" w:eastAsia="Calibri" w:hAnsi="Calibri"/>
+          <w:b/>
+          <w:color w:val="1A1A1A"/>
+          <w:sz w:val="22"/>
+          <w:szCs w:val="22"/>
+        </w:rPr>
+        <w:t>Blanco y negro</w:t>
+      </w:r>
+      <w:r>
+        <w:rPr>
+          <w:rFonts w:ascii="Calibri" w:cs="Calibri" w:eastAsia="Calibri" w:hAnsi="Calibri"/>
+          <w:b w:val="0"/>
+          <w:color w:val="1A1A1A"/>
+          <w:sz w:val="22"/>
+          <w:szCs w:val="22"/>
+        </w:rPr>
+        <w:t xml:space="preserve">, que se combinan entre sí. En lado a lado, al acercar una foto se acerca la otra al mismo punto, y </w:t>
+      </w:r>
+      <w:r>
+        <w:rPr>
+          <w:rFonts w:ascii="Calibri" w:cs="Calibri" w:eastAsia="Calibri" w:hAnsi="Calibri"/>
+          <w:b/>
+          <w:color w:val="1A1A1A"/>
+          <w:sz w:val="22"/>
+          <w:szCs w:val="22"/>
+        </w:rPr>
+        <w:t>Ver enteras</w:t>
+      </w:r>
+      <w:r>
+        <w:rPr>
+          <w:rFonts w:ascii="Calibri" w:cs="Calibri" w:eastAsia="Calibri" w:hAnsi="Calibri"/>
+          <w:b w:val="0"/>
+          <w:color w:val="1A1A1A"/>
+          <w:sz w:val="22"/>
+          <w:szCs w:val="22"/>
+        </w:rPr>
+        <w:t xml:space="preserve"> quita el zoom. Bajo las fotos, una ficha por foto —Antes y Después, con su fecha, su pose y su peso— con </w:t>
+      </w:r>
+      <w:r>
+        <w:rPr>
+          <w:rFonts w:ascii="Calibri" w:cs="Calibri" w:eastAsia="Calibri" w:hAnsi="Calibri"/>
+          <w:b/>
+          <w:color w:val="1A1A1A"/>
+          <w:sz w:val="22"/>
+          <w:szCs w:val="22"/>
+        </w:rPr>
+        <w:t>Cambiar foto</w:t>
+      </w:r>
+      <w:r>
+        <w:rPr>
+          <w:rFonts w:ascii="Calibri" w:cs="Calibri" w:eastAsia="Calibri" w:hAnsi="Calibri"/>
+          <w:b w:val="0"/>
+          <w:color w:val="1A1A1A"/>
+          <w:sz w:val="22"/>
+          <w:szCs w:val="22"/>
+        </w:rPr>
+        <w:t xml:space="preserve"> y </w:t>
+      </w:r>
+      <w:r>
+        <w:rPr>
+          <w:rFonts w:ascii="Calibri" w:cs="Calibri" w:eastAsia="Calibri" w:hAnsi="Calibri"/>
+          <w:b/>
+          <w:color w:val="1A1A1A"/>
+          <w:sz w:val="22"/>
+          <w:szCs w:val="22"/>
+        </w:rPr>
+        <w:t>Encuadrar</w:t>
+      </w:r>
+      <w:r>
+        <w:rPr>
+          <w:rFonts w:ascii="Calibri" w:cs="Calibri" w:eastAsia="Calibri" w:hAnsi="Calibri"/>
+          <w:b w:val="0"/>
+          <w:color w:val="1A1A1A"/>
+          <w:sz w:val="22"/>
+          <w:szCs w:val="22"/>
+        </w:rPr>
+        <w:t xml:space="preserve">, y la tarjeta </w:t>
+      </w:r>
+      <w:r>
+        <w:rPr>
+          <w:rFonts w:ascii="Calibri" w:cs="Calibri" w:eastAsia="Calibri" w:hAnsi="Calibri"/>
+          <w:b/>
+          <w:color w:val="1A1A1A"/>
+          <w:sz w:val="22"/>
+          <w:szCs w:val="22"/>
+        </w:rPr>
+        <w:t>Entre las dos fotos</w:t>
+      </w:r>
+      <w:r>
+        <w:rPr>
+          <w:rFonts w:ascii="Calibri" w:cs="Calibri" w:eastAsia="Calibri" w:hAnsi="Calibri"/>
+          <w:b w:val="0"/>
+          <w:color w:val="1A1A1A"/>
+          <w:sz w:val="22"/>
+          <w:szCs w:val="22"/>
+        </w:rPr>
+        <w:t>, con los días transcurridos, la diferencia de peso y los contornos. Se puede compartir como imagen tal y como la estás viendo (sección 18).</w:t>
+      </w:r>
+    </w:p>
+    <w:p>
+      <w:pPr>
+        <w:spacing w:after="160" w:line="276"/>
+      </w:pPr>
+      <w:r>
+        <w:rPr>
+          <w:rFonts w:ascii="Calibri" w:cs="Calibri" w:eastAsia="Calibri" w:hAnsi="Calibri"/>
+          <w:b w:val="0"/>
           <w:color w:val="1A1A1A"/>
           <w:sz w:val="22"/>
           <w:szCs w:val="22"/>
@@ -12852,23 +13509,41 @@
         <w:rPr>
           <w:rFonts w:ascii="Calibri" w:cs="Calibri" w:eastAsia="Calibri" w:hAnsi="Calibri"/>
           <w:b/>
-          <w:bCs/>
-          <w:color w:val="1A1A1A"/>
-          <w:sz w:val="22"/>
-          <w:szCs w:val="22"/>
-        </w:rPr>
-        <w:t xml:space="preserve">Cómo hacer las fotos</w:t>
-      </w:r>
-      <w:r>
-        <w:rPr>
-          <w:rFonts w:ascii="Calibri" w:cs="Calibri" w:eastAsia="Calibri" w:hAnsi="Calibri"/>
-          <w:b w:val="false"/>
-          <w:bCs w:val="false"/>
-          <w:color w:val="1A1A1A"/>
-          <w:sz w:val="22"/>
-          <w:szCs w:val="22"/>
-        </w:rPr>
-        <w:t xml:space="preserve"> abre una guía ilustrada con el momento, el lugar, la cámara, la luz, la ropa y la postura para que tus fotos sean comparables entre sí.</w:t>
+          <w:color w:val="1A1A1A"/>
+          <w:sz w:val="22"/>
+          <w:szCs w:val="22"/>
+        </w:rPr>
+        <w:t>Cómo hacer las fotos</w:t>
+      </w:r>
+      <w:r>
+        <w:rPr>
+          <w:rFonts w:ascii="Calibri" w:cs="Calibri" w:eastAsia="Calibri" w:hAnsi="Calibri"/>
+          <w:b w:val="0"/>
+          <w:color w:val="1A1A1A"/>
+          <w:sz w:val="22"/>
+          <w:szCs w:val="22"/>
+        </w:rPr>
+        <w:t xml:space="preserve"> abre una guía ilustrada con el momento, el lugar, la cámara, la luz, la ropa y la postura para que tus fotos sean comparables entre sí, y su apartado </w:t>
+      </w:r>
+      <w:r>
+        <w:rPr>
+          <w:rFonts w:ascii="Calibri" w:cs="Calibri" w:eastAsia="Calibri" w:hAnsi="Calibri"/>
+          <w:b/>
+          <w:color w:val="1A1A1A"/>
+          <w:sz w:val="22"/>
+          <w:szCs w:val="22"/>
+        </w:rPr>
+        <w:t>Si no salió igual</w:t>
+      </w:r>
+      <w:r>
+        <w:rPr>
+          <w:rFonts w:ascii="Calibri" w:cs="Calibri" w:eastAsia="Calibri" w:hAnsi="Calibri"/>
+          <w:b w:val="0"/>
+          <w:color w:val="1A1A1A"/>
+          <w:sz w:val="22"/>
+          <w:szCs w:val="22"/>
+        </w:rPr>
+        <w:t xml:space="preserve"> explica cómo arreglar una foto que no salió como las demás.</w:t>
       </w:r>
     </w:p>
     <w:p>
@@ -12880,11 +13555,719 @@
         <w:rPr>
           <w:rFonts w:ascii="Calibri" w:cs="Calibri" w:eastAsia="Calibri" w:hAnsi="Calibri"/>
           <w:b/>
-          <w:bCs/>
           <w:color w:val="1A1A1A"/>
           <w:sz w:val="25"/>
           <w:szCs w:val="25"/>
         </w:rPr>
+        <w:t>Encuadrar una foto</w:t>
+      </w:r>
+    </w:p>
+    <w:p>
+      <w:pPr>
+        <w:spacing w:after="160" w:line="276"/>
+      </w:pPr>
+      <w:r>
+        <w:rPr>
+          <w:rFonts w:ascii="Calibri" w:cs="Calibri" w:eastAsia="Calibri" w:hAnsi="Calibri"/>
+          <w:b w:val="0"/>
+          <w:color w:val="1A1A1A"/>
+          <w:sz w:val="22"/>
+          <w:szCs w:val="22"/>
+        </w:rPr>
+        <w:t xml:space="preserve">Dos fotos hechas a distinta distancia, con el móvil ladeado o en espejo enseñan diferencias de la foto, no de tu cuerpo. </w:t>
+      </w:r>
+      <w:r>
+        <w:rPr>
+          <w:rFonts w:ascii="Calibri" w:cs="Calibri" w:eastAsia="Calibri" w:hAnsi="Calibri"/>
+          <w:b/>
+          <w:color w:val="1A1A1A"/>
+          <w:sz w:val="22"/>
+          <w:szCs w:val="22"/>
+        </w:rPr>
+        <w:t>Encuadrar</w:t>
+      </w:r>
+      <w:r>
+        <w:rPr>
+          <w:rFonts w:ascii="Calibri" w:cs="Calibri" w:eastAsia="Calibri" w:hAnsi="Calibri"/>
+          <w:b w:val="0"/>
+          <w:color w:val="1A1A1A"/>
+          <w:sz w:val="22"/>
+          <w:szCs w:val="22"/>
+        </w:rPr>
+        <w:t xml:space="preserve"> lo corrige: tu foto queda debajo y, encima y semitransparente, la de referencia; con dos dedos la acercas, la mueves y la giras hasta que las siluetas coincidan. Tienes además un regulador fino de </w:t>
+      </w:r>
+      <w:r>
+        <w:rPr>
+          <w:rFonts w:ascii="Calibri" w:cs="Calibri" w:eastAsia="Calibri" w:hAnsi="Calibri"/>
+          <w:b/>
+          <w:color w:val="1A1A1A"/>
+          <w:sz w:val="22"/>
+          <w:szCs w:val="22"/>
+        </w:rPr>
+        <w:t>Inclinación</w:t>
+      </w:r>
+      <w:r>
+        <w:rPr>
+          <w:rFonts w:ascii="Calibri" w:cs="Calibri" w:eastAsia="Calibri" w:hAnsi="Calibri"/>
+          <w:b w:val="0"/>
+          <w:color w:val="1A1A1A"/>
+          <w:sz w:val="22"/>
+          <w:szCs w:val="22"/>
+        </w:rPr>
+        <w:t xml:space="preserve">, otro de la transparencia de la referencia, </w:t>
+      </w:r>
+      <w:r>
+        <w:rPr>
+          <w:rFonts w:ascii="Calibri" w:cs="Calibri" w:eastAsia="Calibri" w:hAnsi="Calibri"/>
+          <w:b/>
+          <w:color w:val="1A1A1A"/>
+          <w:sz w:val="22"/>
+          <w:szCs w:val="22"/>
+        </w:rPr>
+        <w:t>Espejo</w:t>
+      </w:r>
+      <w:r>
+        <w:rPr>
+          <w:rFonts w:ascii="Calibri" w:cs="Calibri" w:eastAsia="Calibri" w:hAnsi="Calibri"/>
+          <w:b w:val="0"/>
+          <w:color w:val="1A1A1A"/>
+          <w:sz w:val="22"/>
+          <w:szCs w:val="22"/>
+        </w:rPr>
+        <w:t xml:space="preserve"> para darle la vuelta, </w:t>
+      </w:r>
+      <w:r>
+        <w:rPr>
+          <w:rFonts w:ascii="Calibri" w:cs="Calibri" w:eastAsia="Calibri" w:hAnsi="Calibri"/>
+          <w:b/>
+          <w:color w:val="1A1A1A"/>
+          <w:sz w:val="22"/>
+          <w:szCs w:val="22"/>
+        </w:rPr>
+        <w:t>Restablecer</w:t>
+      </w:r>
+      <w:r>
+        <w:rPr>
+          <w:rFonts w:ascii="Calibri" w:cs="Calibri" w:eastAsia="Calibri" w:hAnsi="Calibri"/>
+          <w:b w:val="0"/>
+          <w:color w:val="1A1A1A"/>
+          <w:sz w:val="22"/>
+          <w:szCs w:val="22"/>
+        </w:rPr>
+        <w:t xml:space="preserve"> y una rejilla fija. Si sales con cambios sin guardar, la app te pregunta.</w:t>
+      </w:r>
+    </w:p>
+    <w:p>
+      <w:pPr>
+        <w:pStyle w:val="ListParagraph"/>
+        <w:numPr>
+          <w:ilvl w:val="0"/>
+          <w:numId w:val="2"/>
+        </w:numPr>
+        <w:spacing w:after="100" w:line="276"/>
+      </w:pPr>
+      <w:r>
+        <w:rPr>
+          <w:rFonts w:ascii="Calibri" w:cs="Calibri" w:eastAsia="Calibri" w:hAnsi="Calibri"/>
+          <w:b w:val="0"/>
+          <w:color w:val="1A1A1A"/>
+          <w:sz w:val="22"/>
+          <w:szCs w:val="22"/>
+        </w:rPr>
+        <w:t>Desde el visor (gratis): la referencia es la primera foto de esa misma pose.</w:t>
+      </w:r>
+    </w:p>
+    <w:p>
+      <w:pPr>
+        <w:pStyle w:val="ListParagraph"/>
+        <w:numPr>
+          <w:ilvl w:val="0"/>
+          <w:numId w:val="2"/>
+        </w:numPr>
+        <w:spacing w:after="100" w:line="276"/>
+      </w:pPr>
+      <w:r>
+        <w:rPr>
+          <w:rFonts w:ascii="Calibri" w:cs="Calibri" w:eastAsia="Calibri" w:hAnsi="Calibri"/>
+          <w:b w:val="0"/>
+          <w:color w:val="1A1A1A"/>
+          <w:sz w:val="22"/>
+          <w:szCs w:val="22"/>
+        </w:rPr>
+        <w:t>Desde el comparador (PRO): la referencia es la otra foto que estás comparando.</w:t>
+      </w:r>
+    </w:p>
+    <w:p>
+      <w:pPr>
+        <w:spacing w:after="160" w:line="276"/>
+      </w:pPr>
+      <w:r>
+        <w:rPr>
+          <w:rFonts w:ascii="Calibri" w:cs="Calibri" w:eastAsia="Calibri" w:hAnsi="Calibri"/>
+          <w:b w:val="0"/>
+          <w:color w:val="1A1A1A"/>
+          <w:sz w:val="22"/>
+          <w:szCs w:val="22"/>
+        </w:rPr>
+        <w:t xml:space="preserve">La foto original no se modifica y puedes restablecerla cuando quieras. El encuadre se guarda con la foto y se ve igual en la rejilla, en el visor, en el comparador, en la imagen para compartir, en el vídeo de progreso y en TrueLift Escritorio: se hace una sola vez, así que cada mes basta con encuadrar la nueva. En el comparador, la ficha de la foto dice </w:t>
+      </w:r>
+      <w:r>
+        <w:rPr>
+          <w:rFonts w:ascii="Calibri" w:cs="Calibri" w:eastAsia="Calibri" w:hAnsi="Calibri"/>
+          <w:b/>
+          <w:color w:val="1A1A1A"/>
+          <w:sz w:val="22"/>
+          <w:szCs w:val="22"/>
+        </w:rPr>
+        <w:t>Encuadrada</w:t>
+      </w:r>
+      <w:r>
+        <w:rPr>
+          <w:rFonts w:ascii="Calibri" w:cs="Calibri" w:eastAsia="Calibri" w:hAnsi="Calibri"/>
+          <w:b w:val="0"/>
+          <w:color w:val="1A1A1A"/>
+          <w:sz w:val="22"/>
+          <w:szCs w:val="22"/>
+        </w:rPr>
+        <w:t xml:space="preserve"> cuando ya lo está, y el ajuste </w:t>
+      </w:r>
+      <w:r>
+        <w:rPr>
+          <w:rFonts w:ascii="Calibri" w:cs="Calibri" w:eastAsia="Calibri" w:hAnsi="Calibri"/>
+          <w:b/>
+          <w:color w:val="1A1A1A"/>
+          <w:sz w:val="22"/>
+          <w:szCs w:val="22"/>
+        </w:rPr>
+        <w:t>Encuadre</w:t>
+      </w:r>
+      <w:r>
+        <w:rPr>
+          <w:rFonts w:ascii="Calibri" w:cs="Calibri" w:eastAsia="Calibri" w:hAnsi="Calibri"/>
+          <w:b w:val="0"/>
+          <w:color w:val="1A1A1A"/>
+          <w:sz w:val="22"/>
+          <w:szCs w:val="22"/>
+        </w:rPr>
+        <w:t xml:space="preserve"> te deja ver la original. El encuadre viaja en la copia de seguridad y en el ZIP de fotos.</w:t>
+      </w:r>
+    </w:p>
+    <w:p>
+      <w:pPr>
+        <w:pStyle w:val="Heading2"/>
+        <w:spacing w:after="140" w:before="240"/>
+      </w:pPr>
+      <w:r>
+        <w:rPr>
+          <w:rFonts w:ascii="Calibri" w:cs="Calibri" w:eastAsia="Calibri" w:hAnsi="Calibri"/>
+          <w:b/>
+          <w:color w:val="1A1A1A"/>
+          <w:sz w:val="25"/>
+          <w:szCs w:val="25"/>
+        </w:rPr>
+        <w:t>Igualar la luz</w:t>
+      </w:r>
+    </w:p>
+    <w:p>
+      <w:pPr>
+        <w:spacing w:after="160" w:line="276"/>
+      </w:pPr>
+      <w:r>
+        <w:rPr>
+          <w:rFonts w:ascii="Calibri" w:cs="Calibri" w:eastAsia="Calibri" w:hAnsi="Calibri"/>
+          <w:b w:val="0"/>
+          <w:color w:val="1A1A1A"/>
+          <w:sz w:val="22"/>
+          <w:szCs w:val="22"/>
+        </w:rPr>
+        <w:t xml:space="preserve">Con distinta luz, el mismo cuerpo parece otro: la foto más oscura «marca» menos y una luz cálida parece otra piel. En el comparador, </w:t>
+      </w:r>
+      <w:r>
+        <w:rPr>
+          <w:rFonts w:ascii="Calibri" w:cs="Calibri" w:eastAsia="Calibri" w:hAnsi="Calibri"/>
+          <w:b/>
+          <w:color w:val="1A1A1A"/>
+          <w:sz w:val="22"/>
+          <w:szCs w:val="22"/>
+        </w:rPr>
+        <w:t>Igualar luz</w:t>
+      </w:r>
+      <w:r>
+        <w:rPr>
+          <w:rFonts w:ascii="Calibri" w:cs="Calibri" w:eastAsia="Calibri" w:hAnsi="Calibri"/>
+          <w:b w:val="0"/>
+          <w:color w:val="1A1A1A"/>
+          <w:sz w:val="22"/>
+          <w:szCs w:val="22"/>
+        </w:rPr>
+        <w:t xml:space="preserve"> (en Ajustes, activado de serie) pinta la foto más reciente con la luz y el color de la más antigua, para que compares tu cuerpo y no la iluminación de cada día; añadir una foto nueva no cambia cómo se ven las anteriores. </w:t>
+      </w:r>
+      <w:r>
+        <w:rPr>
+          <w:rFonts w:ascii="Calibri" w:cs="Calibri" w:eastAsia="Calibri" w:hAnsi="Calibri"/>
+          <w:b/>
+          <w:color w:val="1A1A1A"/>
+          <w:sz w:val="22"/>
+          <w:szCs w:val="22"/>
+        </w:rPr>
+        <w:t>Blanco y negro</w:t>
+      </w:r>
+      <w:r>
+        <w:rPr>
+          <w:rFonts w:ascii="Calibri" w:cs="Calibri" w:eastAsia="Calibri" w:hAnsi="Calibri"/>
+          <w:b w:val="0"/>
+          <w:color w:val="1A1A1A"/>
+          <w:sz w:val="22"/>
+          <w:szCs w:val="22"/>
+        </w:rPr>
+        <w:t xml:space="preserve"> quita el color a las dos para que te fijes en la forma. Ninguno de los dos toca la foto original, y los dos llegan a la imagen para compartir.</w:t>
+      </w:r>
+    </w:p>
+    <w:p>
+      <w:pPr>
+        <w:pStyle w:val="Heading2"/>
+        <w:spacing w:after="140" w:before="240"/>
+      </w:pPr>
+      <w:r>
+        <w:rPr>
+          <w:rFonts w:ascii="Calibri" w:cs="Calibri" w:eastAsia="Calibri" w:hAnsi="Calibri"/>
+          <w:b/>
+          <w:color w:val="1A1A1A"/>
+          <w:sz w:val="25"/>
+          <w:szCs w:val="25"/>
+        </w:rPr>
+        <w:t>Vídeo de progreso (PRO)</w:t>
+      </w:r>
+    </w:p>
+    <w:p>
+      <w:pPr>
+        <w:spacing w:after="160" w:line="276"/>
+      </w:pPr>
+      <w:r>
+        <w:rPr>
+          <w:rFonts w:ascii="Calibri" w:cs="Calibri" w:eastAsia="Calibri" w:hAnsi="Calibri"/>
+          <w:b w:val="0"/>
+          <w:color w:val="1A1A1A"/>
+          <w:sz w:val="22"/>
+          <w:szCs w:val="22"/>
+        </w:rPr>
+        <w:t xml:space="preserve">Junta tus fotos de una pose, una tras otra en orden de fecha, con un fundido entre ellas, el encuadre de cada una y la misma luz, en un vídeo para compartir. Se abre con el botón </w:t>
+      </w:r>
+      <w:r>
+        <w:rPr>
+          <w:rFonts w:ascii="Calibri" w:cs="Calibri" w:eastAsia="Calibri" w:hAnsi="Calibri"/>
+          <w:b/>
+          <w:color w:val="1A1A1A"/>
+          <w:sz w:val="22"/>
+          <w:szCs w:val="22"/>
+        </w:rPr>
+        <w:t>Vídeo de progreso</w:t>
+      </w:r>
+      <w:r>
+        <w:rPr>
+          <w:rFonts w:ascii="Calibri" w:cs="Calibri" w:eastAsia="Calibri" w:hAnsi="Calibri"/>
+          <w:b w:val="0"/>
+          <w:color w:val="1A1A1A"/>
+          <w:sz w:val="22"/>
+          <w:szCs w:val="22"/>
+        </w:rPr>
+        <w:t xml:space="preserve"> de Tu cuerpo, cuando tienes dos fotos o más, o con el icono de vídeo del comparador, que lo abre con la pose que estabas viendo. Todo se crea en tu móvil.</w:t>
+      </w:r>
+    </w:p>
+    <w:p>
+      <w:pPr>
+        <w:pStyle w:val="ListParagraph"/>
+        <w:numPr>
+          <w:ilvl w:val="0"/>
+          <w:numId w:val="2"/>
+        </w:numPr>
+        <w:spacing w:after="100" w:line="276"/>
+      </w:pPr>
+      <w:r>
+        <w:rPr>
+          <w:rFonts w:ascii="Calibri" w:cs="Calibri" w:eastAsia="Calibri" w:hAnsi="Calibri"/>
+          <w:b w:val="0"/>
+          <w:color w:val="1A1A1A"/>
+          <w:sz w:val="22"/>
+          <w:szCs w:val="22"/>
+        </w:rPr>
+        <w:t xml:space="preserve">Arriba, tres desplegables: </w:t>
+      </w:r>
+      <w:r>
+        <w:rPr>
+          <w:rFonts w:ascii="Calibri" w:cs="Calibri" w:eastAsia="Calibri" w:hAnsi="Calibri"/>
+          <w:b/>
+          <w:color w:val="1A1A1A"/>
+          <w:sz w:val="22"/>
+          <w:szCs w:val="22"/>
+        </w:rPr>
+        <w:t>Pose</w:t>
+      </w:r>
+      <w:r>
+        <w:rPr>
+          <w:rFonts w:ascii="Calibri" w:cs="Calibri" w:eastAsia="Calibri" w:hAnsi="Calibri"/>
+          <w:b w:val="0"/>
+          <w:color w:val="1A1A1A"/>
+          <w:sz w:val="22"/>
+          <w:szCs w:val="22"/>
+        </w:rPr>
+        <w:t xml:space="preserve">; </w:t>
+      </w:r>
+      <w:r>
+        <w:rPr>
+          <w:rFonts w:ascii="Calibri" w:cs="Calibri" w:eastAsia="Calibri" w:hAnsi="Calibri"/>
+          <w:b/>
+          <w:color w:val="1A1A1A"/>
+          <w:sz w:val="22"/>
+          <w:szCs w:val="22"/>
+        </w:rPr>
+        <w:t>Formato</w:t>
+      </w:r>
+      <w:r>
+        <w:rPr>
+          <w:rFonts w:ascii="Calibri" w:cs="Calibri" w:eastAsia="Calibri" w:hAnsi="Calibri"/>
+          <w:b w:val="0"/>
+          <w:color w:val="1A1A1A"/>
+          <w:sz w:val="22"/>
+          <w:szCs w:val="22"/>
+        </w:rPr>
+        <w:t xml:space="preserve">: </w:t>
+      </w:r>
+      <w:r>
+        <w:rPr>
+          <w:rFonts w:ascii="Calibri" w:cs="Calibri" w:eastAsia="Calibri" w:hAnsi="Calibri"/>
+          <w:b/>
+          <w:color w:val="1A1A1A"/>
+          <w:sz w:val="22"/>
+          <w:szCs w:val="22"/>
+        </w:rPr>
+        <w:t>Vertical</w:t>
+      </w:r>
+      <w:r>
+        <w:rPr>
+          <w:rFonts w:ascii="Calibri" w:cs="Calibri" w:eastAsia="Calibri" w:hAnsi="Calibri"/>
+          <w:b w:val="0"/>
+          <w:color w:val="1A1A1A"/>
+          <w:sz w:val="22"/>
+          <w:szCs w:val="22"/>
+        </w:rPr>
+        <w:t xml:space="preserve">, como las fotos, para enviar o publicar, o </w:t>
+      </w:r>
+      <w:r>
+        <w:rPr>
+          <w:rFonts w:ascii="Calibri" w:cs="Calibri" w:eastAsia="Calibri" w:hAnsi="Calibri"/>
+          <w:b/>
+          <w:color w:val="1A1A1A"/>
+          <w:sz w:val="22"/>
+          <w:szCs w:val="22"/>
+        </w:rPr>
+        <w:t>Historias</w:t>
+      </w:r>
+      <w:r>
+        <w:rPr>
+          <w:rFonts w:ascii="Calibri" w:cs="Calibri" w:eastAsia="Calibri" w:hAnsi="Calibri"/>
+          <w:b w:val="0"/>
+          <w:color w:val="1A1A1A"/>
+          <w:sz w:val="22"/>
+          <w:szCs w:val="22"/>
+        </w:rPr>
+        <w:t xml:space="preserve">, a pantalla completa, para historias y estados; y </w:t>
+      </w:r>
+      <w:r>
+        <w:rPr>
+          <w:rFonts w:ascii="Calibri" w:cs="Calibri" w:eastAsia="Calibri" w:hAnsi="Calibri"/>
+          <w:b/>
+          <w:color w:val="1A1A1A"/>
+          <w:sz w:val="22"/>
+          <w:szCs w:val="22"/>
+        </w:rPr>
+        <w:t>Ajustes</w:t>
+      </w:r>
+      <w:r>
+        <w:rPr>
+          <w:rFonts w:ascii="Calibri" w:cs="Calibri" w:eastAsia="Calibri" w:hAnsi="Calibri"/>
+          <w:b w:val="0"/>
+          <w:color w:val="1A1A1A"/>
+          <w:sz w:val="22"/>
+          <w:szCs w:val="22"/>
+        </w:rPr>
+        <w:t xml:space="preserve">: </w:t>
+      </w:r>
+      <w:r>
+        <w:rPr>
+          <w:rFonts w:ascii="Calibri" w:cs="Calibri" w:eastAsia="Calibri" w:hAnsi="Calibri"/>
+          <w:b/>
+          <w:color w:val="1A1A1A"/>
+          <w:sz w:val="22"/>
+          <w:szCs w:val="22"/>
+        </w:rPr>
+        <w:t>Igualar luz</w:t>
+      </w:r>
+      <w:r>
+        <w:rPr>
+          <w:rFonts w:ascii="Calibri" w:cs="Calibri" w:eastAsia="Calibri" w:hAnsi="Calibri"/>
+          <w:b w:val="0"/>
+          <w:color w:val="1A1A1A"/>
+          <w:sz w:val="22"/>
+          <w:szCs w:val="22"/>
+        </w:rPr>
+        <w:t xml:space="preserve"> (todas con la luz y el color de la primera), </w:t>
+      </w:r>
+      <w:r>
+        <w:rPr>
+          <w:rFonts w:ascii="Calibri" w:cs="Calibri" w:eastAsia="Calibri" w:hAnsi="Calibri"/>
+          <w:b/>
+          <w:color w:val="1A1A1A"/>
+          <w:sz w:val="22"/>
+          <w:szCs w:val="22"/>
+        </w:rPr>
+        <w:t>Blanco y negro</w:t>
+      </w:r>
+      <w:r>
+        <w:rPr>
+          <w:rFonts w:ascii="Calibri" w:cs="Calibri" w:eastAsia="Calibri" w:hAnsi="Calibri"/>
+          <w:b w:val="0"/>
+          <w:color w:val="1A1A1A"/>
+          <w:sz w:val="22"/>
+          <w:szCs w:val="22"/>
+        </w:rPr>
+        <w:t xml:space="preserve"> y </w:t>
+      </w:r>
+      <w:r>
+        <w:rPr>
+          <w:rFonts w:ascii="Calibri" w:cs="Calibri" w:eastAsia="Calibri" w:hAnsi="Calibri"/>
+          <w:b/>
+          <w:color w:val="1A1A1A"/>
+          <w:sz w:val="22"/>
+          <w:szCs w:val="22"/>
+        </w:rPr>
+        <w:t>Rótulos</w:t>
+      </w:r>
+      <w:r>
+        <w:rPr>
+          <w:rFonts w:ascii="Calibri" w:cs="Calibri" w:eastAsia="Calibri" w:hAnsi="Calibri"/>
+          <w:b w:val="0"/>
+          <w:color w:val="1A1A1A"/>
+          <w:sz w:val="22"/>
+          <w:szCs w:val="22"/>
+        </w:rPr>
+        <w:t xml:space="preserve"> (la fecha y el peso de cada foto).</w:t>
+      </w:r>
+    </w:p>
+    <w:p>
+      <w:pPr>
+        <w:pStyle w:val="ListParagraph"/>
+        <w:numPr>
+          <w:ilvl w:val="0"/>
+          <w:numId w:val="2"/>
+        </w:numPr>
+        <w:spacing w:after="100" w:line="276"/>
+      </w:pPr>
+      <w:r>
+        <w:rPr>
+          <w:rFonts w:ascii="Calibri" w:cs="Calibri" w:eastAsia="Calibri" w:hAnsi="Calibri"/>
+          <w:b/>
+          <w:color w:val="1A1A1A"/>
+          <w:sz w:val="22"/>
+          <w:szCs w:val="22"/>
+        </w:rPr>
+        <w:t>Tiempos</w:t>
+      </w:r>
+      <w:r>
+        <w:rPr>
+          <w:rFonts w:ascii="Calibri" w:cs="Calibri" w:eastAsia="Calibri" w:hAnsi="Calibri"/>
+          <w:b w:val="0"/>
+          <w:color w:val="1A1A1A"/>
+          <w:sz w:val="22"/>
+          <w:szCs w:val="22"/>
+        </w:rPr>
+        <w:t xml:space="preserve">: cuánto se ve </w:t>
+      </w:r>
+      <w:r>
+        <w:rPr>
+          <w:rFonts w:ascii="Calibri" w:cs="Calibri" w:eastAsia="Calibri" w:hAnsi="Calibri"/>
+          <w:b/>
+          <w:color w:val="1A1A1A"/>
+          <w:sz w:val="22"/>
+          <w:szCs w:val="22"/>
+        </w:rPr>
+        <w:t>Cada foto</w:t>
+      </w:r>
+      <w:r>
+        <w:rPr>
+          <w:rFonts w:ascii="Calibri" w:cs="Calibri" w:eastAsia="Calibri" w:hAnsi="Calibri"/>
+          <w:b w:val="0"/>
+          <w:color w:val="1A1A1A"/>
+          <w:sz w:val="22"/>
+          <w:szCs w:val="22"/>
+        </w:rPr>
+        <w:t xml:space="preserve"> y cuánto dura la </w:t>
+      </w:r>
+      <w:r>
+        <w:rPr>
+          <w:rFonts w:ascii="Calibri" w:cs="Calibri" w:eastAsia="Calibri" w:hAnsi="Calibri"/>
+          <w:b/>
+          <w:color w:val="1A1A1A"/>
+          <w:sz w:val="22"/>
+          <w:szCs w:val="22"/>
+        </w:rPr>
+        <w:t>Transición</w:t>
+      </w:r>
+      <w:r>
+        <w:rPr>
+          <w:rFonts w:ascii="Calibri" w:cs="Calibri" w:eastAsia="Calibri" w:hAnsi="Calibri"/>
+          <w:b w:val="0"/>
+          <w:color w:val="1A1A1A"/>
+          <w:sz w:val="22"/>
+          <w:szCs w:val="22"/>
+        </w:rPr>
+        <w:t>; al lado se lee cuánto dura el vídeo. La vista previa lo reproduce tal y como saldrá, con reproducir, pausa y barra.</w:t>
+      </w:r>
+    </w:p>
+    <w:p>
+      <w:pPr>
+        <w:pStyle w:val="ListParagraph"/>
+        <w:numPr>
+          <w:ilvl w:val="0"/>
+          <w:numId w:val="2"/>
+        </w:numPr>
+        <w:spacing w:after="100" w:line="276"/>
+      </w:pPr>
+      <w:r>
+        <w:rPr>
+          <w:rFonts w:ascii="Calibri" w:cs="Calibri" w:eastAsia="Calibri" w:hAnsi="Calibri"/>
+          <w:b w:val="0"/>
+          <w:color w:val="1A1A1A"/>
+          <w:sz w:val="22"/>
+          <w:szCs w:val="22"/>
+        </w:rPr>
+        <w:t xml:space="preserve">Las fotos van numeradas en orden de fecha; quita las que no quieras con su casilla. Si alguna no está encuadrada, la app lo avisa y te ofrece </w:t>
+      </w:r>
+      <w:r>
+        <w:rPr>
+          <w:rFonts w:ascii="Calibri" w:cs="Calibri" w:eastAsia="Calibri" w:hAnsi="Calibri"/>
+          <w:b/>
+          <w:color w:val="1A1A1A"/>
+          <w:sz w:val="22"/>
+          <w:szCs w:val="22"/>
+        </w:rPr>
+        <w:t>Encuadrar</w:t>
+      </w:r>
+      <w:r>
+        <w:rPr>
+          <w:rFonts w:ascii="Calibri" w:cs="Calibri" w:eastAsia="Calibri" w:hAnsi="Calibri"/>
+          <w:b w:val="0"/>
+          <w:color w:val="1A1A1A"/>
+          <w:sz w:val="22"/>
+          <w:szCs w:val="22"/>
+        </w:rPr>
+        <w:t xml:space="preserve"> contra la anterior, para que el cuerpo no salte de una a otra. Las fotos cuya imagen no está en este móvil no entran.</w:t>
+      </w:r>
+    </w:p>
+    <w:p>
+      <w:pPr>
+        <w:pStyle w:val="ListParagraph"/>
+        <w:numPr>
+          <w:ilvl w:val="0"/>
+          <w:numId w:val="2"/>
+        </w:numPr>
+        <w:spacing w:after="100" w:line="276"/>
+      </w:pPr>
+      <w:r>
+        <w:rPr>
+          <w:rFonts w:ascii="Calibri" w:cs="Calibri" w:eastAsia="Calibri" w:hAnsi="Calibri"/>
+          <w:b w:val="0"/>
+          <w:color w:val="1A1A1A"/>
+          <w:sz w:val="22"/>
+          <w:szCs w:val="22"/>
+        </w:rPr>
+        <w:t xml:space="preserve">Si son demasiadas fotos para un vídeo corto, la app te propone </w:t>
+      </w:r>
+      <w:r>
+        <w:rPr>
+          <w:rFonts w:ascii="Calibri" w:cs="Calibri" w:eastAsia="Calibri" w:hAnsi="Calibri"/>
+          <w:b/>
+          <w:color w:val="1A1A1A"/>
+          <w:sz w:val="22"/>
+          <w:szCs w:val="22"/>
+        </w:rPr>
+        <w:t>Una por mes</w:t>
+      </w:r>
+      <w:r>
+        <w:rPr>
+          <w:rFonts w:ascii="Calibri" w:cs="Calibri" w:eastAsia="Calibri" w:hAnsi="Calibri"/>
+          <w:b w:val="0"/>
+          <w:color w:val="1A1A1A"/>
+          <w:sz w:val="22"/>
+          <w:szCs w:val="22"/>
+        </w:rPr>
+        <w:t xml:space="preserve"> o </w:t>
+      </w:r>
+      <w:r>
+        <w:rPr>
+          <w:rFonts w:ascii="Calibri" w:cs="Calibri" w:eastAsia="Calibri" w:hAnsi="Calibri"/>
+          <w:b/>
+          <w:color w:val="1A1A1A"/>
+          <w:sz w:val="22"/>
+          <w:szCs w:val="22"/>
+        </w:rPr>
+        <w:t>Más rápido</w:t>
+      </w:r>
+      <w:r>
+        <w:rPr>
+          <w:rFonts w:ascii="Calibri" w:cs="Calibri" w:eastAsia="Calibri" w:hAnsi="Calibri"/>
+          <w:b w:val="0"/>
+          <w:color w:val="1A1A1A"/>
+          <w:sz w:val="22"/>
+          <w:szCs w:val="22"/>
+        </w:rPr>
+        <w:t>.</w:t>
+      </w:r>
+    </w:p>
+    <w:p>
+      <w:pPr>
+        <w:pStyle w:val="ListParagraph"/>
+        <w:numPr>
+          <w:ilvl w:val="0"/>
+          <w:numId w:val="2"/>
+        </w:numPr>
+        <w:spacing w:after="100" w:line="276"/>
+      </w:pPr>
+      <w:r>
+        <w:rPr>
+          <w:rFonts w:ascii="Calibri" w:cs="Calibri" w:eastAsia="Calibri" w:hAnsi="Calibri"/>
+          <w:b/>
+          <w:color w:val="1A1A1A"/>
+          <w:sz w:val="22"/>
+          <w:szCs w:val="22"/>
+        </w:rPr>
+        <w:t>Crear y compartir</w:t>
+      </w:r>
+      <w:r>
+        <w:rPr>
+          <w:rFonts w:ascii="Calibri" w:cs="Calibri" w:eastAsia="Calibri" w:hAnsi="Calibri"/>
+          <w:b w:val="0"/>
+          <w:color w:val="1A1A1A"/>
+          <w:sz w:val="22"/>
+          <w:szCs w:val="22"/>
+        </w:rPr>
+        <w:t xml:space="preserve"> genera el vídeo (MP4) con la marca TrueLift y abre el menú de compartir del móvil. Mantén la app abierta hasta que termine: si sales, la creación se detiene y puedes volver a intentarlo. TrueLift no guarda el vídeo ni lo deja en tu galería: solo sale del móvil si lo compartes.</w:t>
+      </w:r>
+    </w:p>
+    <w:p>
+      <w:pPr>
+        <w:pStyle w:val="Heading2"/>
+        <w:spacing w:after="140" w:before="240"/>
+      </w:pPr>
+      <w:r>
+        <w:rPr>
+          <w:rFonts w:ascii="Calibri" w:cs="Calibri" w:eastAsia="Calibri" w:hAnsi="Calibri"/>
+          <w:b/>
+          <w:bCs/>
+          <w:color w:val="1A1A1A"/>
+          <w:sz w:val="25"/>
+          <w:szCs w:val="25"/>
+        </w:rPr>
         <w:t xml:space="preserve">Recordatorio y copia de seguridad</w:t>
       </w:r>
     </w:p>
@@ -12937,13 +14320,12 @@
       <w:r>
         <w:rPr>
           <w:rFonts w:ascii="Calibri" w:cs="Calibri" w:eastAsia="Calibri" w:hAnsi="Calibri"/>
-          <w:b w:val="false"/>
-          <w:bCs w:val="false"/>
-          <w:color w:val="1A1A1A"/>
-          <w:sz w:val="22"/>
-          <w:szCs w:val="22"/>
-        </w:rPr>
-        <w:t xml:space="preserve">Registrar medidas, ver la última cifra, hacer fotos y verlas en la rejilla es gratis. Las gráficas de evolución y el comparador de fotos son PRO.</w:t>
+          <w:b w:val="0"/>
+          <w:color w:val="1A1A1A"/>
+          <w:sz w:val="22"/>
+          <w:szCs w:val="22"/>
+        </w:rPr>
+        <w:t>Registrar medidas, ver la última cifra, hacer fotos, encuadrarlas desde el visor y verlas en la rejilla es gratis. Las gráficas de evolución, el comparador de fotos y el vídeo de progreso son PRO.</w:t>
       </w:r>
     </w:p>
     <w:p>
@@ -13722,56 +15104,117 @@
       <w:r>
         <w:rPr>
           <w:rFonts w:ascii="Calibri" w:cs="Calibri" w:eastAsia="Calibri" w:hAnsi="Calibri"/>
-          <w:color w:val="1A1A1A"/>
-          <w:sz w:val="22"/>
-          <w:szCs w:val="22"/>
-        </w:rPr>
-        <w:t xml:space="preserve">Se organiza en cinco bloques. La cabecera indica la fase y la semana en curso y da acceso a los ajustes de la fase. Mientras no hayas elegido cómo seguir tu pauta, arriba del todo aparece la tarjeta </w:t>
-      </w:r>
-      <w:r>
-        <w:rPr>
-          <w:rFonts w:ascii="Calibri" w:cs="Calibri" w:eastAsia="Calibri" w:hAnsi="Calibri"/>
-          <w:b/>
-          <w:bCs/>
-          <w:color w:val="1A1A1A"/>
-          <w:sz w:val="22"/>
-          <w:szCs w:val="22"/>
-        </w:rPr>
-        <w:t xml:space="preserve">Elige cómo seguir tu pauta</w:t>
-      </w:r>
-      <w:r>
-        <w:rPr>
-          <w:rFonts w:ascii="Calibri" w:cs="Calibri" w:eastAsia="Calibri" w:hAnsi="Calibri"/>
-          <w:color w:val="1A1A1A"/>
-          <w:sz w:val="22"/>
-          <w:szCs w:val="22"/>
-        </w:rPr>
-        <w:t xml:space="preserve">.</w:t>
-      </w:r>
-    </w:p>
-    <w:p>
-      <w:pPr>
-        <w:pStyle w:val="ListParagraph"/>
-        <w:numPr>
-          <w:ilvl w:val="0"/>
-          <w:numId w:val="2"/>
-        </w:numPr>
-        <w:spacing w:after="100" w:line="276"/>
-      </w:pPr>
-      <w:r>
-        <w:rPr>
-          <w:rFonts w:ascii="Calibri" w:cs="Calibri" w:eastAsia="Calibri" w:hAnsi="Calibri"/>
-          <w:b/>
-          <w:bCs/>
-          <w:color w:val="1A1A1A"/>
-          <w:sz w:val="22"/>
-          <w:szCs w:val="22"/>
-        </w:rPr>
-        <w:t xml:space="preserve">Tu pauta actual:</w:t>
-      </w:r>
-      <w:r>
-        <w:rPr>
-          <w:rFonts w:ascii="Calibri" w:cs="Calibri" w:eastAsia="Calibri" w:hAnsi="Calibri"/>
+          <w:b w:val="0"/>
+          <w:color w:val="1A1A1A"/>
+          <w:sz w:val="22"/>
+          <w:szCs w:val="22"/>
+        </w:rPr>
+        <w:t xml:space="preserve">Se organiza en tres secciones, con un selector arriba: </w:t>
+      </w:r>
+      <w:r>
+        <w:rPr>
+          <w:rFonts w:ascii="Calibri" w:cs="Calibri" w:eastAsia="Calibri" w:hAnsi="Calibri"/>
+          <w:b/>
+          <w:color w:val="1A1A1A"/>
+          <w:sz w:val="22"/>
+          <w:szCs w:val="22"/>
+        </w:rPr>
+        <w:t>Hoy</w:t>
+      </w:r>
+      <w:r>
+        <w:rPr>
+          <w:rFonts w:ascii="Calibri" w:cs="Calibri" w:eastAsia="Calibri" w:hAnsi="Calibri"/>
+          <w:b w:val="0"/>
+          <w:color w:val="1A1A1A"/>
+          <w:sz w:val="22"/>
+          <w:szCs w:val="22"/>
+        </w:rPr>
+        <w:t xml:space="preserve">, lo que toca hacer ahora; </w:t>
+      </w:r>
+      <w:r>
+        <w:rPr>
+          <w:rFonts w:ascii="Calibri" w:cs="Calibri" w:eastAsia="Calibri" w:hAnsi="Calibri"/>
+          <w:b/>
+          <w:color w:val="1A1A1A"/>
+          <w:sz w:val="22"/>
+          <w:szCs w:val="22"/>
+        </w:rPr>
+        <w:t>Evolución</w:t>
+      </w:r>
+      <w:r>
+        <w:rPr>
+          <w:rFonts w:ascii="Calibri" w:cs="Calibri" w:eastAsia="Calibri" w:hAnsi="Calibri"/>
+          <w:b w:val="0"/>
+          <w:color w:val="1A1A1A"/>
+          <w:sz w:val="22"/>
+          <w:szCs w:val="22"/>
+        </w:rPr>
+        <w:t xml:space="preserve">, cómo vas; y </w:t>
+      </w:r>
+      <w:r>
+        <w:rPr>
+          <w:rFonts w:ascii="Calibri" w:cs="Calibri" w:eastAsia="Calibri" w:hAnsi="Calibri"/>
+          <w:b/>
+          <w:color w:val="1A1A1A"/>
+          <w:sz w:val="22"/>
+          <w:szCs w:val="22"/>
+        </w:rPr>
+        <w:t>Plan</w:t>
+      </w:r>
+      <w:r>
+        <w:rPr>
+          <w:rFonts w:ascii="Calibri" w:cs="Calibri" w:eastAsia="Calibri" w:hAnsi="Calibri"/>
+          <w:b w:val="0"/>
+          <w:color w:val="1A1A1A"/>
+          <w:sz w:val="22"/>
+          <w:szCs w:val="22"/>
+        </w:rPr>
+        <w:t xml:space="preserve">, tu etapa, tu temporada y la gestión. La cabecera indica la fase y la semana en curso y da acceso a los ajustes de la fase. Un punto ámbar en Hoy avisa de que hay algo pendiente —una propuesta por aceptar, una pregunta o la configuración sin terminar—, y en Plan, de que toca volver a estimar tu % de grasa o de que tu plan de temporada se ha quedado desfasado. Mientras no hayas elegido cómo seguir tu pauta, arriba de Hoy aparece la tarjeta </w:t>
+      </w:r>
+      <w:r>
+        <w:rPr>
+          <w:rFonts w:ascii="Calibri" w:cs="Calibri" w:eastAsia="Calibri" w:hAnsi="Calibri"/>
+          <w:b/>
+          <w:color w:val="1A1A1A"/>
+          <w:sz w:val="22"/>
+          <w:szCs w:val="22"/>
+        </w:rPr>
+        <w:t>Elige cómo seguir tu pauta</w:t>
+      </w:r>
+      <w:r>
+        <w:rPr>
+          <w:rFonts w:ascii="Calibri" w:cs="Calibri" w:eastAsia="Calibri" w:hAnsi="Calibri"/>
+          <w:b w:val="0"/>
+          <w:color w:val="1A1A1A"/>
+          <w:sz w:val="22"/>
+          <w:szCs w:val="22"/>
+        </w:rPr>
+        <w:t>.</w:t>
+      </w:r>
+    </w:p>
+    <w:p>
+      <w:pPr>
+        <w:pStyle w:val="ListParagraph"/>
+        <w:numPr>
+          <w:ilvl w:val="0"/>
+          <w:numId w:val="2"/>
+        </w:numPr>
+        <w:spacing w:after="100" w:line="276"/>
+      </w:pPr>
+      <w:r>
+        <w:rPr>
+          <w:rFonts w:ascii="Calibri" w:cs="Calibri" w:eastAsia="Calibri" w:hAnsi="Calibri"/>
+          <w:b/>
+          <w:color w:val="1A1A1A"/>
+          <w:sz w:val="22"/>
+          <w:szCs w:val="22"/>
+        </w:rPr>
+        <w:t>Hoy · Tu pauta actual:</w:t>
+      </w:r>
+      <w:r>
+        <w:rPr>
+          <w:rFonts w:ascii="Calibri" w:cs="Calibri" w:eastAsia="Calibri" w:hAnsi="Calibri"/>
+          <w:b w:val="0"/>
           <w:color w:val="1A1A1A"/>
           <w:sz w:val="22"/>
           <w:szCs w:val="22"/>
@@ -13782,16 +15225,16 @@
         <w:rPr>
           <w:rFonts w:ascii="Calibri" w:cs="Calibri" w:eastAsia="Calibri" w:hAnsi="Calibri"/>
           <w:b/>
-          <w:bCs/>
-          <w:color w:val="1A1A1A"/>
-          <w:sz w:val="22"/>
-          <w:szCs w:val="22"/>
-        </w:rPr>
-        <w:t xml:space="preserve">Cambiar</w:t>
-      </w:r>
-      <w:r>
-        <w:rPr>
-          <w:rFonts w:ascii="Calibri" w:cs="Calibri" w:eastAsia="Calibri" w:hAnsi="Calibri"/>
+          <w:color w:val="1A1A1A"/>
+          <w:sz w:val="22"/>
+          <w:szCs w:val="22"/>
+        </w:rPr>
+        <w:t>Cambiar</w:t>
+      </w:r>
+      <w:r>
+        <w:rPr>
+          <w:rFonts w:ascii="Calibri" w:cs="Calibri" w:eastAsia="Calibri" w:hAnsi="Calibri"/>
+          <w:b w:val="0"/>
           <w:color w:val="1A1A1A"/>
           <w:sz w:val="22"/>
           <w:szCs w:val="22"/>
@@ -13802,36 +15245,56 @@
         <w:rPr>
           <w:rFonts w:ascii="Calibri" w:cs="Calibri" w:eastAsia="Calibri" w:hAnsi="Calibri"/>
           <w:b/>
-          <w:bCs/>
-          <w:color w:val="1A1A1A"/>
-          <w:sz w:val="22"/>
-          <w:szCs w:val="22"/>
-        </w:rPr>
-        <w:t xml:space="preserve">Tu objetivo diario</w:t>
-      </w:r>
-      <w:r>
-        <w:rPr>
-          <w:rFonts w:ascii="Calibri" w:cs="Calibri" w:eastAsia="Calibri" w:hAnsi="Calibri"/>
-          <w:color w:val="1A1A1A"/>
-          <w:sz w:val="22"/>
-          <w:szCs w:val="22"/>
-        </w:rPr>
-        <w:t xml:space="preserve">, con la fecha desde la que rige, y los botones </w:t>
-      </w:r>
-      <w:r>
-        <w:rPr>
-          <w:rFonts w:ascii="Calibri" w:cs="Calibri" w:eastAsia="Calibri" w:hAnsi="Calibri"/>
-          <w:b/>
-          <w:bCs/>
-          <w:color w:val="1A1A1A"/>
-          <w:sz w:val="22"/>
-          <w:szCs w:val="22"/>
-        </w:rPr>
-        <w:t xml:space="preserve">Reparto y menú</w:t>
-      </w:r>
-      <w:r>
-        <w:rPr>
-          <w:rFonts w:ascii="Calibri" w:cs="Calibri" w:eastAsia="Calibri" w:hAnsi="Calibri"/>
+          <w:color w:val="1A1A1A"/>
+          <w:sz w:val="22"/>
+          <w:szCs w:val="22"/>
+        </w:rPr>
+        <w:t>Tu objetivo diario</w:t>
+      </w:r>
+      <w:r>
+        <w:rPr>
+          <w:rFonts w:ascii="Calibri" w:cs="Calibri" w:eastAsia="Calibri" w:hAnsi="Calibri"/>
+          <w:b w:val="0"/>
+          <w:color w:val="1A1A1A"/>
+          <w:sz w:val="22"/>
+          <w:szCs w:val="22"/>
+        </w:rPr>
+        <w:t xml:space="preserve">, con la fecha desde la que rige, el enlace </w:t>
+      </w:r>
+      <w:r>
+        <w:rPr>
+          <w:rFonts w:ascii="Calibri" w:cs="Calibri" w:eastAsia="Calibri" w:hAnsi="Calibri"/>
+          <w:b/>
+          <w:color w:val="1A1A1A"/>
+          <w:sz w:val="22"/>
+          <w:szCs w:val="22"/>
+        </w:rPr>
+        <w:t>De dónde sale tu objetivo</w:t>
+      </w:r>
+      <w:r>
+        <w:rPr>
+          <w:rFonts w:ascii="Calibri" w:cs="Calibri" w:eastAsia="Calibri" w:hAnsi="Calibri"/>
+          <w:b w:val="0"/>
+          <w:color w:val="1A1A1A"/>
+          <w:sz w:val="22"/>
+          <w:szCs w:val="22"/>
+        </w:rPr>
+        <w:t xml:space="preserve">, que abre su desglose, y los botones </w:t>
+      </w:r>
+      <w:r>
+        <w:rPr>
+          <w:rFonts w:ascii="Calibri" w:cs="Calibri" w:eastAsia="Calibri" w:hAnsi="Calibri"/>
+          <w:b/>
+          <w:color w:val="1A1A1A"/>
+          <w:sz w:val="22"/>
+          <w:szCs w:val="22"/>
+        </w:rPr>
+        <w:t>Reparto y menú</w:t>
+      </w:r>
+      <w:r>
+        <w:rPr>
+          <w:rFonts w:ascii="Calibri" w:cs="Calibri" w:eastAsia="Calibri" w:hAnsi="Calibri"/>
+          <w:b w:val="0"/>
           <w:color w:val="1A1A1A"/>
           <w:sz w:val="22"/>
           <w:szCs w:val="22"/>
@@ -13842,16 +15305,16 @@
         <w:rPr>
           <w:rFonts w:ascii="Calibri" w:cs="Calibri" w:eastAsia="Calibri" w:hAnsi="Calibri"/>
           <w:b/>
-          <w:bCs/>
-          <w:color w:val="1A1A1A"/>
-          <w:sz w:val="22"/>
-          <w:szCs w:val="22"/>
-        </w:rPr>
-        <w:t xml:space="preserve">Personalizar</w:t>
-      </w:r>
-      <w:r>
-        <w:rPr>
-          <w:rFonts w:ascii="Calibri" w:cs="Calibri" w:eastAsia="Calibri" w:hAnsi="Calibri"/>
+          <w:color w:val="1A1A1A"/>
+          <w:sz w:val="22"/>
+          <w:szCs w:val="22"/>
+        </w:rPr>
+        <w:t>Personalizar</w:t>
+      </w:r>
+      <w:r>
+        <w:rPr>
+          <w:rFonts w:ascii="Calibri" w:cs="Calibri" w:eastAsia="Calibri" w:hAnsi="Calibri"/>
+          <w:b w:val="0"/>
           <w:color w:val="1A1A1A"/>
           <w:sz w:val="22"/>
           <w:szCs w:val="22"/>
@@ -13862,16 +15325,16 @@
         <w:rPr>
           <w:rFonts w:ascii="Calibri" w:cs="Calibri" w:eastAsia="Calibri" w:hAnsi="Calibri"/>
           <w:b/>
-          <w:bCs/>
-          <w:color w:val="1A1A1A"/>
-          <w:sz w:val="22"/>
-          <w:szCs w:val="22"/>
-        </w:rPr>
-        <w:t xml:space="preserve">Volver a lo recomendado</w:t>
-      </w:r>
-      <w:r>
-        <w:rPr>
-          <w:rFonts w:ascii="Calibri" w:cs="Calibri" w:eastAsia="Calibri" w:hAnsi="Calibri"/>
+          <w:color w:val="1A1A1A"/>
+          <w:sz w:val="22"/>
+          <w:szCs w:val="22"/>
+        </w:rPr>
+        <w:t>Volver a lo recomendado</w:t>
+      </w:r>
+      <w:r>
+        <w:rPr>
+          <w:rFonts w:ascii="Calibri" w:cs="Calibri" w:eastAsia="Calibri" w:hAnsi="Calibri"/>
+          <w:b w:val="0"/>
           <w:color w:val="1A1A1A"/>
           <w:sz w:val="22"/>
           <w:szCs w:val="22"/>
@@ -13882,16 +15345,16 @@
         <w:rPr>
           <w:rFonts w:ascii="Calibri" w:cs="Calibri" w:eastAsia="Calibri" w:hAnsi="Calibri"/>
           <w:b/>
-          <w:bCs/>
-          <w:color w:val="1A1A1A"/>
-          <w:sz w:val="22"/>
-          <w:szCs w:val="22"/>
-        </w:rPr>
-        <w:t xml:space="preserve">Peso de hoy</w:t>
-      </w:r>
-      <w:r>
-        <w:rPr>
-          <w:rFonts w:ascii="Calibri" w:cs="Calibri" w:eastAsia="Calibri" w:hAnsi="Calibri"/>
+          <w:color w:val="1A1A1A"/>
+          <w:sz w:val="22"/>
+          <w:szCs w:val="22"/>
+        </w:rPr>
+        <w:t>Peso de hoy</w:t>
+      </w:r>
+      <w:r>
+        <w:rPr>
+          <w:rFonts w:ascii="Calibri" w:cs="Calibri" w:eastAsia="Calibri" w:hAnsi="Calibri"/>
+          <w:b w:val="0"/>
           <w:color w:val="1A1A1A"/>
           <w:sz w:val="22"/>
           <w:szCs w:val="22"/>
@@ -13902,16 +15365,16 @@
         <w:rPr>
           <w:rFonts w:ascii="Calibri" w:cs="Calibri" w:eastAsia="Calibri" w:hAnsi="Calibri"/>
           <w:b/>
-          <w:bCs/>
-          <w:color w:val="1A1A1A"/>
-          <w:sz w:val="22"/>
-          <w:szCs w:val="22"/>
-        </w:rPr>
-        <w:t xml:space="preserve">Otro día</w:t>
-      </w:r>
-      <w:r>
-        <w:rPr>
-          <w:rFonts w:ascii="Calibri" w:cs="Calibri" w:eastAsia="Calibri" w:hAnsi="Calibri"/>
+          <w:color w:val="1A1A1A"/>
+          <w:sz w:val="22"/>
+          <w:szCs w:val="22"/>
+        </w:rPr>
+        <w:t>Otro día</w:t>
+      </w:r>
+      <w:r>
+        <w:rPr>
+          <w:rFonts w:ascii="Calibri" w:cs="Calibri" w:eastAsia="Calibri" w:hAnsi="Calibri"/>
+          <w:b w:val="0"/>
           <w:color w:val="1A1A1A"/>
           <w:sz w:val="22"/>
           <w:szCs w:val="22"/>
@@ -13932,186 +15395,316 @@
         <w:rPr>
           <w:rFonts w:ascii="Calibri" w:cs="Calibri" w:eastAsia="Calibri" w:hAnsi="Calibri"/>
           <w:b/>
-          <w:bCs/>
-          <w:color w:val="1A1A1A"/>
-          <w:sz w:val="22"/>
-          <w:szCs w:val="22"/>
-        </w:rPr>
-        <w:t xml:space="preserve">Cómo vas:</w:t>
-      </w:r>
-      <w:r>
-        <w:rPr>
-          <w:rFonts w:ascii="Calibri" w:cs="Calibri" w:eastAsia="Calibri" w:hAnsi="Calibri"/>
-          <w:color w:val="1A1A1A"/>
-          <w:sz w:val="22"/>
-          <w:szCs w:val="22"/>
-        </w:rPr>
-        <w:t xml:space="preserve"> tu ritmo previsto y tu tendencia, en dos cifras, con una frase que lo resume: según lo previsto, más rápido, más despacio o en sentido contrario. Es una lectura orientativa —lo que haya que cambiar te lo propone la revisión semanal— y mientras la fase calibra no compara nada. Debajo, la gráfica </w:t>
-      </w:r>
-      <w:r>
-        <w:rPr>
-          <w:rFonts w:ascii="Calibri" w:cs="Calibri" w:eastAsia="Calibri" w:hAnsi="Calibri"/>
-          <w:b/>
-          <w:bCs/>
-          <w:color w:val="1A1A1A"/>
-          <w:sz w:val="22"/>
-          <w:szCs w:val="22"/>
-        </w:rPr>
-        <w:t xml:space="preserve">Tendencia</w:t>
-      </w:r>
-      <w:r>
-        <w:rPr>
-          <w:rFonts w:ascii="Calibri" w:cs="Calibri" w:eastAsia="Calibri" w:hAnsi="Calibri"/>
-          <w:color w:val="1A1A1A"/>
-          <w:sz w:val="22"/>
-          <w:szCs w:val="22"/>
-        </w:rPr>
-        <w:t xml:space="preserve">: tus pesajes (puntos), tu peso-tendencia (línea) y el objetivo (discontinua); los pesajes en ventana de refeed o de vuelta de pausa se pintan huecos: no mueven la tendencia.</w:t>
-      </w:r>
-    </w:p>
-    <w:p>
-      <w:pPr>
-        <w:pStyle w:val="ListParagraph"/>
-        <w:numPr>
-          <w:ilvl w:val="0"/>
-          <w:numId w:val="2"/>
-        </w:numPr>
-        <w:spacing w:after="100" w:line="276"/>
-      </w:pPr>
-      <w:r>
-        <w:rPr>
-          <w:rFonts w:ascii="Calibri" w:cs="Calibri" w:eastAsia="Calibri" w:hAnsi="Calibri"/>
-          <w:b/>
-          <w:bCs/>
-          <w:color w:val="1A1A1A"/>
-          <w:sz w:val="22"/>
-          <w:szCs w:val="22"/>
-        </w:rPr>
-        <w:t xml:space="preserve">Revisión semanal:</w:t>
-      </w:r>
-      <w:r>
-        <w:rPr>
-          <w:rFonts w:ascii="Calibri" w:cs="Calibri" w:eastAsia="Calibri" w:hAnsi="Calibri"/>
-          <w:color w:val="1A1A1A"/>
-          <w:sz w:val="22"/>
-          <w:szCs w:val="22"/>
-        </w:rPr>
-        <w:t xml:space="preserve"> la tarjeta donde la app propone ajustes (ver más abajo).</w:t>
-      </w:r>
-    </w:p>
-    <w:p>
-      <w:pPr>
-        <w:pStyle w:val="ListParagraph"/>
-        <w:numPr>
-          <w:ilvl w:val="0"/>
-          <w:numId w:val="2"/>
-        </w:numPr>
-        <w:spacing w:after="100" w:line="276"/>
-      </w:pPr>
-      <w:r>
-        <w:rPr>
-          <w:rFonts w:ascii="Calibri" w:cs="Calibri" w:eastAsia="Calibri" w:hAnsi="Calibri"/>
-          <w:b/>
-          <w:bCs/>
-          <w:color w:val="1A1A1A"/>
-          <w:sz w:val="22"/>
-          <w:szCs w:val="22"/>
-        </w:rPr>
-        <w:t xml:space="preserve">Tu etapa y planificación:</w:t>
-      </w:r>
-      <w:r>
-        <w:rPr>
-          <w:rFonts w:ascii="Calibri" w:cs="Calibri" w:eastAsia="Calibri" w:hAnsi="Calibri"/>
-          <w:color w:val="1A1A1A"/>
-          <w:sz w:val="22"/>
-          <w:szCs w:val="22"/>
-        </w:rPr>
-        <w:t xml:space="preserve"> la tarjeta de la etapa, con la insignia </w:t>
-      </w:r>
-      <w:r>
-        <w:rPr>
-          <w:rFonts w:ascii="Calibri" w:cs="Calibri" w:eastAsia="Calibri" w:hAnsi="Calibri"/>
-          <w:b/>
-          <w:bCs/>
-          <w:color w:val="1A1A1A"/>
-          <w:sz w:val="22"/>
-          <w:szCs w:val="22"/>
-        </w:rPr>
-        <w:t xml:space="preserve">Calibrado</w:t>
-      </w:r>
-      <w:r>
-        <w:rPr>
-          <w:rFonts w:ascii="Calibri" w:cs="Calibri" w:eastAsia="Calibri" w:hAnsi="Calibri"/>
-          <w:color w:val="1A1A1A"/>
-          <w:sz w:val="22"/>
-          <w:szCs w:val="22"/>
-        </w:rPr>
-        <w:t xml:space="preserve"> o </w:t>
-      </w:r>
-      <w:r>
-        <w:rPr>
-          <w:rFonts w:ascii="Calibri" w:cs="Calibri" w:eastAsia="Calibri" w:hAnsi="Calibri"/>
-          <w:b/>
-          <w:bCs/>
-          <w:color w:val="1A1A1A"/>
-          <w:sz w:val="22"/>
-          <w:szCs w:val="22"/>
-        </w:rPr>
-        <w:t xml:space="preserve">Calibrando</w:t>
-      </w:r>
-      <w:r>
-        <w:rPr>
-          <w:rFonts w:ascii="Calibri" w:cs="Calibri" w:eastAsia="Calibri" w:hAnsi="Calibri"/>
-          <w:color w:val="1A1A1A"/>
-          <w:sz w:val="22"/>
-          <w:szCs w:val="22"/>
-        </w:rPr>
-        <w:t xml:space="preserve">, la semana del bloque y hasta cuándo dura, y una tabla con peso, % graso y masa magra con las columnas Inicio, Objetivo y Cambio del bloque; la tarjeta </w:t>
-      </w:r>
-      <w:r>
-        <w:rPr>
-          <w:rFonts w:ascii="Calibri" w:cs="Calibri" w:eastAsia="Calibri" w:hAnsi="Calibri"/>
-          <w:b/>
-          <w:bCs/>
-          <w:color w:val="1A1A1A"/>
-          <w:sz w:val="22"/>
-          <w:szCs w:val="22"/>
-        </w:rPr>
-        <w:t xml:space="preserve">Temporada</w:t>
-      </w:r>
-      <w:r>
-        <w:rPr>
-          <w:rFonts w:ascii="Calibri" w:cs="Calibri" w:eastAsia="Calibri" w:hAnsi="Calibri"/>
-          <w:color w:val="1A1A1A"/>
-          <w:sz w:val="22"/>
-          <w:szCs w:val="22"/>
-        </w:rPr>
-        <w:t xml:space="preserve">, una barra de bloques proporcional al calendario que abre el planificador; y las gráficas de masa libre de grasa y de % graso, estimadas desde tu tendencia de peso, con tus mediciones reales y la proyección.</w:t>
-      </w:r>
-    </w:p>
-    <w:p>
-      <w:pPr>
-        <w:pStyle w:val="ListParagraph"/>
-        <w:numPr>
-          <w:ilvl w:val="0"/>
-          <w:numId w:val="2"/>
-        </w:numPr>
-        <w:spacing w:after="100" w:line="276"/>
-      </w:pPr>
-      <w:r>
-        <w:rPr>
-          <w:rFonts w:ascii="Calibri" w:cs="Calibri" w:eastAsia="Calibri" w:hAnsi="Calibri"/>
-          <w:b/>
-          <w:bCs/>
-          <w:color w:val="1A1A1A"/>
-          <w:sz w:val="22"/>
-          <w:szCs w:val="22"/>
-        </w:rPr>
-        <w:t xml:space="preserve">Detalles e historial:</w:t>
-      </w:r>
-      <w:r>
-        <w:rPr>
-          <w:rFonts w:ascii="Calibri" w:cs="Calibri" w:eastAsia="Calibri" w:hAnsi="Calibri"/>
+          <w:color w:val="1A1A1A"/>
+          <w:sz w:val="22"/>
+          <w:szCs w:val="22"/>
+        </w:rPr>
+        <w:t>Hoy · Revisión semanal:</w:t>
+      </w:r>
+      <w:r>
+        <w:rPr>
+          <w:rFonts w:ascii="Calibri" w:cs="Calibri" w:eastAsia="Calibri" w:hAnsi="Calibri"/>
+          <w:b w:val="0"/>
+          <w:color w:val="1A1A1A"/>
+          <w:sz w:val="22"/>
+          <w:szCs w:val="22"/>
+        </w:rPr>
+        <w:t xml:space="preserve"> la tarjeta donde la app propone ajustes (ver más abajo) y, debajo, la pregunta de seguimiento cuando hay algo que confirmar.</w:t>
+      </w:r>
+    </w:p>
+    <w:p>
+      <w:pPr>
+        <w:pStyle w:val="ListParagraph"/>
+        <w:numPr>
+          <w:ilvl w:val="0"/>
+          <w:numId w:val="2"/>
+        </w:numPr>
+        <w:spacing w:after="100" w:line="276"/>
+      </w:pPr>
+      <w:r>
+        <w:rPr>
+          <w:rFonts w:ascii="Calibri" w:cs="Calibri" w:eastAsia="Calibri" w:hAnsi="Calibri"/>
+          <w:b/>
+          <w:color w:val="1A1A1A"/>
+          <w:sz w:val="22"/>
+          <w:szCs w:val="22"/>
+        </w:rPr>
+        <w:t>Evolución · Tendencia y Cómo vas:</w:t>
+      </w:r>
+      <w:r>
+        <w:rPr>
+          <w:rFonts w:ascii="Calibri" w:cs="Calibri" w:eastAsia="Calibri" w:hAnsi="Calibri"/>
+          <w:b w:val="0"/>
+          <w:color w:val="1A1A1A"/>
+          <w:sz w:val="22"/>
+          <w:szCs w:val="22"/>
+        </w:rPr>
+        <w:t xml:space="preserve"> la gráfica </w:t>
+      </w:r>
+      <w:r>
+        <w:rPr>
+          <w:rFonts w:ascii="Calibri" w:cs="Calibri" w:eastAsia="Calibri" w:hAnsi="Calibri"/>
+          <w:b/>
+          <w:color w:val="1A1A1A"/>
+          <w:sz w:val="22"/>
+          <w:szCs w:val="22"/>
+        </w:rPr>
+        <w:t>Tendencia</w:t>
+      </w:r>
+      <w:r>
+        <w:rPr>
+          <w:rFonts w:ascii="Calibri" w:cs="Calibri" w:eastAsia="Calibri" w:hAnsi="Calibri"/>
+          <w:b w:val="0"/>
+          <w:color w:val="1A1A1A"/>
+          <w:sz w:val="22"/>
+          <w:szCs w:val="22"/>
+        </w:rPr>
+        <w:t xml:space="preserve"> con tus pesajes (puntos), tu peso-tendencia (línea) y lo previsto (discontinua, por tramos si cambiaste de ritmo); los pesajes en ventana de refeed o de vuelta de pausa se pintan huecos: no mueven la tendencia. Si tu meta cambió, el plan inicial se ve en trazo tenue; los días en que te alejaste de lo previsto llevan un sombreado ámbar suave, y los periodos en que dijiste no haber seguido tu pauta, una franja gris de fondo. Debajo, </w:t>
+      </w:r>
+      <w:r>
+        <w:rPr>
+          <w:rFonts w:ascii="Calibri" w:cs="Calibri" w:eastAsia="Calibri" w:hAnsi="Calibri"/>
+          <w:b/>
+          <w:color w:val="1A1A1A"/>
+          <w:sz w:val="22"/>
+          <w:szCs w:val="22"/>
+        </w:rPr>
+        <w:t>Cómo vas</w:t>
+      </w:r>
+      <w:r>
+        <w:rPr>
+          <w:rFonts w:ascii="Calibri" w:cs="Calibri" w:eastAsia="Calibri" w:hAnsi="Calibri"/>
+          <w:b w:val="0"/>
+          <w:color w:val="1A1A1A"/>
+          <w:sz w:val="22"/>
+          <w:szCs w:val="22"/>
+        </w:rPr>
+        <w:t xml:space="preserve"> compara dónde estás hoy con dónde te ponía lo pactado al empezar la fase: una insignia (en línea, por delante, por detrás, al revés o meta alcanzada), una barra de peso —lo recorrido hacia tu meta, con una marca en lo previsto para hoy— y otra de tiempo —en qué semana de la fase vas—, una frase con lo que llevas de adelanto o de retraso desde el inicio y la llegada prevista si sigues la pauta desde hoy. Un desvío no se recupera solo: si lo hay, </w:t>
+      </w:r>
+      <w:r>
+        <w:rPr>
+          <w:rFonts w:ascii="Calibri" w:cs="Calibri" w:eastAsia="Calibri" w:hAnsi="Calibri"/>
+          <w:b/>
+          <w:color w:val="1A1A1A"/>
+          <w:sz w:val="22"/>
+          <w:szCs w:val="22"/>
+        </w:rPr>
+        <w:t>Ajustar ritmo o fecha</w:t>
+      </w:r>
+      <w:r>
+        <w:rPr>
+          <w:rFonts w:ascii="Calibri" w:cs="Calibri" w:eastAsia="Calibri" w:hAnsi="Calibri"/>
+          <w:b w:val="0"/>
+          <w:color w:val="1A1A1A"/>
+          <w:sz w:val="22"/>
+          <w:szCs w:val="22"/>
+        </w:rPr>
+        <w:t xml:space="preserve"> abre el planificador. Más abajo, </w:t>
+      </w:r>
+      <w:r>
+        <w:rPr>
+          <w:rFonts w:ascii="Calibri" w:cs="Calibri" w:eastAsia="Calibri" w:hAnsi="Calibri"/>
+          <w:b/>
+          <w:color w:val="1A1A1A"/>
+          <w:sz w:val="22"/>
+          <w:szCs w:val="22"/>
+        </w:rPr>
+        <w:t>Esta semana</w:t>
+      </w:r>
+      <w:r>
+        <w:rPr>
+          <w:rFonts w:ascii="Calibri" w:cs="Calibri" w:eastAsia="Calibri" w:hAnsi="Calibri"/>
+          <w:b w:val="0"/>
+          <w:color w:val="1A1A1A"/>
+          <w:sz w:val="22"/>
+          <w:szCs w:val="22"/>
+        </w:rPr>
+        <w:t xml:space="preserve"> compara tu ritmo reciente con el previsto. Es una lectura orientativa —lo que haya que cambiar te lo propone la revisión semanal— y mientras la fase calibra o está en pausa las barras van en gris, sin veredicto.</w:t>
+      </w:r>
+    </w:p>
+    <w:p>
+      <w:pPr>
+        <w:pStyle w:val="ListParagraph"/>
+        <w:numPr>
+          <w:ilvl w:val="0"/>
+          <w:numId w:val="2"/>
+        </w:numPr>
+        <w:spacing w:after="100" w:line="276"/>
+      </w:pPr>
+      <w:r>
+        <w:rPr>
+          <w:rFonts w:ascii="Calibri" w:cs="Calibri" w:eastAsia="Calibri" w:hAnsi="Calibri"/>
+          <w:b/>
+          <w:color w:val="1A1A1A"/>
+          <w:sz w:val="22"/>
+          <w:szCs w:val="22"/>
+        </w:rPr>
+        <w:t>Evolución · Composición corporal:</w:t>
+      </w:r>
+      <w:r>
+        <w:rPr>
+          <w:rFonts w:ascii="Calibri" w:cs="Calibri" w:eastAsia="Calibri" w:hAnsi="Calibri"/>
+          <w:b w:val="0"/>
+          <w:color w:val="1A1A1A"/>
+          <w:sz w:val="22"/>
+          <w:szCs w:val="22"/>
+        </w:rPr>
+        <w:t xml:space="preserve"> las gráficas de masa libre de grasa y de % graso, estimadas desde tu tendencia de peso y tu % de grasa estimado —no son mediciones—, con tus mediciones reales y la proyección. Si aún no tienes estimación de % graso, la sección te ofrece </w:t>
+      </w:r>
+      <w:r>
+        <w:rPr>
+          <w:rFonts w:ascii="Calibri" w:cs="Calibri" w:eastAsia="Calibri" w:hAnsi="Calibri"/>
+          <w:b/>
+          <w:color w:val="1A1A1A"/>
+          <w:sz w:val="22"/>
+          <w:szCs w:val="22"/>
+        </w:rPr>
+        <w:t>Calcular mi % de grasa</w:t>
+      </w:r>
+      <w:r>
+        <w:rPr>
+          <w:rFonts w:ascii="Calibri" w:cs="Calibri" w:eastAsia="Calibri" w:hAnsi="Calibri"/>
+          <w:b w:val="0"/>
+          <w:color w:val="1A1A1A"/>
+          <w:sz w:val="22"/>
+          <w:szCs w:val="22"/>
+        </w:rPr>
+        <w:t>.</w:t>
+      </w:r>
+    </w:p>
+    <w:p>
+      <w:pPr>
+        <w:pStyle w:val="ListParagraph"/>
+        <w:numPr>
+          <w:ilvl w:val="0"/>
+          <w:numId w:val="2"/>
+        </w:numPr>
+        <w:spacing w:after="100" w:line="276"/>
+      </w:pPr>
+      <w:r>
+        <w:rPr>
+          <w:rFonts w:ascii="Calibri" w:cs="Calibri" w:eastAsia="Calibri" w:hAnsi="Calibri"/>
+          <w:b/>
+          <w:color w:val="1A1A1A"/>
+          <w:sz w:val="22"/>
+          <w:szCs w:val="22"/>
+        </w:rPr>
+        <w:t>Plan · Tu etapa y planificación:</w:t>
+      </w:r>
+      <w:r>
+        <w:rPr>
+          <w:rFonts w:ascii="Calibri" w:cs="Calibri" w:eastAsia="Calibri" w:hAnsi="Calibri"/>
+          <w:b w:val="0"/>
+          <w:color w:val="1A1A1A"/>
+          <w:sz w:val="22"/>
+          <w:szCs w:val="22"/>
+        </w:rPr>
+        <w:t xml:space="preserve"> arriba, si toca, el aviso para volver a estimar tu % de grasa. Después, la tarjeta de la etapa, con la insignia Calibrado o Calibrando, la semana del bloque y hasta cuándo dura, y una tabla con peso, % graso y masa magra en tres columnas: </w:t>
+      </w:r>
+      <w:r>
+        <w:rPr>
+          <w:rFonts w:ascii="Calibri" w:cs="Calibri" w:eastAsia="Calibri" w:hAnsi="Calibri"/>
+          <w:b/>
+          <w:color w:val="1A1A1A"/>
+          <w:sz w:val="22"/>
+          <w:szCs w:val="22"/>
+        </w:rPr>
+        <w:t>Inicio</w:t>
+      </w:r>
+      <w:r>
+        <w:rPr>
+          <w:rFonts w:ascii="Calibri" w:cs="Calibri" w:eastAsia="Calibri" w:hAnsi="Calibri"/>
+          <w:b w:val="0"/>
+          <w:color w:val="1A1A1A"/>
+          <w:sz w:val="22"/>
+          <w:szCs w:val="22"/>
+        </w:rPr>
+        <w:t xml:space="preserve"> (lo pactado al empezar la fase, que no se mueve), </w:t>
+      </w:r>
+      <w:r>
+        <w:rPr>
+          <w:rFonts w:ascii="Calibri" w:cs="Calibri" w:eastAsia="Calibri" w:hAnsi="Calibri"/>
+          <w:b/>
+          <w:color w:val="1A1A1A"/>
+          <w:sz w:val="22"/>
+          <w:szCs w:val="22"/>
+        </w:rPr>
+        <w:t>Hoy</w:t>
+      </w:r>
+      <w:r>
+        <w:rPr>
+          <w:rFonts w:ascii="Calibri" w:cs="Calibri" w:eastAsia="Calibri" w:hAnsi="Calibri"/>
+          <w:b w:val="0"/>
+          <w:color w:val="1A1A1A"/>
+          <w:sz w:val="22"/>
+          <w:szCs w:val="22"/>
+        </w:rPr>
+        <w:t xml:space="preserve"> y </w:t>
+      </w:r>
+      <w:r>
+        <w:rPr>
+          <w:rFonts w:ascii="Calibri" w:cs="Calibri" w:eastAsia="Calibri" w:hAnsi="Calibri"/>
+          <w:b/>
+          <w:color w:val="1A1A1A"/>
+          <w:sz w:val="22"/>
+          <w:szCs w:val="22"/>
+        </w:rPr>
+        <w:t>Objetivo</w:t>
+      </w:r>
+      <w:r>
+        <w:rPr>
+          <w:rFonts w:ascii="Calibri" w:cs="Calibri" w:eastAsia="Calibri" w:hAnsi="Calibri"/>
+          <w:b w:val="0"/>
+          <w:color w:val="1A1A1A"/>
+          <w:sz w:val="22"/>
+          <w:szCs w:val="22"/>
+        </w:rPr>
+        <w:t xml:space="preserve">. Si tu meta o su fecha han cambiado desde entonces, la tarjeta lo dice («Al empezar, tu meta era… Ahora es…»). Y la tarjeta </w:t>
+      </w:r>
+      <w:r>
+        <w:rPr>
+          <w:rFonts w:ascii="Calibri" w:cs="Calibri" w:eastAsia="Calibri" w:hAnsi="Calibri"/>
+          <w:b/>
+          <w:color w:val="1A1A1A"/>
+          <w:sz w:val="22"/>
+          <w:szCs w:val="22"/>
+        </w:rPr>
+        <w:t>Temporada</w:t>
+      </w:r>
+      <w:r>
+        <w:rPr>
+          <w:rFonts w:ascii="Calibri" w:cs="Calibri" w:eastAsia="Calibri" w:hAnsi="Calibri"/>
+          <w:b w:val="0"/>
+          <w:color w:val="1A1A1A"/>
+          <w:sz w:val="22"/>
+          <w:szCs w:val="22"/>
+        </w:rPr>
+        <w:t>, una barra de bloques proporcional al calendario que abre el planificador.</w:t>
+      </w:r>
+    </w:p>
+    <w:p>
+      <w:pPr>
+        <w:pStyle w:val="ListParagraph"/>
+        <w:numPr>
+          <w:ilvl w:val="0"/>
+          <w:numId w:val="2"/>
+        </w:numPr>
+        <w:spacing w:after="100" w:line="276"/>
+      </w:pPr>
+      <w:r>
+        <w:rPr>
+          <w:rFonts w:ascii="Calibri" w:cs="Calibri" w:eastAsia="Calibri" w:hAnsi="Calibri"/>
+          <w:b/>
+          <w:color w:val="1A1A1A"/>
+          <w:sz w:val="22"/>
+          <w:szCs w:val="22"/>
+        </w:rPr>
+        <w:t>Plan · Detalles e historial:</w:t>
+      </w:r>
+      <w:r>
+        <w:rPr>
+          <w:rFonts w:ascii="Calibri" w:cs="Calibri" w:eastAsia="Calibri" w:hAnsi="Calibri"/>
+          <w:b w:val="0"/>
           <w:color w:val="1A1A1A"/>
           <w:sz w:val="22"/>
           <w:szCs w:val="22"/>
@@ -14132,16 +15725,16 @@
         <w:rPr>
           <w:rFonts w:ascii="Calibri" w:cs="Calibri" w:eastAsia="Calibri" w:hAnsi="Calibri"/>
           <w:b/>
-          <w:bCs/>
-          <w:color w:val="1A1A1A"/>
-          <w:sz w:val="22"/>
-          <w:szCs w:val="22"/>
-        </w:rPr>
-        <w:t xml:space="preserve">Índice de gestión:</w:t>
-      </w:r>
-      <w:r>
-        <w:rPr>
-          <w:rFonts w:ascii="Calibri" w:cs="Calibri" w:eastAsia="Calibri" w:hAnsi="Calibri"/>
+          <w:color w:val="1A1A1A"/>
+          <w:sz w:val="22"/>
+          <w:szCs w:val="22"/>
+        </w:rPr>
+        <w:t>Plan · Índice de gestión:</w:t>
+      </w:r>
+      <w:r>
+        <w:rPr>
+          <w:rFonts w:ascii="Calibri" w:cs="Calibri" w:eastAsia="Calibri" w:hAnsi="Calibri"/>
+          <w:b w:val="0"/>
           <w:color w:val="1A1A1A"/>
           <w:sz w:val="22"/>
           <w:szCs w:val="22"/>
@@ -15043,16 +16636,16 @@
         <w:rPr>
           <w:rFonts w:ascii="Calibri" w:cs="Calibri" w:eastAsia="Calibri" w:hAnsi="Calibri"/>
           <w:b/>
-          <w:bCs/>
-          <w:color w:val="1A1A1A"/>
-          <w:sz w:val="22"/>
-          <w:szCs w:val="22"/>
-        </w:rPr>
-        <w:t xml:space="preserve">Tu gasto estimado</w:t>
-      </w:r>
-      <w:r>
-        <w:rPr>
-          <w:rFonts w:ascii="Calibri" w:cs="Calibri" w:eastAsia="Calibri" w:hAnsi="Calibri"/>
+          <w:color w:val="1A1A1A"/>
+          <w:sz w:val="22"/>
+          <w:szCs w:val="22"/>
+        </w:rPr>
+        <w:t>Tu gasto estimado</w:t>
+      </w:r>
+      <w:r>
+        <w:rPr>
+          <w:rFonts w:ascii="Calibri" w:cs="Calibri" w:eastAsia="Calibri" w:hAnsi="Calibri"/>
+          <w:b w:val="0"/>
           <w:color w:val="1A1A1A"/>
           <w:sz w:val="22"/>
           <w:szCs w:val="22"/>
@@ -15063,41 +16656,41 @@
         <w:rPr>
           <w:rFonts w:ascii="Calibri" w:cs="Calibri" w:eastAsia="Calibri" w:hAnsi="Calibri"/>
           <w:b/>
-          <w:bCs/>
-          <w:color w:val="1A1A1A"/>
-          <w:sz w:val="22"/>
-          <w:szCs w:val="22"/>
-        </w:rPr>
-        <w:t xml:space="preserve">¿Cómo es tu trabajo?</w:t>
-      </w:r>
-      <w:r>
-        <w:rPr>
-          <w:rFonts w:ascii="Calibri" w:cs="Calibri" w:eastAsia="Calibri" w:hAnsi="Calibri"/>
-          <w:color w:val="1A1A1A"/>
-          <w:sz w:val="22"/>
-          <w:szCs w:val="22"/>
-        </w:rPr>
-        <w:t xml:space="preserve"> (sentado, de pie o físico). No mueve tu objetivo. Con un objetivo de calorías mantenido el tiempo suficiente, la tarjeta Cómo vas te pregunta si lo has seguido (Sí, más o menos · No lo seguí · No lo sé); si dices que sí, aparece la </w:t>
-      </w:r>
-      <w:r>
-        <w:rPr>
-          <w:rFonts w:ascii="Calibri" w:cs="Calibri" w:eastAsia="Calibri" w:hAnsi="Calibri"/>
-          <w:b/>
-          <w:bCs/>
-          <w:color w:val="1A1A1A"/>
-          <w:sz w:val="22"/>
-          <w:szCs w:val="22"/>
-        </w:rPr>
-        <w:t xml:space="preserve">Estimación según tu pauta y tu peso</w:t>
-      </w:r>
-      <w:r>
-        <w:rPr>
-          <w:rFonts w:ascii="Calibri" w:cs="Calibri" w:eastAsia="Calibri" w:hAnsi="Calibri"/>
-          <w:color w:val="1A1A1A"/>
-          <w:sz w:val="22"/>
-          <w:szCs w:val="22"/>
-        </w:rPr>
-        <w:t xml:space="preserve">: lo que tu báscula dice que gastas, si seguiste tu objetivo como nos dijiste. La respuesta solo sirve para esa estimación y no hace falta haberlo cumplido al detalle. Siguiendo la alimentación habitual no se estima, porque la app no sabe cuánto comes.</w:t>
+          <w:color w:val="1A1A1A"/>
+          <w:sz w:val="22"/>
+          <w:szCs w:val="22"/>
+        </w:rPr>
+        <w:t>¿Cómo es tu trabajo?</w:t>
+      </w:r>
+      <w:r>
+        <w:rPr>
+          <w:rFonts w:ascii="Calibri" w:cs="Calibri" w:eastAsia="Calibri" w:hAnsi="Calibri"/>
+          <w:b w:val="0"/>
+          <w:color w:val="1A1A1A"/>
+          <w:sz w:val="22"/>
+          <w:szCs w:val="22"/>
+        </w:rPr>
+        <w:t xml:space="preserve"> (sentado, de pie o físico). No mueve tu objetivo. Con un objetivo de calorías mantenido el tiempo suficiente, la sección Hoy te pregunta si lo has seguido (Sí, más o menos · No lo seguí · No lo sé); si dices que sí, aparece la </w:t>
+      </w:r>
+      <w:r>
+        <w:rPr>
+          <w:rFonts w:ascii="Calibri" w:cs="Calibri" w:eastAsia="Calibri" w:hAnsi="Calibri"/>
+          <w:b/>
+          <w:color w:val="1A1A1A"/>
+          <w:sz w:val="22"/>
+          <w:szCs w:val="22"/>
+        </w:rPr>
+        <w:t>Estimación según tu pauta y tu peso</w:t>
+      </w:r>
+      <w:r>
+        <w:rPr>
+          <w:rFonts w:ascii="Calibri" w:cs="Calibri" w:eastAsia="Calibri" w:hAnsi="Calibri"/>
+          <w:b w:val="0"/>
+          <w:color w:val="1A1A1A"/>
+          <w:sz w:val="22"/>
+          <w:szCs w:val="22"/>
+        </w:rPr>
+        <w:t>: lo que tu báscula dice que gastas, si seguiste tu objetivo como nos dijiste. La respuesta solo sirve para esa estimación y para marcar en la gráfica de Evolución los periodos que no seguiste, y no hace falta haberlo cumplido al detalle. Siguiendo la alimentación habitual no se estima, porque la app no sabe cuánto comes.</w:t>
       </w:r>
     </w:p>
     <w:p>
@@ -16382,12 +17975,11 @@
         <w:rPr>
           <w:rFonts w:ascii="Calibri" w:cs="Calibri" w:eastAsia="Calibri" w:hAnsi="Calibri"/>
           <w:b w:val="0"/>
-          <w:bCs w:val="false"/>
-          <w:color w:val="1A1A1A"/>
-          <w:sz w:val="22"/>
-          <w:szCs w:val="22"/>
-        </w:rPr>
-        <w:t>Mientras la fase calibra no hay revisión que enseñar, así que el aviso no suena: su primera cita se corre hasta la primera semana en la que ya pueda haber recomendación.</w:t>
+          <w:color w:val="1A1A1A"/>
+          <w:sz w:val="22"/>
+          <w:szCs w:val="22"/>
+        </w:rPr>
+        <w:t>El aviso solo suena cuando ya puede haber una revisión que mirar: mientras la fase calibra —también si la calibración se alarga porque faltan pesajes—, mientras está en pausa y al volver de una pausa, su cita se corre hasta la primera semana en la que ya pueda haber recomendación. Cada pesaje vuelve a calcular esa fecha.</w:t>
       </w:r>
     </w:p>
     <w:p>
@@ -16850,23 +18442,51 @@
         <w:rPr>
           <w:rFonts w:ascii="Calibri" w:cs="Calibri" w:eastAsia="Calibri" w:hAnsi="Calibri"/>
           <w:b/>
-          <w:bCs/>
-          <w:color w:val="1A1A1A"/>
-          <w:sz w:val="22"/>
-          <w:szCs w:val="22"/>
-        </w:rPr>
-        <w:t xml:space="preserve">Evolución corporal</w:t>
-      </w:r>
-      <w:r>
-        <w:rPr>
-          <w:rFonts w:ascii="Calibri" w:cs="Calibri" w:eastAsia="Calibri" w:hAnsi="Calibri"/>
-          <w:b w:val="false"/>
-          <w:bCs w:val="false"/>
-          <w:color w:val="1A1A1A"/>
-          <w:sz w:val="22"/>
-          <w:szCs w:val="22"/>
-        </w:rPr>
-        <w:t xml:space="preserve"> (PRO): desde el comparador de fotos, una imagen con tus dos fotos —lado a lado, con cortina o superpuestas, tal como las estés viendo— y los números que las explican: días transcurridos, peso y contornos.</w:t>
+          <w:color w:val="1A1A1A"/>
+          <w:sz w:val="22"/>
+          <w:szCs w:val="22"/>
+        </w:rPr>
+        <w:t>Evolución corporal</w:t>
+      </w:r>
+      <w:r>
+        <w:rPr>
+          <w:rFonts w:ascii="Calibri" w:cs="Calibri" w:eastAsia="Calibri" w:hAnsi="Calibri"/>
+          <w:b w:val="0"/>
+          <w:color w:val="1A1A1A"/>
+          <w:sz w:val="22"/>
+          <w:szCs w:val="22"/>
+        </w:rPr>
+        <w:t xml:space="preserve"> (PRO): desde el comparador de fotos, una imagen con tus dos fotos tal y como las estés viendo —lado a lado, con cortina o superpuestas, con su encuadre, con la luz igualada o en blanco y negro— y los números que las explican: días transcurridos, peso y contornos.</w:t>
+      </w:r>
+    </w:p>
+    <w:p>
+      <w:pPr>
+        <w:pStyle w:val="ListParagraph"/>
+        <w:numPr>
+          <w:ilvl w:val="0"/>
+          <w:numId w:val="2"/>
+        </w:numPr>
+        <w:spacing w:after="100" w:line="276"/>
+      </w:pPr>
+      <w:r>
+        <w:rPr>
+          <w:rFonts w:ascii="Calibri" w:cs="Calibri" w:eastAsia="Calibri" w:hAnsi="Calibri"/>
+          <w:b/>
+          <w:color w:val="1A1A1A"/>
+          <w:sz w:val="22"/>
+          <w:szCs w:val="22"/>
+        </w:rPr>
+        <w:t>Vídeo de progreso</w:t>
+      </w:r>
+      <w:r>
+        <w:rPr>
+          <w:rFonts w:ascii="Calibri" w:cs="Calibri" w:eastAsia="Calibri" w:hAnsi="Calibri"/>
+          <w:b w:val="0"/>
+          <w:color w:val="1A1A1A"/>
+          <w:sz w:val="22"/>
+          <w:szCs w:val="22"/>
+        </w:rPr>
+        <w:t xml:space="preserve"> (PRO): desde Tu cuerpo o desde el comparador, un vídeo con tus fotos de una pose, una tras otra y con la misma luz, listo para el menú de compartir del móvil (sección 15).</w:t>
       </w:r>
     </w:p>
     <w:p>
@@ -16910,12 +18530,11 @@
         <w:rPr>
           <w:rFonts w:ascii="Calibri" w:cs="Calibri" w:eastAsia="Calibri" w:hAnsi="Calibri"/>
           <w:b/>
-          <w:bCs/>
           <w:color w:val="7CB518"/>
           <w:sz w:val="30"/>
           <w:szCs w:val="30"/>
         </w:rPr>
-        <w:t xml:space="preserve">19. Copia de seguridad y TrueLift Coach</w:t>
+        <w:t>19. Copia de seguridad y TrueLift Escritorio</w:t>
       </w:r>
     </w:p>
     <w:p>
@@ -17048,8 +18667,7 @@
       <w:r>
         <w:rPr>
           <w:rFonts w:ascii="Calibri" w:cs="Calibri" w:eastAsia="Calibri" w:hAnsi="Calibri"/>
-          <w:b w:val="false"/>
-          <w:bCs w:val="false"/>
+          <w:b w:val="0"/>
           <w:color w:val="1A1A1A"/>
           <w:sz w:val="22"/>
           <w:szCs w:val="22"/>
@@ -17060,23 +18678,21 @@
         <w:rPr>
           <w:rFonts w:ascii="Calibri" w:cs="Calibri" w:eastAsia="Calibri" w:hAnsi="Calibri"/>
           <w:b/>
-          <w:bCs/>
-          <w:color w:val="1A1A1A"/>
-          <w:sz w:val="22"/>
-          <w:szCs w:val="22"/>
-        </w:rPr>
-        <w:t xml:space="preserve">TrueLift Coach</w:t>
-      </w:r>
-      <w:r>
-        <w:rPr>
-          <w:rFonts w:ascii="Calibri" w:cs="Calibri" w:eastAsia="Calibri" w:hAnsi="Calibri"/>
-          <w:b w:val="false"/>
-          <w:bCs w:val="false"/>
-          <w:color w:val="1A1A1A"/>
-          <w:sz w:val="22"/>
-          <w:szCs w:val="22"/>
-        </w:rPr>
-        <w:t xml:space="preserve"> (truelift.es/coach/), la app de escritorio con la que revisas tus métricas y editas tus rutinas en el ordenador. El enlace está en la pantalla TrueLift PRO y al final del informe mensual.</w:t>
+          <w:color w:val="1A1A1A"/>
+          <w:sz w:val="22"/>
+          <w:szCs w:val="22"/>
+        </w:rPr>
+        <w:t>TrueLift Escritorio</w:t>
+      </w:r>
+      <w:r>
+        <w:rPr>
+          <w:rFonts w:ascii="Calibri" w:cs="Calibri" w:eastAsia="Calibri" w:hAnsi="Calibri"/>
+          <w:b w:val="0"/>
+          <w:color w:val="1A1A1A"/>
+          <w:sz w:val="22"/>
+          <w:szCs w:val="22"/>
+        </w:rPr>
+        <w:t xml:space="preserve"> (truelift.es/escritorio/), la versión de TrueLift para el ordenador. Importas tu copia desde el navegador y ves tus métricas en grande, tu bloque en una línea de tiempo, un informe del mes para imprimir o guardar en PDF y tu evolución física; si importas también el ZIP de fotos, tus fotos de progreso se ven con el encuadre que hiciste en la app. Todo se queda en tu ordenador. El enlace está en la pantalla TrueLift PRO y al final del informe mensual.</w:t>
       </w:r>
     </w:p>
     <w:p>
@@ -17227,6 +18843,46 @@
     </w:p>
     <w:p>
       <w:pPr>
+        <w:pStyle w:val="ListParagraph"/>
+        <w:numPr>
+          <w:ilvl w:val="0"/>
+          <w:numId w:val="2"/>
+        </w:numPr>
+        <w:spacing w:after="100" w:line="276"/>
+      </w:pPr>
+      <w:r>
+        <w:rPr>
+          <w:rFonts w:ascii="Calibri" w:cs="Calibri" w:eastAsia="Calibri" w:hAnsi="Calibri"/>
+          <w:b w:val="0"/>
+          <w:color w:val="1A1A1A"/>
+          <w:sz w:val="22"/>
+          <w:szCs w:val="22"/>
+        </w:rPr>
+        <w:t xml:space="preserve">Si entrenas en casa con material, elige </w:t>
+      </w:r>
+      <w:r>
+        <w:rPr>
+          <w:rFonts w:ascii="Calibri" w:cs="Calibri" w:eastAsia="Calibri" w:hAnsi="Calibri"/>
+          <w:b/>
+          <w:color w:val="1A1A1A"/>
+          <w:sz w:val="22"/>
+          <w:szCs w:val="22"/>
+        </w:rPr>
+        <w:t>En casa</w:t>
+      </w:r>
+      <w:r>
+        <w:rPr>
+          <w:rFonts w:ascii="Calibri" w:cs="Calibri" w:eastAsia="Calibri" w:hAnsi="Calibri"/>
+          <w:b w:val="0"/>
+          <w:color w:val="1A1A1A"/>
+          <w:sz w:val="22"/>
+          <w:szCs w:val="22"/>
+        </w:rPr>
+        <w:t xml:space="preserve"> en el asistente: la rutina está pensada para ese material.</w:t>
+      </w:r>
+    </w:p>
+    <w:p>
+      <w:pPr>
         <w:pStyle w:val="Heading2"/>
         <w:spacing w:after="140" w:before="240"/>
       </w:pPr>
@@ -17422,13 +19078,12 @@
       <w:r>
         <w:rPr>
           <w:rFonts w:ascii="Calibri" w:cs="Calibri" w:eastAsia="Calibri" w:hAnsi="Calibri"/>
-          <w:b w:val="false"/>
-          <w:bCs w:val="false"/>
-          <w:color w:val="1A1A1A"/>
-          <w:sz w:val="22"/>
-          <w:szCs w:val="22"/>
-        </w:rPr>
-        <w:t xml:space="preserve">Hazte una foto y unas medidas hoy: dentro de tres meses son las que más valen.</w:t>
+          <w:b w:val="0"/>
+          <w:color w:val="1A1A1A"/>
+          <w:sz w:val="22"/>
+          <w:szCs w:val="22"/>
+        </w:rPr>
+        <w:t>Hazte una foto y unas medidas hoy: dentro de tres meses son las que más valen. Encuadra cada foto nueva al añadirla y, cuando tengas varias, júntalas en un vídeo de progreso.</w:t>
       </w:r>
     </w:p>
     <w:p>
@@ -18318,23 +19973,21 @@
         <w:rPr>
           <w:rFonts w:ascii="Calibri" w:cs="Calibri" w:eastAsia="Calibri" w:hAnsi="Calibri"/>
           <w:b/>
-          <w:bCs/>
-          <w:color w:val="1A1A1A"/>
-          <w:sz w:val="22"/>
-          <w:szCs w:val="22"/>
-        </w:rPr>
-        <w:t xml:space="preserve">¿Mis fotos de progreso se suben a algún sitio?</w:t>
-      </w:r>
-      <w:r>
-        <w:rPr>
-          <w:rFonts w:ascii="Calibri" w:cs="Calibri" w:eastAsia="Calibri" w:hAnsi="Calibri"/>
-          <w:b w:val="false"/>
-          <w:bCs w:val="false"/>
-          <w:color w:val="1A1A1A"/>
-          <w:sz w:val="22"/>
-          <w:szCs w:val="22"/>
-        </w:rPr>
-        <w:t xml:space="preserve"> No. Se guardan en el almacenamiento privado de la app en tu móvil, fuera de tu galería, y no salen de ahí. Para llevarlas a otro móvil, expórtalas como ZIP desde Ajustes → Copia de seguridad.</w:t>
+          <w:color w:val="1A1A1A"/>
+          <w:sz w:val="22"/>
+          <w:szCs w:val="22"/>
+        </w:rPr>
+        <w:t>¿Mis fotos de progreso se suben a algún sitio?</w:t>
+      </w:r>
+      <w:r>
+        <w:rPr>
+          <w:rFonts w:ascii="Calibri" w:cs="Calibri" w:eastAsia="Calibri" w:hAnsi="Calibri"/>
+          <w:b w:val="0"/>
+          <w:color w:val="1A1A1A"/>
+          <w:sz w:val="22"/>
+          <w:szCs w:val="22"/>
+        </w:rPr>
+        <w:t xml:space="preserve"> No. Se guardan en el almacenamiento privado de la app en tu móvil, fuera de tu galería, y no salen de ahí. El vídeo de progreso también se crea en el móvil y solo sale si lo compartes. Para llevar las fotos a otro móvil, expórtalas como ZIP desde Ajustes → Copia de seguridad.</w:t>
       </w:r>
     </w:p>
     <w:p>
@@ -18575,45 +20228,41 @@
         <w:rPr>
           <w:rFonts w:ascii="Calibri" w:cs="Calibri" w:eastAsia="Calibri" w:hAnsi="Calibri"/>
           <w:b/>
-          <w:bCs/>
-          <w:color w:val="1A1A1A"/>
-          <w:sz w:val="22"/>
-          <w:szCs w:val="22"/>
-        </w:rPr>
-        <w:t xml:space="preserve">¿Puedo saber cuánto me queda de descanso sin mirar el móvil?</w:t>
-      </w:r>
-      <w:r>
-        <w:rPr>
-          <w:rFonts w:ascii="Calibri" w:cs="Calibri" w:eastAsia="Calibri" w:hAnsi="Calibri"/>
-          <w:b w:val="false"/>
-          <w:bCs w:val="false"/>
-          <w:color w:val="1A1A1A"/>
-          <w:sz w:val="22"/>
-          <w:szCs w:val="22"/>
-        </w:rPr>
-        <w:t xml:space="preserve"> Sí: activa los </w:t>
-      </w:r>
-      <w:r>
-        <w:rPr>
-          <w:rFonts w:ascii="Calibri" w:cs="Calibri" w:eastAsia="Calibri" w:hAnsi="Calibri"/>
-          <w:b/>
-          <w:bCs/>
-          <w:color w:val="1A1A1A"/>
-          <w:sz w:val="22"/>
-          <w:szCs w:val="22"/>
-        </w:rPr>
-        <w:t xml:space="preserve">pitidos de los minutos</w:t>
-      </w:r>
-      <w:r>
-        <w:rPr>
-          <w:rFonts w:ascii="Calibri" w:cs="Calibri" w:eastAsia="Calibri" w:hAnsi="Calibri"/>
-          <w:b w:val="false"/>
-          <w:bCs w:val="false"/>
-          <w:color w:val="1A1A1A"/>
-          <w:sz w:val="22"/>
-          <w:szCs w:val="22"/>
-        </w:rPr>
-        <w:t xml:space="preserve"> en Ajustes → Durante la sesión. Cada minuto entero suena un pitido por cada minuto que queda, y el final lo marca la alarma. Con el móvil bloqueado, la notificación —o la actividad en directo en el iPhone— te dice además el ejercicio y la serie que tocan.</w:t>
+          <w:color w:val="1A1A1A"/>
+          <w:sz w:val="22"/>
+          <w:szCs w:val="22"/>
+        </w:rPr>
+        <w:t>¿Puedo saber cuánto me queda de descanso sin mirar el móvil?</w:t>
+      </w:r>
+      <w:r>
+        <w:rPr>
+          <w:rFonts w:ascii="Calibri" w:cs="Calibri" w:eastAsia="Calibri" w:hAnsi="Calibri"/>
+          <w:b w:val="0"/>
+          <w:color w:val="1A1A1A"/>
+          <w:sz w:val="22"/>
+          <w:szCs w:val="22"/>
+        </w:rPr>
+        <w:t xml:space="preserve"> Sí: deja activados los </w:t>
+      </w:r>
+      <w:r>
+        <w:rPr>
+          <w:rFonts w:ascii="Calibri" w:cs="Calibri" w:eastAsia="Calibri" w:hAnsi="Calibri"/>
+          <w:b/>
+          <w:color w:val="1A1A1A"/>
+          <w:sz w:val="22"/>
+          <w:szCs w:val="22"/>
+        </w:rPr>
+        <w:t>Sonidos del descanso</w:t>
+      </w:r>
+      <w:r>
+        <w:rPr>
+          <w:rFonts w:ascii="Calibri" w:cs="Calibri" w:eastAsia="Calibri" w:hAnsi="Calibri"/>
+          <w:b w:val="0"/>
+          <w:color w:val="1A1A1A"/>
+          <w:sz w:val="22"/>
+          <w:szCs w:val="22"/>
+        </w:rPr>
+        <w:t xml:space="preserve"> en Ajustes → Durante la sesión. Cada minuto entero suena un pitido por cada minuto que queda, y el final lo marca la sirena. Con el móvil bloqueado, la notificación —o la actividad en directo en el iPhone— te dice además el ejercicio y la serie que tocan.</w:t>
       </w:r>
     </w:p>
     <w:p>
@@ -19310,6 +20959,461 @@
           <w:szCs w:val="22"/>
         </w:rPr>
         <w:t xml:space="preserve"> La app funciona igual. Los interruptores que prometen un aviso muestran una línea en ámbar que lo dice —en el iPhone, con un botón para abrir los ajustes— y, cuando vuelvas a permitirlas, los avisos vuelven solos.</w:t>
+      </w:r>
+    </w:p>
+    <w:p>
+      <w:pPr>
+        <w:spacing w:after="160" w:line="276"/>
+      </w:pPr>
+      <w:r>
+        <w:rPr>
+          <w:rFonts w:ascii="Calibri" w:cs="Calibri" w:eastAsia="Calibri" w:hAnsi="Calibri"/>
+          <w:b/>
+          <w:color w:val="1A1A1A"/>
+          <w:sz w:val="22"/>
+          <w:szCs w:val="22"/>
+        </w:rPr>
+        <w:t>¿Puedo entrenar en casa con TrueLift?</w:t>
+      </w:r>
+      <w:r>
+        <w:rPr>
+          <w:rFonts w:ascii="Calibri" w:cs="Calibri" w:eastAsia="Calibri" w:hAnsi="Calibri"/>
+          <w:b w:val="0"/>
+          <w:color w:val="1A1A1A"/>
+          <w:sz w:val="22"/>
+          <w:szCs w:val="22"/>
+        </w:rPr>
+        <w:t xml:space="preserve"> Sí. En el asistente, o en Ajustes → Mi rutina → Dónde entrenas, elige </w:t>
+      </w:r>
+      <w:r>
+        <w:rPr>
+          <w:rFonts w:ascii="Calibri" w:cs="Calibri" w:eastAsia="Calibri" w:hAnsi="Calibri"/>
+          <w:b/>
+          <w:color w:val="1A1A1A"/>
+          <w:sz w:val="22"/>
+          <w:szCs w:val="22"/>
+        </w:rPr>
+        <w:t>En casa</w:t>
+      </w:r>
+      <w:r>
+        <w:rPr>
+          <w:rFonts w:ascii="Calibri" w:cs="Calibri" w:eastAsia="Calibri" w:hAnsi="Calibri"/>
+          <w:b w:val="0"/>
+          <w:color w:val="1A1A1A"/>
+          <w:sz w:val="22"/>
+          <w:szCs w:val="22"/>
+        </w:rPr>
+        <w:t>: la rutina gratuita es de 3 o 4 días con barra, discos, rack con seguros, banco inclinable, mancuernas y barra de dominadas. Las Rutinas PRO tienen además su propio apartado de casa.</w:t>
+      </w:r>
+    </w:p>
+    <w:p>
+      <w:pPr>
+        <w:spacing w:after="160" w:line="276"/>
+      </w:pPr>
+      <w:r>
+        <w:rPr>
+          <w:rFonts w:ascii="Calibri" w:cs="Calibri" w:eastAsia="Calibri" w:hAnsi="Calibri"/>
+          <w:b/>
+          <w:color w:val="1A1A1A"/>
+          <w:sz w:val="22"/>
+          <w:szCs w:val="22"/>
+        </w:rPr>
+        <w:t>¿Hay modo claro?</w:t>
+      </w:r>
+      <w:r>
+        <w:rPr>
+          <w:rFonts w:ascii="Calibri" w:cs="Calibri" w:eastAsia="Calibri" w:hAnsi="Calibri"/>
+          <w:b w:val="0"/>
+          <w:color w:val="1A1A1A"/>
+          <w:sz w:val="22"/>
+          <w:szCs w:val="22"/>
+        </w:rPr>
+        <w:t xml:space="preserve"> Sí: Ajustes → Idioma y presentación → Tema → Claro. Las imágenes para compartir mantienen el fondo oscuro.</w:t>
+      </w:r>
+    </w:p>
+    <w:p>
+      <w:pPr>
+        <w:spacing w:after="160" w:line="276"/>
+      </w:pPr>
+      <w:r>
+        <w:rPr>
+          <w:rFonts w:ascii="Calibri" w:cs="Calibri" w:eastAsia="Calibri" w:hAnsi="Calibri"/>
+          <w:b/>
+          <w:color w:val="1A1A1A"/>
+          <w:sz w:val="22"/>
+          <w:szCs w:val="22"/>
+        </w:rPr>
+        <w:t>¿Puedo ver cómo será la app con unas semanas de datos?</w:t>
+      </w:r>
+      <w:r>
+        <w:rPr>
+          <w:rFonts w:ascii="Calibri" w:cs="Calibri" w:eastAsia="Calibri" w:hAnsi="Calibri"/>
+          <w:b w:val="0"/>
+          <w:color w:val="1A1A1A"/>
+          <w:sz w:val="22"/>
+          <w:szCs w:val="22"/>
+        </w:rPr>
+        <w:t xml:space="preserve"> Sí, con el modo DEMO: se ofrece al terminar el asistente y está siempre en Ajustes → Idioma y presentación → Ver la demo. Sales con </w:t>
+      </w:r>
+      <w:r>
+        <w:rPr>
+          <w:rFonts w:ascii="Calibri" w:cs="Calibri" w:eastAsia="Calibri" w:hAnsi="Calibri"/>
+          <w:b/>
+          <w:color w:val="1A1A1A"/>
+          <w:sz w:val="22"/>
+          <w:szCs w:val="22"/>
+        </w:rPr>
+        <w:t>DEMO · Salir</w:t>
+      </w:r>
+      <w:r>
+        <w:rPr>
+          <w:rFonts w:ascii="Calibri" w:cs="Calibri" w:eastAsia="Calibri" w:hAnsi="Calibri"/>
+          <w:b w:val="0"/>
+          <w:color w:val="1A1A1A"/>
+          <w:sz w:val="22"/>
+          <w:szCs w:val="22"/>
+        </w:rPr>
+        <w:t xml:space="preserve"> y tus datos quedan tal cual.</w:t>
+      </w:r>
+    </w:p>
+    <w:p>
+      <w:pPr>
+        <w:spacing w:after="160" w:line="276"/>
+      </w:pPr>
+      <w:r>
+        <w:rPr>
+          <w:rFonts w:ascii="Calibri" w:cs="Calibri" w:eastAsia="Calibri" w:hAnsi="Calibri"/>
+          <w:b/>
+          <w:color w:val="1A1A1A"/>
+          <w:sz w:val="22"/>
+          <w:szCs w:val="22"/>
+        </w:rPr>
+        <w:t>¿Qué significa el icono del reloj de arriba?</w:t>
+      </w:r>
+      <w:r>
+        <w:rPr>
+          <w:rFonts w:ascii="Calibri" w:cs="Calibri" w:eastAsia="Calibri" w:hAnsi="Calibri"/>
+          <w:b w:val="0"/>
+          <w:color w:val="1A1A1A"/>
+          <w:sz w:val="22"/>
+          <w:szCs w:val="22"/>
+        </w:rPr>
+        <w:t xml:space="preserve"> Si llegan los datos de tu reloj conectado: verde, hoy ya ha llegado algo; ámbar, llegó hace poco pero hoy todavía no (suele bastar con abrir la app del reloj); gris tachado, no llega nada. Al tocarlo ves la última lectura y por qué no llega nada.</w:t>
+      </w:r>
+    </w:p>
+    <w:p>
+      <w:pPr>
+        <w:spacing w:after="160" w:line="276"/>
+      </w:pPr>
+      <w:r>
+        <w:rPr>
+          <w:rFonts w:ascii="Calibri" w:cs="Calibri" w:eastAsia="Calibri" w:hAnsi="Calibri"/>
+          <w:b/>
+          <w:color w:val="1A1A1A"/>
+          <w:sz w:val="22"/>
+          <w:szCs w:val="22"/>
+        </w:rPr>
+        <w:t>Mis fotos están hechas a distinta distancia y no se pueden comparar.</w:t>
+      </w:r>
+      <w:r>
+        <w:rPr>
+          <w:rFonts w:ascii="Calibri" w:cs="Calibri" w:eastAsia="Calibri" w:hAnsi="Calibri"/>
+          <w:b w:val="0"/>
+          <w:color w:val="1A1A1A"/>
+          <w:sz w:val="22"/>
+          <w:szCs w:val="22"/>
+        </w:rPr>
+        <w:t xml:space="preserve"> Encuádralas: en el visor o en el comparador, </w:t>
+      </w:r>
+      <w:r>
+        <w:rPr>
+          <w:rFonts w:ascii="Calibri" w:cs="Calibri" w:eastAsia="Calibri" w:hAnsi="Calibri"/>
+          <w:b/>
+          <w:color w:val="1A1A1A"/>
+          <w:sz w:val="22"/>
+          <w:szCs w:val="22"/>
+        </w:rPr>
+        <w:t>Encuadrar</w:t>
+      </w:r>
+      <w:r>
+        <w:rPr>
+          <w:rFonts w:ascii="Calibri" w:cs="Calibri" w:eastAsia="Calibri" w:hAnsi="Calibri"/>
+          <w:b w:val="0"/>
+          <w:color w:val="1A1A1A"/>
+          <w:sz w:val="22"/>
+          <w:szCs w:val="22"/>
+        </w:rPr>
+        <w:t xml:space="preserve"> te deja acercar, mover, enderezar o dar la vuelta a una foto con la otra de fondo. La original no cambia y el encuadre se ve ya en toda la app.</w:t>
+      </w:r>
+    </w:p>
+    <w:p>
+      <w:pPr>
+        <w:spacing w:after="160" w:line="276"/>
+      </w:pPr>
+      <w:r>
+        <w:rPr>
+          <w:rFonts w:ascii="Calibri" w:cs="Calibri" w:eastAsia="Calibri" w:hAnsi="Calibri"/>
+          <w:b/>
+          <w:color w:val="1A1A1A"/>
+          <w:sz w:val="22"/>
+          <w:szCs w:val="22"/>
+        </w:rPr>
+        <w:t>Una foto salió más oscura que la otra.</w:t>
+      </w:r>
+      <w:r>
+        <w:rPr>
+          <w:rFonts w:ascii="Calibri" w:cs="Calibri" w:eastAsia="Calibri" w:hAnsi="Calibri"/>
+          <w:b w:val="0"/>
+          <w:color w:val="1A1A1A"/>
+          <w:sz w:val="22"/>
+          <w:szCs w:val="22"/>
+        </w:rPr>
+        <w:t xml:space="preserve"> En el comparador, deja activado </w:t>
+      </w:r>
+      <w:r>
+        <w:rPr>
+          <w:rFonts w:ascii="Calibri" w:cs="Calibri" w:eastAsia="Calibri" w:hAnsi="Calibri"/>
+          <w:b/>
+          <w:color w:val="1A1A1A"/>
+          <w:sz w:val="22"/>
+          <w:szCs w:val="22"/>
+        </w:rPr>
+        <w:t>Igualar luz</w:t>
+      </w:r>
+      <w:r>
+        <w:rPr>
+          <w:rFonts w:ascii="Calibri" w:cs="Calibri" w:eastAsia="Calibri" w:hAnsi="Calibri"/>
+          <w:b w:val="0"/>
+          <w:color w:val="1A1A1A"/>
+          <w:sz w:val="22"/>
+          <w:szCs w:val="22"/>
+        </w:rPr>
+        <w:t xml:space="preserve"> (en Ajustes): la más reciente se ve con la luz y el color de la más antigua. Para la próxima, al añadir una foto la app te avisa si ha salido oscura, con demasiada luz o movida.</w:t>
+      </w:r>
+    </w:p>
+    <w:p>
+      <w:pPr>
+        <w:spacing w:after="160" w:line="276"/>
+      </w:pPr>
+      <w:r>
+        <w:rPr>
+          <w:rFonts w:ascii="Calibri" w:cs="Calibri" w:eastAsia="Calibri" w:hAnsi="Calibri"/>
+          <w:b/>
+          <w:color w:val="1A1A1A"/>
+          <w:sz w:val="22"/>
+          <w:szCs w:val="22"/>
+        </w:rPr>
+        <w:t>¿Cómo hago un vídeo con mis fotos?</w:t>
+      </w:r>
+      <w:r>
+        <w:rPr>
+          <w:rFonts w:ascii="Calibri" w:cs="Calibri" w:eastAsia="Calibri" w:hAnsi="Calibri"/>
+          <w:b w:val="0"/>
+          <w:color w:val="1A1A1A"/>
+          <w:sz w:val="22"/>
+          <w:szCs w:val="22"/>
+        </w:rPr>
+        <w:t xml:space="preserve"> Con PRO, en Progreso → Resumen → Tu cuerpo → </w:t>
+      </w:r>
+      <w:r>
+        <w:rPr>
+          <w:rFonts w:ascii="Calibri" w:cs="Calibri" w:eastAsia="Calibri" w:hAnsi="Calibri"/>
+          <w:b/>
+          <w:color w:val="1A1A1A"/>
+          <w:sz w:val="22"/>
+          <w:szCs w:val="22"/>
+        </w:rPr>
+        <w:t>Vídeo de progreso</w:t>
+      </w:r>
+      <w:r>
+        <w:rPr>
+          <w:rFonts w:ascii="Calibri" w:cs="Calibri" w:eastAsia="Calibri" w:hAnsi="Calibri"/>
+          <w:b w:val="0"/>
+          <w:color w:val="1A1A1A"/>
+          <w:sz w:val="22"/>
+          <w:szCs w:val="22"/>
+        </w:rPr>
+        <w:t xml:space="preserve">, o con el icono de vídeo del comparador. Elige la pose, el formato y los tiempos, quita las fotos que no quieras y pulsa </w:t>
+      </w:r>
+      <w:r>
+        <w:rPr>
+          <w:rFonts w:ascii="Calibri" w:cs="Calibri" w:eastAsia="Calibri" w:hAnsi="Calibri"/>
+          <w:b/>
+          <w:color w:val="1A1A1A"/>
+          <w:sz w:val="22"/>
+          <w:szCs w:val="22"/>
+        </w:rPr>
+        <w:t>Crear y compartir</w:t>
+      </w:r>
+      <w:r>
+        <w:rPr>
+          <w:rFonts w:ascii="Calibri" w:cs="Calibri" w:eastAsia="Calibri" w:hAnsi="Calibri"/>
+          <w:b w:val="0"/>
+          <w:color w:val="1A1A1A"/>
+          <w:sz w:val="22"/>
+          <w:szCs w:val="22"/>
+        </w:rPr>
+        <w:t>.</w:t>
+      </w:r>
+    </w:p>
+    <w:p>
+      <w:pPr>
+        <w:spacing w:after="160" w:line="276"/>
+      </w:pPr>
+      <w:r>
+        <w:rPr>
+          <w:rFonts w:ascii="Calibri" w:cs="Calibri" w:eastAsia="Calibri" w:hAnsi="Calibri"/>
+          <w:b/>
+          <w:color w:val="1A1A1A"/>
+          <w:sz w:val="22"/>
+          <w:szCs w:val="22"/>
+        </w:rPr>
+        <w:t>¿Puedo descansar sin ningún sonido?</w:t>
+      </w:r>
+      <w:r>
+        <w:rPr>
+          <w:rFonts w:ascii="Calibri" w:cs="Calibri" w:eastAsia="Calibri" w:hAnsi="Calibri"/>
+          <w:b w:val="0"/>
+          <w:color w:val="1A1A1A"/>
+          <w:sz w:val="22"/>
+          <w:szCs w:val="22"/>
+        </w:rPr>
+        <w:t xml:space="preserve"> Sí: apaga </w:t>
+      </w:r>
+      <w:r>
+        <w:rPr>
+          <w:rFonts w:ascii="Calibri" w:cs="Calibri" w:eastAsia="Calibri" w:hAnsi="Calibri"/>
+          <w:b/>
+          <w:color w:val="1A1A1A"/>
+          <w:sz w:val="22"/>
+          <w:szCs w:val="22"/>
+        </w:rPr>
+        <w:t>Sonidos del descanso</w:t>
+      </w:r>
+      <w:r>
+        <w:rPr>
+          <w:rFonts w:ascii="Calibri" w:cs="Calibri" w:eastAsia="Calibri" w:hAnsi="Calibri"/>
+          <w:b w:val="0"/>
+          <w:color w:val="1A1A1A"/>
+          <w:sz w:val="22"/>
+          <w:szCs w:val="22"/>
+        </w:rPr>
+        <w:t xml:space="preserve"> en Ajustes → Durante la sesión. No suenan ni los pitidos ni la sirena final; dentro de la app el final del descanso solo vibra.</w:t>
+      </w:r>
+    </w:p>
+    <w:p>
+      <w:pPr>
+        <w:spacing w:after="160" w:line="276"/>
+      </w:pPr>
+      <w:r>
+        <w:rPr>
+          <w:rFonts w:ascii="Calibri" w:cs="Calibri" w:eastAsia="Calibri" w:hAnsi="Calibri"/>
+          <w:b/>
+          <w:color w:val="1A1A1A"/>
+          <w:sz w:val="22"/>
+          <w:szCs w:val="22"/>
+        </w:rPr>
+        <w:t>No encuentro una gráfica de Progreso.</w:t>
+      </w:r>
+      <w:r>
+        <w:rPr>
+          <w:rFonts w:ascii="Calibri" w:cs="Calibri" w:eastAsia="Calibri" w:hAnsi="Calibri"/>
+          <w:b w:val="0"/>
+          <w:color w:val="1A1A1A"/>
+          <w:sz w:val="22"/>
+          <w:szCs w:val="22"/>
+        </w:rPr>
+        <w:t xml:space="preserve"> La pestaña está dividida en Resumen, Ejercicios, Recuperación y Volumen: el rendimiento y tu cuerpo están en Resumen; las marcas, tu nivel y las gráficas de cada ejercicio, en Ejercicios; la VFC, la FC en reposo, los pasos y el cardio, en Recuperación; y el volumen real y el tonelaje, en Volumen.</w:t>
+      </w:r>
+    </w:p>
+    <w:p>
+      <w:pPr>
+        <w:spacing w:after="160" w:line="276"/>
+      </w:pPr>
+      <w:r>
+        <w:rPr>
+          <w:rFonts w:ascii="Calibri" w:cs="Calibri" w:eastAsia="Calibri" w:hAnsi="Calibri"/>
+          <w:b/>
+          <w:color w:val="1A1A1A"/>
+          <w:sz w:val="22"/>
+          <w:szCs w:val="22"/>
+        </w:rPr>
+        <w:t>¿Voy por delante o por detrás de mi plan de peso?</w:t>
+      </w:r>
+      <w:r>
+        <w:rPr>
+          <w:rFonts w:ascii="Calibri" w:cs="Calibri" w:eastAsia="Calibri" w:hAnsi="Calibri"/>
+          <w:b w:val="0"/>
+          <w:color w:val="1A1A1A"/>
+          <w:sz w:val="22"/>
+          <w:szCs w:val="22"/>
+        </w:rPr>
+        <w:t xml:space="preserve"> Míralo en Nutrición → Evolución → Cómo vas: compara dónde estás con lo que pactaste al empezar la fase, con una barra de peso y otra de tiempo, y te dice cuándo llegarás si sigues la pauta desde hoy. Si te has desviado, </w:t>
+      </w:r>
+      <w:r>
+        <w:rPr>
+          <w:rFonts w:ascii="Calibri" w:cs="Calibri" w:eastAsia="Calibri" w:hAnsi="Calibri"/>
+          <w:b/>
+          <w:color w:val="1A1A1A"/>
+          <w:sz w:val="22"/>
+          <w:szCs w:val="22"/>
+        </w:rPr>
+        <w:t>Ajustar ritmo o fecha</w:t>
+      </w:r>
+      <w:r>
+        <w:rPr>
+          <w:rFonts w:ascii="Calibri" w:cs="Calibri" w:eastAsia="Calibri" w:hAnsi="Calibri"/>
+          <w:b w:val="0"/>
+          <w:color w:val="1A1A1A"/>
+          <w:sz w:val="22"/>
+          <w:szCs w:val="22"/>
+        </w:rPr>
+        <w:t xml:space="preserve"> abre el planificador.</w:t>
+      </w:r>
+    </w:p>
+    <w:p>
+      <w:pPr>
+        <w:spacing w:after="160" w:line="276"/>
+      </w:pPr>
+      <w:r>
+        <w:rPr>
+          <w:rFonts w:ascii="Calibri" w:cs="Calibri" w:eastAsia="Calibri" w:hAnsi="Calibri"/>
+          <w:b/>
+          <w:color w:val="1A1A1A"/>
+          <w:sz w:val="22"/>
+          <w:szCs w:val="22"/>
+        </w:rPr>
+        <w:t>¿Dónde está TrueLift Coach?</w:t>
+      </w:r>
+      <w:r>
+        <w:rPr>
+          <w:rFonts w:ascii="Calibri" w:cs="Calibri" w:eastAsia="Calibri" w:hAnsi="Calibri"/>
+          <w:b w:val="0"/>
+          <w:color w:val="1A1A1A"/>
+          <w:sz w:val="22"/>
+          <w:szCs w:val="22"/>
+        </w:rPr>
+        <w:t xml:space="preserve"> Ahora es </w:t>
+      </w:r>
+      <w:r>
+        <w:rPr>
+          <w:rFonts w:ascii="Calibri" w:cs="Calibri" w:eastAsia="Calibri" w:hAnsi="Calibri"/>
+          <w:b/>
+          <w:color w:val="1A1A1A"/>
+          <w:sz w:val="22"/>
+          <w:szCs w:val="22"/>
+        </w:rPr>
+        <w:t>TrueLift Escritorio</w:t>
+      </w:r>
+      <w:r>
+        <w:rPr>
+          <w:rFonts w:ascii="Calibri" w:cs="Calibri" w:eastAsia="Calibri" w:hAnsi="Calibri"/>
+          <w:b w:val="0"/>
+          <w:color w:val="1A1A1A"/>
+          <w:sz w:val="22"/>
+          <w:szCs w:val="22"/>
+        </w:rPr>
+        <w:t>, en truelift.es/escritorio/: abres en el ordenador la misma copia de seguridad de la app y ves tus métricas en grande. El enlace está en la pantalla TrueLift PRO y al final del informe mensual.</w:t>
       </w:r>
     </w:p>
     <w:p>

--- a/Manual_TrueLift.docx
+++ b/Manual_TrueLift.docx
@@ -105,7 +105,7 @@
           <w:sz w:val="22"/>
           <w:szCs w:val="22"/>
         </w:rPr>
-        <w:t>Edición de octubre de 2026 · actualizada el 22/10/2026</w:t>
+        <w:t>Edición de octubre de 2026 · actualizada el 25/10/2026</w:t>
       </w:r>
     </w:p>
     <w:p>
@@ -826,7 +826,7 @@
         <w:tc>
           <w:tcPr>
             <w:tcW w:type="dxa" w:w="6260"/>
-            <w:shd w:fill="F5F5F5" w:val="clear"/>
+            <w:shd w:val="clear" w:fill="F5F5F5"/>
             <w:tcMar>
               <w:top w:type="dxa" w:w="80"/>
               <w:left w:type="dxa" w:w="120"/>
@@ -854,7 +854,7 @@
         <w:tc>
           <w:tcPr>
             <w:tcW w:type="dxa" w:w="1550"/>
-            <w:shd w:fill="F5F5F5" w:val="clear"/>
+            <w:shd w:val="clear" w:fill="F5F5F5"/>
             <w:tcMar>
               <w:top w:type="dxa" w:w="80"/>
               <w:left w:type="dxa" w:w="120"/>
@@ -882,7 +882,7 @@
         <w:tc>
           <w:tcPr>
             <w:tcW w:type="dxa" w:w="1550"/>
-            <w:shd w:fill="F5F5F5" w:val="clear"/>
+            <w:shd w:val="clear" w:fill="F5F5F5"/>
             <w:tcMar>
               <w:top w:type="dxa" w:w="80"/>
               <w:left w:type="dxa" w:w="120"/>
@@ -999,7 +999,7 @@
         <w:tc>
           <w:tcPr>
             <w:tcW w:type="dxa" w:w="6260"/>
-            <w:shd w:fill="F5F5F5" w:val="clear"/>
+            <w:shd w:val="clear" w:fill="F5F5F5"/>
             <w:tcMar>
               <w:top w:type="dxa" w:w="80"/>
               <w:left w:type="dxa" w:w="120"/>
@@ -1027,7 +1027,7 @@
         <w:tc>
           <w:tcPr>
             <w:tcW w:type="dxa" w:w="1550"/>
-            <w:shd w:fill="F5F5F5" w:val="clear"/>
+            <w:shd w:val="clear" w:fill="F5F5F5"/>
             <w:tcMar>
               <w:top w:type="dxa" w:w="80"/>
               <w:left w:type="dxa" w:w="120"/>
@@ -1055,7 +1055,7 @@
         <w:tc>
           <w:tcPr>
             <w:tcW w:type="dxa" w:w="1550"/>
-            <w:shd w:fill="F5F5F5" w:val="clear"/>
+            <w:shd w:val="clear" w:fill="F5F5F5"/>
             <w:tcMar>
               <w:top w:type="dxa" w:w="80"/>
               <w:left w:type="dxa" w:w="120"/>
@@ -1174,7 +1174,7 @@
         <w:tc>
           <w:tcPr>
             <w:tcW w:type="dxa" w:w="6260"/>
-            <w:shd w:fill="F5F5F5" w:val="clear"/>
+            <w:shd w:val="clear" w:fill="F5F5F5"/>
             <w:tcMar>
               <w:top w:type="dxa" w:w="80"/>
               <w:left w:type="dxa" w:w="120"/>
@@ -1202,7 +1202,7 @@
         <w:tc>
           <w:tcPr>
             <w:tcW w:type="dxa" w:w="1550"/>
-            <w:shd w:fill="F5F5F5" w:val="clear"/>
+            <w:shd w:val="clear" w:fill="F5F5F5"/>
             <w:tcMar>
               <w:top w:type="dxa" w:w="80"/>
               <w:left w:type="dxa" w:w="120"/>
@@ -1230,7 +1230,7 @@
         <w:tc>
           <w:tcPr>
             <w:tcW w:type="dxa" w:w="1550"/>
-            <w:shd w:fill="F5F5F5" w:val="clear"/>
+            <w:shd w:val="clear" w:fill="F5F5F5"/>
             <w:tcMar>
               <w:top w:type="dxa" w:w="80"/>
               <w:left w:type="dxa" w:w="120"/>
@@ -1281,7 +1281,7 @@
                 <w:sz w:val="20"/>
                 <w:szCs w:val="20"/>
               </w:rPr>
-              <w:t xml:space="preserve">Avisos en vivo de récord y de nivel de fuerza nuevo, con su interruptor</w:t>
+              <w:t>Avisos en vivo de récord y de nivel de fuerza nuevo, con su interruptor, para compartir como imagen o vídeo</w:t>
             </w:r>
           </w:p>
         </w:tc>
@@ -1343,7 +1343,7 @@
         <w:tc>
           <w:tcPr>
             <w:tcW w:type="dxa" w:w="6260"/>
-            <w:shd w:fill="F5F5F5" w:val="clear"/>
+            <w:shd w:val="clear" w:fill="F5F5F5"/>
             <w:tcMar>
               <w:top w:type="dxa" w:w="80"/>
               <w:left w:type="dxa" w:w="120"/>
@@ -1371,7 +1371,7 @@
         <w:tc>
           <w:tcPr>
             <w:tcW w:type="dxa" w:w="1550"/>
-            <w:shd w:fill="F5F5F5" w:val="clear"/>
+            <w:shd w:val="clear" w:fill="F5F5F5"/>
             <w:tcMar>
               <w:top w:type="dxa" w:w="80"/>
               <w:left w:type="dxa" w:w="120"/>
@@ -1399,7 +1399,7 @@
         <w:tc>
           <w:tcPr>
             <w:tcW w:type="dxa" w:w="1550"/>
-            <w:shd w:fill="F5F5F5" w:val="clear"/>
+            <w:shd w:val="clear" w:fill="F5F5F5"/>
             <w:tcMar>
               <w:top w:type="dxa" w:w="80"/>
               <w:left w:type="dxa" w:w="120"/>
@@ -1518,7 +1518,7 @@
         <w:tc>
           <w:tcPr>
             <w:tcW w:type="dxa" w:w="6260"/>
-            <w:shd w:fill="F5F5F5" w:val="clear"/>
+            <w:shd w:val="clear" w:fill="F5F5F5"/>
             <w:tcMar>
               <w:top w:type="dxa" w:w="80"/>
               <w:left w:type="dxa" w:w="120"/>
@@ -1546,7 +1546,7 @@
         <w:tc>
           <w:tcPr>
             <w:tcW w:type="dxa" w:w="1550"/>
-            <w:shd w:fill="F5F5F5" w:val="clear"/>
+            <w:shd w:val="clear" w:fill="F5F5F5"/>
             <w:tcMar>
               <w:top w:type="dxa" w:w="80"/>
               <w:left w:type="dxa" w:w="120"/>
@@ -1574,7 +1574,7 @@
         <w:tc>
           <w:tcPr>
             <w:tcW w:type="dxa" w:w="1550"/>
-            <w:shd w:fill="F5F5F5" w:val="clear"/>
+            <w:shd w:val="clear" w:fill="F5F5F5"/>
             <w:tcMar>
               <w:top w:type="dxa" w:w="80"/>
               <w:left w:type="dxa" w:w="120"/>
@@ -1693,7 +1693,7 @@
         <w:tc>
           <w:tcPr>
             <w:tcW w:type="dxa" w:w="6260"/>
-            <w:shd w:fill="F5F5F5" w:val="clear"/>
+            <w:shd w:val="clear" w:fill="F5F5F5"/>
             <w:tcMar>
               <w:top w:type="dxa" w:w="80"/>
               <w:left w:type="dxa" w:w="120"/>
@@ -1714,14 +1714,14 @@
                 <w:sz w:val="20"/>
                 <w:szCs w:val="20"/>
               </w:rPr>
-              <w:t>Copias de seguridad y TrueLift Escritorio (tus datos en el ordenador)</w:t>
+              <w:t>Publicar tus sesiones en Strava, a mano o automáticamente, y club TrueLift</w:t>
             </w:r>
           </w:p>
         </w:tc>
         <w:tc>
           <w:tcPr>
             <w:tcW w:type="dxa" w:w="1550"/>
-            <w:shd w:fill="F5F5F5" w:val="clear"/>
+            <w:shd w:val="clear" w:fill="F5F5F5"/>
             <w:tcMar>
               <w:top w:type="dxa" w:w="80"/>
               <w:left w:type="dxa" w:w="120"/>
@@ -1749,7 +1749,7 @@
         <w:tc>
           <w:tcPr>
             <w:tcW w:type="dxa" w:w="1550"/>
-            <w:shd w:fill="F5F5F5" w:val="clear"/>
+            <w:shd w:val="clear" w:fill="F5F5F5"/>
             <w:tcMar>
               <w:top w:type="dxa" w:w="80"/>
               <w:left w:type="dxa" w:w="120"/>
@@ -1802,7 +1802,7 @@
                 <w:sz w:val="20"/>
                 <w:szCs w:val="20"/>
               </w:rPr>
-              <w:t xml:space="preserve">Cambiar un ejercicio por otro del mismo patrón y grupo</w:t>
+              <w:t>Copias de seguridad y TrueLift Escritorio (tus datos en el ordenador)</w:t>
             </w:r>
           </w:p>
         </w:tc>
@@ -1868,7 +1868,7 @@
         <w:tc>
           <w:tcPr>
             <w:tcW w:type="dxa" w:w="6260"/>
-            <w:shd w:fill="F5F5F5" w:val="clear"/>
+            <w:shd w:val="clear" w:fill="F5F5F5"/>
             <w:tcMar>
               <w:top w:type="dxa" w:w="80"/>
               <w:left w:type="dxa" w:w="120"/>
@@ -1889,14 +1889,14 @@
                 <w:sz w:val="20"/>
                 <w:szCs w:val="20"/>
               </w:rPr>
-              <w:t xml:space="preserve">Renombrar tu rutina</w:t>
+              <w:t xml:space="preserve">Cambiar un ejercicio por otro del mismo patrón y grupo</w:t>
             </w:r>
           </w:p>
         </w:tc>
         <w:tc>
           <w:tcPr>
             <w:tcW w:type="dxa" w:w="1550"/>
-            <w:shd w:fill="F5F5F5" w:val="clear"/>
+            <w:shd w:val="clear" w:fill="F5F5F5"/>
             <w:tcMar>
               <w:top w:type="dxa" w:w="80"/>
               <w:left w:type="dxa" w:w="120"/>
@@ -1924,7 +1924,7 @@
         <w:tc>
           <w:tcPr>
             <w:tcW w:type="dxa" w:w="1550"/>
-            <w:shd w:fill="F5F5F5" w:val="clear"/>
+            <w:shd w:val="clear" w:fill="F5F5F5"/>
             <w:tcMar>
               <w:top w:type="dxa" w:w="80"/>
               <w:left w:type="dxa" w:w="120"/>
@@ -1977,7 +1977,7 @@
                 <w:sz w:val="20"/>
                 <w:szCs w:val="20"/>
               </w:rPr>
-              <w:t xml:space="preserve">Exportar tu rutina a Excel</w:t>
+              <w:t xml:space="preserve">Renombrar tu rutina</w:t>
             </w:r>
           </w:p>
         </w:tc>
@@ -2043,7 +2043,7 @@
         <w:tc>
           <w:tcPr>
             <w:tcW w:type="dxa" w:w="6260"/>
-            <w:shd w:fill="F5F5F5" w:val="clear"/>
+            <w:shd w:val="clear" w:fill="F5F5F5"/>
             <w:tcMar>
               <w:top w:type="dxa" w:w="80"/>
               <w:left w:type="dxa" w:w="120"/>
@@ -2064,14 +2064,14 @@
                 <w:sz w:val="20"/>
                 <w:szCs w:val="20"/>
               </w:rPr>
-              <w:t>Idioma (ES / EN / PT-BR), unidades kg / lb, tamaño del texto y tema oscuro o claro</w:t>
+              <w:t xml:space="preserve">Exportar tu rutina a Excel</w:t>
             </w:r>
           </w:p>
         </w:tc>
         <w:tc>
           <w:tcPr>
             <w:tcW w:type="dxa" w:w="1550"/>
-            <w:shd w:fill="F5F5F5" w:val="clear"/>
+            <w:shd w:val="clear" w:fill="F5F5F5"/>
             <w:tcMar>
               <w:top w:type="dxa" w:w="80"/>
               <w:left w:type="dxa" w:w="120"/>
@@ -2099,7 +2099,7 @@
         <w:tc>
           <w:tcPr>
             <w:tcW w:type="dxa" w:w="1550"/>
-            <w:shd w:fill="F5F5F5" w:val="clear"/>
+            <w:shd w:val="clear" w:fill="F5F5F5"/>
             <w:tcMar>
               <w:top w:type="dxa" w:w="80"/>
               <w:left w:type="dxa" w:w="120"/>
@@ -2152,6 +2152,93 @@
                 <w:sz w:val="20"/>
                 <w:szCs w:val="20"/>
               </w:rPr>
+              <w:t>Idioma (ES / EN / PT-BR), unidades kg / lb, tamaño del texto y tema oscuro o claro</w:t>
+            </w:r>
+          </w:p>
+        </w:tc>
+        <w:tc>
+          <w:tcPr>
+            <w:tcW w:type="dxa" w:w="1550"/>
+            <w:tcMar>
+              <w:top w:type="dxa" w:w="80"/>
+              <w:left w:type="dxa" w:w="120"/>
+              <w:bottom w:type="dxa" w:w="80"/>
+              <w:right w:type="dxa" w:w="120"/>
+            </w:tcMar>
+          </w:tcPr>
+          <w:p>
+            <w:pPr>
+              <w:jc w:val="center"/>
+            </w:pPr>
+            <w:r>
+              <w:rPr>
+                <w:rFonts w:ascii="Calibri" w:cs="Calibri" w:eastAsia="Calibri" w:hAnsi="Calibri"/>
+                <w:b w:val="false"/>
+                <w:bCs w:val="false"/>
+                <w:color w:val="1A1A1A"/>
+                <w:sz w:val="20"/>
+                <w:szCs w:val="20"/>
+              </w:rPr>
+              <w:t xml:space="preserve">✓</w:t>
+            </w:r>
+          </w:p>
+        </w:tc>
+        <w:tc>
+          <w:tcPr>
+            <w:tcW w:type="dxa" w:w="1550"/>
+            <w:tcMar>
+              <w:top w:type="dxa" w:w="80"/>
+              <w:left w:type="dxa" w:w="120"/>
+              <w:bottom w:type="dxa" w:w="80"/>
+              <w:right w:type="dxa" w:w="120"/>
+            </w:tcMar>
+          </w:tcPr>
+          <w:p>
+            <w:pPr>
+              <w:jc w:val="center"/>
+            </w:pPr>
+            <w:r>
+              <w:rPr>
+                <w:rFonts w:ascii="Calibri" w:cs="Calibri" w:eastAsia="Calibri" w:hAnsi="Calibri"/>
+                <w:b w:val="false"/>
+                <w:bCs w:val="false"/>
+                <w:color w:val="1A1A1A"/>
+                <w:sz w:val="20"/>
+                <w:szCs w:val="20"/>
+              </w:rPr>
+              <w:t xml:space="preserve">✓</w:t>
+            </w:r>
+          </w:p>
+        </w:tc>
+      </w:tr>
+      <w:tr>
+        <w:trPr>
+          <w:tblHeader w:val="false"/>
+        </w:trPr>
+        <w:tc>
+          <w:tcPr>
+            <w:tcW w:type="dxa" w:w="6260"/>
+            <w:shd w:val="clear" w:fill="F5F5F5"/>
+            <w:tcMar>
+              <w:top w:type="dxa" w:w="80"/>
+              <w:left w:type="dxa" w:w="120"/>
+              <w:bottom w:type="dxa" w:w="80"/>
+              <w:right w:type="dxa" w:w="120"/>
+            </w:tcMar>
+          </w:tcPr>
+          <w:p>
+            <w:pPr>
+              <w:jc w:val="left"/>
+            </w:pPr>
+            <w:r>
+              <w:rPr>
+                <w:rFonts w:ascii="Calibri" w:cs="Calibri" w:eastAsia="Calibri" w:hAnsi="Calibri"/>
+                <w:b w:val="false"/>
+                <w:bCs w:val="false"/>
+                <w:color w:val="1A1A1A"/>
+                <w:sz w:val="20"/>
+                <w:szCs w:val="20"/>
+              </w:rPr>
               <w:t>Modo DEMO: explorar la app con un historial de ejemplo</w:t>
             </w:r>
           </w:p>
@@ -2159,6 +2246,7 @@
         <w:tc>
           <w:tcPr>
             <w:tcW w:type="dxa" w:w="1550"/>
+            <w:shd w:val="clear" w:fill="F5F5F5"/>
             <w:tcMar>
               <w:top w:type="dxa" w:w="80"/>
               <w:left w:type="dxa" w:w="120"/>
@@ -2186,6 +2274,7 @@
         <w:tc>
           <w:tcPr>
             <w:tcW w:type="dxa" w:w="1550"/>
+            <w:shd w:val="clear" w:fill="F5F5F5"/>
             <w:tcMar>
               <w:top w:type="dxa" w:w="80"/>
               <w:left w:type="dxa" w:w="120"/>
@@ -2218,7 +2307,6 @@
         <w:tc>
           <w:tcPr>
             <w:tcW w:type="dxa" w:w="6260"/>
-            <w:shd w:fill="F5F5F5" w:val="clear"/>
             <w:tcMar>
               <w:top w:type="dxa" w:w="80"/>
               <w:left w:type="dxa" w:w="120"/>
@@ -2246,7 +2334,6 @@
         <w:tc>
           <w:tcPr>
             <w:tcW w:type="dxa" w:w="1550"/>
-            <w:shd w:fill="F5F5F5" w:val="clear"/>
             <w:tcMar>
               <w:top w:type="dxa" w:w="80"/>
               <w:left w:type="dxa" w:w="120"/>
@@ -2274,7 +2361,6 @@
         <w:tc>
           <w:tcPr>
             <w:tcW w:type="dxa" w:w="1550"/>
-            <w:shd w:fill="F5F5F5" w:val="clear"/>
             <w:tcMar>
               <w:top w:type="dxa" w:w="80"/>
               <w:left w:type="dxa" w:w="120"/>
@@ -2307,6 +2393,7 @@
         <w:tc>
           <w:tcPr>
             <w:tcW w:type="dxa" w:w="6260"/>
+            <w:shd w:val="clear" w:fill="F5F5F5"/>
             <w:tcMar>
               <w:top w:type="dxa" w:w="80"/>
               <w:left w:type="dxa" w:w="120"/>
@@ -2328,6 +2415,94 @@
                 <w:szCs w:val="20"/>
               </w:rPr>
               <w:t>Importar una rutina desde Excel</w:t>
+            </w:r>
+          </w:p>
+        </w:tc>
+        <w:tc>
+          <w:tcPr>
+            <w:tcW w:type="dxa" w:w="1550"/>
+            <w:shd w:val="clear" w:fill="F5F5F5"/>
+            <w:tcMar>
+              <w:top w:type="dxa" w:w="80"/>
+              <w:left w:type="dxa" w:w="120"/>
+              <w:bottom w:type="dxa" w:w="80"/>
+              <w:right w:type="dxa" w:w="120"/>
+            </w:tcMar>
+          </w:tcPr>
+          <w:p>
+            <w:pPr>
+              <w:jc w:val="center"/>
+            </w:pPr>
+            <w:r>
+              <w:rPr>
+                <w:rFonts w:ascii="Calibri" w:cs="Calibri" w:eastAsia="Calibri" w:hAnsi="Calibri"/>
+                <w:b w:val="0"/>
+                <w:bCs w:val="false"/>
+                <w:color w:val="1A1A1A"/>
+                <w:sz w:val="20"/>
+                <w:szCs w:val="20"/>
+              </w:rPr>
+              <w:t>✓</w:t>
+            </w:r>
+          </w:p>
+        </w:tc>
+        <w:tc>
+          <w:tcPr>
+            <w:tcW w:type="dxa" w:w="1550"/>
+            <w:shd w:val="clear" w:fill="F5F5F5"/>
+            <w:tcMar>
+              <w:top w:type="dxa" w:w="80"/>
+              <w:left w:type="dxa" w:w="120"/>
+              <w:bottom w:type="dxa" w:w="80"/>
+              <w:right w:type="dxa" w:w="120"/>
+            </w:tcMar>
+          </w:tcPr>
+          <w:p>
+            <w:pPr>
+              <w:jc w:val="center"/>
+            </w:pPr>
+            <w:r>
+              <w:rPr>
+                <w:rFonts w:ascii="Calibri" w:cs="Calibri" w:eastAsia="Calibri" w:hAnsi="Calibri"/>
+                <w:b w:val="0"/>
+                <w:bCs w:val="false"/>
+                <w:color w:val="1A1A1A"/>
+                <w:sz w:val="20"/>
+                <w:szCs w:val="20"/>
+              </w:rPr>
+              <w:t>✓</w:t>
+            </w:r>
+          </w:p>
+        </w:tc>
+      </w:tr>
+      <w:tr>
+        <w:trPr>
+          <w:tblHeader w:val="false"/>
+        </w:trPr>
+        <w:tc>
+          <w:tcPr>
+            <w:tcW w:type="dxa" w:w="6260"/>
+            <w:tcMar>
+              <w:top w:type="dxa" w:w="80"/>
+              <w:left w:type="dxa" w:w="120"/>
+              <w:bottom w:type="dxa" w:w="80"/>
+              <w:right w:type="dxa" w:w="120"/>
+            </w:tcMar>
+          </w:tcPr>
+          <w:p>
+            <w:pPr>
+              <w:jc w:val="left"/>
+            </w:pPr>
+            <w:r>
+              <w:rPr>
+                <w:rFonts w:ascii="Calibri" w:cs="Calibri" w:eastAsia="Calibri" w:hAnsi="Calibri"/>
+                <w:b w:val="0"/>
+                <w:bCs w:val="false"/>
+                <w:color w:val="1A1A1A"/>
+                <w:sz w:val="20"/>
+                <w:szCs w:val="20"/>
+              </w:rPr>
+              <w:t>Importar tu historial de Hevy o de Strong</w:t>
             </w:r>
           </w:p>
         </w:tc>
@@ -2393,7 +2568,7 @@
         <w:tc>
           <w:tcPr>
             <w:tcW w:type="dxa" w:w="6260"/>
-            <w:shd w:fill="F5F5F5" w:val="clear"/>
+            <w:shd w:val="clear" w:fill="F5F5F5"/>
             <w:tcMar>
               <w:top w:type="dxa" w:w="80"/>
               <w:left w:type="dxa" w:w="120"/>
@@ -2414,14 +2589,14 @@
                 <w:sz w:val="20"/>
                 <w:szCs w:val="20"/>
               </w:rPr>
-              <w:t>Importar tu historial de Hevy o de Strong</w:t>
+              <w:t>Vídeo de técnica de los ejercicios de la biblioteca</w:t>
             </w:r>
           </w:p>
         </w:tc>
         <w:tc>
           <w:tcPr>
             <w:tcW w:type="dxa" w:w="1550"/>
-            <w:shd w:fill="F5F5F5" w:val="clear"/>
+            <w:shd w:val="clear" w:fill="F5F5F5"/>
             <w:tcMar>
               <w:top w:type="dxa" w:w="80"/>
               <w:left w:type="dxa" w:w="120"/>
@@ -2449,7 +2624,7 @@
         <w:tc>
           <w:tcPr>
             <w:tcW w:type="dxa" w:w="1550"/>
-            <w:shd w:fill="F5F5F5" w:val="clear"/>
+            <w:shd w:val="clear" w:fill="F5F5F5"/>
             <w:tcMar>
               <w:top w:type="dxa" w:w="80"/>
               <w:left w:type="dxa" w:w="120"/>
@@ -2496,93 +2671,6 @@
             <w:r>
               <w:rPr>
                 <w:rFonts w:ascii="Calibri" w:cs="Calibri" w:eastAsia="Calibri" w:hAnsi="Calibri"/>
-                <w:b w:val="0"/>
-                <w:bCs w:val="false"/>
-                <w:color w:val="1A1A1A"/>
-                <w:sz w:val="20"/>
-                <w:szCs w:val="20"/>
-              </w:rPr>
-              <w:t>Vídeo de técnica de los ejercicios de la biblioteca</w:t>
-            </w:r>
-          </w:p>
-        </w:tc>
-        <w:tc>
-          <w:tcPr>
-            <w:tcW w:type="dxa" w:w="1550"/>
-            <w:tcMar>
-              <w:top w:type="dxa" w:w="80"/>
-              <w:left w:type="dxa" w:w="120"/>
-              <w:bottom w:type="dxa" w:w="80"/>
-              <w:right w:type="dxa" w:w="120"/>
-            </w:tcMar>
-          </w:tcPr>
-          <w:p>
-            <w:pPr>
-              <w:jc w:val="center"/>
-            </w:pPr>
-            <w:r>
-              <w:rPr>
-                <w:rFonts w:ascii="Calibri" w:cs="Calibri" w:eastAsia="Calibri" w:hAnsi="Calibri"/>
-                <w:b w:val="0"/>
-                <w:bCs w:val="false"/>
-                <w:color w:val="1A1A1A"/>
-                <w:sz w:val="20"/>
-                <w:szCs w:val="20"/>
-              </w:rPr>
-              <w:t>✓</w:t>
-            </w:r>
-          </w:p>
-        </w:tc>
-        <w:tc>
-          <w:tcPr>
-            <w:tcW w:type="dxa" w:w="1550"/>
-            <w:tcMar>
-              <w:top w:type="dxa" w:w="80"/>
-              <w:left w:type="dxa" w:w="120"/>
-              <w:bottom w:type="dxa" w:w="80"/>
-              <w:right w:type="dxa" w:w="120"/>
-            </w:tcMar>
-          </w:tcPr>
-          <w:p>
-            <w:pPr>
-              <w:jc w:val="center"/>
-            </w:pPr>
-            <w:r>
-              <w:rPr>
-                <w:rFonts w:ascii="Calibri" w:cs="Calibri" w:eastAsia="Calibri" w:hAnsi="Calibri"/>
-                <w:b w:val="0"/>
-                <w:bCs w:val="false"/>
-                <w:color w:val="1A1A1A"/>
-                <w:sz w:val="20"/>
-                <w:szCs w:val="20"/>
-              </w:rPr>
-              <w:t>✓</w:t>
-            </w:r>
-          </w:p>
-        </w:tc>
-      </w:tr>
-      <w:tr>
-        <w:trPr>
-          <w:tblHeader w:val="false"/>
-        </w:trPr>
-        <w:tc>
-          <w:tcPr>
-            <w:tcW w:type="dxa" w:w="6260"/>
-            <w:shd w:fill="F5F5F5" w:val="clear"/>
-            <w:tcMar>
-              <w:top w:type="dxa" w:w="80"/>
-              <w:left w:type="dxa" w:w="120"/>
-              <w:bottom w:type="dxa" w:w="80"/>
-              <w:right w:type="dxa" w:w="120"/>
-            </w:tcMar>
-          </w:tcPr>
-          <w:p>
-            <w:pPr>
-              <w:jc w:val="left"/>
-            </w:pPr>
-            <w:r>
-              <w:rPr>
-                <w:rFonts w:ascii="Calibri" w:cs="Calibri" w:eastAsia="Calibri" w:hAnsi="Calibri"/>
                 <w:b w:val="false"/>
                 <w:bCs w:val="false"/>
                 <w:color w:val="1A1A1A"/>
@@ -2596,7 +2684,6 @@
         <w:tc>
           <w:tcPr>
             <w:tcW w:type="dxa" w:w="1550"/>
-            <w:shd w:fill="F5F5F5" w:val="clear"/>
             <w:tcMar>
               <w:top w:type="dxa" w:w="80"/>
               <w:left w:type="dxa" w:w="120"/>
@@ -2624,7 +2711,95 @@
         <w:tc>
           <w:tcPr>
             <w:tcW w:type="dxa" w:w="1550"/>
-            <w:shd w:fill="F5F5F5" w:val="clear"/>
+            <w:tcMar>
+              <w:top w:type="dxa" w:w="80"/>
+              <w:left w:type="dxa" w:w="120"/>
+              <w:bottom w:type="dxa" w:w="80"/>
+              <w:right w:type="dxa" w:w="120"/>
+            </w:tcMar>
+          </w:tcPr>
+          <w:p>
+            <w:pPr>
+              <w:jc w:val="center"/>
+            </w:pPr>
+            <w:r>
+              <w:rPr>
+                <w:rFonts w:ascii="Calibri" w:cs="Calibri" w:eastAsia="Calibri" w:hAnsi="Calibri"/>
+                <w:b w:val="false"/>
+                <w:bCs w:val="false"/>
+                <w:color w:val="1A1A1A"/>
+                <w:sz w:val="20"/>
+                <w:szCs w:val="20"/>
+              </w:rPr>
+              <w:t xml:space="preserve">✓</w:t>
+            </w:r>
+          </w:p>
+        </w:tc>
+      </w:tr>
+      <w:tr>
+        <w:trPr>
+          <w:tblHeader w:val="false"/>
+        </w:trPr>
+        <w:tc>
+          <w:tcPr>
+            <w:tcW w:type="dxa" w:w="6260"/>
+            <w:shd w:val="clear" w:fill="F5F5F5"/>
+            <w:tcMar>
+              <w:top w:type="dxa" w:w="80"/>
+              <w:left w:type="dxa" w:w="120"/>
+              <w:bottom w:type="dxa" w:w="80"/>
+              <w:right w:type="dxa" w:w="120"/>
+            </w:tcMar>
+          </w:tcPr>
+          <w:p>
+            <w:pPr>
+              <w:jc w:val="left"/>
+            </w:pPr>
+            <w:r>
+              <w:rPr>
+                <w:rFonts w:ascii="Calibri" w:cs="Calibri" w:eastAsia="Calibri" w:hAnsi="Calibri"/>
+                <w:b w:val="false"/>
+                <w:bCs w:val="false"/>
+                <w:color w:val="1A1A1A"/>
+                <w:sz w:val="20"/>
+                <w:szCs w:val="20"/>
+              </w:rPr>
+              <w:t xml:space="preserve">Editar la rutina: series, repeticiones, RIR, descanso, añadir y quitar ejercicios, cambiar patrón</w:t>
+            </w:r>
+          </w:p>
+        </w:tc>
+        <w:tc>
+          <w:tcPr>
+            <w:tcW w:type="dxa" w:w="1550"/>
+            <w:shd w:val="clear" w:fill="F5F5F5"/>
+            <w:tcMar>
+              <w:top w:type="dxa" w:w="80"/>
+              <w:left w:type="dxa" w:w="120"/>
+              <w:bottom w:type="dxa" w:w="80"/>
+              <w:right w:type="dxa" w:w="120"/>
+            </w:tcMar>
+          </w:tcPr>
+          <w:p>
+            <w:pPr>
+              <w:jc w:val="center"/>
+            </w:pPr>
+            <w:r>
+              <w:rPr>
+                <w:rFonts w:ascii="Calibri" w:cs="Calibri" w:eastAsia="Calibri" w:hAnsi="Calibri"/>
+                <w:b w:val="false"/>
+                <w:bCs w:val="false"/>
+                <w:color w:val="1A1A1A"/>
+                <w:sz w:val="20"/>
+                <w:szCs w:val="20"/>
+              </w:rPr>
+              <w:t xml:space="preserve">—</w:t>
+            </w:r>
+          </w:p>
+        </w:tc>
+        <w:tc>
+          <w:tcPr>
+            <w:tcW w:type="dxa" w:w="1550"/>
+            <w:shd w:val="clear" w:fill="F5F5F5"/>
             <w:tcMar>
               <w:top w:type="dxa" w:w="80"/>
               <w:left w:type="dxa" w:w="120"/>
@@ -2677,7 +2852,7 @@
                 <w:sz w:val="20"/>
                 <w:szCs w:val="20"/>
               </w:rPr>
-              <w:t xml:space="preserve">Editar la rutina: series, repeticiones, RIR, descanso, añadir y quitar ejercicios, cambiar patrón</w:t>
+              <w:t xml:space="preserve">Renombrar y reordenar sesiones y ejercicios</w:t>
             </w:r>
           </w:p>
         </w:tc>
@@ -2743,7 +2918,7 @@
         <w:tc>
           <w:tcPr>
             <w:tcW w:type="dxa" w:w="6260"/>
-            <w:shd w:fill="F5F5F5" w:val="clear"/>
+            <w:shd w:val="clear" w:fill="F5F5F5"/>
             <w:tcMar>
               <w:top w:type="dxa" w:w="80"/>
               <w:left w:type="dxa" w:w="120"/>
@@ -2764,14 +2939,14 @@
                 <w:sz w:val="20"/>
                 <w:szCs w:val="20"/>
               </w:rPr>
-              <w:t xml:space="preserve">Renombrar y reordenar sesiones y ejercicios</w:t>
+              <w:t xml:space="preserve">Crear ejercicios propios en la biblioteca, por repeticiones o por tiempo</w:t>
             </w:r>
           </w:p>
         </w:tc>
         <w:tc>
           <w:tcPr>
             <w:tcW w:type="dxa" w:w="1550"/>
-            <w:shd w:fill="F5F5F5" w:val="clear"/>
+            <w:shd w:val="clear" w:fill="F5F5F5"/>
             <w:tcMar>
               <w:top w:type="dxa" w:w="80"/>
               <w:left w:type="dxa" w:w="120"/>
@@ -2799,7 +2974,7 @@
         <w:tc>
           <w:tcPr>
             <w:tcW w:type="dxa" w:w="1550"/>
-            <w:shd w:fill="F5F5F5" w:val="clear"/>
+            <w:shd w:val="clear" w:fill="F5F5F5"/>
             <w:tcMar>
               <w:top w:type="dxa" w:w="80"/>
               <w:left w:type="dxa" w:w="120"/>
@@ -2852,7 +3027,7 @@
                 <w:sz w:val="20"/>
                 <w:szCs w:val="20"/>
               </w:rPr>
-              <w:t xml:space="preserve">Crear ejercicios propios en la biblioteca, por repeticiones o por tiempo</w:t>
+              <w:t xml:space="preserve">Rutinas PRO listas para entrenar</w:t>
             </w:r>
           </w:p>
         </w:tc>
@@ -2918,7 +3093,7 @@
         <w:tc>
           <w:tcPr>
             <w:tcW w:type="dxa" w:w="6260"/>
-            <w:shd w:fill="F5F5F5" w:val="clear"/>
+            <w:shd w:val="clear" w:fill="F5F5F5"/>
             <w:tcMar>
               <w:top w:type="dxa" w:w="80"/>
               <w:left w:type="dxa" w:w="120"/>
@@ -2939,14 +3114,14 @@
                 <w:sz w:val="20"/>
                 <w:szCs w:val="20"/>
               </w:rPr>
-              <w:t xml:space="preserve">Rutinas PRO listas para entrenar</w:t>
+              <w:t xml:space="preserve">Crear tu rutina con IA (cuestionario + prompt)</w:t>
             </w:r>
           </w:p>
         </w:tc>
         <w:tc>
           <w:tcPr>
             <w:tcW w:type="dxa" w:w="1550"/>
-            <w:shd w:fill="F5F5F5" w:val="clear"/>
+            <w:shd w:val="clear" w:fill="F5F5F5"/>
             <w:tcMar>
               <w:top w:type="dxa" w:w="80"/>
               <w:left w:type="dxa" w:w="120"/>
@@ -2974,7 +3149,7 @@
         <w:tc>
           <w:tcPr>
             <w:tcW w:type="dxa" w:w="1550"/>
-            <w:shd w:fill="F5F5F5" w:val="clear"/>
+            <w:shd w:val="clear" w:fill="F5F5F5"/>
             <w:tcMar>
               <w:top w:type="dxa" w:w="80"/>
               <w:left w:type="dxa" w:w="120"/>
@@ -3027,7 +3202,7 @@
                 <w:sz w:val="20"/>
                 <w:szCs w:val="20"/>
               </w:rPr>
-              <w:t xml:space="preserve">Crear tu rutina con IA (cuestionario + prompt)</w:t>
+              <w:t xml:space="preserve">Drop sets</w:t>
             </w:r>
           </w:p>
         </w:tc>
@@ -3093,7 +3268,7 @@
         <w:tc>
           <w:tcPr>
             <w:tcW w:type="dxa" w:w="6260"/>
-            <w:shd w:fill="F5F5F5" w:val="clear"/>
+            <w:shd w:val="clear" w:fill="F5F5F5"/>
             <w:tcMar>
               <w:top w:type="dxa" w:w="80"/>
               <w:left w:type="dxa" w:w="120"/>
@@ -3114,14 +3289,14 @@
                 <w:sz w:val="20"/>
                 <w:szCs w:val="20"/>
               </w:rPr>
-              <w:t xml:space="preserve">Drop sets</w:t>
+              <w:t xml:space="preserve">Superseries</w:t>
             </w:r>
           </w:p>
         </w:tc>
         <w:tc>
           <w:tcPr>
             <w:tcW w:type="dxa" w:w="1550"/>
-            <w:shd w:fill="F5F5F5" w:val="clear"/>
+            <w:shd w:val="clear" w:fill="F5F5F5"/>
             <w:tcMar>
               <w:top w:type="dxa" w:w="80"/>
               <w:left w:type="dxa" w:w="120"/>
@@ -3149,7 +3324,7 @@
         <w:tc>
           <w:tcPr>
             <w:tcW w:type="dxa" w:w="1550"/>
-            <w:shd w:fill="F5F5F5" w:val="clear"/>
+            <w:shd w:val="clear" w:fill="F5F5F5"/>
             <w:tcMar>
               <w:top w:type="dxa" w:w="80"/>
               <w:left w:type="dxa" w:w="120"/>
@@ -3202,7 +3377,7 @@
                 <w:sz w:val="20"/>
                 <w:szCs w:val="20"/>
               </w:rPr>
-              <w:t xml:space="preserve">Superseries</w:t>
+              <w:t xml:space="preserve">Rest-pause</w:t>
             </w:r>
           </w:p>
         </w:tc>
@@ -3268,7 +3443,7 @@
         <w:tc>
           <w:tcPr>
             <w:tcW w:type="dxa" w:w="6260"/>
-            <w:shd w:fill="F5F5F5" w:val="clear"/>
+            <w:shd w:val="clear" w:fill="F5F5F5"/>
             <w:tcMar>
               <w:top w:type="dxa" w:w="80"/>
               <w:left w:type="dxa" w:w="120"/>
@@ -3289,14 +3464,14 @@
                 <w:sz w:val="20"/>
                 <w:szCs w:val="20"/>
               </w:rPr>
-              <w:t xml:space="preserve">Rest-pause</w:t>
+              <w:t xml:space="preserve">Autorregulación: check-in diario, disponibilidad para entrenar y fatiga por zonas</w:t>
             </w:r>
           </w:p>
         </w:tc>
         <w:tc>
           <w:tcPr>
             <w:tcW w:type="dxa" w:w="1550"/>
-            <w:shd w:fill="F5F5F5" w:val="clear"/>
+            <w:shd w:val="clear" w:fill="F5F5F5"/>
             <w:tcMar>
               <w:top w:type="dxa" w:w="80"/>
               <w:left w:type="dxa" w:w="120"/>
@@ -3324,7 +3499,7 @@
         <w:tc>
           <w:tcPr>
             <w:tcW w:type="dxa" w:w="1550"/>
-            <w:shd w:fill="F5F5F5" w:val="clear"/>
+            <w:shd w:val="clear" w:fill="F5F5F5"/>
             <w:tcMar>
               <w:top w:type="dxa" w:w="80"/>
               <w:left w:type="dxa" w:w="120"/>
@@ -3377,7 +3552,7 @@
                 <w:sz w:val="20"/>
                 <w:szCs w:val="20"/>
               </w:rPr>
-              <w:t xml:space="preserve">Autorregulación: check-in diario, disponibilidad para entrenar y fatiga por zonas</w:t>
+              <w:t xml:space="preserve">VFC y frecuencia cardíaca en reposo</w:t>
             </w:r>
           </w:p>
         </w:tc>
@@ -3443,95 +3618,7 @@
         <w:tc>
           <w:tcPr>
             <w:tcW w:type="dxa" w:w="6260"/>
-            <w:shd w:fill="F5F5F5" w:val="clear"/>
-            <w:tcMar>
-              <w:top w:type="dxa" w:w="80"/>
-              <w:left w:type="dxa" w:w="120"/>
-              <w:bottom w:type="dxa" w:w="80"/>
-              <w:right w:type="dxa" w:w="120"/>
-            </w:tcMar>
-          </w:tcPr>
-          <w:p>
-            <w:pPr>
-              <w:jc w:val="left"/>
-            </w:pPr>
-            <w:r>
-              <w:rPr>
-                <w:rFonts w:ascii="Calibri" w:cs="Calibri" w:eastAsia="Calibri" w:hAnsi="Calibri"/>
-                <w:b w:val="false"/>
-                <w:bCs w:val="false"/>
-                <w:color w:val="1A1A1A"/>
-                <w:sz w:val="20"/>
-                <w:szCs w:val="20"/>
-              </w:rPr>
-              <w:t xml:space="preserve">VFC y frecuencia cardíaca en reposo</w:t>
-            </w:r>
-          </w:p>
-        </w:tc>
-        <w:tc>
-          <w:tcPr>
-            <w:tcW w:type="dxa" w:w="1550"/>
-            <w:shd w:fill="F5F5F5" w:val="clear"/>
-            <w:tcMar>
-              <w:top w:type="dxa" w:w="80"/>
-              <w:left w:type="dxa" w:w="120"/>
-              <w:bottom w:type="dxa" w:w="80"/>
-              <w:right w:type="dxa" w:w="120"/>
-            </w:tcMar>
-          </w:tcPr>
-          <w:p>
-            <w:pPr>
-              <w:jc w:val="center"/>
-            </w:pPr>
-            <w:r>
-              <w:rPr>
-                <w:rFonts w:ascii="Calibri" w:cs="Calibri" w:eastAsia="Calibri" w:hAnsi="Calibri"/>
-                <w:b w:val="false"/>
-                <w:bCs w:val="false"/>
-                <w:color w:val="1A1A1A"/>
-                <w:sz w:val="20"/>
-                <w:szCs w:val="20"/>
-              </w:rPr>
-              <w:t xml:space="preserve">—</w:t>
-            </w:r>
-          </w:p>
-        </w:tc>
-        <w:tc>
-          <w:tcPr>
-            <w:tcW w:type="dxa" w:w="1550"/>
-            <w:shd w:fill="F5F5F5" w:val="clear"/>
-            <w:tcMar>
-              <w:top w:type="dxa" w:w="80"/>
-              <w:left w:type="dxa" w:w="120"/>
-              <w:bottom w:type="dxa" w:w="80"/>
-              <w:right w:type="dxa" w:w="120"/>
-            </w:tcMar>
-          </w:tcPr>
-          <w:p>
-            <w:pPr>
-              <w:jc w:val="center"/>
-            </w:pPr>
-            <w:r>
-              <w:rPr>
-                <w:rFonts w:ascii="Calibri" w:cs="Calibri" w:eastAsia="Calibri" w:hAnsi="Calibri"/>
-                <w:b w:val="false"/>
-                <w:bCs w:val="false"/>
-                <w:color w:val="1A1A1A"/>
-                <w:sz w:val="20"/>
-                <w:szCs w:val="20"/>
-              </w:rPr>
-              <w:t xml:space="preserve">✓</w:t>
-            </w:r>
-          </w:p>
-        </w:tc>
-      </w:tr>
-      <w:tr>
-        <w:trPr>
-          <w:tblHeader w:val="false"/>
-        </w:trPr>
-        <w:tc>
-          <w:tcPr>
-            <w:tcW w:type="dxa" w:w="6260"/>
+            <w:shd w:val="clear" w:fill="F5F5F5"/>
             <w:tcMar>
               <w:top w:type="dxa" w:w="80"/>
               <w:left w:type="dxa" w:w="120"/>
@@ -3559,6 +3646,7 @@
         <w:tc>
           <w:tcPr>
             <w:tcW w:type="dxa" w:w="1550"/>
+            <w:shd w:val="clear" w:fill="F5F5F5"/>
             <w:tcMar>
               <w:top w:type="dxa" w:w="80"/>
               <w:left w:type="dxa" w:w="120"/>
@@ -3586,6 +3674,7 @@
         <w:tc>
           <w:tcPr>
             <w:tcW w:type="dxa" w:w="1550"/>
+            <w:shd w:val="clear" w:fill="F5F5F5"/>
             <w:tcMar>
               <w:top w:type="dxa" w:w="80"/>
               <w:left w:type="dxa" w:w="120"/>
@@ -3618,7 +3707,6 @@
         <w:tc>
           <w:tcPr>
             <w:tcW w:type="dxa" w:w="6260"/>
-            <w:shd w:fill="F5F5F5" w:val="clear"/>
             <w:tcMar>
               <w:top w:type="dxa" w:w="80"/>
               <w:left w:type="dxa" w:w="120"/>
@@ -3640,94 +3728,6 @@
                 <w:szCs w:val="20"/>
               </w:rPr>
               <w:t xml:space="preserve">Fase de la dieta (déficit / normocalórica / superávit)</w:t>
-            </w:r>
-          </w:p>
-        </w:tc>
-        <w:tc>
-          <w:tcPr>
-            <w:tcW w:type="dxa" w:w="1550"/>
-            <w:shd w:fill="F5F5F5" w:val="clear"/>
-            <w:tcMar>
-              <w:top w:type="dxa" w:w="80"/>
-              <w:left w:type="dxa" w:w="120"/>
-              <w:bottom w:type="dxa" w:w="80"/>
-              <w:right w:type="dxa" w:w="120"/>
-            </w:tcMar>
-          </w:tcPr>
-          <w:p>
-            <w:pPr>
-              <w:jc w:val="center"/>
-            </w:pPr>
-            <w:r>
-              <w:rPr>
-                <w:rFonts w:ascii="Calibri" w:cs="Calibri" w:eastAsia="Calibri" w:hAnsi="Calibri"/>
-                <w:b w:val="false"/>
-                <w:bCs w:val="false"/>
-                <w:color w:val="1A1A1A"/>
-                <w:sz w:val="20"/>
-                <w:szCs w:val="20"/>
-              </w:rPr>
-              <w:t xml:space="preserve">—</w:t>
-            </w:r>
-          </w:p>
-        </w:tc>
-        <w:tc>
-          <w:tcPr>
-            <w:tcW w:type="dxa" w:w="1550"/>
-            <w:shd w:fill="F5F5F5" w:val="clear"/>
-            <w:tcMar>
-              <w:top w:type="dxa" w:w="80"/>
-              <w:left w:type="dxa" w:w="120"/>
-              <w:bottom w:type="dxa" w:w="80"/>
-              <w:right w:type="dxa" w:w="120"/>
-            </w:tcMar>
-          </w:tcPr>
-          <w:p>
-            <w:pPr>
-              <w:jc w:val="center"/>
-            </w:pPr>
-            <w:r>
-              <w:rPr>
-                <w:rFonts w:ascii="Calibri" w:cs="Calibri" w:eastAsia="Calibri" w:hAnsi="Calibri"/>
-                <w:b w:val="false"/>
-                <w:bCs w:val="false"/>
-                <w:color w:val="1A1A1A"/>
-                <w:sz w:val="20"/>
-                <w:szCs w:val="20"/>
-              </w:rPr>
-              <w:t xml:space="preserve">✓</w:t>
-            </w:r>
-          </w:p>
-        </w:tc>
-      </w:tr>
-      <w:tr>
-        <w:trPr>
-          <w:tblHeader w:val="false"/>
-        </w:trPr>
-        <w:tc>
-          <w:tcPr>
-            <w:tcW w:type="dxa" w:w="6260"/>
-            <w:tcMar>
-              <w:top w:type="dxa" w:w="80"/>
-              <w:left w:type="dxa" w:w="120"/>
-              <w:bottom w:type="dxa" w:w="80"/>
-              <w:right w:type="dxa" w:w="120"/>
-            </w:tcMar>
-          </w:tcPr>
-          <w:p>
-            <w:pPr>
-              <w:jc w:val="left"/>
-            </w:pPr>
-            <w:r>
-              <w:rPr>
-                <w:rFonts w:ascii="Calibri" w:cs="Calibri" w:eastAsia="Calibri" w:hAnsi="Calibri"/>
-                <w:b w:val="false"/>
-                <w:bCs w:val="false"/>
-                <w:color w:val="1A1A1A"/>
-                <w:sz w:val="20"/>
-                <w:szCs w:val="20"/>
-              </w:rPr>
-              <w:t xml:space="preserve">Prueba de reordenación por estancamiento</w:t>
             </w:r>
           </w:p>
         </w:tc>
@@ -3793,7 +3793,7 @@
         <w:tc>
           <w:tcPr>
             <w:tcW w:type="dxa" w:w="6260"/>
-            <w:shd w:fill="F5F5F5" w:val="clear"/>
+            <w:shd w:val="clear" w:fill="F5F5F5"/>
             <w:tcMar>
               <w:top w:type="dxa" w:w="80"/>
               <w:left w:type="dxa" w:w="120"/>
@@ -3814,14 +3814,14 @@
                 <w:sz w:val="20"/>
                 <w:szCs w:val="20"/>
               </w:rPr>
-              <w:t xml:space="preserve">Modo descarga manual y descarga sugerida</w:t>
+              <w:t xml:space="preserve">Prueba de reordenación por estancamiento</w:t>
             </w:r>
           </w:p>
         </w:tc>
         <w:tc>
           <w:tcPr>
             <w:tcW w:type="dxa" w:w="1550"/>
-            <w:shd w:fill="F5F5F5" w:val="clear"/>
+            <w:shd w:val="clear" w:fill="F5F5F5"/>
             <w:tcMar>
               <w:top w:type="dxa" w:w="80"/>
               <w:left w:type="dxa" w:w="120"/>
@@ -3849,7 +3849,7 @@
         <w:tc>
           <w:tcPr>
             <w:tcW w:type="dxa" w:w="1550"/>
-            <w:shd w:fill="F5F5F5" w:val="clear"/>
+            <w:shd w:val="clear" w:fill="F5F5F5"/>
             <w:tcMar>
               <w:top w:type="dxa" w:w="80"/>
               <w:left w:type="dxa" w:w="120"/>
@@ -3902,7 +3902,7 @@
                 <w:sz w:val="20"/>
                 <w:szCs w:val="20"/>
               </w:rPr>
-              <w:t xml:space="preserve">Informe mensual, con su apartado de cardio</w:t>
+              <w:t xml:space="preserve">Modo descarga manual y descarga sugerida</w:t>
             </w:r>
           </w:p>
         </w:tc>
@@ -3968,7 +3968,7 @@
         <w:tc>
           <w:tcPr>
             <w:tcW w:type="dxa" w:w="6260"/>
-            <w:shd w:fill="F5F5F5" w:val="clear"/>
+            <w:shd w:val="clear" w:fill="F5F5F5"/>
             <w:tcMar>
               <w:top w:type="dxa" w:w="80"/>
               <w:left w:type="dxa" w:w="120"/>
@@ -3989,14 +3989,14 @@
                 <w:sz w:val="20"/>
                 <w:szCs w:val="20"/>
               </w:rPr>
-              <w:t>Evolución corporal: gráficas de tus medidas, comparador de fotos (encuadre, igualar luz, blanco y negro) y vídeo de progreso</w:t>
+              <w:t xml:space="preserve">Informe mensual, con su apartado de cardio</w:t>
             </w:r>
           </w:p>
         </w:tc>
         <w:tc>
           <w:tcPr>
             <w:tcW w:type="dxa" w:w="1550"/>
-            <w:shd w:fill="F5F5F5" w:val="clear"/>
+            <w:shd w:val="clear" w:fill="F5F5F5"/>
             <w:tcMar>
               <w:top w:type="dxa" w:w="80"/>
               <w:left w:type="dxa" w:w="120"/>
@@ -4024,7 +4024,7 @@
         <w:tc>
           <w:tcPr>
             <w:tcW w:type="dxa" w:w="1550"/>
-            <w:shd w:fill="F5F5F5" w:val="clear"/>
+            <w:shd w:val="clear" w:fill="F5F5F5"/>
             <w:tcMar>
               <w:top w:type="dxa" w:w="80"/>
               <w:left w:type="dxa" w:w="120"/>
@@ -4071,11 +4071,13 @@
             <w:r>
               <w:rPr>
                 <w:rFonts w:ascii="Calibri" w:cs="Calibri" w:eastAsia="Calibri" w:hAnsi="Calibri"/>
+                <w:b w:val="false"/>
+                <w:bCs w:val="false"/>
                 <w:color w:val="1A1A1A"/>
                 <w:sz w:val="20"/>
                 <w:szCs w:val="20"/>
               </w:rPr>
-              <w:t>Pestaña Nutrición: dos formas de seguir la pauta (alimentación habitual u objetivo de calorías), peso-tendencia, cómo vas frente a lo pactado, revisión semanal, planificador de temporada, % de grasa, alimentos, vigilante de rendimiento, gasto estimado, reparto en comidas y menú semanal con IA</w:t>
+              <w:t>Evolución corporal: gráficas de tus medidas, comparador de fotos (encuadre, igualar luz, blanco y negro) y vídeo de progreso</w:t>
             </w:r>
           </w:p>
         </w:tc>
@@ -4134,6 +4136,93 @@
           </w:p>
         </w:tc>
       </w:tr>
+      <w:tr>
+        <w:trPr>
+          <w:tblHeader w:val="false"/>
+        </w:trPr>
+        <w:tc>
+          <w:tcPr>
+            <w:tcW w:type="dxa" w:w="6260"/>
+            <w:shd w:val="clear" w:fill="F5F5F5"/>
+            <w:tcMar>
+              <w:top w:type="dxa" w:w="80"/>
+              <w:left w:type="dxa" w:w="120"/>
+              <w:bottom w:type="dxa" w:w="80"/>
+              <w:right w:type="dxa" w:w="120"/>
+            </w:tcMar>
+          </w:tcPr>
+          <w:p>
+            <w:pPr>
+              <w:jc w:val="left"/>
+            </w:pPr>
+            <w:r>
+              <w:rPr>
+                <w:rFonts w:ascii="Calibri" w:cs="Calibri" w:eastAsia="Calibri" w:hAnsi="Calibri"/>
+                <w:color w:val="1A1A1A"/>
+                <w:sz w:val="20"/>
+                <w:szCs w:val="20"/>
+              </w:rPr>
+              <w:t>Pestaña Nutrición: dos formas de seguir la pauta (alimentación habitual u objetivo de calorías), peso-tendencia, cómo vas frente a lo pactado, revisión semanal, planificador de temporada, % de grasa, alimentos, vigilante de rendimiento, gasto estimado, reparto en comidas y menú semanal con IA</w:t>
+            </w:r>
+          </w:p>
+        </w:tc>
+        <w:tc>
+          <w:tcPr>
+            <w:tcW w:type="dxa" w:w="1550"/>
+            <w:shd w:val="clear" w:fill="F5F5F5"/>
+            <w:tcMar>
+              <w:top w:type="dxa" w:w="80"/>
+              <w:left w:type="dxa" w:w="120"/>
+              <w:bottom w:type="dxa" w:w="80"/>
+              <w:right w:type="dxa" w:w="120"/>
+            </w:tcMar>
+          </w:tcPr>
+          <w:p>
+            <w:pPr>
+              <w:jc w:val="center"/>
+            </w:pPr>
+            <w:r>
+              <w:rPr>
+                <w:rFonts w:ascii="Calibri" w:cs="Calibri" w:eastAsia="Calibri" w:hAnsi="Calibri"/>
+                <w:b w:val="false"/>
+                <w:bCs w:val="false"/>
+                <w:color w:val="1A1A1A"/>
+                <w:sz w:val="20"/>
+                <w:szCs w:val="20"/>
+              </w:rPr>
+              <w:t xml:space="preserve">—</w:t>
+            </w:r>
+          </w:p>
+        </w:tc>
+        <w:tc>
+          <w:tcPr>
+            <w:tcW w:type="dxa" w:w="1550"/>
+            <w:shd w:val="clear" w:fill="F5F5F5"/>
+            <w:tcMar>
+              <w:top w:type="dxa" w:w="80"/>
+              <w:left w:type="dxa" w:w="120"/>
+              <w:bottom w:type="dxa" w:w="80"/>
+              <w:right w:type="dxa" w:w="120"/>
+            </w:tcMar>
+          </w:tcPr>
+          <w:p>
+            <w:pPr>
+              <w:jc w:val="center"/>
+            </w:pPr>
+            <w:r>
+              <w:rPr>
+                <w:rFonts w:ascii="Calibri" w:cs="Calibri" w:eastAsia="Calibri" w:hAnsi="Calibri"/>
+                <w:b w:val="false"/>
+                <w:bCs w:val="false"/>
+                <w:color w:val="1A1A1A"/>
+                <w:sz w:val="20"/>
+                <w:szCs w:val="20"/>
+              </w:rPr>
+              <w:t xml:space="preserve">✓</w:t>
+            </w:r>
+          </w:p>
+        </w:tc>
+      </w:tr>
     </w:tbl>
     <w:p>
       <w:pPr>
@@ -4943,7 +5032,7 @@
           <w:sz w:val="22"/>
           <w:szCs w:val="22"/>
         </w:rPr>
-        <w:t>Se abre con el icono de ajustes (arriba a la derecha). Es un índice de categorías repartidas en tres bloques —Tu entrenamiento, Seguimiento y La app—; cada línea muestra su valor actual. Al pie figura la versión de la app. La pantalla TrueLift PRO —estado de la prueba o compra, web, descarga del manual, app de escritorio, contacto, política de privacidad y autor— no se abre desde aquí, sino con el botón PRO de la barra superior (sección 5). Dos decisiones que antes vivían aquí se toman ahora desde la pestaña Rutina, que es donde se miran: el material disponible y la semana de descarga.</w:t>
+        <w:t>Se abre con el icono de ajustes (arriba a la derecha). Es un índice de categorías repartidas en cuatro bloques —Tu entrenamiento, Seguimiento, Compartir y La app—; cada línea muestra su valor actual. Al pie figura la versión de la app. La pantalla TrueLift PRO —estado de la prueba o compra, web, descarga del manual, app de escritorio, contacto, política de privacidad y autor— no se abre desde aquí, sino con el botón PRO de la barra superior (sección 5). Dos decisiones que antes vivían aquí se toman ahora desde la pestaña Rutina, que es donde se miran: el material disponible y la semana de descarga.</w:t>
       </w:r>
     </w:p>
     <w:p>
@@ -5371,7 +5460,7 @@
           <w:sz w:val="22"/>
           <w:szCs w:val="22"/>
         </w:rPr>
-        <w:t xml:space="preserve"> (gratis, activado de serie): mientras entrenas, celebra con un cartel y sonido cada récord y cada nivel de fuerza nuevo (sección 7). Apágalo si prefieres entrenar sin interrupciones; el resumen al guardar la sesión los sigue citando.</w:t>
+        <w:t xml:space="preserve"> (gratis, activado de serie): mientras entrenas, celebra cada récord y cada nivel de fuerza nuevo con una animación a pantalla completa y su música, que puedes compartir como imagen o como vídeo (sección 7). Apágalo si prefieres entrenar sin interrupciones; el resumen al guardar la sesión los sigue citando.</w:t>
       </w:r>
     </w:p>
     <w:p>
@@ -5761,6 +5850,39 @@
           <w:szCs w:val="22"/>
         </w:rPr>
         <w:t>El modo descarga ya no se activa aquí: vive en la pestaña Rutina → Herramientas de rutina → Semana de descarga (PRO, sección 12). No es una preferencia, sino una decisión sobre cómo entrenas esta semana, y ese es el sitio donde se toma.</w:t>
+      </w:r>
+    </w:p>
+    <w:p>
+      <w:pPr>
+        <w:pStyle w:val="Heading2"/>
+        <w:spacing w:after="140" w:before="240"/>
+      </w:pPr>
+      <w:r>
+        <w:rPr>
+          <w:rFonts w:ascii="Calibri" w:cs="Calibri" w:eastAsia="Calibri" w:hAnsi="Calibri"/>
+          <w:b/>
+          <w:bCs/>
+          <w:color w:val="1A1A1A"/>
+          <w:sz w:val="25"/>
+          <w:szCs w:val="25"/>
+        </w:rPr>
+        <w:t xml:space="preserve">Compartir</w:t>
+      </w:r>
+    </w:p>
+    <w:p>
+      <w:pPr>
+        <w:spacing w:after="160" w:line="276"/>
+      </w:pPr>
+      <w:r>
+        <w:rPr>
+          <w:rFonts w:ascii="Calibri" w:cs="Calibri" w:eastAsia="Calibri" w:hAnsi="Calibri"/>
+          <w:b w:val="0"/>
+          <w:bCs w:val="false"/>
+          <w:color w:val="1A1A1A"/>
+          <w:sz w:val="22"/>
+          <w:szCs w:val="22"/>
+        </w:rPr>
+        <w:t xml:space="preserve">Conecta TrueLift con tu cuenta de Strava para publicar en ella tus sesiones de fuerza, a mano o automáticamente, y únete al club TrueLift. Sin cuenta conectada verás el botón Connect with Strava; con ella, Conectado como y tu nombre, los interruptores Publicar mis sesiones automáticamente, Incluir los pesos e Incluir los récords, y Desconectar. La fila Únete al club TrueLift en Strava está siempre. Es gratis y no aparece en el modo DEMO. Todo se explica en la sección 18.</w:t>
       </w:r>
     </w:p>
     <w:p>
@@ -8491,7 +8613,7 @@
           <w:sz w:val="22"/>
           <w:szCs w:val="22"/>
         </w:rPr>
-        <w:t xml:space="preserve"> Si al completar un ejercicio principal superas tu mejor 1RM estimado, aparece un cartel dorado con aplausos. Y la primera vez que alcanzas un nivel de fuerza —en un ejercicio o en un grupo muscular— sale un cartel propio, con el color de ese nivel y su sonido; si la misma serie sube también algún grupo, se citan debajo. Si coinciden, el del nivel espera a que acabe el del récord. Solo se celebra lo conseguido en un día en verde, y no cuentan los ejercicios hechos con molestias ni los cambiados solo por hoy; un nivel que ya tuviste y recuperas no se vuelve a celebrar. Se apagan en Ajustes → Durante la sesión → Avisos de récords y niveles.</w:t>
+        <w:t xml:space="preserve"> Si al completar un ejercicio principal superas tu mejor 1RM estimado, la pantalla se llena con una animación de TrueLift, con su música y una vibración: ¡NUEVO RÉCORD!, el dibujo del ejercicio, su nombre y tu nuevo 1RM estimado. Y la primera vez que alcanzas un nivel de fuerza —en un ejercicio o en un grupo muscular— sale una animación propia, teñida del color de ese nivel, con una medalla que lleva grabados el título, el dibujo del ejercicio y su nombre (o el grupo muscular); su música crece con el nivel, y cada nivel suma instrumentos al anterior. Si la misma serie sube también otros niveles, aparecen debajo, en También subes. Si coinciden, el del nivel espera a que cierres el del récord. Al terminar la animación aparecen Cerrar y Compartir: puedes mandarla como Imagen o como Vídeo, con la animación y la música (sección 18). Solo se celebra lo conseguido en un día en verde, y no cuentan los ejercicios hechos con molestias ni los cambiados solo por hoy; un nivel que ya tuviste y recuperas no se vuelve a celebrar. Se apagan en Ajustes → Durante la sesión → Avisos de récords y niveles.</w:t>
       </w:r>
     </w:p>
     <w:p>
@@ -9577,7 +9699,7 @@
           <w:sz w:val="22"/>
           <w:szCs w:val="22"/>
         </w:rPr>
-        <w:t xml:space="preserve">Las sesiones recientes, cada una con Compartir (imagen para redes, sección 18), Editar (peso, repeticiones, RIR, observaciones, fecha, ejercicios no realizados y ejercicios hechos con molestias) y Eliminar. En los ejercicios con carga por serie, la edición muestra una fila por serie titulada Top / Drop 1 / Drop 2… Con PRO, cada sesión lleva su luz: verde, ámbar («Sesión con intensidad modulada») o roja («Sesión con intensidad y volumen modulados»); si ese día la disponibilidad se repartió por trenes, la franja lo dice («Tren inferior limitado · Tren superior sin limitaciones»). Si registraste en tiempo real, aparece la duración.</w:t>
+        <w:t>Las sesiones recientes, cada una con Compartir (imagen para redes, sección 18), Publicar en Strava (si has conectado tu cuenta, sección 18), Editar (peso, repeticiones, RIR, observaciones, fecha, ejercicios no realizados y ejercicios hechos con molestias) y Eliminar. En los ejercicios con carga por serie, la edición muestra una fila por serie titulada Top / Drop 1 / Drop 2… Con PRO, cada sesión lleva su luz: verde, ámbar («Sesión con intensidad modulada») o roja («Sesión con intensidad y volumen modulados»); si ese día la disponibilidad se repartió por trenes, la franja lo dice («Tren inferior limitado · Tren superior sin limitaciones»). Si registraste en tiempo real, aparece la duración.</w:t>
       </w:r>
     </w:p>
     <w:p>
@@ -18442,6 +18564,38 @@
         <w:rPr>
           <w:rFonts w:ascii="Calibri" w:cs="Calibri" w:eastAsia="Calibri" w:hAnsi="Calibri"/>
           <w:b/>
+          <w:bCs/>
+          <w:color w:val="1A1A1A"/>
+          <w:sz w:val="22"/>
+          <w:szCs w:val="22"/>
+        </w:rPr>
+        <w:t xml:space="preserve">Récord y nivel nuevo:</w:t>
+      </w:r>
+      <w:r>
+        <w:rPr>
+          <w:rFonts w:ascii="Calibri" w:cs="Calibri" w:eastAsia="Calibri" w:hAnsi="Calibri"/>
+          <w:b w:val="false"/>
+          <w:bCs w:val="false"/>
+          <w:color w:val="1A1A1A"/>
+          <w:sz w:val="22"/>
+          <w:szCs w:val="22"/>
+        </w:rPr>
+        <w:t xml:space="preserve"> al acabar la animación de un récord o de un nivel de fuerza nuevo (sección 7), Compartir te deja elegir Imagen —la pantalla final, con el ejercicio y su cifra o el nivel alcanzado— o Vídeo, la animación entera con su música, en MP4. El vídeo se crea en tu móvil en unos segundos; mientras, verás Creando el vídeo… con la opción Cancelar. Los dos llevan la marca TrueLift y el fondo oscuro.</w:t>
+      </w:r>
+    </w:p>
+    <w:p>
+      <w:pPr>
+        <w:pStyle w:val="ListParagraph"/>
+        <w:numPr>
+          <w:ilvl w:val="0"/>
+          <w:numId w:val="2"/>
+        </w:numPr>
+        <w:spacing w:after="100" w:line="276"/>
+      </w:pPr>
+      <w:r>
+        <w:rPr>
+          <w:rFonts w:ascii="Calibri" w:cs="Calibri" w:eastAsia="Calibri" w:hAnsi="Calibri"/>
+          <w:b/>
           <w:color w:val="1A1A1A"/>
           <w:sz w:val="22"/>
           <w:szCs w:val="22"/>
@@ -18519,6 +18673,343 @@
           <w:szCs w:val="22"/>
         </w:rPr>
         <w:t xml:space="preserve"> (PRO): desde Progreso, en HTML, para compartir o archivar.</w:t>
+      </w:r>
+    </w:p>
+    <w:p>
+      <w:pPr>
+        <w:pStyle w:val="Heading2"/>
+        <w:spacing w:after="140" w:before="240"/>
+      </w:pPr>
+      <w:r>
+        <w:rPr>
+          <w:rFonts w:ascii="Calibri" w:cs="Calibri" w:eastAsia="Calibri" w:hAnsi="Calibri"/>
+          <w:b/>
+          <w:bCs/>
+          <w:color w:val="1A1A1A"/>
+          <w:sz w:val="25"/>
+          <w:szCs w:val="25"/>
+        </w:rPr>
+        <w:t xml:space="preserve">Compartir en Strava</w:t>
+      </w:r>
+    </w:p>
+    <w:p>
+      <w:pPr>
+        <w:spacing w:after="160" w:line="276"/>
+      </w:pPr>
+      <w:r>
+        <w:rPr>
+          <w:rFonts w:ascii="Calibri" w:cs="Calibri" w:eastAsia="Calibri" w:hAnsi="Calibri"/>
+          <w:b w:val="0"/>
+          <w:bCs w:val="false"/>
+          <w:color w:val="1A1A1A"/>
+          <w:sz w:val="22"/>
+          <w:szCs w:val="22"/>
+        </w:rPr>
+        <w:t xml:space="preserve">Si usas Strava, TrueLift puede publicar en tu cuenta un resumen de cada sesión de fuerza como una actividad de Entrenamiento con pesas. Así la ven quienes te siguen y el club TrueLift, con sus kudos y sus comentarios: todo lo social ocurre en Strava. Es gratis, también sin PRO. TrueLift no importa nada de Strava ni guarda tus datos en ningún servidor: solo publica lo que tú decides.</w:t>
+      </w:r>
+    </w:p>
+    <w:p>
+      <w:pPr>
+        <w:pStyle w:val="ListParagraph"/>
+        <w:numPr>
+          <w:ilvl w:val="0"/>
+          <w:numId w:val="2"/>
+        </w:numPr>
+        <w:spacing w:after="100" w:line="276"/>
+      </w:pPr>
+      <w:r>
+        <w:rPr>
+          <w:rFonts w:ascii="Calibri" w:cs="Calibri" w:eastAsia="Calibri" w:hAnsi="Calibri"/>
+          <w:b/>
+          <w:bCs/>
+          <w:color w:val="1A1A1A"/>
+          <w:sz w:val="22"/>
+          <w:szCs w:val="22"/>
+        </w:rPr>
+        <w:t xml:space="preserve">Conectar:</w:t>
+      </w:r>
+      <w:r>
+        <w:rPr>
+          <w:rFonts w:ascii="Calibri" w:cs="Calibri" w:eastAsia="Calibri" w:hAnsi="Calibri"/>
+          <w:b w:val="false"/>
+          <w:bCs w:val="false"/>
+          <w:color w:val="1A1A1A"/>
+          <w:sz w:val="22"/>
+          <w:szCs w:val="22"/>
+        </w:rPr>
+        <w:t xml:space="preserve"> en Ajustes → Compartir, toca Connect with Strava, entra en tu cuenta y autoriza a TrueLift. Deja marcados los dos permisos: el de subir actividades, sin el que no se puede publicar, y el de ver tus actividades, que sirve para no duplicar lo que ya subió tu reloj. Al volver, Ajustes dice Conectado como y tu nombre. Desconectar retira el acceso a TrueLift; si en ese momento no tienes internet, la cuenta se desconecta igual en el móvil y puedes retirar el acceso después desde strava.com.</w:t>
+      </w:r>
+    </w:p>
+    <w:p>
+      <w:pPr>
+        <w:pStyle w:val="ListParagraph"/>
+        <w:numPr>
+          <w:ilvl w:val="0"/>
+          <w:numId w:val="2"/>
+        </w:numPr>
+        <w:spacing w:after="100" w:line="276"/>
+      </w:pPr>
+      <w:r>
+        <w:rPr>
+          <w:rFonts w:ascii="Calibri" w:cs="Calibri" w:eastAsia="Calibri" w:hAnsi="Calibri"/>
+          <w:b/>
+          <w:bCs/>
+          <w:color w:val="1A1A1A"/>
+          <w:sz w:val="22"/>
+          <w:szCs w:val="22"/>
+        </w:rPr>
+        <w:t xml:space="preserve">Publicar una sesión:</w:t>
+      </w:r>
+      <w:r>
+        <w:rPr>
+          <w:rFonts w:ascii="Calibri" w:cs="Calibri" w:eastAsia="Calibri" w:hAnsi="Calibri"/>
+          <w:b w:val="false"/>
+          <w:bCs w:val="false"/>
+          <w:color w:val="1A1A1A"/>
+          <w:sz w:val="22"/>
+          <w:szCs w:val="22"/>
+        </w:rPr>
+        <w:t xml:space="preserve"> en el historial, cada sesión de fuerza lleva Publicar en Strava. Antes de enviar ves el título y el texto exactos que se publicarán; la primera vez, además, la app te explica qué se envía y que quién lo ve depende de la privacidad de tu cuenta de Strava. Al publicar aparece Publicada en Strava con Ver, y el botón pasa a ser Ver en Strava. No aparece en el cardio, en las sesiones importadas de Hevy o Strong ni en el modo DEMO.</w:t>
+      </w:r>
+    </w:p>
+    <w:p>
+      <w:pPr>
+        <w:pStyle w:val="ListParagraph"/>
+        <w:numPr>
+          <w:ilvl w:val="0"/>
+          <w:numId w:val="2"/>
+        </w:numPr>
+        <w:spacing w:after="100" w:line="276"/>
+      </w:pPr>
+      <w:r>
+        <w:rPr>
+          <w:rFonts w:ascii="Calibri" w:cs="Calibri" w:eastAsia="Calibri" w:hAnsi="Calibri"/>
+          <w:b/>
+          <w:bCs/>
+          <w:color w:val="1A1A1A"/>
+          <w:sz w:val="22"/>
+          <w:szCs w:val="22"/>
+        </w:rPr>
+        <w:t xml:space="preserve">Qué se publica:</w:t>
+      </w:r>
+      <w:r>
+        <w:rPr>
+          <w:rFonts w:ascii="Calibri" w:cs="Calibri" w:eastAsia="Calibri" w:hAnsi="Calibri"/>
+          <w:b w:val="false"/>
+          <w:bCs w:val="false"/>
+          <w:color w:val="1A1A1A"/>
+          <w:sz w:val="22"/>
+          <w:szCs w:val="22"/>
+        </w:rPr>
+        <w:t xml:space="preserve"> como título, el día de tu rutina seguido de · TrueLift, con la hora y la duración de la sesión. El texto empieza con la duración, los ejercicios, las series y el volumen total; sigue un bloque por ejercicio con sus series (peso × repeticiones) y el RIR de cada serie, después tus récords personales de esa sesión y, al final, Registrado con TrueLift · truelift.es. En una sesión muy larga, los últimos ejercicios se resumen en una línea. Strava no admite fotos ni formato desde otras apps, así que el texto se ordena con saltos de línea y emojis.</w:t>
+      </w:r>
+    </w:p>
+    <w:p>
+      <w:pPr>
+        <w:pStyle w:val="ListParagraph"/>
+        <w:numPr>
+          <w:ilvl w:val="0"/>
+          <w:numId w:val="2"/>
+        </w:numPr>
+        <w:spacing w:after="100" w:line="276"/>
+      </w:pPr>
+      <w:r>
+        <w:rPr>
+          <w:rFonts w:ascii="Calibri" w:cs="Calibri" w:eastAsia="Calibri" w:hAnsi="Calibri"/>
+          <w:b/>
+          <w:bCs/>
+          <w:color w:val="1A1A1A"/>
+          <w:sz w:val="22"/>
+          <w:szCs w:val="22"/>
+        </w:rPr>
+        <w:t xml:space="preserve">Publicar mis sesiones automáticamente</w:t>
+      </w:r>
+      <w:r>
+        <w:rPr>
+          <w:rFonts w:ascii="Calibri" w:cs="Calibri" w:eastAsia="Calibri" w:hAnsi="Calibri"/>
+          <w:b w:val="false"/>
+          <w:bCs w:val="false"/>
+          <w:color w:val="1A1A1A"/>
+          <w:sz w:val="22"/>
+          <w:szCs w:val="22"/>
+        </w:rPr>
+        <w:t xml:space="preserve"> (apagado de serie): cada sesión de fuerza que guardes se publica sola, sin hacerte esperar, y un aviso te dice Publicada en Strava. Si no hay conexión, el aviso dice Se publicará en Strava cuando haya conexión: queda pendiente en el móvil y sale sola en cuanto se pueda. Al encenderlo por primera vez te pide el mismo consentimiento que la primera publicación a mano.</w:t>
+      </w:r>
+    </w:p>
+    <w:p>
+      <w:pPr>
+        <w:pStyle w:val="ListParagraph"/>
+        <w:numPr>
+          <w:ilvl w:val="0"/>
+          <w:numId w:val="2"/>
+        </w:numPr>
+        <w:spacing w:after="100" w:line="276"/>
+      </w:pPr>
+      <w:r>
+        <w:rPr>
+          <w:rFonts w:ascii="Calibri" w:cs="Calibri" w:eastAsia="Calibri" w:hAnsi="Calibri"/>
+          <w:b/>
+          <w:bCs/>
+          <w:color w:val="1A1A1A"/>
+          <w:sz w:val="22"/>
+          <w:szCs w:val="22"/>
+        </w:rPr>
+        <w:t xml:space="preserve">Incluir los pesos e Incluir los récords</w:t>
+      </w:r>
+      <w:r>
+        <w:rPr>
+          <w:rFonts w:ascii="Calibri" w:cs="Calibri" w:eastAsia="Calibri" w:hAnsi="Calibri"/>
+          <w:b w:val="false"/>
+          <w:bCs w:val="false"/>
+          <w:color w:val="1A1A1A"/>
+          <w:sz w:val="22"/>
+          <w:szCs w:val="22"/>
+        </w:rPr>
+        <w:t xml:space="preserve"> (activados de serie): valen para las dos formas de publicar. Sin los pesos, el texto lleva las repeticiones y el RIR, pero no los kilos ni el volumen total; sin los récords, no los cita.</w:t>
+      </w:r>
+    </w:p>
+    <w:p>
+      <w:pPr>
+        <w:pStyle w:val="ListParagraph"/>
+        <w:numPr>
+          <w:ilvl w:val="0"/>
+          <w:numId w:val="2"/>
+        </w:numPr>
+        <w:spacing w:after="100" w:line="276"/>
+      </w:pPr>
+      <w:r>
+        <w:rPr>
+          <w:rFonts w:ascii="Calibri" w:cs="Calibri" w:eastAsia="Calibri" w:hAnsi="Calibri"/>
+          <w:b/>
+          <w:bCs/>
+          <w:color w:val="1A1A1A"/>
+          <w:sz w:val="22"/>
+          <w:szCs w:val="22"/>
+        </w:rPr>
+        <w:t xml:space="preserve">Si tu reloj ya sube tus entrenos:</w:t>
+      </w:r>
+      <w:r>
+        <w:rPr>
+          <w:rFonts w:ascii="Calibri" w:cs="Calibri" w:eastAsia="Calibri" w:hAnsi="Calibri"/>
+          <w:b w:val="false"/>
+          <w:bCs w:val="false"/>
+          <w:color w:val="1A1A1A"/>
+          <w:sz w:val="22"/>
+          <w:szCs w:val="22"/>
+        </w:rPr>
+        <w:t xml:space="preserve"> TrueLift no crea una actividad repetida. Al publicar a mano te avisa (Ya tienes en Strava «…» a esa hora) y eliges Añadir a esa o Crear otra; en automático, añade el resumen a la actividad del reloj y te lo dice: Resumen añadido a tu actividad de Strava. El nombre que puso el reloj se respeta. Si al conectar desmarcaste el permiso de ver tus actividades, TrueLift no puede comprobarlo y Ajustes te avisa de que saldrían dos veces: desconecta y vuelve a conectar con ese permiso, o deja la publicación automática apagada.</w:t>
+      </w:r>
+    </w:p>
+    <w:p>
+      <w:pPr>
+        <w:pStyle w:val="ListParagraph"/>
+        <w:numPr>
+          <w:ilvl w:val="0"/>
+          <w:numId w:val="2"/>
+        </w:numPr>
+        <w:spacing w:after="100" w:line="276"/>
+      </w:pPr>
+      <w:r>
+        <w:rPr>
+          <w:rFonts w:ascii="Calibri" w:cs="Calibri" w:eastAsia="Calibri" w:hAnsi="Calibri"/>
+          <w:b/>
+          <w:bCs/>
+          <w:color w:val="1A1A1A"/>
+          <w:sz w:val="22"/>
+          <w:szCs w:val="22"/>
+        </w:rPr>
+        <w:t xml:space="preserve">Editar y borrar:</w:t>
+      </w:r>
+      <w:r>
+        <w:rPr>
+          <w:rFonts w:ascii="Calibri" w:cs="Calibri" w:eastAsia="Calibri" w:hAnsi="Calibri"/>
+          <w:b w:val="false"/>
+          <w:bCs w:val="false"/>
+          <w:color w:val="1A1A1A"/>
+          <w:sz w:val="22"/>
+          <w:szCs w:val="22"/>
+        </w:rPr>
+        <w:t xml:space="preserve"> si editas una sesión ya publicada, su texto en Strava se actualiza solo. Strava no deja que otras apps borren actividades: al eliminar una sesión publicada, la app te lo recuerda y te ofrece Abrir en Strava para borrarla allí.</w:t>
+      </w:r>
+    </w:p>
+    <w:p>
+      <w:pPr>
+        <w:pStyle w:val="ListParagraph"/>
+        <w:numPr>
+          <w:ilvl w:val="0"/>
+          <w:numId w:val="2"/>
+        </w:numPr>
+        <w:spacing w:after="100" w:line="276"/>
+      </w:pPr>
+      <w:r>
+        <w:rPr>
+          <w:rFonts w:ascii="Calibri" w:cs="Calibri" w:eastAsia="Calibri" w:hAnsi="Calibri"/>
+          <w:b/>
+          <w:bCs/>
+          <w:color w:val="1A1A1A"/>
+          <w:sz w:val="22"/>
+          <w:szCs w:val="22"/>
+        </w:rPr>
+        <w:t xml:space="preserve">Añadir imagen:</w:t>
+      </w:r>
+      <w:r>
+        <w:rPr>
+          <w:rFonts w:ascii="Calibri" w:cs="Calibri" w:eastAsia="Calibri" w:hAnsi="Calibri"/>
+          <w:b w:val="false"/>
+          <w:bCs w:val="false"/>
+          <w:color w:val="1A1A1A"/>
+          <w:sz w:val="22"/>
+          <w:szCs w:val="22"/>
+        </w:rPr>
+        <w:t xml:space="preserve"> ya publicada, la sesión ofrece también una imagen con el dibujo de cada ejercicio. Guardar imagen para Strava la deja en tu galería y te explica el último paso, que haces tú porque Strava no deja a otras apps añadir fotos: en la actividad, Editar › Añadir fotos, y eliges esa imagen. Abrir Strava te lleva directamente.</w:t>
+      </w:r>
+    </w:p>
+    <w:p>
+      <w:pPr>
+        <w:pStyle w:val="ListParagraph"/>
+        <w:numPr>
+          <w:ilvl w:val="0"/>
+          <w:numId w:val="2"/>
+        </w:numPr>
+        <w:spacing w:after="100" w:line="276"/>
+      </w:pPr>
+      <w:r>
+        <w:rPr>
+          <w:rFonts w:ascii="Calibri" w:cs="Calibri" w:eastAsia="Calibri" w:hAnsi="Calibri"/>
+          <w:b/>
+          <w:bCs/>
+          <w:color w:val="1A1A1A"/>
+          <w:sz w:val="22"/>
+          <w:szCs w:val="22"/>
+        </w:rPr>
+        <w:t xml:space="preserve">Club TrueLift:</w:t>
+      </w:r>
+      <w:r>
+        <w:rPr>
+          <w:rFonts w:ascii="Calibri" w:cs="Calibri" w:eastAsia="Calibri" w:hAnsi="Calibri"/>
+          <w:b w:val="false"/>
+          <w:bCs w:val="false"/>
+          <w:color w:val="1A1A1A"/>
+          <w:sz w:val="22"/>
+          <w:szCs w:val="22"/>
+        </w:rPr>
+        <w:t xml:space="preserve"> la fila Únete al club TrueLift en Strava, en Ajustes → Compartir, abre el club, con retos, eventos y las sesiones de quienes entrenan con TrueLift; está aunque no hayas conectado tu cuenta. Tras tu primera publicación, el aviso te lo ofrece una vez (¿Te unes al club TrueLift? · Unirme). Unirte lo haces tú, en Strava.</w:t>
+      </w:r>
+    </w:p>
+    <w:p>
+      <w:pPr>
+        <w:spacing w:after="160" w:line="276"/>
+      </w:pPr>
+      <w:r>
+        <w:rPr>
+          <w:rFonts w:ascii="Calibri" w:cs="Calibri" w:eastAsia="Calibri" w:hAnsi="Calibri"/>
+          <w:b w:val="0"/>
+          <w:bCs w:val="false"/>
+          <w:color w:val="1A1A1A"/>
+          <w:sz w:val="22"/>
+          <w:szCs w:val="22"/>
+        </w:rPr>
+        <w:t xml:space="preserve">La conexión se guarda en el almacén seguro de tu móvil y no viaja en la copia de seguridad; los interruptores y la lista de lo ya publicado, sí. Tras restaurar la copia en otro móvil, vuelve a conectar: lo ya publicado no se publica otra vez. Si Strava cierra la conexión, Ajustes lo avisa: Strava ha cerrado la conexión. Vuelve a conectar para seguir compartiendo.</w:t>
       </w:r>
     </w:p>
     <w:p>
@@ -21414,6 +21905,181 @@
           <w:szCs w:val="22"/>
         </w:rPr>
         <w:t>, en truelift.es/escritorio/: abres en el ordenador la misma copia de seguridad de la app y ves tus métricas en grande. El enlace está en la pantalla TrueLift PRO y al final del informe mensual.</w:t>
+      </w:r>
+    </w:p>
+    <w:p>
+      <w:pPr>
+        <w:spacing w:after="160" w:line="276"/>
+      </w:pPr>
+      <w:r>
+        <w:rPr>
+          <w:rFonts w:ascii="Calibri" w:cs="Calibri" w:eastAsia="Calibri" w:hAnsi="Calibri"/>
+          <w:b/>
+          <w:bCs/>
+          <w:color w:val="1A1A1A"/>
+          <w:sz w:val="22"/>
+          <w:szCs w:val="22"/>
+        </w:rPr>
+        <w:t xml:space="preserve">¿Puedo compartir un récord o un nivel nuevo?</w:t>
+      </w:r>
+      <w:r>
+        <w:rPr>
+          <w:rFonts w:ascii="Calibri" w:cs="Calibri" w:eastAsia="Calibri" w:hAnsi="Calibri"/>
+          <w:color w:val="1A1A1A"/>
+          <w:sz w:val="22"/>
+          <w:szCs w:val="22"/>
+        </w:rPr>
+        <w:t xml:space="preserve"> Sí. Al acabar la animación, toca Compartir y elige Imagen o Vídeo, con la animación y la música.</w:t>
+      </w:r>
+    </w:p>
+    <w:p>
+      <w:pPr>
+        <w:spacing w:after="160" w:line="276"/>
+      </w:pPr>
+      <w:r>
+        <w:rPr>
+          <w:rFonts w:ascii="Calibri" w:cs="Calibri" w:eastAsia="Calibri" w:hAnsi="Calibri"/>
+          <w:b/>
+          <w:bCs/>
+          <w:color w:val="1A1A1A"/>
+          <w:sz w:val="22"/>
+          <w:szCs w:val="22"/>
+        </w:rPr>
+        <w:t xml:space="preserve">¿Cómo publico mis entrenos en Strava?</w:t>
+      </w:r>
+      <w:r>
+        <w:rPr>
+          <w:rFonts w:ascii="Calibri" w:cs="Calibri" w:eastAsia="Calibri" w:hAnsi="Calibri"/>
+          <w:color w:val="1A1A1A"/>
+          <w:sz w:val="22"/>
+          <w:szCs w:val="22"/>
+        </w:rPr>
+        <w:t xml:space="preserve"> Conecta tu cuenta en Ajustes → Compartir → Connect with Strava. Después, toca Publicar en Strava en una sesión del historial o activa Publicar mis sesiones automáticamente. Es gratis.</w:t>
+      </w:r>
+    </w:p>
+    <w:p>
+      <w:pPr>
+        <w:spacing w:after="160" w:line="276"/>
+      </w:pPr>
+      <w:r>
+        <w:rPr>
+          <w:rFonts w:ascii="Calibri" w:cs="Calibri" w:eastAsia="Calibri" w:hAnsi="Calibri"/>
+          <w:b/>
+          <w:bCs/>
+          <w:color w:val="1A1A1A"/>
+          <w:sz w:val="22"/>
+          <w:szCs w:val="22"/>
+        </w:rPr>
+        <w:t xml:space="preserve">Mi reloj ya sube mis entrenos a Strava, ¿saldrán dos veces?</w:t>
+      </w:r>
+      <w:r>
+        <w:rPr>
+          <w:rFonts w:ascii="Calibri" w:cs="Calibri" w:eastAsia="Calibri" w:hAnsi="Calibri"/>
+          <w:color w:val="1A1A1A"/>
+          <w:sz w:val="22"/>
+          <w:szCs w:val="22"/>
+        </w:rPr>
+        <w:t xml:space="preserve"> No, si al conectar dejaste marcado el permiso de ver tus actividades: TrueLift añade su resumen a la actividad del reloj en lugar de crear otra. Si lo desmarcaste, desconecta y vuelve a conectar con ese permiso.</w:t>
+      </w:r>
+    </w:p>
+    <w:p>
+      <w:pPr>
+        <w:spacing w:after="160" w:line="276"/>
+      </w:pPr>
+      <w:r>
+        <w:rPr>
+          <w:rFonts w:ascii="Calibri" w:cs="Calibri" w:eastAsia="Calibri" w:hAnsi="Calibri"/>
+          <w:b/>
+          <w:bCs/>
+          <w:color w:val="1A1A1A"/>
+          <w:sz w:val="22"/>
+          <w:szCs w:val="22"/>
+        </w:rPr>
+        <w:t xml:space="preserve">He borrado una sesión y sigue en Strava.</w:t>
+      </w:r>
+      <w:r>
+        <w:rPr>
+          <w:rFonts w:ascii="Calibri" w:cs="Calibri" w:eastAsia="Calibri" w:hAnsi="Calibri"/>
+          <w:color w:val="1A1A1A"/>
+          <w:sz w:val="22"/>
+          <w:szCs w:val="22"/>
+        </w:rPr>
+        <w:t xml:space="preserve"> Strava no deja que otras apps borren actividades. Bórrala en Strava: al eliminarla en TrueLift, Abrir en Strava te lleva a ella.</w:t>
+      </w:r>
+    </w:p>
+    <w:p>
+      <w:pPr>
+        <w:spacing w:after="160" w:line="276"/>
+      </w:pPr>
+      <w:r>
+        <w:rPr>
+          <w:rFonts w:ascii="Calibri" w:cs="Calibri" w:eastAsia="Calibri" w:hAnsi="Calibri"/>
+          <w:b/>
+          <w:bCs/>
+          <w:color w:val="1A1A1A"/>
+          <w:sz w:val="22"/>
+          <w:szCs w:val="22"/>
+        </w:rPr>
+        <w:t xml:space="preserve">¿Por qué mi actividad de Strava no tiene los dibujos de los ejercicios?</w:t>
+      </w:r>
+      <w:r>
+        <w:rPr>
+          <w:rFonts w:ascii="Calibri" w:cs="Calibri" w:eastAsia="Calibri" w:hAnsi="Calibri"/>
+          <w:color w:val="1A1A1A"/>
+          <w:sz w:val="22"/>
+          <w:szCs w:val="22"/>
+        </w:rPr>
+        <w:t xml:space="preserve"> Strava no deja que otras apps suban fotos. En la sesión publicada, toca Añadir imagen → Guardar imagen para Strava y añádela tú en la actividad (Editar › Añadir fotos).</w:t>
+      </w:r>
+    </w:p>
+    <w:p>
+      <w:pPr>
+        <w:spacing w:after="160" w:line="276"/>
+      </w:pPr>
+      <w:r>
+        <w:rPr>
+          <w:rFonts w:ascii="Calibri" w:cs="Calibri" w:eastAsia="Calibri" w:hAnsi="Calibri"/>
+          <w:b/>
+          <w:bCs/>
+          <w:color w:val="1A1A1A"/>
+          <w:sz w:val="22"/>
+          <w:szCs w:val="22"/>
+        </w:rPr>
+        <w:t xml:space="preserve">He restaurado la copia en otro móvil y ya no publica en Strava.</w:t>
+      </w:r>
+      <w:r>
+        <w:rPr>
+          <w:rFonts w:ascii="Calibri" w:cs="Calibri" w:eastAsia="Calibri" w:hAnsi="Calibri"/>
+          <w:color w:val="1A1A1A"/>
+          <w:sz w:val="22"/>
+          <w:szCs w:val="22"/>
+        </w:rPr>
+        <w:t xml:space="preserve"> Por seguridad, la conexión con Strava no viaja en la copia. Vuelve a conectar en Ajustes → Compartir; lo ya publicado no se repite.</w:t>
+      </w:r>
+    </w:p>
+    <w:p>
+      <w:pPr>
+        <w:spacing w:after="160" w:line="276"/>
+      </w:pPr>
+      <w:r>
+        <w:rPr>
+          <w:rFonts w:ascii="Calibri" w:cs="Calibri" w:eastAsia="Calibri" w:hAnsi="Calibri"/>
+          <w:b/>
+          <w:bCs/>
+          <w:color w:val="1A1A1A"/>
+          <w:sz w:val="22"/>
+          <w:szCs w:val="22"/>
+        </w:rPr>
+        <w:t xml:space="preserve">¿Quién ve lo que publico en Strava?</w:t>
+      </w:r>
+      <w:r>
+        <w:rPr>
+          <w:rFonts w:ascii="Calibri" w:cs="Calibri" w:eastAsia="Calibri" w:hAnsi="Calibri"/>
+          <w:color w:val="1A1A1A"/>
+          <w:sz w:val="22"/>
+          <w:szCs w:val="22"/>
+        </w:rPr>
+        <w:t xml:space="preserve"> Quien permita la privacidad de tu cuenta de Strava. Se cambia allí, para todas tus actividades o para cada una.</w:t>
       </w:r>
     </w:p>
     <w:p>
